--- a/lab3/Лабораторная работа №3.docx
+++ b/lab3/Лабораторная работа №3.docx
@@ -1,6 +1,6 @@
 
 <file path=word/document.xml><?xml version="1.0" encoding="utf-8"?>
-<w:document xmlns:wpc="http://schemas.microsoft.com/office/word/2010/wordprocessingCanvas" xmlns:cx="http://schemas.microsoft.com/office/drawing/2014/chartex" xmlns:mc="http://schemas.openxmlformats.org/markup-compatibility/2006" xmlns:o="urn:schemas-microsoft-com:office:office" xmlns:r="http://schemas.openxmlformats.org/officeDocument/2006/relationships" xmlns:m="http://schemas.openxmlformats.org/officeDocument/2006/math" xmlns:v="urn:schemas-microsoft-com:vml" xmlns:wp14="http://schemas.microsoft.com/office/word/2010/wordprocessingDrawing" xmlns:wp="http://schemas.openxmlformats.org/drawingml/2006/wordprocessingDrawing" xmlns:w10="urn:schemas-microsoft-com:office:word" xmlns:w="http://schemas.openxmlformats.org/wordprocessingml/2006/main" xmlns:w14="http://schemas.microsoft.com/office/word/2010/wordml" xmlns:w15="http://schemas.microsoft.com/office/word/2012/wordml" xmlns:w16se="http://schemas.microsoft.com/office/word/2015/wordml/symex" xmlns:wpg="http://schemas.microsoft.com/office/word/2010/wordprocessingGroup" xmlns:wpi="http://schemas.microsoft.com/office/word/2010/wordprocessingInk" xmlns:wne="http://schemas.microsoft.com/office/word/2006/wordml" xmlns:wps="http://schemas.microsoft.com/office/word/2010/wordprocessingShape" mc:Ignorable="w14 w15 w16se wp14">
+<w:document xmlns:wpc="http://schemas.microsoft.com/office/word/2010/wordprocessingCanvas" xmlns:cx="http://schemas.microsoft.com/office/drawing/2014/chartex" xmlns:cx1="http://schemas.microsoft.com/office/drawing/2015/9/8/chartex" xmlns:cx2="http://schemas.microsoft.com/office/drawing/2015/10/21/chartex" xmlns:cx3="http://schemas.microsoft.com/office/drawing/2016/5/9/chartex" xmlns:cx4="http://schemas.microsoft.com/office/drawing/2016/5/10/chartex" xmlns:cx5="http://schemas.microsoft.com/office/drawing/2016/5/11/chartex" xmlns:cx6="http://schemas.microsoft.com/office/drawing/2016/5/12/chartex" xmlns:cx7="http://schemas.microsoft.com/office/drawing/2016/5/13/chartex" xmlns:cx8="http://schemas.microsoft.com/office/drawing/2016/5/14/chartex" xmlns:mc="http://schemas.openxmlformats.org/markup-compatibility/2006" xmlns:aink="http://schemas.microsoft.com/office/drawing/2016/ink" xmlns:am3d="http://schemas.microsoft.com/office/drawing/2017/model3d" xmlns:o="urn:schemas-microsoft-com:office:office" xmlns:oel="http://schemas.microsoft.com/office/2019/extlst" xmlns:r="http://schemas.openxmlformats.org/officeDocument/2006/relationships" xmlns:m="http://schemas.openxmlformats.org/officeDocument/2006/math" xmlns:v="urn:schemas-microsoft-com:vml" xmlns:wp14="http://schemas.microsoft.com/office/word/2010/wordprocessingDrawing" xmlns:wp="http://schemas.openxmlformats.org/drawingml/2006/wordprocessingDrawing" xmlns:w10="urn:schemas-microsoft-com:office:word" xmlns:w="http://schemas.openxmlformats.org/wordprocessingml/2006/main" xmlns:w14="http://schemas.microsoft.com/office/word/2010/wordml" xmlns:w15="http://schemas.microsoft.com/office/word/2012/wordml" xmlns:w16cex="http://schemas.microsoft.com/office/word/2018/wordml/cex" xmlns:w16cid="http://schemas.microsoft.com/office/word/2016/wordml/cid" xmlns:w16="http://schemas.microsoft.com/office/word/2018/wordml" xmlns:w16du="http://schemas.microsoft.com/office/word/2023/wordml/word16du" xmlns:w16sdtdh="http://schemas.microsoft.com/office/word/2020/wordml/sdtdatahash" xmlns:w16sdtfl="http://schemas.microsoft.com/office/word/2024/wordml/sdtformatlock" xmlns:w16se="http://schemas.microsoft.com/office/word/2015/wordml/symex" xmlns:wpg="http://schemas.microsoft.com/office/word/2010/wordprocessingGroup" xmlns:wpi="http://schemas.microsoft.com/office/word/2010/wordprocessingInk" xmlns:wne="http://schemas.microsoft.com/office/word/2006/wordml" xmlns:wps="http://schemas.microsoft.com/office/word/2010/wordprocessingShape" mc:Ignorable="w14 w15 w16se w16cid w16 w16cex w16sdtdh w16sdtfl w16du wp14">
   <w:body>
     <w:p>
       <w:pPr>
@@ -67,7 +67,6 @@
         <w:rPr>
           <w:rFonts w:cs="Times New Roman"/>
           <w:szCs w:val="28"/>
-          <w:lang w:val="en-US"/>
         </w:rPr>
       </w:pPr>
       <w:r>
@@ -99,7 +98,7 @@
           <w:rFonts w:cs="Times New Roman"/>
           <w:szCs w:val="28"/>
         </w:rPr>
-        <w:t>Исследование работы БЭВМ</w:t>
+        <w:t>Выполнение циклических программ</w:t>
       </w:r>
     </w:p>
     <w:p>
@@ -116,7 +115,7 @@
           <w:rFonts w:cs="Times New Roman"/>
           <w:szCs w:val="28"/>
         </w:rPr>
-        <w:t>14062</w:t>
+        <w:t>884</w:t>
       </w:r>
       <w:r>
         <w:rPr>
@@ -1288,7 +1287,10 @@
         <w:t xml:space="preserve">   </w:t>
       </w:r>
       <w:r>
-        <w:t>Вариант 884</w:t>
+        <w:t>Вариант 8</w:t>
+      </w:r>
+      <w:r>
+        <w:t>84</w:t>
       </w:r>
     </w:p>
     <w:p>
@@ -1296,11 +1298,15 @@
         <w:ind w:firstLine="0"/>
       </w:pPr>
       <w:r>
+        <w:rPr>
+          <w:noProof/>
+          <w:lang w:eastAsia="ru-RU"/>
+        </w:rPr>
         <w:drawing>
-          <wp:inline distT="0" distB="0" distL="0" distR="0" wp14:anchorId="381C56A5" wp14:editId="13973F7A">
-            <wp:extent cx="5940425" cy="2828925"/>
-            <wp:effectExtent l="0" t="0" r="3175" b="9525"/>
-            <wp:docPr id="1" name="Рисунок 1"/>
+          <wp:inline distT="0" distB="0" distL="0" distR="0" wp14:anchorId="7F9CBA74" wp14:editId="4DE653D5">
+            <wp:extent cx="5940425" cy="2976880"/>
+            <wp:effectExtent l="0" t="0" r="3175" b="0"/>
+            <wp:docPr id="1169974753" name="Рисунок 1"/>
             <wp:cNvGraphicFramePr>
               <a:graphicFrameLocks xmlns:a="http://schemas.openxmlformats.org/drawingml/2006/main" noChangeAspect="1"/>
             </wp:cNvGraphicFramePr>
@@ -1308,7 +1314,7 @@
               <a:graphicData uri="http://schemas.openxmlformats.org/drawingml/2006/picture">
                 <pic:pic xmlns:pic="http://schemas.openxmlformats.org/drawingml/2006/picture">
                   <pic:nvPicPr>
-                    <pic:cNvPr id="1" name=""/>
+                    <pic:cNvPr id="1169974753" name=""/>
                     <pic:cNvPicPr/>
                   </pic:nvPicPr>
                   <pic:blipFill>
@@ -1320,7 +1326,7 @@
                   <pic:spPr>
                     <a:xfrm>
                       <a:off x="0" y="0"/>
-                      <a:ext cx="5940425" cy="2828925"/>
+                      <a:ext cx="5940425" cy="2976880"/>
                     </a:xfrm>
                     <a:prstGeom prst="rect">
                       <a:avLst/>
@@ -1332,8 +1338,6 @@
           </wp:inline>
         </w:drawing>
       </w:r>
-      <w:bookmarkStart w:id="1" w:name="_GoBack"/>
-      <w:bookmarkEnd w:id="1"/>
     </w:p>
     <w:p>
       <w:pPr>
@@ -1343,26 +1347,35 @@
           <w:numId w:val="3"/>
         </w:numPr>
       </w:pPr>
-      <w:bookmarkStart w:id="2" w:name="_Toc215414126"/>
+      <w:bookmarkStart w:id="1" w:name="_Toc215414126"/>
       <w:r>
         <w:t>Порядок выполнения работы</w:t>
       </w:r>
-      <w:bookmarkEnd w:id="2"/>
+      <w:bookmarkEnd w:id="1"/>
     </w:p>
     <w:p>
       <w:r>
-        <w:t>Восстановить текст заданного варианта программы, отделить ячейки данных от кода программы, написать назначение программы и реализуемую функцию, которую представить в виде формулы.</w:t>
+        <w:t>По выданному преподавателем варианту восстановить текст заданного варианта программы, определить предназначение и составить описание программы, определить область представления и область допустимых значений исходных данных и результата, выполнить трассировку программы.</w:t>
       </w:r>
     </w:p>
     <w:p>
-      <w:r>
-        <w:t>Во время допуска к работе получить у преподавателя исходные данные для переменных, согласовать вариант программы для исполнения, занести в память базовой ЭВМ заданный вариант программы и, выполняя ее по командам, заполнить таблицу трассировки выполненной программы. Занесение программы с данными, а также запуск программы в пультовом режиме продемонстрировать преподавателю</w:t>
-      </w:r>
-      <w:r>
-        <w:t>.</w:t>
+      <w:pPr>
+        <w:spacing w:after="160" w:line="278" w:lineRule="auto"/>
+        <w:ind w:firstLine="0"/>
+        <w:jc w:val="left"/>
+        <w:rPr>
+          <w:rFonts w:eastAsiaTheme="majorEastAsia" w:cstheme="majorBidi"/>
+          <w:b/>
+          <w:color w:val="000000" w:themeColor="text1"/>
+          <w:sz w:val="32"/>
+          <w:szCs w:val="40"/>
+        </w:rPr>
+      </w:pPr>
+      <w:bookmarkStart w:id="2" w:name="_Toc215414127"/>
+      <w:r>
+        <w:br w:type="page"/>
       </w:r>
     </w:p>
-    <w:p/>
     <w:p>
       <w:pPr>
         <w:pStyle w:val="1"/>
@@ -1371,11 +1384,11 @@
           <w:numId w:val="3"/>
         </w:numPr>
       </w:pPr>
-      <w:bookmarkStart w:id="3" w:name="_Toc215414127"/>
-      <w:r>
+      <w:r>
+        <w:lastRenderedPageBreak/>
         <w:t>Выполнение работы</w:t>
       </w:r>
-      <w:bookmarkEnd w:id="3"/>
+      <w:bookmarkEnd w:id="2"/>
     </w:p>
     <w:p>
       <w:pPr>
@@ -1385,11 +1398,11 @@
           <w:numId w:val="5"/>
         </w:numPr>
       </w:pPr>
-      <w:bookmarkStart w:id="4" w:name="_Toc215414128"/>
+      <w:bookmarkStart w:id="3" w:name="_Toc215414128"/>
       <w:r>
         <w:t>Текст исходной программы</w:t>
       </w:r>
-      <w:bookmarkEnd w:id="4"/>
+      <w:bookmarkEnd w:id="3"/>
     </w:p>
     <w:tbl>
       <w:tblPr>
@@ -1401,9 +1414,9 @@
       <w:tblGrid>
         <w:gridCol w:w="957"/>
         <w:gridCol w:w="374"/>
-        <w:gridCol w:w="901"/>
+        <w:gridCol w:w="916"/>
         <w:gridCol w:w="1613"/>
-        <w:gridCol w:w="3037"/>
+        <w:gridCol w:w="3745"/>
       </w:tblGrid>
       <w:tr>
         <w:trPr>
@@ -1495,9 +1508,18 @@
               <w:spacing w:line="276" w:lineRule="auto"/>
               <w:ind w:firstLine="0"/>
               <w:jc w:val="left"/>
-            </w:pPr>
-            <w:r>
-              <w:t>020</w:t>
+              <w:rPr>
+                <w:lang w:val="en-US"/>
+              </w:rPr>
+            </w:pPr>
+            <w:r>
+              <w:t>2</w:t>
+            </w:r>
+            <w:r>
+              <w:rPr>
+                <w:lang w:val="en-US"/>
+              </w:rPr>
+              <w:t>A5</w:t>
             </w:r>
           </w:p>
         </w:tc>
@@ -1608,7 +1630,7 @@
               <w:rPr>
                 <w:lang w:val="en-US"/>
               </w:rPr>
-              <w:t>021</w:t>
+              <w:t>2A6</w:t>
             </w:r>
           </w:p>
         </w:tc>
@@ -1641,13 +1663,7 @@
               <w:rPr>
                 <w:lang w:val="en-US"/>
               </w:rPr>
-              <w:t>40</w:t>
-            </w:r>
-            <w:r>
-              <w:rPr>
-                <w:lang w:val="en-US"/>
-              </w:rPr>
-              <w:t>28</w:t>
+              <w:t>EEFD</w:t>
             </w:r>
           </w:p>
         </w:tc>
@@ -1668,13 +1684,7 @@
               <w:rPr>
                 <w:lang w:val="en-US"/>
               </w:rPr>
-              <w:t xml:space="preserve">ADD </w:t>
-            </w:r>
-            <w:r>
-              <w:rPr>
-                <w:lang w:val="en-US"/>
-              </w:rPr>
-              <w:t>028</w:t>
+              <w:t>ST IP-3</w:t>
             </w:r>
           </w:p>
         </w:tc>
@@ -1695,19 +1705,13 @@
               <w:rPr>
                 <w:lang w:val="en-US"/>
               </w:rPr>
-              <w:t>AC + 0</w:t>
-            </w:r>
-            <w:r>
-              <w:rPr>
-                <w:lang w:val="en-US"/>
-              </w:rPr>
-              <w:t>28</w:t>
-            </w:r>
-            <w:r>
-              <w:rPr>
-                <w:lang w:val="en-US"/>
-              </w:rPr>
-              <w:t xml:space="preserve"> -&gt; AC, NZVC</w:t>
+              <w:t xml:space="preserve">AC -&gt; </w:t>
+            </w:r>
+            <w:r>
+              <w:rPr>
+                <w:lang w:val="en-US"/>
+              </w:rPr>
+              <w:t>2A4</w:t>
             </w:r>
           </w:p>
         </w:tc>
@@ -1733,7 +1737,7 @@
               <w:rPr>
                 <w:lang w:val="en-US"/>
               </w:rPr>
-              <w:t>022</w:t>
+              <w:t>2A7</w:t>
             </w:r>
           </w:p>
         </w:tc>
@@ -1766,7 +1770,7 @@
               <w:rPr>
                 <w:lang w:val="en-US"/>
               </w:rPr>
-              <w:t>402B</w:t>
+              <w:t>AF03</w:t>
             </w:r>
           </w:p>
         </w:tc>
@@ -1787,7 +1791,7 @@
               <w:rPr>
                 <w:lang w:val="en-US"/>
               </w:rPr>
-              <w:t>ADD</w:t>
+              <w:t>LD</w:t>
             </w:r>
             <w:r>
               <w:rPr>
@@ -1799,7 +1803,7 @@
               <w:rPr>
                 <w:lang w:val="en-US"/>
               </w:rPr>
-              <w:t>02B</w:t>
+              <w:t>#3</w:t>
             </w:r>
           </w:p>
         </w:tc>
@@ -1820,25 +1824,7 @@
               <w:rPr>
                 <w:lang w:val="en-US"/>
               </w:rPr>
-              <w:t>AC</w:t>
-            </w:r>
-            <w:r>
-              <w:rPr>
-                <w:lang w:val="en-US"/>
-              </w:rPr>
-              <w:t xml:space="preserve"> + 02B</w:t>
-            </w:r>
-            <w:r>
-              <w:rPr>
-                <w:lang w:val="en-US"/>
-              </w:rPr>
-              <w:t xml:space="preserve"> -&gt; </w:t>
-            </w:r>
-            <w:r>
-              <w:rPr>
-                <w:lang w:val="en-US"/>
-              </w:rPr>
-              <w:t>AC, NZVC</w:t>
+              <w:t>3 -&gt; AC</w:t>
             </w:r>
           </w:p>
         </w:tc>
@@ -1864,8 +1850,7 @@
               <w:rPr>
                 <w:lang w:val="en-US"/>
               </w:rPr>
-              <w:lastRenderedPageBreak/>
-              <w:t>023</w:t>
+              <w:t>2A8</w:t>
             </w:r>
           </w:p>
         </w:tc>
@@ -1898,7 +1883,7 @@
               <w:rPr>
                 <w:lang w:val="en-US"/>
               </w:rPr>
-              <w:t>E02C</w:t>
+              <w:t>EEFA</w:t>
             </w:r>
           </w:p>
         </w:tc>
@@ -1919,7 +1904,13 @@
               <w:rPr>
                 <w:lang w:val="en-US"/>
               </w:rPr>
-              <w:t>ST 02C</w:t>
+              <w:t xml:space="preserve">ST </w:t>
+            </w:r>
+            <w:r>
+              <w:rPr>
+                <w:lang w:val="en-US"/>
+              </w:rPr>
+              <w:t>IP-6</w:t>
             </w:r>
           </w:p>
         </w:tc>
@@ -1940,7 +1931,7 @@
               <w:rPr>
                 <w:lang w:val="en-US"/>
               </w:rPr>
-              <w:t>AC -&gt; 02C</w:t>
+              <w:t>AC -&gt; 2A3</w:t>
             </w:r>
           </w:p>
         </w:tc>
@@ -1966,7 +1957,7 @@
               <w:rPr>
                 <w:lang w:val="en-US"/>
               </w:rPr>
-              <w:t>024</w:t>
+              <w:t>2A9</w:t>
             </w:r>
           </w:p>
         </w:tc>
@@ -1999,7 +1990,7 @@
               <w:rPr>
                 <w:lang w:val="en-US"/>
               </w:rPr>
-              <w:t>A02A</w:t>
+              <w:t>4EF7</w:t>
             </w:r>
           </w:p>
         </w:tc>
@@ -2020,19 +2011,7 @@
               <w:rPr>
                 <w:lang w:val="en-US"/>
               </w:rPr>
-              <w:t>LD</w:t>
-            </w:r>
-            <w:r>
-              <w:rPr>
-                <w:lang w:val="en-US"/>
-              </w:rPr>
-              <w:t xml:space="preserve"> 02</w:t>
-            </w:r>
-            <w:r>
-              <w:rPr>
-                <w:lang w:val="en-US"/>
-              </w:rPr>
-              <w:t>A</w:t>
+              <w:t>ADD IP-9</w:t>
             </w:r>
           </w:p>
         </w:tc>
@@ -2045,18 +2024,18 @@
               <w:spacing w:line="276" w:lineRule="auto"/>
               <w:ind w:firstLine="0"/>
               <w:jc w:val="left"/>
-            </w:pPr>
-            <w:r>
-              <w:rPr>
-                <w:lang w:val="en-US"/>
-              </w:rPr>
-              <w:t>02A</w:t>
-            </w:r>
-            <w:r>
-              <w:rPr>
-                <w:lang w:val="en-US"/>
-              </w:rPr>
-              <w:t xml:space="preserve"> -&gt; AC</w:t>
+              <w:rPr>
+                <w:lang w:val="en-US"/>
+              </w:rPr>
+            </w:pPr>
+            <w:r>
+              <w:t>2</w:t>
+            </w:r>
+            <w:r>
+              <w:rPr>
+                <w:lang w:val="en-US"/>
+              </w:rPr>
+              <w:t>A1 + AC -&gt; AC</w:t>
             </w:r>
           </w:p>
         </w:tc>
@@ -2082,7 +2061,7 @@
               <w:rPr>
                 <w:lang w:val="en-US"/>
               </w:rPr>
-              <w:t>025</w:t>
+              <w:t>2AA</w:t>
             </w:r>
           </w:p>
         </w:tc>
@@ -2115,7 +2094,7 @@
               <w:rPr>
                 <w:lang w:val="en-US"/>
               </w:rPr>
-              <w:t>202C</w:t>
+              <w:t>EEF7</w:t>
             </w:r>
           </w:p>
         </w:tc>
@@ -2136,19 +2115,19 @@
               <w:rPr>
                 <w:lang w:val="en-US"/>
               </w:rPr>
-              <w:t>AND</w:t>
-            </w:r>
-            <w:r>
-              <w:rPr>
-                <w:lang w:val="en-US"/>
-              </w:rPr>
-              <w:t xml:space="preserve"> 0</w:t>
-            </w:r>
-            <w:r>
-              <w:rPr>
-                <w:lang w:val="en-US"/>
-              </w:rPr>
-              <w:t>2C</w:t>
+              <w:t>ST</w:t>
+            </w:r>
+            <w:r>
+              <w:rPr>
+                <w:lang w:val="en-US"/>
+              </w:rPr>
+              <w:t xml:space="preserve"> </w:t>
+            </w:r>
+            <w:r>
+              <w:rPr>
+                <w:lang w:val="en-US"/>
+              </w:rPr>
+              <w:t>IP-9</w:t>
             </w:r>
           </w:p>
         </w:tc>
@@ -2169,31 +2148,7 @@
               <w:rPr>
                 <w:lang w:val="en-US"/>
               </w:rPr>
-              <w:t>0</w:t>
-            </w:r>
-            <w:r>
-              <w:rPr>
-                <w:lang w:val="en-US"/>
-              </w:rPr>
-              <w:t>2C</w:t>
-            </w:r>
-            <w:r>
-              <w:rPr>
-                <w:lang w:val="en-US"/>
-              </w:rPr>
-              <w:t xml:space="preserve"> </w:t>
-            </w:r>
-            <w:r>
-              <w:rPr>
-                <w:lang w:val="en-US"/>
-              </w:rPr>
-              <w:t>&amp;</w:t>
-            </w:r>
-            <w:r>
-              <w:rPr>
-                <w:lang w:val="en-US"/>
-              </w:rPr>
-              <w:t xml:space="preserve"> AC -&gt; AC</w:t>
+              <w:t>AC -&gt; 2A2</w:t>
             </w:r>
           </w:p>
         </w:tc>
@@ -2219,7 +2174,7 @@
               <w:rPr>
                 <w:lang w:val="en-US"/>
               </w:rPr>
-              <w:t>026</w:t>
+              <w:t>2AB</w:t>
             </w:r>
           </w:p>
         </w:tc>
@@ -2252,13 +2207,7 @@
               <w:rPr>
                 <w:lang w:val="en-US"/>
               </w:rPr>
-              <w:t>E0</w:t>
-            </w:r>
-            <w:r>
-              <w:rPr>
-                <w:lang w:val="en-US"/>
-              </w:rPr>
-              <w:t>29</w:t>
+              <w:t>ABF6</w:t>
             </w:r>
           </w:p>
         </w:tc>
@@ -2279,13 +2228,7 @@
               <w:rPr>
                 <w:lang w:val="en-US"/>
               </w:rPr>
-              <w:t>ST 0</w:t>
-            </w:r>
-            <w:r>
-              <w:rPr>
-                <w:lang w:val="en-US"/>
-              </w:rPr>
-              <w:t>29</w:t>
+              <w:t>LD (IP-10)-</w:t>
             </w:r>
           </w:p>
         </w:tc>
@@ -2306,13 +2249,19 @@
               <w:rPr>
                 <w:lang w:val="en-US"/>
               </w:rPr>
-              <w:t xml:space="preserve">AC -&gt; </w:t>
-            </w:r>
-            <w:r>
-              <w:rPr>
-                <w:lang w:val="en-US"/>
-              </w:rPr>
-              <w:t>029</w:t>
+              <w:t>2A2</w:t>
+            </w:r>
+            <w:r>
+              <w:rPr>
+                <w:lang w:val="en-US"/>
+              </w:rPr>
+              <w:t xml:space="preserve"> -&gt; </w:t>
+            </w:r>
+            <w:r>
+              <w:rPr>
+                <w:lang w:val="en-US"/>
+              </w:rPr>
+              <w:t>AC</w:t>
             </w:r>
           </w:p>
         </w:tc>
@@ -2338,7 +2287,7 @@
               <w:rPr>
                 <w:lang w:val="en-US"/>
               </w:rPr>
-              <w:t>027</w:t>
+              <w:t>2AC</w:t>
             </w:r>
           </w:p>
         </w:tc>
@@ -2371,6 +2320,590 @@
               <w:rPr>
                 <w:lang w:val="en-US"/>
               </w:rPr>
+              <w:t>F302</w:t>
+            </w:r>
+          </w:p>
+        </w:tc>
+        <w:tc>
+          <w:tcPr>
+            <w:tcW w:w="0" w:type="auto"/>
+          </w:tcPr>
+          <w:p>
+            <w:pPr>
+              <w:spacing w:line="276" w:lineRule="auto"/>
+              <w:ind w:firstLine="0"/>
+              <w:jc w:val="left"/>
+              <w:rPr>
+                <w:lang w:val="en-US"/>
+              </w:rPr>
+            </w:pPr>
+            <w:r>
+              <w:rPr>
+                <w:lang w:val="en-US"/>
+              </w:rPr>
+              <w:t>BPL IP+2</w:t>
+            </w:r>
+          </w:p>
+        </w:tc>
+        <w:tc>
+          <w:tcPr>
+            <w:tcW w:w="0" w:type="auto"/>
+          </w:tcPr>
+          <w:p>
+            <w:pPr>
+              <w:spacing w:line="276" w:lineRule="auto"/>
+              <w:ind w:firstLine="0"/>
+              <w:jc w:val="left"/>
+            </w:pPr>
+            <w:r>
+              <w:t>Если +</w:t>
+            </w:r>
+            <w:r>
+              <w:t xml:space="preserve"> </w:t>
+            </w:r>
+            <w:r>
+              <w:t>переход в</w:t>
+            </w:r>
+            <w:r>
+              <w:t xml:space="preserve"> 2</w:t>
+            </w:r>
+            <w:r>
+              <w:rPr>
+                <w:lang w:val="en-US"/>
+              </w:rPr>
+              <w:t>AF</w:t>
+            </w:r>
+            <w:r>
+              <w:t xml:space="preserve"> </w:t>
+            </w:r>
+          </w:p>
+        </w:tc>
+      </w:tr>
+      <w:tr>
+        <w:trPr>
+          <w:jc w:val="center"/>
+        </w:trPr>
+        <w:tc>
+          <w:tcPr>
+            <w:tcW w:w="0" w:type="auto"/>
+          </w:tcPr>
+          <w:p>
+            <w:pPr>
+              <w:spacing w:line="276" w:lineRule="auto"/>
+              <w:ind w:firstLine="0"/>
+              <w:jc w:val="left"/>
+              <w:rPr>
+                <w:lang w:val="en-US"/>
+              </w:rPr>
+            </w:pPr>
+            <w:r>
+              <w:rPr>
+                <w:lang w:val="en-US"/>
+              </w:rPr>
+              <w:t>2AD</w:t>
+            </w:r>
+          </w:p>
+        </w:tc>
+        <w:tc>
+          <w:tcPr>
+            <w:tcW w:w="0" w:type="auto"/>
+          </w:tcPr>
+          <w:p>
+            <w:pPr>
+              <w:spacing w:line="276" w:lineRule="auto"/>
+              <w:ind w:firstLine="0"/>
+              <w:jc w:val="left"/>
+            </w:pPr>
+          </w:p>
+        </w:tc>
+        <w:tc>
+          <w:tcPr>
+            <w:tcW w:w="0" w:type="auto"/>
+          </w:tcPr>
+          <w:p>
+            <w:pPr>
+              <w:spacing w:line="276" w:lineRule="auto"/>
+              <w:ind w:firstLine="0"/>
+              <w:jc w:val="left"/>
+              <w:rPr>
+                <w:lang w:val="en-US"/>
+              </w:rPr>
+            </w:pPr>
+            <w:r>
+              <w:rPr>
+                <w:lang w:val="en-US"/>
+              </w:rPr>
+              <w:t>4EF6</w:t>
+            </w:r>
+          </w:p>
+        </w:tc>
+        <w:tc>
+          <w:tcPr>
+            <w:tcW w:w="0" w:type="auto"/>
+          </w:tcPr>
+          <w:p>
+            <w:pPr>
+              <w:spacing w:line="276" w:lineRule="auto"/>
+              <w:ind w:firstLine="0"/>
+              <w:jc w:val="left"/>
+              <w:rPr>
+                <w:lang w:val="en-US"/>
+              </w:rPr>
+            </w:pPr>
+            <w:r>
+              <w:rPr>
+                <w:lang w:val="en-US"/>
+              </w:rPr>
+              <w:t>ADD IP-10</w:t>
+            </w:r>
+          </w:p>
+        </w:tc>
+        <w:tc>
+          <w:tcPr>
+            <w:tcW w:w="0" w:type="auto"/>
+          </w:tcPr>
+          <w:p>
+            <w:pPr>
+              <w:spacing w:line="276" w:lineRule="auto"/>
+              <w:ind w:firstLine="0"/>
+              <w:jc w:val="left"/>
+              <w:rPr>
+                <w:lang w:val="en-US"/>
+              </w:rPr>
+            </w:pPr>
+            <w:r>
+              <w:rPr>
+                <w:lang w:val="en-US"/>
+              </w:rPr>
+              <w:t>2A4 + AC -&gt; AC</w:t>
+            </w:r>
+          </w:p>
+        </w:tc>
+      </w:tr>
+      <w:tr>
+        <w:trPr>
+          <w:jc w:val="center"/>
+        </w:trPr>
+        <w:tc>
+          <w:tcPr>
+            <w:tcW w:w="0" w:type="auto"/>
+          </w:tcPr>
+          <w:p>
+            <w:pPr>
+              <w:spacing w:line="276" w:lineRule="auto"/>
+              <w:ind w:firstLine="0"/>
+              <w:jc w:val="left"/>
+              <w:rPr>
+                <w:lang w:val="en-US"/>
+              </w:rPr>
+            </w:pPr>
+            <w:r>
+              <w:rPr>
+                <w:lang w:val="en-US"/>
+              </w:rPr>
+              <w:t>2AE</w:t>
+            </w:r>
+          </w:p>
+        </w:tc>
+        <w:tc>
+          <w:tcPr>
+            <w:tcW w:w="0" w:type="auto"/>
+          </w:tcPr>
+          <w:p>
+            <w:pPr>
+              <w:spacing w:line="276" w:lineRule="auto"/>
+              <w:ind w:firstLine="0"/>
+              <w:jc w:val="left"/>
+            </w:pPr>
+          </w:p>
+        </w:tc>
+        <w:tc>
+          <w:tcPr>
+            <w:tcW w:w="0" w:type="auto"/>
+          </w:tcPr>
+          <w:p>
+            <w:pPr>
+              <w:spacing w:line="276" w:lineRule="auto"/>
+              <w:ind w:firstLine="0"/>
+              <w:jc w:val="left"/>
+              <w:rPr>
+                <w:lang w:val="en-US"/>
+              </w:rPr>
+            </w:pPr>
+            <w:r>
+              <w:rPr>
+                <w:lang w:val="en-US"/>
+              </w:rPr>
+              <w:t>EEF5</w:t>
+            </w:r>
+          </w:p>
+        </w:tc>
+        <w:tc>
+          <w:tcPr>
+            <w:tcW w:w="0" w:type="auto"/>
+          </w:tcPr>
+          <w:p>
+            <w:pPr>
+              <w:spacing w:line="276" w:lineRule="auto"/>
+              <w:ind w:firstLine="0"/>
+              <w:jc w:val="left"/>
+              <w:rPr>
+                <w:lang w:val="en-US"/>
+              </w:rPr>
+            </w:pPr>
+            <w:r>
+              <w:rPr>
+                <w:lang w:val="en-US"/>
+              </w:rPr>
+              <w:t>ST IP-11</w:t>
+            </w:r>
+          </w:p>
+        </w:tc>
+        <w:tc>
+          <w:tcPr>
+            <w:tcW w:w="0" w:type="auto"/>
+          </w:tcPr>
+          <w:p>
+            <w:pPr>
+              <w:spacing w:line="276" w:lineRule="auto"/>
+              <w:ind w:firstLine="0"/>
+              <w:jc w:val="left"/>
+              <w:rPr>
+                <w:lang w:val="en-US"/>
+              </w:rPr>
+            </w:pPr>
+            <w:r>
+              <w:rPr>
+                <w:lang w:val="en-US"/>
+              </w:rPr>
+              <w:t>AC -&gt; 2A4</w:t>
+            </w:r>
+          </w:p>
+        </w:tc>
+      </w:tr>
+      <w:tr>
+        <w:trPr>
+          <w:jc w:val="center"/>
+        </w:trPr>
+        <w:tc>
+          <w:tcPr>
+            <w:tcW w:w="0" w:type="auto"/>
+          </w:tcPr>
+          <w:p>
+            <w:pPr>
+              <w:spacing w:line="276" w:lineRule="auto"/>
+              <w:ind w:firstLine="0"/>
+              <w:jc w:val="left"/>
+              <w:rPr>
+                <w:lang w:val="en-US"/>
+              </w:rPr>
+            </w:pPr>
+            <w:r>
+              <w:rPr>
+                <w:lang w:val="en-US"/>
+              </w:rPr>
+              <w:t>2AF</w:t>
+            </w:r>
+          </w:p>
+        </w:tc>
+        <w:tc>
+          <w:tcPr>
+            <w:tcW w:w="0" w:type="auto"/>
+          </w:tcPr>
+          <w:p>
+            <w:pPr>
+              <w:spacing w:line="276" w:lineRule="auto"/>
+              <w:ind w:firstLine="0"/>
+              <w:jc w:val="left"/>
+            </w:pPr>
+          </w:p>
+        </w:tc>
+        <w:tc>
+          <w:tcPr>
+            <w:tcW w:w="0" w:type="auto"/>
+          </w:tcPr>
+          <w:p>
+            <w:pPr>
+              <w:spacing w:line="276" w:lineRule="auto"/>
+              <w:ind w:firstLine="0"/>
+              <w:jc w:val="left"/>
+              <w:rPr>
+                <w:lang w:val="en-US"/>
+              </w:rPr>
+            </w:pPr>
+            <w:r>
+              <w:rPr>
+                <w:lang w:val="en-US"/>
+              </w:rPr>
+              <w:t>82A3</w:t>
+            </w:r>
+          </w:p>
+        </w:tc>
+        <w:tc>
+          <w:tcPr>
+            <w:tcW w:w="0" w:type="auto"/>
+          </w:tcPr>
+          <w:p>
+            <w:pPr>
+              <w:spacing w:line="276" w:lineRule="auto"/>
+              <w:ind w:firstLine="0"/>
+              <w:jc w:val="left"/>
+              <w:rPr>
+                <w:lang w:val="en-US"/>
+              </w:rPr>
+            </w:pPr>
+            <w:r>
+              <w:rPr>
+                <w:lang w:val="en-US"/>
+              </w:rPr>
+              <w:t>LOOP 2A3</w:t>
+            </w:r>
+          </w:p>
+        </w:tc>
+        <w:tc>
+          <w:tcPr>
+            <w:tcW w:w="0" w:type="auto"/>
+          </w:tcPr>
+          <w:p>
+            <w:pPr>
+              <w:spacing w:line="276" w:lineRule="auto"/>
+              <w:ind w:firstLine="0"/>
+              <w:jc w:val="left"/>
+            </w:pPr>
+            <w:r>
+              <w:t>2</w:t>
+            </w:r>
+            <w:r>
+              <w:rPr>
+                <w:lang w:val="en-US"/>
+              </w:rPr>
+              <w:t>A</w:t>
+            </w:r>
+            <w:r>
+              <w:t>3 – 1</w:t>
+            </w:r>
+            <w:r>
+              <w:t xml:space="preserve"> -</w:t>
+            </w:r>
+            <w:r>
+              <w:t xml:space="preserve">&gt; </w:t>
+            </w:r>
+            <w:r>
+              <w:rPr>
+                <w:lang w:val="en-US"/>
+              </w:rPr>
+              <w:t>A</w:t>
+            </w:r>
+            <w:r>
+              <w:t>23</w:t>
+            </w:r>
+            <w:r>
+              <w:t>;</w:t>
+            </w:r>
+          </w:p>
+          <w:p>
+            <w:pPr>
+              <w:spacing w:line="276" w:lineRule="auto"/>
+              <w:ind w:firstLine="0"/>
+              <w:jc w:val="left"/>
+            </w:pPr>
+            <w:r>
+              <w:t>Если 2</w:t>
+            </w:r>
+            <w:r>
+              <w:rPr>
+                <w:lang w:val="en-US"/>
+              </w:rPr>
+              <w:t>A</w:t>
+            </w:r>
+            <w:r>
+              <w:t>3 &lt;</w:t>
+            </w:r>
+            <w:r>
+              <w:t xml:space="preserve">= 0, то </w:t>
+            </w:r>
+            <w:r>
+              <w:rPr>
+                <w:lang w:val="en-US"/>
+              </w:rPr>
+              <w:t>IP</w:t>
+            </w:r>
+            <w:r>
+              <w:t xml:space="preserve"> + 1 -&gt; </w:t>
+            </w:r>
+            <w:r>
+              <w:rPr>
+                <w:lang w:val="en-US"/>
+              </w:rPr>
+              <w:t>IP</w:t>
+            </w:r>
+            <w:r>
+              <w:t xml:space="preserve"> </w:t>
+            </w:r>
+          </w:p>
+        </w:tc>
+      </w:tr>
+      <w:tr>
+        <w:trPr>
+          <w:jc w:val="center"/>
+        </w:trPr>
+        <w:tc>
+          <w:tcPr>
+            <w:tcW w:w="0" w:type="auto"/>
+          </w:tcPr>
+          <w:p>
+            <w:pPr>
+              <w:spacing w:line="276" w:lineRule="auto"/>
+              <w:ind w:firstLine="0"/>
+              <w:jc w:val="left"/>
+            </w:pPr>
+            <w:r>
+              <w:t>2</w:t>
+            </w:r>
+            <w:r>
+              <w:rPr>
+                <w:lang w:val="en-US"/>
+              </w:rPr>
+              <w:t>B</w:t>
+            </w:r>
+            <w:r>
+              <w:t>0</w:t>
+            </w:r>
+          </w:p>
+        </w:tc>
+        <w:tc>
+          <w:tcPr>
+            <w:tcW w:w="0" w:type="auto"/>
+          </w:tcPr>
+          <w:p>
+            <w:pPr>
+              <w:spacing w:line="276" w:lineRule="auto"/>
+              <w:ind w:firstLine="0"/>
+              <w:jc w:val="left"/>
+            </w:pPr>
+          </w:p>
+        </w:tc>
+        <w:tc>
+          <w:tcPr>
+            <w:tcW w:w="0" w:type="auto"/>
+          </w:tcPr>
+          <w:p>
+            <w:pPr>
+              <w:spacing w:line="276" w:lineRule="auto"/>
+              <w:ind w:firstLine="0"/>
+              <w:jc w:val="left"/>
+              <w:rPr>
+                <w:lang w:val="en-US"/>
+              </w:rPr>
+            </w:pPr>
+            <w:r>
+              <w:rPr>
+                <w:lang w:val="en-US"/>
+              </w:rPr>
+              <w:t>CEFA</w:t>
+            </w:r>
+          </w:p>
+        </w:tc>
+        <w:tc>
+          <w:tcPr>
+            <w:tcW w:w="0" w:type="auto"/>
+          </w:tcPr>
+          <w:p>
+            <w:pPr>
+              <w:spacing w:line="276" w:lineRule="auto"/>
+              <w:ind w:firstLine="0"/>
+              <w:jc w:val="left"/>
+              <w:rPr>
+                <w:lang w:val="en-US"/>
+              </w:rPr>
+            </w:pPr>
+            <w:r>
+              <w:rPr>
+                <w:lang w:val="en-US"/>
+              </w:rPr>
+              <w:t>JUMP IP-6</w:t>
+            </w:r>
+          </w:p>
+        </w:tc>
+        <w:tc>
+          <w:tcPr>
+            <w:tcW w:w="0" w:type="auto"/>
+          </w:tcPr>
+          <w:p>
+            <w:pPr>
+              <w:spacing w:line="276" w:lineRule="auto"/>
+              <w:ind w:firstLine="0"/>
+              <w:jc w:val="left"/>
+              <w:rPr>
+                <w:lang w:val="en-US"/>
+              </w:rPr>
+            </w:pPr>
+            <w:r>
+              <w:rPr>
+                <w:lang w:val="en-US"/>
+              </w:rPr>
+              <w:t>2AB -&gt; IP</w:t>
+            </w:r>
+          </w:p>
+        </w:tc>
+      </w:tr>
+      <w:tr>
+        <w:trPr>
+          <w:jc w:val="center"/>
+        </w:trPr>
+        <w:tc>
+          <w:tcPr>
+            <w:tcW w:w="0" w:type="auto"/>
+          </w:tcPr>
+          <w:p>
+            <w:pPr>
+              <w:spacing w:line="276" w:lineRule="auto"/>
+              <w:ind w:firstLine="0"/>
+              <w:jc w:val="left"/>
+            </w:pPr>
+            <w:r>
+              <w:t>2</w:t>
+            </w:r>
+            <w:r>
+              <w:rPr>
+                <w:lang w:val="en-US"/>
+              </w:rPr>
+              <w:t>B</w:t>
+            </w:r>
+            <w:r>
+              <w:t>1</w:t>
+            </w:r>
+          </w:p>
+        </w:tc>
+        <w:tc>
+          <w:tcPr>
+            <w:tcW w:w="0" w:type="auto"/>
+          </w:tcPr>
+          <w:p>
+            <w:pPr>
+              <w:spacing w:line="276" w:lineRule="auto"/>
+              <w:ind w:firstLine="0"/>
+              <w:jc w:val="left"/>
+            </w:pPr>
+          </w:p>
+        </w:tc>
+        <w:tc>
+          <w:tcPr>
+            <w:tcW w:w="0" w:type="auto"/>
+          </w:tcPr>
+          <w:p>
+            <w:pPr>
+              <w:spacing w:line="276" w:lineRule="auto"/>
+              <w:ind w:firstLine="0"/>
+              <w:jc w:val="left"/>
+              <w:rPr>
+                <w:lang w:val="en-US"/>
+              </w:rPr>
+            </w:pPr>
+            <w:r>
+              <w:rPr>
+                <w:lang w:val="en-US"/>
+              </w:rPr>
               <w:t>0100</w:t>
             </w:r>
           </w:p>
@@ -2407,7 +2940,7 @@
               <w:jc w:val="left"/>
             </w:pPr>
             <w:r>
-              <w:t>СТОП</w:t>
+              <w:t>Остановка</w:t>
             </w:r>
           </w:p>
         </w:tc>
@@ -2426,11 +2959,11 @@
           <w:numId w:val="5"/>
         </w:numPr>
       </w:pPr>
-      <w:bookmarkStart w:id="5" w:name="_Toc215414129"/>
+      <w:bookmarkStart w:id="4" w:name="_Toc215414129"/>
       <w:r>
         <w:t>Описание программы</w:t>
       </w:r>
-      <w:bookmarkEnd w:id="5"/>
+      <w:bookmarkEnd w:id="4"/>
     </w:p>
     <w:p>
       <w:pPr>
@@ -2451,63 +2984,57 @@
     <w:p>
       <w:pPr>
         <w:ind w:firstLine="0"/>
-      </w:pPr>
-      <w:r>
-        <w:t xml:space="preserve">Программа предназначена для сложения двух чисел и последующего выполнения логической операции </w:t>
-      </w:r>
-      <w:r>
-        <w:rPr>
-          <w:lang w:val="en-US"/>
-        </w:rPr>
-        <w:t>OR</w:t>
-      </w:r>
-      <w:r>
-        <w:t xml:space="preserve"> </w:t>
-      </w:r>
-      <w:r>
-        <w:t xml:space="preserve">между полученной суммой и третьим числом </w:t>
+        <w:rPr>
+          <w:color w:val="000000"/>
+          <w:sz w:val="27"/>
+          <w:szCs w:val="27"/>
+        </w:rPr>
+      </w:pPr>
+      <w:r>
+        <w:rPr>
+          <w:color w:val="000000"/>
+          <w:sz w:val="27"/>
+          <w:szCs w:val="27"/>
+        </w:rPr>
+        <w:t xml:space="preserve">Программа </w:t>
+      </w:r>
+      <w:r>
+        <w:rPr>
+          <w:color w:val="000000"/>
+          <w:sz w:val="27"/>
+          <w:szCs w:val="27"/>
+        </w:rPr>
+        <w:t>суммирует не положительные</w:t>
+      </w:r>
+      <w:r>
+        <w:rPr>
+          <w:color w:val="000000"/>
+          <w:sz w:val="27"/>
+          <w:szCs w:val="27"/>
+        </w:rPr>
+        <w:t xml:space="preserve"> элементы массива</w:t>
+      </w:r>
+      <w:r>
+        <w:rPr>
+          <w:color w:val="000000"/>
+          <w:sz w:val="27"/>
+          <w:szCs w:val="27"/>
+        </w:rPr>
+        <w:t xml:space="preserve"> и</w:t>
+      </w:r>
+      <w:r>
+        <w:rPr>
+          <w:color w:val="000000"/>
+          <w:sz w:val="27"/>
+          <w:szCs w:val="27"/>
+        </w:rPr>
+        <w:t xml:space="preserve"> сохраняет информацию о них в биты ячейки результата. Формула результата:</w:t>
       </w:r>
     </w:p>
     <w:p>
       <w:pPr>
         <w:ind w:firstLine="0"/>
       </w:pPr>
-      <w:r>
-        <w:rPr>
-          <w:lang w:val="en-US"/>
-        </w:rPr>
-        <w:t>R</w:t>
-      </w:r>
-      <w:r>
-        <w:t xml:space="preserve"> = </w:t>
-      </w:r>
-      <w:r>
-        <w:rPr>
-          <w:lang w:val="en-US"/>
-        </w:rPr>
-        <w:t>C</w:t>
-      </w:r>
-      <w:r>
-        <w:t xml:space="preserve"> &amp; (</w:t>
-      </w:r>
-      <w:r>
-        <w:rPr>
-          <w:lang w:val="en-US"/>
-        </w:rPr>
-        <w:t>A</w:t>
-      </w:r>
-      <w:r>
-        <w:t xml:space="preserve"> + </w:t>
-      </w:r>
-      <w:r>
-        <w:rPr>
-          <w:lang w:val="en-US"/>
-        </w:rPr>
-        <w:t>B</w:t>
-      </w:r>
-      <w:r>
-        <w:t>)</w:t>
-      </w:r>
     </w:p>
     <w:p>
       <w:pPr>
@@ -2861,6 +3388,7 @@
           <w:b/>
           <w:bCs/>
         </w:rPr>
+        <w:lastRenderedPageBreak/>
         <w:t>Область допустимых значений включает пять ситуаций:</w:t>
       </w:r>
     </w:p>
@@ -3651,7 +4179,6 @@
           <w:b/>
           <w:bCs/>
         </w:rPr>
-        <w:lastRenderedPageBreak/>
         <w:t>Расположение программы в памяти ЭВМ:</w:t>
       </w:r>
     </w:p>
@@ -3827,11 +4354,11 @@
         </w:numPr>
         <w:ind w:left="357" w:hanging="357"/>
       </w:pPr>
-      <w:bookmarkStart w:id="6" w:name="_Toc215414130"/>
+      <w:bookmarkStart w:id="5" w:name="_Toc215414130"/>
       <w:r>
         <w:t>Исходные данные:</w:t>
       </w:r>
-      <w:bookmarkEnd w:id="6"/>
+      <w:bookmarkEnd w:id="5"/>
     </w:p>
     <w:p>
       <w:pPr>
@@ -3986,11 +4513,11 @@
         </w:numPr>
         <w:ind w:left="357" w:hanging="357"/>
       </w:pPr>
-      <w:bookmarkStart w:id="7" w:name="_Toc215414131"/>
+      <w:bookmarkStart w:id="6" w:name="_Toc215414131"/>
       <w:r>
         <w:t>Таблица трассировки</w:t>
       </w:r>
-      <w:bookmarkEnd w:id="7"/>
+      <w:bookmarkEnd w:id="6"/>
     </w:p>
     <w:tbl>
       <w:tblPr>
@@ -5660,6 +6187,7 @@
                 <w:szCs w:val="16"/>
                 <w:lang w:val="en-US"/>
               </w:rPr>
+              <w:lastRenderedPageBreak/>
               <w:t>024</w:t>
             </w:r>
           </w:p>
@@ -6887,11 +7415,11 @@
         </w:numPr>
         <w:ind w:left="357" w:hanging="357"/>
       </w:pPr>
-      <w:bookmarkStart w:id="8" w:name="_Toc215414132"/>
+      <w:bookmarkStart w:id="7" w:name="_Toc215414132"/>
       <w:r>
         <w:t>Вариант программы с меньшим числом команд</w:t>
       </w:r>
-      <w:bookmarkEnd w:id="8"/>
+      <w:bookmarkEnd w:id="7"/>
     </w:p>
     <w:tbl>
       <w:tblPr>
@@ -7550,11 +8078,11 @@
         </w:numPr>
         <w:ind w:left="357" w:hanging="357"/>
       </w:pPr>
-      <w:bookmarkStart w:id="9" w:name="_Toc215414133"/>
+      <w:bookmarkStart w:id="8" w:name="_Toc215414133"/>
       <w:r>
         <w:t>Вывод</w:t>
       </w:r>
-      <w:bookmarkEnd w:id="9"/>
+      <w:bookmarkEnd w:id="8"/>
     </w:p>
     <w:p>
       <w:r>
@@ -7580,7 +8108,7 @@
 </file>
 
 <file path=word/endnotes.xml><?xml version="1.0" encoding="utf-8"?>
-<w:endnotes xmlns:wpc="http://schemas.microsoft.com/office/word/2010/wordprocessingCanvas" xmlns:cx="http://schemas.microsoft.com/office/drawing/2014/chartex" xmlns:mc="http://schemas.openxmlformats.org/markup-compatibility/2006" xmlns:o="urn:schemas-microsoft-com:office:office" xmlns:r="http://schemas.openxmlformats.org/officeDocument/2006/relationships" xmlns:m="http://schemas.openxmlformats.org/officeDocument/2006/math" xmlns:v="urn:schemas-microsoft-com:vml" xmlns:wp14="http://schemas.microsoft.com/office/word/2010/wordprocessingDrawing" xmlns:wp="http://schemas.openxmlformats.org/drawingml/2006/wordprocessingDrawing" xmlns:w10="urn:schemas-microsoft-com:office:word" xmlns:w="http://schemas.openxmlformats.org/wordprocessingml/2006/main" xmlns:w14="http://schemas.microsoft.com/office/word/2010/wordml" xmlns:w15="http://schemas.microsoft.com/office/word/2012/wordml" xmlns:w16se="http://schemas.microsoft.com/office/word/2015/wordml/symex" xmlns:wpg="http://schemas.microsoft.com/office/word/2010/wordprocessingGroup" xmlns:wpi="http://schemas.microsoft.com/office/word/2010/wordprocessingInk" xmlns:wne="http://schemas.microsoft.com/office/word/2006/wordml" xmlns:wps="http://schemas.microsoft.com/office/word/2010/wordprocessingShape" mc:Ignorable="w14 w15 w16se wp14">
+<w:endnotes xmlns:wpc="http://schemas.microsoft.com/office/word/2010/wordprocessingCanvas" xmlns:cx="http://schemas.microsoft.com/office/drawing/2014/chartex" xmlns:cx1="http://schemas.microsoft.com/office/drawing/2015/9/8/chartex" xmlns:cx2="http://schemas.microsoft.com/office/drawing/2015/10/21/chartex" xmlns:cx3="http://schemas.microsoft.com/office/drawing/2016/5/9/chartex" xmlns:cx4="http://schemas.microsoft.com/office/drawing/2016/5/10/chartex" xmlns:cx5="http://schemas.microsoft.com/office/drawing/2016/5/11/chartex" xmlns:cx6="http://schemas.microsoft.com/office/drawing/2016/5/12/chartex" xmlns:cx7="http://schemas.microsoft.com/office/drawing/2016/5/13/chartex" xmlns:cx8="http://schemas.microsoft.com/office/drawing/2016/5/14/chartex" xmlns:mc="http://schemas.openxmlformats.org/markup-compatibility/2006" xmlns:aink="http://schemas.microsoft.com/office/drawing/2016/ink" xmlns:am3d="http://schemas.microsoft.com/office/drawing/2017/model3d" xmlns:o="urn:schemas-microsoft-com:office:office" xmlns:oel="http://schemas.microsoft.com/office/2019/extlst" xmlns:r="http://schemas.openxmlformats.org/officeDocument/2006/relationships" xmlns:m="http://schemas.openxmlformats.org/officeDocument/2006/math" xmlns:v="urn:schemas-microsoft-com:vml" xmlns:wp14="http://schemas.microsoft.com/office/word/2010/wordprocessingDrawing" xmlns:wp="http://schemas.openxmlformats.org/drawingml/2006/wordprocessingDrawing" xmlns:w10="urn:schemas-microsoft-com:office:word" xmlns:w="http://schemas.openxmlformats.org/wordprocessingml/2006/main" xmlns:w14="http://schemas.microsoft.com/office/word/2010/wordml" xmlns:w15="http://schemas.microsoft.com/office/word/2012/wordml" xmlns:w16cex="http://schemas.microsoft.com/office/word/2018/wordml/cex" xmlns:w16cid="http://schemas.microsoft.com/office/word/2016/wordml/cid" xmlns:w16="http://schemas.microsoft.com/office/word/2018/wordml" xmlns:w16du="http://schemas.microsoft.com/office/word/2023/wordml/word16du" xmlns:w16sdtdh="http://schemas.microsoft.com/office/word/2020/wordml/sdtdatahash" xmlns:w16sdtfl="http://schemas.microsoft.com/office/word/2024/wordml/sdtformatlock" xmlns:w16se="http://schemas.microsoft.com/office/word/2015/wordml/symex" xmlns:wpg="http://schemas.microsoft.com/office/word/2010/wordprocessingGroup" xmlns:wpi="http://schemas.microsoft.com/office/word/2010/wordprocessingInk" xmlns:wne="http://schemas.microsoft.com/office/word/2006/wordml" xmlns:wps="http://schemas.microsoft.com/office/word/2010/wordprocessingShape" mc:Ignorable="w14 w15 w16se w16cid w16 w16cex w16sdtdh w16sdtfl w16du wp14">
   <w:endnote w:type="separator" w:id="-1">
     <w:p>
       <w:pPr>
@@ -7605,7 +8133,7 @@
 </file>
 
 <file path=word/footer1.xml><?xml version="1.0" encoding="utf-8"?>
-<w:ftr xmlns:wpc="http://schemas.microsoft.com/office/word/2010/wordprocessingCanvas" xmlns:cx="http://schemas.microsoft.com/office/drawing/2014/chartex" xmlns:mc="http://schemas.openxmlformats.org/markup-compatibility/2006" xmlns:o="urn:schemas-microsoft-com:office:office" xmlns:r="http://schemas.openxmlformats.org/officeDocument/2006/relationships" xmlns:m="http://schemas.openxmlformats.org/officeDocument/2006/math" xmlns:v="urn:schemas-microsoft-com:vml" xmlns:wp14="http://schemas.microsoft.com/office/word/2010/wordprocessingDrawing" xmlns:wp="http://schemas.openxmlformats.org/drawingml/2006/wordprocessingDrawing" xmlns:w10="urn:schemas-microsoft-com:office:word" xmlns:w="http://schemas.openxmlformats.org/wordprocessingml/2006/main" xmlns:w14="http://schemas.microsoft.com/office/word/2010/wordml" xmlns:w15="http://schemas.microsoft.com/office/word/2012/wordml" xmlns:w16se="http://schemas.microsoft.com/office/word/2015/wordml/symex" xmlns:wpg="http://schemas.microsoft.com/office/word/2010/wordprocessingGroup" xmlns:wpi="http://schemas.microsoft.com/office/word/2010/wordprocessingInk" xmlns:wne="http://schemas.microsoft.com/office/word/2006/wordml" xmlns:wps="http://schemas.microsoft.com/office/word/2010/wordprocessingShape" mc:Ignorable="w14 w15 w16se wp14">
+<w:ftr xmlns:wpc="http://schemas.microsoft.com/office/word/2010/wordprocessingCanvas" xmlns:cx="http://schemas.microsoft.com/office/drawing/2014/chartex" xmlns:cx1="http://schemas.microsoft.com/office/drawing/2015/9/8/chartex" xmlns:cx2="http://schemas.microsoft.com/office/drawing/2015/10/21/chartex" xmlns:cx3="http://schemas.microsoft.com/office/drawing/2016/5/9/chartex" xmlns:cx4="http://schemas.microsoft.com/office/drawing/2016/5/10/chartex" xmlns:cx5="http://schemas.microsoft.com/office/drawing/2016/5/11/chartex" xmlns:cx6="http://schemas.microsoft.com/office/drawing/2016/5/12/chartex" xmlns:cx7="http://schemas.microsoft.com/office/drawing/2016/5/13/chartex" xmlns:cx8="http://schemas.microsoft.com/office/drawing/2016/5/14/chartex" xmlns:mc="http://schemas.openxmlformats.org/markup-compatibility/2006" xmlns:aink="http://schemas.microsoft.com/office/drawing/2016/ink" xmlns:am3d="http://schemas.microsoft.com/office/drawing/2017/model3d" xmlns:o="urn:schemas-microsoft-com:office:office" xmlns:oel="http://schemas.microsoft.com/office/2019/extlst" xmlns:r="http://schemas.openxmlformats.org/officeDocument/2006/relationships" xmlns:m="http://schemas.openxmlformats.org/officeDocument/2006/math" xmlns:v="urn:schemas-microsoft-com:vml" xmlns:wp14="http://schemas.microsoft.com/office/word/2010/wordprocessingDrawing" xmlns:wp="http://schemas.openxmlformats.org/drawingml/2006/wordprocessingDrawing" xmlns:w10="urn:schemas-microsoft-com:office:word" xmlns:w="http://schemas.openxmlformats.org/wordprocessingml/2006/main" xmlns:w14="http://schemas.microsoft.com/office/word/2010/wordml" xmlns:w15="http://schemas.microsoft.com/office/word/2012/wordml" xmlns:w16cex="http://schemas.microsoft.com/office/word/2018/wordml/cex" xmlns:w16cid="http://schemas.microsoft.com/office/word/2016/wordml/cid" xmlns:w16="http://schemas.microsoft.com/office/word/2018/wordml" xmlns:w16du="http://schemas.microsoft.com/office/word/2023/wordml/word16du" xmlns:w16sdtdh="http://schemas.microsoft.com/office/word/2020/wordml/sdtdatahash" xmlns:w16sdtfl="http://schemas.microsoft.com/office/word/2024/wordml/sdtformatlock" xmlns:w16se="http://schemas.microsoft.com/office/word/2015/wordml/symex" xmlns:wpg="http://schemas.microsoft.com/office/word/2010/wordprocessingGroup" xmlns:wpi="http://schemas.microsoft.com/office/word/2010/wordprocessingInk" xmlns:wne="http://schemas.microsoft.com/office/word/2006/wordml" xmlns:wps="http://schemas.microsoft.com/office/word/2010/wordprocessingShape" mc:Ignorable="w14 w15 w16se w16cid w16 w16cex w16sdtdh w16sdtfl w16du wp14">
   <w:sdt>
     <w:sdtPr>
       <w:id w:val="-160630625"/>
@@ -7614,7 +8142,6 @@
         <w:docPartUnique/>
       </w:docPartObj>
     </w:sdtPr>
-    <w:sdtEndPr/>
     <w:sdtContent>
       <w:p>
         <w:pPr>
@@ -7651,7 +8178,7 @@
 </file>
 
 <file path=word/footnotes.xml><?xml version="1.0" encoding="utf-8"?>
-<w:footnotes xmlns:wpc="http://schemas.microsoft.com/office/word/2010/wordprocessingCanvas" xmlns:cx="http://schemas.microsoft.com/office/drawing/2014/chartex" xmlns:mc="http://schemas.openxmlformats.org/markup-compatibility/2006" xmlns:o="urn:schemas-microsoft-com:office:office" xmlns:r="http://schemas.openxmlformats.org/officeDocument/2006/relationships" xmlns:m="http://schemas.openxmlformats.org/officeDocument/2006/math" xmlns:v="urn:schemas-microsoft-com:vml" xmlns:wp14="http://schemas.microsoft.com/office/word/2010/wordprocessingDrawing" xmlns:wp="http://schemas.openxmlformats.org/drawingml/2006/wordprocessingDrawing" xmlns:w10="urn:schemas-microsoft-com:office:word" xmlns:w="http://schemas.openxmlformats.org/wordprocessingml/2006/main" xmlns:w14="http://schemas.microsoft.com/office/word/2010/wordml" xmlns:w15="http://schemas.microsoft.com/office/word/2012/wordml" xmlns:w16se="http://schemas.microsoft.com/office/word/2015/wordml/symex" xmlns:wpg="http://schemas.microsoft.com/office/word/2010/wordprocessingGroup" xmlns:wpi="http://schemas.microsoft.com/office/word/2010/wordprocessingInk" xmlns:wne="http://schemas.microsoft.com/office/word/2006/wordml" xmlns:wps="http://schemas.microsoft.com/office/word/2010/wordprocessingShape" mc:Ignorable="w14 w15 w16se wp14">
+<w:footnotes xmlns:wpc="http://schemas.microsoft.com/office/word/2010/wordprocessingCanvas" xmlns:cx="http://schemas.microsoft.com/office/drawing/2014/chartex" xmlns:cx1="http://schemas.microsoft.com/office/drawing/2015/9/8/chartex" xmlns:cx2="http://schemas.microsoft.com/office/drawing/2015/10/21/chartex" xmlns:cx3="http://schemas.microsoft.com/office/drawing/2016/5/9/chartex" xmlns:cx4="http://schemas.microsoft.com/office/drawing/2016/5/10/chartex" xmlns:cx5="http://schemas.microsoft.com/office/drawing/2016/5/11/chartex" xmlns:cx6="http://schemas.microsoft.com/office/drawing/2016/5/12/chartex" xmlns:cx7="http://schemas.microsoft.com/office/drawing/2016/5/13/chartex" xmlns:cx8="http://schemas.microsoft.com/office/drawing/2016/5/14/chartex" xmlns:mc="http://schemas.openxmlformats.org/markup-compatibility/2006" xmlns:aink="http://schemas.microsoft.com/office/drawing/2016/ink" xmlns:am3d="http://schemas.microsoft.com/office/drawing/2017/model3d" xmlns:o="urn:schemas-microsoft-com:office:office" xmlns:oel="http://schemas.microsoft.com/office/2019/extlst" xmlns:r="http://schemas.openxmlformats.org/officeDocument/2006/relationships" xmlns:m="http://schemas.openxmlformats.org/officeDocument/2006/math" xmlns:v="urn:schemas-microsoft-com:vml" xmlns:wp14="http://schemas.microsoft.com/office/word/2010/wordprocessingDrawing" xmlns:wp="http://schemas.openxmlformats.org/drawingml/2006/wordprocessingDrawing" xmlns:w10="urn:schemas-microsoft-com:office:word" xmlns:w="http://schemas.openxmlformats.org/wordprocessingml/2006/main" xmlns:w14="http://schemas.microsoft.com/office/word/2010/wordml" xmlns:w15="http://schemas.microsoft.com/office/word/2012/wordml" xmlns:w16cex="http://schemas.microsoft.com/office/word/2018/wordml/cex" xmlns:w16cid="http://schemas.microsoft.com/office/word/2016/wordml/cid" xmlns:w16="http://schemas.microsoft.com/office/word/2018/wordml" xmlns:w16du="http://schemas.microsoft.com/office/word/2023/wordml/word16du" xmlns:w16sdtdh="http://schemas.microsoft.com/office/word/2020/wordml/sdtdatahash" xmlns:w16sdtfl="http://schemas.microsoft.com/office/word/2024/wordml/sdtformatlock" xmlns:w16se="http://schemas.microsoft.com/office/word/2015/wordml/symex" xmlns:wpg="http://schemas.microsoft.com/office/word/2010/wordprocessingGroup" xmlns:wpi="http://schemas.microsoft.com/office/word/2010/wordprocessingInk" xmlns:wne="http://schemas.microsoft.com/office/word/2006/wordml" xmlns:wps="http://schemas.microsoft.com/office/word/2010/wordprocessingShape" mc:Ignorable="w14 w15 w16se w16cid w16 w16cex w16sdtdh w16sdtfl w16du wp14">
   <w:footnote w:type="separator" w:id="-1">
     <w:p>
       <w:pPr>
@@ -7676,7 +8203,7 @@
 </file>
 
 <file path=word/numbering.xml><?xml version="1.0" encoding="utf-8"?>
-<w:numbering xmlns:wpc="http://schemas.microsoft.com/office/word/2010/wordprocessingCanvas" xmlns:cx="http://schemas.microsoft.com/office/drawing/2014/chartex" xmlns:mc="http://schemas.openxmlformats.org/markup-compatibility/2006" xmlns:o="urn:schemas-microsoft-com:office:office" xmlns:r="http://schemas.openxmlformats.org/officeDocument/2006/relationships" xmlns:m="http://schemas.openxmlformats.org/officeDocument/2006/math" xmlns:v="urn:schemas-microsoft-com:vml" xmlns:wp14="http://schemas.microsoft.com/office/word/2010/wordprocessingDrawing" xmlns:wp="http://schemas.openxmlformats.org/drawingml/2006/wordprocessingDrawing" xmlns:w10="urn:schemas-microsoft-com:office:word" xmlns:w="http://schemas.openxmlformats.org/wordprocessingml/2006/main" xmlns:w14="http://schemas.microsoft.com/office/word/2010/wordml" xmlns:w15="http://schemas.microsoft.com/office/word/2012/wordml" xmlns:w16se="http://schemas.microsoft.com/office/word/2015/wordml/symex" xmlns:wpg="http://schemas.microsoft.com/office/word/2010/wordprocessingGroup" xmlns:wpi="http://schemas.microsoft.com/office/word/2010/wordprocessingInk" xmlns:wne="http://schemas.microsoft.com/office/word/2006/wordml" xmlns:wps="http://schemas.microsoft.com/office/word/2010/wordprocessingShape" mc:Ignorable="w14 w15 w16se wp14">
+<w:numbering xmlns:wpc="http://schemas.microsoft.com/office/word/2010/wordprocessingCanvas" xmlns:cx="http://schemas.microsoft.com/office/drawing/2014/chartex" xmlns:cx1="http://schemas.microsoft.com/office/drawing/2015/9/8/chartex" xmlns:cx2="http://schemas.microsoft.com/office/drawing/2015/10/21/chartex" xmlns:cx3="http://schemas.microsoft.com/office/drawing/2016/5/9/chartex" xmlns:cx4="http://schemas.microsoft.com/office/drawing/2016/5/10/chartex" xmlns:cx5="http://schemas.microsoft.com/office/drawing/2016/5/11/chartex" xmlns:cx6="http://schemas.microsoft.com/office/drawing/2016/5/12/chartex" xmlns:cx7="http://schemas.microsoft.com/office/drawing/2016/5/13/chartex" xmlns:cx8="http://schemas.microsoft.com/office/drawing/2016/5/14/chartex" xmlns:mc="http://schemas.openxmlformats.org/markup-compatibility/2006" xmlns:aink="http://schemas.microsoft.com/office/drawing/2016/ink" xmlns:am3d="http://schemas.microsoft.com/office/drawing/2017/model3d" xmlns:o="urn:schemas-microsoft-com:office:office" xmlns:oel="http://schemas.microsoft.com/office/2019/extlst" xmlns:r="http://schemas.openxmlformats.org/officeDocument/2006/relationships" xmlns:m="http://schemas.openxmlformats.org/officeDocument/2006/math" xmlns:v="urn:schemas-microsoft-com:vml" xmlns:wp14="http://schemas.microsoft.com/office/word/2010/wordprocessingDrawing" xmlns:wp="http://schemas.openxmlformats.org/drawingml/2006/wordprocessingDrawing" xmlns:w10="urn:schemas-microsoft-com:office:word" xmlns:w="http://schemas.openxmlformats.org/wordprocessingml/2006/main" xmlns:w14="http://schemas.microsoft.com/office/word/2010/wordml" xmlns:w15="http://schemas.microsoft.com/office/word/2012/wordml" xmlns:w16cex="http://schemas.microsoft.com/office/word/2018/wordml/cex" xmlns:w16cid="http://schemas.microsoft.com/office/word/2016/wordml/cid" xmlns:w16="http://schemas.microsoft.com/office/word/2018/wordml" xmlns:w16du="http://schemas.microsoft.com/office/word/2023/wordml/word16du" xmlns:w16sdtdh="http://schemas.microsoft.com/office/word/2020/wordml/sdtdatahash" xmlns:w16sdtfl="http://schemas.microsoft.com/office/word/2024/wordml/sdtformatlock" xmlns:w16se="http://schemas.microsoft.com/office/word/2015/wordml/symex" xmlns:wpg="http://schemas.microsoft.com/office/word/2010/wordprocessingGroup" xmlns:wpi="http://schemas.microsoft.com/office/word/2010/wordprocessingInk" xmlns:wne="http://schemas.microsoft.com/office/word/2006/wordml" xmlns:wps="http://schemas.microsoft.com/office/word/2010/wordprocessingShape" mc:Ignorable="w14 w15 w16se w16cid w16 w16cex w16sdtdh w16sdtfl w16du wp14">
   <w:abstractNum w:abstractNumId="0" w15:restartNumberingAfterBreak="0">
     <w:nsid w:val="078D607D"/>
     <w:multiLevelType w:val="hybridMultilevel"/>
@@ -8478,38 +9005,38 @@
       </w:pPr>
     </w:lvl>
   </w:abstractNum>
-  <w:num w:numId="1">
+  <w:num w:numId="1" w16cid:durableId="1987202936">
     <w:abstractNumId w:val="8"/>
   </w:num>
-  <w:num w:numId="2">
+  <w:num w:numId="2" w16cid:durableId="685403359">
     <w:abstractNumId w:val="4"/>
   </w:num>
-  <w:num w:numId="3">
+  <w:num w:numId="3" w16cid:durableId="30808939">
     <w:abstractNumId w:val="3"/>
   </w:num>
-  <w:num w:numId="4">
+  <w:num w:numId="4" w16cid:durableId="1217934402">
     <w:abstractNumId w:val="6"/>
   </w:num>
-  <w:num w:numId="5">
+  <w:num w:numId="5" w16cid:durableId="1727335292">
     <w:abstractNumId w:val="7"/>
   </w:num>
-  <w:num w:numId="6">
+  <w:num w:numId="6" w16cid:durableId="452285480">
     <w:abstractNumId w:val="1"/>
   </w:num>
-  <w:num w:numId="7">
+  <w:num w:numId="7" w16cid:durableId="1055733995">
     <w:abstractNumId w:val="0"/>
   </w:num>
-  <w:num w:numId="8">
+  <w:num w:numId="8" w16cid:durableId="1316839657">
     <w:abstractNumId w:val="2"/>
   </w:num>
-  <w:num w:numId="9">
+  <w:num w:numId="9" w16cid:durableId="86970949">
     <w:abstractNumId w:val="5"/>
   </w:num>
 </w:numbering>
 </file>
 
 <file path=word/styles.xml><?xml version="1.0" encoding="utf-8"?>
-<w:styles xmlns:mc="http://schemas.openxmlformats.org/markup-compatibility/2006" xmlns:r="http://schemas.openxmlformats.org/officeDocument/2006/relationships" xmlns:w="http://schemas.openxmlformats.org/wordprocessingml/2006/main" xmlns:w14="http://schemas.microsoft.com/office/word/2010/wordml" xmlns:w15="http://schemas.microsoft.com/office/word/2012/wordml" xmlns:w16se="http://schemas.microsoft.com/office/word/2015/wordml/symex" mc:Ignorable="w14 w15 w16se">
+<w:styles xmlns:mc="http://schemas.openxmlformats.org/markup-compatibility/2006" xmlns:r="http://schemas.openxmlformats.org/officeDocument/2006/relationships" xmlns:w="http://schemas.openxmlformats.org/wordprocessingml/2006/main" xmlns:w14="http://schemas.microsoft.com/office/word/2010/wordml" xmlns:w15="http://schemas.microsoft.com/office/word/2012/wordml" xmlns:w16cex="http://schemas.microsoft.com/office/word/2018/wordml/cex" xmlns:w16cid="http://schemas.microsoft.com/office/word/2016/wordml/cid" xmlns:w16="http://schemas.microsoft.com/office/word/2018/wordml" xmlns:w16du="http://schemas.microsoft.com/office/word/2023/wordml/word16du" xmlns:w16sdtdh="http://schemas.microsoft.com/office/word/2020/wordml/sdtdatahash" xmlns:w16sdtfl="http://schemas.microsoft.com/office/word/2024/wordml/sdtformatlock" xmlns:w16se="http://schemas.microsoft.com/office/word/2015/wordml/symex" mc:Ignorable="w14 w15 w16se w16cid w16 w16cex w16sdtdh w16sdtfl w16du">
   <w:docDefaults>
     <w:rPrDefault>
       <w:rPr>
@@ -8527,7 +9054,7 @@
       </w:pPr>
     </w:pPrDefault>
   </w:docDefaults>
-  <w:latentStyles w:defLockedState="0" w:defUIPriority="99" w:defSemiHidden="0" w:defUnhideWhenUsed="0" w:defQFormat="0" w:count="371">
+  <w:latentStyles w:defLockedState="0" w:defUIPriority="99" w:defSemiHidden="0" w:defUnhideWhenUsed="0" w:defQFormat="0" w:count="376">
     <w:lsdException w:name="Normal" w:uiPriority="0" w:qFormat="1"/>
     <w:lsdException w:name="heading 1" w:uiPriority="9" w:qFormat="1"/>
     <w:lsdException w:name="heading 2" w:semiHidden="1" w:uiPriority="9" w:unhideWhenUsed="1" w:qFormat="1"/>
@@ -8899,6 +9426,11 @@
     <w:lsdException w:name="List Table 5 Dark Accent 6" w:uiPriority="50"/>
     <w:lsdException w:name="List Table 6 Colorful Accent 6" w:uiPriority="51"/>
     <w:lsdException w:name="List Table 7 Colorful Accent 6" w:uiPriority="52"/>
+    <w:lsdException w:name="Mention" w:semiHidden="1" w:unhideWhenUsed="1"/>
+    <w:lsdException w:name="Smart Hyperlink" w:semiHidden="1" w:unhideWhenUsed="1"/>
+    <w:lsdException w:name="Hashtag" w:semiHidden="1" w:unhideWhenUsed="1"/>
+    <w:lsdException w:name="Unresolved Mention" w:semiHidden="1" w:unhideWhenUsed="1"/>
+    <w:lsdException w:name="Smart Link" w:semiHidden="1" w:unhideWhenUsed="1"/>
   </w:latentStyles>
   <w:style w:type="paragraph" w:default="1" w:styleId="a">
     <w:name w:val="Normal"/>
@@ -9883,7 +10415,7 @@
 </file>
 
 <file path=customXml/itemProps1.xml><?xml version="1.0" encoding="utf-8"?>
-<ds:datastoreItem xmlns:ds="http://schemas.openxmlformats.org/officeDocument/2006/customXml" ds:itemID="{0D2108D0-3D54-4C30-BA69-992FC6BBD2D1}">
+<ds:datastoreItem xmlns:ds="http://schemas.openxmlformats.org/officeDocument/2006/customXml" ds:itemID="{CD5ACB1D-D68F-4249-964D-24A969974DD6}">
   <ds:schemaRefs>
     <ds:schemaRef ds:uri="http://schemas.openxmlformats.org/officeDocument/2006/bibliography"/>
   </ds:schemaRefs>

--- a/lab3/Лабораторная работа №3.docx
+++ b/lab3/Лабораторная работа №3.docx
@@ -1,6 +1,6 @@
 
 <file path=word/document.xml><?xml version="1.0" encoding="utf-8"?>
-<w:document xmlns:wpc="http://schemas.microsoft.com/office/word/2010/wordprocessingCanvas" xmlns:cx="http://schemas.microsoft.com/office/drawing/2014/chartex" xmlns:cx1="http://schemas.microsoft.com/office/drawing/2015/9/8/chartex" xmlns:cx2="http://schemas.microsoft.com/office/drawing/2015/10/21/chartex" xmlns:cx3="http://schemas.microsoft.com/office/drawing/2016/5/9/chartex" xmlns:cx4="http://schemas.microsoft.com/office/drawing/2016/5/10/chartex" xmlns:cx5="http://schemas.microsoft.com/office/drawing/2016/5/11/chartex" xmlns:cx6="http://schemas.microsoft.com/office/drawing/2016/5/12/chartex" xmlns:cx7="http://schemas.microsoft.com/office/drawing/2016/5/13/chartex" xmlns:cx8="http://schemas.microsoft.com/office/drawing/2016/5/14/chartex" xmlns:mc="http://schemas.openxmlformats.org/markup-compatibility/2006" xmlns:aink="http://schemas.microsoft.com/office/drawing/2016/ink" xmlns:am3d="http://schemas.microsoft.com/office/drawing/2017/model3d" xmlns:o="urn:schemas-microsoft-com:office:office" xmlns:oel="http://schemas.microsoft.com/office/2019/extlst" xmlns:r="http://schemas.openxmlformats.org/officeDocument/2006/relationships" xmlns:m="http://schemas.openxmlformats.org/officeDocument/2006/math" xmlns:v="urn:schemas-microsoft-com:vml" xmlns:wp14="http://schemas.microsoft.com/office/word/2010/wordprocessingDrawing" xmlns:wp="http://schemas.openxmlformats.org/drawingml/2006/wordprocessingDrawing" xmlns:w10="urn:schemas-microsoft-com:office:word" xmlns:w="http://schemas.openxmlformats.org/wordprocessingml/2006/main" xmlns:w14="http://schemas.microsoft.com/office/word/2010/wordml" xmlns:w15="http://schemas.microsoft.com/office/word/2012/wordml" xmlns:w16cex="http://schemas.microsoft.com/office/word/2018/wordml/cex" xmlns:w16cid="http://schemas.microsoft.com/office/word/2016/wordml/cid" xmlns:w16="http://schemas.microsoft.com/office/word/2018/wordml" xmlns:w16du="http://schemas.microsoft.com/office/word/2023/wordml/word16du" xmlns:w16sdtdh="http://schemas.microsoft.com/office/word/2020/wordml/sdtdatahash" xmlns:w16sdtfl="http://schemas.microsoft.com/office/word/2024/wordml/sdtformatlock" xmlns:w16se="http://schemas.microsoft.com/office/word/2015/wordml/symex" xmlns:wpg="http://schemas.microsoft.com/office/word/2010/wordprocessingGroup" xmlns:wpi="http://schemas.microsoft.com/office/word/2010/wordprocessingInk" xmlns:wne="http://schemas.microsoft.com/office/word/2006/wordml" xmlns:wps="http://schemas.microsoft.com/office/word/2010/wordprocessingShape" mc:Ignorable="w14 w15 w16se w16cid w16 w16cex w16sdtdh w16sdtfl w16du wp14">
+<w:document xmlns:wpc="http://schemas.microsoft.com/office/word/2010/wordprocessingCanvas" xmlns:cx="http://schemas.microsoft.com/office/drawing/2014/chartex" xmlns:mc="http://schemas.openxmlformats.org/markup-compatibility/2006" xmlns:o="urn:schemas-microsoft-com:office:office" xmlns:r="http://schemas.openxmlformats.org/officeDocument/2006/relationships" xmlns:m="http://schemas.openxmlformats.org/officeDocument/2006/math" xmlns:v="urn:schemas-microsoft-com:vml" xmlns:wp14="http://schemas.microsoft.com/office/word/2010/wordprocessingDrawing" xmlns:wp="http://schemas.openxmlformats.org/drawingml/2006/wordprocessingDrawing" xmlns:w10="urn:schemas-microsoft-com:office:word" xmlns:w="http://schemas.openxmlformats.org/wordprocessingml/2006/main" xmlns:w14="http://schemas.microsoft.com/office/word/2010/wordml" xmlns:w15="http://schemas.microsoft.com/office/word/2012/wordml" xmlns:w16se="http://schemas.microsoft.com/office/word/2015/wordml/symex" xmlns:wpg="http://schemas.microsoft.com/office/word/2010/wordprocessingGroup" xmlns:wpi="http://schemas.microsoft.com/office/word/2010/wordprocessingInk" xmlns:wne="http://schemas.microsoft.com/office/word/2006/wordml" xmlns:wps="http://schemas.microsoft.com/office/word/2010/wordprocessingShape" mc:Ignorable="w14 w15 w16se wp14">
   <w:body>
     <w:p>
       <w:pPr>
@@ -1412,11 +1412,10 @@
         <w:tblLook w:val="04A0" w:firstRow="1" w:lastRow="0" w:firstColumn="1" w:lastColumn="0" w:noHBand="0" w:noVBand="1"/>
       </w:tblPr>
       <w:tblGrid>
-        <w:gridCol w:w="957"/>
-        <w:gridCol w:w="374"/>
-        <w:gridCol w:w="916"/>
-        <w:gridCol w:w="1613"/>
-        <w:gridCol w:w="3745"/>
+        <w:gridCol w:w="851"/>
+        <w:gridCol w:w="1696"/>
+        <w:gridCol w:w="1984"/>
+        <w:gridCol w:w="4814"/>
       </w:tblGrid>
       <w:tr>
         <w:trPr>
@@ -1424,72 +1423,92 @@
         </w:trPr>
         <w:tc>
           <w:tcPr>
-            <w:tcW w:w="0" w:type="auto"/>
+            <w:tcW w:w="851" w:type="dxa"/>
           </w:tcPr>
           <w:p>
             <w:pPr>
               <w:spacing w:line="276" w:lineRule="auto"/>
               <w:ind w:firstLine="0"/>
               <w:jc w:val="left"/>
-            </w:pPr>
-            <w:r>
+              <w:rPr>
+                <w:rFonts w:cs="Times New Roman"/>
+                <w:sz w:val="24"/>
+              </w:rPr>
+            </w:pPr>
+            <w:r>
+              <w:rPr>
+                <w:rFonts w:cs="Times New Roman"/>
+                <w:sz w:val="24"/>
+              </w:rPr>
               <w:t>Адрес</w:t>
             </w:r>
           </w:p>
         </w:tc>
         <w:tc>
           <w:tcPr>
-            <w:tcW w:w="0" w:type="auto"/>
+            <w:tcW w:w="1696" w:type="dxa"/>
+          </w:tcPr>
+          <w:p>
+            <w:pPr>
+              <w:spacing w:line="276" w:lineRule="auto"/>
+              <w:ind w:firstLine="0"/>
+              <w:jc w:val="center"/>
+              <w:rPr>
+                <w:rFonts w:cs="Times New Roman"/>
+                <w:sz w:val="24"/>
+              </w:rPr>
+            </w:pPr>
+            <w:r>
+              <w:rPr>
+                <w:rFonts w:cs="Times New Roman"/>
+                <w:sz w:val="24"/>
+              </w:rPr>
+              <w:t>Код команды</w:t>
+            </w:r>
+          </w:p>
+        </w:tc>
+        <w:tc>
+          <w:tcPr>
+            <w:tcW w:w="1984" w:type="dxa"/>
           </w:tcPr>
           <w:p>
             <w:pPr>
               <w:spacing w:line="276" w:lineRule="auto"/>
               <w:ind w:firstLine="0"/>
               <w:jc w:val="left"/>
-            </w:pPr>
-          </w:p>
-        </w:tc>
-        <w:tc>
-          <w:tcPr>
-            <w:tcW w:w="0" w:type="auto"/>
+              <w:rPr>
+                <w:rFonts w:cs="Times New Roman"/>
+                <w:sz w:val="24"/>
+              </w:rPr>
+            </w:pPr>
+            <w:r>
+              <w:rPr>
+                <w:rFonts w:cs="Times New Roman"/>
+                <w:sz w:val="24"/>
+              </w:rPr>
+              <w:t>Мнемоника</w:t>
+            </w:r>
+          </w:p>
+        </w:tc>
+        <w:tc>
+          <w:tcPr>
+            <w:tcW w:w="4814" w:type="dxa"/>
           </w:tcPr>
           <w:p>
             <w:pPr>
               <w:spacing w:line="276" w:lineRule="auto"/>
               <w:ind w:firstLine="0"/>
               <w:jc w:val="left"/>
-            </w:pPr>
-            <w:r>
-              <w:t>Код</w:t>
-            </w:r>
-          </w:p>
-        </w:tc>
-        <w:tc>
-          <w:tcPr>
-            <w:tcW w:w="0" w:type="auto"/>
-          </w:tcPr>
-          <w:p>
-            <w:pPr>
-              <w:spacing w:line="276" w:lineRule="auto"/>
-              <w:ind w:firstLine="0"/>
-              <w:jc w:val="left"/>
-            </w:pPr>
-            <w:r>
-              <w:t>Мнемоника</w:t>
-            </w:r>
-          </w:p>
-        </w:tc>
-        <w:tc>
-          <w:tcPr>
-            <w:tcW w:w="0" w:type="auto"/>
-          </w:tcPr>
-          <w:p>
-            <w:pPr>
-              <w:spacing w:line="276" w:lineRule="auto"/>
-              <w:ind w:firstLine="0"/>
-              <w:jc w:val="left"/>
-            </w:pPr>
-            <w:r>
+              <w:rPr>
+                <w:rFonts w:cs="Times New Roman"/>
+                <w:sz w:val="24"/>
+              </w:rPr>
+            </w:pPr>
+            <w:r>
+              <w:rPr>
+                <w:rFonts w:cs="Times New Roman"/>
+                <w:sz w:val="24"/>
+              </w:rPr>
               <w:t>Комментарии</w:t>
             </w:r>
           </w:p>
@@ -1501,7 +1520,8 @@
         </w:trPr>
         <w:tc>
           <w:tcPr>
-            <w:tcW w:w="0" w:type="auto"/>
+            <w:tcW w:w="851" w:type="dxa"/>
+            <w:shd w:val="clear" w:color="auto" w:fill="FFFF00"/>
           </w:tcPr>
           <w:p>
             <w:pPr>
@@ -1509,14 +1529,22 @@
               <w:ind w:firstLine="0"/>
               <w:jc w:val="left"/>
               <w:rPr>
-                <w:lang w:val="en-US"/>
-              </w:rPr>
-            </w:pPr>
-            <w:r>
+                <w:rFonts w:cs="Times New Roman"/>
+                <w:sz w:val="24"/>
+                <w:lang w:val="en-US"/>
+              </w:rPr>
+            </w:pPr>
+            <w:r>
+              <w:rPr>
+                <w:rFonts w:cs="Times New Roman"/>
+                <w:sz w:val="24"/>
+              </w:rPr>
               <w:t>2</w:t>
             </w:r>
             <w:r>
               <w:rPr>
+                <w:rFonts w:cs="Times New Roman"/>
+                <w:sz w:val="24"/>
                 <w:lang w:val="en-US"/>
               </w:rPr>
               <w:t>A5</w:t>
@@ -1525,7 +1553,32 @@
         </w:tc>
         <w:tc>
           <w:tcPr>
-            <w:tcW w:w="0" w:type="auto"/>
+            <w:tcW w:w="1696" w:type="dxa"/>
+            <w:shd w:val="clear" w:color="auto" w:fill="FFFF00"/>
+          </w:tcPr>
+          <w:p>
+            <w:pPr>
+              <w:spacing w:line="276" w:lineRule="auto"/>
+              <w:ind w:firstLine="0"/>
+              <w:jc w:val="center"/>
+              <w:rPr>
+                <w:rFonts w:cs="Times New Roman"/>
+                <w:sz w:val="24"/>
+              </w:rPr>
+            </w:pPr>
+            <w:r>
+              <w:rPr>
+                <w:rFonts w:cs="Times New Roman"/>
+                <w:sz w:val="24"/>
+              </w:rPr>
+              <w:t>0200+</w:t>
+            </w:r>
+          </w:p>
+        </w:tc>
+        <w:tc>
+          <w:tcPr>
+            <w:tcW w:w="1984" w:type="dxa"/>
+            <w:shd w:val="clear" w:color="auto" w:fill="FFFF00"/>
           </w:tcPr>
           <w:p>
             <w:pPr>
@@ -1533,78 +1586,51 @@
               <w:ind w:firstLine="0"/>
               <w:jc w:val="left"/>
               <w:rPr>
-                <w:lang w:val="en-US"/>
-              </w:rPr>
-            </w:pPr>
-            <w:r>
-              <w:rPr>
-                <w:lang w:val="en-US"/>
-              </w:rPr>
-              <w:t>+</w:t>
-            </w:r>
-          </w:p>
-        </w:tc>
-        <w:tc>
-          <w:tcPr>
-            <w:tcW w:w="0" w:type="auto"/>
+                <w:rFonts w:cs="Times New Roman"/>
+                <w:sz w:val="24"/>
+                <w:lang w:val="en-US"/>
+              </w:rPr>
+            </w:pPr>
+            <w:r>
+              <w:rPr>
+                <w:rFonts w:cs="Times New Roman"/>
+                <w:sz w:val="24"/>
+                <w:lang w:val="en-US"/>
+              </w:rPr>
+              <w:t>CLA</w:t>
+            </w:r>
+          </w:p>
+        </w:tc>
+        <w:tc>
+          <w:tcPr>
+            <w:tcW w:w="4814" w:type="dxa"/>
+            <w:shd w:val="clear" w:color="auto" w:fill="FFFF00"/>
           </w:tcPr>
           <w:p>
             <w:pPr>
               <w:spacing w:line="276" w:lineRule="auto"/>
               <w:ind w:firstLine="0"/>
               <w:jc w:val="left"/>
-            </w:pPr>
-            <w:r>
-              <w:t>0200</w:t>
-            </w:r>
-          </w:p>
-        </w:tc>
-        <w:tc>
-          <w:tcPr>
-            <w:tcW w:w="0" w:type="auto"/>
-          </w:tcPr>
-          <w:p>
-            <w:pPr>
-              <w:spacing w:line="276" w:lineRule="auto"/>
-              <w:ind w:firstLine="0"/>
-              <w:jc w:val="left"/>
-              <w:rPr>
-                <w:lang w:val="en-US"/>
-              </w:rPr>
-            </w:pPr>
-            <w:r>
-              <w:rPr>
-                <w:lang w:val="en-US"/>
-              </w:rPr>
-              <w:t xml:space="preserve">CLA </w:t>
-            </w:r>
-          </w:p>
-        </w:tc>
-        <w:tc>
-          <w:tcPr>
-            <w:tcW w:w="0" w:type="auto"/>
-          </w:tcPr>
-          <w:p>
-            <w:pPr>
-              <w:spacing w:line="276" w:lineRule="auto"/>
-              <w:ind w:firstLine="0"/>
-              <w:jc w:val="left"/>
-              <w:rPr>
-                <w:lang w:val="en-US"/>
-              </w:rPr>
-            </w:pPr>
-            <w:r>
-              <w:t>Очистка аккумулятора</w:t>
-            </w:r>
-            <w:r>
-              <w:br/>
-              <w:t>0 -</w:t>
-            </w:r>
-            <w:r>
-              <w:rPr>
-                <w:lang w:val="en-US"/>
-              </w:rPr>
-              <w:t>&gt; AC</w:t>
+              <w:rPr>
+                <w:rFonts w:cs="Times New Roman"/>
+                <w:sz w:val="24"/>
+                <w:lang w:val="en-US"/>
+              </w:rPr>
+            </w:pPr>
+            <w:r>
+              <w:rPr>
+                <w:rFonts w:cs="Times New Roman"/>
+                <w:sz w:val="24"/>
+              </w:rPr>
+              <w:t xml:space="preserve">Очистка </w:t>
+            </w:r>
+            <w:r>
+              <w:rPr>
+                <w:rFonts w:cs="Times New Roman"/>
+                <w:sz w:val="24"/>
+                <w:lang w:val="en-US"/>
+              </w:rPr>
+              <w:t>AC</w:t>
             </w:r>
           </w:p>
         </w:tc>
@@ -1615,7 +1641,7 @@
         </w:trPr>
         <w:tc>
           <w:tcPr>
-            <w:tcW w:w="0" w:type="auto"/>
+            <w:tcW w:w="851" w:type="dxa"/>
           </w:tcPr>
           <w:p>
             <w:pPr>
@@ -1623,11 +1649,15 @@
               <w:ind w:firstLine="0"/>
               <w:jc w:val="left"/>
               <w:rPr>
-                <w:lang w:val="en-US"/>
-              </w:rPr>
-            </w:pPr>
-            <w:r>
-              <w:rPr>
+                <w:rFonts w:cs="Times New Roman"/>
+                <w:sz w:val="24"/>
+                <w:lang w:val="en-US"/>
+              </w:rPr>
+            </w:pPr>
+            <w:r>
+              <w:rPr>
+                <w:rFonts w:cs="Times New Roman"/>
+                <w:sz w:val="24"/>
                 <w:lang w:val="en-US"/>
               </w:rPr>
               <w:t>2A6</w:t>
@@ -1636,19 +1666,57 @@
         </w:tc>
         <w:tc>
           <w:tcPr>
-            <w:tcW w:w="0" w:type="auto"/>
+            <w:tcW w:w="1696" w:type="dxa"/>
+          </w:tcPr>
+          <w:p>
+            <w:pPr>
+              <w:spacing w:line="276" w:lineRule="auto"/>
+              <w:ind w:firstLine="0"/>
+              <w:jc w:val="center"/>
+              <w:rPr>
+                <w:rFonts w:cs="Times New Roman"/>
+                <w:sz w:val="24"/>
+                <w:lang w:val="en-US"/>
+              </w:rPr>
+            </w:pPr>
+            <w:r>
+              <w:rPr>
+                <w:rFonts w:cs="Times New Roman"/>
+                <w:sz w:val="24"/>
+                <w:lang w:val="en-US"/>
+              </w:rPr>
+              <w:t>EEFD</w:t>
+            </w:r>
+          </w:p>
+        </w:tc>
+        <w:tc>
+          <w:tcPr>
+            <w:tcW w:w="1984" w:type="dxa"/>
           </w:tcPr>
           <w:p>
             <w:pPr>
               <w:spacing w:line="276" w:lineRule="auto"/>
               <w:ind w:firstLine="0"/>
               <w:jc w:val="left"/>
-            </w:pPr>
-          </w:p>
-        </w:tc>
-        <w:tc>
-          <w:tcPr>
-            <w:tcW w:w="0" w:type="auto"/>
+              <w:rPr>
+                <w:rFonts w:cs="Times New Roman"/>
+                <w:sz w:val="24"/>
+                <w:lang w:val="en-US"/>
+              </w:rPr>
+            </w:pPr>
+            <w:r>
+              <w:rPr>
+                <w:rFonts w:cs="Times New Roman"/>
+                <w:sz w:val="24"/>
+                <w:lang w:val="en-US"/>
+              </w:rPr>
+              <w:t>ST IP-3</w:t>
+            </w:r>
+          </w:p>
+        </w:tc>
+        <w:tc>
+          <w:tcPr>
+            <w:tcW w:w="4814" w:type="dxa"/>
           </w:tcPr>
           <w:p>
             <w:pPr>
@@ -1656,62 +1724,18 @@
               <w:ind w:firstLine="0"/>
               <w:jc w:val="left"/>
               <w:rPr>
-                <w:lang w:val="en-US"/>
-              </w:rPr>
-            </w:pPr>
-            <w:r>
-              <w:rPr>
-                <w:lang w:val="en-US"/>
-              </w:rPr>
-              <w:t>EEFD</w:t>
-            </w:r>
-          </w:p>
-        </w:tc>
-        <w:tc>
-          <w:tcPr>
-            <w:tcW w:w="0" w:type="auto"/>
-          </w:tcPr>
-          <w:p>
-            <w:pPr>
-              <w:spacing w:line="276" w:lineRule="auto"/>
-              <w:ind w:firstLine="0"/>
-              <w:jc w:val="left"/>
-              <w:rPr>
-                <w:lang w:val="en-US"/>
-              </w:rPr>
-            </w:pPr>
-            <w:r>
-              <w:rPr>
-                <w:lang w:val="en-US"/>
-              </w:rPr>
-              <w:t>ST IP-3</w:t>
-            </w:r>
-          </w:p>
-        </w:tc>
-        <w:tc>
-          <w:tcPr>
-            <w:tcW w:w="0" w:type="auto"/>
-          </w:tcPr>
-          <w:p>
-            <w:pPr>
-              <w:spacing w:line="276" w:lineRule="auto"/>
-              <w:ind w:firstLine="0"/>
-              <w:jc w:val="left"/>
-              <w:rPr>
-                <w:lang w:val="en-US"/>
-              </w:rPr>
-            </w:pPr>
-            <w:r>
-              <w:rPr>
-                <w:lang w:val="en-US"/>
-              </w:rPr>
-              <w:t xml:space="preserve">AC -&gt; </w:t>
-            </w:r>
-            <w:r>
-              <w:rPr>
-                <w:lang w:val="en-US"/>
-              </w:rPr>
-              <w:t>2A4</w:t>
+                <w:rFonts w:cs="Times New Roman"/>
+                <w:sz w:val="24"/>
+                <w:lang w:val="en-US"/>
+              </w:rPr>
+            </w:pPr>
+            <w:r>
+              <w:rPr>
+                <w:rFonts w:cs="Times New Roman"/>
+                <w:sz w:val="24"/>
+                <w:lang w:val="en-US"/>
+              </w:rPr>
+              <w:t>AC -&gt; 2A4</w:t>
             </w:r>
           </w:p>
         </w:tc>
@@ -1722,7 +1746,7 @@
         </w:trPr>
         <w:tc>
           <w:tcPr>
-            <w:tcW w:w="0" w:type="auto"/>
+            <w:tcW w:w="851" w:type="dxa"/>
           </w:tcPr>
           <w:p>
             <w:pPr>
@@ -1730,11 +1754,15 @@
               <w:ind w:firstLine="0"/>
               <w:jc w:val="left"/>
               <w:rPr>
-                <w:lang w:val="en-US"/>
-              </w:rPr>
-            </w:pPr>
-            <w:r>
-              <w:rPr>
+                <w:rFonts w:cs="Times New Roman"/>
+                <w:sz w:val="24"/>
+                <w:lang w:val="en-US"/>
+              </w:rPr>
+            </w:pPr>
+            <w:r>
+              <w:rPr>
+                <w:rFonts w:cs="Times New Roman"/>
+                <w:sz w:val="24"/>
                 <w:lang w:val="en-US"/>
               </w:rPr>
               <w:t>2A7</w:t>
@@ -1743,19 +1771,57 @@
         </w:tc>
         <w:tc>
           <w:tcPr>
-            <w:tcW w:w="0" w:type="auto"/>
+            <w:tcW w:w="1696" w:type="dxa"/>
+          </w:tcPr>
+          <w:p>
+            <w:pPr>
+              <w:spacing w:line="276" w:lineRule="auto"/>
+              <w:ind w:firstLine="0"/>
+              <w:jc w:val="center"/>
+              <w:rPr>
+                <w:rFonts w:cs="Times New Roman"/>
+                <w:sz w:val="24"/>
+                <w:lang w:val="en-US"/>
+              </w:rPr>
+            </w:pPr>
+            <w:r>
+              <w:rPr>
+                <w:rFonts w:cs="Times New Roman"/>
+                <w:sz w:val="24"/>
+                <w:lang w:val="en-US"/>
+              </w:rPr>
+              <w:t>AF03</w:t>
+            </w:r>
+          </w:p>
+        </w:tc>
+        <w:tc>
+          <w:tcPr>
+            <w:tcW w:w="1984" w:type="dxa"/>
           </w:tcPr>
           <w:p>
             <w:pPr>
               <w:spacing w:line="276" w:lineRule="auto"/>
               <w:ind w:firstLine="0"/>
               <w:jc w:val="left"/>
-            </w:pPr>
-          </w:p>
-        </w:tc>
-        <w:tc>
-          <w:tcPr>
-            <w:tcW w:w="0" w:type="auto"/>
+              <w:rPr>
+                <w:rFonts w:cs="Times New Roman"/>
+                <w:sz w:val="24"/>
+                <w:lang w:val="en-US"/>
+              </w:rPr>
+            </w:pPr>
+            <w:r>
+              <w:rPr>
+                <w:rFonts w:cs="Times New Roman"/>
+                <w:sz w:val="24"/>
+                <w:lang w:val="en-US"/>
+              </w:rPr>
+              <w:t>LD #3</w:t>
+            </w:r>
+          </w:p>
+        </w:tc>
+        <w:tc>
+          <w:tcPr>
+            <w:tcW w:w="4814" w:type="dxa"/>
           </w:tcPr>
           <w:p>
             <w:pPr>
@@ -1763,65 +1829,15 @@
               <w:ind w:firstLine="0"/>
               <w:jc w:val="left"/>
               <w:rPr>
-                <w:lang w:val="en-US"/>
-              </w:rPr>
-            </w:pPr>
-            <w:r>
-              <w:rPr>
-                <w:lang w:val="en-US"/>
-              </w:rPr>
-              <w:t>AF03</w:t>
-            </w:r>
-          </w:p>
-        </w:tc>
-        <w:tc>
-          <w:tcPr>
-            <w:tcW w:w="0" w:type="auto"/>
-          </w:tcPr>
-          <w:p>
-            <w:pPr>
-              <w:spacing w:line="276" w:lineRule="auto"/>
-              <w:ind w:firstLine="0"/>
-              <w:jc w:val="left"/>
-              <w:rPr>
-                <w:lang w:val="en-US"/>
-              </w:rPr>
-            </w:pPr>
-            <w:r>
-              <w:rPr>
-                <w:lang w:val="en-US"/>
-              </w:rPr>
-              <w:t>LD</w:t>
-            </w:r>
-            <w:r>
-              <w:rPr>
-                <w:lang w:val="en-US"/>
-              </w:rPr>
-              <w:t xml:space="preserve"> </w:t>
-            </w:r>
-            <w:r>
-              <w:rPr>
-                <w:lang w:val="en-US"/>
-              </w:rPr>
-              <w:t>#3</w:t>
-            </w:r>
-          </w:p>
-        </w:tc>
-        <w:tc>
-          <w:tcPr>
-            <w:tcW w:w="0" w:type="auto"/>
-          </w:tcPr>
-          <w:p>
-            <w:pPr>
-              <w:spacing w:line="276" w:lineRule="auto"/>
-              <w:ind w:firstLine="0"/>
-              <w:jc w:val="left"/>
-              <w:rPr>
-                <w:lang w:val="en-US"/>
-              </w:rPr>
-            </w:pPr>
-            <w:r>
-              <w:rPr>
+                <w:rFonts w:cs="Times New Roman"/>
+                <w:sz w:val="24"/>
+                <w:lang w:val="en-US"/>
+              </w:rPr>
+            </w:pPr>
+            <w:r>
+              <w:rPr>
+                <w:rFonts w:cs="Times New Roman"/>
+                <w:sz w:val="24"/>
                 <w:lang w:val="en-US"/>
               </w:rPr>
               <w:t>3 -&gt; AC</w:t>
@@ -1835,7 +1851,7 @@
         </w:trPr>
         <w:tc>
           <w:tcPr>
-            <w:tcW w:w="0" w:type="auto"/>
+            <w:tcW w:w="851" w:type="dxa"/>
           </w:tcPr>
           <w:p>
             <w:pPr>
@@ -1843,11 +1859,15 @@
               <w:ind w:firstLine="0"/>
               <w:jc w:val="left"/>
               <w:rPr>
-                <w:lang w:val="en-US"/>
-              </w:rPr>
-            </w:pPr>
-            <w:r>
-              <w:rPr>
+                <w:rFonts w:cs="Times New Roman"/>
+                <w:sz w:val="24"/>
+                <w:lang w:val="en-US"/>
+              </w:rPr>
+            </w:pPr>
+            <w:r>
+              <w:rPr>
+                <w:rFonts w:cs="Times New Roman"/>
+                <w:sz w:val="24"/>
                 <w:lang w:val="en-US"/>
               </w:rPr>
               <w:t>2A8</w:t>
@@ -1856,19 +1876,57 @@
         </w:tc>
         <w:tc>
           <w:tcPr>
-            <w:tcW w:w="0" w:type="auto"/>
+            <w:tcW w:w="1696" w:type="dxa"/>
+          </w:tcPr>
+          <w:p>
+            <w:pPr>
+              <w:spacing w:line="276" w:lineRule="auto"/>
+              <w:ind w:firstLine="0"/>
+              <w:jc w:val="center"/>
+              <w:rPr>
+                <w:rFonts w:cs="Times New Roman"/>
+                <w:sz w:val="24"/>
+                <w:lang w:val="en-US"/>
+              </w:rPr>
+            </w:pPr>
+            <w:r>
+              <w:rPr>
+                <w:rFonts w:cs="Times New Roman"/>
+                <w:sz w:val="24"/>
+                <w:lang w:val="en-US"/>
+              </w:rPr>
+              <w:t>EEFA</w:t>
+            </w:r>
+          </w:p>
+        </w:tc>
+        <w:tc>
+          <w:tcPr>
+            <w:tcW w:w="1984" w:type="dxa"/>
           </w:tcPr>
           <w:p>
             <w:pPr>
               <w:spacing w:line="276" w:lineRule="auto"/>
               <w:ind w:firstLine="0"/>
               <w:jc w:val="left"/>
-            </w:pPr>
-          </w:p>
-        </w:tc>
-        <w:tc>
-          <w:tcPr>
-            <w:tcW w:w="0" w:type="auto"/>
+              <w:rPr>
+                <w:rFonts w:cs="Times New Roman"/>
+                <w:sz w:val="24"/>
+                <w:lang w:val="en-US"/>
+              </w:rPr>
+            </w:pPr>
+            <w:r>
+              <w:rPr>
+                <w:rFonts w:cs="Times New Roman"/>
+                <w:sz w:val="24"/>
+                <w:lang w:val="en-US"/>
+              </w:rPr>
+              <w:t>ST IP-6</w:t>
+            </w:r>
+          </w:p>
+        </w:tc>
+        <w:tc>
+          <w:tcPr>
+            <w:tcW w:w="4814" w:type="dxa"/>
           </w:tcPr>
           <w:p>
             <w:pPr>
@@ -1876,59 +1934,15 @@
               <w:ind w:firstLine="0"/>
               <w:jc w:val="left"/>
               <w:rPr>
-                <w:lang w:val="en-US"/>
-              </w:rPr>
-            </w:pPr>
-            <w:r>
-              <w:rPr>
-                <w:lang w:val="en-US"/>
-              </w:rPr>
-              <w:t>EEFA</w:t>
-            </w:r>
-          </w:p>
-        </w:tc>
-        <w:tc>
-          <w:tcPr>
-            <w:tcW w:w="0" w:type="auto"/>
-          </w:tcPr>
-          <w:p>
-            <w:pPr>
-              <w:spacing w:line="276" w:lineRule="auto"/>
-              <w:ind w:firstLine="0"/>
-              <w:jc w:val="left"/>
-              <w:rPr>
-                <w:lang w:val="en-US"/>
-              </w:rPr>
-            </w:pPr>
-            <w:r>
-              <w:rPr>
-                <w:lang w:val="en-US"/>
-              </w:rPr>
-              <w:t xml:space="preserve">ST </w:t>
-            </w:r>
-            <w:r>
-              <w:rPr>
-                <w:lang w:val="en-US"/>
-              </w:rPr>
-              <w:t>IP-6</w:t>
-            </w:r>
-          </w:p>
-        </w:tc>
-        <w:tc>
-          <w:tcPr>
-            <w:tcW w:w="0" w:type="auto"/>
-          </w:tcPr>
-          <w:p>
-            <w:pPr>
-              <w:spacing w:line="276" w:lineRule="auto"/>
-              <w:ind w:firstLine="0"/>
-              <w:jc w:val="left"/>
-              <w:rPr>
-                <w:lang w:val="en-US"/>
-              </w:rPr>
-            </w:pPr>
-            <w:r>
-              <w:rPr>
+                <w:rFonts w:cs="Times New Roman"/>
+                <w:sz w:val="24"/>
+                <w:lang w:val="en-US"/>
+              </w:rPr>
+            </w:pPr>
+            <w:r>
+              <w:rPr>
+                <w:rFonts w:cs="Times New Roman"/>
+                <w:sz w:val="24"/>
                 <w:lang w:val="en-US"/>
               </w:rPr>
               <w:t>AC -&gt; 2A3</w:t>
@@ -1942,7 +1956,7 @@
         </w:trPr>
         <w:tc>
           <w:tcPr>
-            <w:tcW w:w="0" w:type="auto"/>
+            <w:tcW w:w="851" w:type="dxa"/>
           </w:tcPr>
           <w:p>
             <w:pPr>
@@ -1950,11 +1964,15 @@
               <w:ind w:firstLine="0"/>
               <w:jc w:val="left"/>
               <w:rPr>
-                <w:lang w:val="en-US"/>
-              </w:rPr>
-            </w:pPr>
-            <w:r>
-              <w:rPr>
+                <w:rFonts w:cs="Times New Roman"/>
+                <w:sz w:val="24"/>
+                <w:lang w:val="en-US"/>
+              </w:rPr>
+            </w:pPr>
+            <w:r>
+              <w:rPr>
+                <w:rFonts w:cs="Times New Roman"/>
+                <w:sz w:val="24"/>
                 <w:lang w:val="en-US"/>
               </w:rPr>
               <w:t>2A9</w:t>
@@ -1963,19 +1981,57 @@
         </w:tc>
         <w:tc>
           <w:tcPr>
-            <w:tcW w:w="0" w:type="auto"/>
+            <w:tcW w:w="1696" w:type="dxa"/>
+          </w:tcPr>
+          <w:p>
+            <w:pPr>
+              <w:spacing w:line="276" w:lineRule="auto"/>
+              <w:ind w:firstLine="0"/>
+              <w:jc w:val="center"/>
+              <w:rPr>
+                <w:rFonts w:cs="Times New Roman"/>
+                <w:sz w:val="24"/>
+                <w:lang w:val="en-US"/>
+              </w:rPr>
+            </w:pPr>
+            <w:r>
+              <w:rPr>
+                <w:rFonts w:cs="Times New Roman"/>
+                <w:sz w:val="24"/>
+                <w:lang w:val="en-US"/>
+              </w:rPr>
+              <w:t>4EF7</w:t>
+            </w:r>
+          </w:p>
+        </w:tc>
+        <w:tc>
+          <w:tcPr>
+            <w:tcW w:w="1984" w:type="dxa"/>
           </w:tcPr>
           <w:p>
             <w:pPr>
               <w:spacing w:line="276" w:lineRule="auto"/>
               <w:ind w:firstLine="0"/>
               <w:jc w:val="left"/>
-            </w:pPr>
-          </w:p>
-        </w:tc>
-        <w:tc>
-          <w:tcPr>
-            <w:tcW w:w="0" w:type="auto"/>
+              <w:rPr>
+                <w:rFonts w:cs="Times New Roman"/>
+                <w:sz w:val="24"/>
+                <w:lang w:val="en-US"/>
+              </w:rPr>
+            </w:pPr>
+            <w:r>
+              <w:rPr>
+                <w:rFonts w:cs="Times New Roman"/>
+                <w:sz w:val="24"/>
+                <w:lang w:val="en-US"/>
+              </w:rPr>
+              <w:t>ADD IP-9</w:t>
+            </w:r>
+          </w:p>
+        </w:tc>
+        <w:tc>
+          <w:tcPr>
+            <w:tcW w:w="4814" w:type="dxa"/>
           </w:tcPr>
           <w:p>
             <w:pPr>
@@ -1983,56 +2039,22 @@
               <w:ind w:firstLine="0"/>
               <w:jc w:val="left"/>
               <w:rPr>
-                <w:lang w:val="en-US"/>
-              </w:rPr>
-            </w:pPr>
-            <w:r>
-              <w:rPr>
-                <w:lang w:val="en-US"/>
-              </w:rPr>
-              <w:t>4EF7</w:t>
-            </w:r>
-          </w:p>
-        </w:tc>
-        <w:tc>
-          <w:tcPr>
-            <w:tcW w:w="0" w:type="auto"/>
-          </w:tcPr>
-          <w:p>
-            <w:pPr>
-              <w:spacing w:line="276" w:lineRule="auto"/>
-              <w:ind w:firstLine="0"/>
-              <w:jc w:val="left"/>
-              <w:rPr>
-                <w:lang w:val="en-US"/>
-              </w:rPr>
-            </w:pPr>
-            <w:r>
-              <w:rPr>
-                <w:lang w:val="en-US"/>
-              </w:rPr>
-              <w:t>ADD IP-9</w:t>
-            </w:r>
-          </w:p>
-        </w:tc>
-        <w:tc>
-          <w:tcPr>
-            <w:tcW w:w="0" w:type="auto"/>
-          </w:tcPr>
-          <w:p>
-            <w:pPr>
-              <w:spacing w:line="276" w:lineRule="auto"/>
-              <w:ind w:firstLine="0"/>
-              <w:jc w:val="left"/>
-              <w:rPr>
-                <w:lang w:val="en-US"/>
-              </w:rPr>
-            </w:pPr>
-            <w:r>
+                <w:rFonts w:cs="Times New Roman"/>
+                <w:sz w:val="24"/>
+                <w:lang w:val="en-US"/>
+              </w:rPr>
+            </w:pPr>
+            <w:r>
+              <w:rPr>
+                <w:rFonts w:cs="Times New Roman"/>
+                <w:sz w:val="24"/>
+              </w:rPr>
               <w:t>2</w:t>
             </w:r>
             <w:r>
               <w:rPr>
+                <w:rFonts w:cs="Times New Roman"/>
+                <w:sz w:val="24"/>
                 <w:lang w:val="en-US"/>
               </w:rPr>
               <w:t>A1 + AC -&gt; AC</w:t>
@@ -2046,7 +2068,7 @@
         </w:trPr>
         <w:tc>
           <w:tcPr>
-            <w:tcW w:w="0" w:type="auto"/>
+            <w:tcW w:w="851" w:type="dxa"/>
           </w:tcPr>
           <w:p>
             <w:pPr>
@@ -2054,11 +2076,15 @@
               <w:ind w:firstLine="0"/>
               <w:jc w:val="left"/>
               <w:rPr>
-                <w:lang w:val="en-US"/>
-              </w:rPr>
-            </w:pPr>
-            <w:r>
-              <w:rPr>
+                <w:rFonts w:cs="Times New Roman"/>
+                <w:sz w:val="24"/>
+                <w:lang w:val="en-US"/>
+              </w:rPr>
+            </w:pPr>
+            <w:r>
+              <w:rPr>
+                <w:rFonts w:cs="Times New Roman"/>
+                <w:sz w:val="24"/>
                 <w:lang w:val="en-US"/>
               </w:rPr>
               <w:t>2AA</w:t>
@@ -2067,19 +2093,57 @@
         </w:tc>
         <w:tc>
           <w:tcPr>
-            <w:tcW w:w="0" w:type="auto"/>
+            <w:tcW w:w="1696" w:type="dxa"/>
+          </w:tcPr>
+          <w:p>
+            <w:pPr>
+              <w:spacing w:line="276" w:lineRule="auto"/>
+              <w:ind w:firstLine="0"/>
+              <w:jc w:val="center"/>
+              <w:rPr>
+                <w:rFonts w:cs="Times New Roman"/>
+                <w:sz w:val="24"/>
+                <w:lang w:val="en-US"/>
+              </w:rPr>
+            </w:pPr>
+            <w:r>
+              <w:rPr>
+                <w:rFonts w:cs="Times New Roman"/>
+                <w:sz w:val="24"/>
+                <w:lang w:val="en-US"/>
+              </w:rPr>
+              <w:t>EEF7</w:t>
+            </w:r>
+          </w:p>
+        </w:tc>
+        <w:tc>
+          <w:tcPr>
+            <w:tcW w:w="1984" w:type="dxa"/>
           </w:tcPr>
           <w:p>
             <w:pPr>
               <w:spacing w:line="276" w:lineRule="auto"/>
               <w:ind w:firstLine="0"/>
               <w:jc w:val="left"/>
-            </w:pPr>
-          </w:p>
-        </w:tc>
-        <w:tc>
-          <w:tcPr>
-            <w:tcW w:w="0" w:type="auto"/>
+              <w:rPr>
+                <w:rFonts w:cs="Times New Roman"/>
+                <w:sz w:val="24"/>
+                <w:lang w:val="en-US"/>
+              </w:rPr>
+            </w:pPr>
+            <w:r>
+              <w:rPr>
+                <w:rFonts w:cs="Times New Roman"/>
+                <w:sz w:val="24"/>
+                <w:lang w:val="en-US"/>
+              </w:rPr>
+              <w:t>ST IP-9</w:t>
+            </w:r>
+          </w:p>
+        </w:tc>
+        <w:tc>
+          <w:tcPr>
+            <w:tcW w:w="4814" w:type="dxa"/>
           </w:tcPr>
           <w:p>
             <w:pPr>
@@ -2087,65 +2151,15 @@
               <w:ind w:firstLine="0"/>
               <w:jc w:val="left"/>
               <w:rPr>
-                <w:lang w:val="en-US"/>
-              </w:rPr>
-            </w:pPr>
-            <w:r>
-              <w:rPr>
-                <w:lang w:val="en-US"/>
-              </w:rPr>
-              <w:t>EEF7</w:t>
-            </w:r>
-          </w:p>
-        </w:tc>
-        <w:tc>
-          <w:tcPr>
-            <w:tcW w:w="0" w:type="auto"/>
-          </w:tcPr>
-          <w:p>
-            <w:pPr>
-              <w:spacing w:line="276" w:lineRule="auto"/>
-              <w:ind w:firstLine="0"/>
-              <w:jc w:val="left"/>
-              <w:rPr>
-                <w:lang w:val="en-US"/>
-              </w:rPr>
-            </w:pPr>
-            <w:r>
-              <w:rPr>
-                <w:lang w:val="en-US"/>
-              </w:rPr>
-              <w:t>ST</w:t>
-            </w:r>
-            <w:r>
-              <w:rPr>
-                <w:lang w:val="en-US"/>
-              </w:rPr>
-              <w:t xml:space="preserve"> </w:t>
-            </w:r>
-            <w:r>
-              <w:rPr>
-                <w:lang w:val="en-US"/>
-              </w:rPr>
-              <w:t>IP-9</w:t>
-            </w:r>
-          </w:p>
-        </w:tc>
-        <w:tc>
-          <w:tcPr>
-            <w:tcW w:w="0" w:type="auto"/>
-          </w:tcPr>
-          <w:p>
-            <w:pPr>
-              <w:spacing w:line="276" w:lineRule="auto"/>
-              <w:ind w:firstLine="0"/>
-              <w:jc w:val="left"/>
-              <w:rPr>
-                <w:lang w:val="en-US"/>
-              </w:rPr>
-            </w:pPr>
-            <w:r>
-              <w:rPr>
+                <w:rFonts w:cs="Times New Roman"/>
+                <w:sz w:val="24"/>
+                <w:lang w:val="en-US"/>
+              </w:rPr>
+            </w:pPr>
+            <w:r>
+              <w:rPr>
+                <w:rFonts w:cs="Times New Roman"/>
+                <w:sz w:val="24"/>
                 <w:lang w:val="en-US"/>
               </w:rPr>
               <w:t>AC -&gt; 2A2</w:t>
@@ -2159,7 +2173,8 @@
         </w:trPr>
         <w:tc>
           <w:tcPr>
-            <w:tcW w:w="0" w:type="auto"/>
+            <w:tcW w:w="851" w:type="dxa"/>
+            <w:shd w:val="clear" w:color="auto" w:fill="BDD6EE" w:themeFill="accent5" w:themeFillTint="66"/>
           </w:tcPr>
           <w:p>
             <w:pPr>
@@ -2167,11 +2182,15 @@
               <w:ind w:firstLine="0"/>
               <w:jc w:val="left"/>
               <w:rPr>
-                <w:lang w:val="en-US"/>
-              </w:rPr>
-            </w:pPr>
-            <w:r>
-              <w:rPr>
+                <w:rFonts w:cs="Times New Roman"/>
+                <w:sz w:val="24"/>
+                <w:lang w:val="en-US"/>
+              </w:rPr>
+            </w:pPr>
+            <w:r>
+              <w:rPr>
+                <w:rFonts w:cs="Times New Roman"/>
+                <w:sz w:val="24"/>
                 <w:lang w:val="en-US"/>
               </w:rPr>
               <w:t>2AB</w:t>
@@ -2180,19 +2199,60 @@
         </w:tc>
         <w:tc>
           <w:tcPr>
-            <w:tcW w:w="0" w:type="auto"/>
+            <w:tcW w:w="1696" w:type="dxa"/>
+            <w:shd w:val="clear" w:color="auto" w:fill="BDD6EE" w:themeFill="accent5" w:themeFillTint="66"/>
+          </w:tcPr>
+          <w:p>
+            <w:pPr>
+              <w:spacing w:line="276" w:lineRule="auto"/>
+              <w:ind w:firstLine="0"/>
+              <w:jc w:val="center"/>
+              <w:rPr>
+                <w:rFonts w:cs="Times New Roman"/>
+                <w:sz w:val="24"/>
+                <w:lang w:val="en-US"/>
+              </w:rPr>
+            </w:pPr>
+            <w:r>
+              <w:rPr>
+                <w:rFonts w:cs="Times New Roman"/>
+                <w:sz w:val="24"/>
+                <w:lang w:val="en-US"/>
+              </w:rPr>
+              <w:t>ABF6</w:t>
+            </w:r>
+          </w:p>
+        </w:tc>
+        <w:tc>
+          <w:tcPr>
+            <w:tcW w:w="1984" w:type="dxa"/>
+            <w:shd w:val="clear" w:color="auto" w:fill="BDD6EE" w:themeFill="accent5" w:themeFillTint="66"/>
           </w:tcPr>
           <w:p>
             <w:pPr>
               <w:spacing w:line="276" w:lineRule="auto"/>
               <w:ind w:firstLine="0"/>
               <w:jc w:val="left"/>
-            </w:pPr>
-          </w:p>
-        </w:tc>
-        <w:tc>
-          <w:tcPr>
-            <w:tcW w:w="0" w:type="auto"/>
+              <w:rPr>
+                <w:rFonts w:cs="Times New Roman"/>
+                <w:sz w:val="24"/>
+                <w:lang w:val="en-US"/>
+              </w:rPr>
+            </w:pPr>
+            <w:r>
+              <w:rPr>
+                <w:rFonts w:cs="Times New Roman"/>
+                <w:sz w:val="24"/>
+                <w:lang w:val="en-US"/>
+              </w:rPr>
+              <w:t>LD (IP-10)-</w:t>
+            </w:r>
+          </w:p>
+        </w:tc>
+        <w:tc>
+          <w:tcPr>
+            <w:tcW w:w="4814" w:type="dxa"/>
+            <w:shd w:val="clear" w:color="auto" w:fill="FFFFFF" w:themeFill="background1"/>
           </w:tcPr>
           <w:p>
             <w:pPr>
@@ -2200,68 +2260,18 @@
               <w:ind w:firstLine="0"/>
               <w:jc w:val="left"/>
               <w:rPr>
-                <w:lang w:val="en-US"/>
-              </w:rPr>
-            </w:pPr>
-            <w:r>
-              <w:rPr>
-                <w:lang w:val="en-US"/>
-              </w:rPr>
-              <w:t>ABF6</w:t>
-            </w:r>
-          </w:p>
-        </w:tc>
-        <w:tc>
-          <w:tcPr>
-            <w:tcW w:w="0" w:type="auto"/>
-          </w:tcPr>
-          <w:p>
-            <w:pPr>
-              <w:spacing w:line="276" w:lineRule="auto"/>
-              <w:ind w:firstLine="0"/>
-              <w:jc w:val="left"/>
-              <w:rPr>
-                <w:lang w:val="en-US"/>
-              </w:rPr>
-            </w:pPr>
-            <w:r>
-              <w:rPr>
-                <w:lang w:val="en-US"/>
-              </w:rPr>
-              <w:t>LD (IP-10)-</w:t>
-            </w:r>
-          </w:p>
-        </w:tc>
-        <w:tc>
-          <w:tcPr>
-            <w:tcW w:w="0" w:type="auto"/>
-          </w:tcPr>
-          <w:p>
-            <w:pPr>
-              <w:spacing w:line="276" w:lineRule="auto"/>
-              <w:ind w:firstLine="0"/>
-              <w:jc w:val="left"/>
-              <w:rPr>
-                <w:lang w:val="en-US"/>
-              </w:rPr>
-            </w:pPr>
-            <w:r>
-              <w:rPr>
-                <w:lang w:val="en-US"/>
-              </w:rPr>
-              <w:t>2A2</w:t>
-            </w:r>
-            <w:r>
-              <w:rPr>
-                <w:lang w:val="en-US"/>
-              </w:rPr>
-              <w:t xml:space="preserve"> -&gt; </w:t>
-            </w:r>
-            <w:r>
-              <w:rPr>
-                <w:lang w:val="en-US"/>
-              </w:rPr>
-              <w:t>AC</w:t>
+                <w:rFonts w:cs="Times New Roman"/>
+                <w:sz w:val="24"/>
+                <w:lang w:val="en-US"/>
+              </w:rPr>
+            </w:pPr>
+            <w:r>
+              <w:rPr>
+                <w:rFonts w:cs="Times New Roman"/>
+                <w:sz w:val="24"/>
+                <w:lang w:val="en-US"/>
+              </w:rPr>
+              <w:t>2A2 -&gt; AC</w:t>
             </w:r>
           </w:p>
         </w:tc>
@@ -2272,7 +2282,8 @@
         </w:trPr>
         <w:tc>
           <w:tcPr>
-            <w:tcW w:w="0" w:type="auto"/>
+            <w:tcW w:w="851" w:type="dxa"/>
+            <w:shd w:val="clear" w:color="auto" w:fill="BDD6EE" w:themeFill="accent5" w:themeFillTint="66"/>
           </w:tcPr>
           <w:p>
             <w:pPr>
@@ -2280,11 +2291,15 @@
               <w:ind w:firstLine="0"/>
               <w:jc w:val="left"/>
               <w:rPr>
-                <w:lang w:val="en-US"/>
-              </w:rPr>
-            </w:pPr>
-            <w:r>
-              <w:rPr>
+                <w:rFonts w:cs="Times New Roman"/>
+                <w:sz w:val="24"/>
+                <w:lang w:val="en-US"/>
+              </w:rPr>
+            </w:pPr>
+            <w:r>
+              <w:rPr>
+                <w:rFonts w:cs="Times New Roman"/>
+                <w:sz w:val="24"/>
                 <w:lang w:val="en-US"/>
               </w:rPr>
               <w:t>2AC</w:t>
@@ -2293,19 +2308,60 @@
         </w:tc>
         <w:tc>
           <w:tcPr>
-            <w:tcW w:w="0" w:type="auto"/>
+            <w:tcW w:w="1696" w:type="dxa"/>
+            <w:shd w:val="clear" w:color="auto" w:fill="BDD6EE" w:themeFill="accent5" w:themeFillTint="66"/>
+          </w:tcPr>
+          <w:p>
+            <w:pPr>
+              <w:spacing w:line="276" w:lineRule="auto"/>
+              <w:ind w:firstLine="0"/>
+              <w:jc w:val="center"/>
+              <w:rPr>
+                <w:rFonts w:cs="Times New Roman"/>
+                <w:sz w:val="24"/>
+                <w:lang w:val="en-US"/>
+              </w:rPr>
+            </w:pPr>
+            <w:r>
+              <w:rPr>
+                <w:rFonts w:cs="Times New Roman"/>
+                <w:sz w:val="24"/>
+                <w:lang w:val="en-US"/>
+              </w:rPr>
+              <w:t>F302</w:t>
+            </w:r>
+          </w:p>
+        </w:tc>
+        <w:tc>
+          <w:tcPr>
+            <w:tcW w:w="1984" w:type="dxa"/>
+            <w:shd w:val="clear" w:color="auto" w:fill="BDD6EE" w:themeFill="accent5" w:themeFillTint="66"/>
           </w:tcPr>
           <w:p>
             <w:pPr>
               <w:spacing w:line="276" w:lineRule="auto"/>
               <w:ind w:firstLine="0"/>
               <w:jc w:val="left"/>
-            </w:pPr>
-          </w:p>
-        </w:tc>
-        <w:tc>
-          <w:tcPr>
-            <w:tcW w:w="0" w:type="auto"/>
+              <w:rPr>
+                <w:rFonts w:cs="Times New Roman"/>
+                <w:sz w:val="24"/>
+                <w:lang w:val="en-US"/>
+              </w:rPr>
+            </w:pPr>
+            <w:r>
+              <w:rPr>
+                <w:rFonts w:cs="Times New Roman"/>
+                <w:sz w:val="24"/>
+                <w:lang w:val="en-US"/>
+              </w:rPr>
+              <w:t>BPL IP+2</w:t>
+            </w:r>
+          </w:p>
+        </w:tc>
+        <w:tc>
+          <w:tcPr>
+            <w:tcW w:w="4814" w:type="dxa"/>
+            <w:shd w:val="clear" w:color="auto" w:fill="FFFFFF" w:themeFill="background1"/>
           </w:tcPr>
           <w:p>
             <w:pPr>
@@ -2313,67 +2369,30 @@
               <w:ind w:firstLine="0"/>
               <w:jc w:val="left"/>
               <w:rPr>
-                <w:lang w:val="en-US"/>
-              </w:rPr>
-            </w:pPr>
-            <w:r>
-              <w:rPr>
-                <w:lang w:val="en-US"/>
-              </w:rPr>
-              <w:t>F302</w:t>
-            </w:r>
-          </w:p>
-        </w:tc>
-        <w:tc>
-          <w:tcPr>
-            <w:tcW w:w="0" w:type="auto"/>
-          </w:tcPr>
-          <w:p>
-            <w:pPr>
-              <w:spacing w:line="276" w:lineRule="auto"/>
-              <w:ind w:firstLine="0"/>
-              <w:jc w:val="left"/>
-              <w:rPr>
-                <w:lang w:val="en-US"/>
-              </w:rPr>
-            </w:pPr>
-            <w:r>
-              <w:rPr>
-                <w:lang w:val="en-US"/>
-              </w:rPr>
-              <w:t>BPL IP+2</w:t>
-            </w:r>
-          </w:p>
-        </w:tc>
-        <w:tc>
-          <w:tcPr>
-            <w:tcW w:w="0" w:type="auto"/>
-          </w:tcPr>
-          <w:p>
-            <w:pPr>
-              <w:spacing w:line="276" w:lineRule="auto"/>
-              <w:ind w:firstLine="0"/>
-              <w:jc w:val="left"/>
-            </w:pPr>
-            <w:r>
-              <w:t>Если +</w:t>
-            </w:r>
-            <w:r>
-              <w:t xml:space="preserve"> </w:t>
-            </w:r>
-            <w:r>
-              <w:t>переход в</w:t>
-            </w:r>
-            <w:r>
-              <w:t xml:space="preserve"> 2</w:t>
-            </w:r>
-            <w:r>
-              <w:rPr>
+                <w:rFonts w:cs="Times New Roman"/>
+                <w:sz w:val="24"/>
+              </w:rPr>
+            </w:pPr>
+            <w:r>
+              <w:rPr>
+                <w:rFonts w:cs="Times New Roman"/>
+                <w:sz w:val="24"/>
+              </w:rPr>
+              <w:t>Если + переход в 2</w:t>
+            </w:r>
+            <w:r>
+              <w:rPr>
+                <w:rFonts w:cs="Times New Roman"/>
+                <w:sz w:val="24"/>
                 <w:lang w:val="en-US"/>
               </w:rPr>
               <w:t>AF</w:t>
             </w:r>
             <w:r>
+              <w:rPr>
+                <w:rFonts w:cs="Times New Roman"/>
+                <w:sz w:val="24"/>
+              </w:rPr>
               <w:t xml:space="preserve"> </w:t>
             </w:r>
           </w:p>
@@ -2385,7 +2404,8 @@
         </w:trPr>
         <w:tc>
           <w:tcPr>
-            <w:tcW w:w="0" w:type="auto"/>
+            <w:tcW w:w="851" w:type="dxa"/>
+            <w:shd w:val="clear" w:color="auto" w:fill="BDD6EE" w:themeFill="accent5" w:themeFillTint="66"/>
           </w:tcPr>
           <w:p>
             <w:pPr>
@@ -2393,11 +2413,15 @@
               <w:ind w:firstLine="0"/>
               <w:jc w:val="left"/>
               <w:rPr>
-                <w:lang w:val="en-US"/>
-              </w:rPr>
-            </w:pPr>
-            <w:r>
-              <w:rPr>
+                <w:rFonts w:cs="Times New Roman"/>
+                <w:sz w:val="24"/>
+                <w:lang w:val="en-US"/>
+              </w:rPr>
+            </w:pPr>
+            <w:r>
+              <w:rPr>
+                <w:rFonts w:cs="Times New Roman"/>
+                <w:sz w:val="24"/>
                 <w:lang w:val="en-US"/>
               </w:rPr>
               <w:t>2AD</w:t>
@@ -2406,19 +2430,60 @@
         </w:tc>
         <w:tc>
           <w:tcPr>
-            <w:tcW w:w="0" w:type="auto"/>
+            <w:tcW w:w="1696" w:type="dxa"/>
+            <w:shd w:val="clear" w:color="auto" w:fill="BDD6EE" w:themeFill="accent5" w:themeFillTint="66"/>
+          </w:tcPr>
+          <w:p>
+            <w:pPr>
+              <w:spacing w:line="276" w:lineRule="auto"/>
+              <w:ind w:firstLine="0"/>
+              <w:jc w:val="center"/>
+              <w:rPr>
+                <w:rFonts w:cs="Times New Roman"/>
+                <w:sz w:val="24"/>
+                <w:lang w:val="en-US"/>
+              </w:rPr>
+            </w:pPr>
+            <w:r>
+              <w:rPr>
+                <w:rFonts w:cs="Times New Roman"/>
+                <w:sz w:val="24"/>
+                <w:lang w:val="en-US"/>
+              </w:rPr>
+              <w:t>4EF6</w:t>
+            </w:r>
+          </w:p>
+        </w:tc>
+        <w:tc>
+          <w:tcPr>
+            <w:tcW w:w="1984" w:type="dxa"/>
+            <w:shd w:val="clear" w:color="auto" w:fill="BDD6EE" w:themeFill="accent5" w:themeFillTint="66"/>
           </w:tcPr>
           <w:p>
             <w:pPr>
               <w:spacing w:line="276" w:lineRule="auto"/>
               <w:ind w:firstLine="0"/>
               <w:jc w:val="left"/>
-            </w:pPr>
-          </w:p>
-        </w:tc>
-        <w:tc>
-          <w:tcPr>
-            <w:tcW w:w="0" w:type="auto"/>
+              <w:rPr>
+                <w:rFonts w:cs="Times New Roman"/>
+                <w:sz w:val="24"/>
+                <w:lang w:val="en-US"/>
+              </w:rPr>
+            </w:pPr>
+            <w:r>
+              <w:rPr>
+                <w:rFonts w:cs="Times New Roman"/>
+                <w:sz w:val="24"/>
+                <w:lang w:val="en-US"/>
+              </w:rPr>
+              <w:t>ADD IP-10</w:t>
+            </w:r>
+          </w:p>
+        </w:tc>
+        <w:tc>
+          <w:tcPr>
+            <w:tcW w:w="4814" w:type="dxa"/>
+            <w:shd w:val="clear" w:color="auto" w:fill="FFFFFF" w:themeFill="background1"/>
           </w:tcPr>
           <w:p>
             <w:pPr>
@@ -2426,53 +2491,15 @@
               <w:ind w:firstLine="0"/>
               <w:jc w:val="left"/>
               <w:rPr>
-                <w:lang w:val="en-US"/>
-              </w:rPr>
-            </w:pPr>
-            <w:r>
-              <w:rPr>
-                <w:lang w:val="en-US"/>
-              </w:rPr>
-              <w:t>4EF6</w:t>
-            </w:r>
-          </w:p>
-        </w:tc>
-        <w:tc>
-          <w:tcPr>
-            <w:tcW w:w="0" w:type="auto"/>
-          </w:tcPr>
-          <w:p>
-            <w:pPr>
-              <w:spacing w:line="276" w:lineRule="auto"/>
-              <w:ind w:firstLine="0"/>
-              <w:jc w:val="left"/>
-              <w:rPr>
-                <w:lang w:val="en-US"/>
-              </w:rPr>
-            </w:pPr>
-            <w:r>
-              <w:rPr>
-                <w:lang w:val="en-US"/>
-              </w:rPr>
-              <w:t>ADD IP-10</w:t>
-            </w:r>
-          </w:p>
-        </w:tc>
-        <w:tc>
-          <w:tcPr>
-            <w:tcW w:w="0" w:type="auto"/>
-          </w:tcPr>
-          <w:p>
-            <w:pPr>
-              <w:spacing w:line="276" w:lineRule="auto"/>
-              <w:ind w:firstLine="0"/>
-              <w:jc w:val="left"/>
-              <w:rPr>
-                <w:lang w:val="en-US"/>
-              </w:rPr>
-            </w:pPr>
-            <w:r>
-              <w:rPr>
+                <w:rFonts w:cs="Times New Roman"/>
+                <w:sz w:val="24"/>
+                <w:lang w:val="en-US"/>
+              </w:rPr>
+            </w:pPr>
+            <w:r>
+              <w:rPr>
+                <w:rFonts w:cs="Times New Roman"/>
+                <w:sz w:val="24"/>
                 <w:lang w:val="en-US"/>
               </w:rPr>
               <w:t>2A4 + AC -&gt; AC</w:t>
@@ -2486,7 +2513,8 @@
         </w:trPr>
         <w:tc>
           <w:tcPr>
-            <w:tcW w:w="0" w:type="auto"/>
+            <w:tcW w:w="851" w:type="dxa"/>
+            <w:shd w:val="clear" w:color="auto" w:fill="BDD6EE" w:themeFill="accent5" w:themeFillTint="66"/>
           </w:tcPr>
           <w:p>
             <w:pPr>
@@ -2494,11 +2522,15 @@
               <w:ind w:firstLine="0"/>
               <w:jc w:val="left"/>
               <w:rPr>
-                <w:lang w:val="en-US"/>
-              </w:rPr>
-            </w:pPr>
-            <w:r>
-              <w:rPr>
+                <w:rFonts w:cs="Times New Roman"/>
+                <w:sz w:val="24"/>
+                <w:lang w:val="en-US"/>
+              </w:rPr>
+            </w:pPr>
+            <w:r>
+              <w:rPr>
+                <w:rFonts w:cs="Times New Roman"/>
+                <w:sz w:val="24"/>
                 <w:lang w:val="en-US"/>
               </w:rPr>
               <w:t>2AE</w:t>
@@ -2507,19 +2539,60 @@
         </w:tc>
         <w:tc>
           <w:tcPr>
-            <w:tcW w:w="0" w:type="auto"/>
+            <w:tcW w:w="1696" w:type="dxa"/>
+            <w:shd w:val="clear" w:color="auto" w:fill="BDD6EE" w:themeFill="accent5" w:themeFillTint="66"/>
+          </w:tcPr>
+          <w:p>
+            <w:pPr>
+              <w:spacing w:line="276" w:lineRule="auto"/>
+              <w:ind w:firstLine="0"/>
+              <w:jc w:val="center"/>
+              <w:rPr>
+                <w:rFonts w:cs="Times New Roman"/>
+                <w:sz w:val="24"/>
+                <w:lang w:val="en-US"/>
+              </w:rPr>
+            </w:pPr>
+            <w:r>
+              <w:rPr>
+                <w:rFonts w:cs="Times New Roman"/>
+                <w:sz w:val="24"/>
+                <w:lang w:val="en-US"/>
+              </w:rPr>
+              <w:t>EEF5</w:t>
+            </w:r>
+          </w:p>
+        </w:tc>
+        <w:tc>
+          <w:tcPr>
+            <w:tcW w:w="1984" w:type="dxa"/>
+            <w:shd w:val="clear" w:color="auto" w:fill="BDD6EE" w:themeFill="accent5" w:themeFillTint="66"/>
           </w:tcPr>
           <w:p>
             <w:pPr>
               <w:spacing w:line="276" w:lineRule="auto"/>
               <w:ind w:firstLine="0"/>
               <w:jc w:val="left"/>
-            </w:pPr>
-          </w:p>
-        </w:tc>
-        <w:tc>
-          <w:tcPr>
-            <w:tcW w:w="0" w:type="auto"/>
+              <w:rPr>
+                <w:rFonts w:cs="Times New Roman"/>
+                <w:sz w:val="24"/>
+                <w:lang w:val="en-US"/>
+              </w:rPr>
+            </w:pPr>
+            <w:r>
+              <w:rPr>
+                <w:rFonts w:cs="Times New Roman"/>
+                <w:sz w:val="24"/>
+                <w:lang w:val="en-US"/>
+              </w:rPr>
+              <w:t>ST IP-11</w:t>
+            </w:r>
+          </w:p>
+        </w:tc>
+        <w:tc>
+          <w:tcPr>
+            <w:tcW w:w="4814" w:type="dxa"/>
+            <w:shd w:val="clear" w:color="auto" w:fill="FFFFFF" w:themeFill="background1"/>
           </w:tcPr>
           <w:p>
             <w:pPr>
@@ -2527,53 +2600,15 @@
               <w:ind w:firstLine="0"/>
               <w:jc w:val="left"/>
               <w:rPr>
-                <w:lang w:val="en-US"/>
-              </w:rPr>
-            </w:pPr>
-            <w:r>
-              <w:rPr>
-                <w:lang w:val="en-US"/>
-              </w:rPr>
-              <w:t>EEF5</w:t>
-            </w:r>
-          </w:p>
-        </w:tc>
-        <w:tc>
-          <w:tcPr>
-            <w:tcW w:w="0" w:type="auto"/>
-          </w:tcPr>
-          <w:p>
-            <w:pPr>
-              <w:spacing w:line="276" w:lineRule="auto"/>
-              <w:ind w:firstLine="0"/>
-              <w:jc w:val="left"/>
-              <w:rPr>
-                <w:lang w:val="en-US"/>
-              </w:rPr>
-            </w:pPr>
-            <w:r>
-              <w:rPr>
-                <w:lang w:val="en-US"/>
-              </w:rPr>
-              <w:t>ST IP-11</w:t>
-            </w:r>
-          </w:p>
-        </w:tc>
-        <w:tc>
-          <w:tcPr>
-            <w:tcW w:w="0" w:type="auto"/>
-          </w:tcPr>
-          <w:p>
-            <w:pPr>
-              <w:spacing w:line="276" w:lineRule="auto"/>
-              <w:ind w:firstLine="0"/>
-              <w:jc w:val="left"/>
-              <w:rPr>
-                <w:lang w:val="en-US"/>
-              </w:rPr>
-            </w:pPr>
-            <w:r>
-              <w:rPr>
+                <w:rFonts w:cs="Times New Roman"/>
+                <w:sz w:val="24"/>
+                <w:lang w:val="en-US"/>
+              </w:rPr>
+            </w:pPr>
+            <w:r>
+              <w:rPr>
+                <w:rFonts w:cs="Times New Roman"/>
+                <w:sz w:val="24"/>
                 <w:lang w:val="en-US"/>
               </w:rPr>
               <w:t>AC -&gt; 2A4</w:t>
@@ -2587,7 +2622,8 @@
         </w:trPr>
         <w:tc>
           <w:tcPr>
-            <w:tcW w:w="0" w:type="auto"/>
+            <w:tcW w:w="851" w:type="dxa"/>
+            <w:shd w:val="clear" w:color="auto" w:fill="BDD6EE" w:themeFill="accent5" w:themeFillTint="66"/>
           </w:tcPr>
           <w:p>
             <w:pPr>
@@ -2595,11 +2631,15 @@
               <w:ind w:firstLine="0"/>
               <w:jc w:val="left"/>
               <w:rPr>
-                <w:lang w:val="en-US"/>
-              </w:rPr>
-            </w:pPr>
-            <w:r>
-              <w:rPr>
+                <w:rFonts w:cs="Times New Roman"/>
+                <w:sz w:val="24"/>
+                <w:lang w:val="en-US"/>
+              </w:rPr>
+            </w:pPr>
+            <w:r>
+              <w:rPr>
+                <w:rFonts w:cs="Times New Roman"/>
+                <w:sz w:val="24"/>
                 <w:lang w:val="en-US"/>
               </w:rPr>
               <w:t>2AF</w:t>
@@ -2608,19 +2648,60 @@
         </w:tc>
         <w:tc>
           <w:tcPr>
-            <w:tcW w:w="0" w:type="auto"/>
+            <w:tcW w:w="1696" w:type="dxa"/>
+            <w:shd w:val="clear" w:color="auto" w:fill="BDD6EE" w:themeFill="accent5" w:themeFillTint="66"/>
+          </w:tcPr>
+          <w:p>
+            <w:pPr>
+              <w:spacing w:line="276" w:lineRule="auto"/>
+              <w:ind w:firstLine="0"/>
+              <w:jc w:val="center"/>
+              <w:rPr>
+                <w:rFonts w:cs="Times New Roman"/>
+                <w:sz w:val="24"/>
+                <w:lang w:val="en-US"/>
+              </w:rPr>
+            </w:pPr>
+            <w:r>
+              <w:rPr>
+                <w:rFonts w:cs="Times New Roman"/>
+                <w:sz w:val="24"/>
+                <w:lang w:val="en-US"/>
+              </w:rPr>
+              <w:t>82A3</w:t>
+            </w:r>
+          </w:p>
+        </w:tc>
+        <w:tc>
+          <w:tcPr>
+            <w:tcW w:w="1984" w:type="dxa"/>
+            <w:shd w:val="clear" w:color="auto" w:fill="BDD6EE" w:themeFill="accent5" w:themeFillTint="66"/>
           </w:tcPr>
           <w:p>
             <w:pPr>
               <w:spacing w:line="276" w:lineRule="auto"/>
               <w:ind w:firstLine="0"/>
               <w:jc w:val="left"/>
-            </w:pPr>
-          </w:p>
-        </w:tc>
-        <w:tc>
-          <w:tcPr>
-            <w:tcW w:w="0" w:type="auto"/>
+              <w:rPr>
+                <w:rFonts w:cs="Times New Roman"/>
+                <w:sz w:val="24"/>
+                <w:lang w:val="en-US"/>
+              </w:rPr>
+            </w:pPr>
+            <w:r>
+              <w:rPr>
+                <w:rFonts w:cs="Times New Roman"/>
+                <w:sz w:val="24"/>
+                <w:lang w:val="en-US"/>
+              </w:rPr>
+              <w:t>LOOP 2A3</w:t>
+            </w:r>
+          </w:p>
+        </w:tc>
+        <w:tc>
+          <w:tcPr>
+            <w:tcW w:w="4814" w:type="dxa"/>
+            <w:shd w:val="clear" w:color="auto" w:fill="FFFFFF" w:themeFill="background1"/>
           </w:tcPr>
           <w:p>
             <w:pPr>
@@ -2628,116 +2709,108 @@
               <w:ind w:firstLine="0"/>
               <w:jc w:val="left"/>
               <w:rPr>
-                <w:lang w:val="en-US"/>
-              </w:rPr>
-            </w:pPr>
-            <w:r>
-              <w:rPr>
-                <w:lang w:val="en-US"/>
-              </w:rPr>
-              <w:t>82A3</w:t>
-            </w:r>
-          </w:p>
-        </w:tc>
-        <w:tc>
-          <w:tcPr>
-            <w:tcW w:w="0" w:type="auto"/>
-          </w:tcPr>
+                <w:rFonts w:cs="Times New Roman"/>
+                <w:sz w:val="24"/>
+              </w:rPr>
+            </w:pPr>
+            <w:r>
+              <w:rPr>
+                <w:rFonts w:cs="Times New Roman"/>
+                <w:sz w:val="24"/>
+              </w:rPr>
+              <w:t>2</w:t>
+            </w:r>
+            <w:r>
+              <w:rPr>
+                <w:rFonts w:cs="Times New Roman"/>
+                <w:sz w:val="24"/>
+                <w:lang w:val="en-US"/>
+              </w:rPr>
+              <w:t>A</w:t>
+            </w:r>
+            <w:r>
+              <w:rPr>
+                <w:rFonts w:cs="Times New Roman"/>
+                <w:sz w:val="24"/>
+              </w:rPr>
+              <w:t xml:space="preserve">3 – 1 -&gt; </w:t>
+            </w:r>
+            <w:r>
+              <w:rPr>
+                <w:rFonts w:cs="Times New Roman"/>
+                <w:sz w:val="24"/>
+                <w:lang w:val="en-US"/>
+              </w:rPr>
+              <w:t>A</w:t>
+            </w:r>
+            <w:r>
+              <w:rPr>
+                <w:rFonts w:cs="Times New Roman"/>
+                <w:sz w:val="24"/>
+              </w:rPr>
+              <w:t>23;</w:t>
+            </w:r>
+          </w:p>
           <w:p>
             <w:pPr>
               <w:spacing w:line="276" w:lineRule="auto"/>
               <w:ind w:firstLine="0"/>
               <w:jc w:val="left"/>
               <w:rPr>
-                <w:lang w:val="en-US"/>
-              </w:rPr>
-            </w:pPr>
-            <w:r>
-              <w:rPr>
-                <w:lang w:val="en-US"/>
-              </w:rPr>
-              <w:t>LOOP 2A3</w:t>
-            </w:r>
-          </w:p>
-        </w:tc>
-        <w:tc>
-          <w:tcPr>
-            <w:tcW w:w="0" w:type="auto"/>
-          </w:tcPr>
-          <w:p>
-            <w:pPr>
-              <w:spacing w:line="276" w:lineRule="auto"/>
-              <w:ind w:firstLine="0"/>
-              <w:jc w:val="left"/>
-            </w:pPr>
-            <w:r>
-              <w:t>2</w:t>
-            </w:r>
-            <w:r>
-              <w:rPr>
+                <w:rFonts w:cs="Times New Roman"/>
+                <w:sz w:val="24"/>
+              </w:rPr>
+            </w:pPr>
+            <w:r>
+              <w:rPr>
+                <w:rFonts w:cs="Times New Roman"/>
+                <w:sz w:val="24"/>
+              </w:rPr>
+              <w:t>Если 2</w:t>
+            </w:r>
+            <w:r>
+              <w:rPr>
+                <w:rFonts w:cs="Times New Roman"/>
+                <w:sz w:val="24"/>
                 <w:lang w:val="en-US"/>
               </w:rPr>
               <w:t>A</w:t>
             </w:r>
             <w:r>
-              <w:t>3 – 1</w:t>
-            </w:r>
-            <w:r>
-              <w:t xml:space="preserve"> -</w:t>
-            </w:r>
-            <w:r>
-              <w:t xml:space="preserve">&gt; </w:t>
-            </w:r>
-            <w:r>
-              <w:rPr>
-                <w:lang w:val="en-US"/>
-              </w:rPr>
-              <w:t>A</w:t>
-            </w:r>
-            <w:r>
-              <w:t>23</w:t>
-            </w:r>
-            <w:r>
-              <w:t>;</w:t>
-            </w:r>
-          </w:p>
-          <w:p>
-            <w:pPr>
-              <w:spacing w:line="276" w:lineRule="auto"/>
-              <w:ind w:firstLine="0"/>
-              <w:jc w:val="left"/>
-            </w:pPr>
-            <w:r>
-              <w:t>Если 2</w:t>
-            </w:r>
-            <w:r>
-              <w:rPr>
-                <w:lang w:val="en-US"/>
-              </w:rPr>
-              <w:t>A</w:t>
-            </w:r>
-            <w:r>
-              <w:t>3 &lt;</w:t>
-            </w:r>
-            <w:r>
-              <w:t xml:space="preserve">= 0, то </w:t>
-            </w:r>
-            <w:r>
-              <w:rPr>
+              <w:rPr>
+                <w:rFonts w:cs="Times New Roman"/>
+                <w:sz w:val="24"/>
+              </w:rPr>
+              <w:t xml:space="preserve">3 &lt;= 0, то </w:t>
+            </w:r>
+            <w:r>
+              <w:rPr>
+                <w:rFonts w:cs="Times New Roman"/>
+                <w:sz w:val="24"/>
                 <w:lang w:val="en-US"/>
               </w:rPr>
               <w:t>IP</w:t>
             </w:r>
             <w:r>
+              <w:rPr>
+                <w:rFonts w:cs="Times New Roman"/>
+                <w:sz w:val="24"/>
+              </w:rPr>
               <w:t xml:space="preserve"> + 1 -&gt; </w:t>
             </w:r>
             <w:r>
               <w:rPr>
+                <w:rFonts w:cs="Times New Roman"/>
+                <w:sz w:val="24"/>
                 <w:lang w:val="en-US"/>
               </w:rPr>
               <w:t>IP</w:t>
             </w:r>
             <w:r>
+              <w:rPr>
+                <w:rFonts w:cs="Times New Roman"/>
+                <w:sz w:val="24"/>
+              </w:rPr>
               <w:t xml:space="preserve"> </w:t>
             </w:r>
           </w:p>
@@ -2749,43 +2822,99 @@
         </w:trPr>
         <w:tc>
           <w:tcPr>
-            <w:tcW w:w="0" w:type="auto"/>
+            <w:tcW w:w="851" w:type="dxa"/>
+            <w:shd w:val="clear" w:color="auto" w:fill="BDD6EE" w:themeFill="accent5" w:themeFillTint="66"/>
           </w:tcPr>
           <w:p>
             <w:pPr>
               <w:spacing w:line="276" w:lineRule="auto"/>
               <w:ind w:firstLine="0"/>
               <w:jc w:val="left"/>
-            </w:pPr>
-            <w:r>
+              <w:rPr>
+                <w:rFonts w:cs="Times New Roman"/>
+                <w:sz w:val="24"/>
+              </w:rPr>
+            </w:pPr>
+            <w:r>
+              <w:rPr>
+                <w:rFonts w:cs="Times New Roman"/>
+                <w:sz w:val="24"/>
+              </w:rPr>
               <w:t>2</w:t>
             </w:r>
             <w:r>
               <w:rPr>
+                <w:rFonts w:cs="Times New Roman"/>
+                <w:sz w:val="24"/>
                 <w:lang w:val="en-US"/>
               </w:rPr>
               <w:t>B</w:t>
             </w:r>
             <w:r>
+              <w:rPr>
+                <w:rFonts w:cs="Times New Roman"/>
+                <w:sz w:val="24"/>
+              </w:rPr>
               <w:t>0</w:t>
             </w:r>
           </w:p>
         </w:tc>
         <w:tc>
           <w:tcPr>
-            <w:tcW w:w="0" w:type="auto"/>
+            <w:tcW w:w="1696" w:type="dxa"/>
+            <w:shd w:val="clear" w:color="auto" w:fill="BDD6EE" w:themeFill="accent5" w:themeFillTint="66"/>
+          </w:tcPr>
+          <w:p>
+            <w:pPr>
+              <w:spacing w:line="276" w:lineRule="auto"/>
+              <w:ind w:firstLine="0"/>
+              <w:jc w:val="center"/>
+              <w:rPr>
+                <w:rFonts w:cs="Times New Roman"/>
+                <w:sz w:val="24"/>
+                <w:lang w:val="en-US"/>
+              </w:rPr>
+            </w:pPr>
+            <w:r>
+              <w:rPr>
+                <w:rFonts w:cs="Times New Roman"/>
+                <w:sz w:val="24"/>
+                <w:lang w:val="en-US"/>
+              </w:rPr>
+              <w:t>CEFA</w:t>
+            </w:r>
+          </w:p>
+        </w:tc>
+        <w:tc>
+          <w:tcPr>
+            <w:tcW w:w="1984" w:type="dxa"/>
+            <w:shd w:val="clear" w:color="auto" w:fill="BDD6EE" w:themeFill="accent5" w:themeFillTint="66"/>
           </w:tcPr>
           <w:p>
             <w:pPr>
               <w:spacing w:line="276" w:lineRule="auto"/>
               <w:ind w:firstLine="0"/>
               <w:jc w:val="left"/>
-            </w:pPr>
-          </w:p>
-        </w:tc>
-        <w:tc>
-          <w:tcPr>
-            <w:tcW w:w="0" w:type="auto"/>
+              <w:rPr>
+                <w:rFonts w:cs="Times New Roman"/>
+                <w:sz w:val="24"/>
+                <w:lang w:val="en-US"/>
+              </w:rPr>
+            </w:pPr>
+            <w:r>
+              <w:rPr>
+                <w:rFonts w:cs="Times New Roman"/>
+                <w:sz w:val="24"/>
+                <w:lang w:val="en-US"/>
+              </w:rPr>
+              <w:t>JUMP IP-6</w:t>
+            </w:r>
+          </w:p>
+        </w:tc>
+        <w:tc>
+          <w:tcPr>
+            <w:tcW w:w="4814" w:type="dxa"/>
+            <w:shd w:val="clear" w:color="auto" w:fill="FFFFFF" w:themeFill="background1"/>
           </w:tcPr>
           <w:p>
             <w:pPr>
@@ -2793,53 +2922,15 @@
               <w:ind w:firstLine="0"/>
               <w:jc w:val="left"/>
               <w:rPr>
-                <w:lang w:val="en-US"/>
-              </w:rPr>
-            </w:pPr>
-            <w:r>
-              <w:rPr>
-                <w:lang w:val="en-US"/>
-              </w:rPr>
-              <w:t>CEFA</w:t>
-            </w:r>
-          </w:p>
-        </w:tc>
-        <w:tc>
-          <w:tcPr>
-            <w:tcW w:w="0" w:type="auto"/>
-          </w:tcPr>
-          <w:p>
-            <w:pPr>
-              <w:spacing w:line="276" w:lineRule="auto"/>
-              <w:ind w:firstLine="0"/>
-              <w:jc w:val="left"/>
-              <w:rPr>
-                <w:lang w:val="en-US"/>
-              </w:rPr>
-            </w:pPr>
-            <w:r>
-              <w:rPr>
-                <w:lang w:val="en-US"/>
-              </w:rPr>
-              <w:t>JUMP IP-6</w:t>
-            </w:r>
-          </w:p>
-        </w:tc>
-        <w:tc>
-          <w:tcPr>
-            <w:tcW w:w="0" w:type="auto"/>
-          </w:tcPr>
-          <w:p>
-            <w:pPr>
-              <w:spacing w:line="276" w:lineRule="auto"/>
-              <w:ind w:firstLine="0"/>
-              <w:jc w:val="left"/>
-              <w:rPr>
-                <w:lang w:val="en-US"/>
-              </w:rPr>
-            </w:pPr>
-            <w:r>
-              <w:rPr>
+                <w:rFonts w:cs="Times New Roman"/>
+                <w:sz w:val="24"/>
+                <w:lang w:val="en-US"/>
+              </w:rPr>
+            </w:pPr>
+            <w:r>
+              <w:rPr>
+                <w:rFonts w:cs="Times New Roman"/>
+                <w:sz w:val="24"/>
                 <w:lang w:val="en-US"/>
               </w:rPr>
               <w:t>2AB -&gt; IP</w:t>
@@ -2853,43 +2944,99 @@
         </w:trPr>
         <w:tc>
           <w:tcPr>
-            <w:tcW w:w="0" w:type="auto"/>
+            <w:tcW w:w="851" w:type="dxa"/>
+            <w:shd w:val="clear" w:color="auto" w:fill="FFFF00"/>
           </w:tcPr>
           <w:p>
             <w:pPr>
               <w:spacing w:line="276" w:lineRule="auto"/>
               <w:ind w:firstLine="0"/>
               <w:jc w:val="left"/>
-            </w:pPr>
-            <w:r>
+              <w:rPr>
+                <w:rFonts w:cs="Times New Roman"/>
+                <w:sz w:val="24"/>
+              </w:rPr>
+            </w:pPr>
+            <w:r>
+              <w:rPr>
+                <w:rFonts w:cs="Times New Roman"/>
+                <w:sz w:val="24"/>
+              </w:rPr>
               <w:t>2</w:t>
             </w:r>
             <w:r>
               <w:rPr>
+                <w:rFonts w:cs="Times New Roman"/>
+                <w:sz w:val="24"/>
                 <w:lang w:val="en-US"/>
               </w:rPr>
               <w:t>B</w:t>
             </w:r>
             <w:r>
+              <w:rPr>
+                <w:rFonts w:cs="Times New Roman"/>
+                <w:sz w:val="24"/>
+              </w:rPr>
               <w:t>1</w:t>
             </w:r>
           </w:p>
         </w:tc>
         <w:tc>
           <w:tcPr>
-            <w:tcW w:w="0" w:type="auto"/>
+            <w:tcW w:w="1696" w:type="dxa"/>
+            <w:shd w:val="clear" w:color="auto" w:fill="FFFF00"/>
+          </w:tcPr>
+          <w:p>
+            <w:pPr>
+              <w:spacing w:line="276" w:lineRule="auto"/>
+              <w:ind w:firstLine="0"/>
+              <w:jc w:val="center"/>
+              <w:rPr>
+                <w:rFonts w:cs="Times New Roman"/>
+                <w:sz w:val="24"/>
+                <w:lang w:val="en-US"/>
+              </w:rPr>
+            </w:pPr>
+            <w:r>
+              <w:rPr>
+                <w:rFonts w:cs="Times New Roman"/>
+                <w:sz w:val="24"/>
+                <w:lang w:val="en-US"/>
+              </w:rPr>
+              <w:t>0100</w:t>
+            </w:r>
+          </w:p>
+        </w:tc>
+        <w:tc>
+          <w:tcPr>
+            <w:tcW w:w="1984" w:type="dxa"/>
+            <w:shd w:val="clear" w:color="auto" w:fill="FFFF00"/>
           </w:tcPr>
           <w:p>
             <w:pPr>
               <w:spacing w:line="276" w:lineRule="auto"/>
               <w:ind w:firstLine="0"/>
               <w:jc w:val="left"/>
-            </w:pPr>
-          </w:p>
-        </w:tc>
-        <w:tc>
-          <w:tcPr>
-            <w:tcW w:w="0" w:type="auto"/>
+              <w:rPr>
+                <w:rFonts w:cs="Times New Roman"/>
+                <w:sz w:val="24"/>
+                <w:lang w:val="en-US"/>
+              </w:rPr>
+            </w:pPr>
+            <w:r>
+              <w:rPr>
+                <w:rFonts w:cs="Times New Roman"/>
+                <w:sz w:val="24"/>
+                <w:lang w:val="en-US"/>
+              </w:rPr>
+              <w:t>HLT</w:t>
+            </w:r>
+          </w:p>
+        </w:tc>
+        <w:tc>
+          <w:tcPr>
+            <w:tcW w:w="4814" w:type="dxa"/>
+            <w:shd w:val="clear" w:color="auto" w:fill="FFFF00"/>
           </w:tcPr>
           <w:p>
             <w:pPr>
@@ -2897,49 +3044,15 @@
               <w:ind w:firstLine="0"/>
               <w:jc w:val="left"/>
               <w:rPr>
-                <w:lang w:val="en-US"/>
-              </w:rPr>
-            </w:pPr>
-            <w:r>
-              <w:rPr>
-                <w:lang w:val="en-US"/>
-              </w:rPr>
-              <w:t>0100</w:t>
-            </w:r>
-          </w:p>
-        </w:tc>
-        <w:tc>
-          <w:tcPr>
-            <w:tcW w:w="0" w:type="auto"/>
-          </w:tcPr>
-          <w:p>
-            <w:pPr>
-              <w:spacing w:line="276" w:lineRule="auto"/>
-              <w:ind w:firstLine="0"/>
-              <w:jc w:val="left"/>
-              <w:rPr>
-                <w:lang w:val="en-US"/>
-              </w:rPr>
-            </w:pPr>
-            <w:r>
-              <w:rPr>
-                <w:lang w:val="en-US"/>
-              </w:rPr>
-              <w:t>HLT</w:t>
-            </w:r>
-          </w:p>
-        </w:tc>
-        <w:tc>
-          <w:tcPr>
-            <w:tcW w:w="0" w:type="auto"/>
-          </w:tcPr>
-          <w:p>
-            <w:pPr>
-              <w:spacing w:line="276" w:lineRule="auto"/>
-              <w:ind w:firstLine="0"/>
-              <w:jc w:val="left"/>
-            </w:pPr>
-            <w:r>
+                <w:rFonts w:cs="Times New Roman"/>
+                <w:sz w:val="24"/>
+              </w:rPr>
+            </w:pPr>
+            <w:r>
+              <w:rPr>
+                <w:rFonts w:cs="Times New Roman"/>
+                <w:sz w:val="24"/>
+              </w:rPr>
               <w:t>Остановка</w:t>
             </w:r>
           </w:p>
@@ -2999,20 +3112,284 @@
         <w:t xml:space="preserve">Программа </w:t>
       </w:r>
       <w:r>
+        <w:t xml:space="preserve">предназначения для нахождения суммы </w:t>
+      </w:r>
+      <w:r>
+        <w:t>Неположительных</w:t>
+      </w:r>
+      <w:r>
+        <w:t xml:space="preserve"> элементов массива, состоящего из 3 элементов</w:t>
+      </w:r>
+      <w:r>
         <w:rPr>
           <w:color w:val="000000"/>
           <w:sz w:val="27"/>
           <w:szCs w:val="27"/>
         </w:rPr>
-        <w:t>суммирует не положительные</w:t>
-      </w:r>
-      <w:r>
+        <w:t>. Формула результата:</w:t>
+      </w:r>
+    </w:p>
+    <w:p>
+      <w:pPr>
+        <w:ind w:firstLine="0"/>
+        <w:rPr>
+          <w:rFonts w:eastAsiaTheme="minorEastAsia"/>
+        </w:rPr>
+      </w:pPr>
+      <w:r>
+        <w:rPr>
+          <w:rFonts w:eastAsiaTheme="minorEastAsia"/>
+        </w:rPr>
+        <w:drawing>
+          <wp:inline distT="0" distB="0" distL="0" distR="0" wp14:anchorId="78AAEDBF" wp14:editId="36B10369">
+            <wp:extent cx="4411152" cy="639393"/>
+            <wp:effectExtent l="0" t="0" r="0" b="8890"/>
+            <wp:docPr id="1" name="Рисунок 1"/>
+            <wp:cNvGraphicFramePr>
+              <a:graphicFrameLocks xmlns:a="http://schemas.openxmlformats.org/drawingml/2006/main" noChangeAspect="1"/>
+            </wp:cNvGraphicFramePr>
+            <a:graphic xmlns:a="http://schemas.openxmlformats.org/drawingml/2006/main">
+              <a:graphicData uri="http://schemas.openxmlformats.org/drawingml/2006/picture">
+                <pic:pic xmlns:pic="http://schemas.openxmlformats.org/drawingml/2006/picture">
+                  <pic:nvPicPr>
+                    <pic:cNvPr id="1" name=""/>
+                    <pic:cNvPicPr/>
+                  </pic:nvPicPr>
+                  <pic:blipFill>
+                    <a:blip r:embed="rId9"/>
+                    <a:stretch>
+                      <a:fillRect/>
+                    </a:stretch>
+                  </pic:blipFill>
+                  <pic:spPr>
+                    <a:xfrm>
+                      <a:off x="0" y="0"/>
+                      <a:ext cx="4680271" cy="678402"/>
+                    </a:xfrm>
+                    <a:prstGeom prst="rect">
+                      <a:avLst/>
+                    </a:prstGeom>
+                  </pic:spPr>
+                </pic:pic>
+              </a:graphicData>
+            </a:graphic>
+          </wp:inline>
+        </w:drawing>
+      </w:r>
+    </w:p>
+    <w:p>
+      <w:pPr>
+        <w:spacing w:after="160" w:line="278" w:lineRule="auto"/>
+        <w:ind w:firstLine="0"/>
+        <w:jc w:val="left"/>
+        <w:rPr>
+          <w:b/>
+          <w:bCs/>
+        </w:rPr>
+      </w:pPr>
+      <w:r>
+        <w:rPr>
+          <w:b/>
+          <w:bCs/>
+        </w:rPr>
+        <w:br w:type="page"/>
+      </w:r>
+    </w:p>
+    <w:p>
+      <w:pPr>
+        <w:ind w:firstLine="0"/>
+        <w:rPr>
+          <w:b/>
+          <w:bCs/>
+        </w:rPr>
+      </w:pPr>
+      <w:r>
+        <w:rPr>
+          <w:b/>
+          <w:bCs/>
+        </w:rPr>
+        <w:lastRenderedPageBreak/>
+        <w:t>Область представления и допустимых значений.</w:t>
+      </w:r>
+    </w:p>
+    <w:p>
+      <w:pPr>
+        <w:ind w:firstLine="0"/>
+      </w:pPr>
+      <w:r>
+        <w:rPr>
+          <w:lang w:val="en-US"/>
+        </w:rPr>
+        <w:t>MEM</w:t>
+      </w:r>
+      <w:r>
+        <w:t>(2</w:t>
+      </w:r>
+      <w:r>
+        <w:rPr>
+          <w:lang w:val="en-US"/>
+        </w:rPr>
+        <w:t>A</w:t>
+      </w:r>
+      <w:r>
+        <w:t xml:space="preserve">4) = </w:t>
+      </w:r>
+      <w:r>
+        <w:rPr>
+          <w:lang w:val="en-US"/>
+        </w:rPr>
+        <w:t>R</w:t>
+      </w:r>
+      <w:r>
+        <w:t xml:space="preserve"> – </w:t>
+      </w:r>
+      <w:r>
+        <w:t>знаковое, 16-ти разрядное число -2</w:t>
+      </w:r>
+      <w:r>
+        <w:rPr>
+          <w:vertAlign w:val="superscript"/>
+        </w:rPr>
+        <w:t>15</w:t>
+      </w:r>
+      <w:r>
+        <w:t xml:space="preserve"> </w:t>
+      </w:r>
+      <w:r>
+        <w:rPr>
+          <w:rFonts w:ascii="Cambria Math" w:hAnsi="Cambria Math" w:cs="Cambria Math"/>
+        </w:rPr>
+        <w:t>≤</w:t>
+      </w:r>
+      <w:r>
+        <w:t xml:space="preserve"> </w:t>
+      </w:r>
+      <w:r>
+        <w:rPr>
+          <w:lang w:val="en-US"/>
+        </w:rPr>
+        <w:t>R</w:t>
+      </w:r>
+      <w:r>
+        <w:t xml:space="preserve"> </w:t>
+      </w:r>
+      <w:r>
+        <w:rPr>
+          <w:rFonts w:ascii="Cambria Math" w:hAnsi="Cambria Math" w:cs="Cambria Math"/>
+        </w:rPr>
+        <w:t>≤</w:t>
+      </w:r>
+      <w:r>
+        <w:t xml:space="preserve"> 2</w:t>
+      </w:r>
+      <w:r>
+        <w:rPr>
+          <w:vertAlign w:val="superscript"/>
+        </w:rPr>
+        <w:t xml:space="preserve">15 </w:t>
+      </w:r>
+      <w:r>
+        <w:t>–</w:t>
+      </w:r>
+      <w:r>
+        <w:t xml:space="preserve"> 1</w:t>
+      </w:r>
+    </w:p>
+    <w:p>
+      <w:pPr>
+        <w:ind w:firstLine="0"/>
         <w:rPr>
           <w:color w:val="000000"/>
           <w:sz w:val="27"/>
           <w:szCs w:val="27"/>
         </w:rPr>
-        <w:t xml:space="preserve"> элементы массива</w:t>
+      </w:pPr>
+      <w:r>
+        <w:rPr>
+          <w:lang w:val="en-US"/>
+        </w:rPr>
+        <w:t>MEM</w:t>
+      </w:r>
+      <w:r>
+        <w:t>(2</w:t>
+      </w:r>
+      <w:r>
+        <w:rPr>
+          <w:lang w:val="en-US"/>
+        </w:rPr>
+        <w:t>B</w:t>
+      </w:r>
+      <w:r>
+        <w:t xml:space="preserve">2) = </w:t>
+      </w:r>
+      <w:r>
+        <w:rPr>
+          <w:lang w:val="en-US"/>
+        </w:rPr>
+        <w:t>A</w:t>
+      </w:r>
+      <w:r>
+        <w:t xml:space="preserve">, </w:t>
+      </w:r>
+      <w:r>
+        <w:rPr>
+          <w:lang w:val="en-US"/>
+        </w:rPr>
+        <w:t>MEM</w:t>
+      </w:r>
+      <w:r>
+        <w:t>(2</w:t>
+      </w:r>
+      <w:r>
+        <w:rPr>
+          <w:lang w:val="en-US"/>
+        </w:rPr>
+        <w:t>B</w:t>
+      </w:r>
+      <w:r>
+        <w:t xml:space="preserve">3) = </w:t>
+      </w:r>
+      <w:r>
+        <w:rPr>
+          <w:lang w:val="en-US"/>
+        </w:rPr>
+        <w:t>B</w:t>
+      </w:r>
+      <w:r>
+        <w:t xml:space="preserve">, </w:t>
+      </w:r>
+      <w:r>
+        <w:rPr>
+          <w:lang w:val="en-US"/>
+        </w:rPr>
+        <w:t>MEM</w:t>
+      </w:r>
+      <w:r>
+        <w:t>(2</w:t>
+      </w:r>
+      <w:r>
+        <w:rPr>
+          <w:lang w:val="en-US"/>
+        </w:rPr>
+        <w:t>B</w:t>
+      </w:r>
+      <w:r>
+        <w:t>4</w:t>
+      </w:r>
+      <w:r>
+        <w:t xml:space="preserve">) = </w:t>
+      </w:r>
+      <w:r>
+        <w:rPr>
+          <w:lang w:val="en-US"/>
+        </w:rPr>
+        <w:t>C</w:t>
+      </w:r>
+      <w:r>
+        <w:t xml:space="preserve"> - </w:t>
+      </w:r>
+      <w:r>
+        <w:t xml:space="preserve">Элементы массива - </w:t>
       </w:r>
       <w:r>
         <w:rPr>
@@ -3020,30 +3397,616 @@
           <w:sz w:val="27"/>
           <w:szCs w:val="27"/>
         </w:rPr>
-        <w:t xml:space="preserve"> и</w:t>
-      </w:r>
-      <w:r>
+        <w:t>16-ти разрядные знаковые целые числа</w:t>
+      </w:r>
+    </w:p>
+    <w:p>
+      <w:pPr>
+        <w:ind w:firstLine="0"/>
         <w:rPr>
           <w:color w:val="000000"/>
           <w:sz w:val="27"/>
           <w:szCs w:val="27"/>
         </w:rPr>
-        <w:t xml:space="preserve"> сохраняет информацию о них в биты ячейки результата. Формула результата:</w:t>
+      </w:pPr>
+      <w:r>
+        <w:rPr>
+          <w:color w:val="000000"/>
+          <w:sz w:val="27"/>
+          <w:szCs w:val="27"/>
+          <w:lang w:val="en-US"/>
+        </w:rPr>
+        <w:t>MEM</w:t>
+      </w:r>
+      <w:r>
+        <w:rPr>
+          <w:color w:val="000000"/>
+          <w:sz w:val="27"/>
+          <w:szCs w:val="27"/>
+        </w:rPr>
+        <w:t>(2</w:t>
+      </w:r>
+      <w:r>
+        <w:rPr>
+          <w:color w:val="000000"/>
+          <w:sz w:val="27"/>
+          <w:szCs w:val="27"/>
+          <w:lang w:val="en-US"/>
+        </w:rPr>
+        <w:t>A</w:t>
+      </w:r>
+      <w:r>
+        <w:rPr>
+          <w:color w:val="000000"/>
+          <w:sz w:val="27"/>
+          <w:szCs w:val="27"/>
+        </w:rPr>
+        <w:t xml:space="preserve">3) = </w:t>
+      </w:r>
+      <w:r>
+        <w:rPr>
+          <w:color w:val="000000"/>
+          <w:sz w:val="27"/>
+          <w:szCs w:val="27"/>
+          <w:lang w:val="en-US"/>
+        </w:rPr>
+        <w:t>S</w:t>
+      </w:r>
+      <w:r>
+        <w:rPr>
+          <w:color w:val="000000"/>
+          <w:sz w:val="27"/>
+          <w:szCs w:val="27"/>
+        </w:rPr>
+        <w:t xml:space="preserve"> = </w:t>
+      </w:r>
+      <w:proofErr w:type="spellStart"/>
+      <w:r>
+        <w:rPr>
+          <w:color w:val="000000"/>
+          <w:sz w:val="27"/>
+          <w:szCs w:val="27"/>
+          <w:lang w:val="en-US"/>
+        </w:rPr>
+        <w:t>const</w:t>
+      </w:r>
+      <w:proofErr w:type="spellEnd"/>
+      <w:r>
+        <w:rPr>
+          <w:color w:val="000000"/>
+          <w:sz w:val="27"/>
+          <w:szCs w:val="27"/>
+        </w:rPr>
+        <w:t xml:space="preserve"> = 3 </w:t>
+      </w:r>
+      <w:r>
+        <w:rPr>
+          <w:color w:val="000000"/>
+          <w:sz w:val="27"/>
+          <w:szCs w:val="27"/>
+        </w:rPr>
+        <w:t xml:space="preserve">– количество элементов массива 0 </w:t>
+      </w:r>
+      <w:r>
+        <w:rPr>
+          <w:rFonts w:ascii="Cambria Math" w:hAnsi="Cambria Math" w:cs="Cambria Math"/>
+        </w:rPr>
+        <w:t>≤</w:t>
+      </w:r>
+      <w:r>
+        <w:rPr>
+          <w:rFonts w:ascii="Cambria Math" w:hAnsi="Cambria Math" w:cs="Cambria Math"/>
+        </w:rPr>
+        <w:t xml:space="preserve"> 2</w:t>
+      </w:r>
+      <w:r>
+        <w:rPr>
+          <w:rFonts w:ascii="Cambria Math" w:hAnsi="Cambria Math" w:cs="Cambria Math"/>
+          <w:vertAlign w:val="superscript"/>
+        </w:rPr>
+        <w:t>11</w:t>
       </w:r>
     </w:p>
     <w:p>
       <w:pPr>
         <w:ind w:firstLine="0"/>
-      </w:pPr>
+        <w:rPr>
+          <w:vertAlign w:val="superscript"/>
+        </w:rPr>
+      </w:pPr>
+      <w:r>
+        <w:rPr>
+          <w:color w:val="000000"/>
+          <w:sz w:val="27"/>
+          <w:szCs w:val="27"/>
+          <w:lang w:val="en-US"/>
+        </w:rPr>
+        <w:t>MEM</w:t>
+      </w:r>
+      <w:r>
+        <w:rPr>
+          <w:color w:val="000000"/>
+          <w:sz w:val="27"/>
+          <w:szCs w:val="27"/>
+        </w:rPr>
+        <w:t>(2</w:t>
+      </w:r>
+      <w:r>
+        <w:rPr>
+          <w:color w:val="000000"/>
+          <w:sz w:val="27"/>
+          <w:szCs w:val="27"/>
+          <w:lang w:val="en-US"/>
+        </w:rPr>
+        <w:t>A</w:t>
+      </w:r>
+      <w:r>
+        <w:rPr>
+          <w:color w:val="000000"/>
+          <w:sz w:val="27"/>
+          <w:szCs w:val="27"/>
+        </w:rPr>
+        <w:t xml:space="preserve">2) = </w:t>
+      </w:r>
+      <w:r>
+        <w:rPr>
+          <w:color w:val="000000"/>
+          <w:sz w:val="27"/>
+          <w:szCs w:val="27"/>
+          <w:lang w:val="en-US"/>
+        </w:rPr>
+        <w:t>D</w:t>
+      </w:r>
+      <w:r>
+        <w:rPr>
+          <w:color w:val="000000"/>
+          <w:sz w:val="27"/>
+          <w:szCs w:val="27"/>
+        </w:rPr>
+        <w:t xml:space="preserve"> - </w:t>
+      </w:r>
+      <w:r>
+        <w:rPr>
+          <w:color w:val="000000"/>
+          <w:sz w:val="27"/>
+          <w:szCs w:val="27"/>
+        </w:rPr>
+        <w:t>Адрес</w:t>
+      </w:r>
+      <w:r>
+        <w:rPr>
+          <w:color w:val="000000"/>
+          <w:sz w:val="27"/>
+          <w:szCs w:val="27"/>
+        </w:rPr>
+        <w:t xml:space="preserve"> элементов массива</w:t>
+      </w:r>
+      <w:r>
+        <w:rPr>
+          <w:color w:val="000000"/>
+          <w:sz w:val="27"/>
+          <w:szCs w:val="27"/>
+        </w:rPr>
+        <w:t xml:space="preserve"> 0</w:t>
+      </w:r>
+      <w:r>
+        <w:rPr>
+          <w:color w:val="000000"/>
+          <w:sz w:val="27"/>
+          <w:szCs w:val="27"/>
+        </w:rPr>
+        <w:t xml:space="preserve"> </w:t>
+      </w:r>
+      <w:r>
+        <w:rPr>
+          <w:rFonts w:ascii="Cambria Math" w:hAnsi="Cambria Math" w:cs="Cambria Math"/>
+        </w:rPr>
+        <w:t>≤</w:t>
+      </w:r>
+      <w:r>
+        <w:rPr>
+          <w:color w:val="000000"/>
+          <w:sz w:val="27"/>
+          <w:szCs w:val="27"/>
+        </w:rPr>
+        <w:t xml:space="preserve"> </w:t>
+      </w:r>
+      <w:r>
+        <w:rPr>
+          <w:color w:val="000000"/>
+          <w:sz w:val="27"/>
+          <w:szCs w:val="27"/>
+        </w:rPr>
+        <w:t>2</w:t>
+      </w:r>
+      <w:r>
+        <w:rPr>
+          <w:color w:val="000000"/>
+          <w:sz w:val="27"/>
+          <w:szCs w:val="27"/>
+          <w:vertAlign w:val="superscript"/>
+        </w:rPr>
+        <w:t>16</w:t>
+      </w:r>
+      <w:r>
+        <w:rPr>
+          <w:color w:val="000000"/>
+          <w:sz w:val="27"/>
+          <w:szCs w:val="27"/>
+        </w:rPr>
+        <w:t xml:space="preserve"> </w:t>
+      </w:r>
+      <w:r>
+        <w:rPr>
+          <w:rFonts w:cs="Times New Roman"/>
+        </w:rPr>
+        <w:t>(интерпретируются только младшие 11 бит)</w:t>
+      </w:r>
+      <w:r>
+        <w:rPr>
+          <w:color w:val="000000"/>
+          <w:sz w:val="27"/>
+          <w:szCs w:val="27"/>
+        </w:rPr>
+        <w:t xml:space="preserve"> </w:t>
+      </w:r>
     </w:p>
     <w:p>
       <w:pPr>
+        <w:spacing w:after="160" w:line="278" w:lineRule="auto"/>
         <w:ind w:firstLine="0"/>
-      </w:pPr>
+        <w:jc w:val="left"/>
+        <w:rPr>
+          <w:b/>
+          <w:bCs/>
+        </w:rPr>
+      </w:pPr>
+      <w:r>
+        <w:rPr>
+          <w:b/>
+          <w:bCs/>
+        </w:rPr>
+        <w:t>Область допустимых значений:</w:t>
+      </w:r>
     </w:p>
     <w:p>
       <w:pPr>
         <w:ind w:firstLine="0"/>
+      </w:pPr>
+      <w:r>
+        <w:t>-2</w:t>
+      </w:r>
+      <w:r>
+        <w:rPr>
+          <w:vertAlign w:val="superscript"/>
+        </w:rPr>
+        <w:t>15</w:t>
+      </w:r>
+      <w:r>
+        <w:t xml:space="preserve"> </w:t>
+      </w:r>
+      <w:r>
+        <w:rPr>
+          <w:rFonts w:ascii="Cambria Math" w:hAnsi="Cambria Math" w:cs="Cambria Math"/>
+        </w:rPr>
+        <w:t>≤</w:t>
+      </w:r>
+      <w:r>
+        <w:t xml:space="preserve"> </w:t>
+      </w:r>
+      <w:r>
+        <w:rPr>
+          <w:lang w:val="en-US"/>
+        </w:rPr>
+        <w:t>R</w:t>
+      </w:r>
+      <w:r>
+        <w:t xml:space="preserve"> </w:t>
+      </w:r>
+      <w:r>
+        <w:rPr>
+          <w:rFonts w:ascii="Cambria Math" w:hAnsi="Cambria Math" w:cs="Cambria Math"/>
+        </w:rPr>
+        <w:t>≤</w:t>
+      </w:r>
+      <w:r>
+        <w:t xml:space="preserve"> </w:t>
+      </w:r>
+      <w:r>
+        <w:t>0</w:t>
+      </w:r>
+    </w:p>
+    <w:p>
+      <w:pPr>
+        <w:ind w:firstLine="0"/>
+        <w:rPr>
+          <w:rFonts w:ascii="Cambria Math" w:hAnsi="Cambria Math" w:cs="Cambria Math"/>
+        </w:rPr>
+      </w:pPr>
+      <w:r>
+        <w:t>1) -2</w:t>
+      </w:r>
+      <w:r>
+        <w:rPr>
+          <w:vertAlign w:val="superscript"/>
+        </w:rPr>
+        <w:t>13</w:t>
+      </w:r>
+      <w:r>
+        <w:t xml:space="preserve"> </w:t>
+      </w:r>
+      <w:r>
+        <w:rPr>
+          <w:rFonts w:ascii="Cambria Math" w:hAnsi="Cambria Math" w:cs="Cambria Math"/>
+        </w:rPr>
+        <w:t>≤</w:t>
+      </w:r>
+      <w:r>
+        <w:rPr>
+          <w:rFonts w:ascii="Cambria Math" w:hAnsi="Cambria Math" w:cs="Cambria Math"/>
+        </w:rPr>
+        <w:t xml:space="preserve"> </w:t>
+      </w:r>
+      <w:r>
+        <w:rPr>
+          <w:rFonts w:ascii="Cambria Math" w:hAnsi="Cambria Math" w:cs="Cambria Math"/>
+          <w:lang w:val="en-US"/>
+        </w:rPr>
+        <w:t>A</w:t>
+      </w:r>
+      <w:r>
+        <w:rPr>
+          <w:rFonts w:ascii="Cambria Math" w:hAnsi="Cambria Math" w:cs="Cambria Math"/>
+        </w:rPr>
+        <w:t xml:space="preserve">, </w:t>
+      </w:r>
+      <w:r>
+        <w:rPr>
+          <w:rFonts w:ascii="Cambria Math" w:hAnsi="Cambria Math" w:cs="Cambria Math"/>
+          <w:lang w:val="en-US"/>
+        </w:rPr>
+        <w:t>B</w:t>
+      </w:r>
+      <w:r>
+        <w:rPr>
+          <w:rFonts w:ascii="Cambria Math" w:hAnsi="Cambria Math" w:cs="Cambria Math"/>
+        </w:rPr>
+        <w:t xml:space="preserve">, </w:t>
+      </w:r>
+      <w:r>
+        <w:rPr>
+          <w:rFonts w:ascii="Cambria Math" w:hAnsi="Cambria Math" w:cs="Cambria Math"/>
+          <w:lang w:val="en-US"/>
+        </w:rPr>
+        <w:t>C</w:t>
+      </w:r>
+      <w:r>
+        <w:rPr>
+          <w:rFonts w:ascii="Cambria Math" w:hAnsi="Cambria Math" w:cs="Cambria Math"/>
+        </w:rPr>
+        <w:t xml:space="preserve"> </w:t>
+      </w:r>
+      <w:r>
+        <w:rPr>
+          <w:rFonts w:ascii="Cambria Math" w:hAnsi="Cambria Math" w:cs="Cambria Math"/>
+        </w:rPr>
+        <w:t>≤</w:t>
+      </w:r>
+      <w:r>
+        <w:rPr>
+          <w:rFonts w:ascii="Cambria Math" w:hAnsi="Cambria Math" w:cs="Cambria Math"/>
+        </w:rPr>
+        <w:t xml:space="preserve"> 2</w:t>
+      </w:r>
+      <w:r>
+        <w:rPr>
+          <w:rFonts w:ascii="Cambria Math" w:hAnsi="Cambria Math" w:cs="Cambria Math"/>
+          <w:vertAlign w:val="superscript"/>
+        </w:rPr>
+        <w:t xml:space="preserve">15 </w:t>
+      </w:r>
+      <w:r>
+        <w:rPr>
+          <w:rFonts w:ascii="Cambria Math" w:hAnsi="Cambria Math" w:cs="Cambria Math"/>
+        </w:rPr>
+        <w:t>+ 1</w:t>
+      </w:r>
+    </w:p>
+    <w:p>
+      <w:pPr>
+        <w:ind w:firstLine="0"/>
+      </w:pPr>
+      <w:r>
+        <w:drawing>
+          <wp:inline distT="0" distB="0" distL="0" distR="0" wp14:anchorId="5E61FAC0" wp14:editId="08E0B029">
+            <wp:extent cx="5940425" cy="1621790"/>
+            <wp:effectExtent l="0" t="0" r="3175" b="0"/>
+            <wp:docPr id="2" name="Рисунок 2"/>
+            <wp:cNvGraphicFramePr>
+              <a:graphicFrameLocks xmlns:a="http://schemas.openxmlformats.org/drawingml/2006/main" noChangeAspect="1"/>
+            </wp:cNvGraphicFramePr>
+            <a:graphic xmlns:a="http://schemas.openxmlformats.org/drawingml/2006/main">
+              <a:graphicData uri="http://schemas.openxmlformats.org/drawingml/2006/picture">
+                <pic:pic xmlns:pic="http://schemas.openxmlformats.org/drawingml/2006/picture">
+                  <pic:nvPicPr>
+                    <pic:cNvPr id="1" name=""/>
+                    <pic:cNvPicPr/>
+                  </pic:nvPicPr>
+                  <pic:blipFill>
+                    <a:blip r:embed="rId10"/>
+                    <a:stretch>
+                      <a:fillRect/>
+                    </a:stretch>
+                  </pic:blipFill>
+                  <pic:spPr>
+                    <a:xfrm>
+                      <a:off x="0" y="0"/>
+                      <a:ext cx="5940425" cy="1621790"/>
+                    </a:xfrm>
+                    <a:prstGeom prst="rect">
+                      <a:avLst/>
+                    </a:prstGeom>
+                  </pic:spPr>
+                </pic:pic>
+              </a:graphicData>
+            </a:graphic>
+          </wp:inline>
+        </w:drawing>
+      </w:r>
+    </w:p>
+    <w:p>
+      <w:pPr>
+        <w:ind w:firstLine="0"/>
+        <w:rPr>
+          <w:rFonts w:ascii="Cambria Math" w:hAnsi="Cambria Math" w:cs="Cambria Math"/>
+        </w:rPr>
+      </w:pPr>
+      <w:r>
+        <w:rPr>
+          <w:rFonts w:eastAsiaTheme="minorEastAsia"/>
+        </w:rPr>
+        <w:t xml:space="preserve">0 </w:t>
+      </w:r>
+      <w:r>
+        <w:rPr>
+          <w:rFonts w:ascii="Cambria Math" w:hAnsi="Cambria Math" w:cs="Cambria Math"/>
+        </w:rPr>
+        <w:t>≤</w:t>
+      </w:r>
+      <w:r>
+        <w:rPr>
+          <w:rFonts w:ascii="Cambria Math" w:hAnsi="Cambria Math" w:cs="Cambria Math"/>
+        </w:rPr>
+        <w:t xml:space="preserve"> </w:t>
+      </w:r>
+      <w:r>
+        <w:rPr>
+          <w:rFonts w:ascii="Cambria Math" w:hAnsi="Cambria Math" w:cs="Cambria Math"/>
+          <w:lang w:val="en-US"/>
+        </w:rPr>
+        <w:t>S</w:t>
+      </w:r>
+      <w:r>
+        <w:rPr>
+          <w:rFonts w:ascii="Cambria Math" w:hAnsi="Cambria Math" w:cs="Cambria Math"/>
+        </w:rPr>
+        <w:t xml:space="preserve"> </w:t>
+      </w:r>
+      <w:r>
+        <w:rPr>
+          <w:rFonts w:ascii="Cambria Math" w:hAnsi="Cambria Math" w:cs="Cambria Math"/>
+        </w:rPr>
+        <w:t>≤</w:t>
+      </w:r>
+      <w:r>
+        <w:rPr>
+          <w:rFonts w:ascii="Cambria Math" w:hAnsi="Cambria Math" w:cs="Cambria Math"/>
+        </w:rPr>
+        <w:t xml:space="preserve"> 3</w:t>
+      </w:r>
+    </w:p>
+    <w:p>
+      <w:pPr>
+        <w:ind w:firstLine="0"/>
+        <w:rPr>
+          <w:rFonts w:eastAsiaTheme="minorEastAsia"/>
+        </w:rPr>
+      </w:pPr>
+      <w:r>
+        <w:rPr>
+          <w:rFonts w:eastAsiaTheme="minorEastAsia"/>
+        </w:rPr>
+        <w:t>2</w:t>
+      </w:r>
+      <w:r>
+        <w:rPr>
+          <w:rFonts w:eastAsiaTheme="minorEastAsia"/>
+          <w:lang w:val="en-US"/>
+        </w:rPr>
+        <w:t>B</w:t>
+      </w:r>
+      <w:r>
+        <w:rPr>
+          <w:rFonts w:eastAsiaTheme="minorEastAsia"/>
+        </w:rPr>
+        <w:t>2</w:t>
+      </w:r>
+      <w:r>
+        <w:rPr>
+          <w:rFonts w:eastAsiaTheme="minorEastAsia"/>
+          <w:vertAlign w:val="subscript"/>
+        </w:rPr>
+        <w:t>16</w:t>
+      </w:r>
+      <w:r>
+        <w:rPr>
+          <w:rFonts w:eastAsiaTheme="minorEastAsia"/>
+        </w:rPr>
+        <w:t xml:space="preserve"> </w:t>
+      </w:r>
+      <w:r>
+        <w:rPr>
+          <w:rFonts w:ascii="Cambria Math" w:hAnsi="Cambria Math" w:cs="Cambria Math"/>
+        </w:rPr>
+        <w:t>≤</w:t>
+      </w:r>
+      <w:r>
+        <w:rPr>
+          <w:rFonts w:ascii="Cambria Math" w:hAnsi="Cambria Math" w:cs="Cambria Math"/>
+        </w:rPr>
+        <w:t xml:space="preserve"> </w:t>
+      </w:r>
+      <w:r>
+        <w:rPr>
+          <w:rFonts w:ascii="Cambria Math" w:hAnsi="Cambria Math" w:cs="Cambria Math"/>
+          <w:lang w:val="en-US"/>
+        </w:rPr>
+        <w:t>D</w:t>
+      </w:r>
+      <w:r>
+        <w:rPr>
+          <w:rFonts w:ascii="Cambria Math" w:hAnsi="Cambria Math" w:cs="Cambria Math"/>
+        </w:rPr>
+        <w:t xml:space="preserve"> </w:t>
+      </w:r>
+      <w:r>
+        <w:rPr>
+          <w:rFonts w:ascii="Cambria Math" w:hAnsi="Cambria Math" w:cs="Cambria Math"/>
+        </w:rPr>
+        <w:t>≤</w:t>
+      </w:r>
+      <w:r>
+        <w:rPr>
+          <w:rFonts w:ascii="Cambria Math" w:hAnsi="Cambria Math" w:cs="Cambria Math"/>
+        </w:rPr>
+        <w:t xml:space="preserve"> 2</w:t>
+      </w:r>
+      <w:r>
+        <w:rPr>
+          <w:rFonts w:ascii="Cambria Math" w:hAnsi="Cambria Math" w:cs="Cambria Math"/>
+          <w:lang w:val="en-US"/>
+        </w:rPr>
+        <w:t>B</w:t>
+      </w:r>
+      <w:r>
+        <w:rPr>
+          <w:rFonts w:ascii="Cambria Math" w:hAnsi="Cambria Math" w:cs="Cambria Math"/>
+        </w:rPr>
+        <w:t>4</w:t>
+      </w:r>
+      <w:r>
+        <w:rPr>
+          <w:rFonts w:ascii="Cambria Math" w:hAnsi="Cambria Math" w:cs="Cambria Math"/>
+          <w:vertAlign w:val="subscript"/>
+        </w:rPr>
+        <w:t>16</w:t>
+      </w:r>
+    </w:p>
+    <w:p>
+      <w:pPr>
+        <w:spacing w:after="160" w:line="278" w:lineRule="auto"/>
+        <w:ind w:firstLine="0"/>
+        <w:jc w:val="left"/>
         <w:rPr>
           <w:b/>
           <w:bCs/>
@@ -3054,202 +4017,618 @@
           <w:b/>
           <w:bCs/>
         </w:rPr>
-        <w:t>Область представления:</w:t>
+        <w:br w:type="page"/>
       </w:r>
     </w:p>
     <w:p>
       <w:pPr>
         <w:ind w:firstLine="0"/>
         <w:rPr>
-          <w:vertAlign w:val="superscript"/>
-        </w:rPr>
-      </w:pPr>
-      <w:r>
-        <w:rPr>
-          <w:lang w:val="en-US"/>
-        </w:rPr>
-        <w:t>R</w:t>
-      </w:r>
-      <w:r>
-        <w:t xml:space="preserve"> – </w:t>
-      </w:r>
-      <w:r>
-        <w:t>набор из 16 логических однобитовых значений</w:t>
-      </w:r>
-      <w:r>
-        <w:t xml:space="preserve"> 0 </w:t>
-      </w:r>
-      <w:r>
-        <w:rPr>
-          <w:rFonts w:ascii="Cambria Math" w:hAnsi="Cambria Math" w:cs="Cambria Math"/>
-        </w:rPr>
-        <w:t>≤</w:t>
-      </w:r>
-      <w:r>
-        <w:t xml:space="preserve"> </w:t>
-      </w:r>
-      <w:r>
-        <w:rPr>
-          <w:lang w:val="en-US"/>
-        </w:rPr>
-        <w:t>R</w:t>
-      </w:r>
-      <w:r>
-        <w:t xml:space="preserve"> </w:t>
-      </w:r>
-      <w:r>
-        <w:rPr>
-          <w:rFonts w:ascii="Cambria Math" w:hAnsi="Cambria Math" w:cs="Cambria Math"/>
-        </w:rPr>
-        <w:t>≤</w:t>
-      </w:r>
-      <w:r>
-        <w:t xml:space="preserve"> 2</w:t>
-      </w:r>
-      <w:r>
-        <w:rPr>
-          <w:vertAlign w:val="superscript"/>
-        </w:rPr>
-        <w:t>16</w:t>
-      </w:r>
+          <w:b/>
+          <w:bCs/>
+        </w:rPr>
+      </w:pPr>
+      <w:r>
+        <w:rPr>
+          <w:b/>
+          <w:bCs/>
+        </w:rPr>
+        <w:lastRenderedPageBreak/>
+        <w:t>Расположение программы в памяти ЭВМ:</w:t>
+      </w:r>
+    </w:p>
+    <w:tbl>
+      <w:tblPr>
+        <w:tblStyle w:val="ac"/>
+        <w:tblW w:w="0" w:type="auto"/>
+        <w:tblLook w:val="04A0" w:firstRow="1" w:lastRow="0" w:firstColumn="1" w:lastColumn="0" w:noHBand="0" w:noVBand="1"/>
+      </w:tblPr>
+      <w:tblGrid>
+        <w:gridCol w:w="1022"/>
+        <w:gridCol w:w="1783"/>
+        <w:gridCol w:w="5135"/>
+        <w:gridCol w:w="1405"/>
+      </w:tblGrid>
+      <w:tr>
+        <w:trPr>
+          <w:gridAfter w:val="1"/>
+          <w:wAfter w:w="1128" w:type="dxa"/>
+        </w:trPr>
+        <w:tc>
+          <w:tcPr>
+            <w:tcW w:w="1027" w:type="dxa"/>
+          </w:tcPr>
+          <w:p>
+            <w:pPr>
+              <w:ind w:firstLine="0"/>
+              <w:rPr>
+                <w:bCs/>
+              </w:rPr>
+            </w:pPr>
+            <w:r>
+              <w:rPr>
+                <w:bCs/>
+              </w:rPr>
+              <w:t>Адрес</w:t>
+            </w:r>
+          </w:p>
+        </w:tc>
+        <w:tc>
+          <w:tcPr>
+            <w:tcW w:w="1794" w:type="dxa"/>
+          </w:tcPr>
+          <w:p>
+            <w:pPr>
+              <w:ind w:firstLine="0"/>
+              <w:rPr>
+                <w:bCs/>
+              </w:rPr>
+            </w:pPr>
+            <w:r>
+              <w:rPr>
+                <w:bCs/>
+              </w:rPr>
+              <w:t>Переменная</w:t>
+            </w:r>
+          </w:p>
+        </w:tc>
+        <w:tc>
+          <w:tcPr>
+            <w:tcW w:w="5396" w:type="dxa"/>
+          </w:tcPr>
+          <w:p>
+            <w:pPr>
+              <w:ind w:firstLine="0"/>
+              <w:rPr>
+                <w:bCs/>
+              </w:rPr>
+            </w:pPr>
+            <w:r>
+              <w:rPr>
+                <w:bCs/>
+              </w:rPr>
+              <w:t>Комментарий</w:t>
+            </w:r>
+          </w:p>
+        </w:tc>
+      </w:tr>
+      <w:tr>
+        <w:trPr>
+          <w:gridAfter w:val="1"/>
+          <w:wAfter w:w="1128" w:type="dxa"/>
+        </w:trPr>
+        <w:tc>
+          <w:tcPr>
+            <w:tcW w:w="1027" w:type="dxa"/>
+          </w:tcPr>
+          <w:p>
+            <w:pPr>
+              <w:ind w:firstLine="0"/>
+              <w:rPr>
+                <w:bCs/>
+                <w:lang w:val="en-US"/>
+              </w:rPr>
+            </w:pPr>
+            <w:r>
+              <w:rPr>
+                <w:bCs/>
+                <w:lang w:val="en-US"/>
+              </w:rPr>
+              <w:t>2A2</w:t>
+            </w:r>
+          </w:p>
+        </w:tc>
+        <w:tc>
+          <w:tcPr>
+            <w:tcW w:w="1794" w:type="dxa"/>
+          </w:tcPr>
+          <w:p>
+            <w:pPr>
+              <w:ind w:firstLine="0"/>
+              <w:rPr>
+                <w:bCs/>
+                <w:lang w:val="en-US"/>
+              </w:rPr>
+            </w:pPr>
+            <w:r>
+              <w:rPr>
+                <w:bCs/>
+                <w:lang w:val="en-US"/>
+              </w:rPr>
+              <w:t>D</w:t>
+            </w:r>
+          </w:p>
+        </w:tc>
+        <w:tc>
+          <w:tcPr>
+            <w:tcW w:w="5396" w:type="dxa"/>
+          </w:tcPr>
+          <w:p>
+            <w:pPr>
+              <w:ind w:firstLine="0"/>
+              <w:rPr>
+                <w:bCs/>
+              </w:rPr>
+            </w:pPr>
+            <w:r>
+              <w:rPr>
+                <w:bCs/>
+              </w:rPr>
+              <w:t>Адрес текущего элемента массива</w:t>
+            </w:r>
+          </w:p>
+        </w:tc>
+      </w:tr>
+      <w:tr>
+        <w:trPr>
+          <w:gridAfter w:val="1"/>
+          <w:wAfter w:w="1128" w:type="dxa"/>
+        </w:trPr>
+        <w:tc>
+          <w:tcPr>
+            <w:tcW w:w="1027" w:type="dxa"/>
+          </w:tcPr>
+          <w:p>
+            <w:pPr>
+              <w:ind w:firstLine="0"/>
+              <w:rPr>
+                <w:bCs/>
+                <w:lang w:val="en-US"/>
+              </w:rPr>
+            </w:pPr>
+            <w:r>
+              <w:rPr>
+                <w:bCs/>
+                <w:lang w:val="en-US"/>
+              </w:rPr>
+              <w:t>2A3</w:t>
+            </w:r>
+          </w:p>
+        </w:tc>
+        <w:tc>
+          <w:tcPr>
+            <w:tcW w:w="1794" w:type="dxa"/>
+          </w:tcPr>
+          <w:p>
+            <w:pPr>
+              <w:ind w:firstLine="0"/>
+              <w:rPr>
+                <w:bCs/>
+                <w:lang w:val="en-US"/>
+              </w:rPr>
+            </w:pPr>
+            <w:r>
+              <w:rPr>
+                <w:bCs/>
+                <w:lang w:val="en-US"/>
+              </w:rPr>
+              <w:t>S</w:t>
+            </w:r>
+          </w:p>
+        </w:tc>
+        <w:tc>
+          <w:tcPr>
+            <w:tcW w:w="5396" w:type="dxa"/>
+          </w:tcPr>
+          <w:p>
+            <w:pPr>
+              <w:ind w:firstLine="0"/>
+              <w:rPr>
+                <w:bCs/>
+              </w:rPr>
+            </w:pPr>
+            <w:r>
+              <w:rPr>
+                <w:bCs/>
+              </w:rPr>
+              <w:t>Кол-во элементов массива/счетчик цикла</w:t>
+            </w:r>
+          </w:p>
+        </w:tc>
+      </w:tr>
+      <w:tr>
+        <w:trPr>
+          <w:gridAfter w:val="1"/>
+          <w:wAfter w:w="1128" w:type="dxa"/>
+        </w:trPr>
+        <w:tc>
+          <w:tcPr>
+            <w:tcW w:w="1027" w:type="dxa"/>
+          </w:tcPr>
+          <w:p>
+            <w:pPr>
+              <w:ind w:firstLine="0"/>
+              <w:rPr>
+                <w:bCs/>
+                <w:lang w:val="en-US"/>
+              </w:rPr>
+            </w:pPr>
+            <w:r>
+              <w:rPr>
+                <w:bCs/>
+                <w:lang w:val="en-US"/>
+              </w:rPr>
+              <w:t>2A4</w:t>
+            </w:r>
+          </w:p>
+        </w:tc>
+        <w:tc>
+          <w:tcPr>
+            <w:tcW w:w="1794" w:type="dxa"/>
+          </w:tcPr>
+          <w:p>
+            <w:pPr>
+              <w:ind w:firstLine="0"/>
+              <w:rPr>
+                <w:bCs/>
+                <w:lang w:val="en-US"/>
+              </w:rPr>
+            </w:pPr>
+            <w:r>
+              <w:rPr>
+                <w:bCs/>
+                <w:lang w:val="en-US"/>
+              </w:rPr>
+              <w:t>R</w:t>
+            </w:r>
+          </w:p>
+        </w:tc>
+        <w:tc>
+          <w:tcPr>
+            <w:tcW w:w="5396" w:type="dxa"/>
+          </w:tcPr>
+          <w:p>
+            <w:pPr>
+              <w:ind w:firstLine="0"/>
+              <w:rPr>
+                <w:bCs/>
+              </w:rPr>
+            </w:pPr>
+            <w:r>
+              <w:rPr>
+                <w:bCs/>
+              </w:rPr>
+              <w:t>Результат работы программы</w:t>
+            </w:r>
+          </w:p>
+        </w:tc>
+      </w:tr>
+      <w:tr>
+        <w:tc>
+          <w:tcPr>
+            <w:tcW w:w="1027" w:type="dxa"/>
+          </w:tcPr>
+          <w:p>
+            <w:pPr>
+              <w:ind w:firstLine="0"/>
+              <w:rPr>
+                <w:bCs/>
+                <w:lang w:val="en-US"/>
+              </w:rPr>
+            </w:pPr>
+            <w:r>
+              <w:rPr>
+                <w:bCs/>
+                <w:lang w:val="en-US"/>
+              </w:rPr>
+              <w:t>2B2</w:t>
+            </w:r>
+          </w:p>
+        </w:tc>
+        <w:tc>
+          <w:tcPr>
+            <w:tcW w:w="1794" w:type="dxa"/>
+          </w:tcPr>
+          <w:p>
+            <w:pPr>
+              <w:ind w:firstLine="0"/>
+              <w:rPr>
+                <w:bCs/>
+                <w:lang w:val="en-US"/>
+              </w:rPr>
+            </w:pPr>
+            <w:r>
+              <w:rPr>
+                <w:bCs/>
+                <w:lang w:val="en-US"/>
+              </w:rPr>
+              <w:t>A</w:t>
+            </w:r>
+          </w:p>
+        </w:tc>
+        <w:tc>
+          <w:tcPr>
+            <w:tcW w:w="5396" w:type="dxa"/>
+          </w:tcPr>
+          <w:p>
+            <w:pPr>
+              <w:ind w:firstLine="0"/>
+              <w:rPr>
+                <w:bCs/>
+              </w:rPr>
+            </w:pPr>
+            <w:r>
+              <w:rPr>
+                <w:bCs/>
+              </w:rPr>
+              <w:t>Первый элемент массива</w:t>
+            </w:r>
+          </w:p>
+        </w:tc>
+        <w:tc>
+          <w:tcPr>
+            <w:tcW w:w="1128" w:type="dxa"/>
+            <w:vMerge w:val="restart"/>
+          </w:tcPr>
+          <w:p>
+            <w:pPr>
+              <w:ind w:firstLine="0"/>
+              <w:rPr>
+                <w:bCs/>
+              </w:rPr>
+            </w:pPr>
+            <w:r>
+              <w:rPr>
+                <w:bCs/>
+              </w:rPr>
+              <w:t>Исходные</w:t>
+            </w:r>
+          </w:p>
+          <w:p>
+            <w:pPr>
+              <w:ind w:firstLine="0"/>
+              <w:rPr>
+                <w:bCs/>
+              </w:rPr>
+            </w:pPr>
+            <w:r>
+              <w:rPr>
+                <w:bCs/>
+              </w:rPr>
+              <w:t>данные</w:t>
+            </w:r>
+          </w:p>
+        </w:tc>
+      </w:tr>
+      <w:tr>
+        <w:tc>
+          <w:tcPr>
+            <w:tcW w:w="1027" w:type="dxa"/>
+          </w:tcPr>
+          <w:p>
+            <w:pPr>
+              <w:ind w:firstLine="0"/>
+              <w:rPr>
+                <w:bCs/>
+                <w:lang w:val="en-US"/>
+              </w:rPr>
+            </w:pPr>
+            <w:r>
+              <w:rPr>
+                <w:bCs/>
+                <w:lang w:val="en-US"/>
+              </w:rPr>
+              <w:t>2B3</w:t>
+            </w:r>
+          </w:p>
+        </w:tc>
+        <w:tc>
+          <w:tcPr>
+            <w:tcW w:w="1794" w:type="dxa"/>
+          </w:tcPr>
+          <w:p>
+            <w:pPr>
+              <w:ind w:firstLine="0"/>
+              <w:rPr>
+                <w:bCs/>
+                <w:lang w:val="en-US"/>
+              </w:rPr>
+            </w:pPr>
+            <w:r>
+              <w:rPr>
+                <w:bCs/>
+                <w:lang w:val="en-US"/>
+              </w:rPr>
+              <w:t>B</w:t>
+            </w:r>
+          </w:p>
+        </w:tc>
+        <w:tc>
+          <w:tcPr>
+            <w:tcW w:w="5396" w:type="dxa"/>
+          </w:tcPr>
+          <w:p>
+            <w:pPr>
+              <w:ind w:firstLine="0"/>
+              <w:rPr>
+                <w:bCs/>
+              </w:rPr>
+            </w:pPr>
+            <w:r>
+              <w:rPr>
+                <w:bCs/>
+              </w:rPr>
+              <w:t xml:space="preserve">Второй </w:t>
+            </w:r>
+            <w:r>
+              <w:rPr>
+                <w:bCs/>
+              </w:rPr>
+              <w:t>элемент массива</w:t>
+            </w:r>
+          </w:p>
+        </w:tc>
+        <w:tc>
+          <w:tcPr>
+            <w:tcW w:w="1128" w:type="dxa"/>
+            <w:vMerge/>
+          </w:tcPr>
+          <w:p>
+            <w:pPr>
+              <w:ind w:firstLine="0"/>
+              <w:rPr>
+                <w:bCs/>
+              </w:rPr>
+            </w:pPr>
+          </w:p>
+        </w:tc>
+      </w:tr>
+      <w:tr>
+        <w:tc>
+          <w:tcPr>
+            <w:tcW w:w="1027" w:type="dxa"/>
+          </w:tcPr>
+          <w:p>
+            <w:pPr>
+              <w:ind w:firstLine="0"/>
+              <w:rPr>
+                <w:bCs/>
+                <w:lang w:val="en-US"/>
+              </w:rPr>
+            </w:pPr>
+            <w:r>
+              <w:rPr>
+                <w:bCs/>
+                <w:lang w:val="en-US"/>
+              </w:rPr>
+              <w:t>2B4</w:t>
+            </w:r>
+          </w:p>
+        </w:tc>
+        <w:tc>
+          <w:tcPr>
+            <w:tcW w:w="1794" w:type="dxa"/>
+          </w:tcPr>
+          <w:p>
+            <w:pPr>
+              <w:ind w:firstLine="0"/>
+              <w:rPr>
+                <w:bCs/>
+                <w:lang w:val="en-US"/>
+              </w:rPr>
+            </w:pPr>
+            <w:r>
+              <w:rPr>
+                <w:bCs/>
+                <w:lang w:val="en-US"/>
+              </w:rPr>
+              <w:t>C</w:t>
+            </w:r>
+          </w:p>
+        </w:tc>
+        <w:tc>
+          <w:tcPr>
+            <w:tcW w:w="5396" w:type="dxa"/>
+          </w:tcPr>
+          <w:p>
+            <w:pPr>
+              <w:ind w:firstLine="0"/>
+              <w:rPr>
+                <w:bCs/>
+              </w:rPr>
+            </w:pPr>
+            <w:r>
+              <w:rPr>
+                <w:bCs/>
+              </w:rPr>
+              <w:t xml:space="preserve">Третий </w:t>
+            </w:r>
+            <w:r>
+              <w:rPr>
+                <w:bCs/>
+              </w:rPr>
+              <w:t>элемент массива</w:t>
+            </w:r>
+          </w:p>
+        </w:tc>
+        <w:tc>
+          <w:tcPr>
+            <w:tcW w:w="1128" w:type="dxa"/>
+            <w:vMerge/>
+          </w:tcPr>
+          <w:p>
+            <w:pPr>
+              <w:ind w:firstLine="0"/>
+              <w:rPr>
+                <w:bCs/>
+              </w:rPr>
+            </w:pPr>
+          </w:p>
+        </w:tc>
+      </w:tr>
+    </w:tbl>
+    <w:p>
+      <w:pPr>
+        <w:ind w:firstLine="0"/>
+        <w:rPr>
+          <w:b/>
+          <w:bCs/>
+        </w:rPr>
+      </w:pPr>
     </w:p>
     <w:p>
       <w:pPr>
         <w:ind w:firstLine="0"/>
       </w:pPr>
       <w:r>
+        <w:t>П</w:t>
+      </w:r>
+      <w:r>
+        <w:t xml:space="preserve">рограмма расположена в ячейках </w:t>
+      </w:r>
+      <w:r>
+        <w:t>2</w:t>
+      </w:r>
+      <w:r>
         <w:rPr>
           <w:lang w:val="en-US"/>
         </w:rPr>
         <w:t>A</w:t>
       </w:r>
       <w:r>
-        <w:t xml:space="preserve">, </w:t>
-      </w:r>
-      <w:r>
-        <w:rPr>
-          <w:lang w:val="en-US"/>
-        </w:rPr>
-        <w:t>B</w:t>
-      </w:r>
-      <w:r>
-        <w:t xml:space="preserve"> </w:t>
-      </w:r>
-      <w:r>
-        <w:t>–</w:t>
-      </w:r>
-      <w:r>
-        <w:t xml:space="preserve"> </w:t>
-      </w:r>
-      <w:r>
-        <w:t>знаковые, 16-ти разрядные числа -2</w:t>
-      </w:r>
-      <w:r>
-        <w:rPr>
-          <w:vertAlign w:val="superscript"/>
-        </w:rPr>
-        <w:t>15</w:t>
-      </w:r>
-      <w:r>
-        <w:t xml:space="preserve"> </w:t>
-      </w:r>
-      <w:r>
-        <w:rPr>
-          <w:rFonts w:ascii="Cambria Math" w:hAnsi="Cambria Math" w:cs="Cambria Math"/>
-        </w:rPr>
-        <w:t>≤</w:t>
-      </w:r>
-      <w:r>
-        <w:t xml:space="preserve"> </w:t>
-      </w:r>
-      <w:r>
-        <w:rPr>
-          <w:lang w:val="en-US"/>
-        </w:rPr>
-        <w:t>A</w:t>
-      </w:r>
-      <w:r>
-        <w:t xml:space="preserve">, </w:t>
-      </w:r>
-      <w:r>
-        <w:rPr>
-          <w:lang w:val="en-US"/>
-        </w:rPr>
-        <w:t>B</w:t>
-      </w:r>
-      <w:r>
-        <w:t xml:space="preserve"> </w:t>
-      </w:r>
-      <w:r>
-        <w:rPr>
-          <w:rFonts w:ascii="Cambria Math" w:hAnsi="Cambria Math" w:cs="Cambria Math"/>
-        </w:rPr>
-        <w:t>≤</w:t>
-      </w:r>
-      <w:r>
-        <w:t xml:space="preserve"> 2</w:t>
-      </w:r>
-      <w:r>
-        <w:rPr>
-          <w:vertAlign w:val="superscript"/>
-        </w:rPr>
-        <w:t xml:space="preserve">15 </w:t>
-      </w:r>
-      <w:r>
-        <w:t>- 1</w:t>
+        <w:t>5</w:t>
+      </w:r>
+      <w:r>
+        <w:t xml:space="preserve"> – 2B1</w:t>
+      </w:r>
+      <w:r>
+        <w:t xml:space="preserve"> памяти БЭВМ</w:t>
       </w:r>
     </w:p>
     <w:p>
       <w:pPr>
         <w:ind w:firstLine="0"/>
-      </w:pPr>
-      <w:r>
-        <w:rPr>
-          <w:lang w:val="en-US"/>
-        </w:rPr>
-        <w:t>C</w:t>
-      </w:r>
-      <w:r>
-        <w:t xml:space="preserve"> – </w:t>
-      </w:r>
-      <w:r>
-        <w:t>набор из 16 логических однобитовых значений</w:t>
-      </w:r>
-      <w:r>
-        <w:t xml:space="preserve"> 0 </w:t>
-      </w:r>
-      <w:r>
-        <w:rPr>
-          <w:rFonts w:ascii="Cambria Math" w:hAnsi="Cambria Math" w:cs="Cambria Math"/>
-        </w:rPr>
-        <w:t>≤</w:t>
-      </w:r>
-      <w:r>
-        <w:t xml:space="preserve"> </w:t>
-      </w:r>
-      <w:r>
-        <w:rPr>
-          <w:lang w:val="en-US"/>
-        </w:rPr>
-        <w:t>C</w:t>
-      </w:r>
-      <w:r>
-        <w:t xml:space="preserve"> </w:t>
-      </w:r>
-      <w:r>
-        <w:rPr>
-          <w:rFonts w:ascii="Cambria Math" w:hAnsi="Cambria Math" w:cs="Cambria Math"/>
-        </w:rPr>
-        <w:t>≤</w:t>
-      </w:r>
-      <w:r>
-        <w:t xml:space="preserve"> 2</w:t>
-      </w:r>
-      <w:r>
-        <w:rPr>
-          <w:vertAlign w:val="superscript"/>
-        </w:rPr>
-        <w:t>16</w:t>
+        <w:rPr>
+          <w:b/>
+          <w:bCs/>
+        </w:rPr>
+      </w:pPr>
+      <w:r>
+        <w:rPr>
+          <w:b/>
+          <w:bCs/>
+        </w:rPr>
+        <w:t>Адреса первой и последней команд:</w:t>
       </w:r>
     </w:p>
     <w:p>
@@ -3257,1093 +4636,39 @@
         <w:ind w:firstLine="0"/>
       </w:pPr>
       <w:r>
-        <w:t xml:space="preserve">Результат арифметической операции </w:t>
-      </w:r>
-      <w:r>
-        <w:t>(</w:t>
-      </w:r>
-      <w:r>
-        <w:rPr>
-          <w:lang w:val="en-US"/>
-        </w:rPr>
-        <w:t>A</w:t>
-      </w:r>
-      <w:r>
-        <w:t xml:space="preserve"> + </w:t>
-      </w:r>
-      <w:r>
-        <w:rPr>
-          <w:lang w:val="en-US"/>
-        </w:rPr>
-        <w:t>B</w:t>
-      </w:r>
-      <w:r>
-        <w:t xml:space="preserve">) </w:t>
-      </w:r>
-      <w:r>
-        <w:t>трактуется, как логический операнд:</w:t>
+        <w:t>Адр</w:t>
+      </w:r>
+      <w:r>
+        <w:t>ес первой выполняемой команды: 2A5</w:t>
+      </w:r>
+      <w:r>
+        <w:t>, адрес п</w:t>
+      </w:r>
+      <w:r>
+        <w:t>оследней выполняемой команды: 2B1</w:t>
       </w:r>
     </w:p>
     <w:p>
       <w:pPr>
         <w:ind w:firstLine="0"/>
       </w:pPr>
-      <w:r>
-        <w:t>(</w:t>
-      </w:r>
-      <w:r>
-        <w:rPr>
-          <w:lang w:val="en-US"/>
-        </w:rPr>
-        <w:t>A</w:t>
-      </w:r>
-      <w:r>
-        <w:t xml:space="preserve"> + </w:t>
-      </w:r>
-      <w:r>
-        <w:rPr>
-          <w:lang w:val="en-US"/>
-        </w:rPr>
-        <w:t>B</w:t>
-      </w:r>
-      <w:r>
-        <w:t>)</w:t>
-      </w:r>
-      <w:r>
-        <w:t xml:space="preserve"> – </w:t>
-      </w:r>
-      <w:r>
-        <w:t>набор из 16 логических однобитовых значений</w:t>
-      </w:r>
-      <w:r>
-        <w:t xml:space="preserve"> </w:t>
-      </w:r>
-      <w:r>
-        <w:t xml:space="preserve">0 </w:t>
-      </w:r>
-      <w:r>
-        <w:rPr>
-          <w:rFonts w:ascii="Cambria Math" w:hAnsi="Cambria Math" w:cs="Cambria Math"/>
-        </w:rPr>
-        <w:t>≤</w:t>
-      </w:r>
-      <w:r>
-        <w:t xml:space="preserve"> </w:t>
-      </w:r>
-      <w:r>
-        <w:t>(</w:t>
-      </w:r>
-      <w:r>
-        <w:rPr>
-          <w:lang w:val="en-US"/>
-        </w:rPr>
-        <w:t>A</w:t>
-      </w:r>
-      <w:r>
-        <w:t>+</w:t>
-      </w:r>
-      <w:r>
-        <w:rPr>
-          <w:lang w:val="en-US"/>
-        </w:rPr>
-        <w:t>B</w:t>
-      </w:r>
-      <w:r>
-        <w:t>)</w:t>
-      </w:r>
-      <w:r>
-        <w:t xml:space="preserve"> </w:t>
-      </w:r>
-      <w:r>
-        <w:rPr>
-          <w:rFonts w:ascii="Cambria Math" w:hAnsi="Cambria Math" w:cs="Cambria Math"/>
-        </w:rPr>
-        <w:t>≤</w:t>
-      </w:r>
-      <w:r>
-        <w:t xml:space="preserve"> 2</w:t>
-      </w:r>
-      <w:r>
-        <w:rPr>
-          <w:vertAlign w:val="superscript"/>
-        </w:rPr>
-        <w:t>16</w:t>
-      </w:r>
     </w:p>
     <w:p>
       <w:pPr>
+        <w:spacing w:after="160" w:line="278" w:lineRule="auto"/>
         <w:ind w:firstLine="0"/>
-      </w:pPr>
-    </w:p>
-    <w:p>
-      <w:pPr>
-        <w:ind w:firstLine="0"/>
-        <w:rPr>
+        <w:jc w:val="left"/>
+        <w:rPr>
+          <w:rFonts w:eastAsiaTheme="majorEastAsia" w:cstheme="majorBidi"/>
           <w:b/>
-          <w:bCs/>
-        </w:rPr>
-      </w:pPr>
-      <w:r>
-        <w:rPr>
-          <w:b/>
-          <w:bCs/>
-        </w:rPr>
-        <w:lastRenderedPageBreak/>
-        <w:t>Область допустимых значений включает пять ситуаций:</w:t>
-      </w:r>
-    </w:p>
-    <w:p>
-      <w:pPr>
-        <w:pStyle w:val="a7"/>
-        <w:numPr>
-          <w:ilvl w:val="0"/>
-          <w:numId w:val="1"/>
-        </w:numPr>
-        <w:rPr>
-          <w:rFonts w:eastAsiaTheme="minorEastAsia"/>
-          <w:lang w:val="en-US"/>
-        </w:rPr>
-      </w:pPr>
-      <m:oMath>
-        <m:d>
-          <m:dPr>
-            <m:begChr m:val="{"/>
-            <m:endChr m:val=""/>
-            <m:ctrlPr>
-              <w:rPr>
-                <w:rFonts w:ascii="Cambria Math" w:eastAsiaTheme="minorEastAsia" w:hAnsi="Cambria Math"/>
-                <w:i/>
-                <w:lang w:val="en-US"/>
-              </w:rPr>
-            </m:ctrlPr>
-          </m:dPr>
-          <m:e>
-            <m:eqArr>
-              <m:eqArrPr>
-                <m:ctrlPr>
-                  <w:rPr>
-                    <w:rFonts w:ascii="Cambria Math" w:eastAsiaTheme="minorEastAsia" w:hAnsi="Cambria Math"/>
-                    <w:i/>
-                    <w:lang w:val="en-US"/>
-                  </w:rPr>
-                </m:ctrlPr>
-              </m:eqArrPr>
-              <m:e>
-                <m:sSup>
-                  <m:sSupPr>
-                    <m:ctrlPr>
-                      <w:rPr>
-                        <w:rFonts w:ascii="Cambria Math" w:eastAsiaTheme="minorEastAsia" w:hAnsi="Cambria Math"/>
-                        <w:i/>
-                        <w:lang w:val="en-US"/>
-                      </w:rPr>
-                    </m:ctrlPr>
-                  </m:sSupPr>
-                  <m:e>
-                    <m:r>
-                      <w:rPr>
-                        <w:rFonts w:ascii="Cambria Math" w:eastAsiaTheme="minorEastAsia" w:hAnsi="Cambria Math"/>
-                        <w:lang w:val="en-US"/>
-                      </w:rPr>
-                      <m:t>-2</m:t>
-                    </m:r>
-                  </m:e>
-                  <m:sup>
-                    <m:r>
-                      <w:rPr>
-                        <w:rFonts w:ascii="Cambria Math" w:eastAsiaTheme="minorEastAsia" w:hAnsi="Cambria Math"/>
-                        <w:lang w:val="en-US"/>
-                      </w:rPr>
-                      <m:t>14</m:t>
-                    </m:r>
-                  </m:sup>
-                </m:sSup>
-                <m:r>
-                  <w:rPr>
-                    <w:rFonts w:ascii="Cambria Math" w:eastAsiaTheme="minorEastAsia" w:hAnsi="Cambria Math"/>
-                    <w:lang w:val="en-US"/>
-                  </w:rPr>
-                  <m:t>≤ A, B≤</m:t>
-                </m:r>
-                <m:sSup>
-                  <m:sSupPr>
-                    <m:ctrlPr>
-                      <w:rPr>
-                        <w:rFonts w:ascii="Cambria Math" w:eastAsiaTheme="minorEastAsia" w:hAnsi="Cambria Math"/>
-                        <w:i/>
-                        <w:lang w:val="en-US"/>
-                      </w:rPr>
-                    </m:ctrlPr>
-                  </m:sSupPr>
-                  <m:e>
-                    <m:r>
-                      <w:rPr>
-                        <w:rFonts w:ascii="Cambria Math" w:eastAsiaTheme="minorEastAsia" w:hAnsi="Cambria Math"/>
-                        <w:lang w:val="en-US"/>
-                      </w:rPr>
-                      <m:t>2</m:t>
-                    </m:r>
-                  </m:e>
-                  <m:sup>
-                    <m:r>
-                      <w:rPr>
-                        <w:rFonts w:ascii="Cambria Math" w:eastAsiaTheme="minorEastAsia" w:hAnsi="Cambria Math"/>
-                        <w:lang w:val="en-US"/>
-                      </w:rPr>
-                      <m:t>14</m:t>
-                    </m:r>
-                  </m:sup>
-                </m:sSup>
-                <m:r>
-                  <w:rPr>
-                    <w:rFonts w:ascii="Cambria Math" w:eastAsiaTheme="minorEastAsia" w:hAnsi="Cambria Math"/>
-                    <w:lang w:val="en-US"/>
-                  </w:rPr>
-                  <m:t>-1</m:t>
-                </m:r>
-              </m:e>
-            </m:eqArr>
-          </m:e>
-        </m:d>
-      </m:oMath>
-    </w:p>
-    <w:p>
-      <w:pPr>
-        <w:pStyle w:val="a7"/>
-        <w:numPr>
-          <w:ilvl w:val="0"/>
-          <w:numId w:val="1"/>
-        </w:numPr>
-        <w:rPr>
-          <w:rFonts w:eastAsiaTheme="minorEastAsia"/>
-          <w:lang w:val="en-US"/>
-        </w:rPr>
-      </w:pPr>
-      <m:oMath>
-        <m:d>
-          <m:dPr>
-            <m:begChr m:val="{"/>
-            <m:endChr m:val=""/>
-            <m:ctrlPr>
-              <w:rPr>
-                <w:rFonts w:ascii="Cambria Math" w:eastAsiaTheme="minorEastAsia" w:hAnsi="Cambria Math"/>
-                <w:i/>
-                <w:lang w:val="en-US"/>
-              </w:rPr>
-            </m:ctrlPr>
-          </m:dPr>
-          <m:e>
-            <m:eqArr>
-              <m:eqArrPr>
-                <m:ctrlPr>
-                  <w:rPr>
-                    <w:rFonts w:ascii="Cambria Math" w:eastAsiaTheme="minorEastAsia" w:hAnsi="Cambria Math"/>
-                    <w:i/>
-                    <w:lang w:val="en-US"/>
-                  </w:rPr>
-                </m:ctrlPr>
-              </m:eqArrPr>
-              <m:e>
-                <m:sSup>
-                  <m:sSupPr>
-                    <m:ctrlPr>
-                      <w:rPr>
-                        <w:rFonts w:ascii="Cambria Math" w:eastAsiaTheme="minorEastAsia" w:hAnsi="Cambria Math"/>
-                        <w:i/>
-                        <w:lang w:val="en-US"/>
-                      </w:rPr>
-                    </m:ctrlPr>
-                  </m:sSupPr>
-                  <m:e>
-                    <m:r>
-                      <w:rPr>
-                        <w:rFonts w:ascii="Cambria Math" w:eastAsiaTheme="minorEastAsia" w:hAnsi="Cambria Math"/>
-                        <w:lang w:val="en-US"/>
-                      </w:rPr>
-                      <m:t>2</m:t>
-                    </m:r>
-                  </m:e>
-                  <m:sup>
-                    <m:r>
-                      <w:rPr>
-                        <w:rFonts w:ascii="Cambria Math" w:eastAsiaTheme="minorEastAsia" w:hAnsi="Cambria Math"/>
-                        <w:lang w:val="en-US"/>
-                      </w:rPr>
-                      <m:t>14</m:t>
-                    </m:r>
-                  </m:sup>
-                </m:sSup>
-                <m:r>
-                  <w:rPr>
-                    <w:rFonts w:ascii="Cambria Math" w:eastAsiaTheme="minorEastAsia" w:hAnsi="Cambria Math"/>
-                    <w:lang w:val="en-US"/>
-                  </w:rPr>
-                  <m:t>≤A≤</m:t>
-                </m:r>
-                <m:sSup>
-                  <m:sSupPr>
-                    <m:ctrlPr>
-                      <w:rPr>
-                        <w:rFonts w:ascii="Cambria Math" w:eastAsiaTheme="minorEastAsia" w:hAnsi="Cambria Math"/>
-                        <w:i/>
-                        <w:lang w:val="en-US"/>
-                      </w:rPr>
-                    </m:ctrlPr>
-                  </m:sSupPr>
-                  <m:e>
-                    <m:r>
-                      <w:rPr>
-                        <w:rFonts w:ascii="Cambria Math" w:eastAsiaTheme="minorEastAsia" w:hAnsi="Cambria Math"/>
-                        <w:lang w:val="en-US"/>
-                      </w:rPr>
-                      <m:t>2</m:t>
-                    </m:r>
-                  </m:e>
-                  <m:sup>
-                    <m:r>
-                      <w:rPr>
-                        <w:rFonts w:ascii="Cambria Math" w:eastAsiaTheme="minorEastAsia" w:hAnsi="Cambria Math"/>
-                        <w:lang w:val="en-US"/>
-                      </w:rPr>
-                      <m:t>15</m:t>
-                    </m:r>
-                  </m:sup>
-                </m:sSup>
-                <m:r>
-                  <w:rPr>
-                    <w:rFonts w:ascii="Cambria Math" w:eastAsiaTheme="minorEastAsia" w:hAnsi="Cambria Math"/>
-                    <w:lang w:val="en-US"/>
-                  </w:rPr>
-                  <m:t>-1</m:t>
-                </m:r>
-              </m:e>
-              <m:e>
-                <m:sSup>
-                  <m:sSupPr>
-                    <m:ctrlPr>
-                      <w:rPr>
-                        <w:rFonts w:ascii="Cambria Math" w:eastAsiaTheme="minorEastAsia" w:hAnsi="Cambria Math"/>
-                        <w:i/>
-                        <w:lang w:val="en-US"/>
-                      </w:rPr>
-                    </m:ctrlPr>
-                  </m:sSupPr>
-                  <m:e>
-                    <m:r>
-                      <w:rPr>
-                        <w:rFonts w:ascii="Cambria Math" w:eastAsiaTheme="minorEastAsia" w:hAnsi="Cambria Math"/>
-                        <w:lang w:val="en-US"/>
-                      </w:rPr>
-                      <m:t>-2</m:t>
-                    </m:r>
-                  </m:e>
-                  <m:sup>
-                    <m:r>
-                      <w:rPr>
-                        <w:rFonts w:ascii="Cambria Math" w:eastAsiaTheme="minorEastAsia" w:hAnsi="Cambria Math"/>
-                        <w:lang w:val="en-US"/>
-                      </w:rPr>
-                      <m:t>15</m:t>
-                    </m:r>
-                  </m:sup>
-                </m:sSup>
-                <m:r>
-                  <w:rPr>
-                    <w:rFonts w:ascii="Cambria Math" w:eastAsiaTheme="minorEastAsia" w:hAnsi="Cambria Math"/>
-                    <w:lang w:val="en-US"/>
-                  </w:rPr>
-                  <m:t>≤B≤0</m:t>
-                </m:r>
-              </m:e>
-            </m:eqArr>
-          </m:e>
-        </m:d>
-      </m:oMath>
-    </w:p>
-    <w:p>
-      <w:pPr>
-        <w:pStyle w:val="a7"/>
-        <w:numPr>
-          <w:ilvl w:val="0"/>
-          <w:numId w:val="1"/>
-        </w:numPr>
-        <w:rPr>
-          <w:rFonts w:eastAsiaTheme="minorEastAsia"/>
-          <w:lang w:val="en-US"/>
-        </w:rPr>
-      </w:pPr>
-      <m:oMath>
-        <m:d>
-          <m:dPr>
-            <m:begChr m:val="{"/>
-            <m:endChr m:val=""/>
-            <m:ctrlPr>
-              <w:rPr>
-                <w:rFonts w:ascii="Cambria Math" w:eastAsiaTheme="minorEastAsia" w:hAnsi="Cambria Math"/>
-                <w:i/>
-                <w:lang w:val="en-US"/>
-              </w:rPr>
-            </m:ctrlPr>
-          </m:dPr>
-          <m:e>
-            <m:eqArr>
-              <m:eqArrPr>
-                <m:ctrlPr>
-                  <w:rPr>
-                    <w:rFonts w:ascii="Cambria Math" w:eastAsiaTheme="minorEastAsia" w:hAnsi="Cambria Math"/>
-                    <w:i/>
-                    <w:lang w:val="en-US"/>
-                  </w:rPr>
-                </m:ctrlPr>
-              </m:eqArrPr>
-              <m:e>
-                <m:sSup>
-                  <m:sSupPr>
-                    <m:ctrlPr>
-                      <w:rPr>
-                        <w:rFonts w:ascii="Cambria Math" w:eastAsiaTheme="minorEastAsia" w:hAnsi="Cambria Math"/>
-                        <w:i/>
-                        <w:lang w:val="en-US"/>
-                      </w:rPr>
-                    </m:ctrlPr>
-                  </m:sSupPr>
-                  <m:e>
-                    <m:r>
-                      <w:rPr>
-                        <w:rFonts w:ascii="Cambria Math" w:eastAsiaTheme="minorEastAsia" w:hAnsi="Cambria Math"/>
-                        <w:lang w:val="en-US"/>
-                      </w:rPr>
-                      <m:t>2</m:t>
-                    </m:r>
-                  </m:e>
-                  <m:sup>
-                    <m:r>
-                      <w:rPr>
-                        <w:rFonts w:ascii="Cambria Math" w:eastAsiaTheme="minorEastAsia" w:hAnsi="Cambria Math"/>
-                        <w:lang w:val="en-US"/>
-                      </w:rPr>
-                      <m:t>14</m:t>
-                    </m:r>
-                  </m:sup>
-                </m:sSup>
-                <m:r>
-                  <w:rPr>
-                    <w:rFonts w:ascii="Cambria Math" w:eastAsiaTheme="minorEastAsia" w:hAnsi="Cambria Math"/>
-                    <w:lang w:val="en-US"/>
-                  </w:rPr>
-                  <m:t>≤B≤</m:t>
-                </m:r>
-                <m:sSup>
-                  <m:sSupPr>
-                    <m:ctrlPr>
-                      <w:rPr>
-                        <w:rFonts w:ascii="Cambria Math" w:eastAsiaTheme="minorEastAsia" w:hAnsi="Cambria Math"/>
-                        <w:i/>
-                        <w:lang w:val="en-US"/>
-                      </w:rPr>
-                    </m:ctrlPr>
-                  </m:sSupPr>
-                  <m:e>
-                    <m:r>
-                      <w:rPr>
-                        <w:rFonts w:ascii="Cambria Math" w:eastAsiaTheme="minorEastAsia" w:hAnsi="Cambria Math"/>
-                        <w:lang w:val="en-US"/>
-                      </w:rPr>
-                      <m:t>2</m:t>
-                    </m:r>
-                  </m:e>
-                  <m:sup>
-                    <m:r>
-                      <w:rPr>
-                        <w:rFonts w:ascii="Cambria Math" w:eastAsiaTheme="minorEastAsia" w:hAnsi="Cambria Math"/>
-                        <w:lang w:val="en-US"/>
-                      </w:rPr>
-                      <m:t>15</m:t>
-                    </m:r>
-                  </m:sup>
-                </m:sSup>
-                <m:r>
-                  <w:rPr>
-                    <w:rFonts w:ascii="Cambria Math" w:eastAsiaTheme="minorEastAsia" w:hAnsi="Cambria Math"/>
-                    <w:lang w:val="en-US"/>
-                  </w:rPr>
-                  <m:t>-1</m:t>
-                </m:r>
-              </m:e>
-              <m:e>
-                <m:sSup>
-                  <m:sSupPr>
-                    <m:ctrlPr>
-                      <w:rPr>
-                        <w:rFonts w:ascii="Cambria Math" w:eastAsiaTheme="minorEastAsia" w:hAnsi="Cambria Math"/>
-                        <w:i/>
-                        <w:lang w:val="en-US"/>
-                      </w:rPr>
-                    </m:ctrlPr>
-                  </m:sSupPr>
-                  <m:e>
-                    <m:r>
-                      <w:rPr>
-                        <w:rFonts w:ascii="Cambria Math" w:eastAsiaTheme="minorEastAsia" w:hAnsi="Cambria Math"/>
-                        <w:lang w:val="en-US"/>
-                      </w:rPr>
-                      <m:t>-2</m:t>
-                    </m:r>
-                  </m:e>
-                  <m:sup>
-                    <m:r>
-                      <w:rPr>
-                        <w:rFonts w:ascii="Cambria Math" w:eastAsiaTheme="minorEastAsia" w:hAnsi="Cambria Math"/>
-                        <w:lang w:val="en-US"/>
-                      </w:rPr>
-                      <m:t>15</m:t>
-                    </m:r>
-                  </m:sup>
-                </m:sSup>
-                <m:r>
-                  <w:rPr>
-                    <w:rFonts w:ascii="Cambria Math" w:eastAsiaTheme="minorEastAsia" w:hAnsi="Cambria Math"/>
-                    <w:lang w:val="en-US"/>
-                  </w:rPr>
-                  <m:t>≤A≤0</m:t>
-                </m:r>
-              </m:e>
-            </m:eqArr>
-          </m:e>
-        </m:d>
-      </m:oMath>
-    </w:p>
-    <w:p>
-      <w:pPr>
-        <w:pStyle w:val="a7"/>
-        <w:numPr>
-          <w:ilvl w:val="0"/>
-          <w:numId w:val="1"/>
-        </w:numPr>
-        <w:rPr>
-          <w:rFonts w:eastAsiaTheme="minorEastAsia"/>
-          <w:lang w:val="en-US"/>
-        </w:rPr>
-      </w:pPr>
-      <m:oMath>
-        <m:d>
-          <m:dPr>
-            <m:begChr m:val="{"/>
-            <m:endChr m:val=""/>
-            <m:ctrlPr>
-              <w:rPr>
-                <w:rFonts w:ascii="Cambria Math" w:eastAsiaTheme="minorEastAsia" w:hAnsi="Cambria Math"/>
-                <w:i/>
-                <w:lang w:val="en-US"/>
-              </w:rPr>
-            </m:ctrlPr>
-          </m:dPr>
-          <m:e>
-            <m:eqArr>
-              <m:eqArrPr>
-                <m:ctrlPr>
-                  <w:rPr>
-                    <w:rFonts w:ascii="Cambria Math" w:eastAsiaTheme="minorEastAsia" w:hAnsi="Cambria Math"/>
-                    <w:i/>
-                    <w:lang w:val="en-US"/>
-                  </w:rPr>
-                </m:ctrlPr>
-              </m:eqArrPr>
-              <m:e>
-                <m:sSup>
-                  <m:sSupPr>
-                    <m:ctrlPr>
-                      <w:rPr>
-                        <w:rFonts w:ascii="Cambria Math" w:eastAsiaTheme="minorEastAsia" w:hAnsi="Cambria Math"/>
-                        <w:i/>
-                        <w:lang w:val="en-US"/>
-                      </w:rPr>
-                    </m:ctrlPr>
-                  </m:sSupPr>
-                  <m:e>
-                    <m:r>
-                      <w:rPr>
-                        <w:rFonts w:ascii="Cambria Math" w:eastAsiaTheme="minorEastAsia" w:hAnsi="Cambria Math"/>
-                        <w:lang w:val="en-US"/>
-                      </w:rPr>
-                      <m:t>-2</m:t>
-                    </m:r>
-                  </m:e>
-                  <m:sup>
-                    <m:r>
-                      <w:rPr>
-                        <w:rFonts w:ascii="Cambria Math" w:eastAsiaTheme="minorEastAsia" w:hAnsi="Cambria Math"/>
-                        <w:lang w:val="en-US"/>
-                      </w:rPr>
-                      <m:t>1</m:t>
-                    </m:r>
-                    <m:r>
-                      <w:rPr>
-                        <w:rFonts w:ascii="Cambria Math" w:eastAsiaTheme="minorEastAsia" w:hAnsi="Cambria Math"/>
-                      </w:rPr>
-                      <m:t>5</m:t>
-                    </m:r>
-                  </m:sup>
-                </m:sSup>
-                <m:r>
-                  <w:rPr>
-                    <w:rFonts w:ascii="Cambria Math" w:eastAsiaTheme="minorEastAsia" w:hAnsi="Cambria Math"/>
-                    <w:lang w:val="en-US"/>
-                  </w:rPr>
-                  <m:t>≤A≤</m:t>
-                </m:r>
-                <m:sSup>
-                  <m:sSupPr>
-                    <m:ctrlPr>
-                      <w:rPr>
-                        <w:rFonts w:ascii="Cambria Math" w:eastAsiaTheme="minorEastAsia" w:hAnsi="Cambria Math"/>
-                        <w:i/>
-                        <w:lang w:val="en-US"/>
-                      </w:rPr>
-                    </m:ctrlPr>
-                  </m:sSupPr>
-                  <m:e>
-                    <m:r>
-                      <w:rPr>
-                        <w:rFonts w:ascii="Cambria Math" w:eastAsiaTheme="minorEastAsia" w:hAnsi="Cambria Math"/>
-                        <w:lang w:val="en-US"/>
-                      </w:rPr>
-                      <m:t>2</m:t>
-                    </m:r>
-                  </m:e>
-                  <m:sup>
-                    <m:r>
-                      <w:rPr>
-                        <w:rFonts w:ascii="Cambria Math" w:eastAsiaTheme="minorEastAsia" w:hAnsi="Cambria Math"/>
-                        <w:lang w:val="en-US"/>
-                      </w:rPr>
-                      <m:t>14</m:t>
-                    </m:r>
-                  </m:sup>
-                </m:sSup>
-                <m:r>
-                  <w:rPr>
-                    <w:rFonts w:ascii="Cambria Math" w:eastAsiaTheme="minorEastAsia" w:hAnsi="Cambria Math"/>
-                    <w:lang w:val="en-US"/>
-                  </w:rPr>
-                  <m:t>-1</m:t>
-                </m:r>
-              </m:e>
-              <m:e>
-                <m:r>
-                  <w:rPr>
-                    <w:rFonts w:ascii="Cambria Math" w:eastAsiaTheme="minorEastAsia" w:hAnsi="Cambria Math"/>
-                    <w:lang w:val="en-US"/>
-                  </w:rPr>
-                  <m:t>0≤B≤</m:t>
-                </m:r>
-                <m:sSup>
-                  <m:sSupPr>
-                    <m:ctrlPr>
-                      <w:rPr>
-                        <w:rFonts w:ascii="Cambria Math" w:eastAsiaTheme="minorEastAsia" w:hAnsi="Cambria Math"/>
-                        <w:i/>
-                        <w:lang w:val="en-US"/>
-                      </w:rPr>
-                    </m:ctrlPr>
-                  </m:sSupPr>
-                  <m:e>
-                    <m:r>
-                      <w:rPr>
-                        <w:rFonts w:ascii="Cambria Math" w:eastAsiaTheme="minorEastAsia" w:hAnsi="Cambria Math"/>
-                        <w:lang w:val="en-US"/>
-                      </w:rPr>
-                      <m:t>2</m:t>
-                    </m:r>
-                  </m:e>
-                  <m:sup>
-                    <m:r>
-                      <w:rPr>
-                        <w:rFonts w:ascii="Cambria Math" w:eastAsiaTheme="minorEastAsia" w:hAnsi="Cambria Math"/>
-                        <w:lang w:val="en-US"/>
-                      </w:rPr>
-                      <m:t>15</m:t>
-                    </m:r>
-                  </m:sup>
-                </m:sSup>
-                <m:r>
-                  <w:rPr>
-                    <w:rFonts w:ascii="Cambria Math" w:eastAsiaTheme="minorEastAsia" w:hAnsi="Cambria Math"/>
-                    <w:lang w:val="en-US"/>
-                  </w:rPr>
-                  <m:t>-</m:t>
-                </m:r>
-                <m:r>
-                  <w:rPr>
-                    <w:rFonts w:ascii="Cambria Math" w:eastAsiaTheme="minorEastAsia" w:hAnsi="Cambria Math"/>
-                  </w:rPr>
-                  <m:t>1</m:t>
-                </m:r>
-              </m:e>
-            </m:eqArr>
-          </m:e>
-        </m:d>
-      </m:oMath>
-    </w:p>
-    <w:p>
-      <w:pPr>
-        <w:pStyle w:val="a7"/>
-        <w:numPr>
-          <w:ilvl w:val="0"/>
-          <w:numId w:val="1"/>
-        </w:numPr>
-        <w:rPr>
-          <w:rFonts w:eastAsiaTheme="minorEastAsia"/>
-          <w:lang w:val="en-US"/>
-        </w:rPr>
-      </w:pPr>
-      <m:oMath>
-        <m:d>
-          <m:dPr>
-            <m:begChr m:val="{"/>
-            <m:endChr m:val=""/>
-            <m:ctrlPr>
-              <w:rPr>
-                <w:rFonts w:ascii="Cambria Math" w:eastAsiaTheme="minorEastAsia" w:hAnsi="Cambria Math"/>
-                <w:i/>
-                <w:lang w:val="en-US"/>
-              </w:rPr>
-            </m:ctrlPr>
-          </m:dPr>
-          <m:e>
-            <m:eqArr>
-              <m:eqArrPr>
-                <m:ctrlPr>
-                  <w:rPr>
-                    <w:rFonts w:ascii="Cambria Math" w:eastAsiaTheme="minorEastAsia" w:hAnsi="Cambria Math"/>
-                    <w:i/>
-                    <w:lang w:val="en-US"/>
-                  </w:rPr>
-                </m:ctrlPr>
-              </m:eqArrPr>
-              <m:e>
-                <m:sSup>
-                  <m:sSupPr>
-                    <m:ctrlPr>
-                      <w:rPr>
-                        <w:rFonts w:ascii="Cambria Math" w:eastAsiaTheme="minorEastAsia" w:hAnsi="Cambria Math"/>
-                        <w:i/>
-                        <w:lang w:val="en-US"/>
-                      </w:rPr>
-                    </m:ctrlPr>
-                  </m:sSupPr>
-                  <m:e>
-                    <m:r>
-                      <w:rPr>
-                        <w:rFonts w:ascii="Cambria Math" w:eastAsiaTheme="minorEastAsia" w:hAnsi="Cambria Math"/>
-                        <w:lang w:val="en-US"/>
-                      </w:rPr>
-                      <m:t>-2</m:t>
-                    </m:r>
-                  </m:e>
-                  <m:sup>
-                    <m:r>
-                      <w:rPr>
-                        <w:rFonts w:ascii="Cambria Math" w:eastAsiaTheme="minorEastAsia" w:hAnsi="Cambria Math"/>
-                        <w:lang w:val="en-US"/>
-                      </w:rPr>
-                      <m:t>1</m:t>
-                    </m:r>
-                    <m:r>
-                      <w:rPr>
-                        <w:rFonts w:ascii="Cambria Math" w:eastAsiaTheme="minorEastAsia" w:hAnsi="Cambria Math"/>
-                      </w:rPr>
-                      <m:t>5</m:t>
-                    </m:r>
-                  </m:sup>
-                </m:sSup>
-                <m:r>
-                  <w:rPr>
-                    <w:rFonts w:ascii="Cambria Math" w:eastAsiaTheme="minorEastAsia" w:hAnsi="Cambria Math"/>
-                    <w:lang w:val="en-US"/>
-                  </w:rPr>
-                  <m:t>≤B≤</m:t>
-                </m:r>
-                <m:sSup>
-                  <m:sSupPr>
-                    <m:ctrlPr>
-                      <w:rPr>
-                        <w:rFonts w:ascii="Cambria Math" w:eastAsiaTheme="minorEastAsia" w:hAnsi="Cambria Math"/>
-                        <w:i/>
-                        <w:lang w:val="en-US"/>
-                      </w:rPr>
-                    </m:ctrlPr>
-                  </m:sSupPr>
-                  <m:e>
-                    <m:r>
-                      <w:rPr>
-                        <w:rFonts w:ascii="Cambria Math" w:eastAsiaTheme="minorEastAsia" w:hAnsi="Cambria Math"/>
-                        <w:lang w:val="en-US"/>
-                      </w:rPr>
-                      <m:t>2</m:t>
-                    </m:r>
-                  </m:e>
-                  <m:sup>
-                    <m:r>
-                      <w:rPr>
-                        <w:rFonts w:ascii="Cambria Math" w:eastAsiaTheme="minorEastAsia" w:hAnsi="Cambria Math"/>
-                        <w:lang w:val="en-US"/>
-                      </w:rPr>
-                      <m:t>14</m:t>
-                    </m:r>
-                  </m:sup>
-                </m:sSup>
-                <m:r>
-                  <w:rPr>
-                    <w:rFonts w:ascii="Cambria Math" w:eastAsiaTheme="minorEastAsia" w:hAnsi="Cambria Math"/>
-                    <w:lang w:val="en-US"/>
-                  </w:rPr>
-                  <m:t>-1</m:t>
-                </m:r>
-              </m:e>
-              <m:e>
-                <m:r>
-                  <w:rPr>
-                    <w:rFonts w:ascii="Cambria Math" w:eastAsiaTheme="minorEastAsia" w:hAnsi="Cambria Math"/>
-                    <w:lang w:val="en-US"/>
-                  </w:rPr>
-                  <m:t>0≤A≤</m:t>
-                </m:r>
-                <m:sSup>
-                  <m:sSupPr>
-                    <m:ctrlPr>
-                      <w:rPr>
-                        <w:rFonts w:ascii="Cambria Math" w:eastAsiaTheme="minorEastAsia" w:hAnsi="Cambria Math"/>
-                        <w:i/>
-                        <w:lang w:val="en-US"/>
-                      </w:rPr>
-                    </m:ctrlPr>
-                  </m:sSupPr>
-                  <m:e>
-                    <m:r>
-                      <w:rPr>
-                        <w:rFonts w:ascii="Cambria Math" w:eastAsiaTheme="minorEastAsia" w:hAnsi="Cambria Math"/>
-                        <w:lang w:val="en-US"/>
-                      </w:rPr>
-                      <m:t>2</m:t>
-                    </m:r>
-                  </m:e>
-                  <m:sup>
-                    <m:r>
-                      <w:rPr>
-                        <w:rFonts w:ascii="Cambria Math" w:eastAsiaTheme="minorEastAsia" w:hAnsi="Cambria Math"/>
-                        <w:lang w:val="en-US"/>
-                      </w:rPr>
-                      <m:t>15</m:t>
-                    </m:r>
-                  </m:sup>
-                </m:sSup>
-                <m:r>
-                  <w:rPr>
-                    <w:rFonts w:ascii="Cambria Math" w:eastAsiaTheme="minorEastAsia" w:hAnsi="Cambria Math"/>
-                    <w:lang w:val="en-US"/>
-                  </w:rPr>
-                  <m:t>-</m:t>
-                </m:r>
-                <m:r>
-                  <w:rPr>
-                    <w:rFonts w:ascii="Cambria Math" w:eastAsiaTheme="minorEastAsia" w:hAnsi="Cambria Math"/>
-                  </w:rPr>
-                  <m:t>1</m:t>
-                </m:r>
-              </m:e>
-            </m:eqArr>
-          </m:e>
-        </m:d>
-      </m:oMath>
-    </w:p>
-    <w:p>
-      <w:pPr>
-        <w:ind w:firstLine="0"/>
-        <w:rPr>
-          <w:rFonts w:eastAsiaTheme="minorEastAsia"/>
-          <w:lang w:val="en-US"/>
-        </w:rPr>
-      </w:pPr>
-    </w:p>
-    <w:p>
-      <w:pPr>
-        <w:ind w:firstLine="0"/>
-        <w:rPr>
-          <w:b/>
-          <w:bCs/>
-        </w:rPr>
-      </w:pPr>
-      <w:r>
-        <w:rPr>
-          <w:b/>
-          <w:bCs/>
-        </w:rPr>
-        <w:t>Расположение программы в памяти ЭВМ:</w:t>
-      </w:r>
-    </w:p>
-    <w:p>
-      <w:pPr>
-        <w:ind w:firstLine="0"/>
-      </w:pPr>
-      <w:r>
-        <w:t>Программа расположена в ячейках 0</w:t>
-      </w:r>
-      <w:r>
-        <w:t>20</w:t>
-      </w:r>
-      <w:r>
-        <w:t xml:space="preserve"> – 02</w:t>
-      </w:r>
-      <w:r>
-        <w:t>7</w:t>
-      </w:r>
-      <w:r>
-        <w:t xml:space="preserve"> памяти БЭВМ</w:t>
-      </w:r>
-    </w:p>
-    <w:p>
-      <w:pPr>
-        <w:ind w:firstLine="0"/>
-      </w:pPr>
-      <w:r>
-        <w:t xml:space="preserve">Исходные данные расположены в ячейках </w:t>
-      </w:r>
-      <w:r>
-        <w:rPr>
-          <w:lang w:val="en-US"/>
-        </w:rPr>
-        <w:t>A</w:t>
-      </w:r>
-      <w:r>
-        <w:t xml:space="preserve"> = </w:t>
-      </w:r>
-      <w:r>
-        <w:t>0</w:t>
-      </w:r>
-      <w:r>
-        <w:t>28</w:t>
-      </w:r>
-      <w:r>
-        <w:t>,</w:t>
-      </w:r>
-      <w:r>
-        <w:t xml:space="preserve"> </w:t>
-      </w:r>
-      <w:r>
-        <w:rPr>
-          <w:lang w:val="en-US"/>
-        </w:rPr>
-        <w:t>B</w:t>
-      </w:r>
-      <w:r>
-        <w:t xml:space="preserve"> = </w:t>
-      </w:r>
-      <w:r>
-        <w:t>02</w:t>
-      </w:r>
-      <w:r>
-        <w:rPr>
-          <w:lang w:val="en-US"/>
-        </w:rPr>
-        <w:t>B</w:t>
-      </w:r>
-      <w:r>
-        <w:t xml:space="preserve">, </w:t>
-      </w:r>
-      <w:r>
-        <w:rPr>
-          <w:lang w:val="en-US"/>
-        </w:rPr>
-        <w:t>C</w:t>
-      </w:r>
-      <w:r>
-        <w:t xml:space="preserve"> = 02</w:t>
-      </w:r>
-      <w:r>
-        <w:rPr>
-          <w:lang w:val="en-US"/>
-        </w:rPr>
-        <w:t>A</w:t>
-      </w:r>
-      <w:r>
-        <w:t xml:space="preserve"> </w:t>
-      </w:r>
-      <w:r>
-        <w:t>памяти БЭВМ</w:t>
-      </w:r>
-    </w:p>
-    <w:p>
-      <w:pPr>
-        <w:ind w:firstLine="0"/>
-      </w:pPr>
-      <w:r>
-        <w:t>Результат хранится в ячейке</w:t>
-      </w:r>
-      <w:r>
-        <w:t xml:space="preserve"> </w:t>
-      </w:r>
-      <w:r>
-        <w:rPr>
-          <w:lang w:val="en-US"/>
-        </w:rPr>
-        <w:t>R</w:t>
-      </w:r>
-      <w:r>
-        <w:t xml:space="preserve"> =</w:t>
-      </w:r>
-      <w:r>
-        <w:t xml:space="preserve"> </w:t>
-      </w:r>
-      <w:r>
-        <w:t>0</w:t>
-      </w:r>
-      <w:r>
-        <w:t>29</w:t>
-      </w:r>
-    </w:p>
-    <w:p>
-      <w:pPr>
-        <w:ind w:firstLine="0"/>
-      </w:pPr>
-    </w:p>
-    <w:p>
-      <w:pPr>
-        <w:ind w:firstLine="0"/>
-        <w:rPr>
-          <w:b/>
-          <w:bCs/>
-        </w:rPr>
-      </w:pPr>
-      <w:r>
-        <w:rPr>
-          <w:b/>
-          <w:bCs/>
-        </w:rPr>
-        <w:t>Адреса первой и последней команд:</w:t>
-      </w:r>
-    </w:p>
-    <w:p>
-      <w:pPr>
-        <w:ind w:firstLine="0"/>
-      </w:pPr>
-      <w:r>
-        <w:t>Адрес первой выполняемой команды: 0</w:t>
-      </w:r>
-      <w:r>
-        <w:t>20</w:t>
-      </w:r>
-      <w:r>
-        <w:t>, адрес последней выполняемой команды: 02</w:t>
-      </w:r>
-      <w:r>
-        <w:t>7</w:t>
-      </w:r>
-    </w:p>
-    <w:p>
-      <w:pPr>
-        <w:ind w:firstLine="0"/>
-      </w:pPr>
+          <w:color w:val="000000" w:themeColor="text1"/>
+          <w:szCs w:val="32"/>
+        </w:rPr>
+      </w:pPr>
+      <w:bookmarkStart w:id="5" w:name="_Toc215414130"/>
+      <w:r>
+        <w:br w:type="page"/>
+      </w:r>
     </w:p>
     <w:p>
       <w:pPr>
@@ -4354,8 +4679,8 @@
         </w:numPr>
         <w:ind w:left="357" w:hanging="357"/>
       </w:pPr>
-      <w:bookmarkStart w:id="5" w:name="_Toc215414130"/>
-      <w:r>
+      <w:r>
+        <w:lastRenderedPageBreak/>
         <w:t>Исходные данные:</w:t>
       </w:r>
       <w:bookmarkEnd w:id="5"/>
@@ -4365,12 +4690,15 @@
         <w:ind w:firstLine="0"/>
       </w:pPr>
       <w:r>
-        <w:t>А</w:t>
-      </w:r>
-      <w:r>
         <w:rPr>
           <w:lang w:val="en-US"/>
         </w:rPr>
+        <w:t>A</w:t>
+      </w:r>
+      <w:r>
+        <w:rPr>
+          <w:lang w:val="en-US"/>
+        </w:rPr>
         <w:t xml:space="preserve"> </w:t>
       </w:r>
       <w:r>
@@ -4383,7 +4711,7 @@
         <w:t xml:space="preserve"> </w:t>
       </w:r>
       <w:r>
-        <w:t>56</w:t>
+        <w:t>736</w:t>
       </w:r>
       <w:r>
         <w:rPr>
@@ -4399,7 +4727,13 @@
         <w:t xml:space="preserve"> = </w:t>
       </w:r>
       <w:r>
-        <w:t>0038</w:t>
+        <w:t>0</w:t>
+      </w:r>
+      <w:r>
+        <w:rPr>
+          <w:lang w:val="en-US"/>
+        </w:rPr>
+        <w:t>2E0</w:t>
       </w:r>
       <w:r>
         <w:rPr>
@@ -4422,10 +4756,7 @@
         <w:t>=</w:t>
       </w:r>
       <w:r>
-        <w:t xml:space="preserve"> -</w:t>
-      </w:r>
-      <w:r>
-        <w:t>20345</w:t>
+        <w:t xml:space="preserve"> 2304</w:t>
       </w:r>
       <w:r>
         <w:rPr>
@@ -4440,7 +4771,7 @@
         <w:rPr>
           <w:lang w:val="en-US"/>
         </w:rPr>
-        <w:t>B087</w:t>
+        <w:t>0900</w:t>
       </w:r>
       <w:r>
         <w:rPr>
@@ -4455,38 +4786,37 @@
         <w:ind w:firstLine="0"/>
         <w:rPr>
           <w:vertAlign w:val="subscript"/>
+        </w:rPr>
+      </w:pPr>
+      <w:r>
+        <w:t>С</w:t>
+      </w:r>
+      <w:r>
+        <w:t xml:space="preserve"> </w:t>
+      </w:r>
+      <w:r>
+        <w:t>=</w:t>
+      </w:r>
+      <w:r>
+        <w:t xml:space="preserve"> </w:t>
+      </w:r>
+      <w:r>
+        <w:t>-905</w:t>
+      </w:r>
+      <w:r>
+        <w:rPr>
+          <w:vertAlign w:val="subscript"/>
+        </w:rPr>
+        <w:t>10</w:t>
+      </w:r>
+      <w:r>
+        <w:t xml:space="preserve"> = </w:t>
+      </w:r>
+      <w:r>
+        <w:rPr>
           <w:lang w:val="en-US"/>
         </w:rPr>
-      </w:pPr>
-      <w:r>
-        <w:t>С</w:t>
-      </w:r>
-      <w:r>
-        <w:t xml:space="preserve"> </w:t>
-      </w:r>
-      <w:r>
-        <w:t>=</w:t>
-      </w:r>
-      <w:r>
-        <w:t xml:space="preserve"> </w:t>
-      </w:r>
-      <w:r>
-        <w:t>-905</w:t>
-      </w:r>
-      <w:r>
-        <w:rPr>
-          <w:vertAlign w:val="subscript"/>
-        </w:rPr>
-        <w:t>10</w:t>
-      </w:r>
-      <w:r>
-        <w:t xml:space="preserve"> = </w:t>
-      </w:r>
-      <w:r>
-        <w:rPr>
-          <w:lang w:val="en-US"/>
-        </w:rPr>
-        <w:t>FC77</w:t>
+        <w:t>1800</w:t>
       </w:r>
       <w:r>
         <w:rPr>
@@ -6187,7 +6517,6 @@
                 <w:szCs w:val="16"/>
                 <w:lang w:val="en-US"/>
               </w:rPr>
-              <w:lastRenderedPageBreak/>
               <w:t>024</w:t>
             </w:r>
           </w:p>
@@ -7401,674 +7730,28 @@
     <w:p>
       <w:pPr>
         <w:ind w:firstLine="0"/>
-        <w:rPr>
-          <w:lang w:val="en-US"/>
-        </w:rPr>
       </w:pPr>
     </w:p>
-    <w:p>
-      <w:pPr>
-        <w:pStyle w:val="2"/>
-        <w:numPr>
-          <w:ilvl w:val="0"/>
-          <w:numId w:val="5"/>
-        </w:numPr>
-        <w:ind w:left="357" w:hanging="357"/>
-      </w:pPr>
-      <w:bookmarkStart w:id="7" w:name="_Toc215414132"/>
-      <w:r>
-        <w:t>Вариант программы с меньшим числом команд</w:t>
-      </w:r>
-      <w:bookmarkEnd w:id="7"/>
-    </w:p>
-    <w:tbl>
-      <w:tblPr>
-        <w:tblStyle w:val="ac"/>
-        <w:tblW w:w="0" w:type="auto"/>
-        <w:jc w:val="center"/>
-        <w:tblLook w:val="04A0" w:firstRow="1" w:lastRow="0" w:firstColumn="1" w:lastColumn="0" w:noHBand="0" w:noVBand="1"/>
-      </w:tblPr>
-      <w:tblGrid>
-        <w:gridCol w:w="957"/>
-        <w:gridCol w:w="374"/>
-        <w:gridCol w:w="839"/>
-        <w:gridCol w:w="1613"/>
-        <w:gridCol w:w="3037"/>
-      </w:tblGrid>
-      <w:tr>
-        <w:trPr>
-          <w:jc w:val="center"/>
-        </w:trPr>
-        <w:tc>
-          <w:tcPr>
-            <w:tcW w:w="0" w:type="auto"/>
-          </w:tcPr>
-          <w:p>
-            <w:pPr>
-              <w:spacing w:line="276" w:lineRule="auto"/>
-              <w:ind w:firstLine="0"/>
-              <w:jc w:val="left"/>
-            </w:pPr>
-            <w:r>
-              <w:t>Адрес</w:t>
-            </w:r>
-          </w:p>
-        </w:tc>
-        <w:tc>
-          <w:tcPr>
-            <w:tcW w:w="0" w:type="auto"/>
-          </w:tcPr>
-          <w:p>
-            <w:pPr>
-              <w:spacing w:line="276" w:lineRule="auto"/>
-              <w:ind w:firstLine="0"/>
-              <w:jc w:val="left"/>
-            </w:pPr>
-          </w:p>
-        </w:tc>
-        <w:tc>
-          <w:tcPr>
-            <w:tcW w:w="0" w:type="auto"/>
-          </w:tcPr>
-          <w:p>
-            <w:pPr>
-              <w:spacing w:line="276" w:lineRule="auto"/>
-              <w:ind w:firstLine="0"/>
-              <w:jc w:val="left"/>
-            </w:pPr>
-            <w:r>
-              <w:t>Код</w:t>
-            </w:r>
-          </w:p>
-        </w:tc>
-        <w:tc>
-          <w:tcPr>
-            <w:tcW w:w="0" w:type="auto"/>
-          </w:tcPr>
-          <w:p>
-            <w:pPr>
-              <w:spacing w:line="276" w:lineRule="auto"/>
-              <w:ind w:firstLine="0"/>
-              <w:jc w:val="left"/>
-            </w:pPr>
-            <w:r>
-              <w:t>Мнемоника</w:t>
-            </w:r>
-          </w:p>
-        </w:tc>
-        <w:tc>
-          <w:tcPr>
-            <w:tcW w:w="0" w:type="auto"/>
-          </w:tcPr>
-          <w:p>
-            <w:pPr>
-              <w:spacing w:line="276" w:lineRule="auto"/>
-              <w:ind w:firstLine="0"/>
-              <w:jc w:val="left"/>
-            </w:pPr>
-            <w:r>
-              <w:t>Комментарии</w:t>
-            </w:r>
-          </w:p>
-        </w:tc>
-      </w:tr>
-      <w:tr>
-        <w:trPr>
-          <w:jc w:val="center"/>
-        </w:trPr>
-        <w:tc>
-          <w:tcPr>
-            <w:tcW w:w="0" w:type="auto"/>
-          </w:tcPr>
-          <w:p>
-            <w:pPr>
-              <w:spacing w:line="276" w:lineRule="auto"/>
-              <w:ind w:firstLine="0"/>
-              <w:jc w:val="left"/>
-              <w:rPr>
-                <w:lang w:val="en-US"/>
-              </w:rPr>
-            </w:pPr>
-            <w:r>
-              <w:t>020</w:t>
-            </w:r>
-          </w:p>
-        </w:tc>
-        <w:tc>
-          <w:tcPr>
-            <w:tcW w:w="0" w:type="auto"/>
-          </w:tcPr>
-          <w:p>
-            <w:pPr>
-              <w:spacing w:line="276" w:lineRule="auto"/>
-              <w:ind w:firstLine="0"/>
-              <w:jc w:val="left"/>
-              <w:rPr>
-                <w:lang w:val="en-US"/>
-              </w:rPr>
-            </w:pPr>
-            <w:r>
-              <w:rPr>
-                <w:lang w:val="en-US"/>
-              </w:rPr>
-              <w:t>+</w:t>
-            </w:r>
-          </w:p>
-        </w:tc>
-        <w:tc>
-          <w:tcPr>
-            <w:tcW w:w="0" w:type="auto"/>
-          </w:tcPr>
-          <w:p>
-            <w:pPr>
-              <w:spacing w:line="276" w:lineRule="auto"/>
-              <w:ind w:firstLine="0"/>
-              <w:jc w:val="left"/>
-              <w:rPr>
-                <w:lang w:val="en-US"/>
-              </w:rPr>
-            </w:pPr>
-            <w:r>
-              <w:rPr>
-                <w:lang w:val="en-US"/>
-              </w:rPr>
-              <w:t>A</w:t>
-            </w:r>
-            <w:r>
-              <w:rPr>
-                <w:lang w:val="en-US"/>
-              </w:rPr>
-              <w:t>028</w:t>
-            </w:r>
-          </w:p>
-        </w:tc>
-        <w:tc>
-          <w:tcPr>
-            <w:tcW w:w="0" w:type="auto"/>
-          </w:tcPr>
-          <w:p>
-            <w:pPr>
-              <w:spacing w:line="276" w:lineRule="auto"/>
-              <w:ind w:firstLine="0"/>
-              <w:jc w:val="left"/>
-              <w:rPr>
-                <w:lang w:val="en-US"/>
-              </w:rPr>
-            </w:pPr>
-            <w:r>
-              <w:rPr>
-                <w:lang w:val="en-US"/>
-              </w:rPr>
-              <w:t>L</w:t>
-            </w:r>
-            <w:r>
-              <w:rPr>
-                <w:lang w:val="en-US"/>
-              </w:rPr>
-              <w:t>D 02</w:t>
-            </w:r>
-            <w:r>
-              <w:rPr>
-                <w:lang w:val="en-US"/>
-              </w:rPr>
-              <w:t>8</w:t>
-            </w:r>
-          </w:p>
-        </w:tc>
-        <w:tc>
-          <w:tcPr>
-            <w:tcW w:w="0" w:type="auto"/>
-          </w:tcPr>
-          <w:p>
-            <w:pPr>
-              <w:spacing w:line="276" w:lineRule="auto"/>
-              <w:ind w:firstLine="0"/>
-              <w:jc w:val="left"/>
-              <w:rPr>
-                <w:lang w:val="en-US"/>
-              </w:rPr>
-            </w:pPr>
-            <w:r>
-              <w:t>Загрузка 02</w:t>
-            </w:r>
-            <w:r>
-              <w:t>8 -</w:t>
-            </w:r>
-            <w:r>
-              <w:rPr>
-                <w:lang w:val="en-US"/>
-              </w:rPr>
-              <w:t>&gt; AC</w:t>
-            </w:r>
-          </w:p>
-        </w:tc>
-      </w:tr>
-      <w:tr>
-        <w:trPr>
-          <w:jc w:val="center"/>
-        </w:trPr>
-        <w:tc>
-          <w:tcPr>
-            <w:tcW w:w="0" w:type="auto"/>
-          </w:tcPr>
-          <w:p>
-            <w:pPr>
-              <w:spacing w:line="276" w:lineRule="auto"/>
-              <w:ind w:firstLine="0"/>
-              <w:jc w:val="left"/>
-              <w:rPr>
-                <w:lang w:val="en-US"/>
-              </w:rPr>
-            </w:pPr>
-            <w:r>
-              <w:rPr>
-                <w:lang w:val="en-US"/>
-              </w:rPr>
-              <w:t>021</w:t>
-            </w:r>
-          </w:p>
-        </w:tc>
-        <w:tc>
-          <w:tcPr>
-            <w:tcW w:w="0" w:type="auto"/>
-          </w:tcPr>
-          <w:p>
-            <w:pPr>
-              <w:spacing w:line="276" w:lineRule="auto"/>
-              <w:ind w:firstLine="0"/>
-              <w:jc w:val="left"/>
-            </w:pPr>
-          </w:p>
-        </w:tc>
-        <w:tc>
-          <w:tcPr>
-            <w:tcW w:w="0" w:type="auto"/>
-          </w:tcPr>
-          <w:p>
-            <w:pPr>
-              <w:spacing w:line="276" w:lineRule="auto"/>
-              <w:ind w:firstLine="0"/>
-              <w:jc w:val="left"/>
-              <w:rPr>
-                <w:lang w:val="en-US"/>
-              </w:rPr>
-            </w:pPr>
-            <w:r>
-              <w:rPr>
-                <w:lang w:val="en-US"/>
-              </w:rPr>
-              <w:t>4</w:t>
-            </w:r>
-            <w:r>
-              <w:rPr>
-                <w:lang w:val="en-US"/>
-              </w:rPr>
-              <w:t>02B</w:t>
-            </w:r>
-          </w:p>
-        </w:tc>
-        <w:tc>
-          <w:tcPr>
-            <w:tcW w:w="0" w:type="auto"/>
-          </w:tcPr>
-          <w:p>
-            <w:pPr>
-              <w:spacing w:line="276" w:lineRule="auto"/>
-              <w:ind w:firstLine="0"/>
-              <w:jc w:val="left"/>
-              <w:rPr>
-                <w:lang w:val="en-US"/>
-              </w:rPr>
-            </w:pPr>
-            <w:r>
-              <w:rPr>
-                <w:lang w:val="en-US"/>
-              </w:rPr>
-              <w:t>A</w:t>
-            </w:r>
-            <w:r>
-              <w:rPr>
-                <w:lang w:val="en-US"/>
-              </w:rPr>
-              <w:t>DD 02B</w:t>
-            </w:r>
-          </w:p>
-        </w:tc>
-        <w:tc>
-          <w:tcPr>
-            <w:tcW w:w="0" w:type="auto"/>
-          </w:tcPr>
-          <w:p>
-            <w:pPr>
-              <w:spacing w:line="276" w:lineRule="auto"/>
-              <w:ind w:firstLine="0"/>
-              <w:jc w:val="left"/>
-              <w:rPr>
-                <w:lang w:val="en-US"/>
-              </w:rPr>
-            </w:pPr>
-            <w:r>
-              <w:rPr>
-                <w:lang w:val="en-US"/>
-              </w:rPr>
-              <w:t>AC + 02B</w:t>
-            </w:r>
-            <w:r>
-              <w:rPr>
-                <w:lang w:val="en-US"/>
-              </w:rPr>
-              <w:t xml:space="preserve"> -&gt; AC, NZVC</w:t>
-            </w:r>
-          </w:p>
-        </w:tc>
-      </w:tr>
-      <w:tr>
-        <w:trPr>
-          <w:jc w:val="center"/>
-        </w:trPr>
-        <w:tc>
-          <w:tcPr>
-            <w:tcW w:w="0" w:type="auto"/>
-          </w:tcPr>
-          <w:p>
-            <w:pPr>
-              <w:spacing w:line="276" w:lineRule="auto"/>
-              <w:ind w:firstLine="0"/>
-              <w:jc w:val="left"/>
-              <w:rPr>
-                <w:lang w:val="en-US"/>
-              </w:rPr>
-            </w:pPr>
-            <w:r>
-              <w:rPr>
-                <w:lang w:val="en-US"/>
-              </w:rPr>
-              <w:t>022</w:t>
-            </w:r>
-          </w:p>
-        </w:tc>
-        <w:tc>
-          <w:tcPr>
-            <w:tcW w:w="0" w:type="auto"/>
-          </w:tcPr>
-          <w:p>
-            <w:pPr>
-              <w:spacing w:line="276" w:lineRule="auto"/>
-              <w:ind w:firstLine="0"/>
-              <w:jc w:val="left"/>
-            </w:pPr>
-          </w:p>
-        </w:tc>
-        <w:tc>
-          <w:tcPr>
-            <w:tcW w:w="0" w:type="auto"/>
-          </w:tcPr>
-          <w:p>
-            <w:pPr>
-              <w:spacing w:line="276" w:lineRule="auto"/>
-              <w:ind w:firstLine="0"/>
-              <w:jc w:val="left"/>
-              <w:rPr>
-                <w:lang w:val="en-US"/>
-              </w:rPr>
-            </w:pPr>
-            <w:r>
-              <w:rPr>
-                <w:lang w:val="en-US"/>
-              </w:rPr>
-              <w:t>202A</w:t>
-            </w:r>
-          </w:p>
-        </w:tc>
-        <w:tc>
-          <w:tcPr>
-            <w:tcW w:w="0" w:type="auto"/>
-          </w:tcPr>
-          <w:p>
-            <w:pPr>
-              <w:spacing w:line="276" w:lineRule="auto"/>
-              <w:ind w:firstLine="0"/>
-              <w:jc w:val="left"/>
-              <w:rPr>
-                <w:lang w:val="en-US"/>
-              </w:rPr>
-            </w:pPr>
-            <w:r>
-              <w:rPr>
-                <w:lang w:val="en-US"/>
-              </w:rPr>
-              <w:t>AND 02A</w:t>
-            </w:r>
-          </w:p>
-        </w:tc>
-        <w:tc>
-          <w:tcPr>
-            <w:tcW w:w="0" w:type="auto"/>
-          </w:tcPr>
-          <w:p>
-            <w:pPr>
-              <w:spacing w:line="276" w:lineRule="auto"/>
-              <w:ind w:firstLine="0"/>
-              <w:jc w:val="left"/>
-              <w:rPr>
-                <w:lang w:val="en-US"/>
-              </w:rPr>
-            </w:pPr>
-            <w:r>
-              <w:rPr>
-                <w:lang w:val="en-US"/>
-              </w:rPr>
-              <w:t>02A &amp;</w:t>
-            </w:r>
-            <w:r>
-              <w:rPr>
-                <w:lang w:val="en-US"/>
-              </w:rPr>
-              <w:t xml:space="preserve"> AC -&gt; AC</w:t>
-            </w:r>
-          </w:p>
-        </w:tc>
-      </w:tr>
-      <w:tr>
-        <w:trPr>
-          <w:jc w:val="center"/>
-        </w:trPr>
-        <w:tc>
-          <w:tcPr>
-            <w:tcW w:w="0" w:type="auto"/>
-          </w:tcPr>
-          <w:p>
-            <w:pPr>
-              <w:spacing w:line="276" w:lineRule="auto"/>
-              <w:ind w:firstLine="0"/>
-              <w:jc w:val="left"/>
-              <w:rPr>
-                <w:lang w:val="en-US"/>
-              </w:rPr>
-            </w:pPr>
-            <w:r>
-              <w:rPr>
-                <w:lang w:val="en-US"/>
-              </w:rPr>
-              <w:t>023</w:t>
-            </w:r>
-          </w:p>
-        </w:tc>
-        <w:tc>
-          <w:tcPr>
-            <w:tcW w:w="0" w:type="auto"/>
-          </w:tcPr>
-          <w:p>
-            <w:pPr>
-              <w:spacing w:line="276" w:lineRule="auto"/>
-              <w:ind w:firstLine="0"/>
-              <w:jc w:val="left"/>
-            </w:pPr>
-          </w:p>
-        </w:tc>
-        <w:tc>
-          <w:tcPr>
-            <w:tcW w:w="0" w:type="auto"/>
-          </w:tcPr>
-          <w:p>
-            <w:pPr>
-              <w:spacing w:line="276" w:lineRule="auto"/>
-              <w:ind w:firstLine="0"/>
-              <w:jc w:val="left"/>
-              <w:rPr>
-                <w:lang w:val="en-US"/>
-              </w:rPr>
-            </w:pPr>
-            <w:r>
-              <w:rPr>
-                <w:lang w:val="en-US"/>
-              </w:rPr>
-              <w:t>E029</w:t>
-            </w:r>
-          </w:p>
-        </w:tc>
-        <w:tc>
-          <w:tcPr>
-            <w:tcW w:w="0" w:type="auto"/>
-          </w:tcPr>
-          <w:p>
-            <w:pPr>
-              <w:spacing w:line="276" w:lineRule="auto"/>
-              <w:ind w:firstLine="0"/>
-              <w:jc w:val="left"/>
-              <w:rPr>
-                <w:lang w:val="en-US"/>
-              </w:rPr>
-            </w:pPr>
-            <w:r>
-              <w:rPr>
-                <w:lang w:val="en-US"/>
-              </w:rPr>
-              <w:t>ST 029</w:t>
-            </w:r>
-          </w:p>
-        </w:tc>
-        <w:tc>
-          <w:tcPr>
-            <w:tcW w:w="0" w:type="auto"/>
-          </w:tcPr>
-          <w:p>
-            <w:pPr>
-              <w:spacing w:line="276" w:lineRule="auto"/>
-              <w:ind w:firstLine="0"/>
-              <w:jc w:val="left"/>
-              <w:rPr>
-                <w:lang w:val="en-US"/>
-              </w:rPr>
-            </w:pPr>
-            <w:r>
-              <w:rPr>
-                <w:lang w:val="en-US"/>
-              </w:rPr>
-              <w:t>AC -&gt; 029</w:t>
-            </w:r>
-          </w:p>
-        </w:tc>
-      </w:tr>
-      <w:tr>
-        <w:trPr>
-          <w:jc w:val="center"/>
-        </w:trPr>
-        <w:tc>
-          <w:tcPr>
-            <w:tcW w:w="0" w:type="auto"/>
-          </w:tcPr>
-          <w:p>
-            <w:pPr>
-              <w:spacing w:line="276" w:lineRule="auto"/>
-              <w:ind w:firstLine="0"/>
-              <w:jc w:val="left"/>
-              <w:rPr>
-                <w:lang w:val="en-US"/>
-              </w:rPr>
-            </w:pPr>
-            <w:r>
-              <w:rPr>
-                <w:lang w:val="en-US"/>
-              </w:rPr>
-              <w:t>024</w:t>
-            </w:r>
-          </w:p>
-        </w:tc>
-        <w:tc>
-          <w:tcPr>
-            <w:tcW w:w="0" w:type="auto"/>
-          </w:tcPr>
-          <w:p>
-            <w:pPr>
-              <w:spacing w:line="276" w:lineRule="auto"/>
-              <w:ind w:firstLine="0"/>
-              <w:jc w:val="left"/>
-            </w:pPr>
-          </w:p>
-        </w:tc>
-        <w:tc>
-          <w:tcPr>
-            <w:tcW w:w="0" w:type="auto"/>
-          </w:tcPr>
-          <w:p>
-            <w:pPr>
-              <w:spacing w:line="276" w:lineRule="auto"/>
-              <w:ind w:firstLine="0"/>
-              <w:jc w:val="left"/>
-              <w:rPr>
-                <w:lang w:val="en-US"/>
-              </w:rPr>
-            </w:pPr>
-            <w:r>
-              <w:rPr>
-                <w:lang w:val="en-US"/>
-              </w:rPr>
-              <w:t>0100</w:t>
-            </w:r>
-          </w:p>
-        </w:tc>
-        <w:tc>
-          <w:tcPr>
-            <w:tcW w:w="0" w:type="auto"/>
-          </w:tcPr>
-          <w:p>
-            <w:pPr>
-              <w:spacing w:line="276" w:lineRule="auto"/>
-              <w:ind w:firstLine="0"/>
-              <w:jc w:val="left"/>
-              <w:rPr>
-                <w:lang w:val="en-US"/>
-              </w:rPr>
-            </w:pPr>
-            <w:r>
-              <w:rPr>
-                <w:lang w:val="en-US"/>
-              </w:rPr>
-              <w:t>HLT</w:t>
-            </w:r>
-          </w:p>
-        </w:tc>
-        <w:tc>
-          <w:tcPr>
-            <w:tcW w:w="0" w:type="auto"/>
-          </w:tcPr>
-          <w:p>
-            <w:pPr>
-              <w:spacing w:line="276" w:lineRule="auto"/>
-              <w:ind w:firstLine="0"/>
-              <w:jc w:val="left"/>
-            </w:pPr>
-            <w:r>
-              <w:t>СТОП</w:t>
-            </w:r>
-          </w:p>
-        </w:tc>
-      </w:tr>
-    </w:tbl>
     <w:p/>
     <w:p/>
-    <w:p/>
+    <w:p>
+      <w:pPr>
+        <w:spacing w:after="160" w:line="278" w:lineRule="auto"/>
+        <w:ind w:firstLine="0"/>
+        <w:jc w:val="left"/>
+        <w:rPr>
+          <w:rFonts w:eastAsiaTheme="majorEastAsia" w:cstheme="majorBidi"/>
+          <w:b/>
+          <w:color w:val="000000" w:themeColor="text1"/>
+          <w:sz w:val="32"/>
+          <w:szCs w:val="40"/>
+        </w:rPr>
+      </w:pPr>
+      <w:bookmarkStart w:id="7" w:name="_Toc215414133"/>
+      <w:r>
+        <w:br w:type="page"/>
+      </w:r>
+    </w:p>
     <w:p>
       <w:pPr>
         <w:pStyle w:val="1"/>
@@ -8078,11 +7761,13 @@
         </w:numPr>
         <w:ind w:left="357" w:hanging="357"/>
       </w:pPr>
-      <w:bookmarkStart w:id="8" w:name="_Toc215414133"/>
-      <w:r>
+      <w:bookmarkStart w:id="8" w:name="_GoBack"/>
+      <w:bookmarkEnd w:id="8"/>
+      <w:r>
+        <w:lastRenderedPageBreak/>
         <w:t>Вывод</w:t>
       </w:r>
-      <w:bookmarkEnd w:id="8"/>
+      <w:bookmarkEnd w:id="7"/>
     </w:p>
     <w:p>
       <w:r>
@@ -8096,7 +7781,7 @@
       </w:pPr>
     </w:p>
     <w:sectPr>
-      <w:footerReference w:type="default" r:id="rId9"/>
+      <w:footerReference w:type="default" r:id="rId11"/>
       <w:pgSz w:w="11906" w:h="16838"/>
       <w:pgMar w:top="1134" w:right="850" w:bottom="1134" w:left="1701" w:header="708" w:footer="708" w:gutter="0"/>
       <w:cols w:space="708"/>
@@ -8108,7 +7793,7 @@
 </file>
 
 <file path=word/endnotes.xml><?xml version="1.0" encoding="utf-8"?>
-<w:endnotes xmlns:wpc="http://schemas.microsoft.com/office/word/2010/wordprocessingCanvas" xmlns:cx="http://schemas.microsoft.com/office/drawing/2014/chartex" xmlns:cx1="http://schemas.microsoft.com/office/drawing/2015/9/8/chartex" xmlns:cx2="http://schemas.microsoft.com/office/drawing/2015/10/21/chartex" xmlns:cx3="http://schemas.microsoft.com/office/drawing/2016/5/9/chartex" xmlns:cx4="http://schemas.microsoft.com/office/drawing/2016/5/10/chartex" xmlns:cx5="http://schemas.microsoft.com/office/drawing/2016/5/11/chartex" xmlns:cx6="http://schemas.microsoft.com/office/drawing/2016/5/12/chartex" xmlns:cx7="http://schemas.microsoft.com/office/drawing/2016/5/13/chartex" xmlns:cx8="http://schemas.microsoft.com/office/drawing/2016/5/14/chartex" xmlns:mc="http://schemas.openxmlformats.org/markup-compatibility/2006" xmlns:aink="http://schemas.microsoft.com/office/drawing/2016/ink" xmlns:am3d="http://schemas.microsoft.com/office/drawing/2017/model3d" xmlns:o="urn:schemas-microsoft-com:office:office" xmlns:oel="http://schemas.microsoft.com/office/2019/extlst" xmlns:r="http://schemas.openxmlformats.org/officeDocument/2006/relationships" xmlns:m="http://schemas.openxmlformats.org/officeDocument/2006/math" xmlns:v="urn:schemas-microsoft-com:vml" xmlns:wp14="http://schemas.microsoft.com/office/word/2010/wordprocessingDrawing" xmlns:wp="http://schemas.openxmlformats.org/drawingml/2006/wordprocessingDrawing" xmlns:w10="urn:schemas-microsoft-com:office:word" xmlns:w="http://schemas.openxmlformats.org/wordprocessingml/2006/main" xmlns:w14="http://schemas.microsoft.com/office/word/2010/wordml" xmlns:w15="http://schemas.microsoft.com/office/word/2012/wordml" xmlns:w16cex="http://schemas.microsoft.com/office/word/2018/wordml/cex" xmlns:w16cid="http://schemas.microsoft.com/office/word/2016/wordml/cid" xmlns:w16="http://schemas.microsoft.com/office/word/2018/wordml" xmlns:w16du="http://schemas.microsoft.com/office/word/2023/wordml/word16du" xmlns:w16sdtdh="http://schemas.microsoft.com/office/word/2020/wordml/sdtdatahash" xmlns:w16sdtfl="http://schemas.microsoft.com/office/word/2024/wordml/sdtformatlock" xmlns:w16se="http://schemas.microsoft.com/office/word/2015/wordml/symex" xmlns:wpg="http://schemas.microsoft.com/office/word/2010/wordprocessingGroup" xmlns:wpi="http://schemas.microsoft.com/office/word/2010/wordprocessingInk" xmlns:wne="http://schemas.microsoft.com/office/word/2006/wordml" xmlns:wps="http://schemas.microsoft.com/office/word/2010/wordprocessingShape" mc:Ignorable="w14 w15 w16se w16cid w16 w16cex w16sdtdh w16sdtfl w16du wp14">
+<w:endnotes xmlns:wpc="http://schemas.microsoft.com/office/word/2010/wordprocessingCanvas" xmlns:cx="http://schemas.microsoft.com/office/drawing/2014/chartex" xmlns:mc="http://schemas.openxmlformats.org/markup-compatibility/2006" xmlns:o="urn:schemas-microsoft-com:office:office" xmlns:r="http://schemas.openxmlformats.org/officeDocument/2006/relationships" xmlns:m="http://schemas.openxmlformats.org/officeDocument/2006/math" xmlns:v="urn:schemas-microsoft-com:vml" xmlns:wp14="http://schemas.microsoft.com/office/word/2010/wordprocessingDrawing" xmlns:wp="http://schemas.openxmlformats.org/drawingml/2006/wordprocessingDrawing" xmlns:w10="urn:schemas-microsoft-com:office:word" xmlns:w="http://schemas.openxmlformats.org/wordprocessingml/2006/main" xmlns:w14="http://schemas.microsoft.com/office/word/2010/wordml" xmlns:w15="http://schemas.microsoft.com/office/word/2012/wordml" xmlns:w16se="http://schemas.microsoft.com/office/word/2015/wordml/symex" xmlns:wpg="http://schemas.microsoft.com/office/word/2010/wordprocessingGroup" xmlns:wpi="http://schemas.microsoft.com/office/word/2010/wordprocessingInk" xmlns:wne="http://schemas.microsoft.com/office/word/2006/wordml" xmlns:wps="http://schemas.microsoft.com/office/word/2010/wordprocessingShape" mc:Ignorable="w14 w15 w16se wp14">
   <w:endnote w:type="separator" w:id="-1">
     <w:p>
       <w:pPr>
@@ -8133,7 +7818,7 @@
 </file>
 
 <file path=word/footer1.xml><?xml version="1.0" encoding="utf-8"?>
-<w:ftr xmlns:wpc="http://schemas.microsoft.com/office/word/2010/wordprocessingCanvas" xmlns:cx="http://schemas.microsoft.com/office/drawing/2014/chartex" xmlns:cx1="http://schemas.microsoft.com/office/drawing/2015/9/8/chartex" xmlns:cx2="http://schemas.microsoft.com/office/drawing/2015/10/21/chartex" xmlns:cx3="http://schemas.microsoft.com/office/drawing/2016/5/9/chartex" xmlns:cx4="http://schemas.microsoft.com/office/drawing/2016/5/10/chartex" xmlns:cx5="http://schemas.microsoft.com/office/drawing/2016/5/11/chartex" xmlns:cx6="http://schemas.microsoft.com/office/drawing/2016/5/12/chartex" xmlns:cx7="http://schemas.microsoft.com/office/drawing/2016/5/13/chartex" xmlns:cx8="http://schemas.microsoft.com/office/drawing/2016/5/14/chartex" xmlns:mc="http://schemas.openxmlformats.org/markup-compatibility/2006" xmlns:aink="http://schemas.microsoft.com/office/drawing/2016/ink" xmlns:am3d="http://schemas.microsoft.com/office/drawing/2017/model3d" xmlns:o="urn:schemas-microsoft-com:office:office" xmlns:oel="http://schemas.microsoft.com/office/2019/extlst" xmlns:r="http://schemas.openxmlformats.org/officeDocument/2006/relationships" xmlns:m="http://schemas.openxmlformats.org/officeDocument/2006/math" xmlns:v="urn:schemas-microsoft-com:vml" xmlns:wp14="http://schemas.microsoft.com/office/word/2010/wordprocessingDrawing" xmlns:wp="http://schemas.openxmlformats.org/drawingml/2006/wordprocessingDrawing" xmlns:w10="urn:schemas-microsoft-com:office:word" xmlns:w="http://schemas.openxmlformats.org/wordprocessingml/2006/main" xmlns:w14="http://schemas.microsoft.com/office/word/2010/wordml" xmlns:w15="http://schemas.microsoft.com/office/word/2012/wordml" xmlns:w16cex="http://schemas.microsoft.com/office/word/2018/wordml/cex" xmlns:w16cid="http://schemas.microsoft.com/office/word/2016/wordml/cid" xmlns:w16="http://schemas.microsoft.com/office/word/2018/wordml" xmlns:w16du="http://schemas.microsoft.com/office/word/2023/wordml/word16du" xmlns:w16sdtdh="http://schemas.microsoft.com/office/word/2020/wordml/sdtdatahash" xmlns:w16sdtfl="http://schemas.microsoft.com/office/word/2024/wordml/sdtformatlock" xmlns:w16se="http://schemas.microsoft.com/office/word/2015/wordml/symex" xmlns:wpg="http://schemas.microsoft.com/office/word/2010/wordprocessingGroup" xmlns:wpi="http://schemas.microsoft.com/office/word/2010/wordprocessingInk" xmlns:wne="http://schemas.microsoft.com/office/word/2006/wordml" xmlns:wps="http://schemas.microsoft.com/office/word/2010/wordprocessingShape" mc:Ignorable="w14 w15 w16se w16cid w16 w16cex w16sdtdh w16sdtfl w16du wp14">
+<w:ftr xmlns:wpc="http://schemas.microsoft.com/office/word/2010/wordprocessingCanvas" xmlns:cx="http://schemas.microsoft.com/office/drawing/2014/chartex" xmlns:mc="http://schemas.openxmlformats.org/markup-compatibility/2006" xmlns:o="urn:schemas-microsoft-com:office:office" xmlns:r="http://schemas.openxmlformats.org/officeDocument/2006/relationships" xmlns:m="http://schemas.openxmlformats.org/officeDocument/2006/math" xmlns:v="urn:schemas-microsoft-com:vml" xmlns:wp14="http://schemas.microsoft.com/office/word/2010/wordprocessingDrawing" xmlns:wp="http://schemas.openxmlformats.org/drawingml/2006/wordprocessingDrawing" xmlns:w10="urn:schemas-microsoft-com:office:word" xmlns:w="http://schemas.openxmlformats.org/wordprocessingml/2006/main" xmlns:w14="http://schemas.microsoft.com/office/word/2010/wordml" xmlns:w15="http://schemas.microsoft.com/office/word/2012/wordml" xmlns:w16se="http://schemas.microsoft.com/office/word/2015/wordml/symex" xmlns:wpg="http://schemas.microsoft.com/office/word/2010/wordprocessingGroup" xmlns:wpi="http://schemas.microsoft.com/office/word/2010/wordprocessingInk" xmlns:wne="http://schemas.microsoft.com/office/word/2006/wordml" xmlns:wps="http://schemas.microsoft.com/office/word/2010/wordprocessingShape" mc:Ignorable="w14 w15 w16se wp14">
   <w:sdt>
     <w:sdtPr>
       <w:id w:val="-160630625"/>
@@ -8161,7 +7846,7 @@
           <w:rPr>
             <w:noProof/>
           </w:rPr>
-          <w:t>5</w:t>
+          <w:t>6</w:t>
         </w:r>
         <w:r>
           <w:fldChar w:fldCharType="end"/>
@@ -8178,7 +7863,7 @@
 </file>
 
 <file path=word/footnotes.xml><?xml version="1.0" encoding="utf-8"?>
-<w:footnotes xmlns:wpc="http://schemas.microsoft.com/office/word/2010/wordprocessingCanvas" xmlns:cx="http://schemas.microsoft.com/office/drawing/2014/chartex" xmlns:cx1="http://schemas.microsoft.com/office/drawing/2015/9/8/chartex" xmlns:cx2="http://schemas.microsoft.com/office/drawing/2015/10/21/chartex" xmlns:cx3="http://schemas.microsoft.com/office/drawing/2016/5/9/chartex" xmlns:cx4="http://schemas.microsoft.com/office/drawing/2016/5/10/chartex" xmlns:cx5="http://schemas.microsoft.com/office/drawing/2016/5/11/chartex" xmlns:cx6="http://schemas.microsoft.com/office/drawing/2016/5/12/chartex" xmlns:cx7="http://schemas.microsoft.com/office/drawing/2016/5/13/chartex" xmlns:cx8="http://schemas.microsoft.com/office/drawing/2016/5/14/chartex" xmlns:mc="http://schemas.openxmlformats.org/markup-compatibility/2006" xmlns:aink="http://schemas.microsoft.com/office/drawing/2016/ink" xmlns:am3d="http://schemas.microsoft.com/office/drawing/2017/model3d" xmlns:o="urn:schemas-microsoft-com:office:office" xmlns:oel="http://schemas.microsoft.com/office/2019/extlst" xmlns:r="http://schemas.openxmlformats.org/officeDocument/2006/relationships" xmlns:m="http://schemas.openxmlformats.org/officeDocument/2006/math" xmlns:v="urn:schemas-microsoft-com:vml" xmlns:wp14="http://schemas.microsoft.com/office/word/2010/wordprocessingDrawing" xmlns:wp="http://schemas.openxmlformats.org/drawingml/2006/wordprocessingDrawing" xmlns:w10="urn:schemas-microsoft-com:office:word" xmlns:w="http://schemas.openxmlformats.org/wordprocessingml/2006/main" xmlns:w14="http://schemas.microsoft.com/office/word/2010/wordml" xmlns:w15="http://schemas.microsoft.com/office/word/2012/wordml" xmlns:w16cex="http://schemas.microsoft.com/office/word/2018/wordml/cex" xmlns:w16cid="http://schemas.microsoft.com/office/word/2016/wordml/cid" xmlns:w16="http://schemas.microsoft.com/office/word/2018/wordml" xmlns:w16du="http://schemas.microsoft.com/office/word/2023/wordml/word16du" xmlns:w16sdtdh="http://schemas.microsoft.com/office/word/2020/wordml/sdtdatahash" xmlns:w16sdtfl="http://schemas.microsoft.com/office/word/2024/wordml/sdtformatlock" xmlns:w16se="http://schemas.microsoft.com/office/word/2015/wordml/symex" xmlns:wpg="http://schemas.microsoft.com/office/word/2010/wordprocessingGroup" xmlns:wpi="http://schemas.microsoft.com/office/word/2010/wordprocessingInk" xmlns:wne="http://schemas.microsoft.com/office/word/2006/wordml" xmlns:wps="http://schemas.microsoft.com/office/word/2010/wordprocessingShape" mc:Ignorable="w14 w15 w16se w16cid w16 w16cex w16sdtdh w16sdtfl w16du wp14">
+<w:footnotes xmlns:wpc="http://schemas.microsoft.com/office/word/2010/wordprocessingCanvas" xmlns:cx="http://schemas.microsoft.com/office/drawing/2014/chartex" xmlns:mc="http://schemas.openxmlformats.org/markup-compatibility/2006" xmlns:o="urn:schemas-microsoft-com:office:office" xmlns:r="http://schemas.openxmlformats.org/officeDocument/2006/relationships" xmlns:m="http://schemas.openxmlformats.org/officeDocument/2006/math" xmlns:v="urn:schemas-microsoft-com:vml" xmlns:wp14="http://schemas.microsoft.com/office/word/2010/wordprocessingDrawing" xmlns:wp="http://schemas.openxmlformats.org/drawingml/2006/wordprocessingDrawing" xmlns:w10="urn:schemas-microsoft-com:office:word" xmlns:w="http://schemas.openxmlformats.org/wordprocessingml/2006/main" xmlns:w14="http://schemas.microsoft.com/office/word/2010/wordml" xmlns:w15="http://schemas.microsoft.com/office/word/2012/wordml" xmlns:w16se="http://schemas.microsoft.com/office/word/2015/wordml/symex" xmlns:wpg="http://schemas.microsoft.com/office/word/2010/wordprocessingGroup" xmlns:wpi="http://schemas.microsoft.com/office/word/2010/wordprocessingInk" xmlns:wne="http://schemas.microsoft.com/office/word/2006/wordml" xmlns:wps="http://schemas.microsoft.com/office/word/2010/wordprocessingShape" mc:Ignorable="w14 w15 w16se wp14">
   <w:footnote w:type="separator" w:id="-1">
     <w:p>
       <w:pPr>
@@ -8203,7 +7888,7 @@
 </file>
 
 <file path=word/numbering.xml><?xml version="1.0" encoding="utf-8"?>
-<w:numbering xmlns:wpc="http://schemas.microsoft.com/office/word/2010/wordprocessingCanvas" xmlns:cx="http://schemas.microsoft.com/office/drawing/2014/chartex" xmlns:cx1="http://schemas.microsoft.com/office/drawing/2015/9/8/chartex" xmlns:cx2="http://schemas.microsoft.com/office/drawing/2015/10/21/chartex" xmlns:cx3="http://schemas.microsoft.com/office/drawing/2016/5/9/chartex" xmlns:cx4="http://schemas.microsoft.com/office/drawing/2016/5/10/chartex" xmlns:cx5="http://schemas.microsoft.com/office/drawing/2016/5/11/chartex" xmlns:cx6="http://schemas.microsoft.com/office/drawing/2016/5/12/chartex" xmlns:cx7="http://schemas.microsoft.com/office/drawing/2016/5/13/chartex" xmlns:cx8="http://schemas.microsoft.com/office/drawing/2016/5/14/chartex" xmlns:mc="http://schemas.openxmlformats.org/markup-compatibility/2006" xmlns:aink="http://schemas.microsoft.com/office/drawing/2016/ink" xmlns:am3d="http://schemas.microsoft.com/office/drawing/2017/model3d" xmlns:o="urn:schemas-microsoft-com:office:office" xmlns:oel="http://schemas.microsoft.com/office/2019/extlst" xmlns:r="http://schemas.openxmlformats.org/officeDocument/2006/relationships" xmlns:m="http://schemas.openxmlformats.org/officeDocument/2006/math" xmlns:v="urn:schemas-microsoft-com:vml" xmlns:wp14="http://schemas.microsoft.com/office/word/2010/wordprocessingDrawing" xmlns:wp="http://schemas.openxmlformats.org/drawingml/2006/wordprocessingDrawing" xmlns:w10="urn:schemas-microsoft-com:office:word" xmlns:w="http://schemas.openxmlformats.org/wordprocessingml/2006/main" xmlns:w14="http://schemas.microsoft.com/office/word/2010/wordml" xmlns:w15="http://schemas.microsoft.com/office/word/2012/wordml" xmlns:w16cex="http://schemas.microsoft.com/office/word/2018/wordml/cex" xmlns:w16cid="http://schemas.microsoft.com/office/word/2016/wordml/cid" xmlns:w16="http://schemas.microsoft.com/office/word/2018/wordml" xmlns:w16du="http://schemas.microsoft.com/office/word/2023/wordml/word16du" xmlns:w16sdtdh="http://schemas.microsoft.com/office/word/2020/wordml/sdtdatahash" xmlns:w16sdtfl="http://schemas.microsoft.com/office/word/2024/wordml/sdtformatlock" xmlns:w16se="http://schemas.microsoft.com/office/word/2015/wordml/symex" xmlns:wpg="http://schemas.microsoft.com/office/word/2010/wordprocessingGroup" xmlns:wpi="http://schemas.microsoft.com/office/word/2010/wordprocessingInk" xmlns:wne="http://schemas.microsoft.com/office/word/2006/wordml" xmlns:wps="http://schemas.microsoft.com/office/word/2010/wordprocessingShape" mc:Ignorable="w14 w15 w16se w16cid w16 w16cex w16sdtdh w16sdtfl w16du wp14">
+<w:numbering xmlns:wpc="http://schemas.microsoft.com/office/word/2010/wordprocessingCanvas" xmlns:cx="http://schemas.microsoft.com/office/drawing/2014/chartex" xmlns:mc="http://schemas.openxmlformats.org/markup-compatibility/2006" xmlns:o="urn:schemas-microsoft-com:office:office" xmlns:r="http://schemas.openxmlformats.org/officeDocument/2006/relationships" xmlns:m="http://schemas.openxmlformats.org/officeDocument/2006/math" xmlns:v="urn:schemas-microsoft-com:vml" xmlns:wp14="http://schemas.microsoft.com/office/word/2010/wordprocessingDrawing" xmlns:wp="http://schemas.openxmlformats.org/drawingml/2006/wordprocessingDrawing" xmlns:w10="urn:schemas-microsoft-com:office:word" xmlns:w="http://schemas.openxmlformats.org/wordprocessingml/2006/main" xmlns:w14="http://schemas.microsoft.com/office/word/2010/wordml" xmlns:w15="http://schemas.microsoft.com/office/word/2012/wordml" xmlns:w16se="http://schemas.microsoft.com/office/word/2015/wordml/symex" xmlns:wpg="http://schemas.microsoft.com/office/word/2010/wordprocessingGroup" xmlns:wpi="http://schemas.microsoft.com/office/word/2010/wordprocessingInk" xmlns:wne="http://schemas.microsoft.com/office/word/2006/wordml" xmlns:wps="http://schemas.microsoft.com/office/word/2010/wordprocessingShape" mc:Ignorable="w14 w15 w16se wp14">
   <w:abstractNum w:abstractNumId="0" w15:restartNumberingAfterBreak="0">
     <w:nsid w:val="078D607D"/>
     <w:multiLevelType w:val="hybridMultilevel"/>
@@ -9005,38 +8690,38 @@
       </w:pPr>
     </w:lvl>
   </w:abstractNum>
-  <w:num w:numId="1" w16cid:durableId="1987202936">
+  <w:num w:numId="1">
     <w:abstractNumId w:val="8"/>
   </w:num>
-  <w:num w:numId="2" w16cid:durableId="685403359">
+  <w:num w:numId="2">
     <w:abstractNumId w:val="4"/>
   </w:num>
-  <w:num w:numId="3" w16cid:durableId="30808939">
+  <w:num w:numId="3">
     <w:abstractNumId w:val="3"/>
   </w:num>
-  <w:num w:numId="4" w16cid:durableId="1217934402">
+  <w:num w:numId="4">
     <w:abstractNumId w:val="6"/>
   </w:num>
-  <w:num w:numId="5" w16cid:durableId="1727335292">
+  <w:num w:numId="5">
     <w:abstractNumId w:val="7"/>
   </w:num>
-  <w:num w:numId="6" w16cid:durableId="452285480">
+  <w:num w:numId="6">
     <w:abstractNumId w:val="1"/>
   </w:num>
-  <w:num w:numId="7" w16cid:durableId="1055733995">
+  <w:num w:numId="7">
     <w:abstractNumId w:val="0"/>
   </w:num>
-  <w:num w:numId="8" w16cid:durableId="1316839657">
+  <w:num w:numId="8">
     <w:abstractNumId w:val="2"/>
   </w:num>
-  <w:num w:numId="9" w16cid:durableId="86970949">
+  <w:num w:numId="9">
     <w:abstractNumId w:val="5"/>
   </w:num>
 </w:numbering>
 </file>
 
 <file path=word/styles.xml><?xml version="1.0" encoding="utf-8"?>
-<w:styles xmlns:mc="http://schemas.openxmlformats.org/markup-compatibility/2006" xmlns:r="http://schemas.openxmlformats.org/officeDocument/2006/relationships" xmlns:w="http://schemas.openxmlformats.org/wordprocessingml/2006/main" xmlns:w14="http://schemas.microsoft.com/office/word/2010/wordml" xmlns:w15="http://schemas.microsoft.com/office/word/2012/wordml" xmlns:w16cex="http://schemas.microsoft.com/office/word/2018/wordml/cex" xmlns:w16cid="http://schemas.microsoft.com/office/word/2016/wordml/cid" xmlns:w16="http://schemas.microsoft.com/office/word/2018/wordml" xmlns:w16du="http://schemas.microsoft.com/office/word/2023/wordml/word16du" xmlns:w16sdtdh="http://schemas.microsoft.com/office/word/2020/wordml/sdtdatahash" xmlns:w16sdtfl="http://schemas.microsoft.com/office/word/2024/wordml/sdtformatlock" xmlns:w16se="http://schemas.microsoft.com/office/word/2015/wordml/symex" mc:Ignorable="w14 w15 w16se w16cid w16 w16cex w16sdtdh w16sdtfl w16du">
+<w:styles xmlns:mc="http://schemas.openxmlformats.org/markup-compatibility/2006" xmlns:r="http://schemas.openxmlformats.org/officeDocument/2006/relationships" xmlns:w="http://schemas.openxmlformats.org/wordprocessingml/2006/main" xmlns:w14="http://schemas.microsoft.com/office/word/2010/wordml" xmlns:w15="http://schemas.microsoft.com/office/word/2012/wordml" xmlns:w16se="http://schemas.microsoft.com/office/word/2015/wordml/symex" mc:Ignorable="w14 w15 w16se">
   <w:docDefaults>
     <w:rPrDefault>
       <w:rPr>
@@ -9054,7 +8739,7 @@
       </w:pPr>
     </w:pPrDefault>
   </w:docDefaults>
-  <w:latentStyles w:defLockedState="0" w:defUIPriority="99" w:defSemiHidden="0" w:defUnhideWhenUsed="0" w:defQFormat="0" w:count="376">
+  <w:latentStyles w:defLockedState="0" w:defUIPriority="99" w:defSemiHidden="0" w:defUnhideWhenUsed="0" w:defQFormat="0" w:count="371">
     <w:lsdException w:name="Normal" w:uiPriority="0" w:qFormat="1"/>
     <w:lsdException w:name="heading 1" w:uiPriority="9" w:qFormat="1"/>
     <w:lsdException w:name="heading 2" w:semiHidden="1" w:uiPriority="9" w:unhideWhenUsed="1" w:qFormat="1"/>
@@ -9426,11 +9111,6 @@
     <w:lsdException w:name="List Table 5 Dark Accent 6" w:uiPriority="50"/>
     <w:lsdException w:name="List Table 6 Colorful Accent 6" w:uiPriority="51"/>
     <w:lsdException w:name="List Table 7 Colorful Accent 6" w:uiPriority="52"/>
-    <w:lsdException w:name="Mention" w:semiHidden="1" w:unhideWhenUsed="1"/>
-    <w:lsdException w:name="Smart Hyperlink" w:semiHidden="1" w:unhideWhenUsed="1"/>
-    <w:lsdException w:name="Hashtag" w:semiHidden="1" w:unhideWhenUsed="1"/>
-    <w:lsdException w:name="Unresolved Mention" w:semiHidden="1" w:unhideWhenUsed="1"/>
-    <w:lsdException w:name="Smart Link" w:semiHidden="1" w:unhideWhenUsed="1"/>
   </w:latentStyles>
   <w:style w:type="paragraph" w:default="1" w:styleId="a">
     <w:name w:val="Normal"/>
@@ -10115,6 +9795,522 @@
 </w:styles>
 </file>
 
+<file path=word/glossary/document.xml><?xml version="1.0" encoding="utf-8"?>
+<w:glossaryDocument xmlns:wpc="http://schemas.microsoft.com/office/word/2010/wordprocessingCanvas" xmlns:cx="http://schemas.microsoft.com/office/drawing/2014/chartex" xmlns:mc="http://schemas.openxmlformats.org/markup-compatibility/2006" xmlns:o="urn:schemas-microsoft-com:office:office" xmlns:r="http://schemas.openxmlformats.org/officeDocument/2006/relationships" xmlns:m="http://schemas.openxmlformats.org/officeDocument/2006/math" xmlns:v="urn:schemas-microsoft-com:vml" xmlns:wp14="http://schemas.microsoft.com/office/word/2010/wordprocessingDrawing" xmlns:wp="http://schemas.openxmlformats.org/drawingml/2006/wordprocessingDrawing" xmlns:w10="urn:schemas-microsoft-com:office:word" xmlns:w="http://schemas.openxmlformats.org/wordprocessingml/2006/main" xmlns:w14="http://schemas.microsoft.com/office/word/2010/wordml" xmlns:w15="http://schemas.microsoft.com/office/word/2012/wordml" xmlns:w16se="http://schemas.microsoft.com/office/word/2015/wordml/symex" xmlns:wpg="http://schemas.microsoft.com/office/word/2010/wordprocessingGroup" xmlns:wpi="http://schemas.microsoft.com/office/word/2010/wordprocessingInk" xmlns:wne="http://schemas.microsoft.com/office/word/2006/wordml" xmlns:wps="http://schemas.microsoft.com/office/word/2010/wordprocessingShape" mc:Ignorable="w14 w15 w16se wp14"/>
+</file>
+
+<file path=word/glossary/fontTable.xml><?xml version="1.0" encoding="utf-8"?>
+<w:fonts xmlns:mc="http://schemas.openxmlformats.org/markup-compatibility/2006" xmlns:r="http://schemas.openxmlformats.org/officeDocument/2006/relationships" xmlns:w="http://schemas.openxmlformats.org/wordprocessingml/2006/main" xmlns:w14="http://schemas.microsoft.com/office/word/2010/wordml" xmlns:w15="http://schemas.microsoft.com/office/word/2012/wordml" xmlns:w16se="http://schemas.microsoft.com/office/word/2015/wordml/symex" mc:Ignorable="w14 w15 w16se">
+  <w:font w:name="Times New Roman">
+    <w:panose1 w:val="02020603050405020304"/>
+    <w:charset w:val="CC"/>
+    <w:family w:val="roman"/>
+    <w:pitch w:val="variable"/>
+    <w:sig w:usb0="E0002EFF" w:usb1="C000785B" w:usb2="00000009" w:usb3="00000000" w:csb0="000001FF" w:csb1="00000000"/>
+  </w:font>
+  <w:font w:name="Calibri">
+    <w:panose1 w:val="020F0502020204030204"/>
+    <w:charset w:val="CC"/>
+    <w:family w:val="swiss"/>
+    <w:pitch w:val="variable"/>
+    <w:sig w:usb0="E4002EFF" w:usb1="C000247B" w:usb2="00000009" w:usb3="00000000" w:csb0="000001FF" w:csb1="00000000"/>
+  </w:font>
+  <w:font w:name="Calibri Light">
+    <w:panose1 w:val="020F0302020204030204"/>
+    <w:charset w:val="CC"/>
+    <w:family w:val="swiss"/>
+    <w:pitch w:val="variable"/>
+    <w:sig w:usb0="E4002EFF" w:usb1="C000247B" w:usb2="00000009" w:usb3="00000000" w:csb0="000001FF" w:csb1="00000000"/>
+  </w:font>
+  <w:font w:name="Cambria Math">
+    <w:panose1 w:val="02040503050406030204"/>
+    <w:charset w:val="CC"/>
+    <w:family w:val="roman"/>
+    <w:pitch w:val="variable"/>
+    <w:sig w:usb0="E00006FF" w:usb1="420024FF" w:usb2="02000000" w:usb3="00000000" w:csb0="0000019F" w:csb1="00000000"/>
+  </w:font>
+</w:fonts>
+</file>
+
+<file path=word/glossary/settings.xml><?xml version="1.0" encoding="utf-8"?>
+<w:settings xmlns:mc="http://schemas.openxmlformats.org/markup-compatibility/2006" xmlns:o="urn:schemas-microsoft-com:office:office" xmlns:r="http://schemas.openxmlformats.org/officeDocument/2006/relationships" xmlns:m="http://schemas.openxmlformats.org/officeDocument/2006/math" xmlns:v="urn:schemas-microsoft-com:vml" xmlns:w10="urn:schemas-microsoft-com:office:word" xmlns:w="http://schemas.openxmlformats.org/wordprocessingml/2006/main" xmlns:w14="http://schemas.microsoft.com/office/word/2010/wordml" xmlns:w15="http://schemas.microsoft.com/office/word/2012/wordml" xmlns:w16se="http://schemas.microsoft.com/office/word/2015/wordml/symex" xmlns:sl="http://schemas.openxmlformats.org/schemaLibrary/2006/main" mc:Ignorable="w14 w15 w16se">
+  <w:view w:val="normal"/>
+  <w:defaultTabStop w:val="708"/>
+  <w:characterSpacingControl w:val="doNotCompress"/>
+  <w:compat>
+    <w:useFELayout/>
+    <w:compatSetting w:name="compatibilityMode" w:uri="http://schemas.microsoft.com/office/word" w:val="15"/>
+    <w:compatSetting w:name="overrideTableStyleFontSizeAndJustification" w:uri="http://schemas.microsoft.com/office/word" w:val="1"/>
+    <w:compatSetting w:name="enableOpenTypeFeatures" w:uri="http://schemas.microsoft.com/office/word" w:val="1"/>
+    <w:compatSetting w:name="doNotFlipMirrorIndents" w:uri="http://schemas.microsoft.com/office/word" w:val="1"/>
+    <w:compatSetting w:name="differentiateMultirowTableHeaders" w:uri="http://schemas.microsoft.com/office/word" w:val="1"/>
+  </w:compat>
+  <w:rsids>
+    <w:rsidRoot w:val="00676745"/>
+    <w:rsid w:val="00676745"/>
+  </w:rsids>
+  <m:mathPr>
+    <m:mathFont m:val="Cambria Math"/>
+    <m:brkBin m:val="before"/>
+    <m:brkBinSub m:val="--"/>
+    <m:smallFrac m:val="0"/>
+    <m:dispDef/>
+    <m:lMargin m:val="0"/>
+    <m:rMargin m:val="0"/>
+    <m:defJc m:val="centerGroup"/>
+    <m:wrapIndent m:val="1440"/>
+    <m:intLim m:val="subSup"/>
+    <m:naryLim m:val="undOvr"/>
+  </m:mathPr>
+  <w:themeFontLang w:val="ru-RU"/>
+  <w:clrSchemeMapping w:bg1="light1" w:t1="dark1" w:bg2="light2" w:t2="dark2" w:accent1="accent1" w:accent2="accent2" w:accent3="accent3" w:accent4="accent4" w:accent5="accent5" w:accent6="accent6" w:hyperlink="hyperlink" w:followedHyperlink="followedHyperlink"/>
+  <w:decimalSymbol w:val=","/>
+  <w:listSeparator w:val=";"/>
+  <w15:chartTrackingRefBased/>
+</w:settings>
+</file>
+
+<file path=word/glossary/styles.xml><?xml version="1.0" encoding="utf-8"?>
+<w:styles xmlns:mc="http://schemas.openxmlformats.org/markup-compatibility/2006" xmlns:r="http://schemas.openxmlformats.org/officeDocument/2006/relationships" xmlns:w="http://schemas.openxmlformats.org/wordprocessingml/2006/main" xmlns:w14="http://schemas.microsoft.com/office/word/2010/wordml" xmlns:w15="http://schemas.microsoft.com/office/word/2012/wordml" xmlns:w16se="http://schemas.microsoft.com/office/word/2015/wordml/symex" mc:Ignorable="w14 w15 w16se">
+  <w:docDefaults>
+    <w:rPrDefault>
+      <w:rPr>
+        <w:rFonts w:asciiTheme="minorHAnsi" w:eastAsiaTheme="minorEastAsia" w:hAnsiTheme="minorHAnsi" w:cstheme="minorBidi"/>
+        <w:sz w:val="22"/>
+        <w:szCs w:val="22"/>
+        <w:lang w:val="ru-RU" w:eastAsia="ru-RU" w:bidi="ar-SA"/>
+      </w:rPr>
+    </w:rPrDefault>
+    <w:pPrDefault>
+      <w:pPr>
+        <w:spacing w:after="160" w:line="259" w:lineRule="auto"/>
+      </w:pPr>
+    </w:pPrDefault>
+  </w:docDefaults>
+  <w:latentStyles w:defLockedState="0" w:defUIPriority="99" w:defSemiHidden="0" w:defUnhideWhenUsed="0" w:defQFormat="0" w:count="371">
+    <w:lsdException w:name="Normal" w:uiPriority="0" w:qFormat="1"/>
+    <w:lsdException w:name="heading 1" w:uiPriority="9" w:qFormat="1"/>
+    <w:lsdException w:name="heading 2" w:semiHidden="1" w:uiPriority="9" w:unhideWhenUsed="1" w:qFormat="1"/>
+    <w:lsdException w:name="heading 3" w:semiHidden="1" w:uiPriority="9" w:unhideWhenUsed="1" w:qFormat="1"/>
+    <w:lsdException w:name="heading 4" w:semiHidden="1" w:uiPriority="9" w:unhideWhenUsed="1" w:qFormat="1"/>
+    <w:lsdException w:name="heading 5" w:semiHidden="1" w:uiPriority="9" w:unhideWhenUsed="1" w:qFormat="1"/>
+    <w:lsdException w:name="heading 6" w:semiHidden="1" w:uiPriority="9" w:unhideWhenUsed="1" w:qFormat="1"/>
+    <w:lsdException w:name="heading 7" w:semiHidden="1" w:uiPriority="9" w:unhideWhenUsed="1" w:qFormat="1"/>
+    <w:lsdException w:name="heading 8" w:semiHidden="1" w:uiPriority="9" w:unhideWhenUsed="1" w:qFormat="1"/>
+    <w:lsdException w:name="heading 9" w:semiHidden="1" w:uiPriority="9" w:unhideWhenUsed="1" w:qFormat="1"/>
+    <w:lsdException w:name="index 1" w:semiHidden="1" w:unhideWhenUsed="1"/>
+    <w:lsdException w:name="index 2" w:semiHidden="1" w:unhideWhenUsed="1"/>
+    <w:lsdException w:name="index 3" w:semiHidden="1" w:unhideWhenUsed="1"/>
+    <w:lsdException w:name="index 4" w:semiHidden="1" w:unhideWhenUsed="1"/>
+    <w:lsdException w:name="index 5" w:semiHidden="1" w:unhideWhenUsed="1"/>
+    <w:lsdException w:name="index 6" w:semiHidden="1" w:unhideWhenUsed="1"/>
+    <w:lsdException w:name="index 7" w:semiHidden="1" w:unhideWhenUsed="1"/>
+    <w:lsdException w:name="index 8" w:semiHidden="1" w:unhideWhenUsed="1"/>
+    <w:lsdException w:name="index 9" w:semiHidden="1" w:unhideWhenUsed="1"/>
+    <w:lsdException w:name="toc 1" w:semiHidden="1" w:uiPriority="39" w:unhideWhenUsed="1"/>
+    <w:lsdException w:name="toc 2" w:semiHidden="1" w:uiPriority="39" w:unhideWhenUsed="1"/>
+    <w:lsdException w:name="toc 3" w:semiHidden="1" w:uiPriority="39" w:unhideWhenUsed="1"/>
+    <w:lsdException w:name="toc 4" w:semiHidden="1" w:uiPriority="39" w:unhideWhenUsed="1"/>
+    <w:lsdException w:name="toc 5" w:semiHidden="1" w:uiPriority="39" w:unhideWhenUsed="1"/>
+    <w:lsdException w:name="toc 6" w:semiHidden="1" w:uiPriority="39" w:unhideWhenUsed="1"/>
+    <w:lsdException w:name="toc 7" w:semiHidden="1" w:uiPriority="39" w:unhideWhenUsed="1"/>
+    <w:lsdException w:name="toc 8" w:semiHidden="1" w:uiPriority="39" w:unhideWhenUsed="1"/>
+    <w:lsdException w:name="toc 9" w:semiHidden="1" w:uiPriority="39" w:unhideWhenUsed="1"/>
+    <w:lsdException w:name="Normal Indent" w:semiHidden="1" w:unhideWhenUsed="1"/>
+    <w:lsdException w:name="footnote text" w:semiHidden="1" w:unhideWhenUsed="1"/>
+    <w:lsdException w:name="annotation text" w:semiHidden="1" w:unhideWhenUsed="1"/>
+    <w:lsdException w:name="header" w:semiHidden="1" w:unhideWhenUsed="1"/>
+    <w:lsdException w:name="footer" w:semiHidden="1" w:unhideWhenUsed="1"/>
+    <w:lsdException w:name="index heading" w:semiHidden="1" w:unhideWhenUsed="1"/>
+    <w:lsdException w:name="caption" w:semiHidden="1" w:uiPriority="35" w:unhideWhenUsed="1" w:qFormat="1"/>
+    <w:lsdException w:name="table of figures" w:semiHidden="1" w:unhideWhenUsed="1"/>
+    <w:lsdException w:name="envelope address" w:semiHidden="1" w:unhideWhenUsed="1"/>
+    <w:lsdException w:name="envelope return" w:semiHidden="1" w:unhideWhenUsed="1"/>
+    <w:lsdException w:name="footnote reference" w:semiHidden="1" w:unhideWhenUsed="1"/>
+    <w:lsdException w:name="annotation reference" w:semiHidden="1" w:unhideWhenUsed="1"/>
+    <w:lsdException w:name="line number" w:semiHidden="1" w:unhideWhenUsed="1"/>
+    <w:lsdException w:name="page number" w:semiHidden="1" w:unhideWhenUsed="1"/>
+    <w:lsdException w:name="endnote reference" w:semiHidden="1" w:unhideWhenUsed="1"/>
+    <w:lsdException w:name="endnote text" w:semiHidden="1" w:unhideWhenUsed="1"/>
+    <w:lsdException w:name="table of authorities" w:semiHidden="1" w:unhideWhenUsed="1"/>
+    <w:lsdException w:name="macro" w:semiHidden="1" w:unhideWhenUsed="1"/>
+    <w:lsdException w:name="toa heading" w:semiHidden="1" w:unhideWhenUsed="1"/>
+    <w:lsdException w:name="List" w:semiHidden="1" w:unhideWhenUsed="1"/>
+    <w:lsdException w:name="List Bullet" w:semiHidden="1" w:unhideWhenUsed="1"/>
+    <w:lsdException w:name="List Number" w:semiHidden="1" w:unhideWhenUsed="1"/>
+    <w:lsdException w:name="List 2" w:semiHidden="1" w:unhideWhenUsed="1"/>
+    <w:lsdException w:name="List 3" w:semiHidden="1" w:unhideWhenUsed="1"/>
+    <w:lsdException w:name="List 4" w:semiHidden="1" w:unhideWhenUsed="1"/>
+    <w:lsdException w:name="List 5" w:semiHidden="1" w:unhideWhenUsed="1"/>
+    <w:lsdException w:name="List Bullet 2" w:semiHidden="1" w:unhideWhenUsed="1"/>
+    <w:lsdException w:name="List Bullet 3" w:semiHidden="1" w:unhideWhenUsed="1"/>
+    <w:lsdException w:name="List Bullet 4" w:semiHidden="1" w:unhideWhenUsed="1"/>
+    <w:lsdException w:name="List Bullet 5" w:semiHidden="1" w:unhideWhenUsed="1"/>
+    <w:lsdException w:name="List Number 2" w:semiHidden="1" w:unhideWhenUsed="1"/>
+    <w:lsdException w:name="List Number 3" w:semiHidden="1" w:unhideWhenUsed="1"/>
+    <w:lsdException w:name="List Number 4" w:semiHidden="1" w:unhideWhenUsed="1"/>
+    <w:lsdException w:name="List Number 5" w:semiHidden="1" w:unhideWhenUsed="1"/>
+    <w:lsdException w:name="Title" w:uiPriority="10" w:qFormat="1"/>
+    <w:lsdException w:name="Closing" w:semiHidden="1" w:unhideWhenUsed="1"/>
+    <w:lsdException w:name="Signature" w:semiHidden="1" w:unhideWhenUsed="1"/>
+    <w:lsdException w:name="Default Paragraph Font" w:semiHidden="1" w:uiPriority="1" w:unhideWhenUsed="1"/>
+    <w:lsdException w:name="Body Text" w:semiHidden="1" w:unhideWhenUsed="1"/>
+    <w:lsdException w:name="Body Text Indent" w:semiHidden="1" w:unhideWhenUsed="1"/>
+    <w:lsdException w:name="List Continue" w:semiHidden="1" w:unhideWhenUsed="1"/>
+    <w:lsdException w:name="List Continue 2" w:semiHidden="1" w:unhideWhenUsed="1"/>
+    <w:lsdException w:name="List Continue 3" w:semiHidden="1" w:unhideWhenUsed="1"/>
+    <w:lsdException w:name="List Continue 4" w:semiHidden="1" w:unhideWhenUsed="1"/>
+    <w:lsdException w:name="List Continue 5" w:semiHidden="1" w:unhideWhenUsed="1"/>
+    <w:lsdException w:name="Message Header" w:semiHidden="1" w:unhideWhenUsed="1"/>
+    <w:lsdException w:name="Subtitle" w:uiPriority="11" w:qFormat="1"/>
+    <w:lsdException w:name="Salutation" w:semiHidden="1" w:unhideWhenUsed="1"/>
+    <w:lsdException w:name="Date" w:semiHidden="1" w:unhideWhenUsed="1"/>
+    <w:lsdException w:name="Body Text First Indent" w:semiHidden="1" w:unhideWhenUsed="1"/>
+    <w:lsdException w:name="Body Text First Indent 2" w:semiHidden="1" w:unhideWhenUsed="1"/>
+    <w:lsdException w:name="Note Heading" w:semiHidden="1" w:unhideWhenUsed="1"/>
+    <w:lsdException w:name="Body Text 2" w:semiHidden="1" w:unhideWhenUsed="1"/>
+    <w:lsdException w:name="Body Text 3" w:semiHidden="1" w:unhideWhenUsed="1"/>
+    <w:lsdException w:name="Body Text Indent 2" w:semiHidden="1" w:unhideWhenUsed="1"/>
+    <w:lsdException w:name="Body Text Indent 3" w:semiHidden="1" w:unhideWhenUsed="1"/>
+    <w:lsdException w:name="Block Text" w:semiHidden="1" w:unhideWhenUsed="1"/>
+    <w:lsdException w:name="Hyperlink" w:semiHidden="1" w:unhideWhenUsed="1"/>
+    <w:lsdException w:name="FollowedHyperlink" w:semiHidden="1" w:unhideWhenUsed="1"/>
+    <w:lsdException w:name="Strong" w:uiPriority="22" w:qFormat="1"/>
+    <w:lsdException w:name="Emphasis" w:uiPriority="20" w:qFormat="1"/>
+    <w:lsdException w:name="Document Map" w:semiHidden="1" w:unhideWhenUsed="1"/>
+    <w:lsdException w:name="Plain Text" w:semiHidden="1" w:unhideWhenUsed="1"/>
+    <w:lsdException w:name="E-mail Signature" w:semiHidden="1" w:unhideWhenUsed="1"/>
+    <w:lsdException w:name="HTML Top of Form" w:semiHidden="1" w:unhideWhenUsed="1"/>
+    <w:lsdException w:name="HTML Bottom of Form" w:semiHidden="1" w:unhideWhenUsed="1"/>
+    <w:lsdException w:name="Normal (Web)" w:semiHidden="1" w:unhideWhenUsed="1"/>
+    <w:lsdException w:name="HTML Acronym" w:semiHidden="1" w:unhideWhenUsed="1"/>
+    <w:lsdException w:name="HTML Address" w:semiHidden="1" w:unhideWhenUsed="1"/>
+    <w:lsdException w:name="HTML Cite" w:semiHidden="1" w:unhideWhenUsed="1"/>
+    <w:lsdException w:name="HTML Code" w:semiHidden="1" w:unhideWhenUsed="1"/>
+    <w:lsdException w:name="HTML Definition" w:semiHidden="1" w:unhideWhenUsed="1"/>
+    <w:lsdException w:name="HTML Keyboard" w:semiHidden="1" w:unhideWhenUsed="1"/>
+    <w:lsdException w:name="HTML Preformatted" w:semiHidden="1" w:unhideWhenUsed="1"/>
+    <w:lsdException w:name="HTML Sample" w:semiHidden="1" w:unhideWhenUsed="1"/>
+    <w:lsdException w:name="HTML Typewriter" w:semiHidden="1" w:unhideWhenUsed="1"/>
+    <w:lsdException w:name="HTML Variable" w:semiHidden="1" w:unhideWhenUsed="1"/>
+    <w:lsdException w:name="Normal Table" w:semiHidden="1" w:unhideWhenUsed="1"/>
+    <w:lsdException w:name="annotation subject" w:semiHidden="1" w:unhideWhenUsed="1"/>
+    <w:lsdException w:name="No List" w:semiHidden="1" w:unhideWhenUsed="1"/>
+    <w:lsdException w:name="Outline List 1" w:semiHidden="1" w:unhideWhenUsed="1"/>
+    <w:lsdException w:name="Outline List 2" w:semiHidden="1" w:unhideWhenUsed="1"/>
+    <w:lsdException w:name="Outline List 3" w:semiHidden="1" w:unhideWhenUsed="1"/>
+    <w:lsdException w:name="Table Simple 1" w:semiHidden="1" w:unhideWhenUsed="1"/>
+    <w:lsdException w:name="Table Simple 2" w:semiHidden="1" w:unhideWhenUsed="1"/>
+    <w:lsdException w:name="Table Simple 3" w:semiHidden="1" w:unhideWhenUsed="1"/>
+    <w:lsdException w:name="Table Classic 1" w:semiHidden="1" w:unhideWhenUsed="1"/>
+    <w:lsdException w:name="Table Classic 2" w:semiHidden="1" w:unhideWhenUsed="1"/>
+    <w:lsdException w:name="Table Classic 3" w:semiHidden="1" w:unhideWhenUsed="1"/>
+    <w:lsdException w:name="Table Classic 4" w:semiHidden="1" w:unhideWhenUsed="1"/>
+    <w:lsdException w:name="Table Colorful 1" w:semiHidden="1" w:unhideWhenUsed="1"/>
+    <w:lsdException w:name="Table Colorful 2" w:semiHidden="1" w:unhideWhenUsed="1"/>
+    <w:lsdException w:name="Table Colorful 3" w:semiHidden="1" w:unhideWhenUsed="1"/>
+    <w:lsdException w:name="Table Columns 1" w:semiHidden="1" w:unhideWhenUsed="1"/>
+    <w:lsdException w:name="Table Columns 2" w:semiHidden="1" w:unhideWhenUsed="1"/>
+    <w:lsdException w:name="Table Columns 3" w:semiHidden="1" w:unhideWhenUsed="1"/>
+    <w:lsdException w:name="Table Columns 4" w:semiHidden="1" w:unhideWhenUsed="1"/>
+    <w:lsdException w:name="Table Columns 5" w:semiHidden="1" w:unhideWhenUsed="1"/>
+    <w:lsdException w:name="Table Grid 1" w:semiHidden="1" w:unhideWhenUsed="1"/>
+    <w:lsdException w:name="Table Grid 2" w:semiHidden="1" w:unhideWhenUsed="1"/>
+    <w:lsdException w:name="Table Grid 3" w:semiHidden="1" w:unhideWhenUsed="1"/>
+    <w:lsdException w:name="Table Grid 4" w:semiHidden="1" w:unhideWhenUsed="1"/>
+    <w:lsdException w:name="Table Grid 5" w:semiHidden="1" w:unhideWhenUsed="1"/>
+    <w:lsdException w:name="Table Grid 6" w:semiHidden="1" w:unhideWhenUsed="1"/>
+    <w:lsdException w:name="Table Grid 7" w:semiHidden="1" w:unhideWhenUsed="1"/>
+    <w:lsdException w:name="Table Grid 8" w:semiHidden="1" w:unhideWhenUsed="1"/>
+    <w:lsdException w:name="Table List 1" w:semiHidden="1" w:unhideWhenUsed="1"/>
+    <w:lsdException w:name="Table List 2" w:semiHidden="1" w:unhideWhenUsed="1"/>
+    <w:lsdException w:name="Table List 3" w:semiHidden="1" w:unhideWhenUsed="1"/>
+    <w:lsdException w:name="Table List 4" w:semiHidden="1" w:unhideWhenUsed="1"/>
+    <w:lsdException w:name="Table List 5" w:semiHidden="1" w:unhideWhenUsed="1"/>
+    <w:lsdException w:name="Table List 6" w:semiHidden="1" w:unhideWhenUsed="1"/>
+    <w:lsdException w:name="Table List 7" w:semiHidden="1" w:unhideWhenUsed="1"/>
+    <w:lsdException w:name="Table List 8" w:semiHidden="1" w:unhideWhenUsed="1"/>
+    <w:lsdException w:name="Table 3D effects 1" w:semiHidden="1" w:unhideWhenUsed="1"/>
+    <w:lsdException w:name="Table 3D effects 2" w:semiHidden="1" w:unhideWhenUsed="1"/>
+    <w:lsdException w:name="Table 3D effects 3" w:semiHidden="1" w:unhideWhenUsed="1"/>
+    <w:lsdException w:name="Table Contemporary" w:semiHidden="1" w:unhideWhenUsed="1"/>
+    <w:lsdException w:name="Table Elegant" w:semiHidden="1" w:unhideWhenUsed="1"/>
+    <w:lsdException w:name="Table Professional" w:semiHidden="1" w:unhideWhenUsed="1"/>
+    <w:lsdException w:name="Table Subtle 1" w:semiHidden="1" w:unhideWhenUsed="1"/>
+    <w:lsdException w:name="Table Subtle 2" w:semiHidden="1" w:unhideWhenUsed="1"/>
+    <w:lsdException w:name="Table Web 1" w:semiHidden="1" w:unhideWhenUsed="1"/>
+    <w:lsdException w:name="Table Web 2" w:semiHidden="1" w:unhideWhenUsed="1"/>
+    <w:lsdException w:name="Table Web 3" w:semiHidden="1" w:unhideWhenUsed="1"/>
+    <w:lsdException w:name="Balloon Text" w:semiHidden="1" w:unhideWhenUsed="1"/>
+    <w:lsdException w:name="Table Grid" w:uiPriority="39"/>
+    <w:lsdException w:name="Table Theme" w:semiHidden="1" w:unhideWhenUsed="1"/>
+    <w:lsdException w:name="Placeholder Text" w:semiHidden="1"/>
+    <w:lsdException w:name="No Spacing" w:uiPriority="1" w:qFormat="1"/>
+    <w:lsdException w:name="Light Shading" w:uiPriority="60"/>
+    <w:lsdException w:name="Light List" w:uiPriority="61"/>
+    <w:lsdException w:name="Light Grid" w:uiPriority="62"/>
+    <w:lsdException w:name="Medium Shading 1" w:uiPriority="63"/>
+    <w:lsdException w:name="Medium Shading 2" w:uiPriority="64"/>
+    <w:lsdException w:name="Medium List 1" w:uiPriority="65"/>
+    <w:lsdException w:name="Medium List 2" w:uiPriority="66"/>
+    <w:lsdException w:name="Medium Grid 1" w:uiPriority="67"/>
+    <w:lsdException w:name="Medium Grid 2" w:uiPriority="68"/>
+    <w:lsdException w:name="Medium Grid 3" w:uiPriority="69"/>
+    <w:lsdException w:name="Dark List" w:uiPriority="70"/>
+    <w:lsdException w:name="Colorful Shading" w:uiPriority="71"/>
+    <w:lsdException w:name="Colorful List" w:uiPriority="72"/>
+    <w:lsdException w:name="Colorful Grid" w:uiPriority="73"/>
+    <w:lsdException w:name="Light Shading Accent 1" w:uiPriority="60"/>
+    <w:lsdException w:name="Light List Accent 1" w:uiPriority="61"/>
+    <w:lsdException w:name="Light Grid Accent 1" w:uiPriority="62"/>
+    <w:lsdException w:name="Medium Shading 1 Accent 1" w:uiPriority="63"/>
+    <w:lsdException w:name="Medium Shading 2 Accent 1" w:uiPriority="64"/>
+    <w:lsdException w:name="Medium List 1 Accent 1" w:uiPriority="65"/>
+    <w:lsdException w:name="Revision" w:semiHidden="1"/>
+    <w:lsdException w:name="List Paragraph" w:uiPriority="34" w:qFormat="1"/>
+    <w:lsdException w:name="Quote" w:uiPriority="29" w:qFormat="1"/>
+    <w:lsdException w:name="Intense Quote" w:uiPriority="30" w:qFormat="1"/>
+    <w:lsdException w:name="Medium List 2 Accent 1" w:uiPriority="66"/>
+    <w:lsdException w:name="Medium Grid 1 Accent 1" w:uiPriority="67"/>
+    <w:lsdException w:name="Medium Grid 2 Accent 1" w:uiPriority="68"/>
+    <w:lsdException w:name="Medium Grid 3 Accent 1" w:uiPriority="69"/>
+    <w:lsdException w:name="Dark List Accent 1" w:uiPriority="70"/>
+    <w:lsdException w:name="Colorful Shading Accent 1" w:uiPriority="71"/>
+    <w:lsdException w:name="Colorful List Accent 1" w:uiPriority="72"/>
+    <w:lsdException w:name="Colorful Grid Accent 1" w:uiPriority="73"/>
+    <w:lsdException w:name="Light Shading Accent 2" w:uiPriority="60"/>
+    <w:lsdException w:name="Light List Accent 2" w:uiPriority="61"/>
+    <w:lsdException w:name="Light Grid Accent 2" w:uiPriority="62"/>
+    <w:lsdException w:name="Medium Shading 1 Accent 2" w:uiPriority="63"/>
+    <w:lsdException w:name="Medium Shading 2 Accent 2" w:uiPriority="64"/>
+    <w:lsdException w:name="Medium List 1 Accent 2" w:uiPriority="65"/>
+    <w:lsdException w:name="Medium List 2 Accent 2" w:uiPriority="66"/>
+    <w:lsdException w:name="Medium Grid 1 Accent 2" w:uiPriority="67"/>
+    <w:lsdException w:name="Medium Grid 2 Accent 2" w:uiPriority="68"/>
+    <w:lsdException w:name="Medium Grid 3 Accent 2" w:uiPriority="69"/>
+    <w:lsdException w:name="Dark List Accent 2" w:uiPriority="70"/>
+    <w:lsdException w:name="Colorful Shading Accent 2" w:uiPriority="71"/>
+    <w:lsdException w:name="Colorful List Accent 2" w:uiPriority="72"/>
+    <w:lsdException w:name="Colorful Grid Accent 2" w:uiPriority="73"/>
+    <w:lsdException w:name="Light Shading Accent 3" w:uiPriority="60"/>
+    <w:lsdException w:name="Light List Accent 3" w:uiPriority="61"/>
+    <w:lsdException w:name="Light Grid Accent 3" w:uiPriority="62"/>
+    <w:lsdException w:name="Medium Shading 1 Accent 3" w:uiPriority="63"/>
+    <w:lsdException w:name="Medium Shading 2 Accent 3" w:uiPriority="64"/>
+    <w:lsdException w:name="Medium List 1 Accent 3" w:uiPriority="65"/>
+    <w:lsdException w:name="Medium List 2 Accent 3" w:uiPriority="66"/>
+    <w:lsdException w:name="Medium Grid 1 Accent 3" w:uiPriority="67"/>
+    <w:lsdException w:name="Medium Grid 2 Accent 3" w:uiPriority="68"/>
+    <w:lsdException w:name="Medium Grid 3 Accent 3" w:uiPriority="69"/>
+    <w:lsdException w:name="Dark List Accent 3" w:uiPriority="70"/>
+    <w:lsdException w:name="Colorful Shading Accent 3" w:uiPriority="71"/>
+    <w:lsdException w:name="Colorful List Accent 3" w:uiPriority="72"/>
+    <w:lsdException w:name="Colorful Grid Accent 3" w:uiPriority="73"/>
+    <w:lsdException w:name="Light Shading Accent 4" w:uiPriority="60"/>
+    <w:lsdException w:name="Light List Accent 4" w:uiPriority="61"/>
+    <w:lsdException w:name="Light Grid Accent 4" w:uiPriority="62"/>
+    <w:lsdException w:name="Medium Shading 1 Accent 4" w:uiPriority="63"/>
+    <w:lsdException w:name="Medium Shading 2 Accent 4" w:uiPriority="64"/>
+    <w:lsdException w:name="Medium List 1 Accent 4" w:uiPriority="65"/>
+    <w:lsdException w:name="Medium List 2 Accent 4" w:uiPriority="66"/>
+    <w:lsdException w:name="Medium Grid 1 Accent 4" w:uiPriority="67"/>
+    <w:lsdException w:name="Medium Grid 2 Accent 4" w:uiPriority="68"/>
+    <w:lsdException w:name="Medium Grid 3 Accent 4" w:uiPriority="69"/>
+    <w:lsdException w:name="Dark List Accent 4" w:uiPriority="70"/>
+    <w:lsdException w:name="Colorful Shading Accent 4" w:uiPriority="71"/>
+    <w:lsdException w:name="Colorful List Accent 4" w:uiPriority="72"/>
+    <w:lsdException w:name="Colorful Grid Accent 4" w:uiPriority="73"/>
+    <w:lsdException w:name="Light Shading Accent 5" w:uiPriority="60"/>
+    <w:lsdException w:name="Light List Accent 5" w:uiPriority="61"/>
+    <w:lsdException w:name="Light Grid Accent 5" w:uiPriority="62"/>
+    <w:lsdException w:name="Medium Shading 1 Accent 5" w:uiPriority="63"/>
+    <w:lsdException w:name="Medium Shading 2 Accent 5" w:uiPriority="64"/>
+    <w:lsdException w:name="Medium List 1 Accent 5" w:uiPriority="65"/>
+    <w:lsdException w:name="Medium List 2 Accent 5" w:uiPriority="66"/>
+    <w:lsdException w:name="Medium Grid 1 Accent 5" w:uiPriority="67"/>
+    <w:lsdException w:name="Medium Grid 2 Accent 5" w:uiPriority="68"/>
+    <w:lsdException w:name="Medium Grid 3 Accent 5" w:uiPriority="69"/>
+    <w:lsdException w:name="Dark List Accent 5" w:uiPriority="70"/>
+    <w:lsdException w:name="Colorful Shading Accent 5" w:uiPriority="71"/>
+    <w:lsdException w:name="Colorful List Accent 5" w:uiPriority="72"/>
+    <w:lsdException w:name="Colorful Grid Accent 5" w:uiPriority="73"/>
+    <w:lsdException w:name="Light Shading Accent 6" w:uiPriority="60"/>
+    <w:lsdException w:name="Light List Accent 6" w:uiPriority="61"/>
+    <w:lsdException w:name="Light Grid Accent 6" w:uiPriority="62"/>
+    <w:lsdException w:name="Medium Shading 1 Accent 6" w:uiPriority="63"/>
+    <w:lsdException w:name="Medium Shading 2 Accent 6" w:uiPriority="64"/>
+    <w:lsdException w:name="Medium List 1 Accent 6" w:uiPriority="65"/>
+    <w:lsdException w:name="Medium List 2 Accent 6" w:uiPriority="66"/>
+    <w:lsdException w:name="Medium Grid 1 Accent 6" w:uiPriority="67"/>
+    <w:lsdException w:name="Medium Grid 2 Accent 6" w:uiPriority="68"/>
+    <w:lsdException w:name="Medium Grid 3 Accent 6" w:uiPriority="69"/>
+    <w:lsdException w:name="Dark List Accent 6" w:uiPriority="70"/>
+    <w:lsdException w:name="Colorful Shading Accent 6" w:uiPriority="71"/>
+    <w:lsdException w:name="Colorful List Accent 6" w:uiPriority="72"/>
+    <w:lsdException w:name="Colorful Grid Accent 6" w:uiPriority="73"/>
+    <w:lsdException w:name="Subtle Emphasis" w:uiPriority="19" w:qFormat="1"/>
+    <w:lsdException w:name="Intense Emphasis" w:uiPriority="21" w:qFormat="1"/>
+    <w:lsdException w:name="Subtle Reference" w:uiPriority="31" w:qFormat="1"/>
+    <w:lsdException w:name="Intense Reference" w:uiPriority="32" w:qFormat="1"/>
+    <w:lsdException w:name="Book Title" w:uiPriority="33" w:qFormat="1"/>
+    <w:lsdException w:name="Bibliography" w:semiHidden="1" w:uiPriority="37" w:unhideWhenUsed="1"/>
+    <w:lsdException w:name="TOC Heading" w:semiHidden="1" w:uiPriority="39" w:unhideWhenUsed="1" w:qFormat="1"/>
+    <w:lsdException w:name="Plain Table 1" w:uiPriority="41"/>
+    <w:lsdException w:name="Plain Table 2" w:uiPriority="42"/>
+    <w:lsdException w:name="Plain Table 3" w:uiPriority="43"/>
+    <w:lsdException w:name="Plain Table 4" w:uiPriority="44"/>
+    <w:lsdException w:name="Plain Table 5" w:uiPriority="45"/>
+    <w:lsdException w:name="Grid Table Light" w:uiPriority="40"/>
+    <w:lsdException w:name="Grid Table 1 Light" w:uiPriority="46"/>
+    <w:lsdException w:name="Grid Table 2" w:uiPriority="47"/>
+    <w:lsdException w:name="Grid Table 3" w:uiPriority="48"/>
+    <w:lsdException w:name="Grid Table 4" w:uiPriority="49"/>
+    <w:lsdException w:name="Grid Table 5 Dark" w:uiPriority="50"/>
+    <w:lsdException w:name="Grid Table 6 Colorful" w:uiPriority="51"/>
+    <w:lsdException w:name="Grid Table 7 Colorful" w:uiPriority="52"/>
+    <w:lsdException w:name="Grid Table 1 Light Accent 1" w:uiPriority="46"/>
+    <w:lsdException w:name="Grid Table 2 Accent 1" w:uiPriority="47"/>
+    <w:lsdException w:name="Grid Table 3 Accent 1" w:uiPriority="48"/>
+    <w:lsdException w:name="Grid Table 4 Accent 1" w:uiPriority="49"/>
+    <w:lsdException w:name="Grid Table 5 Dark Accent 1" w:uiPriority="50"/>
+    <w:lsdException w:name="Grid Table 6 Colorful Accent 1" w:uiPriority="51"/>
+    <w:lsdException w:name="Grid Table 7 Colorful Accent 1" w:uiPriority="52"/>
+    <w:lsdException w:name="Grid Table 1 Light Accent 2" w:uiPriority="46"/>
+    <w:lsdException w:name="Grid Table 2 Accent 2" w:uiPriority="47"/>
+    <w:lsdException w:name="Grid Table 3 Accent 2" w:uiPriority="48"/>
+    <w:lsdException w:name="Grid Table 4 Accent 2" w:uiPriority="49"/>
+    <w:lsdException w:name="Grid Table 5 Dark Accent 2" w:uiPriority="50"/>
+    <w:lsdException w:name="Grid Table 6 Colorful Accent 2" w:uiPriority="51"/>
+    <w:lsdException w:name="Grid Table 7 Colorful Accent 2" w:uiPriority="52"/>
+    <w:lsdException w:name="Grid Table 1 Light Accent 3" w:uiPriority="46"/>
+    <w:lsdException w:name="Grid Table 2 Accent 3" w:uiPriority="47"/>
+    <w:lsdException w:name="Grid Table 3 Accent 3" w:uiPriority="48"/>
+    <w:lsdException w:name="Grid Table 4 Accent 3" w:uiPriority="49"/>
+    <w:lsdException w:name="Grid Table 5 Dark Accent 3" w:uiPriority="50"/>
+    <w:lsdException w:name="Grid Table 6 Colorful Accent 3" w:uiPriority="51"/>
+    <w:lsdException w:name="Grid Table 7 Colorful Accent 3" w:uiPriority="52"/>
+    <w:lsdException w:name="Grid Table 1 Light Accent 4" w:uiPriority="46"/>
+    <w:lsdException w:name="Grid Table 2 Accent 4" w:uiPriority="47"/>
+    <w:lsdException w:name="Grid Table 3 Accent 4" w:uiPriority="48"/>
+    <w:lsdException w:name="Grid Table 4 Accent 4" w:uiPriority="49"/>
+    <w:lsdException w:name="Grid Table 5 Dark Accent 4" w:uiPriority="50"/>
+    <w:lsdException w:name="Grid Table 6 Colorful Accent 4" w:uiPriority="51"/>
+    <w:lsdException w:name="Grid Table 7 Colorful Accent 4" w:uiPriority="52"/>
+    <w:lsdException w:name="Grid Table 1 Light Accent 5" w:uiPriority="46"/>
+    <w:lsdException w:name="Grid Table 2 Accent 5" w:uiPriority="47"/>
+    <w:lsdException w:name="Grid Table 3 Accent 5" w:uiPriority="48"/>
+    <w:lsdException w:name="Grid Table 4 Accent 5" w:uiPriority="49"/>
+    <w:lsdException w:name="Grid Table 5 Dark Accent 5" w:uiPriority="50"/>
+    <w:lsdException w:name="Grid Table 6 Colorful Accent 5" w:uiPriority="51"/>
+    <w:lsdException w:name="Grid Table 7 Colorful Accent 5" w:uiPriority="52"/>
+    <w:lsdException w:name="Grid Table 1 Light Accent 6" w:uiPriority="46"/>
+    <w:lsdException w:name="Grid Table 2 Accent 6" w:uiPriority="47"/>
+    <w:lsdException w:name="Grid Table 3 Accent 6" w:uiPriority="48"/>
+    <w:lsdException w:name="Grid Table 4 Accent 6" w:uiPriority="49"/>
+    <w:lsdException w:name="Grid Table 5 Dark Accent 6" w:uiPriority="50"/>
+    <w:lsdException w:name="Grid Table 6 Colorful Accent 6" w:uiPriority="51"/>
+    <w:lsdException w:name="Grid Table 7 Colorful Accent 6" w:uiPriority="52"/>
+    <w:lsdException w:name="List Table 1 Light" w:uiPriority="46"/>
+    <w:lsdException w:name="List Table 2" w:uiPriority="47"/>
+    <w:lsdException w:name="List Table 3" w:uiPriority="48"/>
+    <w:lsdException w:name="List Table 4" w:uiPriority="49"/>
+    <w:lsdException w:name="List Table 5 Dark" w:uiPriority="50"/>
+    <w:lsdException w:name="List Table 6 Colorful" w:uiPriority="51"/>
+    <w:lsdException w:name="List Table 7 Colorful" w:uiPriority="52"/>
+    <w:lsdException w:name="List Table 1 Light Accent 1" w:uiPriority="46"/>
+    <w:lsdException w:name="List Table 2 Accent 1" w:uiPriority="47"/>
+    <w:lsdException w:name="List Table 3 Accent 1" w:uiPriority="48"/>
+    <w:lsdException w:name="List Table 4 Accent 1" w:uiPriority="49"/>
+    <w:lsdException w:name="List Table 5 Dark Accent 1" w:uiPriority="50"/>
+    <w:lsdException w:name="List Table 6 Colorful Accent 1" w:uiPriority="51"/>
+    <w:lsdException w:name="List Table 7 Colorful Accent 1" w:uiPriority="52"/>
+    <w:lsdException w:name="List Table 1 Light Accent 2" w:uiPriority="46"/>
+    <w:lsdException w:name="List Table 2 Accent 2" w:uiPriority="47"/>
+    <w:lsdException w:name="List Table 3 Accent 2" w:uiPriority="48"/>
+    <w:lsdException w:name="List Table 4 Accent 2" w:uiPriority="49"/>
+    <w:lsdException w:name="List Table 5 Dark Accent 2" w:uiPriority="50"/>
+    <w:lsdException w:name="List Table 6 Colorful Accent 2" w:uiPriority="51"/>
+    <w:lsdException w:name="List Table 7 Colorful Accent 2" w:uiPriority="52"/>
+    <w:lsdException w:name="List Table 1 Light Accent 3" w:uiPriority="46"/>
+    <w:lsdException w:name="List Table 2 Accent 3" w:uiPriority="47"/>
+    <w:lsdException w:name="List Table 3 Accent 3" w:uiPriority="48"/>
+    <w:lsdException w:name="List Table 4 Accent 3" w:uiPriority="49"/>
+    <w:lsdException w:name="List Table 5 Dark Accent 3" w:uiPriority="50"/>
+    <w:lsdException w:name="List Table 6 Colorful Accent 3" w:uiPriority="51"/>
+    <w:lsdException w:name="List Table 7 Colorful Accent 3" w:uiPriority="52"/>
+    <w:lsdException w:name="List Table 1 Light Accent 4" w:uiPriority="46"/>
+    <w:lsdException w:name="List Table 2 Accent 4" w:uiPriority="47"/>
+    <w:lsdException w:name="List Table 3 Accent 4" w:uiPriority="48"/>
+    <w:lsdException w:name="List Table 4 Accent 4" w:uiPriority="49"/>
+    <w:lsdException w:name="List Table 5 Dark Accent 4" w:uiPriority="50"/>
+    <w:lsdException w:name="List Table 6 Colorful Accent 4" w:uiPriority="51"/>
+    <w:lsdException w:name="List Table 7 Colorful Accent 4" w:uiPriority="52"/>
+    <w:lsdException w:name="List Table 1 Light Accent 5" w:uiPriority="46"/>
+    <w:lsdException w:name="List Table 2 Accent 5" w:uiPriority="47"/>
+    <w:lsdException w:name="List Table 3 Accent 5" w:uiPriority="48"/>
+    <w:lsdException w:name="List Table 4 Accent 5" w:uiPriority="49"/>
+    <w:lsdException w:name="List Table 5 Dark Accent 5" w:uiPriority="50"/>
+    <w:lsdException w:name="List Table 6 Colorful Accent 5" w:uiPriority="51"/>
+    <w:lsdException w:name="List Table 7 Colorful Accent 5" w:uiPriority="52"/>
+    <w:lsdException w:name="List Table 1 Light Accent 6" w:uiPriority="46"/>
+    <w:lsdException w:name="List Table 2 Accent 6" w:uiPriority="47"/>
+    <w:lsdException w:name="List Table 3 Accent 6" w:uiPriority="48"/>
+    <w:lsdException w:name="List Table 4 Accent 6" w:uiPriority="49"/>
+    <w:lsdException w:name="List Table 5 Dark Accent 6" w:uiPriority="50"/>
+    <w:lsdException w:name="List Table 6 Colorful Accent 6" w:uiPriority="51"/>
+    <w:lsdException w:name="List Table 7 Colorful Accent 6" w:uiPriority="52"/>
+  </w:latentStyles>
+  <w:style w:type="paragraph" w:default="1" w:styleId="a">
+    <w:name w:val="Normal"/>
+    <w:qFormat/>
+  </w:style>
+  <w:style w:type="character" w:default="1" w:styleId="a0">
+    <w:name w:val="Default Paragraph Font"/>
+    <w:uiPriority w:val="1"/>
+    <w:semiHidden/>
+    <w:unhideWhenUsed/>
+  </w:style>
+  <w:style w:type="table" w:default="1" w:styleId="a1">
+    <w:name w:val="Normal Table"/>
+    <w:uiPriority w:val="99"/>
+    <w:semiHidden/>
+    <w:unhideWhenUsed/>
+    <w:tblPr>
+      <w:tblInd w:w="0" w:type="dxa"/>
+      <w:tblCellMar>
+        <w:top w:w="0" w:type="dxa"/>
+        <w:left w:w="108" w:type="dxa"/>
+        <w:bottom w:w="0" w:type="dxa"/>
+        <w:right w:w="108" w:type="dxa"/>
+      </w:tblCellMar>
+    </w:tblPr>
+  </w:style>
+  <w:style w:type="numbering" w:default="1" w:styleId="a2">
+    <w:name w:val="No List"/>
+    <w:uiPriority w:val="99"/>
+    <w:semiHidden/>
+    <w:unhideWhenUsed/>
+  </w:style>
+  <w:style w:type="character" w:styleId="a3">
+    <w:name w:val="Placeholder Text"/>
+    <w:basedOn w:val="a0"/>
+    <w:uiPriority w:val="99"/>
+    <w:semiHidden/>
+    <w:rsid w:val="00676745"/>
+    <w:rPr>
+      <w:color w:val="666666"/>
+    </w:rPr>
+  </w:style>
+</w:styles>
+</file>
+
+<file path=word/glossary/webSettings.xml><?xml version="1.0" encoding="utf-8"?>
+<w:webSettings xmlns:mc="http://schemas.openxmlformats.org/markup-compatibility/2006" xmlns:r="http://schemas.openxmlformats.org/officeDocument/2006/relationships" xmlns:w="http://schemas.openxmlformats.org/wordprocessingml/2006/main" xmlns:w14="http://schemas.microsoft.com/office/word/2010/wordml" xmlns:w15="http://schemas.microsoft.com/office/word/2012/wordml" xmlns:w16se="http://schemas.microsoft.com/office/word/2015/wordml/symex" mc:Ignorable="w14 w15 w16se">
+  <w:optimizeForBrowser/>
+  <w:allowPNG/>
+</w:webSettings>
+</file>
+
 <file path=word/theme/theme1.xml><?xml version="1.0" encoding="utf-8"?>
 <a:theme xmlns:a="http://schemas.openxmlformats.org/drawingml/2006/main" name="Тема Office">
   <a:themeElements>
@@ -10415,7 +10611,7 @@
 </file>
 
 <file path=customXml/itemProps1.xml><?xml version="1.0" encoding="utf-8"?>
-<ds:datastoreItem xmlns:ds="http://schemas.openxmlformats.org/officeDocument/2006/customXml" ds:itemID="{CD5ACB1D-D68F-4249-964D-24A969974DD6}">
+<ds:datastoreItem xmlns:ds="http://schemas.openxmlformats.org/officeDocument/2006/customXml" ds:itemID="{A943C285-700A-41D4-92C3-898DB604D6A1}">
   <ds:schemaRefs>
     <ds:schemaRef ds:uri="http://schemas.openxmlformats.org/officeDocument/2006/bibliography"/>
   </ds:schemaRefs>

--- a/lab3/Лабораторная работа №3.docx
+++ b/lab3/Лабораторная работа №3.docx
@@ -1,6 +1,6 @@
 
 <file path=word/document.xml><?xml version="1.0" encoding="utf-8"?>
-<w:document xmlns:wpc="http://schemas.microsoft.com/office/word/2010/wordprocessingCanvas" xmlns:cx="http://schemas.microsoft.com/office/drawing/2014/chartex" xmlns:mc="http://schemas.openxmlformats.org/markup-compatibility/2006" xmlns:o="urn:schemas-microsoft-com:office:office" xmlns:r="http://schemas.openxmlformats.org/officeDocument/2006/relationships" xmlns:m="http://schemas.openxmlformats.org/officeDocument/2006/math" xmlns:v="urn:schemas-microsoft-com:vml" xmlns:wp14="http://schemas.microsoft.com/office/word/2010/wordprocessingDrawing" xmlns:wp="http://schemas.openxmlformats.org/drawingml/2006/wordprocessingDrawing" xmlns:w10="urn:schemas-microsoft-com:office:word" xmlns:w="http://schemas.openxmlformats.org/wordprocessingml/2006/main" xmlns:w14="http://schemas.microsoft.com/office/word/2010/wordml" xmlns:w15="http://schemas.microsoft.com/office/word/2012/wordml" xmlns:w16se="http://schemas.microsoft.com/office/word/2015/wordml/symex" xmlns:wpg="http://schemas.microsoft.com/office/word/2010/wordprocessingGroup" xmlns:wpi="http://schemas.microsoft.com/office/word/2010/wordprocessingInk" xmlns:wne="http://schemas.microsoft.com/office/word/2006/wordml" xmlns:wps="http://schemas.microsoft.com/office/word/2010/wordprocessingShape" mc:Ignorable="w14 w15 w16se wp14">
+<w:document xmlns:wpc="http://schemas.microsoft.com/office/word/2010/wordprocessingCanvas" xmlns:cx="http://schemas.microsoft.com/office/drawing/2014/chartex" xmlns:cx1="http://schemas.microsoft.com/office/drawing/2015/9/8/chartex" xmlns:cx2="http://schemas.microsoft.com/office/drawing/2015/10/21/chartex" xmlns:cx3="http://schemas.microsoft.com/office/drawing/2016/5/9/chartex" xmlns:cx4="http://schemas.microsoft.com/office/drawing/2016/5/10/chartex" xmlns:cx5="http://schemas.microsoft.com/office/drawing/2016/5/11/chartex" xmlns:cx6="http://schemas.microsoft.com/office/drawing/2016/5/12/chartex" xmlns:cx7="http://schemas.microsoft.com/office/drawing/2016/5/13/chartex" xmlns:cx8="http://schemas.microsoft.com/office/drawing/2016/5/14/chartex" xmlns:mc="http://schemas.openxmlformats.org/markup-compatibility/2006" xmlns:aink="http://schemas.microsoft.com/office/drawing/2016/ink" xmlns:am3d="http://schemas.microsoft.com/office/drawing/2017/model3d" xmlns:o="urn:schemas-microsoft-com:office:office" xmlns:oel="http://schemas.microsoft.com/office/2019/extlst" xmlns:r="http://schemas.openxmlformats.org/officeDocument/2006/relationships" xmlns:m="http://schemas.openxmlformats.org/officeDocument/2006/math" xmlns:v="urn:schemas-microsoft-com:vml" xmlns:wp14="http://schemas.microsoft.com/office/word/2010/wordprocessingDrawing" xmlns:wp="http://schemas.openxmlformats.org/drawingml/2006/wordprocessingDrawing" xmlns:w10="urn:schemas-microsoft-com:office:word" xmlns:w="http://schemas.openxmlformats.org/wordprocessingml/2006/main" xmlns:w14="http://schemas.microsoft.com/office/word/2010/wordml" xmlns:w15="http://schemas.microsoft.com/office/word/2012/wordml" xmlns:w16cex="http://schemas.microsoft.com/office/word/2018/wordml/cex" xmlns:w16cid="http://schemas.microsoft.com/office/word/2016/wordml/cid" xmlns:w16="http://schemas.microsoft.com/office/word/2018/wordml" xmlns:w16du="http://schemas.microsoft.com/office/word/2023/wordml/word16du" xmlns:w16sdtdh="http://schemas.microsoft.com/office/word/2020/wordml/sdtdatahash" xmlns:w16sdtfl="http://schemas.microsoft.com/office/word/2024/wordml/sdtformatlock" xmlns:w16se="http://schemas.microsoft.com/office/word/2015/wordml/symex" xmlns:wpg="http://schemas.microsoft.com/office/word/2010/wordprocessingGroup" xmlns:wpi="http://schemas.microsoft.com/office/word/2010/wordprocessingInk" xmlns:wne="http://schemas.microsoft.com/office/word/2006/wordml" xmlns:wps="http://schemas.microsoft.com/office/word/2010/wordprocessingShape" mc:Ignorable="w14 w15 w16se w16cid w16 w16cex w16sdtdh w16sdtfl w16du wp14">
   <w:body>
     <w:p>
       <w:pPr>
@@ -3112,13 +3112,7 @@
         <w:t xml:space="preserve">Программа </w:t>
       </w:r>
       <w:r>
-        <w:t xml:space="preserve">предназначения для нахождения суммы </w:t>
-      </w:r>
-      <w:r>
-        <w:t>Неположительных</w:t>
-      </w:r>
-      <w:r>
-        <w:t xml:space="preserve"> элементов массива, состоящего из 3 элементов</w:t>
+        <w:t>предназначения для нахождения суммы Неположительных элементов массива, состоящего из 3 элементов</w:t>
       </w:r>
       <w:r>
         <w:rPr>
@@ -3139,6 +3133,7 @@
       <w:r>
         <w:rPr>
           <w:rFonts w:eastAsiaTheme="minorEastAsia"/>
+          <w:noProof/>
         </w:rPr>
         <w:drawing>
           <wp:inline distT="0" distB="0" distL="0" distR="0" wp14:anchorId="78AAEDBF" wp14:editId="36B10369">
@@ -3460,7 +3455,6 @@
         </w:rPr>
         <w:t xml:space="preserve"> = </w:t>
       </w:r>
-      <w:proofErr w:type="spellStart"/>
       <w:r>
         <w:rPr>
           <w:color w:val="000000"/>
@@ -3470,7 +3464,6 @@
         </w:rPr>
         <w:t>const</w:t>
       </w:r>
-      <w:proofErr w:type="spellEnd"/>
       <w:r>
         <w:rPr>
           <w:color w:val="000000"/>
@@ -3485,26 +3478,7 @@
           <w:sz w:val="27"/>
           <w:szCs w:val="27"/>
         </w:rPr>
-        <w:t xml:space="preserve">– количество элементов массива 0 </w:t>
-      </w:r>
-      <w:r>
-        <w:rPr>
-          <w:rFonts w:ascii="Cambria Math" w:hAnsi="Cambria Math" w:cs="Cambria Math"/>
-        </w:rPr>
-        <w:t>≤</w:t>
-      </w:r>
-      <w:r>
-        <w:rPr>
-          <w:rFonts w:ascii="Cambria Math" w:hAnsi="Cambria Math" w:cs="Cambria Math"/>
-        </w:rPr>
-        <w:t xml:space="preserve"> 2</w:t>
-      </w:r>
-      <w:r>
-        <w:rPr>
-          <w:rFonts w:ascii="Cambria Math" w:hAnsi="Cambria Math" w:cs="Cambria Math"/>
-          <w:vertAlign w:val="superscript"/>
-        </w:rPr>
-        <w:t>11</w:t>
+        <w:t>– количество элементов массива</w:t>
       </w:r>
     </w:p>
     <w:p>
@@ -3721,6 +3695,7 @@
         <w:ind w:firstLine="0"/>
         <w:rPr>
           <w:rFonts w:ascii="Cambria Math" w:hAnsi="Cambria Math" w:cs="Cambria Math"/>
+          <w:lang w:val="en-US"/>
         </w:rPr>
       </w:pPr>
       <w:r>
@@ -3739,13 +3714,7 @@
         <w:rPr>
           <w:rFonts w:ascii="Cambria Math" w:hAnsi="Cambria Math" w:cs="Cambria Math"/>
         </w:rPr>
-        <w:t>≤</w:t>
-      </w:r>
-      <w:r>
-        <w:rPr>
-          <w:rFonts w:ascii="Cambria Math" w:hAnsi="Cambria Math" w:cs="Cambria Math"/>
-        </w:rPr>
-        <w:t xml:space="preserve"> </w:t>
+        <w:t xml:space="preserve">≤ </w:t>
       </w:r>
       <w:r>
         <w:rPr>
@@ -3809,56 +3778,793 @@
         <w:rPr>
           <w:rFonts w:ascii="Cambria Math" w:hAnsi="Cambria Math" w:cs="Cambria Math"/>
         </w:rPr>
-        <w:t>+ 1</w:t>
+        <w:t>-</w:t>
+      </w:r>
+      <w:r>
+        <w:rPr>
+          <w:rFonts w:ascii="Cambria Math" w:hAnsi="Cambria Math" w:cs="Cambria Math"/>
+        </w:rPr>
+        <w:t xml:space="preserve"> 1</w:t>
       </w:r>
     </w:p>
     <w:p>
       <w:pPr>
         <w:ind w:firstLine="0"/>
-      </w:pPr>
-      <w:r>
-        <w:drawing>
-          <wp:inline distT="0" distB="0" distL="0" distR="0" wp14:anchorId="5E61FAC0" wp14:editId="08E0B029">
-            <wp:extent cx="5940425" cy="1621790"/>
-            <wp:effectExtent l="0" t="0" r="3175" b="0"/>
-            <wp:docPr id="2" name="Рисунок 2"/>
-            <wp:cNvGraphicFramePr>
-              <a:graphicFrameLocks xmlns:a="http://schemas.openxmlformats.org/drawingml/2006/main" noChangeAspect="1"/>
-            </wp:cNvGraphicFramePr>
-            <a:graphic xmlns:a="http://schemas.openxmlformats.org/drawingml/2006/main">
-              <a:graphicData uri="http://schemas.openxmlformats.org/drawingml/2006/picture">
-                <pic:pic xmlns:pic="http://schemas.openxmlformats.org/drawingml/2006/picture">
-                  <pic:nvPicPr>
-                    <pic:cNvPr id="1" name=""/>
-                    <pic:cNvPicPr/>
-                  </pic:nvPicPr>
-                  <pic:blipFill>
-                    <a:blip r:embed="rId10"/>
-                    <a:stretch>
-                      <a:fillRect/>
-                    </a:stretch>
-                  </pic:blipFill>
-                  <pic:spPr>
-                    <a:xfrm>
-                      <a:off x="0" y="0"/>
-                      <a:ext cx="5940425" cy="1621790"/>
-                    </a:xfrm>
-                    <a:prstGeom prst="rect">
-                      <a:avLst/>
-                    </a:prstGeom>
-                  </pic:spPr>
-                </pic:pic>
-              </a:graphicData>
-            </a:graphic>
-          </wp:inline>
-        </w:drawing>
-      </w:r>
+        <w:rPr>
+          <w:lang w:val="en-US"/>
+        </w:rPr>
+      </w:pPr>
+      <w:r>
+        <w:rPr>
+          <w:rFonts w:eastAsiaTheme="minorEastAsia"/>
+          <w:lang w:val="en-US"/>
+        </w:rPr>
+        <w:t>2)</w:t>
+      </w:r>
+      <m:oMath>
+        <m:d>
+          <m:dPr>
+            <m:begChr m:val="{"/>
+            <m:endChr m:val=""/>
+            <m:ctrlPr>
+              <w:rPr>
+                <w:rFonts w:ascii="Cambria Math" w:hAnsi="Cambria Math"/>
+                <w:i/>
+                <w:lang w:val="en-US"/>
+              </w:rPr>
+            </m:ctrlPr>
+          </m:dPr>
+          <m:e>
+            <m:eqArr>
+              <m:eqArrPr>
+                <m:ctrlPr>
+                  <w:rPr>
+                    <w:rFonts w:ascii="Cambria Math" w:hAnsi="Cambria Math"/>
+                    <w:i/>
+                    <w:lang w:val="en-US"/>
+                  </w:rPr>
+                </m:ctrlPr>
+              </m:eqArrPr>
+              <m:e>
+                <m:sSup>
+                  <m:sSupPr>
+                    <m:ctrlPr>
+                      <w:rPr>
+                        <w:rFonts w:ascii="Cambria Math" w:hAnsi="Cambria Math"/>
+                        <w:i/>
+                      </w:rPr>
+                    </m:ctrlPr>
+                  </m:sSupPr>
+                  <m:e>
+                    <m:r>
+                      <w:rPr>
+                        <w:rFonts w:ascii="Cambria Math" w:hAnsi="Cambria Math"/>
+                        <w:lang w:val="en-US"/>
+                      </w:rPr>
+                      <m:t>-2</m:t>
+                    </m:r>
+                  </m:e>
+                  <m:sup>
+                    <m:r>
+                      <w:rPr>
+                        <w:rFonts w:ascii="Cambria Math" w:hAnsi="Cambria Math"/>
+                        <w:lang w:val="en-US"/>
+                      </w:rPr>
+                      <m:t>15</m:t>
+                    </m:r>
+                  </m:sup>
+                </m:sSup>
+                <m:r>
+                  <w:rPr>
+                    <w:rFonts w:ascii="Cambria Math" w:hAnsi="Cambria Math"/>
+                    <w:lang w:val="en-US"/>
+                  </w:rPr>
+                  <m:t xml:space="preserve"> ≤</m:t>
+                </m:r>
+                <m:r>
+                  <w:rPr>
+                    <w:rFonts w:ascii="Cambria Math" w:hAnsi="Cambria Math"/>
+                    <w:lang w:val="en-US"/>
+                  </w:rPr>
+                  <m:t xml:space="preserve">A ≤ </m:t>
+                </m:r>
+                <m:sSup>
+                  <m:sSupPr>
+                    <m:ctrlPr>
+                      <w:rPr>
+                        <w:rFonts w:ascii="Cambria Math" w:hAnsi="Cambria Math"/>
+                        <w:i/>
+                        <w:lang w:val="en-US"/>
+                      </w:rPr>
+                    </m:ctrlPr>
+                  </m:sSupPr>
+                  <m:e>
+                    <m:r>
+                      <w:rPr>
+                        <w:rFonts w:ascii="Cambria Math" w:hAnsi="Cambria Math"/>
+                        <w:lang w:val="en-US"/>
+                      </w:rPr>
+                      <m:t>-2</m:t>
+                    </m:r>
+                  </m:e>
+                  <m:sup>
+                    <m:r>
+                      <w:rPr>
+                        <w:rFonts w:ascii="Cambria Math" w:hAnsi="Cambria Math"/>
+                        <w:lang w:val="en-US"/>
+                      </w:rPr>
+                      <m:t>13</m:t>
+                    </m:r>
+                  </m:sup>
+                </m:sSup>
+              </m:e>
+              <m:e>
+                <m:d>
+                  <m:dPr>
+                    <m:ctrlPr>
+                      <w:rPr>
+                        <w:rFonts w:ascii="Cambria Math" w:hAnsi="Cambria Math"/>
+                        <w:i/>
+                        <w:lang w:val="en-US"/>
+                      </w:rPr>
+                    </m:ctrlPr>
+                  </m:dPr>
+                  <m:e>
+                    <m:r>
+                      <w:rPr>
+                        <w:rFonts w:ascii="Cambria Math" w:hAnsi="Cambria Math"/>
+                        <w:lang w:val="en-US"/>
+                      </w:rPr>
+                      <m:t>-</m:t>
+                    </m:r>
+                    <m:d>
+                      <m:dPr>
+                        <m:ctrlPr>
+                          <w:rPr>
+                            <w:rFonts w:ascii="Cambria Math" w:hAnsi="Cambria Math"/>
+                            <w:i/>
+                            <w:lang w:val="en-US"/>
+                          </w:rPr>
+                        </m:ctrlPr>
+                      </m:dPr>
+                      <m:e>
+                        <m:sSup>
+                          <m:sSupPr>
+                            <m:ctrlPr>
+                              <w:rPr>
+                                <w:rFonts w:ascii="Cambria Math" w:hAnsi="Cambria Math"/>
+                                <w:i/>
+                                <w:lang w:val="en-US"/>
+                              </w:rPr>
+                            </m:ctrlPr>
+                          </m:sSupPr>
+                          <m:e>
+                            <m:r>
+                              <w:rPr>
+                                <w:rFonts w:ascii="Cambria Math" w:hAnsi="Cambria Math"/>
+                                <w:lang w:val="en-US"/>
+                              </w:rPr>
+                              <m:t>2</m:t>
+                            </m:r>
+                          </m:e>
+                          <m:sup>
+                            <m:r>
+                              <w:rPr>
+                                <w:rFonts w:ascii="Cambria Math" w:hAnsi="Cambria Math"/>
+                                <w:lang w:val="en-US"/>
+                              </w:rPr>
+                              <m:t>15</m:t>
+                            </m:r>
+                          </m:sup>
+                        </m:sSup>
+                        <m:r>
+                          <w:rPr>
+                            <w:rFonts w:ascii="Cambria Math" w:hAnsi="Cambria Math"/>
+                            <w:lang w:val="en-US"/>
+                          </w:rPr>
+                          <m:t>+A</m:t>
+                        </m:r>
+                      </m:e>
+                    </m:d>
+                    <m:r>
+                      <w:rPr>
+                        <w:rFonts w:ascii="Cambria Math" w:hAnsi="Cambria Math"/>
+                        <w:lang w:val="en-US"/>
+                      </w:rPr>
+                      <m:t>≤B+C ≤</m:t>
+                    </m:r>
+                    <m:sSup>
+                      <m:sSupPr>
+                        <m:ctrlPr>
+                          <w:rPr>
+                            <w:rFonts w:ascii="Cambria Math" w:hAnsi="Cambria Math"/>
+                            <w:i/>
+                            <w:lang w:val="en-US"/>
+                          </w:rPr>
+                        </m:ctrlPr>
+                      </m:sSupPr>
+                      <m:e>
+                        <m:r>
+                          <w:rPr>
+                            <w:rFonts w:ascii="Cambria Math" w:hAnsi="Cambria Math"/>
+                            <w:lang w:val="en-US"/>
+                          </w:rPr>
+                          <m:t>2</m:t>
+                        </m:r>
+                      </m:e>
+                      <m:sup>
+                        <m:r>
+                          <w:rPr>
+                            <w:rFonts w:ascii="Cambria Math" w:hAnsi="Cambria Math"/>
+                            <w:lang w:val="en-US"/>
+                          </w:rPr>
+                          <m:t>15</m:t>
+                        </m:r>
+                      </m:sup>
+                    </m:sSup>
+                    <m:r>
+                      <w:rPr>
+                        <w:rFonts w:ascii="Cambria Math" w:hAnsi="Cambria Math"/>
+                        <w:lang w:val="en-US"/>
+                      </w:rPr>
+                      <m:t>-1</m:t>
+                    </m:r>
+                  </m:e>
+                </m:d>
+                <m:r>
+                  <w:rPr>
+                    <w:rFonts w:ascii="Cambria Math" w:hAnsi="Cambria Math"/>
+                    <w:lang w:val="en-US"/>
+                  </w:rPr>
+                  <m:t xml:space="preserve">: </m:t>
+                </m:r>
+                <m:d>
+                  <m:dPr>
+                    <m:begChr m:val="{"/>
+                    <m:endChr m:val=""/>
+                    <m:ctrlPr>
+                      <w:rPr>
+                        <w:rFonts w:ascii="Cambria Math" w:hAnsi="Cambria Math"/>
+                        <w:i/>
+                        <w:lang w:val="en-US"/>
+                      </w:rPr>
+                    </m:ctrlPr>
+                  </m:dPr>
+                  <m:e>
+                    <m:eqArr>
+                      <m:eqArrPr>
+                        <m:ctrlPr>
+                          <w:rPr>
+                            <w:rFonts w:ascii="Cambria Math" w:hAnsi="Cambria Math"/>
+                            <w:i/>
+                            <w:lang w:val="en-US"/>
+                          </w:rPr>
+                        </m:ctrlPr>
+                      </m:eqArrPr>
+                      <m:e>
+                        <m:r>
+                          <w:rPr>
+                            <w:rFonts w:ascii="Cambria Math" w:hAnsi="Cambria Math"/>
+                            <w:lang w:val="en-US"/>
+                          </w:rPr>
+                          <m:t>1)</m:t>
+                        </m:r>
+                        <m:d>
+                          <m:dPr>
+                            <m:begChr m:val="{"/>
+                            <m:endChr m:val=""/>
+                            <m:ctrlPr>
+                              <w:rPr>
+                                <w:rFonts w:ascii="Cambria Math" w:hAnsi="Cambria Math"/>
+                                <w:i/>
+                                <w:lang w:val="en-US"/>
+                              </w:rPr>
+                            </m:ctrlPr>
+                          </m:dPr>
+                          <m:e>
+                            <m:eqArr>
+                              <m:eqArrPr>
+                                <m:ctrlPr>
+                                  <w:rPr>
+                                    <w:rFonts w:ascii="Cambria Math" w:hAnsi="Cambria Math"/>
+                                    <w:i/>
+                                    <w:lang w:val="en-US"/>
+                                  </w:rPr>
+                                </m:ctrlPr>
+                              </m:eqArrPr>
+                              <m:e>
+                                <m:r>
+                                  <w:rPr>
+                                    <w:rFonts w:ascii="Cambria Math" w:hAnsi="Cambria Math"/>
+                                    <w:lang w:val="en-US"/>
+                                  </w:rPr>
+                                  <m:t>-</m:t>
+                                </m:r>
+                                <m:d>
+                                  <m:dPr>
+                                    <m:ctrlPr>
+                                      <w:rPr>
+                                        <w:rFonts w:ascii="Cambria Math" w:hAnsi="Cambria Math"/>
+                                        <w:i/>
+                                        <w:lang w:val="en-US"/>
+                                      </w:rPr>
+                                    </m:ctrlPr>
+                                  </m:dPr>
+                                  <m:e>
+                                    <m:sSup>
+                                      <m:sSupPr>
+                                        <m:ctrlPr>
+                                          <w:rPr>
+                                            <w:rFonts w:ascii="Cambria Math" w:hAnsi="Cambria Math"/>
+                                            <w:i/>
+                                            <w:lang w:val="en-US"/>
+                                          </w:rPr>
+                                        </m:ctrlPr>
+                                      </m:sSupPr>
+                                      <m:e>
+                                        <m:r>
+                                          <w:rPr>
+                                            <w:rFonts w:ascii="Cambria Math" w:hAnsi="Cambria Math"/>
+                                            <w:lang w:val="en-US"/>
+                                          </w:rPr>
+                                          <m:t>2</m:t>
+                                        </m:r>
+                                      </m:e>
+                                      <m:sup>
+                                        <m:r>
+                                          <w:rPr>
+                                            <w:rFonts w:ascii="Cambria Math" w:hAnsi="Cambria Math"/>
+                                            <w:lang w:val="en-US"/>
+                                          </w:rPr>
+                                          <m:t>15</m:t>
+                                        </m:r>
+                                      </m:sup>
+                                    </m:sSup>
+                                    <m:r>
+                                      <w:rPr>
+                                        <w:rFonts w:ascii="Cambria Math" w:hAnsi="Cambria Math"/>
+                                        <w:lang w:val="en-US"/>
+                                      </w:rPr>
+                                      <m:t>+A</m:t>
+                                    </m:r>
+                                  </m:e>
+                                </m:d>
+                                <m:r>
+                                  <w:rPr>
+                                    <w:rFonts w:ascii="Cambria Math" w:hAnsi="Cambria Math"/>
+                                    <w:lang w:val="en-US"/>
+                                  </w:rPr>
+                                  <m:t>≤B ≤</m:t>
+                                </m:r>
+                                <m:sSup>
+                                  <m:sSupPr>
+                                    <m:ctrlPr>
+                                      <w:rPr>
+                                        <w:rFonts w:ascii="Cambria Math" w:hAnsi="Cambria Math"/>
+                                        <w:i/>
+                                        <w:lang w:val="en-US"/>
+                                      </w:rPr>
+                                    </m:ctrlPr>
+                                  </m:sSupPr>
+                                  <m:e>
+                                    <m:r>
+                                      <w:rPr>
+                                        <w:rFonts w:ascii="Cambria Math" w:hAnsi="Cambria Math"/>
+                                        <w:lang w:val="en-US"/>
+                                      </w:rPr>
+                                      <m:t>2</m:t>
+                                    </m:r>
+                                  </m:e>
+                                  <m:sup>
+                                    <m:r>
+                                      <w:rPr>
+                                        <w:rFonts w:ascii="Cambria Math" w:hAnsi="Cambria Math"/>
+                                        <w:lang w:val="en-US"/>
+                                      </w:rPr>
+                                      <m:t>15</m:t>
+                                    </m:r>
+                                  </m:sup>
+                                </m:sSup>
+                                <m:r>
+                                  <w:rPr>
+                                    <w:rFonts w:ascii="Cambria Math" w:hAnsi="Cambria Math"/>
+                                    <w:lang w:val="en-US"/>
+                                  </w:rPr>
+                                  <m:t>-1</m:t>
+                                </m:r>
+                              </m:e>
+                              <m:e>
+                                <m:r>
+                                  <w:rPr>
+                                    <w:rFonts w:ascii="Cambria Math" w:hAnsi="Cambria Math"/>
+                                    <w:lang w:val="en-US"/>
+                                  </w:rPr>
+                                  <m:t>-</m:t>
+                                </m:r>
+                                <m:d>
+                                  <m:dPr>
+                                    <m:ctrlPr>
+                                      <w:rPr>
+                                        <w:rFonts w:ascii="Cambria Math" w:hAnsi="Cambria Math"/>
+                                        <w:i/>
+                                        <w:lang w:val="en-US"/>
+                                      </w:rPr>
+                                    </m:ctrlPr>
+                                  </m:dPr>
+                                  <m:e>
+                                    <m:sSup>
+                                      <m:sSupPr>
+                                        <m:ctrlPr>
+                                          <w:rPr>
+                                            <w:rFonts w:ascii="Cambria Math" w:hAnsi="Cambria Math"/>
+                                            <w:i/>
+                                            <w:lang w:val="en-US"/>
+                                          </w:rPr>
+                                        </m:ctrlPr>
+                                      </m:sSupPr>
+                                      <m:e>
+                                        <m:r>
+                                          <w:rPr>
+                                            <w:rFonts w:ascii="Cambria Math" w:hAnsi="Cambria Math"/>
+                                            <w:lang w:val="en-US"/>
+                                          </w:rPr>
+                                          <m:t>2</m:t>
+                                        </m:r>
+                                      </m:e>
+                                      <m:sup>
+                                        <m:r>
+                                          <w:rPr>
+                                            <w:rFonts w:ascii="Cambria Math" w:hAnsi="Cambria Math"/>
+                                            <w:lang w:val="en-US"/>
+                                          </w:rPr>
+                                          <m:t>15</m:t>
+                                        </m:r>
+                                      </m:sup>
+                                    </m:sSup>
+                                    <m:r>
+                                      <w:rPr>
+                                        <w:rFonts w:ascii="Cambria Math" w:hAnsi="Cambria Math"/>
+                                        <w:lang w:val="en-US"/>
+                                      </w:rPr>
+                                      <m:t>+A+B</m:t>
+                                    </m:r>
+                                  </m:e>
+                                </m:d>
+                                <m:r>
+                                  <w:rPr>
+                                    <w:rFonts w:ascii="Cambria Math" w:hAnsi="Cambria Math"/>
+                                    <w:lang w:val="en-US"/>
+                                  </w:rPr>
+                                  <m:t xml:space="preserve">≤C ≤ </m:t>
+                                </m:r>
+                                <m:sSup>
+                                  <m:sSupPr>
+                                    <m:ctrlPr>
+                                      <w:rPr>
+                                        <w:rFonts w:ascii="Cambria Math" w:hAnsi="Cambria Math"/>
+                                        <w:i/>
+                                        <w:lang w:val="en-US"/>
+                                      </w:rPr>
+                                    </m:ctrlPr>
+                                  </m:sSupPr>
+                                  <m:e>
+                                    <m:r>
+                                      <w:rPr>
+                                        <w:rFonts w:ascii="Cambria Math" w:hAnsi="Cambria Math"/>
+                                        <w:lang w:val="en-US"/>
+                                      </w:rPr>
+                                      <m:t>2</m:t>
+                                    </m:r>
+                                  </m:e>
+                                  <m:sup>
+                                    <m:r>
+                                      <w:rPr>
+                                        <w:rFonts w:ascii="Cambria Math" w:hAnsi="Cambria Math"/>
+                                        <w:lang w:val="en-US"/>
+                                      </w:rPr>
+                                      <m:t>15</m:t>
+                                    </m:r>
+                                  </m:sup>
+                                </m:sSup>
+                                <m:r>
+                                  <w:rPr>
+                                    <w:rFonts w:ascii="Cambria Math" w:hAnsi="Cambria Math"/>
+                                    <w:lang w:val="en-US"/>
+                                  </w:rPr>
+                                  <m:t>-1</m:t>
+                                </m:r>
+                              </m:e>
+                            </m:eqArr>
+                          </m:e>
+                        </m:d>
+                      </m:e>
+                      <m:e>
+                        <m:r>
+                          <w:rPr>
+                            <w:rFonts w:ascii="Cambria Math" w:hAnsi="Cambria Math"/>
+                            <w:lang w:val="en-US"/>
+                          </w:rPr>
+                          <m:t>2)</m:t>
+                        </m:r>
+                        <m:d>
+                          <m:dPr>
+                            <m:begChr m:val="{"/>
+                            <m:endChr m:val=""/>
+                            <m:ctrlPr>
+                              <w:rPr>
+                                <w:rFonts w:ascii="Cambria Math" w:hAnsi="Cambria Math"/>
+                                <w:i/>
+                                <w:lang w:val="en-US"/>
+                              </w:rPr>
+                            </m:ctrlPr>
+                          </m:dPr>
+                          <m:e>
+                            <m:eqArr>
+                              <m:eqArrPr>
+                                <m:ctrlPr>
+                                  <w:rPr>
+                                    <w:rFonts w:ascii="Cambria Math" w:hAnsi="Cambria Math"/>
+                                    <w:i/>
+                                    <w:lang w:val="en-US"/>
+                                  </w:rPr>
+                                </m:ctrlPr>
+                              </m:eqArrPr>
+                              <m:e>
+                                <m:r>
+                                  <w:rPr>
+                                    <w:rFonts w:ascii="Cambria Math" w:hAnsi="Cambria Math"/>
+                                    <w:lang w:val="en-US"/>
+                                  </w:rPr>
+                                  <m:t>-</m:t>
+                                </m:r>
+                                <m:d>
+                                  <m:dPr>
+                                    <m:ctrlPr>
+                                      <w:rPr>
+                                        <w:rFonts w:ascii="Cambria Math" w:hAnsi="Cambria Math"/>
+                                        <w:i/>
+                                        <w:lang w:val="en-US"/>
+                                      </w:rPr>
+                                    </m:ctrlPr>
+                                  </m:dPr>
+                                  <m:e>
+                                    <m:sSup>
+                                      <m:sSupPr>
+                                        <m:ctrlPr>
+                                          <w:rPr>
+                                            <w:rFonts w:ascii="Cambria Math" w:hAnsi="Cambria Math"/>
+                                            <w:i/>
+                                            <w:lang w:val="en-US"/>
+                                          </w:rPr>
+                                        </m:ctrlPr>
+                                      </m:sSupPr>
+                                      <m:e>
+                                        <m:r>
+                                          <w:rPr>
+                                            <w:rFonts w:ascii="Cambria Math" w:hAnsi="Cambria Math"/>
+                                            <w:lang w:val="en-US"/>
+                                          </w:rPr>
+                                          <m:t>2</m:t>
+                                        </m:r>
+                                      </m:e>
+                                      <m:sup>
+                                        <m:r>
+                                          <w:rPr>
+                                            <w:rFonts w:ascii="Cambria Math" w:hAnsi="Cambria Math"/>
+                                            <w:lang w:val="en-US"/>
+                                          </w:rPr>
+                                          <m:t>15</m:t>
+                                        </m:r>
+                                      </m:sup>
+                                    </m:sSup>
+                                    <m:r>
+                                      <w:rPr>
+                                        <w:rFonts w:ascii="Cambria Math" w:hAnsi="Cambria Math"/>
+                                        <w:lang w:val="en-US"/>
+                                      </w:rPr>
+                                      <m:t>+A</m:t>
+                                    </m:r>
+                                  </m:e>
+                                </m:d>
+                                <m:r>
+                                  <w:rPr>
+                                    <w:rFonts w:ascii="Cambria Math" w:hAnsi="Cambria Math"/>
+                                    <w:lang w:val="en-US"/>
+                                  </w:rPr>
+                                  <m:t>≤</m:t>
+                                </m:r>
+                                <m:r>
+                                  <w:rPr>
+                                    <w:rFonts w:ascii="Cambria Math" w:hAnsi="Cambria Math"/>
+                                    <w:lang w:val="en-US"/>
+                                  </w:rPr>
+                                  <m:t>C</m:t>
+                                </m:r>
+                                <m:r>
+                                  <w:rPr>
+                                    <w:rFonts w:ascii="Cambria Math" w:hAnsi="Cambria Math"/>
+                                    <w:lang w:val="en-US"/>
+                                  </w:rPr>
+                                  <m:t xml:space="preserve"> ≤</m:t>
+                                </m:r>
+                                <m:sSup>
+                                  <m:sSupPr>
+                                    <m:ctrlPr>
+                                      <w:rPr>
+                                        <w:rFonts w:ascii="Cambria Math" w:hAnsi="Cambria Math"/>
+                                        <w:i/>
+                                        <w:lang w:val="en-US"/>
+                                      </w:rPr>
+                                    </m:ctrlPr>
+                                  </m:sSupPr>
+                                  <m:e>
+                                    <m:r>
+                                      <w:rPr>
+                                        <w:rFonts w:ascii="Cambria Math" w:hAnsi="Cambria Math"/>
+                                        <w:lang w:val="en-US"/>
+                                      </w:rPr>
+                                      <m:t>2</m:t>
+                                    </m:r>
+                                  </m:e>
+                                  <m:sup>
+                                    <m:r>
+                                      <w:rPr>
+                                        <w:rFonts w:ascii="Cambria Math" w:hAnsi="Cambria Math"/>
+                                        <w:lang w:val="en-US"/>
+                                      </w:rPr>
+                                      <m:t>15</m:t>
+                                    </m:r>
+                                  </m:sup>
+                                </m:sSup>
+                                <m:r>
+                                  <w:rPr>
+                                    <w:rFonts w:ascii="Cambria Math" w:hAnsi="Cambria Math"/>
+                                    <w:lang w:val="en-US"/>
+                                  </w:rPr>
+                                  <m:t>-1</m:t>
+                                </m:r>
+                              </m:e>
+                              <m:e>
+                                <m:r>
+                                  <w:rPr>
+                                    <w:rFonts w:ascii="Cambria Math" w:hAnsi="Cambria Math"/>
+                                    <w:lang w:val="en-US"/>
+                                  </w:rPr>
+                                  <m:t>-</m:t>
+                                </m:r>
+                                <m:d>
+                                  <m:dPr>
+                                    <m:ctrlPr>
+                                      <w:rPr>
+                                        <w:rFonts w:ascii="Cambria Math" w:hAnsi="Cambria Math"/>
+                                        <w:i/>
+                                        <w:lang w:val="en-US"/>
+                                      </w:rPr>
+                                    </m:ctrlPr>
+                                  </m:dPr>
+                                  <m:e>
+                                    <m:sSup>
+                                      <m:sSupPr>
+                                        <m:ctrlPr>
+                                          <w:rPr>
+                                            <w:rFonts w:ascii="Cambria Math" w:hAnsi="Cambria Math"/>
+                                            <w:i/>
+                                            <w:lang w:val="en-US"/>
+                                          </w:rPr>
+                                        </m:ctrlPr>
+                                      </m:sSupPr>
+                                      <m:e>
+                                        <m:r>
+                                          <w:rPr>
+                                            <w:rFonts w:ascii="Cambria Math" w:hAnsi="Cambria Math"/>
+                                            <w:lang w:val="en-US"/>
+                                          </w:rPr>
+                                          <m:t>2</m:t>
+                                        </m:r>
+                                      </m:e>
+                                      <m:sup>
+                                        <m:r>
+                                          <w:rPr>
+                                            <w:rFonts w:ascii="Cambria Math" w:hAnsi="Cambria Math"/>
+                                            <w:lang w:val="en-US"/>
+                                          </w:rPr>
+                                          <m:t>15</m:t>
+                                        </m:r>
+                                      </m:sup>
+                                    </m:sSup>
+                                    <m:r>
+                                      <w:rPr>
+                                        <w:rFonts w:ascii="Cambria Math" w:hAnsi="Cambria Math"/>
+                                        <w:lang w:val="en-US"/>
+                                      </w:rPr>
+                                      <m:t>+A+</m:t>
+                                    </m:r>
+                                    <m:r>
+                                      <w:rPr>
+                                        <w:rFonts w:ascii="Cambria Math" w:hAnsi="Cambria Math"/>
+                                        <w:lang w:val="en-US"/>
+                                      </w:rPr>
+                                      <m:t>C</m:t>
+                                    </m:r>
+                                  </m:e>
+                                </m:d>
+                                <m:r>
+                                  <w:rPr>
+                                    <w:rFonts w:ascii="Cambria Math" w:hAnsi="Cambria Math"/>
+                                    <w:lang w:val="en-US"/>
+                                  </w:rPr>
+                                  <m:t>≤</m:t>
+                                </m:r>
+                                <m:r>
+                                  <w:rPr>
+                                    <w:rFonts w:ascii="Cambria Math" w:hAnsi="Cambria Math"/>
+                                    <w:lang w:val="en-US"/>
+                                  </w:rPr>
+                                  <m:t>B</m:t>
+                                </m:r>
+                                <m:r>
+                                  <w:rPr>
+                                    <w:rFonts w:ascii="Cambria Math" w:hAnsi="Cambria Math"/>
+                                    <w:lang w:val="en-US"/>
+                                  </w:rPr>
+                                  <m:t xml:space="preserve"> ≤ </m:t>
+                                </m:r>
+                                <m:sSup>
+                                  <m:sSupPr>
+                                    <m:ctrlPr>
+                                      <w:rPr>
+                                        <w:rFonts w:ascii="Cambria Math" w:hAnsi="Cambria Math"/>
+                                        <w:i/>
+                                        <w:lang w:val="en-US"/>
+                                      </w:rPr>
+                                    </m:ctrlPr>
+                                  </m:sSupPr>
+                                  <m:e>
+                                    <m:r>
+                                      <w:rPr>
+                                        <w:rFonts w:ascii="Cambria Math" w:hAnsi="Cambria Math"/>
+                                        <w:lang w:val="en-US"/>
+                                      </w:rPr>
+                                      <m:t>2</m:t>
+                                    </m:r>
+                                  </m:e>
+                                  <m:sup>
+                                    <m:r>
+                                      <w:rPr>
+                                        <w:rFonts w:ascii="Cambria Math" w:hAnsi="Cambria Math"/>
+                                        <w:lang w:val="en-US"/>
+                                      </w:rPr>
+                                      <m:t>15</m:t>
+                                    </m:r>
+                                  </m:sup>
+                                </m:sSup>
+                                <m:r>
+                                  <w:rPr>
+                                    <w:rFonts w:ascii="Cambria Math" w:hAnsi="Cambria Math"/>
+                                    <w:lang w:val="en-US"/>
+                                  </w:rPr>
+                                  <m:t>-1</m:t>
+                                </m:r>
+                              </m:e>
+                            </m:eqArr>
+                          </m:e>
+                        </m:d>
+                      </m:e>
+                    </m:eqArr>
+                  </m:e>
+                </m:d>
+              </m:e>
+            </m:eqArr>
+          </m:e>
+        </m:d>
+      </m:oMath>
     </w:p>
     <w:p>
       <w:pPr>
         <w:ind w:firstLine="0"/>
         <w:rPr>
           <w:rFonts w:ascii="Cambria Math" w:hAnsi="Cambria Math" w:cs="Cambria Math"/>
+          <w:lang w:val="en-US"/>
         </w:rPr>
       </w:pPr>
       <w:r>
@@ -3909,109 +4615,172 @@
       <w:pPr>
         <w:ind w:firstLine="0"/>
         <w:rPr>
-          <w:rFonts w:eastAsiaTheme="minorEastAsia"/>
-        </w:rPr>
-      </w:pPr>
-      <w:r>
-        <w:rPr>
-          <w:rFonts w:eastAsiaTheme="minorEastAsia"/>
-        </w:rPr>
-        <w:t>2</w:t>
-      </w:r>
-      <w:r>
-        <w:rPr>
-          <w:rFonts w:eastAsiaTheme="minorEastAsia"/>
-          <w:lang w:val="en-US"/>
-        </w:rPr>
-        <w:t>B</w:t>
-      </w:r>
-      <w:r>
-        <w:rPr>
-          <w:rFonts w:eastAsiaTheme="minorEastAsia"/>
-        </w:rPr>
-        <w:t>2</w:t>
-      </w:r>
-      <w:r>
-        <w:rPr>
-          <w:rFonts w:eastAsiaTheme="minorEastAsia"/>
-          <w:vertAlign w:val="subscript"/>
-        </w:rPr>
-        <w:t>16</w:t>
-      </w:r>
-      <w:r>
-        <w:rPr>
-          <w:rFonts w:eastAsiaTheme="minorEastAsia"/>
-        </w:rPr>
-        <w:t xml:space="preserve"> </w:t>
-      </w:r>
-      <w:r>
-        <w:rPr>
-          <w:rFonts w:ascii="Cambria Math" w:hAnsi="Cambria Math" w:cs="Cambria Math"/>
-        </w:rPr>
-        <w:t>≤</w:t>
-      </w:r>
-      <w:r>
-        <w:rPr>
-          <w:rFonts w:ascii="Cambria Math" w:hAnsi="Cambria Math" w:cs="Cambria Math"/>
-        </w:rPr>
-        <w:t xml:space="preserve"> </w:t>
-      </w:r>
-      <w:r>
-        <w:rPr>
           <w:rFonts w:ascii="Cambria Math" w:hAnsi="Cambria Math" w:cs="Cambria Math"/>
           <w:lang w:val="en-US"/>
         </w:rPr>
-        <w:t>D</w:t>
-      </w:r>
-      <w:r>
-        <w:rPr>
-          <w:rFonts w:ascii="Cambria Math" w:hAnsi="Cambria Math" w:cs="Cambria Math"/>
-        </w:rPr>
-        <w:t xml:space="preserve"> </w:t>
-      </w:r>
-      <w:r>
-        <w:rPr>
-          <w:rFonts w:ascii="Cambria Math" w:hAnsi="Cambria Math" w:cs="Cambria Math"/>
-        </w:rPr>
-        <w:t>≤</w:t>
-      </w:r>
-      <w:r>
-        <w:rPr>
-          <w:rFonts w:ascii="Cambria Math" w:hAnsi="Cambria Math" w:cs="Cambria Math"/>
-        </w:rPr>
-        <w:t xml:space="preserve"> 2</w:t>
-      </w:r>
-      <w:r>
-        <w:rPr>
-          <w:rFonts w:ascii="Cambria Math" w:hAnsi="Cambria Math" w:cs="Cambria Math"/>
-          <w:lang w:val="en-US"/>
-        </w:rPr>
-        <w:t>B</w:t>
-      </w:r>
-      <w:r>
-        <w:rPr>
-          <w:rFonts w:ascii="Cambria Math" w:hAnsi="Cambria Math" w:cs="Cambria Math"/>
-        </w:rPr>
-        <w:t>4</w:t>
-      </w:r>
-      <w:r>
-        <w:rPr>
-          <w:rFonts w:ascii="Cambria Math" w:hAnsi="Cambria Math" w:cs="Cambria Math"/>
-          <w:vertAlign w:val="subscript"/>
-        </w:rPr>
-        <w:t>16</w:t>
-      </w:r>
-    </w:p>
-    <w:p>
-      <w:pPr>
-        <w:spacing w:after="160" w:line="278" w:lineRule="auto"/>
-        <w:ind w:firstLine="0"/>
-        <w:jc w:val="left"/>
-        <w:rPr>
-          <w:b/>
-          <w:bCs/>
-        </w:rPr>
-      </w:pPr>
+      </w:pPr>
+      <m:oMath>
+        <m:d>
+          <m:dPr>
+            <m:begChr m:val="{"/>
+            <m:endChr m:val=""/>
+            <m:ctrlPr>
+              <w:rPr>
+                <w:rFonts w:ascii="Cambria Math" w:hAnsi="Cambria Math" w:cs="Cambria Math"/>
+                <w:i/>
+                <w:lang w:val="en-US"/>
+              </w:rPr>
+            </m:ctrlPr>
+          </m:dPr>
+          <m:e>
+            <m:eqArr>
+              <m:eqArrPr>
+                <m:ctrlPr>
+                  <w:rPr>
+                    <w:rFonts w:ascii="Cambria Math" w:hAnsi="Cambria Math" w:cs="Cambria Math"/>
+                    <w:i/>
+                    <w:lang w:val="en-US"/>
+                  </w:rPr>
+                </m:ctrlPr>
+              </m:eqArrPr>
+              <m:e>
+                <m:sSub>
+                  <m:sSubPr>
+                    <m:ctrlPr>
+                      <w:rPr>
+                        <w:rFonts w:ascii="Cambria Math" w:hAnsi="Cambria Math" w:cs="Cambria Math"/>
+                        <w:i/>
+                        <w:lang w:val="en-US"/>
+                      </w:rPr>
+                    </m:ctrlPr>
+                  </m:sSubPr>
+                  <m:e>
+                    <m:r>
+                      <w:rPr>
+                        <w:rFonts w:ascii="Cambria Math" w:hAnsi="Cambria Math" w:cs="Cambria Math"/>
+                        <w:lang w:val="en-US"/>
+                      </w:rPr>
+                      <m:t>010</m:t>
+                    </m:r>
+                  </m:e>
+                  <m:sub>
+                    <m:r>
+                      <w:rPr>
+                        <w:rFonts w:ascii="Cambria Math" w:hAnsi="Cambria Math" w:cs="Cambria Math"/>
+                        <w:lang w:val="en-US"/>
+                      </w:rPr>
+                      <m:t>16</m:t>
+                    </m:r>
+                  </m:sub>
+                </m:sSub>
+                <m:r>
+                  <w:rPr>
+                    <w:rFonts w:ascii="Cambria Math" w:hAnsi="Cambria Math" w:cs="Cambria Math"/>
+                    <w:lang w:val="en-US"/>
+                  </w:rPr>
+                  <m:t xml:space="preserve"> ≤D ≤</m:t>
+                </m:r>
+                <m:sSub>
+                  <m:sSubPr>
+                    <m:ctrlPr>
+                      <w:rPr>
+                        <w:rFonts w:ascii="Cambria Math" w:hAnsi="Cambria Math" w:cs="Cambria Math"/>
+                        <w:i/>
+                        <w:lang w:val="en-US"/>
+                      </w:rPr>
+                    </m:ctrlPr>
+                  </m:sSubPr>
+                  <m:e>
+                    <m:r>
+                      <w:rPr>
+                        <w:rFonts w:ascii="Cambria Math" w:hAnsi="Cambria Math" w:cs="Cambria Math"/>
+                        <w:lang w:val="en-US"/>
+                      </w:rPr>
+                      <m:t>2A0</m:t>
+                    </m:r>
+                  </m:e>
+                  <m:sub>
+                    <m:r>
+                      <w:rPr>
+                        <w:rFonts w:ascii="Cambria Math" w:hAnsi="Cambria Math" w:cs="Cambria Math"/>
+                        <w:lang w:val="en-US"/>
+                      </w:rPr>
+                      <m:t>16</m:t>
+                    </m:r>
+                  </m:sub>
+                </m:sSub>
+              </m:e>
+              <m:e>
+                <m:sSub>
+                  <m:sSubPr>
+                    <m:ctrlPr>
+                      <w:rPr>
+                        <w:rFonts w:ascii="Cambria Math" w:hAnsi="Cambria Math" w:cs="Cambria Math"/>
+                        <w:i/>
+                        <w:lang w:val="en-US"/>
+                      </w:rPr>
+                    </m:ctrlPr>
+                  </m:sSubPr>
+                  <m:e>
+                    <m:r>
+                      <w:rPr>
+                        <w:rFonts w:ascii="Cambria Math" w:hAnsi="Cambria Math" w:cs="Cambria Math"/>
+                        <w:lang w:val="en-US"/>
+                      </w:rPr>
+                      <m:t>2B2</m:t>
+                    </m:r>
+                  </m:e>
+                  <m:sub>
+                    <m:r>
+                      <w:rPr>
+                        <w:rFonts w:ascii="Cambria Math" w:hAnsi="Cambria Math" w:cs="Cambria Math"/>
+                        <w:lang w:val="en-US"/>
+                      </w:rPr>
+                      <m:t>16</m:t>
+                    </m:r>
+                  </m:sub>
+                </m:sSub>
+                <m:r>
+                  <w:rPr>
+                    <w:rFonts w:ascii="Cambria Math" w:hAnsi="Cambria Math" w:cs="Cambria Math"/>
+                    <w:lang w:val="en-US"/>
+                  </w:rPr>
+                  <m:t xml:space="preserve"> ≤D ≤</m:t>
+                </m:r>
+                <m:sSub>
+                  <m:sSubPr>
+                    <m:ctrlPr>
+                      <w:rPr>
+                        <w:rFonts w:ascii="Cambria Math" w:hAnsi="Cambria Math" w:cs="Cambria Math"/>
+                        <w:i/>
+                        <w:lang w:val="en-US"/>
+                      </w:rPr>
+                    </m:ctrlPr>
+                  </m:sSubPr>
+                  <m:e>
+                    <m:r>
+                      <w:rPr>
+                        <w:rFonts w:ascii="Cambria Math" w:hAnsi="Cambria Math" w:cs="Cambria Math"/>
+                        <w:lang w:val="en-US"/>
+                      </w:rPr>
+                      <m:t>7FF</m:t>
+                    </m:r>
+                  </m:e>
+                  <m:sub>
+                    <m:r>
+                      <w:rPr>
+                        <w:rFonts w:ascii="Cambria Math" w:hAnsi="Cambria Math" w:cs="Cambria Math"/>
+                        <w:lang w:val="en-US"/>
+                      </w:rPr>
+                      <m:t>16</m:t>
+                    </m:r>
+                  </m:sub>
+                </m:sSub>
+              </m:e>
+            </m:eqArr>
+          </m:e>
+        </m:d>
+      </m:oMath>
       <w:r>
         <w:rPr>
           <w:b/>
@@ -4041,13 +4810,14 @@
       <w:tblPr>
         <w:tblStyle w:val="ac"/>
         <w:tblW w:w="0" w:type="auto"/>
+        <w:tblLayout w:type="fixed"/>
         <w:tblLook w:val="04A0" w:firstRow="1" w:lastRow="0" w:firstColumn="1" w:lastColumn="0" w:noHBand="0" w:noVBand="1"/>
       </w:tblPr>
       <w:tblGrid>
-        <w:gridCol w:w="1022"/>
-        <w:gridCol w:w="1783"/>
-        <w:gridCol w:w="5135"/>
-        <w:gridCol w:w="1405"/>
+        <w:gridCol w:w="1009"/>
+        <w:gridCol w:w="1760"/>
+        <w:gridCol w:w="5448"/>
+        <w:gridCol w:w="1128"/>
       </w:tblGrid>
       <w:tr>
         <w:trPr>
@@ -4056,7 +4826,7 @@
         </w:trPr>
         <w:tc>
           <w:tcPr>
-            <w:tcW w:w="1027" w:type="dxa"/>
+            <w:tcW w:w="1009" w:type="dxa"/>
           </w:tcPr>
           <w:p>
             <w:pPr>
@@ -4075,7 +4845,7 @@
         </w:tc>
         <w:tc>
           <w:tcPr>
-            <w:tcW w:w="1794" w:type="dxa"/>
+            <w:tcW w:w="1760" w:type="dxa"/>
           </w:tcPr>
           <w:p>
             <w:pPr>
@@ -4094,7 +4864,7 @@
         </w:tc>
         <w:tc>
           <w:tcPr>
-            <w:tcW w:w="5396" w:type="dxa"/>
+            <w:tcW w:w="5448" w:type="dxa"/>
           </w:tcPr>
           <w:p>
             <w:pPr>
@@ -4119,7 +4889,7 @@
         </w:trPr>
         <w:tc>
           <w:tcPr>
-            <w:tcW w:w="1027" w:type="dxa"/>
+            <w:tcW w:w="1009" w:type="dxa"/>
           </w:tcPr>
           <w:p>
             <w:pPr>
@@ -4140,7 +4910,7 @@
         </w:tc>
         <w:tc>
           <w:tcPr>
-            <w:tcW w:w="1794" w:type="dxa"/>
+            <w:tcW w:w="1760" w:type="dxa"/>
           </w:tcPr>
           <w:p>
             <w:pPr>
@@ -4161,7 +4931,7 @@
         </w:tc>
         <w:tc>
           <w:tcPr>
-            <w:tcW w:w="5396" w:type="dxa"/>
+            <w:tcW w:w="5448" w:type="dxa"/>
           </w:tcPr>
           <w:p>
             <w:pPr>
@@ -4174,7 +4944,19 @@
               <w:rPr>
                 <w:bCs/>
               </w:rPr>
-              <w:t>Адрес текущего элемента массива</w:t>
+              <w:t xml:space="preserve">Адрес </w:t>
+            </w:r>
+            <w:r>
+              <w:rPr>
+                <w:bCs/>
+              </w:rPr>
+              <w:t>первого/текущего</w:t>
+            </w:r>
+            <w:r>
+              <w:rPr>
+                <w:bCs/>
+              </w:rPr>
+              <w:t xml:space="preserve"> элемента массива</w:t>
             </w:r>
           </w:p>
         </w:tc>
@@ -4186,7 +4968,7 @@
         </w:trPr>
         <w:tc>
           <w:tcPr>
-            <w:tcW w:w="1027" w:type="dxa"/>
+            <w:tcW w:w="1009" w:type="dxa"/>
           </w:tcPr>
           <w:p>
             <w:pPr>
@@ -4207,7 +4989,7 @@
         </w:tc>
         <w:tc>
           <w:tcPr>
-            <w:tcW w:w="1794" w:type="dxa"/>
+            <w:tcW w:w="1760" w:type="dxa"/>
           </w:tcPr>
           <w:p>
             <w:pPr>
@@ -4228,7 +5010,7 @@
         </w:tc>
         <w:tc>
           <w:tcPr>
-            <w:tcW w:w="5396" w:type="dxa"/>
+            <w:tcW w:w="5448" w:type="dxa"/>
           </w:tcPr>
           <w:p>
             <w:pPr>
@@ -4253,7 +5035,7 @@
         </w:trPr>
         <w:tc>
           <w:tcPr>
-            <w:tcW w:w="1027" w:type="dxa"/>
+            <w:tcW w:w="1009" w:type="dxa"/>
           </w:tcPr>
           <w:p>
             <w:pPr>
@@ -4274,7 +5056,7 @@
         </w:tc>
         <w:tc>
           <w:tcPr>
-            <w:tcW w:w="1794" w:type="dxa"/>
+            <w:tcW w:w="1760" w:type="dxa"/>
           </w:tcPr>
           <w:p>
             <w:pPr>
@@ -4295,7 +5077,7 @@
         </w:tc>
         <w:tc>
           <w:tcPr>
-            <w:tcW w:w="5396" w:type="dxa"/>
+            <w:tcW w:w="5448" w:type="dxa"/>
           </w:tcPr>
           <w:p>
             <w:pPr>
@@ -4316,7 +5098,7 @@
       <w:tr>
         <w:tc>
           <w:tcPr>
-            <w:tcW w:w="1027" w:type="dxa"/>
+            <w:tcW w:w="1009" w:type="dxa"/>
           </w:tcPr>
           <w:p>
             <w:pPr>
@@ -4331,13 +5113,13 @@
                 <w:bCs/>
                 <w:lang w:val="en-US"/>
               </w:rPr>
-              <w:t>2B2</w:t>
-            </w:r>
-          </w:p>
-        </w:tc>
-        <w:tc>
-          <w:tcPr>
-            <w:tcW w:w="1794" w:type="dxa"/>
+              <w:t>7F3</w:t>
+            </w:r>
+          </w:p>
+        </w:tc>
+        <w:tc>
+          <w:tcPr>
+            <w:tcW w:w="1760" w:type="dxa"/>
           </w:tcPr>
           <w:p>
             <w:pPr>
@@ -4358,7 +5140,7 @@
         </w:tc>
         <w:tc>
           <w:tcPr>
-            <w:tcW w:w="5396" w:type="dxa"/>
+            <w:tcW w:w="5448" w:type="dxa"/>
           </w:tcPr>
           <w:p>
             <w:pPr>
@@ -4413,7 +5195,7 @@
       <w:tr>
         <w:tc>
           <w:tcPr>
-            <w:tcW w:w="1027" w:type="dxa"/>
+            <w:tcW w:w="1009" w:type="dxa"/>
           </w:tcPr>
           <w:p>
             <w:pPr>
@@ -4428,13 +5210,13 @@
                 <w:bCs/>
                 <w:lang w:val="en-US"/>
               </w:rPr>
-              <w:t>2B3</w:t>
-            </w:r>
-          </w:p>
-        </w:tc>
-        <w:tc>
-          <w:tcPr>
-            <w:tcW w:w="1794" w:type="dxa"/>
+              <w:t>7F2</w:t>
+            </w:r>
+          </w:p>
+        </w:tc>
+        <w:tc>
+          <w:tcPr>
+            <w:tcW w:w="1760" w:type="dxa"/>
           </w:tcPr>
           <w:p>
             <w:pPr>
@@ -4455,7 +5237,7 @@
         </w:tc>
         <w:tc>
           <w:tcPr>
-            <w:tcW w:w="5396" w:type="dxa"/>
+            <w:tcW w:w="5448" w:type="dxa"/>
           </w:tcPr>
           <w:p>
             <w:pPr>
@@ -4468,13 +5250,7 @@
               <w:rPr>
                 <w:bCs/>
               </w:rPr>
-              <w:t xml:space="preserve">Второй </w:t>
-            </w:r>
-            <w:r>
-              <w:rPr>
-                <w:bCs/>
-              </w:rPr>
-              <w:t>элемент массива</w:t>
+              <w:t>Второй элемент массива</w:t>
             </w:r>
           </w:p>
         </w:tc>
@@ -4496,7 +5272,7 @@
       <w:tr>
         <w:tc>
           <w:tcPr>
-            <w:tcW w:w="1027" w:type="dxa"/>
+            <w:tcW w:w="1009" w:type="dxa"/>
           </w:tcPr>
           <w:p>
             <w:pPr>
@@ -4511,13 +5287,13 @@
                 <w:bCs/>
                 <w:lang w:val="en-US"/>
               </w:rPr>
-              <w:t>2B4</w:t>
-            </w:r>
-          </w:p>
-        </w:tc>
-        <w:tc>
-          <w:tcPr>
-            <w:tcW w:w="1794" w:type="dxa"/>
+              <w:t>7F1</w:t>
+            </w:r>
+          </w:p>
+        </w:tc>
+        <w:tc>
+          <w:tcPr>
+            <w:tcW w:w="1760" w:type="dxa"/>
           </w:tcPr>
           <w:p>
             <w:pPr>
@@ -4538,7 +5314,7 @@
         </w:tc>
         <w:tc>
           <w:tcPr>
-            <w:tcW w:w="5396" w:type="dxa"/>
+            <w:tcW w:w="5448" w:type="dxa"/>
           </w:tcPr>
           <w:p>
             <w:pPr>
@@ -4551,13 +5327,7 @@
               <w:rPr>
                 <w:bCs/>
               </w:rPr>
-              <w:t xml:space="preserve">Третий </w:t>
-            </w:r>
-            <w:r>
-              <w:rPr>
-                <w:bCs/>
-              </w:rPr>
-              <w:t>элемент массива</w:t>
+              <w:t>Третий элемент массива</w:t>
             </w:r>
           </w:p>
         </w:tc>
@@ -4652,6 +5422,66 @@
       <w:pPr>
         <w:ind w:firstLine="0"/>
       </w:pPr>
+    </w:p>
+    <w:p>
+      <w:pPr>
+        <w:spacing w:after="160" w:line="278" w:lineRule="auto"/>
+        <w:ind w:firstLine="0"/>
+        <w:jc w:val="left"/>
+      </w:pPr>
+      <w:bookmarkStart w:id="5" w:name="_Toc215414130"/>
+      <w:r>
+        <w:t>Новые исходные данные</w:t>
+      </w:r>
+    </w:p>
+    <w:p>
+      <w:pPr>
+        <w:spacing w:after="160" w:line="278" w:lineRule="auto"/>
+        <w:ind w:firstLine="0"/>
+        <w:jc w:val="left"/>
+        <w:rPr>
+          <w:lang w:val="en-US"/>
+        </w:rPr>
+      </w:pPr>
+      <w:r>
+        <w:t>Адрес начала массива 7</w:t>
+      </w:r>
+      <w:r>
+        <w:rPr>
+          <w:lang w:val="en-US"/>
+        </w:rPr>
+        <w:t>FE (16)</w:t>
+      </w:r>
+    </w:p>
+    <w:p>
+      <w:pPr>
+        <w:spacing w:after="160" w:line="278" w:lineRule="auto"/>
+        <w:ind w:firstLine="0"/>
+        <w:jc w:val="left"/>
+      </w:pPr>
+      <w:r>
+        <w:t>Элементы массива</w:t>
+      </w:r>
+    </w:p>
+    <w:p>
+      <w:pPr>
+        <w:spacing w:after="160" w:line="278" w:lineRule="auto"/>
+        <w:ind w:firstLine="0"/>
+        <w:jc w:val="left"/>
+      </w:pPr>
+      <w:r>
+        <w:t>0</w:t>
+      </w:r>
+    </w:p>
+    <w:p>
+      <w:pPr>
+        <w:spacing w:after="160" w:line="278" w:lineRule="auto"/>
+        <w:ind w:firstLine="0"/>
+        <w:jc w:val="left"/>
+      </w:pPr>
+      <w:r>
+        <w:t>-90</w:t>
+      </w:r>
     </w:p>
     <w:p>
       <w:pPr>
@@ -4663,11 +5493,11 @@
           <w:b/>
           <w:color w:val="000000" w:themeColor="text1"/>
           <w:szCs w:val="32"/>
-        </w:rPr>
-      </w:pPr>
-      <w:bookmarkStart w:id="5" w:name="_Toc215414130"/>
-      <w:r>
-        <w:br w:type="page"/>
+          <w:lang w:val="en-US"/>
+        </w:rPr>
+      </w:pPr>
+      <w:r>
+        <w:t>25600</w:t>
       </w:r>
     </w:p>
     <w:p>
@@ -4680,7 +5510,6 @@
         <w:ind w:left="357" w:hanging="357"/>
       </w:pPr>
       <w:r>
-        <w:lastRenderedPageBreak/>
         <w:t>Исходные данные:</w:t>
       </w:r>
       <w:bookmarkEnd w:id="5"/>
@@ -4711,7 +5540,10 @@
         <w:t xml:space="preserve"> </w:t>
       </w:r>
       <w:r>
-        <w:t>736</w:t>
+        <w:rPr>
+          <w:lang w:val="en-US"/>
+        </w:rPr>
+        <w:t>0</w:t>
       </w:r>
       <w:r>
         <w:rPr>
@@ -4733,7 +5565,13 @@
         <w:rPr>
           <w:lang w:val="en-US"/>
         </w:rPr>
-        <w:t>2E0</w:t>
+        <w:t>00</w:t>
+      </w:r>
+      <w:r>
+        <w:rPr>
+          <w:lang w:val="en-US"/>
+        </w:rPr>
+        <w:t>0</w:t>
       </w:r>
       <w:r>
         <w:rPr>
@@ -4756,7 +5594,13 @@
         <w:t>=</w:t>
       </w:r>
       <w:r>
-        <w:t xml:space="preserve"> 2304</w:t>
+        <w:t xml:space="preserve"> </w:t>
+      </w:r>
+      <w:r>
+        <w:rPr>
+          <w:lang w:val="en-US"/>
+        </w:rPr>
+        <w:t>-90</w:t>
       </w:r>
       <w:r>
         <w:rPr>
@@ -4771,7 +5615,7 @@
         <w:rPr>
           <w:lang w:val="en-US"/>
         </w:rPr>
-        <w:t>0900</w:t>
+        <w:t>FFA6</w:t>
       </w:r>
       <w:r>
         <w:rPr>
@@ -4785,38 +5629,59 @@
       <w:pPr>
         <w:ind w:firstLine="0"/>
         <w:rPr>
+          <w:lang w:val="en-US"/>
+        </w:rPr>
+      </w:pPr>
+      <w:r>
+        <w:t>С</w:t>
+      </w:r>
+      <w:r>
+        <w:t xml:space="preserve"> </w:t>
+      </w:r>
+      <w:r>
+        <w:t>=</w:t>
+      </w:r>
+      <w:r>
+        <w:t xml:space="preserve"> </w:t>
+      </w:r>
+      <w:r>
+        <w:rPr>
+          <w:lang w:val="en-US"/>
+        </w:rPr>
+        <w:t>25600</w:t>
+      </w:r>
+      <w:r>
+        <w:rPr>
           <w:vertAlign w:val="subscript"/>
         </w:rPr>
-      </w:pPr>
-      <w:r>
-        <w:t>С</w:t>
-      </w:r>
-      <w:r>
-        <w:t xml:space="preserve"> </w:t>
-      </w:r>
-      <w:r>
-        <w:t>=</w:t>
-      </w:r>
-      <w:r>
-        <w:t xml:space="preserve"> </w:t>
-      </w:r>
-      <w:r>
-        <w:t>-905</w:t>
+        <w:t>10</w:t>
+      </w:r>
+      <w:r>
+        <w:t xml:space="preserve"> = </w:t>
+      </w:r>
+      <w:r>
+        <w:t>6400</w:t>
       </w:r>
       <w:r>
         <w:rPr>
           <w:vertAlign w:val="subscript"/>
-        </w:rPr>
-        <w:t>10</w:t>
-      </w:r>
-      <w:r>
-        <w:t xml:space="preserve"> = </w:t>
-      </w:r>
-      <w:r>
-        <w:rPr>
           <w:lang w:val="en-US"/>
         </w:rPr>
-        <w:t>1800</w:t>
+        <w:t>16</w:t>
+      </w:r>
+    </w:p>
+    <w:p>
+      <w:pPr>
+        <w:ind w:firstLine="0"/>
+        <w:rPr>
+          <w:lang w:val="en-US"/>
+        </w:rPr>
+      </w:pPr>
+      <w:r>
+        <w:rPr>
+          <w:lang w:val="en-US"/>
+        </w:rPr>
+        <w:t>D = 7FE</w:t>
       </w:r>
       <w:r>
         <w:rPr>
@@ -4976,6 +5841,7 @@
                 <w:sz w:val="16"/>
                 <w:szCs w:val="16"/>
               </w:rPr>
+              <w:lastRenderedPageBreak/>
               <w:t>Адрес</w:t>
             </w:r>
           </w:p>
@@ -7761,8 +8627,6 @@
         </w:numPr>
         <w:ind w:left="357" w:hanging="357"/>
       </w:pPr>
-      <w:bookmarkStart w:id="8" w:name="_GoBack"/>
-      <w:bookmarkEnd w:id="8"/>
       <w:r>
         <w:lastRenderedPageBreak/>
         <w:t>Вывод</w:t>
@@ -7781,7 +8645,7 @@
       </w:pPr>
     </w:p>
     <w:sectPr>
-      <w:footerReference w:type="default" r:id="rId11"/>
+      <w:footerReference w:type="default" r:id="rId10"/>
       <w:pgSz w:w="11906" w:h="16838"/>
       <w:pgMar w:top="1134" w:right="850" w:bottom="1134" w:left="1701" w:header="708" w:footer="708" w:gutter="0"/>
       <w:cols w:space="708"/>
@@ -7793,7 +8657,7 @@
 </file>
 
 <file path=word/endnotes.xml><?xml version="1.0" encoding="utf-8"?>
-<w:endnotes xmlns:wpc="http://schemas.microsoft.com/office/word/2010/wordprocessingCanvas" xmlns:cx="http://schemas.microsoft.com/office/drawing/2014/chartex" xmlns:mc="http://schemas.openxmlformats.org/markup-compatibility/2006" xmlns:o="urn:schemas-microsoft-com:office:office" xmlns:r="http://schemas.openxmlformats.org/officeDocument/2006/relationships" xmlns:m="http://schemas.openxmlformats.org/officeDocument/2006/math" xmlns:v="urn:schemas-microsoft-com:vml" xmlns:wp14="http://schemas.microsoft.com/office/word/2010/wordprocessingDrawing" xmlns:wp="http://schemas.openxmlformats.org/drawingml/2006/wordprocessingDrawing" xmlns:w10="urn:schemas-microsoft-com:office:word" xmlns:w="http://schemas.openxmlformats.org/wordprocessingml/2006/main" xmlns:w14="http://schemas.microsoft.com/office/word/2010/wordml" xmlns:w15="http://schemas.microsoft.com/office/word/2012/wordml" xmlns:w16se="http://schemas.microsoft.com/office/word/2015/wordml/symex" xmlns:wpg="http://schemas.microsoft.com/office/word/2010/wordprocessingGroup" xmlns:wpi="http://schemas.microsoft.com/office/word/2010/wordprocessingInk" xmlns:wne="http://schemas.microsoft.com/office/word/2006/wordml" xmlns:wps="http://schemas.microsoft.com/office/word/2010/wordprocessingShape" mc:Ignorable="w14 w15 w16se wp14">
+<w:endnotes xmlns:wpc="http://schemas.microsoft.com/office/word/2010/wordprocessingCanvas" xmlns:cx="http://schemas.microsoft.com/office/drawing/2014/chartex" xmlns:cx1="http://schemas.microsoft.com/office/drawing/2015/9/8/chartex" xmlns:cx2="http://schemas.microsoft.com/office/drawing/2015/10/21/chartex" xmlns:cx3="http://schemas.microsoft.com/office/drawing/2016/5/9/chartex" xmlns:cx4="http://schemas.microsoft.com/office/drawing/2016/5/10/chartex" xmlns:cx5="http://schemas.microsoft.com/office/drawing/2016/5/11/chartex" xmlns:cx6="http://schemas.microsoft.com/office/drawing/2016/5/12/chartex" xmlns:cx7="http://schemas.microsoft.com/office/drawing/2016/5/13/chartex" xmlns:cx8="http://schemas.microsoft.com/office/drawing/2016/5/14/chartex" xmlns:mc="http://schemas.openxmlformats.org/markup-compatibility/2006" xmlns:aink="http://schemas.microsoft.com/office/drawing/2016/ink" xmlns:am3d="http://schemas.microsoft.com/office/drawing/2017/model3d" xmlns:o="urn:schemas-microsoft-com:office:office" xmlns:oel="http://schemas.microsoft.com/office/2019/extlst" xmlns:r="http://schemas.openxmlformats.org/officeDocument/2006/relationships" xmlns:m="http://schemas.openxmlformats.org/officeDocument/2006/math" xmlns:v="urn:schemas-microsoft-com:vml" xmlns:wp14="http://schemas.microsoft.com/office/word/2010/wordprocessingDrawing" xmlns:wp="http://schemas.openxmlformats.org/drawingml/2006/wordprocessingDrawing" xmlns:w10="urn:schemas-microsoft-com:office:word" xmlns:w="http://schemas.openxmlformats.org/wordprocessingml/2006/main" xmlns:w14="http://schemas.microsoft.com/office/word/2010/wordml" xmlns:w15="http://schemas.microsoft.com/office/word/2012/wordml" xmlns:w16cex="http://schemas.microsoft.com/office/word/2018/wordml/cex" xmlns:w16cid="http://schemas.microsoft.com/office/word/2016/wordml/cid" xmlns:w16="http://schemas.microsoft.com/office/word/2018/wordml" xmlns:w16du="http://schemas.microsoft.com/office/word/2023/wordml/word16du" xmlns:w16sdtdh="http://schemas.microsoft.com/office/word/2020/wordml/sdtdatahash" xmlns:w16sdtfl="http://schemas.microsoft.com/office/word/2024/wordml/sdtformatlock" xmlns:w16se="http://schemas.microsoft.com/office/word/2015/wordml/symex" xmlns:wpg="http://schemas.microsoft.com/office/word/2010/wordprocessingGroup" xmlns:wpi="http://schemas.microsoft.com/office/word/2010/wordprocessingInk" xmlns:wne="http://schemas.microsoft.com/office/word/2006/wordml" xmlns:wps="http://schemas.microsoft.com/office/word/2010/wordprocessingShape" mc:Ignorable="w14 w15 w16se w16cid w16 w16cex w16sdtdh w16sdtfl w16du wp14">
   <w:endnote w:type="separator" w:id="-1">
     <w:p>
       <w:pPr>
@@ -7818,7 +8682,7 @@
 </file>
 
 <file path=word/footer1.xml><?xml version="1.0" encoding="utf-8"?>
-<w:ftr xmlns:wpc="http://schemas.microsoft.com/office/word/2010/wordprocessingCanvas" xmlns:cx="http://schemas.microsoft.com/office/drawing/2014/chartex" xmlns:mc="http://schemas.openxmlformats.org/markup-compatibility/2006" xmlns:o="urn:schemas-microsoft-com:office:office" xmlns:r="http://schemas.openxmlformats.org/officeDocument/2006/relationships" xmlns:m="http://schemas.openxmlformats.org/officeDocument/2006/math" xmlns:v="urn:schemas-microsoft-com:vml" xmlns:wp14="http://schemas.microsoft.com/office/word/2010/wordprocessingDrawing" xmlns:wp="http://schemas.openxmlformats.org/drawingml/2006/wordprocessingDrawing" xmlns:w10="urn:schemas-microsoft-com:office:word" xmlns:w="http://schemas.openxmlformats.org/wordprocessingml/2006/main" xmlns:w14="http://schemas.microsoft.com/office/word/2010/wordml" xmlns:w15="http://schemas.microsoft.com/office/word/2012/wordml" xmlns:w16se="http://schemas.microsoft.com/office/word/2015/wordml/symex" xmlns:wpg="http://schemas.microsoft.com/office/word/2010/wordprocessingGroup" xmlns:wpi="http://schemas.microsoft.com/office/word/2010/wordprocessingInk" xmlns:wne="http://schemas.microsoft.com/office/word/2006/wordml" xmlns:wps="http://schemas.microsoft.com/office/word/2010/wordprocessingShape" mc:Ignorable="w14 w15 w16se wp14">
+<w:ftr xmlns:wpc="http://schemas.microsoft.com/office/word/2010/wordprocessingCanvas" xmlns:cx="http://schemas.microsoft.com/office/drawing/2014/chartex" xmlns:cx1="http://schemas.microsoft.com/office/drawing/2015/9/8/chartex" xmlns:cx2="http://schemas.microsoft.com/office/drawing/2015/10/21/chartex" xmlns:cx3="http://schemas.microsoft.com/office/drawing/2016/5/9/chartex" xmlns:cx4="http://schemas.microsoft.com/office/drawing/2016/5/10/chartex" xmlns:cx5="http://schemas.microsoft.com/office/drawing/2016/5/11/chartex" xmlns:cx6="http://schemas.microsoft.com/office/drawing/2016/5/12/chartex" xmlns:cx7="http://schemas.microsoft.com/office/drawing/2016/5/13/chartex" xmlns:cx8="http://schemas.microsoft.com/office/drawing/2016/5/14/chartex" xmlns:mc="http://schemas.openxmlformats.org/markup-compatibility/2006" xmlns:aink="http://schemas.microsoft.com/office/drawing/2016/ink" xmlns:am3d="http://schemas.microsoft.com/office/drawing/2017/model3d" xmlns:o="urn:schemas-microsoft-com:office:office" xmlns:oel="http://schemas.microsoft.com/office/2019/extlst" xmlns:r="http://schemas.openxmlformats.org/officeDocument/2006/relationships" xmlns:m="http://schemas.openxmlformats.org/officeDocument/2006/math" xmlns:v="urn:schemas-microsoft-com:vml" xmlns:wp14="http://schemas.microsoft.com/office/word/2010/wordprocessingDrawing" xmlns:wp="http://schemas.openxmlformats.org/drawingml/2006/wordprocessingDrawing" xmlns:w10="urn:schemas-microsoft-com:office:word" xmlns:w="http://schemas.openxmlformats.org/wordprocessingml/2006/main" xmlns:w14="http://schemas.microsoft.com/office/word/2010/wordml" xmlns:w15="http://schemas.microsoft.com/office/word/2012/wordml" xmlns:w16cex="http://schemas.microsoft.com/office/word/2018/wordml/cex" xmlns:w16cid="http://schemas.microsoft.com/office/word/2016/wordml/cid" xmlns:w16="http://schemas.microsoft.com/office/word/2018/wordml" xmlns:w16du="http://schemas.microsoft.com/office/word/2023/wordml/word16du" xmlns:w16sdtdh="http://schemas.microsoft.com/office/word/2020/wordml/sdtdatahash" xmlns:w16sdtfl="http://schemas.microsoft.com/office/word/2024/wordml/sdtformatlock" xmlns:w16se="http://schemas.microsoft.com/office/word/2015/wordml/symex" xmlns:wpg="http://schemas.microsoft.com/office/word/2010/wordprocessingGroup" xmlns:wpi="http://schemas.microsoft.com/office/word/2010/wordprocessingInk" xmlns:wne="http://schemas.microsoft.com/office/word/2006/wordml" xmlns:wps="http://schemas.microsoft.com/office/word/2010/wordprocessingShape" mc:Ignorable="w14 w15 w16se w16cid w16 w16cex w16sdtdh w16sdtfl w16du wp14">
   <w:sdt>
     <w:sdtPr>
       <w:id w:val="-160630625"/>
@@ -7863,7 +8727,7 @@
 </file>
 
 <file path=word/footnotes.xml><?xml version="1.0" encoding="utf-8"?>
-<w:footnotes xmlns:wpc="http://schemas.microsoft.com/office/word/2010/wordprocessingCanvas" xmlns:cx="http://schemas.microsoft.com/office/drawing/2014/chartex" xmlns:mc="http://schemas.openxmlformats.org/markup-compatibility/2006" xmlns:o="urn:schemas-microsoft-com:office:office" xmlns:r="http://schemas.openxmlformats.org/officeDocument/2006/relationships" xmlns:m="http://schemas.openxmlformats.org/officeDocument/2006/math" xmlns:v="urn:schemas-microsoft-com:vml" xmlns:wp14="http://schemas.microsoft.com/office/word/2010/wordprocessingDrawing" xmlns:wp="http://schemas.openxmlformats.org/drawingml/2006/wordprocessingDrawing" xmlns:w10="urn:schemas-microsoft-com:office:word" xmlns:w="http://schemas.openxmlformats.org/wordprocessingml/2006/main" xmlns:w14="http://schemas.microsoft.com/office/word/2010/wordml" xmlns:w15="http://schemas.microsoft.com/office/word/2012/wordml" xmlns:w16se="http://schemas.microsoft.com/office/word/2015/wordml/symex" xmlns:wpg="http://schemas.microsoft.com/office/word/2010/wordprocessingGroup" xmlns:wpi="http://schemas.microsoft.com/office/word/2010/wordprocessingInk" xmlns:wne="http://schemas.microsoft.com/office/word/2006/wordml" xmlns:wps="http://schemas.microsoft.com/office/word/2010/wordprocessingShape" mc:Ignorable="w14 w15 w16se wp14">
+<w:footnotes xmlns:wpc="http://schemas.microsoft.com/office/word/2010/wordprocessingCanvas" xmlns:cx="http://schemas.microsoft.com/office/drawing/2014/chartex" xmlns:cx1="http://schemas.microsoft.com/office/drawing/2015/9/8/chartex" xmlns:cx2="http://schemas.microsoft.com/office/drawing/2015/10/21/chartex" xmlns:cx3="http://schemas.microsoft.com/office/drawing/2016/5/9/chartex" xmlns:cx4="http://schemas.microsoft.com/office/drawing/2016/5/10/chartex" xmlns:cx5="http://schemas.microsoft.com/office/drawing/2016/5/11/chartex" xmlns:cx6="http://schemas.microsoft.com/office/drawing/2016/5/12/chartex" xmlns:cx7="http://schemas.microsoft.com/office/drawing/2016/5/13/chartex" xmlns:cx8="http://schemas.microsoft.com/office/drawing/2016/5/14/chartex" xmlns:mc="http://schemas.openxmlformats.org/markup-compatibility/2006" xmlns:aink="http://schemas.microsoft.com/office/drawing/2016/ink" xmlns:am3d="http://schemas.microsoft.com/office/drawing/2017/model3d" xmlns:o="urn:schemas-microsoft-com:office:office" xmlns:oel="http://schemas.microsoft.com/office/2019/extlst" xmlns:r="http://schemas.openxmlformats.org/officeDocument/2006/relationships" xmlns:m="http://schemas.openxmlformats.org/officeDocument/2006/math" xmlns:v="urn:schemas-microsoft-com:vml" xmlns:wp14="http://schemas.microsoft.com/office/word/2010/wordprocessingDrawing" xmlns:wp="http://schemas.openxmlformats.org/drawingml/2006/wordprocessingDrawing" xmlns:w10="urn:schemas-microsoft-com:office:word" xmlns:w="http://schemas.openxmlformats.org/wordprocessingml/2006/main" xmlns:w14="http://schemas.microsoft.com/office/word/2010/wordml" xmlns:w15="http://schemas.microsoft.com/office/word/2012/wordml" xmlns:w16cex="http://schemas.microsoft.com/office/word/2018/wordml/cex" xmlns:w16cid="http://schemas.microsoft.com/office/word/2016/wordml/cid" xmlns:w16="http://schemas.microsoft.com/office/word/2018/wordml" xmlns:w16du="http://schemas.microsoft.com/office/word/2023/wordml/word16du" xmlns:w16sdtdh="http://schemas.microsoft.com/office/word/2020/wordml/sdtdatahash" xmlns:w16sdtfl="http://schemas.microsoft.com/office/word/2024/wordml/sdtformatlock" xmlns:w16se="http://schemas.microsoft.com/office/word/2015/wordml/symex" xmlns:wpg="http://schemas.microsoft.com/office/word/2010/wordprocessingGroup" xmlns:wpi="http://schemas.microsoft.com/office/word/2010/wordprocessingInk" xmlns:wne="http://schemas.microsoft.com/office/word/2006/wordml" xmlns:wps="http://schemas.microsoft.com/office/word/2010/wordprocessingShape" mc:Ignorable="w14 w15 w16se w16cid w16 w16cex w16sdtdh w16sdtfl w16du wp14">
   <w:footnote w:type="separator" w:id="-1">
     <w:p>
       <w:pPr>
@@ -7888,7 +8752,7 @@
 </file>
 
 <file path=word/numbering.xml><?xml version="1.0" encoding="utf-8"?>
-<w:numbering xmlns:wpc="http://schemas.microsoft.com/office/word/2010/wordprocessingCanvas" xmlns:cx="http://schemas.microsoft.com/office/drawing/2014/chartex" xmlns:mc="http://schemas.openxmlformats.org/markup-compatibility/2006" xmlns:o="urn:schemas-microsoft-com:office:office" xmlns:r="http://schemas.openxmlformats.org/officeDocument/2006/relationships" xmlns:m="http://schemas.openxmlformats.org/officeDocument/2006/math" xmlns:v="urn:schemas-microsoft-com:vml" xmlns:wp14="http://schemas.microsoft.com/office/word/2010/wordprocessingDrawing" xmlns:wp="http://schemas.openxmlformats.org/drawingml/2006/wordprocessingDrawing" xmlns:w10="urn:schemas-microsoft-com:office:word" xmlns:w="http://schemas.openxmlformats.org/wordprocessingml/2006/main" xmlns:w14="http://schemas.microsoft.com/office/word/2010/wordml" xmlns:w15="http://schemas.microsoft.com/office/word/2012/wordml" xmlns:w16se="http://schemas.microsoft.com/office/word/2015/wordml/symex" xmlns:wpg="http://schemas.microsoft.com/office/word/2010/wordprocessingGroup" xmlns:wpi="http://schemas.microsoft.com/office/word/2010/wordprocessingInk" xmlns:wne="http://schemas.microsoft.com/office/word/2006/wordml" xmlns:wps="http://schemas.microsoft.com/office/word/2010/wordprocessingShape" mc:Ignorable="w14 w15 w16se wp14">
+<w:numbering xmlns:wpc="http://schemas.microsoft.com/office/word/2010/wordprocessingCanvas" xmlns:cx="http://schemas.microsoft.com/office/drawing/2014/chartex" xmlns:cx1="http://schemas.microsoft.com/office/drawing/2015/9/8/chartex" xmlns:cx2="http://schemas.microsoft.com/office/drawing/2015/10/21/chartex" xmlns:cx3="http://schemas.microsoft.com/office/drawing/2016/5/9/chartex" xmlns:cx4="http://schemas.microsoft.com/office/drawing/2016/5/10/chartex" xmlns:cx5="http://schemas.microsoft.com/office/drawing/2016/5/11/chartex" xmlns:cx6="http://schemas.microsoft.com/office/drawing/2016/5/12/chartex" xmlns:cx7="http://schemas.microsoft.com/office/drawing/2016/5/13/chartex" xmlns:cx8="http://schemas.microsoft.com/office/drawing/2016/5/14/chartex" xmlns:mc="http://schemas.openxmlformats.org/markup-compatibility/2006" xmlns:aink="http://schemas.microsoft.com/office/drawing/2016/ink" xmlns:am3d="http://schemas.microsoft.com/office/drawing/2017/model3d" xmlns:o="urn:schemas-microsoft-com:office:office" xmlns:oel="http://schemas.microsoft.com/office/2019/extlst" xmlns:r="http://schemas.openxmlformats.org/officeDocument/2006/relationships" xmlns:m="http://schemas.openxmlformats.org/officeDocument/2006/math" xmlns:v="urn:schemas-microsoft-com:vml" xmlns:wp14="http://schemas.microsoft.com/office/word/2010/wordprocessingDrawing" xmlns:wp="http://schemas.openxmlformats.org/drawingml/2006/wordprocessingDrawing" xmlns:w10="urn:schemas-microsoft-com:office:word" xmlns:w="http://schemas.openxmlformats.org/wordprocessingml/2006/main" xmlns:w14="http://schemas.microsoft.com/office/word/2010/wordml" xmlns:w15="http://schemas.microsoft.com/office/word/2012/wordml" xmlns:w16cex="http://schemas.microsoft.com/office/word/2018/wordml/cex" xmlns:w16cid="http://schemas.microsoft.com/office/word/2016/wordml/cid" xmlns:w16="http://schemas.microsoft.com/office/word/2018/wordml" xmlns:w16du="http://schemas.microsoft.com/office/word/2023/wordml/word16du" xmlns:w16sdtdh="http://schemas.microsoft.com/office/word/2020/wordml/sdtdatahash" xmlns:w16sdtfl="http://schemas.microsoft.com/office/word/2024/wordml/sdtformatlock" xmlns:w16se="http://schemas.microsoft.com/office/word/2015/wordml/symex" xmlns:wpg="http://schemas.microsoft.com/office/word/2010/wordprocessingGroup" xmlns:wpi="http://schemas.microsoft.com/office/word/2010/wordprocessingInk" xmlns:wne="http://schemas.microsoft.com/office/word/2006/wordml" xmlns:wps="http://schemas.microsoft.com/office/word/2010/wordprocessingShape" mc:Ignorable="w14 w15 w16se w16cid w16 w16cex w16sdtdh w16sdtfl w16du wp14">
   <w:abstractNum w:abstractNumId="0" w15:restartNumberingAfterBreak="0">
     <w:nsid w:val="078D607D"/>
     <w:multiLevelType w:val="hybridMultilevel"/>
@@ -8424,16 +9288,16 @@
     </w:lvl>
   </w:abstractNum>
   <w:abstractNum w:abstractNumId="6" w15:restartNumberingAfterBreak="0">
-    <w:nsid w:val="53E24CA2"/>
+    <w:nsid w:val="402A5934"/>
     <w:multiLevelType w:val="hybridMultilevel"/>
-    <w:tmpl w:val="BC0461A4"/>
-    <w:lvl w:ilvl="0" w:tplc="52BA0D5A">
+    <w:tmpl w:val="E7428C36"/>
+    <w:lvl w:ilvl="0" w:tplc="04190011">
       <w:start w:val="1"/>
       <w:numFmt w:val="decimal"/>
-      <w:lvlText w:val="%1."/>
+      <w:lvlText w:val="%1)"/>
       <w:lvlJc w:val="left"/>
       <w:pPr>
-        <w:ind w:left="1069" w:hanging="360"/>
+        <w:ind w:left="720" w:hanging="360"/>
       </w:pPr>
       <w:rPr>
         <w:rFonts w:hint="default"/>
@@ -8445,7 +9309,7 @@
       <w:lvlText w:val="%2."/>
       <w:lvlJc w:val="left"/>
       <w:pPr>
-        <w:ind w:left="1789" w:hanging="360"/>
+        <w:ind w:left="1440" w:hanging="360"/>
       </w:pPr>
     </w:lvl>
     <w:lvl w:ilvl="2" w:tplc="0419001B" w:tentative="1">
@@ -8454,7 +9318,7 @@
       <w:lvlText w:val="%3."/>
       <w:lvlJc w:val="right"/>
       <w:pPr>
-        <w:ind w:left="2509" w:hanging="180"/>
+        <w:ind w:left="2160" w:hanging="180"/>
       </w:pPr>
     </w:lvl>
     <w:lvl w:ilvl="3" w:tplc="0419000F" w:tentative="1">
@@ -8463,7 +9327,7 @@
       <w:lvlText w:val="%4."/>
       <w:lvlJc w:val="left"/>
       <w:pPr>
-        <w:ind w:left="3229" w:hanging="360"/>
+        <w:ind w:left="2880" w:hanging="360"/>
       </w:pPr>
     </w:lvl>
     <w:lvl w:ilvl="4" w:tplc="04190019" w:tentative="1">
@@ -8472,7 +9336,7 @@
       <w:lvlText w:val="%5."/>
       <w:lvlJc w:val="left"/>
       <w:pPr>
-        <w:ind w:left="3949" w:hanging="360"/>
+        <w:ind w:left="3600" w:hanging="360"/>
       </w:pPr>
     </w:lvl>
     <w:lvl w:ilvl="5" w:tplc="0419001B" w:tentative="1">
@@ -8481,7 +9345,7 @@
       <w:lvlText w:val="%6."/>
       <w:lvlJc w:val="right"/>
       <w:pPr>
-        <w:ind w:left="4669" w:hanging="180"/>
+        <w:ind w:left="4320" w:hanging="180"/>
       </w:pPr>
     </w:lvl>
     <w:lvl w:ilvl="6" w:tplc="0419000F" w:tentative="1">
@@ -8490,7 +9354,7 @@
       <w:lvlText w:val="%7."/>
       <w:lvlJc w:val="left"/>
       <w:pPr>
-        <w:ind w:left="5389" w:hanging="360"/>
+        <w:ind w:left="5040" w:hanging="360"/>
       </w:pPr>
     </w:lvl>
     <w:lvl w:ilvl="7" w:tplc="04190019" w:tentative="1">
@@ -8499,7 +9363,7 @@
       <w:lvlText w:val="%8."/>
       <w:lvlJc w:val="left"/>
       <w:pPr>
-        <w:ind w:left="6109" w:hanging="360"/>
+        <w:ind w:left="5760" w:hanging="360"/>
       </w:pPr>
     </w:lvl>
     <w:lvl w:ilvl="8" w:tplc="0419001B" w:tentative="1">
@@ -8508,15 +9372,15 @@
       <w:lvlText w:val="%9."/>
       <w:lvlJc w:val="right"/>
       <w:pPr>
-        <w:ind w:left="6829" w:hanging="180"/>
+        <w:ind w:left="6480" w:hanging="180"/>
       </w:pPr>
     </w:lvl>
   </w:abstractNum>
   <w:abstractNum w:abstractNumId="7" w15:restartNumberingAfterBreak="0">
-    <w:nsid w:val="572617BE"/>
+    <w:nsid w:val="53E24CA2"/>
     <w:multiLevelType w:val="hybridMultilevel"/>
-    <w:tmpl w:val="2C504C6E"/>
-    <w:lvl w:ilvl="0" w:tplc="D996D028">
+    <w:tmpl w:val="BC0461A4"/>
+    <w:lvl w:ilvl="0" w:tplc="52BA0D5A">
       <w:start w:val="1"/>
       <w:numFmt w:val="decimal"/>
       <w:lvlText w:val="%1."/>
@@ -8602,6 +9466,95 @@
     </w:lvl>
   </w:abstractNum>
   <w:abstractNum w:abstractNumId="8" w15:restartNumberingAfterBreak="0">
+    <w:nsid w:val="572617BE"/>
+    <w:multiLevelType w:val="hybridMultilevel"/>
+    <w:tmpl w:val="2C504C6E"/>
+    <w:lvl w:ilvl="0" w:tplc="D996D028">
+      <w:start w:val="1"/>
+      <w:numFmt w:val="decimal"/>
+      <w:lvlText w:val="%1."/>
+      <w:lvlJc w:val="left"/>
+      <w:pPr>
+        <w:ind w:left="1069" w:hanging="360"/>
+      </w:pPr>
+      <w:rPr>
+        <w:rFonts w:hint="default"/>
+      </w:rPr>
+    </w:lvl>
+    <w:lvl w:ilvl="1" w:tplc="04190019" w:tentative="1">
+      <w:start w:val="1"/>
+      <w:numFmt w:val="lowerLetter"/>
+      <w:lvlText w:val="%2."/>
+      <w:lvlJc w:val="left"/>
+      <w:pPr>
+        <w:ind w:left="1789" w:hanging="360"/>
+      </w:pPr>
+    </w:lvl>
+    <w:lvl w:ilvl="2" w:tplc="0419001B" w:tentative="1">
+      <w:start w:val="1"/>
+      <w:numFmt w:val="lowerRoman"/>
+      <w:lvlText w:val="%3."/>
+      <w:lvlJc w:val="right"/>
+      <w:pPr>
+        <w:ind w:left="2509" w:hanging="180"/>
+      </w:pPr>
+    </w:lvl>
+    <w:lvl w:ilvl="3" w:tplc="0419000F" w:tentative="1">
+      <w:start w:val="1"/>
+      <w:numFmt w:val="decimal"/>
+      <w:lvlText w:val="%4."/>
+      <w:lvlJc w:val="left"/>
+      <w:pPr>
+        <w:ind w:left="3229" w:hanging="360"/>
+      </w:pPr>
+    </w:lvl>
+    <w:lvl w:ilvl="4" w:tplc="04190019" w:tentative="1">
+      <w:start w:val="1"/>
+      <w:numFmt w:val="lowerLetter"/>
+      <w:lvlText w:val="%5."/>
+      <w:lvlJc w:val="left"/>
+      <w:pPr>
+        <w:ind w:left="3949" w:hanging="360"/>
+      </w:pPr>
+    </w:lvl>
+    <w:lvl w:ilvl="5" w:tplc="0419001B" w:tentative="1">
+      <w:start w:val="1"/>
+      <w:numFmt w:val="lowerRoman"/>
+      <w:lvlText w:val="%6."/>
+      <w:lvlJc w:val="right"/>
+      <w:pPr>
+        <w:ind w:left="4669" w:hanging="180"/>
+      </w:pPr>
+    </w:lvl>
+    <w:lvl w:ilvl="6" w:tplc="0419000F" w:tentative="1">
+      <w:start w:val="1"/>
+      <w:numFmt w:val="decimal"/>
+      <w:lvlText w:val="%7."/>
+      <w:lvlJc w:val="left"/>
+      <w:pPr>
+        <w:ind w:left="5389" w:hanging="360"/>
+      </w:pPr>
+    </w:lvl>
+    <w:lvl w:ilvl="7" w:tplc="04190019" w:tentative="1">
+      <w:start w:val="1"/>
+      <w:numFmt w:val="lowerLetter"/>
+      <w:lvlText w:val="%8."/>
+      <w:lvlJc w:val="left"/>
+      <w:pPr>
+        <w:ind w:left="6109" w:hanging="360"/>
+      </w:pPr>
+    </w:lvl>
+    <w:lvl w:ilvl="8" w:tplc="0419001B" w:tentative="1">
+      <w:start w:val="1"/>
+      <w:numFmt w:val="lowerRoman"/>
+      <w:lvlText w:val="%9."/>
+      <w:lvlJc w:val="right"/>
+      <w:pPr>
+        <w:ind w:left="6829" w:hanging="180"/>
+      </w:pPr>
+    </w:lvl>
+  </w:abstractNum>
+  <w:abstractNum w:abstractNumId="9" w15:restartNumberingAfterBreak="0">
     <w:nsid w:val="59E7381B"/>
     <w:multiLevelType w:val="hybridMultilevel"/>
     <w:tmpl w:val="EE2E1C0E"/>
@@ -8690,38 +9643,41 @@
       </w:pPr>
     </w:lvl>
   </w:abstractNum>
-  <w:num w:numId="1">
+  <w:num w:numId="1" w16cid:durableId="1913734464">
+    <w:abstractNumId w:val="9"/>
+  </w:num>
+  <w:num w:numId="2" w16cid:durableId="1999722282">
+    <w:abstractNumId w:val="4"/>
+  </w:num>
+  <w:num w:numId="3" w16cid:durableId="322515352">
+    <w:abstractNumId w:val="3"/>
+  </w:num>
+  <w:num w:numId="4" w16cid:durableId="650789621">
+    <w:abstractNumId w:val="7"/>
+  </w:num>
+  <w:num w:numId="5" w16cid:durableId="2082175128">
     <w:abstractNumId w:val="8"/>
   </w:num>
-  <w:num w:numId="2">
-    <w:abstractNumId w:val="4"/>
-  </w:num>
-  <w:num w:numId="3">
-    <w:abstractNumId w:val="3"/>
-  </w:num>
-  <w:num w:numId="4">
-    <w:abstractNumId w:val="6"/>
-  </w:num>
-  <w:num w:numId="5">
-    <w:abstractNumId w:val="7"/>
-  </w:num>
-  <w:num w:numId="6">
+  <w:num w:numId="6" w16cid:durableId="806893005">
     <w:abstractNumId w:val="1"/>
   </w:num>
-  <w:num w:numId="7">
+  <w:num w:numId="7" w16cid:durableId="683164607">
     <w:abstractNumId w:val="0"/>
   </w:num>
-  <w:num w:numId="8">
+  <w:num w:numId="8" w16cid:durableId="806314331">
     <w:abstractNumId w:val="2"/>
   </w:num>
-  <w:num w:numId="9">
+  <w:num w:numId="9" w16cid:durableId="711610225">
     <w:abstractNumId w:val="5"/>
+  </w:num>
+  <w:num w:numId="10" w16cid:durableId="1840609327">
+    <w:abstractNumId w:val="6"/>
   </w:num>
 </w:numbering>
 </file>
 
 <file path=word/styles.xml><?xml version="1.0" encoding="utf-8"?>
-<w:styles xmlns:mc="http://schemas.openxmlformats.org/markup-compatibility/2006" xmlns:r="http://schemas.openxmlformats.org/officeDocument/2006/relationships" xmlns:w="http://schemas.openxmlformats.org/wordprocessingml/2006/main" xmlns:w14="http://schemas.microsoft.com/office/word/2010/wordml" xmlns:w15="http://schemas.microsoft.com/office/word/2012/wordml" xmlns:w16se="http://schemas.microsoft.com/office/word/2015/wordml/symex" mc:Ignorable="w14 w15 w16se">
+<w:styles xmlns:mc="http://schemas.openxmlformats.org/markup-compatibility/2006" xmlns:r="http://schemas.openxmlformats.org/officeDocument/2006/relationships" xmlns:w="http://schemas.openxmlformats.org/wordprocessingml/2006/main" xmlns:w14="http://schemas.microsoft.com/office/word/2010/wordml" xmlns:w15="http://schemas.microsoft.com/office/word/2012/wordml" xmlns:w16cex="http://schemas.microsoft.com/office/word/2018/wordml/cex" xmlns:w16cid="http://schemas.microsoft.com/office/word/2016/wordml/cid" xmlns:w16="http://schemas.microsoft.com/office/word/2018/wordml" xmlns:w16du="http://schemas.microsoft.com/office/word/2023/wordml/word16du" xmlns:w16sdtdh="http://schemas.microsoft.com/office/word/2020/wordml/sdtdatahash" xmlns:w16sdtfl="http://schemas.microsoft.com/office/word/2024/wordml/sdtformatlock" xmlns:w16se="http://schemas.microsoft.com/office/word/2015/wordml/symex" mc:Ignorable="w14 w15 w16se w16cid w16 w16cex w16sdtdh w16sdtfl w16du">
   <w:docDefaults>
     <w:rPrDefault>
       <w:rPr>
@@ -8739,7 +9695,7 @@
       </w:pPr>
     </w:pPrDefault>
   </w:docDefaults>
-  <w:latentStyles w:defLockedState="0" w:defUIPriority="99" w:defSemiHidden="0" w:defUnhideWhenUsed="0" w:defQFormat="0" w:count="371">
+  <w:latentStyles w:defLockedState="0" w:defUIPriority="99" w:defSemiHidden="0" w:defUnhideWhenUsed="0" w:defQFormat="0" w:count="376">
     <w:lsdException w:name="Normal" w:uiPriority="0" w:qFormat="1"/>
     <w:lsdException w:name="heading 1" w:uiPriority="9" w:qFormat="1"/>
     <w:lsdException w:name="heading 2" w:semiHidden="1" w:uiPriority="9" w:unhideWhenUsed="1" w:qFormat="1"/>
@@ -9111,6 +10067,11 @@
     <w:lsdException w:name="List Table 5 Dark Accent 6" w:uiPriority="50"/>
     <w:lsdException w:name="List Table 6 Colorful Accent 6" w:uiPriority="51"/>
     <w:lsdException w:name="List Table 7 Colorful Accent 6" w:uiPriority="52"/>
+    <w:lsdException w:name="Mention" w:semiHidden="1" w:unhideWhenUsed="1"/>
+    <w:lsdException w:name="Smart Hyperlink" w:semiHidden="1" w:unhideWhenUsed="1"/>
+    <w:lsdException w:name="Hashtag" w:semiHidden="1" w:unhideWhenUsed="1"/>
+    <w:lsdException w:name="Unresolved Mention" w:semiHidden="1" w:unhideWhenUsed="1"/>
+    <w:lsdException w:name="Smart Link" w:semiHidden="1" w:unhideWhenUsed="1"/>
   </w:latentStyles>
   <w:style w:type="paragraph" w:default="1" w:styleId="a">
     <w:name w:val="Normal"/>
@@ -9795,522 +10756,6 @@
 </w:styles>
 </file>
 
-<file path=word/glossary/document.xml><?xml version="1.0" encoding="utf-8"?>
-<w:glossaryDocument xmlns:wpc="http://schemas.microsoft.com/office/word/2010/wordprocessingCanvas" xmlns:cx="http://schemas.microsoft.com/office/drawing/2014/chartex" xmlns:mc="http://schemas.openxmlformats.org/markup-compatibility/2006" xmlns:o="urn:schemas-microsoft-com:office:office" xmlns:r="http://schemas.openxmlformats.org/officeDocument/2006/relationships" xmlns:m="http://schemas.openxmlformats.org/officeDocument/2006/math" xmlns:v="urn:schemas-microsoft-com:vml" xmlns:wp14="http://schemas.microsoft.com/office/word/2010/wordprocessingDrawing" xmlns:wp="http://schemas.openxmlformats.org/drawingml/2006/wordprocessingDrawing" xmlns:w10="urn:schemas-microsoft-com:office:word" xmlns:w="http://schemas.openxmlformats.org/wordprocessingml/2006/main" xmlns:w14="http://schemas.microsoft.com/office/word/2010/wordml" xmlns:w15="http://schemas.microsoft.com/office/word/2012/wordml" xmlns:w16se="http://schemas.microsoft.com/office/word/2015/wordml/symex" xmlns:wpg="http://schemas.microsoft.com/office/word/2010/wordprocessingGroup" xmlns:wpi="http://schemas.microsoft.com/office/word/2010/wordprocessingInk" xmlns:wne="http://schemas.microsoft.com/office/word/2006/wordml" xmlns:wps="http://schemas.microsoft.com/office/word/2010/wordprocessingShape" mc:Ignorable="w14 w15 w16se wp14"/>
-</file>
-
-<file path=word/glossary/fontTable.xml><?xml version="1.0" encoding="utf-8"?>
-<w:fonts xmlns:mc="http://schemas.openxmlformats.org/markup-compatibility/2006" xmlns:r="http://schemas.openxmlformats.org/officeDocument/2006/relationships" xmlns:w="http://schemas.openxmlformats.org/wordprocessingml/2006/main" xmlns:w14="http://schemas.microsoft.com/office/word/2010/wordml" xmlns:w15="http://schemas.microsoft.com/office/word/2012/wordml" xmlns:w16se="http://schemas.microsoft.com/office/word/2015/wordml/symex" mc:Ignorable="w14 w15 w16se">
-  <w:font w:name="Times New Roman">
-    <w:panose1 w:val="02020603050405020304"/>
-    <w:charset w:val="CC"/>
-    <w:family w:val="roman"/>
-    <w:pitch w:val="variable"/>
-    <w:sig w:usb0="E0002EFF" w:usb1="C000785B" w:usb2="00000009" w:usb3="00000000" w:csb0="000001FF" w:csb1="00000000"/>
-  </w:font>
-  <w:font w:name="Calibri">
-    <w:panose1 w:val="020F0502020204030204"/>
-    <w:charset w:val="CC"/>
-    <w:family w:val="swiss"/>
-    <w:pitch w:val="variable"/>
-    <w:sig w:usb0="E4002EFF" w:usb1="C000247B" w:usb2="00000009" w:usb3="00000000" w:csb0="000001FF" w:csb1="00000000"/>
-  </w:font>
-  <w:font w:name="Calibri Light">
-    <w:panose1 w:val="020F0302020204030204"/>
-    <w:charset w:val="CC"/>
-    <w:family w:val="swiss"/>
-    <w:pitch w:val="variable"/>
-    <w:sig w:usb0="E4002EFF" w:usb1="C000247B" w:usb2="00000009" w:usb3="00000000" w:csb0="000001FF" w:csb1="00000000"/>
-  </w:font>
-  <w:font w:name="Cambria Math">
-    <w:panose1 w:val="02040503050406030204"/>
-    <w:charset w:val="CC"/>
-    <w:family w:val="roman"/>
-    <w:pitch w:val="variable"/>
-    <w:sig w:usb0="E00006FF" w:usb1="420024FF" w:usb2="02000000" w:usb3="00000000" w:csb0="0000019F" w:csb1="00000000"/>
-  </w:font>
-</w:fonts>
-</file>
-
-<file path=word/glossary/settings.xml><?xml version="1.0" encoding="utf-8"?>
-<w:settings xmlns:mc="http://schemas.openxmlformats.org/markup-compatibility/2006" xmlns:o="urn:schemas-microsoft-com:office:office" xmlns:r="http://schemas.openxmlformats.org/officeDocument/2006/relationships" xmlns:m="http://schemas.openxmlformats.org/officeDocument/2006/math" xmlns:v="urn:schemas-microsoft-com:vml" xmlns:w10="urn:schemas-microsoft-com:office:word" xmlns:w="http://schemas.openxmlformats.org/wordprocessingml/2006/main" xmlns:w14="http://schemas.microsoft.com/office/word/2010/wordml" xmlns:w15="http://schemas.microsoft.com/office/word/2012/wordml" xmlns:w16se="http://schemas.microsoft.com/office/word/2015/wordml/symex" xmlns:sl="http://schemas.openxmlformats.org/schemaLibrary/2006/main" mc:Ignorable="w14 w15 w16se">
-  <w:view w:val="normal"/>
-  <w:defaultTabStop w:val="708"/>
-  <w:characterSpacingControl w:val="doNotCompress"/>
-  <w:compat>
-    <w:useFELayout/>
-    <w:compatSetting w:name="compatibilityMode" w:uri="http://schemas.microsoft.com/office/word" w:val="15"/>
-    <w:compatSetting w:name="overrideTableStyleFontSizeAndJustification" w:uri="http://schemas.microsoft.com/office/word" w:val="1"/>
-    <w:compatSetting w:name="enableOpenTypeFeatures" w:uri="http://schemas.microsoft.com/office/word" w:val="1"/>
-    <w:compatSetting w:name="doNotFlipMirrorIndents" w:uri="http://schemas.microsoft.com/office/word" w:val="1"/>
-    <w:compatSetting w:name="differentiateMultirowTableHeaders" w:uri="http://schemas.microsoft.com/office/word" w:val="1"/>
-  </w:compat>
-  <w:rsids>
-    <w:rsidRoot w:val="00676745"/>
-    <w:rsid w:val="00676745"/>
-  </w:rsids>
-  <m:mathPr>
-    <m:mathFont m:val="Cambria Math"/>
-    <m:brkBin m:val="before"/>
-    <m:brkBinSub m:val="--"/>
-    <m:smallFrac m:val="0"/>
-    <m:dispDef/>
-    <m:lMargin m:val="0"/>
-    <m:rMargin m:val="0"/>
-    <m:defJc m:val="centerGroup"/>
-    <m:wrapIndent m:val="1440"/>
-    <m:intLim m:val="subSup"/>
-    <m:naryLim m:val="undOvr"/>
-  </m:mathPr>
-  <w:themeFontLang w:val="ru-RU"/>
-  <w:clrSchemeMapping w:bg1="light1" w:t1="dark1" w:bg2="light2" w:t2="dark2" w:accent1="accent1" w:accent2="accent2" w:accent3="accent3" w:accent4="accent4" w:accent5="accent5" w:accent6="accent6" w:hyperlink="hyperlink" w:followedHyperlink="followedHyperlink"/>
-  <w:decimalSymbol w:val=","/>
-  <w:listSeparator w:val=";"/>
-  <w15:chartTrackingRefBased/>
-</w:settings>
-</file>
-
-<file path=word/glossary/styles.xml><?xml version="1.0" encoding="utf-8"?>
-<w:styles xmlns:mc="http://schemas.openxmlformats.org/markup-compatibility/2006" xmlns:r="http://schemas.openxmlformats.org/officeDocument/2006/relationships" xmlns:w="http://schemas.openxmlformats.org/wordprocessingml/2006/main" xmlns:w14="http://schemas.microsoft.com/office/word/2010/wordml" xmlns:w15="http://schemas.microsoft.com/office/word/2012/wordml" xmlns:w16se="http://schemas.microsoft.com/office/word/2015/wordml/symex" mc:Ignorable="w14 w15 w16se">
-  <w:docDefaults>
-    <w:rPrDefault>
-      <w:rPr>
-        <w:rFonts w:asciiTheme="minorHAnsi" w:eastAsiaTheme="minorEastAsia" w:hAnsiTheme="minorHAnsi" w:cstheme="minorBidi"/>
-        <w:sz w:val="22"/>
-        <w:szCs w:val="22"/>
-        <w:lang w:val="ru-RU" w:eastAsia="ru-RU" w:bidi="ar-SA"/>
-      </w:rPr>
-    </w:rPrDefault>
-    <w:pPrDefault>
-      <w:pPr>
-        <w:spacing w:after="160" w:line="259" w:lineRule="auto"/>
-      </w:pPr>
-    </w:pPrDefault>
-  </w:docDefaults>
-  <w:latentStyles w:defLockedState="0" w:defUIPriority="99" w:defSemiHidden="0" w:defUnhideWhenUsed="0" w:defQFormat="0" w:count="371">
-    <w:lsdException w:name="Normal" w:uiPriority="0" w:qFormat="1"/>
-    <w:lsdException w:name="heading 1" w:uiPriority="9" w:qFormat="1"/>
-    <w:lsdException w:name="heading 2" w:semiHidden="1" w:uiPriority="9" w:unhideWhenUsed="1" w:qFormat="1"/>
-    <w:lsdException w:name="heading 3" w:semiHidden="1" w:uiPriority="9" w:unhideWhenUsed="1" w:qFormat="1"/>
-    <w:lsdException w:name="heading 4" w:semiHidden="1" w:uiPriority="9" w:unhideWhenUsed="1" w:qFormat="1"/>
-    <w:lsdException w:name="heading 5" w:semiHidden="1" w:uiPriority="9" w:unhideWhenUsed="1" w:qFormat="1"/>
-    <w:lsdException w:name="heading 6" w:semiHidden="1" w:uiPriority="9" w:unhideWhenUsed="1" w:qFormat="1"/>
-    <w:lsdException w:name="heading 7" w:semiHidden="1" w:uiPriority="9" w:unhideWhenUsed="1" w:qFormat="1"/>
-    <w:lsdException w:name="heading 8" w:semiHidden="1" w:uiPriority="9" w:unhideWhenUsed="1" w:qFormat="1"/>
-    <w:lsdException w:name="heading 9" w:semiHidden="1" w:uiPriority="9" w:unhideWhenUsed="1" w:qFormat="1"/>
-    <w:lsdException w:name="index 1" w:semiHidden="1" w:unhideWhenUsed="1"/>
-    <w:lsdException w:name="index 2" w:semiHidden="1" w:unhideWhenUsed="1"/>
-    <w:lsdException w:name="index 3" w:semiHidden="1" w:unhideWhenUsed="1"/>
-    <w:lsdException w:name="index 4" w:semiHidden="1" w:unhideWhenUsed="1"/>
-    <w:lsdException w:name="index 5" w:semiHidden="1" w:unhideWhenUsed="1"/>
-    <w:lsdException w:name="index 6" w:semiHidden="1" w:unhideWhenUsed="1"/>
-    <w:lsdException w:name="index 7" w:semiHidden="1" w:unhideWhenUsed="1"/>
-    <w:lsdException w:name="index 8" w:semiHidden="1" w:unhideWhenUsed="1"/>
-    <w:lsdException w:name="index 9" w:semiHidden="1" w:unhideWhenUsed="1"/>
-    <w:lsdException w:name="toc 1" w:semiHidden="1" w:uiPriority="39" w:unhideWhenUsed="1"/>
-    <w:lsdException w:name="toc 2" w:semiHidden="1" w:uiPriority="39" w:unhideWhenUsed="1"/>
-    <w:lsdException w:name="toc 3" w:semiHidden="1" w:uiPriority="39" w:unhideWhenUsed="1"/>
-    <w:lsdException w:name="toc 4" w:semiHidden="1" w:uiPriority="39" w:unhideWhenUsed="1"/>
-    <w:lsdException w:name="toc 5" w:semiHidden="1" w:uiPriority="39" w:unhideWhenUsed="1"/>
-    <w:lsdException w:name="toc 6" w:semiHidden="1" w:uiPriority="39" w:unhideWhenUsed="1"/>
-    <w:lsdException w:name="toc 7" w:semiHidden="1" w:uiPriority="39" w:unhideWhenUsed="1"/>
-    <w:lsdException w:name="toc 8" w:semiHidden="1" w:uiPriority="39" w:unhideWhenUsed="1"/>
-    <w:lsdException w:name="toc 9" w:semiHidden="1" w:uiPriority="39" w:unhideWhenUsed="1"/>
-    <w:lsdException w:name="Normal Indent" w:semiHidden="1" w:unhideWhenUsed="1"/>
-    <w:lsdException w:name="footnote text" w:semiHidden="1" w:unhideWhenUsed="1"/>
-    <w:lsdException w:name="annotation text" w:semiHidden="1" w:unhideWhenUsed="1"/>
-    <w:lsdException w:name="header" w:semiHidden="1" w:unhideWhenUsed="1"/>
-    <w:lsdException w:name="footer" w:semiHidden="1" w:unhideWhenUsed="1"/>
-    <w:lsdException w:name="index heading" w:semiHidden="1" w:unhideWhenUsed="1"/>
-    <w:lsdException w:name="caption" w:semiHidden="1" w:uiPriority="35" w:unhideWhenUsed="1" w:qFormat="1"/>
-    <w:lsdException w:name="table of figures" w:semiHidden="1" w:unhideWhenUsed="1"/>
-    <w:lsdException w:name="envelope address" w:semiHidden="1" w:unhideWhenUsed="1"/>
-    <w:lsdException w:name="envelope return" w:semiHidden="1" w:unhideWhenUsed="1"/>
-    <w:lsdException w:name="footnote reference" w:semiHidden="1" w:unhideWhenUsed="1"/>
-    <w:lsdException w:name="annotation reference" w:semiHidden="1" w:unhideWhenUsed="1"/>
-    <w:lsdException w:name="line number" w:semiHidden="1" w:unhideWhenUsed="1"/>
-    <w:lsdException w:name="page number" w:semiHidden="1" w:unhideWhenUsed="1"/>
-    <w:lsdException w:name="endnote reference" w:semiHidden="1" w:unhideWhenUsed="1"/>
-    <w:lsdException w:name="endnote text" w:semiHidden="1" w:unhideWhenUsed="1"/>
-    <w:lsdException w:name="table of authorities" w:semiHidden="1" w:unhideWhenUsed="1"/>
-    <w:lsdException w:name="macro" w:semiHidden="1" w:unhideWhenUsed="1"/>
-    <w:lsdException w:name="toa heading" w:semiHidden="1" w:unhideWhenUsed="1"/>
-    <w:lsdException w:name="List" w:semiHidden="1" w:unhideWhenUsed="1"/>
-    <w:lsdException w:name="List Bullet" w:semiHidden="1" w:unhideWhenUsed="1"/>
-    <w:lsdException w:name="List Number" w:semiHidden="1" w:unhideWhenUsed="1"/>
-    <w:lsdException w:name="List 2" w:semiHidden="1" w:unhideWhenUsed="1"/>
-    <w:lsdException w:name="List 3" w:semiHidden="1" w:unhideWhenUsed="1"/>
-    <w:lsdException w:name="List 4" w:semiHidden="1" w:unhideWhenUsed="1"/>
-    <w:lsdException w:name="List 5" w:semiHidden="1" w:unhideWhenUsed="1"/>
-    <w:lsdException w:name="List Bullet 2" w:semiHidden="1" w:unhideWhenUsed="1"/>
-    <w:lsdException w:name="List Bullet 3" w:semiHidden="1" w:unhideWhenUsed="1"/>
-    <w:lsdException w:name="List Bullet 4" w:semiHidden="1" w:unhideWhenUsed="1"/>
-    <w:lsdException w:name="List Bullet 5" w:semiHidden="1" w:unhideWhenUsed="1"/>
-    <w:lsdException w:name="List Number 2" w:semiHidden="1" w:unhideWhenUsed="1"/>
-    <w:lsdException w:name="List Number 3" w:semiHidden="1" w:unhideWhenUsed="1"/>
-    <w:lsdException w:name="List Number 4" w:semiHidden="1" w:unhideWhenUsed="1"/>
-    <w:lsdException w:name="List Number 5" w:semiHidden="1" w:unhideWhenUsed="1"/>
-    <w:lsdException w:name="Title" w:uiPriority="10" w:qFormat="1"/>
-    <w:lsdException w:name="Closing" w:semiHidden="1" w:unhideWhenUsed="1"/>
-    <w:lsdException w:name="Signature" w:semiHidden="1" w:unhideWhenUsed="1"/>
-    <w:lsdException w:name="Default Paragraph Font" w:semiHidden="1" w:uiPriority="1" w:unhideWhenUsed="1"/>
-    <w:lsdException w:name="Body Text" w:semiHidden="1" w:unhideWhenUsed="1"/>
-    <w:lsdException w:name="Body Text Indent" w:semiHidden="1" w:unhideWhenUsed="1"/>
-    <w:lsdException w:name="List Continue" w:semiHidden="1" w:unhideWhenUsed="1"/>
-    <w:lsdException w:name="List Continue 2" w:semiHidden="1" w:unhideWhenUsed="1"/>
-    <w:lsdException w:name="List Continue 3" w:semiHidden="1" w:unhideWhenUsed="1"/>
-    <w:lsdException w:name="List Continue 4" w:semiHidden="1" w:unhideWhenUsed="1"/>
-    <w:lsdException w:name="List Continue 5" w:semiHidden="1" w:unhideWhenUsed="1"/>
-    <w:lsdException w:name="Message Header" w:semiHidden="1" w:unhideWhenUsed="1"/>
-    <w:lsdException w:name="Subtitle" w:uiPriority="11" w:qFormat="1"/>
-    <w:lsdException w:name="Salutation" w:semiHidden="1" w:unhideWhenUsed="1"/>
-    <w:lsdException w:name="Date" w:semiHidden="1" w:unhideWhenUsed="1"/>
-    <w:lsdException w:name="Body Text First Indent" w:semiHidden="1" w:unhideWhenUsed="1"/>
-    <w:lsdException w:name="Body Text First Indent 2" w:semiHidden="1" w:unhideWhenUsed="1"/>
-    <w:lsdException w:name="Note Heading" w:semiHidden="1" w:unhideWhenUsed="1"/>
-    <w:lsdException w:name="Body Text 2" w:semiHidden="1" w:unhideWhenUsed="1"/>
-    <w:lsdException w:name="Body Text 3" w:semiHidden="1" w:unhideWhenUsed="1"/>
-    <w:lsdException w:name="Body Text Indent 2" w:semiHidden="1" w:unhideWhenUsed="1"/>
-    <w:lsdException w:name="Body Text Indent 3" w:semiHidden="1" w:unhideWhenUsed="1"/>
-    <w:lsdException w:name="Block Text" w:semiHidden="1" w:unhideWhenUsed="1"/>
-    <w:lsdException w:name="Hyperlink" w:semiHidden="1" w:unhideWhenUsed="1"/>
-    <w:lsdException w:name="FollowedHyperlink" w:semiHidden="1" w:unhideWhenUsed="1"/>
-    <w:lsdException w:name="Strong" w:uiPriority="22" w:qFormat="1"/>
-    <w:lsdException w:name="Emphasis" w:uiPriority="20" w:qFormat="1"/>
-    <w:lsdException w:name="Document Map" w:semiHidden="1" w:unhideWhenUsed="1"/>
-    <w:lsdException w:name="Plain Text" w:semiHidden="1" w:unhideWhenUsed="1"/>
-    <w:lsdException w:name="E-mail Signature" w:semiHidden="1" w:unhideWhenUsed="1"/>
-    <w:lsdException w:name="HTML Top of Form" w:semiHidden="1" w:unhideWhenUsed="1"/>
-    <w:lsdException w:name="HTML Bottom of Form" w:semiHidden="1" w:unhideWhenUsed="1"/>
-    <w:lsdException w:name="Normal (Web)" w:semiHidden="1" w:unhideWhenUsed="1"/>
-    <w:lsdException w:name="HTML Acronym" w:semiHidden="1" w:unhideWhenUsed="1"/>
-    <w:lsdException w:name="HTML Address" w:semiHidden="1" w:unhideWhenUsed="1"/>
-    <w:lsdException w:name="HTML Cite" w:semiHidden="1" w:unhideWhenUsed="1"/>
-    <w:lsdException w:name="HTML Code" w:semiHidden="1" w:unhideWhenUsed="1"/>
-    <w:lsdException w:name="HTML Definition" w:semiHidden="1" w:unhideWhenUsed="1"/>
-    <w:lsdException w:name="HTML Keyboard" w:semiHidden="1" w:unhideWhenUsed="1"/>
-    <w:lsdException w:name="HTML Preformatted" w:semiHidden="1" w:unhideWhenUsed="1"/>
-    <w:lsdException w:name="HTML Sample" w:semiHidden="1" w:unhideWhenUsed="1"/>
-    <w:lsdException w:name="HTML Typewriter" w:semiHidden="1" w:unhideWhenUsed="1"/>
-    <w:lsdException w:name="HTML Variable" w:semiHidden="1" w:unhideWhenUsed="1"/>
-    <w:lsdException w:name="Normal Table" w:semiHidden="1" w:unhideWhenUsed="1"/>
-    <w:lsdException w:name="annotation subject" w:semiHidden="1" w:unhideWhenUsed="1"/>
-    <w:lsdException w:name="No List" w:semiHidden="1" w:unhideWhenUsed="1"/>
-    <w:lsdException w:name="Outline List 1" w:semiHidden="1" w:unhideWhenUsed="1"/>
-    <w:lsdException w:name="Outline List 2" w:semiHidden="1" w:unhideWhenUsed="1"/>
-    <w:lsdException w:name="Outline List 3" w:semiHidden="1" w:unhideWhenUsed="1"/>
-    <w:lsdException w:name="Table Simple 1" w:semiHidden="1" w:unhideWhenUsed="1"/>
-    <w:lsdException w:name="Table Simple 2" w:semiHidden="1" w:unhideWhenUsed="1"/>
-    <w:lsdException w:name="Table Simple 3" w:semiHidden="1" w:unhideWhenUsed="1"/>
-    <w:lsdException w:name="Table Classic 1" w:semiHidden="1" w:unhideWhenUsed="1"/>
-    <w:lsdException w:name="Table Classic 2" w:semiHidden="1" w:unhideWhenUsed="1"/>
-    <w:lsdException w:name="Table Classic 3" w:semiHidden="1" w:unhideWhenUsed="1"/>
-    <w:lsdException w:name="Table Classic 4" w:semiHidden="1" w:unhideWhenUsed="1"/>
-    <w:lsdException w:name="Table Colorful 1" w:semiHidden="1" w:unhideWhenUsed="1"/>
-    <w:lsdException w:name="Table Colorful 2" w:semiHidden="1" w:unhideWhenUsed="1"/>
-    <w:lsdException w:name="Table Colorful 3" w:semiHidden="1" w:unhideWhenUsed="1"/>
-    <w:lsdException w:name="Table Columns 1" w:semiHidden="1" w:unhideWhenUsed="1"/>
-    <w:lsdException w:name="Table Columns 2" w:semiHidden="1" w:unhideWhenUsed="1"/>
-    <w:lsdException w:name="Table Columns 3" w:semiHidden="1" w:unhideWhenUsed="1"/>
-    <w:lsdException w:name="Table Columns 4" w:semiHidden="1" w:unhideWhenUsed="1"/>
-    <w:lsdException w:name="Table Columns 5" w:semiHidden="1" w:unhideWhenUsed="1"/>
-    <w:lsdException w:name="Table Grid 1" w:semiHidden="1" w:unhideWhenUsed="1"/>
-    <w:lsdException w:name="Table Grid 2" w:semiHidden="1" w:unhideWhenUsed="1"/>
-    <w:lsdException w:name="Table Grid 3" w:semiHidden="1" w:unhideWhenUsed="1"/>
-    <w:lsdException w:name="Table Grid 4" w:semiHidden="1" w:unhideWhenUsed="1"/>
-    <w:lsdException w:name="Table Grid 5" w:semiHidden="1" w:unhideWhenUsed="1"/>
-    <w:lsdException w:name="Table Grid 6" w:semiHidden="1" w:unhideWhenUsed="1"/>
-    <w:lsdException w:name="Table Grid 7" w:semiHidden="1" w:unhideWhenUsed="1"/>
-    <w:lsdException w:name="Table Grid 8" w:semiHidden="1" w:unhideWhenUsed="1"/>
-    <w:lsdException w:name="Table List 1" w:semiHidden="1" w:unhideWhenUsed="1"/>
-    <w:lsdException w:name="Table List 2" w:semiHidden="1" w:unhideWhenUsed="1"/>
-    <w:lsdException w:name="Table List 3" w:semiHidden="1" w:unhideWhenUsed="1"/>
-    <w:lsdException w:name="Table List 4" w:semiHidden="1" w:unhideWhenUsed="1"/>
-    <w:lsdException w:name="Table List 5" w:semiHidden="1" w:unhideWhenUsed="1"/>
-    <w:lsdException w:name="Table List 6" w:semiHidden="1" w:unhideWhenUsed="1"/>
-    <w:lsdException w:name="Table List 7" w:semiHidden="1" w:unhideWhenUsed="1"/>
-    <w:lsdException w:name="Table List 8" w:semiHidden="1" w:unhideWhenUsed="1"/>
-    <w:lsdException w:name="Table 3D effects 1" w:semiHidden="1" w:unhideWhenUsed="1"/>
-    <w:lsdException w:name="Table 3D effects 2" w:semiHidden="1" w:unhideWhenUsed="1"/>
-    <w:lsdException w:name="Table 3D effects 3" w:semiHidden="1" w:unhideWhenUsed="1"/>
-    <w:lsdException w:name="Table Contemporary" w:semiHidden="1" w:unhideWhenUsed="1"/>
-    <w:lsdException w:name="Table Elegant" w:semiHidden="1" w:unhideWhenUsed="1"/>
-    <w:lsdException w:name="Table Professional" w:semiHidden="1" w:unhideWhenUsed="1"/>
-    <w:lsdException w:name="Table Subtle 1" w:semiHidden="1" w:unhideWhenUsed="1"/>
-    <w:lsdException w:name="Table Subtle 2" w:semiHidden="1" w:unhideWhenUsed="1"/>
-    <w:lsdException w:name="Table Web 1" w:semiHidden="1" w:unhideWhenUsed="1"/>
-    <w:lsdException w:name="Table Web 2" w:semiHidden="1" w:unhideWhenUsed="1"/>
-    <w:lsdException w:name="Table Web 3" w:semiHidden="1" w:unhideWhenUsed="1"/>
-    <w:lsdException w:name="Balloon Text" w:semiHidden="1" w:unhideWhenUsed="1"/>
-    <w:lsdException w:name="Table Grid" w:uiPriority="39"/>
-    <w:lsdException w:name="Table Theme" w:semiHidden="1" w:unhideWhenUsed="1"/>
-    <w:lsdException w:name="Placeholder Text" w:semiHidden="1"/>
-    <w:lsdException w:name="No Spacing" w:uiPriority="1" w:qFormat="1"/>
-    <w:lsdException w:name="Light Shading" w:uiPriority="60"/>
-    <w:lsdException w:name="Light List" w:uiPriority="61"/>
-    <w:lsdException w:name="Light Grid" w:uiPriority="62"/>
-    <w:lsdException w:name="Medium Shading 1" w:uiPriority="63"/>
-    <w:lsdException w:name="Medium Shading 2" w:uiPriority="64"/>
-    <w:lsdException w:name="Medium List 1" w:uiPriority="65"/>
-    <w:lsdException w:name="Medium List 2" w:uiPriority="66"/>
-    <w:lsdException w:name="Medium Grid 1" w:uiPriority="67"/>
-    <w:lsdException w:name="Medium Grid 2" w:uiPriority="68"/>
-    <w:lsdException w:name="Medium Grid 3" w:uiPriority="69"/>
-    <w:lsdException w:name="Dark List" w:uiPriority="70"/>
-    <w:lsdException w:name="Colorful Shading" w:uiPriority="71"/>
-    <w:lsdException w:name="Colorful List" w:uiPriority="72"/>
-    <w:lsdException w:name="Colorful Grid" w:uiPriority="73"/>
-    <w:lsdException w:name="Light Shading Accent 1" w:uiPriority="60"/>
-    <w:lsdException w:name="Light List Accent 1" w:uiPriority="61"/>
-    <w:lsdException w:name="Light Grid Accent 1" w:uiPriority="62"/>
-    <w:lsdException w:name="Medium Shading 1 Accent 1" w:uiPriority="63"/>
-    <w:lsdException w:name="Medium Shading 2 Accent 1" w:uiPriority="64"/>
-    <w:lsdException w:name="Medium List 1 Accent 1" w:uiPriority="65"/>
-    <w:lsdException w:name="Revision" w:semiHidden="1"/>
-    <w:lsdException w:name="List Paragraph" w:uiPriority="34" w:qFormat="1"/>
-    <w:lsdException w:name="Quote" w:uiPriority="29" w:qFormat="1"/>
-    <w:lsdException w:name="Intense Quote" w:uiPriority="30" w:qFormat="1"/>
-    <w:lsdException w:name="Medium List 2 Accent 1" w:uiPriority="66"/>
-    <w:lsdException w:name="Medium Grid 1 Accent 1" w:uiPriority="67"/>
-    <w:lsdException w:name="Medium Grid 2 Accent 1" w:uiPriority="68"/>
-    <w:lsdException w:name="Medium Grid 3 Accent 1" w:uiPriority="69"/>
-    <w:lsdException w:name="Dark List Accent 1" w:uiPriority="70"/>
-    <w:lsdException w:name="Colorful Shading Accent 1" w:uiPriority="71"/>
-    <w:lsdException w:name="Colorful List Accent 1" w:uiPriority="72"/>
-    <w:lsdException w:name="Colorful Grid Accent 1" w:uiPriority="73"/>
-    <w:lsdException w:name="Light Shading Accent 2" w:uiPriority="60"/>
-    <w:lsdException w:name="Light List Accent 2" w:uiPriority="61"/>
-    <w:lsdException w:name="Light Grid Accent 2" w:uiPriority="62"/>
-    <w:lsdException w:name="Medium Shading 1 Accent 2" w:uiPriority="63"/>
-    <w:lsdException w:name="Medium Shading 2 Accent 2" w:uiPriority="64"/>
-    <w:lsdException w:name="Medium List 1 Accent 2" w:uiPriority="65"/>
-    <w:lsdException w:name="Medium List 2 Accent 2" w:uiPriority="66"/>
-    <w:lsdException w:name="Medium Grid 1 Accent 2" w:uiPriority="67"/>
-    <w:lsdException w:name="Medium Grid 2 Accent 2" w:uiPriority="68"/>
-    <w:lsdException w:name="Medium Grid 3 Accent 2" w:uiPriority="69"/>
-    <w:lsdException w:name="Dark List Accent 2" w:uiPriority="70"/>
-    <w:lsdException w:name="Colorful Shading Accent 2" w:uiPriority="71"/>
-    <w:lsdException w:name="Colorful List Accent 2" w:uiPriority="72"/>
-    <w:lsdException w:name="Colorful Grid Accent 2" w:uiPriority="73"/>
-    <w:lsdException w:name="Light Shading Accent 3" w:uiPriority="60"/>
-    <w:lsdException w:name="Light List Accent 3" w:uiPriority="61"/>
-    <w:lsdException w:name="Light Grid Accent 3" w:uiPriority="62"/>
-    <w:lsdException w:name="Medium Shading 1 Accent 3" w:uiPriority="63"/>
-    <w:lsdException w:name="Medium Shading 2 Accent 3" w:uiPriority="64"/>
-    <w:lsdException w:name="Medium List 1 Accent 3" w:uiPriority="65"/>
-    <w:lsdException w:name="Medium List 2 Accent 3" w:uiPriority="66"/>
-    <w:lsdException w:name="Medium Grid 1 Accent 3" w:uiPriority="67"/>
-    <w:lsdException w:name="Medium Grid 2 Accent 3" w:uiPriority="68"/>
-    <w:lsdException w:name="Medium Grid 3 Accent 3" w:uiPriority="69"/>
-    <w:lsdException w:name="Dark List Accent 3" w:uiPriority="70"/>
-    <w:lsdException w:name="Colorful Shading Accent 3" w:uiPriority="71"/>
-    <w:lsdException w:name="Colorful List Accent 3" w:uiPriority="72"/>
-    <w:lsdException w:name="Colorful Grid Accent 3" w:uiPriority="73"/>
-    <w:lsdException w:name="Light Shading Accent 4" w:uiPriority="60"/>
-    <w:lsdException w:name="Light List Accent 4" w:uiPriority="61"/>
-    <w:lsdException w:name="Light Grid Accent 4" w:uiPriority="62"/>
-    <w:lsdException w:name="Medium Shading 1 Accent 4" w:uiPriority="63"/>
-    <w:lsdException w:name="Medium Shading 2 Accent 4" w:uiPriority="64"/>
-    <w:lsdException w:name="Medium List 1 Accent 4" w:uiPriority="65"/>
-    <w:lsdException w:name="Medium List 2 Accent 4" w:uiPriority="66"/>
-    <w:lsdException w:name="Medium Grid 1 Accent 4" w:uiPriority="67"/>
-    <w:lsdException w:name="Medium Grid 2 Accent 4" w:uiPriority="68"/>
-    <w:lsdException w:name="Medium Grid 3 Accent 4" w:uiPriority="69"/>
-    <w:lsdException w:name="Dark List Accent 4" w:uiPriority="70"/>
-    <w:lsdException w:name="Colorful Shading Accent 4" w:uiPriority="71"/>
-    <w:lsdException w:name="Colorful List Accent 4" w:uiPriority="72"/>
-    <w:lsdException w:name="Colorful Grid Accent 4" w:uiPriority="73"/>
-    <w:lsdException w:name="Light Shading Accent 5" w:uiPriority="60"/>
-    <w:lsdException w:name="Light List Accent 5" w:uiPriority="61"/>
-    <w:lsdException w:name="Light Grid Accent 5" w:uiPriority="62"/>
-    <w:lsdException w:name="Medium Shading 1 Accent 5" w:uiPriority="63"/>
-    <w:lsdException w:name="Medium Shading 2 Accent 5" w:uiPriority="64"/>
-    <w:lsdException w:name="Medium List 1 Accent 5" w:uiPriority="65"/>
-    <w:lsdException w:name="Medium List 2 Accent 5" w:uiPriority="66"/>
-    <w:lsdException w:name="Medium Grid 1 Accent 5" w:uiPriority="67"/>
-    <w:lsdException w:name="Medium Grid 2 Accent 5" w:uiPriority="68"/>
-    <w:lsdException w:name="Medium Grid 3 Accent 5" w:uiPriority="69"/>
-    <w:lsdException w:name="Dark List Accent 5" w:uiPriority="70"/>
-    <w:lsdException w:name="Colorful Shading Accent 5" w:uiPriority="71"/>
-    <w:lsdException w:name="Colorful List Accent 5" w:uiPriority="72"/>
-    <w:lsdException w:name="Colorful Grid Accent 5" w:uiPriority="73"/>
-    <w:lsdException w:name="Light Shading Accent 6" w:uiPriority="60"/>
-    <w:lsdException w:name="Light List Accent 6" w:uiPriority="61"/>
-    <w:lsdException w:name="Light Grid Accent 6" w:uiPriority="62"/>
-    <w:lsdException w:name="Medium Shading 1 Accent 6" w:uiPriority="63"/>
-    <w:lsdException w:name="Medium Shading 2 Accent 6" w:uiPriority="64"/>
-    <w:lsdException w:name="Medium List 1 Accent 6" w:uiPriority="65"/>
-    <w:lsdException w:name="Medium List 2 Accent 6" w:uiPriority="66"/>
-    <w:lsdException w:name="Medium Grid 1 Accent 6" w:uiPriority="67"/>
-    <w:lsdException w:name="Medium Grid 2 Accent 6" w:uiPriority="68"/>
-    <w:lsdException w:name="Medium Grid 3 Accent 6" w:uiPriority="69"/>
-    <w:lsdException w:name="Dark List Accent 6" w:uiPriority="70"/>
-    <w:lsdException w:name="Colorful Shading Accent 6" w:uiPriority="71"/>
-    <w:lsdException w:name="Colorful List Accent 6" w:uiPriority="72"/>
-    <w:lsdException w:name="Colorful Grid Accent 6" w:uiPriority="73"/>
-    <w:lsdException w:name="Subtle Emphasis" w:uiPriority="19" w:qFormat="1"/>
-    <w:lsdException w:name="Intense Emphasis" w:uiPriority="21" w:qFormat="1"/>
-    <w:lsdException w:name="Subtle Reference" w:uiPriority="31" w:qFormat="1"/>
-    <w:lsdException w:name="Intense Reference" w:uiPriority="32" w:qFormat="1"/>
-    <w:lsdException w:name="Book Title" w:uiPriority="33" w:qFormat="1"/>
-    <w:lsdException w:name="Bibliography" w:semiHidden="1" w:uiPriority="37" w:unhideWhenUsed="1"/>
-    <w:lsdException w:name="TOC Heading" w:semiHidden="1" w:uiPriority="39" w:unhideWhenUsed="1" w:qFormat="1"/>
-    <w:lsdException w:name="Plain Table 1" w:uiPriority="41"/>
-    <w:lsdException w:name="Plain Table 2" w:uiPriority="42"/>
-    <w:lsdException w:name="Plain Table 3" w:uiPriority="43"/>
-    <w:lsdException w:name="Plain Table 4" w:uiPriority="44"/>
-    <w:lsdException w:name="Plain Table 5" w:uiPriority="45"/>
-    <w:lsdException w:name="Grid Table Light" w:uiPriority="40"/>
-    <w:lsdException w:name="Grid Table 1 Light" w:uiPriority="46"/>
-    <w:lsdException w:name="Grid Table 2" w:uiPriority="47"/>
-    <w:lsdException w:name="Grid Table 3" w:uiPriority="48"/>
-    <w:lsdException w:name="Grid Table 4" w:uiPriority="49"/>
-    <w:lsdException w:name="Grid Table 5 Dark" w:uiPriority="50"/>
-    <w:lsdException w:name="Grid Table 6 Colorful" w:uiPriority="51"/>
-    <w:lsdException w:name="Grid Table 7 Colorful" w:uiPriority="52"/>
-    <w:lsdException w:name="Grid Table 1 Light Accent 1" w:uiPriority="46"/>
-    <w:lsdException w:name="Grid Table 2 Accent 1" w:uiPriority="47"/>
-    <w:lsdException w:name="Grid Table 3 Accent 1" w:uiPriority="48"/>
-    <w:lsdException w:name="Grid Table 4 Accent 1" w:uiPriority="49"/>
-    <w:lsdException w:name="Grid Table 5 Dark Accent 1" w:uiPriority="50"/>
-    <w:lsdException w:name="Grid Table 6 Colorful Accent 1" w:uiPriority="51"/>
-    <w:lsdException w:name="Grid Table 7 Colorful Accent 1" w:uiPriority="52"/>
-    <w:lsdException w:name="Grid Table 1 Light Accent 2" w:uiPriority="46"/>
-    <w:lsdException w:name="Grid Table 2 Accent 2" w:uiPriority="47"/>
-    <w:lsdException w:name="Grid Table 3 Accent 2" w:uiPriority="48"/>
-    <w:lsdException w:name="Grid Table 4 Accent 2" w:uiPriority="49"/>
-    <w:lsdException w:name="Grid Table 5 Dark Accent 2" w:uiPriority="50"/>
-    <w:lsdException w:name="Grid Table 6 Colorful Accent 2" w:uiPriority="51"/>
-    <w:lsdException w:name="Grid Table 7 Colorful Accent 2" w:uiPriority="52"/>
-    <w:lsdException w:name="Grid Table 1 Light Accent 3" w:uiPriority="46"/>
-    <w:lsdException w:name="Grid Table 2 Accent 3" w:uiPriority="47"/>
-    <w:lsdException w:name="Grid Table 3 Accent 3" w:uiPriority="48"/>
-    <w:lsdException w:name="Grid Table 4 Accent 3" w:uiPriority="49"/>
-    <w:lsdException w:name="Grid Table 5 Dark Accent 3" w:uiPriority="50"/>
-    <w:lsdException w:name="Grid Table 6 Colorful Accent 3" w:uiPriority="51"/>
-    <w:lsdException w:name="Grid Table 7 Colorful Accent 3" w:uiPriority="52"/>
-    <w:lsdException w:name="Grid Table 1 Light Accent 4" w:uiPriority="46"/>
-    <w:lsdException w:name="Grid Table 2 Accent 4" w:uiPriority="47"/>
-    <w:lsdException w:name="Grid Table 3 Accent 4" w:uiPriority="48"/>
-    <w:lsdException w:name="Grid Table 4 Accent 4" w:uiPriority="49"/>
-    <w:lsdException w:name="Grid Table 5 Dark Accent 4" w:uiPriority="50"/>
-    <w:lsdException w:name="Grid Table 6 Colorful Accent 4" w:uiPriority="51"/>
-    <w:lsdException w:name="Grid Table 7 Colorful Accent 4" w:uiPriority="52"/>
-    <w:lsdException w:name="Grid Table 1 Light Accent 5" w:uiPriority="46"/>
-    <w:lsdException w:name="Grid Table 2 Accent 5" w:uiPriority="47"/>
-    <w:lsdException w:name="Grid Table 3 Accent 5" w:uiPriority="48"/>
-    <w:lsdException w:name="Grid Table 4 Accent 5" w:uiPriority="49"/>
-    <w:lsdException w:name="Grid Table 5 Dark Accent 5" w:uiPriority="50"/>
-    <w:lsdException w:name="Grid Table 6 Colorful Accent 5" w:uiPriority="51"/>
-    <w:lsdException w:name="Grid Table 7 Colorful Accent 5" w:uiPriority="52"/>
-    <w:lsdException w:name="Grid Table 1 Light Accent 6" w:uiPriority="46"/>
-    <w:lsdException w:name="Grid Table 2 Accent 6" w:uiPriority="47"/>
-    <w:lsdException w:name="Grid Table 3 Accent 6" w:uiPriority="48"/>
-    <w:lsdException w:name="Grid Table 4 Accent 6" w:uiPriority="49"/>
-    <w:lsdException w:name="Grid Table 5 Dark Accent 6" w:uiPriority="50"/>
-    <w:lsdException w:name="Grid Table 6 Colorful Accent 6" w:uiPriority="51"/>
-    <w:lsdException w:name="Grid Table 7 Colorful Accent 6" w:uiPriority="52"/>
-    <w:lsdException w:name="List Table 1 Light" w:uiPriority="46"/>
-    <w:lsdException w:name="List Table 2" w:uiPriority="47"/>
-    <w:lsdException w:name="List Table 3" w:uiPriority="48"/>
-    <w:lsdException w:name="List Table 4" w:uiPriority="49"/>
-    <w:lsdException w:name="List Table 5 Dark" w:uiPriority="50"/>
-    <w:lsdException w:name="List Table 6 Colorful" w:uiPriority="51"/>
-    <w:lsdException w:name="List Table 7 Colorful" w:uiPriority="52"/>
-    <w:lsdException w:name="List Table 1 Light Accent 1" w:uiPriority="46"/>
-    <w:lsdException w:name="List Table 2 Accent 1" w:uiPriority="47"/>
-    <w:lsdException w:name="List Table 3 Accent 1" w:uiPriority="48"/>
-    <w:lsdException w:name="List Table 4 Accent 1" w:uiPriority="49"/>
-    <w:lsdException w:name="List Table 5 Dark Accent 1" w:uiPriority="50"/>
-    <w:lsdException w:name="List Table 6 Colorful Accent 1" w:uiPriority="51"/>
-    <w:lsdException w:name="List Table 7 Colorful Accent 1" w:uiPriority="52"/>
-    <w:lsdException w:name="List Table 1 Light Accent 2" w:uiPriority="46"/>
-    <w:lsdException w:name="List Table 2 Accent 2" w:uiPriority="47"/>
-    <w:lsdException w:name="List Table 3 Accent 2" w:uiPriority="48"/>
-    <w:lsdException w:name="List Table 4 Accent 2" w:uiPriority="49"/>
-    <w:lsdException w:name="List Table 5 Dark Accent 2" w:uiPriority="50"/>
-    <w:lsdException w:name="List Table 6 Colorful Accent 2" w:uiPriority="51"/>
-    <w:lsdException w:name="List Table 7 Colorful Accent 2" w:uiPriority="52"/>
-    <w:lsdException w:name="List Table 1 Light Accent 3" w:uiPriority="46"/>
-    <w:lsdException w:name="List Table 2 Accent 3" w:uiPriority="47"/>
-    <w:lsdException w:name="List Table 3 Accent 3" w:uiPriority="48"/>
-    <w:lsdException w:name="List Table 4 Accent 3" w:uiPriority="49"/>
-    <w:lsdException w:name="List Table 5 Dark Accent 3" w:uiPriority="50"/>
-    <w:lsdException w:name="List Table 6 Colorful Accent 3" w:uiPriority="51"/>
-    <w:lsdException w:name="List Table 7 Colorful Accent 3" w:uiPriority="52"/>
-    <w:lsdException w:name="List Table 1 Light Accent 4" w:uiPriority="46"/>
-    <w:lsdException w:name="List Table 2 Accent 4" w:uiPriority="47"/>
-    <w:lsdException w:name="List Table 3 Accent 4" w:uiPriority="48"/>
-    <w:lsdException w:name="List Table 4 Accent 4" w:uiPriority="49"/>
-    <w:lsdException w:name="List Table 5 Dark Accent 4" w:uiPriority="50"/>
-    <w:lsdException w:name="List Table 6 Colorful Accent 4" w:uiPriority="51"/>
-    <w:lsdException w:name="List Table 7 Colorful Accent 4" w:uiPriority="52"/>
-    <w:lsdException w:name="List Table 1 Light Accent 5" w:uiPriority="46"/>
-    <w:lsdException w:name="List Table 2 Accent 5" w:uiPriority="47"/>
-    <w:lsdException w:name="List Table 3 Accent 5" w:uiPriority="48"/>
-    <w:lsdException w:name="List Table 4 Accent 5" w:uiPriority="49"/>
-    <w:lsdException w:name="List Table 5 Dark Accent 5" w:uiPriority="50"/>
-    <w:lsdException w:name="List Table 6 Colorful Accent 5" w:uiPriority="51"/>
-    <w:lsdException w:name="List Table 7 Colorful Accent 5" w:uiPriority="52"/>
-    <w:lsdException w:name="List Table 1 Light Accent 6" w:uiPriority="46"/>
-    <w:lsdException w:name="List Table 2 Accent 6" w:uiPriority="47"/>
-    <w:lsdException w:name="List Table 3 Accent 6" w:uiPriority="48"/>
-    <w:lsdException w:name="List Table 4 Accent 6" w:uiPriority="49"/>
-    <w:lsdException w:name="List Table 5 Dark Accent 6" w:uiPriority="50"/>
-    <w:lsdException w:name="List Table 6 Colorful Accent 6" w:uiPriority="51"/>
-    <w:lsdException w:name="List Table 7 Colorful Accent 6" w:uiPriority="52"/>
-  </w:latentStyles>
-  <w:style w:type="paragraph" w:default="1" w:styleId="a">
-    <w:name w:val="Normal"/>
-    <w:qFormat/>
-  </w:style>
-  <w:style w:type="character" w:default="1" w:styleId="a0">
-    <w:name w:val="Default Paragraph Font"/>
-    <w:uiPriority w:val="1"/>
-    <w:semiHidden/>
-    <w:unhideWhenUsed/>
-  </w:style>
-  <w:style w:type="table" w:default="1" w:styleId="a1">
-    <w:name w:val="Normal Table"/>
-    <w:uiPriority w:val="99"/>
-    <w:semiHidden/>
-    <w:unhideWhenUsed/>
-    <w:tblPr>
-      <w:tblInd w:w="0" w:type="dxa"/>
-      <w:tblCellMar>
-        <w:top w:w="0" w:type="dxa"/>
-        <w:left w:w="108" w:type="dxa"/>
-        <w:bottom w:w="0" w:type="dxa"/>
-        <w:right w:w="108" w:type="dxa"/>
-      </w:tblCellMar>
-    </w:tblPr>
-  </w:style>
-  <w:style w:type="numbering" w:default="1" w:styleId="a2">
-    <w:name w:val="No List"/>
-    <w:uiPriority w:val="99"/>
-    <w:semiHidden/>
-    <w:unhideWhenUsed/>
-  </w:style>
-  <w:style w:type="character" w:styleId="a3">
-    <w:name w:val="Placeholder Text"/>
-    <w:basedOn w:val="a0"/>
-    <w:uiPriority w:val="99"/>
-    <w:semiHidden/>
-    <w:rsid w:val="00676745"/>
-    <w:rPr>
-      <w:color w:val="666666"/>
-    </w:rPr>
-  </w:style>
-</w:styles>
-</file>
-
-<file path=word/glossary/webSettings.xml><?xml version="1.0" encoding="utf-8"?>
-<w:webSettings xmlns:mc="http://schemas.openxmlformats.org/markup-compatibility/2006" xmlns:r="http://schemas.openxmlformats.org/officeDocument/2006/relationships" xmlns:w="http://schemas.openxmlformats.org/wordprocessingml/2006/main" xmlns:w14="http://schemas.microsoft.com/office/word/2010/wordml" xmlns:w15="http://schemas.microsoft.com/office/word/2012/wordml" xmlns:w16se="http://schemas.microsoft.com/office/word/2015/wordml/symex" mc:Ignorable="w14 w15 w16se">
-  <w:optimizeForBrowser/>
-  <w:allowPNG/>
-</w:webSettings>
-</file>
-
 <file path=word/theme/theme1.xml><?xml version="1.0" encoding="utf-8"?>
 <a:theme xmlns:a="http://schemas.openxmlformats.org/drawingml/2006/main" name="Тема Office">
   <a:themeElements>

--- a/lab3/Лабораторная работа №3.docx
+++ b/lab3/Лабораторная работа №3.docx
@@ -1,6 +1,6 @@
 
 <file path=word/document.xml><?xml version="1.0" encoding="utf-8"?>
-<w:document xmlns:wpc="http://schemas.microsoft.com/office/word/2010/wordprocessingCanvas" xmlns:cx="http://schemas.microsoft.com/office/drawing/2014/chartex" xmlns:cx1="http://schemas.microsoft.com/office/drawing/2015/9/8/chartex" xmlns:cx2="http://schemas.microsoft.com/office/drawing/2015/10/21/chartex" xmlns:cx3="http://schemas.microsoft.com/office/drawing/2016/5/9/chartex" xmlns:cx4="http://schemas.microsoft.com/office/drawing/2016/5/10/chartex" xmlns:cx5="http://schemas.microsoft.com/office/drawing/2016/5/11/chartex" xmlns:cx6="http://schemas.microsoft.com/office/drawing/2016/5/12/chartex" xmlns:cx7="http://schemas.microsoft.com/office/drawing/2016/5/13/chartex" xmlns:cx8="http://schemas.microsoft.com/office/drawing/2016/5/14/chartex" xmlns:mc="http://schemas.openxmlformats.org/markup-compatibility/2006" xmlns:aink="http://schemas.microsoft.com/office/drawing/2016/ink" xmlns:am3d="http://schemas.microsoft.com/office/drawing/2017/model3d" xmlns:o="urn:schemas-microsoft-com:office:office" xmlns:oel="http://schemas.microsoft.com/office/2019/extlst" xmlns:r="http://schemas.openxmlformats.org/officeDocument/2006/relationships" xmlns:m="http://schemas.openxmlformats.org/officeDocument/2006/math" xmlns:v="urn:schemas-microsoft-com:vml" xmlns:wp14="http://schemas.microsoft.com/office/word/2010/wordprocessingDrawing" xmlns:wp="http://schemas.openxmlformats.org/drawingml/2006/wordprocessingDrawing" xmlns:w10="urn:schemas-microsoft-com:office:word" xmlns:w="http://schemas.openxmlformats.org/wordprocessingml/2006/main" xmlns:w14="http://schemas.microsoft.com/office/word/2010/wordml" xmlns:w15="http://schemas.microsoft.com/office/word/2012/wordml" xmlns:w16cex="http://schemas.microsoft.com/office/word/2018/wordml/cex" xmlns:w16cid="http://schemas.microsoft.com/office/word/2016/wordml/cid" xmlns:w16="http://schemas.microsoft.com/office/word/2018/wordml" xmlns:w16du="http://schemas.microsoft.com/office/word/2023/wordml/word16du" xmlns:w16sdtdh="http://schemas.microsoft.com/office/word/2020/wordml/sdtdatahash" xmlns:w16sdtfl="http://schemas.microsoft.com/office/word/2024/wordml/sdtformatlock" xmlns:w16se="http://schemas.microsoft.com/office/word/2015/wordml/symex" xmlns:wpg="http://schemas.microsoft.com/office/word/2010/wordprocessingGroup" xmlns:wpi="http://schemas.microsoft.com/office/word/2010/wordprocessingInk" xmlns:wne="http://schemas.microsoft.com/office/word/2006/wordml" xmlns:wps="http://schemas.microsoft.com/office/word/2010/wordprocessingShape" mc:Ignorable="w14 w15 w16se w16cid w16 w16cex w16sdtdh w16sdtfl w16du wp14">
+<w:document xmlns:wpc="http://schemas.microsoft.com/office/word/2010/wordprocessingCanvas" xmlns:cx="http://schemas.microsoft.com/office/drawing/2014/chartex" xmlns:mc="http://schemas.openxmlformats.org/markup-compatibility/2006" xmlns:o="urn:schemas-microsoft-com:office:office" xmlns:r="http://schemas.openxmlformats.org/officeDocument/2006/relationships" xmlns:m="http://schemas.openxmlformats.org/officeDocument/2006/math" xmlns:v="urn:schemas-microsoft-com:vml" xmlns:wp14="http://schemas.microsoft.com/office/word/2010/wordprocessingDrawing" xmlns:wp="http://schemas.openxmlformats.org/drawingml/2006/wordprocessingDrawing" xmlns:w10="urn:schemas-microsoft-com:office:word" xmlns:w="http://schemas.openxmlformats.org/wordprocessingml/2006/main" xmlns:w14="http://schemas.microsoft.com/office/word/2010/wordml" xmlns:w15="http://schemas.microsoft.com/office/word/2012/wordml" xmlns:w16se="http://schemas.microsoft.com/office/word/2015/wordml/symex" xmlns:wpg="http://schemas.microsoft.com/office/word/2010/wordprocessingGroup" xmlns:wpi="http://schemas.microsoft.com/office/word/2010/wordprocessingInk" xmlns:wne="http://schemas.microsoft.com/office/word/2006/wordml" xmlns:wps="http://schemas.microsoft.com/office/word/2010/wordprocessingShape" mc:Ignorable="w14 w15 w16se wp14">
   <w:body>
     <w:p>
       <w:pPr>
@@ -3134,6 +3134,7 @@
         <w:rPr>
           <w:rFonts w:eastAsiaTheme="minorEastAsia"/>
           <w:noProof/>
+          <w:lang w:eastAsia="ru-RU"/>
         </w:rPr>
         <w:drawing>
           <wp:inline distT="0" distB="0" distL="0" distR="0" wp14:anchorId="78AAEDBF" wp14:editId="36B10369">
@@ -3695,7 +3696,6 @@
         <w:ind w:firstLine="0"/>
         <w:rPr>
           <w:rFonts w:ascii="Cambria Math" w:hAnsi="Cambria Math" w:cs="Cambria Math"/>
-          <w:lang w:val="en-US"/>
         </w:rPr>
       </w:pPr>
       <w:r>
@@ -3790,14 +3790,10 @@
     <w:p>
       <w:pPr>
         <w:ind w:firstLine="0"/>
-        <w:rPr>
-          <w:lang w:val="en-US"/>
-        </w:rPr>
       </w:pPr>
       <w:r>
         <w:rPr>
           <w:rFonts w:eastAsiaTheme="minorEastAsia"/>
-          <w:lang w:val="en-US"/>
         </w:rPr>
         <w:t>2)</w:t>
       </w:r>
@@ -3839,7 +3835,6 @@
                     <m:r>
                       <w:rPr>
                         <w:rFonts w:ascii="Cambria Math" w:hAnsi="Cambria Math"/>
-                        <w:lang w:val="en-US"/>
                       </w:rPr>
                       <m:t>-2</m:t>
                     </m:r>
@@ -3848,7 +3843,6 @@
                     <m:r>
                       <w:rPr>
                         <w:rFonts w:ascii="Cambria Math" w:hAnsi="Cambria Math"/>
-                        <w:lang w:val="en-US"/>
                       </w:rPr>
                       <m:t>15</m:t>
                     </m:r>
@@ -3857,7 +3851,6 @@
                 <m:r>
                   <w:rPr>
                     <w:rFonts w:ascii="Cambria Math" w:hAnsi="Cambria Math"/>
-                    <w:lang w:val="en-US"/>
                   </w:rPr>
                   <m:t xml:space="preserve"> ≤</m:t>
                 </m:r>
@@ -3866,7 +3859,13 @@
                     <w:rFonts w:ascii="Cambria Math" w:hAnsi="Cambria Math"/>
                     <w:lang w:val="en-US"/>
                   </w:rPr>
-                  <m:t xml:space="preserve">A ≤ </m:t>
+                  <m:t>A</m:t>
+                </m:r>
+                <m:r>
+                  <w:rPr>
+                    <w:rFonts w:ascii="Cambria Math" w:hAnsi="Cambria Math"/>
+                  </w:rPr>
+                  <m:t xml:space="preserve"> ≤ </m:t>
                 </m:r>
                 <m:sSup>
                   <m:sSupPr>
@@ -3882,7 +3881,6 @@
                     <m:r>
                       <w:rPr>
                         <w:rFonts w:ascii="Cambria Math" w:hAnsi="Cambria Math"/>
-                        <w:lang w:val="en-US"/>
                       </w:rPr>
                       <m:t>-2</m:t>
                     </m:r>
@@ -3891,7 +3889,6 @@
                     <m:r>
                       <w:rPr>
                         <w:rFonts w:ascii="Cambria Math" w:hAnsi="Cambria Math"/>
-                        <w:lang w:val="en-US"/>
                       </w:rPr>
                       <m:t>13</m:t>
                     </m:r>
@@ -3913,7 +3910,6 @@
                     <m:r>
                       <w:rPr>
                         <w:rFonts w:ascii="Cambria Math" w:hAnsi="Cambria Math"/>
-                        <w:lang w:val="en-US"/>
                       </w:rPr>
                       <m:t>-</m:t>
                     </m:r>
@@ -3942,7 +3938,6 @@
                             <m:r>
                               <w:rPr>
                                 <w:rFonts w:ascii="Cambria Math" w:hAnsi="Cambria Math"/>
-                                <w:lang w:val="en-US"/>
                               </w:rPr>
                               <m:t>2</m:t>
                             </m:r>
@@ -3951,7 +3946,6 @@
                             <m:r>
                               <w:rPr>
                                 <w:rFonts w:ascii="Cambria Math" w:hAnsi="Cambria Math"/>
-                                <w:lang w:val="en-US"/>
                               </w:rPr>
                               <m:t>15</m:t>
                             </m:r>
@@ -3960,18 +3954,49 @@
                         <m:r>
                           <w:rPr>
                             <w:rFonts w:ascii="Cambria Math" w:hAnsi="Cambria Math"/>
+                          </w:rPr>
+                          <m:t>+</m:t>
+                        </m:r>
+                        <m:r>
+                          <w:rPr>
+                            <w:rFonts w:ascii="Cambria Math" w:hAnsi="Cambria Math"/>
                             <w:lang w:val="en-US"/>
                           </w:rPr>
-                          <m:t>+A</m:t>
+                          <m:t>A</m:t>
                         </m:r>
                       </m:e>
                     </m:d>
                     <m:r>
                       <w:rPr>
                         <w:rFonts w:ascii="Cambria Math" w:hAnsi="Cambria Math"/>
+                      </w:rPr>
+                      <m:t>≤</m:t>
+                    </m:r>
+                    <m:r>
+                      <w:rPr>
+                        <w:rFonts w:ascii="Cambria Math" w:hAnsi="Cambria Math"/>
                         <w:lang w:val="en-US"/>
                       </w:rPr>
-                      <m:t>≤B+C ≤</m:t>
+                      <m:t>B</m:t>
+                    </m:r>
+                    <m:r>
+                      <w:rPr>
+                        <w:rFonts w:ascii="Cambria Math" w:hAnsi="Cambria Math"/>
+                      </w:rPr>
+                      <m:t>+</m:t>
+                    </m:r>
+                    <m:r>
+                      <w:rPr>
+                        <w:rFonts w:ascii="Cambria Math" w:hAnsi="Cambria Math"/>
+                        <w:lang w:val="en-US"/>
+                      </w:rPr>
+                      <m:t>C</m:t>
+                    </m:r>
+                    <m:r>
+                      <w:rPr>
+                        <w:rFonts w:ascii="Cambria Math" w:hAnsi="Cambria Math"/>
+                      </w:rPr>
+                      <m:t xml:space="preserve"> ≤</m:t>
                     </m:r>
                     <m:sSup>
                       <m:sSupPr>
@@ -3987,7 +4012,6 @@
                         <m:r>
                           <w:rPr>
                             <w:rFonts w:ascii="Cambria Math" w:hAnsi="Cambria Math"/>
-                            <w:lang w:val="en-US"/>
                           </w:rPr>
                           <m:t>2</m:t>
                         </m:r>
@@ -3996,7 +4020,6 @@
                         <m:r>
                           <w:rPr>
                             <w:rFonts w:ascii="Cambria Math" w:hAnsi="Cambria Math"/>
-                            <w:lang w:val="en-US"/>
                           </w:rPr>
                           <m:t>15</m:t>
                         </m:r>
@@ -4005,7 +4028,6 @@
                     <m:r>
                       <w:rPr>
                         <w:rFonts w:ascii="Cambria Math" w:hAnsi="Cambria Math"/>
-                        <w:lang w:val="en-US"/>
                       </w:rPr>
                       <m:t>-1</m:t>
                     </m:r>
@@ -4014,7 +4036,6 @@
                 <m:r>
                   <w:rPr>
                     <w:rFonts w:ascii="Cambria Math" w:hAnsi="Cambria Math"/>
-                    <w:lang w:val="en-US"/>
                   </w:rPr>
                   <m:t xml:space="preserve">: </m:t>
                 </m:r>
@@ -4045,7 +4066,6 @@
                         <m:r>
                           <w:rPr>
                             <w:rFonts w:ascii="Cambria Math" w:hAnsi="Cambria Math"/>
-                            <w:lang w:val="en-US"/>
                           </w:rPr>
                           <m:t>1)</m:t>
                         </m:r>
@@ -4076,7 +4096,6 @@
                                 <m:r>
                                   <w:rPr>
                                     <w:rFonts w:ascii="Cambria Math" w:hAnsi="Cambria Math"/>
-                                    <w:lang w:val="en-US"/>
                                   </w:rPr>
                                   <m:t>-</m:t>
                                 </m:r>
@@ -4105,7 +4124,6 @@
                                         <m:r>
                                           <w:rPr>
                                             <w:rFonts w:ascii="Cambria Math" w:hAnsi="Cambria Math"/>
-                                            <w:lang w:val="en-US"/>
                                           </w:rPr>
                                           <m:t>2</m:t>
                                         </m:r>
@@ -4114,7 +4132,6 @@
                                         <m:r>
                                           <w:rPr>
                                             <w:rFonts w:ascii="Cambria Math" w:hAnsi="Cambria Math"/>
-                                            <w:lang w:val="en-US"/>
                                           </w:rPr>
                                           <m:t>15</m:t>
                                         </m:r>
@@ -4123,18 +4140,36 @@
                                     <m:r>
                                       <w:rPr>
                                         <w:rFonts w:ascii="Cambria Math" w:hAnsi="Cambria Math"/>
+                                      </w:rPr>
+                                      <m:t>+</m:t>
+                                    </m:r>
+                                    <m:r>
+                                      <w:rPr>
+                                        <w:rFonts w:ascii="Cambria Math" w:hAnsi="Cambria Math"/>
                                         <w:lang w:val="en-US"/>
                                       </w:rPr>
-                                      <m:t>+A</m:t>
+                                      <m:t>A</m:t>
                                     </m:r>
                                   </m:e>
                                 </m:d>
                                 <m:r>
                                   <w:rPr>
                                     <w:rFonts w:ascii="Cambria Math" w:hAnsi="Cambria Math"/>
+                                  </w:rPr>
+                                  <m:t>≤</m:t>
+                                </m:r>
+                                <m:r>
+                                  <w:rPr>
+                                    <w:rFonts w:ascii="Cambria Math" w:hAnsi="Cambria Math"/>
                                     <w:lang w:val="en-US"/>
                                   </w:rPr>
-                                  <m:t>≤B ≤</m:t>
+                                  <m:t>B</m:t>
+                                </m:r>
+                                <m:r>
+                                  <w:rPr>
+                                    <w:rFonts w:ascii="Cambria Math" w:hAnsi="Cambria Math"/>
+                                  </w:rPr>
+                                  <m:t xml:space="preserve"> ≤</m:t>
                                 </m:r>
                                 <m:sSup>
                                   <m:sSupPr>
@@ -4150,7 +4185,6 @@
                                     <m:r>
                                       <w:rPr>
                                         <w:rFonts w:ascii="Cambria Math" w:hAnsi="Cambria Math"/>
-                                        <w:lang w:val="en-US"/>
                                       </w:rPr>
                                       <m:t>2</m:t>
                                     </m:r>
@@ -4159,7 +4193,6 @@
                                     <m:r>
                                       <w:rPr>
                                         <w:rFonts w:ascii="Cambria Math" w:hAnsi="Cambria Math"/>
-                                        <w:lang w:val="en-US"/>
                                       </w:rPr>
                                       <m:t>15</m:t>
                                     </m:r>
@@ -4168,7 +4201,6 @@
                                 <m:r>
                                   <w:rPr>
                                     <w:rFonts w:ascii="Cambria Math" w:hAnsi="Cambria Math"/>
-                                    <w:lang w:val="en-US"/>
                                   </w:rPr>
                                   <m:t>-1</m:t>
                                 </m:r>
@@ -4177,7 +4209,6 @@
                                 <m:r>
                                   <w:rPr>
                                     <w:rFonts w:ascii="Cambria Math" w:hAnsi="Cambria Math"/>
-                                    <w:lang w:val="en-US"/>
                                   </w:rPr>
                                   <m:t>-</m:t>
                                 </m:r>
@@ -4206,7 +4237,6 @@
                                         <m:r>
                                           <w:rPr>
                                             <w:rFonts w:ascii="Cambria Math" w:hAnsi="Cambria Math"/>
-                                            <w:lang w:val="en-US"/>
                                           </w:rPr>
                                           <m:t>2</m:t>
                                         </m:r>
@@ -4215,7 +4245,6 @@
                                         <m:r>
                                           <w:rPr>
                                             <w:rFonts w:ascii="Cambria Math" w:hAnsi="Cambria Math"/>
-                                            <w:lang w:val="en-US"/>
                                           </w:rPr>
                                           <m:t>15</m:t>
                                         </m:r>
@@ -4224,18 +4253,49 @@
                                     <m:r>
                                       <w:rPr>
                                         <w:rFonts w:ascii="Cambria Math" w:hAnsi="Cambria Math"/>
+                                      </w:rPr>
+                                      <m:t>+</m:t>
+                                    </m:r>
+                                    <m:r>
+                                      <w:rPr>
+                                        <w:rFonts w:ascii="Cambria Math" w:hAnsi="Cambria Math"/>
                                         <w:lang w:val="en-US"/>
                                       </w:rPr>
-                                      <m:t>+A+B</m:t>
+                                      <m:t>A</m:t>
+                                    </m:r>
+                                    <m:r>
+                                      <w:rPr>
+                                        <w:rFonts w:ascii="Cambria Math" w:hAnsi="Cambria Math"/>
+                                      </w:rPr>
+                                      <m:t>+</m:t>
+                                    </m:r>
+                                    <m:r>
+                                      <w:rPr>
+                                        <w:rFonts w:ascii="Cambria Math" w:hAnsi="Cambria Math"/>
+                                        <w:lang w:val="en-US"/>
+                                      </w:rPr>
+                                      <m:t>B</m:t>
                                     </m:r>
                                   </m:e>
                                 </m:d>
                                 <m:r>
                                   <w:rPr>
                                     <w:rFonts w:ascii="Cambria Math" w:hAnsi="Cambria Math"/>
+                                  </w:rPr>
+                                  <m:t>≤</m:t>
+                                </m:r>
+                                <m:r>
+                                  <w:rPr>
+                                    <w:rFonts w:ascii="Cambria Math" w:hAnsi="Cambria Math"/>
                                     <w:lang w:val="en-US"/>
                                   </w:rPr>
-                                  <m:t xml:space="preserve">≤C ≤ </m:t>
+                                  <m:t>C</m:t>
+                                </m:r>
+                                <m:r>
+                                  <w:rPr>
+                                    <w:rFonts w:ascii="Cambria Math" w:hAnsi="Cambria Math"/>
+                                  </w:rPr>
+                                  <m:t xml:space="preserve"> ≤ </m:t>
                                 </m:r>
                                 <m:sSup>
                                   <m:sSupPr>
@@ -4251,7 +4311,6 @@
                                     <m:r>
                                       <w:rPr>
                                         <w:rFonts w:ascii="Cambria Math" w:hAnsi="Cambria Math"/>
-                                        <w:lang w:val="en-US"/>
                                       </w:rPr>
                                       <m:t>2</m:t>
                                     </m:r>
@@ -4260,7 +4319,6 @@
                                     <m:r>
                                       <w:rPr>
                                         <w:rFonts w:ascii="Cambria Math" w:hAnsi="Cambria Math"/>
-                                        <w:lang w:val="en-US"/>
                                       </w:rPr>
                                       <m:t>15</m:t>
                                     </m:r>
@@ -4269,7 +4327,6 @@
                                 <m:r>
                                   <w:rPr>
                                     <w:rFonts w:ascii="Cambria Math" w:hAnsi="Cambria Math"/>
-                                    <w:lang w:val="en-US"/>
                                   </w:rPr>
                                   <m:t>-1</m:t>
                                 </m:r>
@@ -4282,7 +4339,6 @@
                         <m:r>
                           <w:rPr>
                             <w:rFonts w:ascii="Cambria Math" w:hAnsi="Cambria Math"/>
-                            <w:lang w:val="en-US"/>
                           </w:rPr>
                           <m:t>2)</m:t>
                         </m:r>
@@ -4313,7 +4369,6 @@
                                 <m:r>
                                   <w:rPr>
                                     <w:rFonts w:ascii="Cambria Math" w:hAnsi="Cambria Math"/>
-                                    <w:lang w:val="en-US"/>
                                   </w:rPr>
                                   <m:t>-</m:t>
                                 </m:r>
@@ -4342,7 +4397,6 @@
                                         <m:r>
                                           <w:rPr>
                                             <w:rFonts w:ascii="Cambria Math" w:hAnsi="Cambria Math"/>
-                                            <w:lang w:val="en-US"/>
                                           </w:rPr>
                                           <m:t>2</m:t>
                                         </m:r>
@@ -4351,7 +4405,6 @@
                                         <m:r>
                                           <w:rPr>
                                             <w:rFonts w:ascii="Cambria Math" w:hAnsi="Cambria Math"/>
-                                            <w:lang w:val="en-US"/>
                                           </w:rPr>
                                           <m:t>15</m:t>
                                         </m:r>
@@ -4360,16 +4413,21 @@
                                     <m:r>
                                       <w:rPr>
                                         <w:rFonts w:ascii="Cambria Math" w:hAnsi="Cambria Math"/>
+                                      </w:rPr>
+                                      <m:t>+</m:t>
+                                    </m:r>
+                                    <m:r>
+                                      <w:rPr>
+                                        <w:rFonts w:ascii="Cambria Math" w:hAnsi="Cambria Math"/>
                                         <w:lang w:val="en-US"/>
                                       </w:rPr>
-                                      <m:t>+A</m:t>
+                                      <m:t>A</m:t>
                                     </m:r>
                                   </m:e>
                                 </m:d>
                                 <m:r>
                                   <w:rPr>
                                     <w:rFonts w:ascii="Cambria Math" w:hAnsi="Cambria Math"/>
-                                    <w:lang w:val="en-US"/>
                                   </w:rPr>
                                   <m:t>≤</m:t>
                                 </m:r>
@@ -4383,7 +4441,6 @@
                                 <m:r>
                                   <w:rPr>
                                     <w:rFonts w:ascii="Cambria Math" w:hAnsi="Cambria Math"/>
-                                    <w:lang w:val="en-US"/>
                                   </w:rPr>
                                   <m:t xml:space="preserve"> ≤</m:t>
                                 </m:r>
@@ -4401,7 +4458,6 @@
                                     <m:r>
                                       <w:rPr>
                                         <w:rFonts w:ascii="Cambria Math" w:hAnsi="Cambria Math"/>
-                                        <w:lang w:val="en-US"/>
                                       </w:rPr>
                                       <m:t>2</m:t>
                                     </m:r>
@@ -4410,7 +4466,6 @@
                                     <m:r>
                                       <w:rPr>
                                         <w:rFonts w:ascii="Cambria Math" w:hAnsi="Cambria Math"/>
-                                        <w:lang w:val="en-US"/>
                                       </w:rPr>
                                       <m:t>15</m:t>
                                     </m:r>
@@ -4419,7 +4474,6 @@
                                 <m:r>
                                   <w:rPr>
                                     <w:rFonts w:ascii="Cambria Math" w:hAnsi="Cambria Math"/>
-                                    <w:lang w:val="en-US"/>
                                   </w:rPr>
                                   <m:t>-1</m:t>
                                 </m:r>
@@ -4428,7 +4482,6 @@
                                 <m:r>
                                   <w:rPr>
                                     <w:rFonts w:ascii="Cambria Math" w:hAnsi="Cambria Math"/>
-                                    <w:lang w:val="en-US"/>
                                   </w:rPr>
                                   <m:t>-</m:t>
                                 </m:r>
@@ -4457,7 +4510,6 @@
                                         <m:r>
                                           <w:rPr>
                                             <w:rFonts w:ascii="Cambria Math" w:hAnsi="Cambria Math"/>
-                                            <w:lang w:val="en-US"/>
                                           </w:rPr>
                                           <m:t>2</m:t>
                                         </m:r>
@@ -4466,7 +4518,6 @@
                                         <m:r>
                                           <w:rPr>
                                             <w:rFonts w:ascii="Cambria Math" w:hAnsi="Cambria Math"/>
-                                            <w:lang w:val="en-US"/>
                                           </w:rPr>
                                           <m:t>15</m:t>
                                         </m:r>
@@ -4475,9 +4526,21 @@
                                     <m:r>
                                       <w:rPr>
                                         <w:rFonts w:ascii="Cambria Math" w:hAnsi="Cambria Math"/>
+                                      </w:rPr>
+                                      <m:t>+</m:t>
+                                    </m:r>
+                                    <m:r>
+                                      <w:rPr>
+                                        <w:rFonts w:ascii="Cambria Math" w:hAnsi="Cambria Math"/>
                                         <w:lang w:val="en-US"/>
                                       </w:rPr>
-                                      <m:t>+A+</m:t>
+                                      <m:t>A</m:t>
+                                    </m:r>
+                                    <m:r>
+                                      <w:rPr>
+                                        <w:rFonts w:ascii="Cambria Math" w:hAnsi="Cambria Math"/>
+                                      </w:rPr>
+                                      <m:t>+</m:t>
                                     </m:r>
                                     <m:r>
                                       <w:rPr>
@@ -4491,7 +4554,6 @@
                                 <m:r>
                                   <w:rPr>
                                     <w:rFonts w:ascii="Cambria Math" w:hAnsi="Cambria Math"/>
-                                    <w:lang w:val="en-US"/>
                                   </w:rPr>
                                   <m:t>≤</m:t>
                                 </m:r>
@@ -4505,7 +4567,6 @@
                                 <m:r>
                                   <w:rPr>
                                     <w:rFonts w:ascii="Cambria Math" w:hAnsi="Cambria Math"/>
-                                    <w:lang w:val="en-US"/>
                                   </w:rPr>
                                   <m:t xml:space="preserve"> ≤ </m:t>
                                 </m:r>
@@ -4523,7 +4584,6 @@
                                     <m:r>
                                       <w:rPr>
                                         <w:rFonts w:ascii="Cambria Math" w:hAnsi="Cambria Math"/>
-                                        <w:lang w:val="en-US"/>
                                       </w:rPr>
                                       <m:t>2</m:t>
                                     </m:r>
@@ -4532,7 +4592,6 @@
                                     <m:r>
                                       <w:rPr>
                                         <w:rFonts w:ascii="Cambria Math" w:hAnsi="Cambria Math"/>
-                                        <w:lang w:val="en-US"/>
                                       </w:rPr>
                                       <m:t>15</m:t>
                                     </m:r>
@@ -4541,7 +4600,6 @@
                                 <m:r>
                                   <w:rPr>
                                     <w:rFonts w:ascii="Cambria Math" w:hAnsi="Cambria Math"/>
-                                    <w:lang w:val="en-US"/>
                                   </w:rPr>
                                   <m:t>-1</m:t>
                                 </m:r>
@@ -5113,7 +5171,7 @@
                 <w:bCs/>
                 <w:lang w:val="en-US"/>
               </w:rPr>
-              <w:t>7F3</w:t>
+              <w:t>7FD</w:t>
             </w:r>
           </w:p>
         </w:tc>
@@ -5210,7 +5268,7 @@
                 <w:bCs/>
                 <w:lang w:val="en-US"/>
               </w:rPr>
-              <w:t>7F2</w:t>
+              <w:t>7FC</w:t>
             </w:r>
           </w:p>
         </w:tc>
@@ -5287,7 +5345,7 @@
                 <w:bCs/>
                 <w:lang w:val="en-US"/>
               </w:rPr>
-              <w:t>7F1</w:t>
+              <w:t>7FB</w:t>
             </w:r>
           </w:p>
         </w:tc>
@@ -5439,18 +5497,18 @@
         <w:spacing w:after="160" w:line="278" w:lineRule="auto"/>
         <w:ind w:firstLine="0"/>
         <w:jc w:val="left"/>
+      </w:pPr>
+      <w:r>
+        <w:t>Адрес начала массива 7</w:t>
+      </w:r>
+      <w:r>
         <w:rPr>
           <w:lang w:val="en-US"/>
         </w:rPr>
-      </w:pPr>
-      <w:r>
-        <w:t>Адрес начала массива 7</w:t>
-      </w:r>
-      <w:r>
-        <w:rPr>
-          <w:lang w:val="en-US"/>
-        </w:rPr>
-        <w:t>FE (16)</w:t>
+        <w:t>FE</w:t>
+      </w:r>
+      <w:r>
+        <w:t xml:space="preserve"> (16)</w:t>
       </w:r>
     </w:p>
     <w:p>
@@ -5701,6 +5759,23 @@
     </w:p>
     <w:p>
       <w:pPr>
+        <w:spacing w:after="160" w:line="278" w:lineRule="auto"/>
+        <w:ind w:firstLine="0"/>
+        <w:jc w:val="left"/>
+        <w:rPr>
+          <w:rFonts w:eastAsiaTheme="majorEastAsia" w:cstheme="majorBidi"/>
+          <w:b/>
+          <w:color w:val="000000" w:themeColor="text1"/>
+          <w:szCs w:val="32"/>
+        </w:rPr>
+      </w:pPr>
+      <w:bookmarkStart w:id="6" w:name="_Toc215414131"/>
+      <w:r>
+        <w:br w:type="page"/>
+      </w:r>
+    </w:p>
+    <w:p>
+      <w:pPr>
         <w:pStyle w:val="2"/>
         <w:numPr>
           <w:ilvl w:val="0"/>
@@ -5708,8 +5783,8 @@
         </w:numPr>
         <w:ind w:left="357" w:hanging="357"/>
       </w:pPr>
-      <w:bookmarkStart w:id="6" w:name="_Toc215414131"/>
-      <w:r>
+      <w:r>
+        <w:lastRenderedPageBreak/>
         <w:t>Таблица трассировки</w:t>
       </w:r>
       <w:bookmarkEnd w:id="6"/>
@@ -5723,11 +5798,10 @@
         <w:tblLook w:val="04A0" w:firstRow="1" w:lastRow="0" w:firstColumn="1" w:lastColumn="0" w:noHBand="0" w:noVBand="1"/>
       </w:tblPr>
       <w:tblGrid>
-        <w:gridCol w:w="719"/>
-        <w:gridCol w:w="847"/>
-        <w:gridCol w:w="7"/>
-        <w:gridCol w:w="514"/>
-        <w:gridCol w:w="624"/>
+        <w:gridCol w:w="704"/>
+        <w:gridCol w:w="709"/>
+        <w:gridCol w:w="850"/>
+        <w:gridCol w:w="737"/>
         <w:gridCol w:w="636"/>
         <w:gridCol w:w="616"/>
         <w:gridCol w:w="536"/>
@@ -5736,8 +5810,7 @@
         <w:gridCol w:w="979"/>
         <w:gridCol w:w="32"/>
         <w:gridCol w:w="925"/>
-        <w:gridCol w:w="1029"/>
-        <w:gridCol w:w="32"/>
+        <w:gridCol w:w="1225"/>
       </w:tblGrid>
       <w:tr>
         <w:trPr>
@@ -5745,8 +5818,8 @@
         </w:trPr>
         <w:tc>
           <w:tcPr>
-            <w:tcW w:w="1573" w:type="dxa"/>
-            <w:gridSpan w:val="3"/>
+            <w:tcW w:w="1413" w:type="dxa"/>
+            <w:gridSpan w:val="2"/>
           </w:tcPr>
           <w:p>
             <w:pPr>
@@ -5769,7 +5842,7 @@
         </w:tc>
         <w:tc>
           <w:tcPr>
-            <w:tcW w:w="5197" w:type="dxa"/>
+            <w:tcW w:w="5646" w:type="dxa"/>
             <w:gridSpan w:val="9"/>
           </w:tcPr>
           <w:p>
@@ -5793,8 +5866,8 @@
         </w:tc>
         <w:tc>
           <w:tcPr>
-            <w:tcW w:w="1986" w:type="dxa"/>
-            <w:gridSpan w:val="3"/>
+            <w:tcW w:w="2150" w:type="dxa"/>
+            <w:gridSpan w:val="2"/>
           </w:tcPr>
           <w:p>
             <w:pPr>
@@ -5818,37 +5891,34 @@
       </w:tr>
       <w:tr>
         <w:trPr>
-          <w:gridAfter w:val="1"/>
-          <w:wAfter w:w="32" w:type="dxa"/>
           <w:jc w:val="center"/>
         </w:trPr>
         <w:tc>
           <w:tcPr>
-            <w:tcW w:w="719" w:type="dxa"/>
-          </w:tcPr>
-          <w:p>
-            <w:pPr>
-              <w:spacing w:line="276" w:lineRule="auto"/>
-              <w:ind w:firstLine="0"/>
-              <w:jc w:val="center"/>
-              <w:rPr>
-                <w:sz w:val="16"/>
-                <w:szCs w:val="16"/>
-              </w:rPr>
-            </w:pPr>
-            <w:r>
-              <w:rPr>
-                <w:sz w:val="16"/>
-                <w:szCs w:val="16"/>
-              </w:rPr>
-              <w:lastRenderedPageBreak/>
+            <w:tcW w:w="704" w:type="dxa"/>
+          </w:tcPr>
+          <w:p>
+            <w:pPr>
+              <w:spacing w:line="276" w:lineRule="auto"/>
+              <w:ind w:firstLine="0"/>
+              <w:jc w:val="center"/>
+              <w:rPr>
+                <w:sz w:val="16"/>
+                <w:szCs w:val="16"/>
+              </w:rPr>
+            </w:pPr>
+            <w:r>
+              <w:rPr>
+                <w:sz w:val="16"/>
+                <w:szCs w:val="16"/>
+              </w:rPr>
               <w:t>Адрес</w:t>
             </w:r>
           </w:p>
         </w:tc>
         <w:tc>
           <w:tcPr>
-            <w:tcW w:w="847" w:type="dxa"/>
+            <w:tcW w:w="709" w:type="dxa"/>
           </w:tcPr>
           <w:p>
             <w:pPr>
@@ -5871,8 +5941,7 @@
         </w:tc>
         <w:tc>
           <w:tcPr>
-            <w:tcW w:w="521" w:type="dxa"/>
-            <w:gridSpan w:val="2"/>
+            <w:tcW w:w="850" w:type="dxa"/>
           </w:tcPr>
           <w:p>
             <w:pPr>
@@ -5897,7 +5966,7 @@
         </w:tc>
         <w:tc>
           <w:tcPr>
-            <w:tcW w:w="624" w:type="dxa"/>
+            <w:tcW w:w="737" w:type="dxa"/>
           </w:tcPr>
           <w:p>
             <w:pPr>
@@ -6096,7 +6165,7 @@
         </w:tc>
         <w:tc>
           <w:tcPr>
-            <w:tcW w:w="1029" w:type="dxa"/>
+            <w:tcW w:w="1225" w:type="dxa"/>
           </w:tcPr>
           <w:p>
             <w:pPr>
@@ -6120,38 +6189,36 @@
       </w:tr>
       <w:tr>
         <w:trPr>
-          <w:gridAfter w:val="1"/>
-          <w:wAfter w:w="32" w:type="dxa"/>
           <w:jc w:val="center"/>
         </w:trPr>
         <w:tc>
           <w:tcPr>
-            <w:tcW w:w="719" w:type="dxa"/>
-          </w:tcPr>
-          <w:p>
-            <w:pPr>
-              <w:spacing w:line="276" w:lineRule="auto"/>
-              <w:ind w:firstLine="0"/>
-              <w:jc w:val="center"/>
-              <w:rPr>
-                <w:sz w:val="16"/>
-                <w:szCs w:val="16"/>
-                <w:lang w:val="en-US"/>
-              </w:rPr>
-            </w:pPr>
-            <w:r>
-              <w:rPr>
-                <w:sz w:val="16"/>
-                <w:szCs w:val="16"/>
-                <w:lang w:val="en-US"/>
-              </w:rPr>
-              <w:t>020</w:t>
-            </w:r>
-          </w:p>
-        </w:tc>
-        <w:tc>
-          <w:tcPr>
-            <w:tcW w:w="847" w:type="dxa"/>
+            <w:tcW w:w="704" w:type="dxa"/>
+          </w:tcPr>
+          <w:p>
+            <w:pPr>
+              <w:spacing w:line="276" w:lineRule="auto"/>
+              <w:ind w:firstLine="0"/>
+              <w:jc w:val="center"/>
+              <w:rPr>
+                <w:sz w:val="16"/>
+                <w:szCs w:val="16"/>
+                <w:lang w:val="en-US"/>
+              </w:rPr>
+            </w:pPr>
+            <w:r>
+              <w:rPr>
+                <w:sz w:val="16"/>
+                <w:szCs w:val="16"/>
+                <w:lang w:val="en-US"/>
+              </w:rPr>
+              <w:t>2A5</w:t>
+            </w:r>
+          </w:p>
+        </w:tc>
+        <w:tc>
+          <w:tcPr>
+            <w:tcW w:w="709" w:type="dxa"/>
           </w:tcPr>
           <w:p>
             <w:pPr>
@@ -6176,27 +6243,121 @@
         </w:tc>
         <w:tc>
           <w:tcPr>
-            <w:tcW w:w="521" w:type="dxa"/>
-            <w:gridSpan w:val="2"/>
-          </w:tcPr>
-          <w:p>
-            <w:pPr>
-              <w:spacing w:line="276" w:lineRule="auto"/>
-              <w:ind w:firstLine="0"/>
-              <w:jc w:val="center"/>
-              <w:rPr>
-                <w:sz w:val="16"/>
-                <w:szCs w:val="16"/>
-                <w:lang w:val="en-US"/>
-              </w:rPr>
-            </w:pPr>
-            <w:r>
-              <w:rPr>
-                <w:sz w:val="16"/>
-                <w:szCs w:val="16"/>
-                <w:lang w:val="en-US"/>
-              </w:rPr>
-              <w:t>021</w:t>
+            <w:tcW w:w="850" w:type="dxa"/>
+          </w:tcPr>
+          <w:p>
+            <w:pPr>
+              <w:spacing w:line="276" w:lineRule="auto"/>
+              <w:ind w:firstLine="0"/>
+              <w:jc w:val="center"/>
+              <w:rPr>
+                <w:sz w:val="16"/>
+                <w:szCs w:val="16"/>
+                <w:lang w:val="en-US"/>
+              </w:rPr>
+            </w:pPr>
+            <w:r>
+              <w:rPr>
+                <w:sz w:val="16"/>
+                <w:szCs w:val="16"/>
+                <w:lang w:val="en-US"/>
+              </w:rPr>
+              <w:t>2A6</w:t>
+            </w:r>
+          </w:p>
+        </w:tc>
+        <w:tc>
+          <w:tcPr>
+            <w:tcW w:w="737" w:type="dxa"/>
+          </w:tcPr>
+          <w:p>
+            <w:pPr>
+              <w:spacing w:line="276" w:lineRule="auto"/>
+              <w:ind w:firstLine="0"/>
+              <w:jc w:val="center"/>
+              <w:rPr>
+                <w:sz w:val="16"/>
+                <w:szCs w:val="16"/>
+                <w:lang w:val="en-US"/>
+              </w:rPr>
+            </w:pPr>
+            <w:r>
+              <w:rPr>
+                <w:sz w:val="16"/>
+                <w:szCs w:val="16"/>
+                <w:lang w:val="en-US"/>
+              </w:rPr>
+              <w:t>0200</w:t>
+            </w:r>
+          </w:p>
+        </w:tc>
+        <w:tc>
+          <w:tcPr>
+            <w:tcW w:w="636" w:type="dxa"/>
+          </w:tcPr>
+          <w:p>
+            <w:pPr>
+              <w:spacing w:line="276" w:lineRule="auto"/>
+              <w:ind w:firstLine="0"/>
+              <w:jc w:val="center"/>
+              <w:rPr>
+                <w:sz w:val="16"/>
+                <w:szCs w:val="16"/>
+              </w:rPr>
+            </w:pPr>
+            <w:r>
+              <w:rPr>
+                <w:sz w:val="16"/>
+                <w:szCs w:val="16"/>
+                <w:lang w:val="en-US"/>
+              </w:rPr>
+              <w:t>2A5</w:t>
+            </w:r>
+          </w:p>
+        </w:tc>
+        <w:tc>
+          <w:tcPr>
+            <w:tcW w:w="616" w:type="dxa"/>
+          </w:tcPr>
+          <w:p>
+            <w:pPr>
+              <w:spacing w:line="276" w:lineRule="auto"/>
+              <w:ind w:firstLine="0"/>
+              <w:jc w:val="center"/>
+              <w:rPr>
+                <w:sz w:val="16"/>
+                <w:szCs w:val="16"/>
+              </w:rPr>
+            </w:pPr>
+            <w:r>
+              <w:rPr>
+                <w:sz w:val="16"/>
+                <w:szCs w:val="16"/>
+              </w:rPr>
+              <w:t>0200</w:t>
+            </w:r>
+          </w:p>
+        </w:tc>
+        <w:tc>
+          <w:tcPr>
+            <w:tcW w:w="536" w:type="dxa"/>
+          </w:tcPr>
+          <w:p>
+            <w:pPr>
+              <w:spacing w:line="276" w:lineRule="auto"/>
+              <w:ind w:firstLine="0"/>
+              <w:jc w:val="center"/>
+              <w:rPr>
+                <w:sz w:val="16"/>
+                <w:szCs w:val="16"/>
+              </w:rPr>
+            </w:pPr>
+            <w:r>
+              <w:rPr>
+                <w:sz w:val="16"/>
+                <w:szCs w:val="16"/>
+              </w:rPr>
+              <w:t>000</w:t>
             </w:r>
           </w:p>
         </w:tc>
@@ -6212,117 +6373,29 @@
               <w:rPr>
                 <w:sz w:val="16"/>
                 <w:szCs w:val="16"/>
-                <w:lang w:val="en-US"/>
-              </w:rPr>
-            </w:pPr>
-            <w:r>
-              <w:rPr>
-                <w:sz w:val="16"/>
-                <w:szCs w:val="16"/>
-                <w:lang w:val="en-US"/>
-              </w:rPr>
-              <w:t>0200</w:t>
-            </w:r>
-          </w:p>
-        </w:tc>
-        <w:tc>
-          <w:tcPr>
-            <w:tcW w:w="636" w:type="dxa"/>
-          </w:tcPr>
-          <w:p>
-            <w:pPr>
-              <w:spacing w:line="276" w:lineRule="auto"/>
-              <w:ind w:firstLine="0"/>
-              <w:jc w:val="center"/>
-              <w:rPr>
-                <w:sz w:val="16"/>
-                <w:szCs w:val="16"/>
-                <w:lang w:val="en-US"/>
-              </w:rPr>
-            </w:pPr>
-            <w:r>
-              <w:rPr>
-                <w:sz w:val="16"/>
-                <w:szCs w:val="16"/>
-                <w:lang w:val="en-US"/>
-              </w:rPr>
-              <w:t>020</w:t>
-            </w:r>
-          </w:p>
-        </w:tc>
-        <w:tc>
-          <w:tcPr>
-            <w:tcW w:w="616" w:type="dxa"/>
-          </w:tcPr>
-          <w:p>
-            <w:pPr>
-              <w:spacing w:line="276" w:lineRule="auto"/>
-              <w:ind w:firstLine="0"/>
-              <w:jc w:val="center"/>
-              <w:rPr>
-                <w:color w:val="C00000"/>
-                <w:sz w:val="16"/>
-                <w:szCs w:val="16"/>
-                <w:lang w:val="en-US"/>
-              </w:rPr>
-            </w:pPr>
-            <w:r>
-              <w:rPr>
-                <w:sz w:val="16"/>
-                <w:szCs w:val="16"/>
-                <w:lang w:val="en-US"/>
-              </w:rPr>
-              <w:t>0200</w:t>
-            </w:r>
-          </w:p>
-        </w:tc>
-        <w:tc>
-          <w:tcPr>
-            <w:tcW w:w="536" w:type="dxa"/>
-          </w:tcPr>
-          <w:p>
-            <w:pPr>
-              <w:spacing w:line="276" w:lineRule="auto"/>
-              <w:ind w:firstLine="0"/>
-              <w:jc w:val="center"/>
-              <w:rPr>
-                <w:sz w:val="16"/>
-                <w:szCs w:val="16"/>
-                <w:lang w:val="en-US"/>
-              </w:rPr>
-            </w:pPr>
-            <w:r>
-              <w:rPr>
-                <w:sz w:val="16"/>
-                <w:szCs w:val="16"/>
-                <w:lang w:val="en-US"/>
-              </w:rPr>
-              <w:t>000</w:t>
-            </w:r>
-          </w:p>
-        </w:tc>
-        <w:tc>
-          <w:tcPr>
-            <w:tcW w:w="624" w:type="dxa"/>
-          </w:tcPr>
-          <w:p>
-            <w:pPr>
-              <w:spacing w:line="276" w:lineRule="auto"/>
-              <w:ind w:firstLine="0"/>
-              <w:jc w:val="center"/>
-              <w:rPr>
-                <w:sz w:val="16"/>
-                <w:szCs w:val="16"/>
-                <w:lang w:val="en-US"/>
-              </w:rPr>
-            </w:pPr>
-            <w:r>
-              <w:rPr>
-                <w:sz w:val="16"/>
-                <w:szCs w:val="16"/>
-                <w:lang w:val="en-US"/>
-              </w:rPr>
-              <w:t>020</w:t>
+              </w:rPr>
+            </w:pPr>
+            <w:r>
+              <w:rPr>
+                <w:sz w:val="16"/>
+                <w:szCs w:val="16"/>
+              </w:rPr>
+              <w:t>02</w:t>
+            </w:r>
+            <w:r>
+              <w:rPr>
+                <w:sz w:val="16"/>
+                <w:szCs w:val="16"/>
+                <w:lang w:val="en-US"/>
+              </w:rPr>
+              <w:t>A</w:t>
+            </w:r>
+            <w:r>
+              <w:rPr>
+                <w:sz w:val="16"/>
+                <w:szCs w:val="16"/>
+              </w:rPr>
+              <w:t>5</w:t>
             </w:r>
           </w:p>
         </w:tc>
@@ -6404,7 +6477,7 @@
         </w:tc>
         <w:tc>
           <w:tcPr>
-            <w:tcW w:w="1029" w:type="dxa"/>
+            <w:tcW w:w="1225" w:type="dxa"/>
           </w:tcPr>
           <w:p>
             <w:pPr>
@@ -6430,83 +6503,180 @@
       </w:tr>
       <w:tr>
         <w:trPr>
-          <w:gridAfter w:val="1"/>
-          <w:wAfter w:w="32" w:type="dxa"/>
           <w:jc w:val="center"/>
         </w:trPr>
         <w:tc>
           <w:tcPr>
-            <w:tcW w:w="719" w:type="dxa"/>
-          </w:tcPr>
-          <w:p>
-            <w:pPr>
-              <w:spacing w:line="276" w:lineRule="auto"/>
-              <w:ind w:firstLine="0"/>
-              <w:jc w:val="center"/>
-              <w:rPr>
-                <w:sz w:val="16"/>
-                <w:szCs w:val="16"/>
-                <w:lang w:val="en-US"/>
-              </w:rPr>
-            </w:pPr>
-            <w:r>
-              <w:rPr>
-                <w:sz w:val="16"/>
-                <w:szCs w:val="16"/>
-                <w:lang w:val="en-US"/>
-              </w:rPr>
-              <w:t>021</w:t>
-            </w:r>
-          </w:p>
-        </w:tc>
-        <w:tc>
-          <w:tcPr>
-            <w:tcW w:w="847" w:type="dxa"/>
-          </w:tcPr>
-          <w:p>
-            <w:pPr>
-              <w:spacing w:line="276" w:lineRule="auto"/>
-              <w:ind w:firstLine="0"/>
-              <w:jc w:val="center"/>
-              <w:rPr>
-                <w:sz w:val="16"/>
-                <w:szCs w:val="16"/>
-                <w:lang w:val="en-US"/>
-              </w:rPr>
-            </w:pPr>
-            <w:r>
-              <w:rPr>
-                <w:sz w:val="16"/>
-                <w:szCs w:val="16"/>
-                <w:lang w:val="en-US"/>
-              </w:rPr>
-              <w:t>4028</w:t>
-            </w:r>
-          </w:p>
-        </w:tc>
-        <w:tc>
-          <w:tcPr>
-            <w:tcW w:w="521" w:type="dxa"/>
-            <w:gridSpan w:val="2"/>
-          </w:tcPr>
-          <w:p>
-            <w:pPr>
-              <w:spacing w:line="276" w:lineRule="auto"/>
-              <w:ind w:firstLine="0"/>
-              <w:jc w:val="center"/>
-              <w:rPr>
-                <w:sz w:val="16"/>
-                <w:szCs w:val="16"/>
-                <w:lang w:val="en-US"/>
-              </w:rPr>
-            </w:pPr>
-            <w:r>
-              <w:rPr>
-                <w:sz w:val="16"/>
-                <w:szCs w:val="16"/>
-                <w:lang w:val="en-US"/>
-              </w:rPr>
-              <w:t>022</w:t>
+            <w:tcW w:w="704" w:type="dxa"/>
+          </w:tcPr>
+          <w:p>
+            <w:pPr>
+              <w:spacing w:line="276" w:lineRule="auto"/>
+              <w:ind w:firstLine="0"/>
+              <w:jc w:val="center"/>
+              <w:rPr>
+                <w:sz w:val="16"/>
+                <w:szCs w:val="16"/>
+                <w:lang w:val="en-US"/>
+              </w:rPr>
+            </w:pPr>
+            <w:r>
+              <w:rPr>
+                <w:sz w:val="16"/>
+                <w:szCs w:val="16"/>
+                <w:lang w:val="en-US"/>
+              </w:rPr>
+              <w:t>2A6</w:t>
+            </w:r>
+          </w:p>
+        </w:tc>
+        <w:tc>
+          <w:tcPr>
+            <w:tcW w:w="709" w:type="dxa"/>
+          </w:tcPr>
+          <w:p>
+            <w:pPr>
+              <w:spacing w:line="276" w:lineRule="auto"/>
+              <w:ind w:firstLine="0"/>
+              <w:jc w:val="center"/>
+              <w:rPr>
+                <w:sz w:val="16"/>
+                <w:szCs w:val="16"/>
+                <w:lang w:val="en-US"/>
+              </w:rPr>
+            </w:pPr>
+            <w:r>
+              <w:rPr>
+                <w:sz w:val="16"/>
+                <w:szCs w:val="16"/>
+                <w:lang w:val="en-US"/>
+              </w:rPr>
+              <w:t>EEFD</w:t>
+            </w:r>
+          </w:p>
+        </w:tc>
+        <w:tc>
+          <w:tcPr>
+            <w:tcW w:w="850" w:type="dxa"/>
+          </w:tcPr>
+          <w:p>
+            <w:pPr>
+              <w:spacing w:line="276" w:lineRule="auto"/>
+              <w:ind w:firstLine="0"/>
+              <w:jc w:val="center"/>
+              <w:rPr>
+                <w:sz w:val="16"/>
+                <w:szCs w:val="16"/>
+                <w:lang w:val="en-US"/>
+              </w:rPr>
+            </w:pPr>
+            <w:r>
+              <w:rPr>
+                <w:sz w:val="16"/>
+                <w:szCs w:val="16"/>
+                <w:lang w:val="en-US"/>
+              </w:rPr>
+              <w:t>2A7</w:t>
+            </w:r>
+          </w:p>
+        </w:tc>
+        <w:tc>
+          <w:tcPr>
+            <w:tcW w:w="737" w:type="dxa"/>
+          </w:tcPr>
+          <w:p>
+            <w:pPr>
+              <w:spacing w:line="276" w:lineRule="auto"/>
+              <w:ind w:firstLine="0"/>
+              <w:jc w:val="center"/>
+              <w:rPr>
+                <w:sz w:val="16"/>
+                <w:szCs w:val="16"/>
+                <w:lang w:val="en-US"/>
+              </w:rPr>
+            </w:pPr>
+            <w:r>
+              <w:rPr>
+                <w:sz w:val="16"/>
+                <w:szCs w:val="16"/>
+                <w:lang w:val="en-US"/>
+              </w:rPr>
+              <w:t>EEFD</w:t>
+            </w:r>
+          </w:p>
+        </w:tc>
+        <w:tc>
+          <w:tcPr>
+            <w:tcW w:w="636" w:type="dxa"/>
+          </w:tcPr>
+          <w:p>
+            <w:pPr>
+              <w:spacing w:line="276" w:lineRule="auto"/>
+              <w:ind w:firstLine="0"/>
+              <w:jc w:val="center"/>
+              <w:rPr>
+                <w:sz w:val="16"/>
+                <w:szCs w:val="16"/>
+                <w:lang w:val="en-US"/>
+              </w:rPr>
+            </w:pPr>
+            <w:r>
+              <w:rPr>
+                <w:sz w:val="16"/>
+                <w:szCs w:val="16"/>
+                <w:lang w:val="en-US"/>
+              </w:rPr>
+              <w:t>2A4</w:t>
+            </w:r>
+          </w:p>
+        </w:tc>
+        <w:tc>
+          <w:tcPr>
+            <w:tcW w:w="616" w:type="dxa"/>
+          </w:tcPr>
+          <w:p>
+            <w:pPr>
+              <w:spacing w:line="276" w:lineRule="auto"/>
+              <w:ind w:firstLine="0"/>
+              <w:jc w:val="center"/>
+              <w:rPr>
+                <w:sz w:val="16"/>
+                <w:szCs w:val="16"/>
+                <w:lang w:val="en-US"/>
+              </w:rPr>
+            </w:pPr>
+            <w:r>
+              <w:rPr>
+                <w:sz w:val="16"/>
+                <w:szCs w:val="16"/>
+                <w:lang w:val="en-US"/>
+              </w:rPr>
+              <w:t>0000</w:t>
+            </w:r>
+          </w:p>
+        </w:tc>
+        <w:tc>
+          <w:tcPr>
+            <w:tcW w:w="536" w:type="dxa"/>
+          </w:tcPr>
+          <w:p>
+            <w:pPr>
+              <w:spacing w:line="276" w:lineRule="auto"/>
+              <w:ind w:firstLine="0"/>
+              <w:jc w:val="center"/>
+              <w:rPr>
+                <w:sz w:val="16"/>
+                <w:szCs w:val="16"/>
+                <w:lang w:val="en-US"/>
+              </w:rPr>
+            </w:pPr>
+            <w:r>
+              <w:rPr>
+                <w:sz w:val="16"/>
+                <w:szCs w:val="16"/>
+                <w:lang w:val="en-US"/>
+              </w:rPr>
+              <w:t>000</w:t>
             </w:r>
           </w:p>
         </w:tc>
@@ -6531,7 +6701,7 @@
                 <w:szCs w:val="16"/>
                 <w:lang w:val="en-US"/>
               </w:rPr>
-              <w:t>4028</w:t>
+              <w:t>FFFD</w:t>
             </w:r>
           </w:p>
         </w:tc>
@@ -6556,108 +6726,7 @@
                 <w:szCs w:val="16"/>
                 <w:lang w:val="en-US"/>
               </w:rPr>
-              <w:t>028</w:t>
-            </w:r>
-          </w:p>
-        </w:tc>
-        <w:tc>
-          <w:tcPr>
-            <w:tcW w:w="616" w:type="dxa"/>
-          </w:tcPr>
-          <w:p>
-            <w:pPr>
-              <w:spacing w:line="276" w:lineRule="auto"/>
-              <w:ind w:firstLine="0"/>
-              <w:jc w:val="center"/>
-              <w:rPr>
-                <w:color w:val="C00000"/>
-                <w:sz w:val="16"/>
-                <w:szCs w:val="16"/>
-                <w:lang w:val="en-US"/>
-              </w:rPr>
-            </w:pPr>
-            <w:r>
-              <w:rPr>
-                <w:sz w:val="16"/>
-                <w:szCs w:val="16"/>
-                <w:lang w:val="en-US"/>
-              </w:rPr>
-              <w:t>0038</w:t>
-            </w:r>
-          </w:p>
-        </w:tc>
-        <w:tc>
-          <w:tcPr>
-            <w:tcW w:w="536" w:type="dxa"/>
-          </w:tcPr>
-          <w:p>
-            <w:pPr>
-              <w:spacing w:line="276" w:lineRule="auto"/>
-              <w:ind w:firstLine="0"/>
-              <w:jc w:val="center"/>
-              <w:rPr>
-                <w:sz w:val="16"/>
-                <w:szCs w:val="16"/>
-                <w:lang w:val="en-US"/>
-              </w:rPr>
-            </w:pPr>
-            <w:r>
-              <w:rPr>
-                <w:sz w:val="16"/>
-                <w:szCs w:val="16"/>
-                <w:lang w:val="en-US"/>
-              </w:rPr>
-              <w:t>000</w:t>
-            </w:r>
-          </w:p>
-        </w:tc>
-        <w:tc>
-          <w:tcPr>
-            <w:tcW w:w="624" w:type="dxa"/>
-          </w:tcPr>
-          <w:p>
-            <w:pPr>
-              <w:spacing w:line="276" w:lineRule="auto"/>
-              <w:ind w:firstLine="0"/>
-              <w:jc w:val="center"/>
-              <w:rPr>
-                <w:sz w:val="16"/>
-                <w:szCs w:val="16"/>
-                <w:lang w:val="en-US"/>
-              </w:rPr>
-            </w:pPr>
-            <w:r>
-              <w:rPr>
-                <w:sz w:val="16"/>
-                <w:szCs w:val="16"/>
-                <w:lang w:val="en-US"/>
-              </w:rPr>
-              <w:t>021</w:t>
-            </w:r>
-          </w:p>
-        </w:tc>
-        <w:tc>
-          <w:tcPr>
-            <w:tcW w:w="636" w:type="dxa"/>
-          </w:tcPr>
-          <w:p>
-            <w:pPr>
-              <w:spacing w:line="276" w:lineRule="auto"/>
-              <w:ind w:firstLine="0"/>
-              <w:jc w:val="center"/>
-              <w:rPr>
-                <w:sz w:val="16"/>
-                <w:szCs w:val="16"/>
-                <w:lang w:val="en-US"/>
-              </w:rPr>
-            </w:pPr>
-            <w:r>
-              <w:rPr>
-                <w:sz w:val="16"/>
-                <w:szCs w:val="16"/>
-                <w:lang w:val="en-US"/>
-              </w:rPr>
-              <w:t>0038</w:t>
+              <w:t>0000</w:t>
             </w:r>
           </w:p>
         </w:tc>
@@ -6682,7 +6751,7 @@
                 <w:szCs w:val="16"/>
                 <w:lang w:val="en-US"/>
               </w:rPr>
-              <w:t>0000</w:t>
+              <w:t>0100</w:t>
             </w:r>
           </w:p>
         </w:tc>
@@ -6708,115 +6777,211 @@
                 <w:szCs w:val="16"/>
                 <w:lang w:val="en-US"/>
               </w:rPr>
-              <w:t>-</w:t>
-            </w:r>
-          </w:p>
-        </w:tc>
-        <w:tc>
-          <w:tcPr>
-            <w:tcW w:w="1029" w:type="dxa"/>
-          </w:tcPr>
-          <w:p>
-            <w:pPr>
-              <w:spacing w:line="276" w:lineRule="auto"/>
-              <w:ind w:firstLine="0"/>
-              <w:jc w:val="center"/>
-              <w:rPr>
-                <w:sz w:val="16"/>
-                <w:szCs w:val="16"/>
-                <w:lang w:val="en-US"/>
-              </w:rPr>
-            </w:pPr>
-            <w:r>
-              <w:rPr>
-                <w:sz w:val="16"/>
-                <w:szCs w:val="16"/>
-                <w:lang w:val="en-US"/>
-              </w:rPr>
-              <w:t>-</w:t>
+              <w:t>2A4</w:t>
+            </w:r>
+          </w:p>
+        </w:tc>
+        <w:tc>
+          <w:tcPr>
+            <w:tcW w:w="1225" w:type="dxa"/>
+          </w:tcPr>
+          <w:p>
+            <w:pPr>
+              <w:spacing w:line="276" w:lineRule="auto"/>
+              <w:ind w:firstLine="0"/>
+              <w:jc w:val="center"/>
+              <w:rPr>
+                <w:sz w:val="16"/>
+                <w:szCs w:val="16"/>
+              </w:rPr>
+            </w:pPr>
+            <w:r>
+              <w:rPr>
+                <w:sz w:val="16"/>
+                <w:szCs w:val="16"/>
+                <w:lang w:val="en-US"/>
+              </w:rPr>
+              <w:t>0000</w:t>
             </w:r>
           </w:p>
         </w:tc>
       </w:tr>
       <w:tr>
         <w:trPr>
-          <w:gridAfter w:val="1"/>
-          <w:wAfter w:w="32" w:type="dxa"/>
           <w:jc w:val="center"/>
         </w:trPr>
         <w:tc>
           <w:tcPr>
-            <w:tcW w:w="719" w:type="dxa"/>
-          </w:tcPr>
-          <w:p>
-            <w:pPr>
-              <w:spacing w:line="276" w:lineRule="auto"/>
-              <w:ind w:firstLine="0"/>
-              <w:jc w:val="center"/>
-              <w:rPr>
-                <w:sz w:val="16"/>
-                <w:szCs w:val="16"/>
-                <w:lang w:val="en-US"/>
-              </w:rPr>
-            </w:pPr>
-            <w:r>
-              <w:rPr>
-                <w:sz w:val="16"/>
-                <w:szCs w:val="16"/>
-                <w:lang w:val="en-US"/>
-              </w:rPr>
-              <w:t>022</w:t>
-            </w:r>
-          </w:p>
-        </w:tc>
-        <w:tc>
-          <w:tcPr>
-            <w:tcW w:w="847" w:type="dxa"/>
-          </w:tcPr>
-          <w:p>
-            <w:pPr>
-              <w:spacing w:line="276" w:lineRule="auto"/>
-              <w:ind w:firstLine="0"/>
-              <w:jc w:val="center"/>
-              <w:rPr>
-                <w:sz w:val="16"/>
-                <w:szCs w:val="16"/>
-                <w:lang w:val="en-US"/>
-              </w:rPr>
-            </w:pPr>
-            <w:r>
-              <w:rPr>
-                <w:sz w:val="16"/>
-                <w:szCs w:val="16"/>
-                <w:lang w:val="en-US"/>
-              </w:rPr>
-              <w:t>402B</w:t>
-            </w:r>
-          </w:p>
-        </w:tc>
-        <w:tc>
-          <w:tcPr>
-            <w:tcW w:w="521" w:type="dxa"/>
-            <w:gridSpan w:val="2"/>
-          </w:tcPr>
-          <w:p>
-            <w:pPr>
-              <w:spacing w:line="276" w:lineRule="auto"/>
-              <w:ind w:firstLine="0"/>
-              <w:jc w:val="center"/>
-              <w:rPr>
-                <w:sz w:val="16"/>
-                <w:szCs w:val="16"/>
-                <w:lang w:val="en-US"/>
-              </w:rPr>
-            </w:pPr>
-            <w:r>
-              <w:rPr>
-                <w:sz w:val="16"/>
-                <w:szCs w:val="16"/>
-                <w:lang w:val="en-US"/>
-              </w:rPr>
-              <w:t>023</w:t>
+            <w:tcW w:w="704" w:type="dxa"/>
+          </w:tcPr>
+          <w:p>
+            <w:pPr>
+              <w:spacing w:line="276" w:lineRule="auto"/>
+              <w:ind w:firstLine="0"/>
+              <w:jc w:val="center"/>
+              <w:rPr>
+                <w:sz w:val="16"/>
+                <w:szCs w:val="16"/>
+                <w:lang w:val="en-US"/>
+              </w:rPr>
+            </w:pPr>
+            <w:r>
+              <w:rPr>
+                <w:sz w:val="16"/>
+                <w:szCs w:val="16"/>
+                <w:lang w:val="en-US"/>
+              </w:rPr>
+              <w:t>2A7</w:t>
+            </w:r>
+          </w:p>
+        </w:tc>
+        <w:tc>
+          <w:tcPr>
+            <w:tcW w:w="709" w:type="dxa"/>
+          </w:tcPr>
+          <w:p>
+            <w:pPr>
+              <w:spacing w:line="276" w:lineRule="auto"/>
+              <w:ind w:firstLine="0"/>
+              <w:jc w:val="center"/>
+              <w:rPr>
+                <w:sz w:val="16"/>
+                <w:szCs w:val="16"/>
+                <w:lang w:val="en-US"/>
+              </w:rPr>
+            </w:pPr>
+            <w:r>
+              <w:rPr>
+                <w:sz w:val="16"/>
+                <w:szCs w:val="16"/>
+                <w:lang w:val="en-US"/>
+              </w:rPr>
+              <w:t>AF03</w:t>
+            </w:r>
+          </w:p>
+        </w:tc>
+        <w:tc>
+          <w:tcPr>
+            <w:tcW w:w="850" w:type="dxa"/>
+          </w:tcPr>
+          <w:p>
+            <w:pPr>
+              <w:spacing w:line="276" w:lineRule="auto"/>
+              <w:ind w:firstLine="0"/>
+              <w:jc w:val="center"/>
+              <w:rPr>
+                <w:sz w:val="16"/>
+                <w:szCs w:val="16"/>
+                <w:lang w:val="en-US"/>
+              </w:rPr>
+            </w:pPr>
+            <w:r>
+              <w:rPr>
+                <w:sz w:val="16"/>
+                <w:szCs w:val="16"/>
+                <w:lang w:val="en-US"/>
+              </w:rPr>
+              <w:t>2A8</w:t>
+            </w:r>
+          </w:p>
+        </w:tc>
+        <w:tc>
+          <w:tcPr>
+            <w:tcW w:w="737" w:type="dxa"/>
+          </w:tcPr>
+          <w:p>
+            <w:pPr>
+              <w:spacing w:line="276" w:lineRule="auto"/>
+              <w:ind w:firstLine="0"/>
+              <w:jc w:val="center"/>
+              <w:rPr>
+                <w:sz w:val="16"/>
+                <w:szCs w:val="16"/>
+                <w:lang w:val="en-US"/>
+              </w:rPr>
+            </w:pPr>
+            <w:r>
+              <w:rPr>
+                <w:sz w:val="16"/>
+                <w:szCs w:val="16"/>
+                <w:lang w:val="en-US"/>
+              </w:rPr>
+              <w:t>AF03</w:t>
+            </w:r>
+          </w:p>
+        </w:tc>
+        <w:tc>
+          <w:tcPr>
+            <w:tcW w:w="636" w:type="dxa"/>
+          </w:tcPr>
+          <w:p>
+            <w:pPr>
+              <w:spacing w:line="276" w:lineRule="auto"/>
+              <w:ind w:firstLine="0"/>
+              <w:jc w:val="center"/>
+              <w:rPr>
+                <w:sz w:val="16"/>
+                <w:szCs w:val="16"/>
+                <w:lang w:val="en-US"/>
+              </w:rPr>
+            </w:pPr>
+            <w:r>
+              <w:rPr>
+                <w:sz w:val="16"/>
+                <w:szCs w:val="16"/>
+                <w:lang w:val="en-US"/>
+              </w:rPr>
+              <w:t>2A7</w:t>
+            </w:r>
+          </w:p>
+        </w:tc>
+        <w:tc>
+          <w:tcPr>
+            <w:tcW w:w="616" w:type="dxa"/>
+          </w:tcPr>
+          <w:p>
+            <w:pPr>
+              <w:spacing w:line="276" w:lineRule="auto"/>
+              <w:ind w:firstLine="0"/>
+              <w:jc w:val="center"/>
+              <w:rPr>
+                <w:sz w:val="16"/>
+                <w:szCs w:val="16"/>
+                <w:lang w:val="en-US"/>
+              </w:rPr>
+            </w:pPr>
+            <w:r>
+              <w:rPr>
+                <w:sz w:val="16"/>
+                <w:szCs w:val="16"/>
+                <w:lang w:val="en-US"/>
+              </w:rPr>
+              <w:t>0003</w:t>
+            </w:r>
+          </w:p>
+        </w:tc>
+        <w:tc>
+          <w:tcPr>
+            <w:tcW w:w="536" w:type="dxa"/>
+          </w:tcPr>
+          <w:p>
+            <w:pPr>
+              <w:spacing w:line="276" w:lineRule="auto"/>
+              <w:ind w:firstLine="0"/>
+              <w:jc w:val="center"/>
+              <w:rPr>
+                <w:sz w:val="16"/>
+                <w:szCs w:val="16"/>
+                <w:lang w:val="en-US"/>
+              </w:rPr>
+            </w:pPr>
+            <w:r>
+              <w:rPr>
+                <w:sz w:val="16"/>
+                <w:szCs w:val="16"/>
+                <w:lang w:val="en-US"/>
+              </w:rPr>
+              <w:t>000</w:t>
             </w:r>
           </w:p>
         </w:tc>
@@ -6841,7 +7006,7 @@
                 <w:szCs w:val="16"/>
                 <w:lang w:val="en-US"/>
               </w:rPr>
-              <w:t>402B</w:t>
+              <w:t>0003</w:t>
             </w:r>
           </w:p>
         </w:tc>
@@ -6866,107 +7031,7 @@
                 <w:szCs w:val="16"/>
                 <w:lang w:val="en-US"/>
               </w:rPr>
-              <w:t>02B</w:t>
-            </w:r>
-          </w:p>
-        </w:tc>
-        <w:tc>
-          <w:tcPr>
-            <w:tcW w:w="616" w:type="dxa"/>
-          </w:tcPr>
-          <w:p>
-            <w:pPr>
-              <w:spacing w:line="276" w:lineRule="auto"/>
-              <w:ind w:firstLine="0"/>
-              <w:jc w:val="center"/>
-              <w:rPr>
-                <w:sz w:val="16"/>
-                <w:szCs w:val="16"/>
-                <w:lang w:val="en-US"/>
-              </w:rPr>
-            </w:pPr>
-            <w:r>
-              <w:rPr>
-                <w:sz w:val="16"/>
-                <w:szCs w:val="16"/>
-                <w:lang w:val="en-US"/>
-              </w:rPr>
-              <w:t>B087</w:t>
-            </w:r>
-          </w:p>
-        </w:tc>
-        <w:tc>
-          <w:tcPr>
-            <w:tcW w:w="536" w:type="dxa"/>
-          </w:tcPr>
-          <w:p>
-            <w:pPr>
-              <w:spacing w:line="276" w:lineRule="auto"/>
-              <w:ind w:firstLine="0"/>
-              <w:jc w:val="center"/>
-              <w:rPr>
-                <w:sz w:val="16"/>
-                <w:szCs w:val="16"/>
-                <w:lang w:val="en-US"/>
-              </w:rPr>
-            </w:pPr>
-            <w:r>
-              <w:rPr>
-                <w:sz w:val="16"/>
-                <w:szCs w:val="16"/>
-                <w:lang w:val="en-US"/>
-              </w:rPr>
-              <w:t>000</w:t>
-            </w:r>
-          </w:p>
-        </w:tc>
-        <w:tc>
-          <w:tcPr>
-            <w:tcW w:w="624" w:type="dxa"/>
-          </w:tcPr>
-          <w:p>
-            <w:pPr>
-              <w:spacing w:line="276" w:lineRule="auto"/>
-              <w:ind w:firstLine="0"/>
-              <w:jc w:val="center"/>
-              <w:rPr>
-                <w:sz w:val="16"/>
-                <w:szCs w:val="16"/>
-                <w:lang w:val="en-US"/>
-              </w:rPr>
-            </w:pPr>
-            <w:r>
-              <w:rPr>
-                <w:sz w:val="16"/>
-                <w:szCs w:val="16"/>
-                <w:lang w:val="en-US"/>
-              </w:rPr>
-              <w:t>022</w:t>
-            </w:r>
-          </w:p>
-        </w:tc>
-        <w:tc>
-          <w:tcPr>
-            <w:tcW w:w="636" w:type="dxa"/>
-          </w:tcPr>
-          <w:p>
-            <w:pPr>
-              <w:spacing w:line="276" w:lineRule="auto"/>
-              <w:ind w:firstLine="0"/>
-              <w:jc w:val="center"/>
-              <w:rPr>
-                <w:sz w:val="16"/>
-                <w:szCs w:val="16"/>
-                <w:lang w:val="en-US"/>
-              </w:rPr>
-            </w:pPr>
-            <w:r>
-              <w:rPr>
-                <w:sz w:val="16"/>
-                <w:szCs w:val="16"/>
-                <w:lang w:val="en-US"/>
-              </w:rPr>
-              <w:t>B0BF</w:t>
+              <w:t>0003</w:t>
             </w:r>
           </w:p>
         </w:tc>
@@ -6991,7 +7056,7 @@
                 <w:szCs w:val="16"/>
                 <w:lang w:val="en-US"/>
               </w:rPr>
-              <w:t>1000</w:t>
+              <w:t>0000</w:t>
             </w:r>
           </w:p>
         </w:tc>
@@ -7023,7 +7088,7 @@
         </w:tc>
         <w:tc>
           <w:tcPr>
-            <w:tcW w:w="1029" w:type="dxa"/>
+            <w:tcW w:w="1225" w:type="dxa"/>
           </w:tcPr>
           <w:p>
             <w:pPr>
@@ -7049,83 +7114,180 @@
       </w:tr>
       <w:tr>
         <w:trPr>
-          <w:gridAfter w:val="1"/>
-          <w:wAfter w:w="32" w:type="dxa"/>
           <w:jc w:val="center"/>
         </w:trPr>
         <w:tc>
           <w:tcPr>
-            <w:tcW w:w="719" w:type="dxa"/>
-          </w:tcPr>
-          <w:p>
-            <w:pPr>
-              <w:spacing w:line="276" w:lineRule="auto"/>
-              <w:ind w:firstLine="0"/>
-              <w:jc w:val="center"/>
-              <w:rPr>
-                <w:sz w:val="16"/>
-                <w:szCs w:val="16"/>
-                <w:lang w:val="en-US"/>
-              </w:rPr>
-            </w:pPr>
-            <w:r>
-              <w:rPr>
-                <w:sz w:val="16"/>
-                <w:szCs w:val="16"/>
-                <w:lang w:val="en-US"/>
-              </w:rPr>
-              <w:t>023</w:t>
-            </w:r>
-          </w:p>
-        </w:tc>
-        <w:tc>
-          <w:tcPr>
-            <w:tcW w:w="847" w:type="dxa"/>
-          </w:tcPr>
-          <w:p>
-            <w:pPr>
-              <w:spacing w:line="276" w:lineRule="auto"/>
-              <w:ind w:firstLine="0"/>
-              <w:jc w:val="center"/>
-              <w:rPr>
-                <w:sz w:val="16"/>
-                <w:szCs w:val="16"/>
-                <w:lang w:val="en-US"/>
-              </w:rPr>
-            </w:pPr>
-            <w:r>
-              <w:rPr>
-                <w:sz w:val="16"/>
-                <w:szCs w:val="16"/>
-                <w:lang w:val="en-US"/>
-              </w:rPr>
-              <w:t>E02C</w:t>
-            </w:r>
-          </w:p>
-        </w:tc>
-        <w:tc>
-          <w:tcPr>
-            <w:tcW w:w="521" w:type="dxa"/>
-            <w:gridSpan w:val="2"/>
-          </w:tcPr>
-          <w:p>
-            <w:pPr>
-              <w:spacing w:line="276" w:lineRule="auto"/>
-              <w:ind w:firstLine="0"/>
-              <w:jc w:val="center"/>
-              <w:rPr>
-                <w:sz w:val="16"/>
-                <w:szCs w:val="16"/>
-                <w:lang w:val="en-US"/>
-              </w:rPr>
-            </w:pPr>
-            <w:r>
-              <w:rPr>
-                <w:sz w:val="16"/>
-                <w:szCs w:val="16"/>
-                <w:lang w:val="en-US"/>
-              </w:rPr>
-              <w:t>024</w:t>
+            <w:tcW w:w="704" w:type="dxa"/>
+          </w:tcPr>
+          <w:p>
+            <w:pPr>
+              <w:spacing w:line="276" w:lineRule="auto"/>
+              <w:ind w:firstLine="0"/>
+              <w:jc w:val="center"/>
+              <w:rPr>
+                <w:sz w:val="16"/>
+                <w:szCs w:val="16"/>
+                <w:lang w:val="en-US"/>
+              </w:rPr>
+            </w:pPr>
+            <w:r>
+              <w:rPr>
+                <w:sz w:val="16"/>
+                <w:szCs w:val="16"/>
+                <w:lang w:val="en-US"/>
+              </w:rPr>
+              <w:t>2A8</w:t>
+            </w:r>
+          </w:p>
+        </w:tc>
+        <w:tc>
+          <w:tcPr>
+            <w:tcW w:w="709" w:type="dxa"/>
+          </w:tcPr>
+          <w:p>
+            <w:pPr>
+              <w:spacing w:line="276" w:lineRule="auto"/>
+              <w:ind w:firstLine="0"/>
+              <w:jc w:val="center"/>
+              <w:rPr>
+                <w:sz w:val="16"/>
+                <w:szCs w:val="16"/>
+                <w:lang w:val="en-US"/>
+              </w:rPr>
+            </w:pPr>
+            <w:r>
+              <w:rPr>
+                <w:sz w:val="16"/>
+                <w:szCs w:val="16"/>
+                <w:lang w:val="en-US"/>
+              </w:rPr>
+              <w:t>EEFA</w:t>
+            </w:r>
+          </w:p>
+        </w:tc>
+        <w:tc>
+          <w:tcPr>
+            <w:tcW w:w="850" w:type="dxa"/>
+          </w:tcPr>
+          <w:p>
+            <w:pPr>
+              <w:spacing w:line="276" w:lineRule="auto"/>
+              <w:ind w:firstLine="0"/>
+              <w:jc w:val="center"/>
+              <w:rPr>
+                <w:sz w:val="16"/>
+                <w:szCs w:val="16"/>
+                <w:lang w:val="en-US"/>
+              </w:rPr>
+            </w:pPr>
+            <w:r>
+              <w:rPr>
+                <w:sz w:val="16"/>
+                <w:szCs w:val="16"/>
+                <w:lang w:val="en-US"/>
+              </w:rPr>
+              <w:t>2A9</w:t>
+            </w:r>
+          </w:p>
+        </w:tc>
+        <w:tc>
+          <w:tcPr>
+            <w:tcW w:w="737" w:type="dxa"/>
+          </w:tcPr>
+          <w:p>
+            <w:pPr>
+              <w:spacing w:line="276" w:lineRule="auto"/>
+              <w:ind w:firstLine="0"/>
+              <w:jc w:val="center"/>
+              <w:rPr>
+                <w:sz w:val="16"/>
+                <w:szCs w:val="16"/>
+                <w:lang w:val="en-US"/>
+              </w:rPr>
+            </w:pPr>
+            <w:r>
+              <w:rPr>
+                <w:sz w:val="16"/>
+                <w:szCs w:val="16"/>
+                <w:lang w:val="en-US"/>
+              </w:rPr>
+              <w:t>EEFA</w:t>
+            </w:r>
+          </w:p>
+        </w:tc>
+        <w:tc>
+          <w:tcPr>
+            <w:tcW w:w="636" w:type="dxa"/>
+          </w:tcPr>
+          <w:p>
+            <w:pPr>
+              <w:spacing w:line="276" w:lineRule="auto"/>
+              <w:ind w:firstLine="0"/>
+              <w:jc w:val="center"/>
+              <w:rPr>
+                <w:sz w:val="16"/>
+                <w:szCs w:val="16"/>
+                <w:lang w:val="en-US"/>
+              </w:rPr>
+            </w:pPr>
+            <w:r>
+              <w:rPr>
+                <w:sz w:val="16"/>
+                <w:szCs w:val="16"/>
+                <w:lang w:val="en-US"/>
+              </w:rPr>
+              <w:t>2A3</w:t>
+            </w:r>
+          </w:p>
+        </w:tc>
+        <w:tc>
+          <w:tcPr>
+            <w:tcW w:w="616" w:type="dxa"/>
+          </w:tcPr>
+          <w:p>
+            <w:pPr>
+              <w:spacing w:line="276" w:lineRule="auto"/>
+              <w:ind w:firstLine="0"/>
+              <w:jc w:val="center"/>
+              <w:rPr>
+                <w:sz w:val="16"/>
+                <w:szCs w:val="16"/>
+                <w:lang w:val="en-US"/>
+              </w:rPr>
+            </w:pPr>
+            <w:r>
+              <w:rPr>
+                <w:sz w:val="16"/>
+                <w:szCs w:val="16"/>
+                <w:lang w:val="en-US"/>
+              </w:rPr>
+              <w:t>0003</w:t>
+            </w:r>
+          </w:p>
+        </w:tc>
+        <w:tc>
+          <w:tcPr>
+            <w:tcW w:w="536" w:type="dxa"/>
+          </w:tcPr>
+          <w:p>
+            <w:pPr>
+              <w:spacing w:line="276" w:lineRule="auto"/>
+              <w:ind w:firstLine="0"/>
+              <w:jc w:val="left"/>
+              <w:rPr>
+                <w:sz w:val="16"/>
+                <w:szCs w:val="16"/>
+                <w:lang w:val="en-US"/>
+              </w:rPr>
+            </w:pPr>
+            <w:r>
+              <w:rPr>
+                <w:sz w:val="16"/>
+                <w:szCs w:val="16"/>
+                <w:lang w:val="en-US"/>
+              </w:rPr>
+              <w:t>000</w:t>
             </w:r>
           </w:p>
         </w:tc>
@@ -7150,7 +7312,7 @@
                 <w:szCs w:val="16"/>
                 <w:lang w:val="en-US"/>
               </w:rPr>
-              <w:t>E02C</w:t>
+              <w:t>FFFA</w:t>
             </w:r>
           </w:p>
         </w:tc>
@@ -7175,107 +7337,7 @@
                 <w:szCs w:val="16"/>
                 <w:lang w:val="en-US"/>
               </w:rPr>
-              <w:t>02C</w:t>
-            </w:r>
-          </w:p>
-        </w:tc>
-        <w:tc>
-          <w:tcPr>
-            <w:tcW w:w="616" w:type="dxa"/>
-          </w:tcPr>
-          <w:p>
-            <w:pPr>
-              <w:spacing w:line="276" w:lineRule="auto"/>
-              <w:ind w:firstLine="0"/>
-              <w:jc w:val="center"/>
-              <w:rPr>
-                <w:sz w:val="16"/>
-                <w:szCs w:val="16"/>
-                <w:lang w:val="en-US"/>
-              </w:rPr>
-            </w:pPr>
-            <w:r>
-              <w:rPr>
-                <w:sz w:val="16"/>
-                <w:szCs w:val="16"/>
-                <w:lang w:val="en-US"/>
-              </w:rPr>
-              <w:t>B0BF</w:t>
-            </w:r>
-          </w:p>
-        </w:tc>
-        <w:tc>
-          <w:tcPr>
-            <w:tcW w:w="536" w:type="dxa"/>
-          </w:tcPr>
-          <w:p>
-            <w:pPr>
-              <w:spacing w:line="276" w:lineRule="auto"/>
-              <w:ind w:firstLine="0"/>
-              <w:jc w:val="center"/>
-              <w:rPr>
-                <w:sz w:val="16"/>
-                <w:szCs w:val="16"/>
-                <w:lang w:val="en-US"/>
-              </w:rPr>
-            </w:pPr>
-            <w:r>
-              <w:rPr>
-                <w:sz w:val="16"/>
-                <w:szCs w:val="16"/>
-                <w:lang w:val="en-US"/>
-              </w:rPr>
-              <w:t>000</w:t>
-            </w:r>
-          </w:p>
-        </w:tc>
-        <w:tc>
-          <w:tcPr>
-            <w:tcW w:w="624" w:type="dxa"/>
-          </w:tcPr>
-          <w:p>
-            <w:pPr>
-              <w:spacing w:line="276" w:lineRule="auto"/>
-              <w:ind w:firstLine="0"/>
-              <w:jc w:val="center"/>
-              <w:rPr>
-                <w:sz w:val="16"/>
-                <w:szCs w:val="16"/>
-                <w:lang w:val="en-US"/>
-              </w:rPr>
-            </w:pPr>
-            <w:r>
-              <w:rPr>
-                <w:sz w:val="16"/>
-                <w:szCs w:val="16"/>
-                <w:lang w:val="en-US"/>
-              </w:rPr>
-              <w:t>023</w:t>
-            </w:r>
-          </w:p>
-        </w:tc>
-        <w:tc>
-          <w:tcPr>
-            <w:tcW w:w="636" w:type="dxa"/>
-          </w:tcPr>
-          <w:p>
-            <w:pPr>
-              <w:spacing w:line="276" w:lineRule="auto"/>
-              <w:ind w:firstLine="0"/>
-              <w:jc w:val="center"/>
-              <w:rPr>
-                <w:sz w:val="16"/>
-                <w:szCs w:val="16"/>
-                <w:lang w:val="en-US"/>
-              </w:rPr>
-            </w:pPr>
-            <w:r>
-              <w:rPr>
-                <w:sz w:val="16"/>
-                <w:szCs w:val="16"/>
-                <w:lang w:val="en-US"/>
-              </w:rPr>
-              <w:t>B0BF</w:t>
+              <w:t>0003</w:t>
             </w:r>
           </w:p>
         </w:tc>
@@ -7300,7 +7362,7 @@
                 <w:szCs w:val="16"/>
                 <w:lang w:val="en-US"/>
               </w:rPr>
-              <w:t>1000</w:t>
+              <w:t>0000</w:t>
             </w:r>
           </w:p>
         </w:tc>
@@ -7326,115 +7388,212 @@
                 <w:szCs w:val="16"/>
                 <w:lang w:val="en-US"/>
               </w:rPr>
-              <w:t>02C</w:t>
-            </w:r>
-          </w:p>
-        </w:tc>
-        <w:tc>
-          <w:tcPr>
-            <w:tcW w:w="1029" w:type="dxa"/>
-          </w:tcPr>
-          <w:p>
-            <w:pPr>
-              <w:spacing w:line="276" w:lineRule="auto"/>
-              <w:ind w:firstLine="0"/>
-              <w:jc w:val="center"/>
-              <w:rPr>
-                <w:sz w:val="16"/>
-                <w:szCs w:val="16"/>
-                <w:lang w:val="en-US"/>
-              </w:rPr>
-            </w:pPr>
-            <w:r>
-              <w:rPr>
-                <w:sz w:val="16"/>
-                <w:szCs w:val="16"/>
-                <w:lang w:val="en-US"/>
-              </w:rPr>
-              <w:t>B0BF</w:t>
+              <w:t>2A3</w:t>
+            </w:r>
+          </w:p>
+        </w:tc>
+        <w:tc>
+          <w:tcPr>
+            <w:tcW w:w="1225" w:type="dxa"/>
+          </w:tcPr>
+          <w:p>
+            <w:pPr>
+              <w:spacing w:line="276" w:lineRule="auto"/>
+              <w:ind w:firstLine="0"/>
+              <w:jc w:val="center"/>
+              <w:rPr>
+                <w:sz w:val="16"/>
+                <w:szCs w:val="16"/>
+                <w:lang w:val="en-US"/>
+              </w:rPr>
+            </w:pPr>
+            <w:r>
+              <w:rPr>
+                <w:sz w:val="16"/>
+                <w:szCs w:val="16"/>
+                <w:lang w:val="en-US"/>
+              </w:rPr>
+              <w:t>0003</w:t>
             </w:r>
           </w:p>
         </w:tc>
       </w:tr>
       <w:tr>
         <w:trPr>
-          <w:gridAfter w:val="1"/>
-          <w:wAfter w:w="32" w:type="dxa"/>
           <w:jc w:val="center"/>
         </w:trPr>
         <w:tc>
           <w:tcPr>
-            <w:tcW w:w="719" w:type="dxa"/>
-          </w:tcPr>
-          <w:p>
-            <w:pPr>
-              <w:spacing w:line="276" w:lineRule="auto"/>
-              <w:ind w:firstLine="0"/>
-              <w:jc w:val="center"/>
-              <w:rPr>
-                <w:sz w:val="16"/>
-                <w:szCs w:val="16"/>
-                <w:lang w:val="en-US"/>
-              </w:rPr>
-            </w:pPr>
-            <w:r>
-              <w:rPr>
-                <w:sz w:val="16"/>
-                <w:szCs w:val="16"/>
-                <w:lang w:val="en-US"/>
-              </w:rPr>
-              <w:t>024</w:t>
-            </w:r>
-          </w:p>
-        </w:tc>
-        <w:tc>
-          <w:tcPr>
-            <w:tcW w:w="847" w:type="dxa"/>
-          </w:tcPr>
-          <w:p>
-            <w:pPr>
-              <w:spacing w:line="276" w:lineRule="auto"/>
-              <w:ind w:firstLine="0"/>
-              <w:jc w:val="center"/>
-              <w:rPr>
-                <w:sz w:val="16"/>
-                <w:szCs w:val="16"/>
-                <w:lang w:val="en-US"/>
-              </w:rPr>
-            </w:pPr>
-            <w:r>
-              <w:rPr>
-                <w:sz w:val="16"/>
-                <w:szCs w:val="16"/>
-                <w:lang w:val="en-US"/>
-              </w:rPr>
-              <w:t>A02A</w:t>
-            </w:r>
-          </w:p>
-        </w:tc>
-        <w:tc>
-          <w:tcPr>
-            <w:tcW w:w="521" w:type="dxa"/>
-            <w:gridSpan w:val="2"/>
-          </w:tcPr>
-          <w:p>
-            <w:pPr>
-              <w:spacing w:line="276" w:lineRule="auto"/>
-              <w:ind w:firstLine="0"/>
-              <w:jc w:val="center"/>
-              <w:rPr>
-                <w:sz w:val="16"/>
-                <w:szCs w:val="16"/>
-                <w:lang w:val="en-US"/>
-              </w:rPr>
-            </w:pPr>
-            <w:r>
-              <w:rPr>
-                <w:sz w:val="16"/>
-                <w:szCs w:val="16"/>
-                <w:lang w:val="en-US"/>
-              </w:rPr>
-              <w:t>025</w:t>
+            <w:tcW w:w="704" w:type="dxa"/>
+          </w:tcPr>
+          <w:p>
+            <w:pPr>
+              <w:spacing w:line="276" w:lineRule="auto"/>
+              <w:ind w:firstLine="0"/>
+              <w:jc w:val="center"/>
+              <w:rPr>
+                <w:sz w:val="16"/>
+                <w:szCs w:val="16"/>
+                <w:lang w:val="en-US"/>
+              </w:rPr>
+            </w:pPr>
+            <w:r>
+              <w:rPr>
+                <w:sz w:val="16"/>
+                <w:szCs w:val="16"/>
+                <w:lang w:val="en-US"/>
+              </w:rPr>
+              <w:t>2A9</w:t>
+            </w:r>
+          </w:p>
+        </w:tc>
+        <w:tc>
+          <w:tcPr>
+            <w:tcW w:w="709" w:type="dxa"/>
+          </w:tcPr>
+          <w:p>
+            <w:pPr>
+              <w:spacing w:line="276" w:lineRule="auto"/>
+              <w:ind w:firstLine="0"/>
+              <w:jc w:val="center"/>
+              <w:rPr>
+                <w:sz w:val="16"/>
+                <w:szCs w:val="16"/>
+                <w:lang w:val="en-US"/>
+              </w:rPr>
+            </w:pPr>
+            <w:r>
+              <w:rPr>
+                <w:sz w:val="16"/>
+                <w:szCs w:val="16"/>
+                <w:lang w:val="en-US"/>
+              </w:rPr>
+              <w:t>4EF7</w:t>
+            </w:r>
+          </w:p>
+        </w:tc>
+        <w:tc>
+          <w:tcPr>
+            <w:tcW w:w="850" w:type="dxa"/>
+          </w:tcPr>
+          <w:p>
+            <w:pPr>
+              <w:spacing w:line="276" w:lineRule="auto"/>
+              <w:ind w:firstLine="0"/>
+              <w:jc w:val="center"/>
+              <w:rPr>
+                <w:sz w:val="16"/>
+                <w:szCs w:val="16"/>
+                <w:lang w:val="en-US"/>
+              </w:rPr>
+            </w:pPr>
+            <w:r>
+              <w:rPr>
+                <w:sz w:val="16"/>
+                <w:szCs w:val="16"/>
+                <w:lang w:val="en-US"/>
+              </w:rPr>
+              <w:t>2AA</w:t>
+            </w:r>
+          </w:p>
+        </w:tc>
+        <w:tc>
+          <w:tcPr>
+            <w:tcW w:w="737" w:type="dxa"/>
+          </w:tcPr>
+          <w:p>
+            <w:pPr>
+              <w:spacing w:line="276" w:lineRule="auto"/>
+              <w:ind w:firstLine="0"/>
+              <w:jc w:val="center"/>
+              <w:rPr>
+                <w:sz w:val="16"/>
+                <w:szCs w:val="16"/>
+                <w:lang w:val="en-US"/>
+              </w:rPr>
+            </w:pPr>
+            <w:r>
+              <w:rPr>
+                <w:sz w:val="16"/>
+                <w:szCs w:val="16"/>
+                <w:lang w:val="en-US"/>
+              </w:rPr>
+              <w:t>4EF7</w:t>
+            </w:r>
+          </w:p>
+        </w:tc>
+        <w:tc>
+          <w:tcPr>
+            <w:tcW w:w="636" w:type="dxa"/>
+          </w:tcPr>
+          <w:p>
+            <w:pPr>
+              <w:spacing w:line="276" w:lineRule="auto"/>
+              <w:ind w:firstLine="0"/>
+              <w:jc w:val="center"/>
+              <w:rPr>
+                <w:sz w:val="16"/>
+                <w:szCs w:val="16"/>
+                <w:lang w:val="en-US"/>
+              </w:rPr>
+            </w:pPr>
+            <w:r>
+              <w:rPr>
+                <w:sz w:val="16"/>
+                <w:szCs w:val="16"/>
+                <w:lang w:val="en-US"/>
+              </w:rPr>
+              <w:t>2A1</w:t>
+            </w:r>
+          </w:p>
+        </w:tc>
+        <w:tc>
+          <w:tcPr>
+            <w:tcW w:w="616" w:type="dxa"/>
+          </w:tcPr>
+          <w:p>
+            <w:pPr>
+              <w:spacing w:line="276" w:lineRule="auto"/>
+              <w:ind w:firstLine="0"/>
+              <w:jc w:val="center"/>
+              <w:rPr>
+                <w:sz w:val="16"/>
+                <w:szCs w:val="16"/>
+                <w:lang w:val="en-US"/>
+              </w:rPr>
+            </w:pPr>
+            <w:r>
+              <w:rPr>
+                <w:sz w:val="16"/>
+                <w:szCs w:val="16"/>
+                <w:lang w:val="en-US"/>
+              </w:rPr>
+              <w:t>07FB</w:t>
+            </w:r>
+          </w:p>
+        </w:tc>
+        <w:tc>
+          <w:tcPr>
+            <w:tcW w:w="536" w:type="dxa"/>
+          </w:tcPr>
+          <w:p>
+            <w:pPr>
+              <w:spacing w:line="276" w:lineRule="auto"/>
+              <w:ind w:firstLine="0"/>
+              <w:jc w:val="center"/>
+              <w:rPr>
+                <w:sz w:val="16"/>
+                <w:szCs w:val="16"/>
+                <w:lang w:val="en-US"/>
+              </w:rPr>
+            </w:pPr>
+            <w:r>
+              <w:rPr>
+                <w:sz w:val="16"/>
+                <w:szCs w:val="16"/>
+                <w:lang w:val="en-US"/>
+              </w:rPr>
+              <w:t>000</w:t>
             </w:r>
           </w:p>
         </w:tc>
@@ -7459,7 +7618,7 @@
                 <w:szCs w:val="16"/>
                 <w:lang w:val="en-US"/>
               </w:rPr>
-              <w:t>A02A</w:t>
+              <w:t>FFF7</w:t>
             </w:r>
           </w:p>
         </w:tc>
@@ -7484,107 +7643,7 @@
                 <w:szCs w:val="16"/>
                 <w:lang w:val="en-US"/>
               </w:rPr>
-              <w:t>02A</w:t>
-            </w:r>
-          </w:p>
-        </w:tc>
-        <w:tc>
-          <w:tcPr>
-            <w:tcW w:w="616" w:type="dxa"/>
-          </w:tcPr>
-          <w:p>
-            <w:pPr>
-              <w:spacing w:line="276" w:lineRule="auto"/>
-              <w:ind w:firstLine="0"/>
-              <w:jc w:val="center"/>
-              <w:rPr>
-                <w:sz w:val="16"/>
-                <w:szCs w:val="16"/>
-                <w:lang w:val="en-US"/>
-              </w:rPr>
-            </w:pPr>
-            <w:r>
-              <w:rPr>
-                <w:sz w:val="16"/>
-                <w:szCs w:val="16"/>
-                <w:lang w:val="en-US"/>
-              </w:rPr>
-              <w:t>FC77</w:t>
-            </w:r>
-          </w:p>
-        </w:tc>
-        <w:tc>
-          <w:tcPr>
-            <w:tcW w:w="536" w:type="dxa"/>
-          </w:tcPr>
-          <w:p>
-            <w:pPr>
-              <w:spacing w:line="276" w:lineRule="auto"/>
-              <w:ind w:firstLine="0"/>
-              <w:jc w:val="center"/>
-              <w:rPr>
-                <w:sz w:val="16"/>
-                <w:szCs w:val="16"/>
-                <w:lang w:val="en-US"/>
-              </w:rPr>
-            </w:pPr>
-            <w:r>
-              <w:rPr>
-                <w:sz w:val="16"/>
-                <w:szCs w:val="16"/>
-                <w:lang w:val="en-US"/>
-              </w:rPr>
-              <w:t>000</w:t>
-            </w:r>
-          </w:p>
-        </w:tc>
-        <w:tc>
-          <w:tcPr>
-            <w:tcW w:w="624" w:type="dxa"/>
-          </w:tcPr>
-          <w:p>
-            <w:pPr>
-              <w:spacing w:line="276" w:lineRule="auto"/>
-              <w:ind w:firstLine="0"/>
-              <w:jc w:val="center"/>
-              <w:rPr>
-                <w:sz w:val="16"/>
-                <w:szCs w:val="16"/>
-                <w:lang w:val="en-US"/>
-              </w:rPr>
-            </w:pPr>
-            <w:r>
-              <w:rPr>
-                <w:sz w:val="16"/>
-                <w:szCs w:val="16"/>
-                <w:lang w:val="en-US"/>
-              </w:rPr>
-              <w:t>024</w:t>
-            </w:r>
-          </w:p>
-        </w:tc>
-        <w:tc>
-          <w:tcPr>
-            <w:tcW w:w="636" w:type="dxa"/>
-          </w:tcPr>
-          <w:p>
-            <w:pPr>
-              <w:spacing w:line="276" w:lineRule="auto"/>
-              <w:ind w:firstLine="0"/>
-              <w:jc w:val="center"/>
-              <w:rPr>
-                <w:sz w:val="16"/>
-                <w:szCs w:val="16"/>
-                <w:lang w:val="en-US"/>
-              </w:rPr>
-            </w:pPr>
-            <w:r>
-              <w:rPr>
-                <w:sz w:val="16"/>
-                <w:szCs w:val="16"/>
-                <w:lang w:val="en-US"/>
-              </w:rPr>
-              <w:t>FC77</w:t>
+              <w:t>07FE</w:t>
             </w:r>
           </w:p>
         </w:tc>
@@ -7609,7 +7668,7 @@
                 <w:szCs w:val="16"/>
                 <w:lang w:val="en-US"/>
               </w:rPr>
-              <w:t>1000</w:t>
+              <w:t>0000</w:t>
             </w:r>
           </w:p>
         </w:tc>
@@ -7641,7 +7700,7 @@
         </w:tc>
         <w:tc>
           <w:tcPr>
-            <w:tcW w:w="1029" w:type="dxa"/>
+            <w:tcW w:w="1225" w:type="dxa"/>
           </w:tcPr>
           <w:p>
             <w:pPr>
@@ -7667,83 +7726,187 @@
       </w:tr>
       <w:tr>
         <w:trPr>
-          <w:gridAfter w:val="1"/>
-          <w:wAfter w:w="32" w:type="dxa"/>
           <w:jc w:val="center"/>
         </w:trPr>
         <w:tc>
           <w:tcPr>
-            <w:tcW w:w="719" w:type="dxa"/>
-          </w:tcPr>
-          <w:p>
-            <w:pPr>
-              <w:spacing w:line="276" w:lineRule="auto"/>
-              <w:ind w:firstLine="0"/>
-              <w:jc w:val="center"/>
-              <w:rPr>
-                <w:sz w:val="16"/>
-                <w:szCs w:val="16"/>
-                <w:lang w:val="en-US"/>
-              </w:rPr>
-            </w:pPr>
-            <w:r>
-              <w:rPr>
-                <w:sz w:val="16"/>
-                <w:szCs w:val="16"/>
-                <w:lang w:val="en-US"/>
-              </w:rPr>
-              <w:t>025</w:t>
-            </w:r>
-          </w:p>
-        </w:tc>
-        <w:tc>
-          <w:tcPr>
-            <w:tcW w:w="847" w:type="dxa"/>
-          </w:tcPr>
-          <w:p>
-            <w:pPr>
-              <w:spacing w:line="276" w:lineRule="auto"/>
-              <w:ind w:firstLine="0"/>
-              <w:jc w:val="center"/>
-              <w:rPr>
-                <w:sz w:val="16"/>
-                <w:szCs w:val="16"/>
-                <w:lang w:val="en-US"/>
-              </w:rPr>
-            </w:pPr>
-            <w:r>
-              <w:rPr>
-                <w:sz w:val="16"/>
-                <w:szCs w:val="16"/>
-                <w:lang w:val="en-US"/>
-              </w:rPr>
-              <w:t>202C</w:t>
-            </w:r>
-          </w:p>
-        </w:tc>
-        <w:tc>
-          <w:tcPr>
-            <w:tcW w:w="521" w:type="dxa"/>
-            <w:gridSpan w:val="2"/>
-          </w:tcPr>
-          <w:p>
-            <w:pPr>
-              <w:spacing w:line="276" w:lineRule="auto"/>
-              <w:ind w:firstLine="0"/>
-              <w:jc w:val="center"/>
-              <w:rPr>
-                <w:sz w:val="16"/>
-                <w:szCs w:val="16"/>
-                <w:lang w:val="en-US"/>
-              </w:rPr>
-            </w:pPr>
-            <w:r>
-              <w:rPr>
-                <w:sz w:val="16"/>
-                <w:szCs w:val="16"/>
-                <w:lang w:val="en-US"/>
-              </w:rPr>
-              <w:t>026</w:t>
+            <w:tcW w:w="704" w:type="dxa"/>
+          </w:tcPr>
+          <w:p>
+            <w:pPr>
+              <w:spacing w:line="276" w:lineRule="auto"/>
+              <w:ind w:firstLine="0"/>
+              <w:jc w:val="center"/>
+              <w:rPr>
+                <w:sz w:val="16"/>
+                <w:szCs w:val="16"/>
+                <w:lang w:val="en-US"/>
+              </w:rPr>
+            </w:pPr>
+            <w:r>
+              <w:rPr>
+                <w:sz w:val="16"/>
+                <w:szCs w:val="16"/>
+                <w:lang w:val="en-US"/>
+              </w:rPr>
+              <w:t>2AA</w:t>
+            </w:r>
+          </w:p>
+        </w:tc>
+        <w:tc>
+          <w:tcPr>
+            <w:tcW w:w="709" w:type="dxa"/>
+          </w:tcPr>
+          <w:p>
+            <w:pPr>
+              <w:spacing w:line="276" w:lineRule="auto"/>
+              <w:ind w:firstLine="0"/>
+              <w:jc w:val="center"/>
+              <w:rPr>
+                <w:sz w:val="16"/>
+                <w:szCs w:val="16"/>
+                <w:lang w:val="en-US"/>
+              </w:rPr>
+            </w:pPr>
+            <w:r>
+              <w:rPr>
+                <w:sz w:val="16"/>
+                <w:szCs w:val="16"/>
+                <w:lang w:val="en-US"/>
+              </w:rPr>
+              <w:t>EEF7</w:t>
+            </w:r>
+          </w:p>
+        </w:tc>
+        <w:tc>
+          <w:tcPr>
+            <w:tcW w:w="850" w:type="dxa"/>
+          </w:tcPr>
+          <w:p>
+            <w:pPr>
+              <w:spacing w:line="276" w:lineRule="auto"/>
+              <w:ind w:firstLine="0"/>
+              <w:jc w:val="center"/>
+              <w:rPr>
+                <w:sz w:val="16"/>
+                <w:szCs w:val="16"/>
+                <w:lang w:val="en-US"/>
+              </w:rPr>
+            </w:pPr>
+            <w:r>
+              <w:rPr>
+                <w:sz w:val="16"/>
+                <w:szCs w:val="16"/>
+              </w:rPr>
+              <w:t>2</w:t>
+            </w:r>
+            <w:r>
+              <w:rPr>
+                <w:sz w:val="16"/>
+                <w:szCs w:val="16"/>
+                <w:lang w:val="en-US"/>
+              </w:rPr>
+              <w:t>AB</w:t>
+            </w:r>
+          </w:p>
+        </w:tc>
+        <w:tc>
+          <w:tcPr>
+            <w:tcW w:w="737" w:type="dxa"/>
+          </w:tcPr>
+          <w:p>
+            <w:pPr>
+              <w:spacing w:line="276" w:lineRule="auto"/>
+              <w:ind w:firstLine="0"/>
+              <w:jc w:val="center"/>
+              <w:rPr>
+                <w:sz w:val="16"/>
+                <w:szCs w:val="16"/>
+                <w:lang w:val="en-US"/>
+              </w:rPr>
+            </w:pPr>
+            <w:r>
+              <w:rPr>
+                <w:sz w:val="16"/>
+                <w:szCs w:val="16"/>
+                <w:lang w:val="en-US"/>
+              </w:rPr>
+              <w:t>EEF7</w:t>
+            </w:r>
+          </w:p>
+        </w:tc>
+        <w:tc>
+          <w:tcPr>
+            <w:tcW w:w="636" w:type="dxa"/>
+          </w:tcPr>
+          <w:p>
+            <w:pPr>
+              <w:spacing w:line="276" w:lineRule="auto"/>
+              <w:ind w:firstLine="0"/>
+              <w:jc w:val="center"/>
+              <w:rPr>
+                <w:sz w:val="16"/>
+                <w:szCs w:val="16"/>
+                <w:lang w:val="en-US"/>
+              </w:rPr>
+            </w:pPr>
+            <w:r>
+              <w:rPr>
+                <w:sz w:val="16"/>
+                <w:szCs w:val="16"/>
+                <w:lang w:val="en-US"/>
+              </w:rPr>
+              <w:t>2A2</w:t>
+            </w:r>
+          </w:p>
+        </w:tc>
+        <w:tc>
+          <w:tcPr>
+            <w:tcW w:w="616" w:type="dxa"/>
+          </w:tcPr>
+          <w:p>
+            <w:pPr>
+              <w:spacing w:line="276" w:lineRule="auto"/>
+              <w:ind w:firstLine="0"/>
+              <w:jc w:val="center"/>
+              <w:rPr>
+                <w:sz w:val="16"/>
+                <w:szCs w:val="16"/>
+                <w:lang w:val="en-US"/>
+              </w:rPr>
+            </w:pPr>
+            <w:r>
+              <w:rPr>
+                <w:sz w:val="16"/>
+                <w:szCs w:val="16"/>
+                <w:lang w:val="en-US"/>
+              </w:rPr>
+              <w:t>07FE</w:t>
+            </w:r>
+          </w:p>
+        </w:tc>
+        <w:tc>
+          <w:tcPr>
+            <w:tcW w:w="536" w:type="dxa"/>
+          </w:tcPr>
+          <w:p>
+            <w:pPr>
+              <w:spacing w:line="276" w:lineRule="auto"/>
+              <w:ind w:firstLine="0"/>
+              <w:jc w:val="center"/>
+              <w:rPr>
+                <w:sz w:val="16"/>
+                <w:szCs w:val="16"/>
+                <w:lang w:val="en-US"/>
+              </w:rPr>
+            </w:pPr>
+            <w:r>
+              <w:rPr>
+                <w:sz w:val="16"/>
+                <w:szCs w:val="16"/>
+                <w:lang w:val="en-US"/>
+              </w:rPr>
+              <w:t>000</w:t>
             </w:r>
           </w:p>
         </w:tc>
@@ -7768,7 +7931,7 @@
                 <w:szCs w:val="16"/>
                 <w:lang w:val="en-US"/>
               </w:rPr>
-              <w:t>202C</w:t>
+              <w:t>FFF7</w:t>
             </w:r>
           </w:p>
         </w:tc>
@@ -7793,107 +7956,7 @@
                 <w:szCs w:val="16"/>
                 <w:lang w:val="en-US"/>
               </w:rPr>
-              <w:t>02C</w:t>
-            </w:r>
-          </w:p>
-        </w:tc>
-        <w:tc>
-          <w:tcPr>
-            <w:tcW w:w="616" w:type="dxa"/>
-          </w:tcPr>
-          <w:p>
-            <w:pPr>
-              <w:spacing w:line="276" w:lineRule="auto"/>
-              <w:ind w:firstLine="0"/>
-              <w:jc w:val="center"/>
-              <w:rPr>
-                <w:sz w:val="16"/>
-                <w:szCs w:val="16"/>
-                <w:lang w:val="en-US"/>
-              </w:rPr>
-            </w:pPr>
-            <w:r>
-              <w:rPr>
-                <w:sz w:val="16"/>
-                <w:szCs w:val="16"/>
-                <w:lang w:val="en-US"/>
-              </w:rPr>
-              <w:t>B0Bf</w:t>
-            </w:r>
-          </w:p>
-        </w:tc>
-        <w:tc>
-          <w:tcPr>
-            <w:tcW w:w="536" w:type="dxa"/>
-          </w:tcPr>
-          <w:p>
-            <w:pPr>
-              <w:spacing w:line="276" w:lineRule="auto"/>
-              <w:ind w:firstLine="0"/>
-              <w:jc w:val="center"/>
-              <w:rPr>
-                <w:sz w:val="16"/>
-                <w:szCs w:val="16"/>
-                <w:lang w:val="en-US"/>
-              </w:rPr>
-            </w:pPr>
-            <w:r>
-              <w:rPr>
-                <w:sz w:val="16"/>
-                <w:szCs w:val="16"/>
-                <w:lang w:val="en-US"/>
-              </w:rPr>
-              <w:t>000</w:t>
-            </w:r>
-          </w:p>
-        </w:tc>
-        <w:tc>
-          <w:tcPr>
-            <w:tcW w:w="624" w:type="dxa"/>
-          </w:tcPr>
-          <w:p>
-            <w:pPr>
-              <w:spacing w:line="276" w:lineRule="auto"/>
-              <w:ind w:firstLine="0"/>
-              <w:jc w:val="center"/>
-              <w:rPr>
-                <w:sz w:val="16"/>
-                <w:szCs w:val="16"/>
-                <w:lang w:val="en-US"/>
-              </w:rPr>
-            </w:pPr>
-            <w:r>
-              <w:rPr>
-                <w:sz w:val="16"/>
-                <w:szCs w:val="16"/>
-                <w:lang w:val="en-US"/>
-              </w:rPr>
-              <w:t>025</w:t>
-            </w:r>
-          </w:p>
-        </w:tc>
-        <w:tc>
-          <w:tcPr>
-            <w:tcW w:w="636" w:type="dxa"/>
-          </w:tcPr>
-          <w:p>
-            <w:pPr>
-              <w:spacing w:line="276" w:lineRule="auto"/>
-              <w:ind w:firstLine="0"/>
-              <w:jc w:val="center"/>
-              <w:rPr>
-                <w:sz w:val="16"/>
-                <w:szCs w:val="16"/>
-                <w:lang w:val="en-US"/>
-              </w:rPr>
-            </w:pPr>
-            <w:r>
-              <w:rPr>
-                <w:sz w:val="16"/>
-                <w:szCs w:val="16"/>
-                <w:lang w:val="en-US"/>
-              </w:rPr>
-              <w:t>B037</w:t>
+              <w:t>07FE</w:t>
             </w:r>
           </w:p>
         </w:tc>
@@ -7918,7 +7981,7 @@
                 <w:szCs w:val="16"/>
                 <w:lang w:val="en-US"/>
               </w:rPr>
-              <w:t>1000</w:t>
+              <w:t>0000</w:t>
             </w:r>
           </w:p>
         </w:tc>
@@ -7944,115 +8007,211 @@
                 <w:szCs w:val="16"/>
                 <w:lang w:val="en-US"/>
               </w:rPr>
-              <w:t>-</w:t>
-            </w:r>
-          </w:p>
-        </w:tc>
-        <w:tc>
-          <w:tcPr>
-            <w:tcW w:w="1029" w:type="dxa"/>
-          </w:tcPr>
-          <w:p>
-            <w:pPr>
-              <w:spacing w:line="276" w:lineRule="auto"/>
-              <w:ind w:firstLine="0"/>
-              <w:jc w:val="center"/>
-              <w:rPr>
-                <w:sz w:val="16"/>
-                <w:szCs w:val="16"/>
-                <w:lang w:val="en-US"/>
-              </w:rPr>
-            </w:pPr>
-            <w:r>
-              <w:rPr>
-                <w:sz w:val="16"/>
-                <w:szCs w:val="16"/>
-                <w:lang w:val="en-US"/>
-              </w:rPr>
-              <w:t>-</w:t>
+              <w:t>2A2</w:t>
+            </w:r>
+          </w:p>
+        </w:tc>
+        <w:tc>
+          <w:tcPr>
+            <w:tcW w:w="1225" w:type="dxa"/>
+          </w:tcPr>
+          <w:p>
+            <w:pPr>
+              <w:spacing w:line="276" w:lineRule="auto"/>
+              <w:ind w:firstLine="0"/>
+              <w:jc w:val="center"/>
+              <w:rPr>
+                <w:sz w:val="16"/>
+                <w:szCs w:val="16"/>
+              </w:rPr>
+            </w:pPr>
+            <w:r>
+              <w:rPr>
+                <w:sz w:val="16"/>
+                <w:szCs w:val="16"/>
+                <w:lang w:val="en-US"/>
+              </w:rPr>
+              <w:t>07FE</w:t>
             </w:r>
           </w:p>
         </w:tc>
       </w:tr>
       <w:tr>
         <w:trPr>
-          <w:gridAfter w:val="1"/>
-          <w:wAfter w:w="32" w:type="dxa"/>
           <w:jc w:val="center"/>
         </w:trPr>
         <w:tc>
           <w:tcPr>
-            <w:tcW w:w="719" w:type="dxa"/>
-          </w:tcPr>
-          <w:p>
-            <w:pPr>
-              <w:spacing w:line="276" w:lineRule="auto"/>
-              <w:ind w:firstLine="0"/>
-              <w:jc w:val="center"/>
-              <w:rPr>
-                <w:sz w:val="16"/>
-                <w:szCs w:val="16"/>
-                <w:lang w:val="en-US"/>
-              </w:rPr>
-            </w:pPr>
-            <w:r>
-              <w:rPr>
-                <w:sz w:val="16"/>
-                <w:szCs w:val="16"/>
-                <w:lang w:val="en-US"/>
-              </w:rPr>
-              <w:t>026</w:t>
-            </w:r>
-          </w:p>
-        </w:tc>
-        <w:tc>
-          <w:tcPr>
-            <w:tcW w:w="847" w:type="dxa"/>
-          </w:tcPr>
-          <w:p>
-            <w:pPr>
-              <w:spacing w:line="276" w:lineRule="auto"/>
-              <w:ind w:firstLine="0"/>
-              <w:jc w:val="center"/>
-              <w:rPr>
-                <w:sz w:val="16"/>
-                <w:szCs w:val="16"/>
-                <w:lang w:val="en-US"/>
-              </w:rPr>
-            </w:pPr>
-            <w:r>
-              <w:rPr>
-                <w:sz w:val="16"/>
-                <w:szCs w:val="16"/>
-                <w:lang w:val="en-US"/>
-              </w:rPr>
-              <w:t>E029</w:t>
-            </w:r>
-          </w:p>
-        </w:tc>
-        <w:tc>
-          <w:tcPr>
-            <w:tcW w:w="521" w:type="dxa"/>
-            <w:gridSpan w:val="2"/>
-          </w:tcPr>
-          <w:p>
-            <w:pPr>
-              <w:spacing w:line="276" w:lineRule="auto"/>
-              <w:ind w:firstLine="0"/>
-              <w:jc w:val="center"/>
-              <w:rPr>
-                <w:sz w:val="16"/>
-                <w:szCs w:val="16"/>
-                <w:lang w:val="en-US"/>
-              </w:rPr>
-            </w:pPr>
-            <w:r>
-              <w:rPr>
-                <w:sz w:val="16"/>
-                <w:szCs w:val="16"/>
-                <w:lang w:val="en-US"/>
-              </w:rPr>
-              <w:t>027</w:t>
+            <w:tcW w:w="704" w:type="dxa"/>
+          </w:tcPr>
+          <w:p>
+            <w:pPr>
+              <w:spacing w:line="276" w:lineRule="auto"/>
+              <w:ind w:firstLine="0"/>
+              <w:jc w:val="center"/>
+              <w:rPr>
+                <w:sz w:val="16"/>
+                <w:szCs w:val="16"/>
+                <w:lang w:val="en-US"/>
+              </w:rPr>
+            </w:pPr>
+            <w:r>
+              <w:rPr>
+                <w:sz w:val="16"/>
+                <w:szCs w:val="16"/>
+                <w:lang w:val="en-US"/>
+              </w:rPr>
+              <w:t>2AB</w:t>
+            </w:r>
+          </w:p>
+        </w:tc>
+        <w:tc>
+          <w:tcPr>
+            <w:tcW w:w="709" w:type="dxa"/>
+          </w:tcPr>
+          <w:p>
+            <w:pPr>
+              <w:spacing w:line="276" w:lineRule="auto"/>
+              <w:ind w:firstLine="0"/>
+              <w:jc w:val="center"/>
+              <w:rPr>
+                <w:sz w:val="16"/>
+                <w:szCs w:val="16"/>
+                <w:lang w:val="en-US"/>
+              </w:rPr>
+            </w:pPr>
+            <w:r>
+              <w:rPr>
+                <w:sz w:val="16"/>
+                <w:szCs w:val="16"/>
+                <w:lang w:val="en-US"/>
+              </w:rPr>
+              <w:t>ABF6</w:t>
+            </w:r>
+          </w:p>
+        </w:tc>
+        <w:tc>
+          <w:tcPr>
+            <w:tcW w:w="850" w:type="dxa"/>
+          </w:tcPr>
+          <w:p>
+            <w:pPr>
+              <w:spacing w:line="276" w:lineRule="auto"/>
+              <w:ind w:firstLine="0"/>
+              <w:jc w:val="center"/>
+              <w:rPr>
+                <w:sz w:val="16"/>
+                <w:szCs w:val="16"/>
+                <w:lang w:val="en-US"/>
+              </w:rPr>
+            </w:pPr>
+            <w:r>
+              <w:rPr>
+                <w:sz w:val="16"/>
+                <w:szCs w:val="16"/>
+                <w:lang w:val="en-US"/>
+              </w:rPr>
+              <w:t>2AC</w:t>
+            </w:r>
+          </w:p>
+        </w:tc>
+        <w:tc>
+          <w:tcPr>
+            <w:tcW w:w="737" w:type="dxa"/>
+          </w:tcPr>
+          <w:p>
+            <w:pPr>
+              <w:spacing w:line="276" w:lineRule="auto"/>
+              <w:ind w:firstLine="0"/>
+              <w:jc w:val="center"/>
+              <w:rPr>
+                <w:sz w:val="16"/>
+                <w:szCs w:val="16"/>
+                <w:lang w:val="en-US"/>
+              </w:rPr>
+            </w:pPr>
+            <w:r>
+              <w:rPr>
+                <w:sz w:val="16"/>
+                <w:szCs w:val="16"/>
+                <w:lang w:val="en-US"/>
+              </w:rPr>
+              <w:t>ABF6</w:t>
+            </w:r>
+          </w:p>
+        </w:tc>
+        <w:tc>
+          <w:tcPr>
+            <w:tcW w:w="636" w:type="dxa"/>
+          </w:tcPr>
+          <w:p>
+            <w:pPr>
+              <w:spacing w:line="276" w:lineRule="auto"/>
+              <w:ind w:firstLine="0"/>
+              <w:jc w:val="center"/>
+              <w:rPr>
+                <w:sz w:val="16"/>
+                <w:szCs w:val="16"/>
+                <w:lang w:val="en-US"/>
+              </w:rPr>
+            </w:pPr>
+            <w:r>
+              <w:rPr>
+                <w:sz w:val="16"/>
+                <w:szCs w:val="16"/>
+                <w:lang w:val="en-US"/>
+              </w:rPr>
+              <w:t>7FD</w:t>
+            </w:r>
+          </w:p>
+        </w:tc>
+        <w:tc>
+          <w:tcPr>
+            <w:tcW w:w="616" w:type="dxa"/>
+          </w:tcPr>
+          <w:p>
+            <w:pPr>
+              <w:spacing w:line="276" w:lineRule="auto"/>
+              <w:ind w:firstLine="0"/>
+              <w:jc w:val="center"/>
+              <w:rPr>
+                <w:sz w:val="16"/>
+                <w:szCs w:val="16"/>
+                <w:lang w:val="en-US"/>
+              </w:rPr>
+            </w:pPr>
+            <w:r>
+              <w:rPr>
+                <w:sz w:val="16"/>
+                <w:szCs w:val="16"/>
+                <w:lang w:val="en-US"/>
+              </w:rPr>
+              <w:t>0000</w:t>
+            </w:r>
+          </w:p>
+        </w:tc>
+        <w:tc>
+          <w:tcPr>
+            <w:tcW w:w="536" w:type="dxa"/>
+          </w:tcPr>
+          <w:p>
+            <w:pPr>
+              <w:spacing w:line="276" w:lineRule="auto"/>
+              <w:ind w:firstLine="0"/>
+              <w:jc w:val="center"/>
+              <w:rPr>
+                <w:sz w:val="16"/>
+                <w:szCs w:val="16"/>
+                <w:lang w:val="en-US"/>
+              </w:rPr>
+            </w:pPr>
+            <w:r>
+              <w:rPr>
+                <w:sz w:val="16"/>
+                <w:szCs w:val="16"/>
+                <w:lang w:val="en-US"/>
+              </w:rPr>
+              <w:t>000</w:t>
             </w:r>
           </w:p>
         </w:tc>
@@ -8077,7 +8236,7 @@
                 <w:szCs w:val="16"/>
                 <w:lang w:val="en-US"/>
               </w:rPr>
-              <w:t>E029</w:t>
+              <w:t>FFF6</w:t>
             </w:r>
           </w:p>
         </w:tc>
@@ -8102,107 +8261,7 @@
                 <w:szCs w:val="16"/>
                 <w:lang w:val="en-US"/>
               </w:rPr>
-              <w:t>029</w:t>
-            </w:r>
-          </w:p>
-        </w:tc>
-        <w:tc>
-          <w:tcPr>
-            <w:tcW w:w="616" w:type="dxa"/>
-          </w:tcPr>
-          <w:p>
-            <w:pPr>
-              <w:spacing w:line="276" w:lineRule="auto"/>
-              <w:ind w:firstLine="0"/>
-              <w:jc w:val="center"/>
-              <w:rPr>
-                <w:sz w:val="16"/>
-                <w:szCs w:val="16"/>
-                <w:lang w:val="en-US"/>
-              </w:rPr>
-            </w:pPr>
-            <w:r>
-              <w:rPr>
-                <w:sz w:val="16"/>
-                <w:szCs w:val="16"/>
-                <w:lang w:val="en-US"/>
-              </w:rPr>
-              <w:t>B037</w:t>
-            </w:r>
-          </w:p>
-        </w:tc>
-        <w:tc>
-          <w:tcPr>
-            <w:tcW w:w="536" w:type="dxa"/>
-          </w:tcPr>
-          <w:p>
-            <w:pPr>
-              <w:spacing w:line="276" w:lineRule="auto"/>
-              <w:ind w:firstLine="0"/>
-              <w:jc w:val="center"/>
-              <w:rPr>
-                <w:sz w:val="16"/>
-                <w:szCs w:val="16"/>
-                <w:lang w:val="en-US"/>
-              </w:rPr>
-            </w:pPr>
-            <w:r>
-              <w:rPr>
-                <w:sz w:val="16"/>
-                <w:szCs w:val="16"/>
-                <w:lang w:val="en-US"/>
-              </w:rPr>
-              <w:t>000</w:t>
-            </w:r>
-          </w:p>
-        </w:tc>
-        <w:tc>
-          <w:tcPr>
-            <w:tcW w:w="624" w:type="dxa"/>
-          </w:tcPr>
-          <w:p>
-            <w:pPr>
-              <w:spacing w:line="276" w:lineRule="auto"/>
-              <w:ind w:firstLine="0"/>
-              <w:jc w:val="center"/>
-              <w:rPr>
-                <w:sz w:val="16"/>
-                <w:szCs w:val="16"/>
-                <w:lang w:val="en-US"/>
-              </w:rPr>
-            </w:pPr>
-            <w:r>
-              <w:rPr>
-                <w:sz w:val="16"/>
-                <w:szCs w:val="16"/>
-                <w:lang w:val="en-US"/>
-              </w:rPr>
-              <w:t>026</w:t>
-            </w:r>
-          </w:p>
-        </w:tc>
-        <w:tc>
-          <w:tcPr>
-            <w:tcW w:w="636" w:type="dxa"/>
-          </w:tcPr>
-          <w:p>
-            <w:pPr>
-              <w:spacing w:line="276" w:lineRule="auto"/>
-              <w:ind w:firstLine="0"/>
-              <w:jc w:val="center"/>
-              <w:rPr>
-                <w:sz w:val="16"/>
-                <w:szCs w:val="16"/>
-                <w:lang w:val="en-US"/>
-              </w:rPr>
-            </w:pPr>
-            <w:r>
-              <w:rPr>
-                <w:sz w:val="16"/>
-                <w:szCs w:val="16"/>
-                <w:lang w:val="en-US"/>
-              </w:rPr>
-              <w:t>B037</w:t>
+              <w:t>0000</w:t>
             </w:r>
           </w:p>
         </w:tc>
@@ -8227,7 +8286,7 @@
                 <w:szCs w:val="16"/>
                 <w:lang w:val="en-US"/>
               </w:rPr>
-              <w:t>1000</w:t>
+              <w:t>0100</w:t>
             </w:r>
           </w:p>
         </w:tc>
@@ -8253,70 +8312,268 @@
                 <w:szCs w:val="16"/>
                 <w:lang w:val="en-US"/>
               </w:rPr>
-              <w:t>029</w:t>
-            </w:r>
-          </w:p>
-        </w:tc>
-        <w:tc>
-          <w:tcPr>
-            <w:tcW w:w="1029" w:type="dxa"/>
-          </w:tcPr>
-          <w:p>
-            <w:pPr>
-              <w:spacing w:line="276" w:lineRule="auto"/>
-              <w:ind w:firstLine="0"/>
-              <w:jc w:val="center"/>
-              <w:rPr>
-                <w:sz w:val="16"/>
-                <w:szCs w:val="16"/>
-                <w:lang w:val="en-US"/>
-              </w:rPr>
-            </w:pPr>
-            <w:r>
-              <w:rPr>
-                <w:sz w:val="16"/>
-                <w:szCs w:val="16"/>
-                <w:lang w:val="en-US"/>
-              </w:rPr>
-              <w:t>B037</w:t>
+              <w:t>2A2</w:t>
+            </w:r>
+          </w:p>
+        </w:tc>
+        <w:tc>
+          <w:tcPr>
+            <w:tcW w:w="1225" w:type="dxa"/>
+          </w:tcPr>
+          <w:p>
+            <w:pPr>
+              <w:spacing w:line="276" w:lineRule="auto"/>
+              <w:ind w:firstLine="0"/>
+              <w:jc w:val="center"/>
+              <w:rPr>
+                <w:sz w:val="16"/>
+                <w:szCs w:val="16"/>
+                <w:lang w:val="en-US"/>
+              </w:rPr>
+            </w:pPr>
+            <w:r>
+              <w:rPr>
+                <w:sz w:val="16"/>
+                <w:szCs w:val="16"/>
+                <w:lang w:val="en-US"/>
+              </w:rPr>
+              <w:t>07FD</w:t>
             </w:r>
           </w:p>
         </w:tc>
       </w:tr>
       <w:tr>
         <w:trPr>
-          <w:gridAfter w:val="1"/>
-          <w:wAfter w:w="32" w:type="dxa"/>
           <w:jc w:val="center"/>
         </w:trPr>
         <w:tc>
           <w:tcPr>
-            <w:tcW w:w="719" w:type="dxa"/>
-          </w:tcPr>
-          <w:p>
-            <w:pPr>
-              <w:spacing w:line="276" w:lineRule="auto"/>
-              <w:ind w:firstLine="0"/>
-              <w:jc w:val="center"/>
-              <w:rPr>
-                <w:sz w:val="16"/>
-                <w:szCs w:val="16"/>
-                <w:lang w:val="en-US"/>
-              </w:rPr>
-            </w:pPr>
-            <w:r>
-              <w:rPr>
-                <w:sz w:val="16"/>
-                <w:szCs w:val="16"/>
-                <w:lang w:val="en-US"/>
-              </w:rPr>
-              <w:t>027</w:t>
-            </w:r>
-          </w:p>
-        </w:tc>
-        <w:tc>
-          <w:tcPr>
-            <w:tcW w:w="847" w:type="dxa"/>
+            <w:tcW w:w="704" w:type="dxa"/>
+          </w:tcPr>
+          <w:p>
+            <w:pPr>
+              <w:spacing w:line="276" w:lineRule="auto"/>
+              <w:ind w:firstLine="0"/>
+              <w:jc w:val="center"/>
+              <w:rPr>
+                <w:sz w:val="16"/>
+                <w:szCs w:val="16"/>
+                <w:lang w:val="en-US"/>
+              </w:rPr>
+            </w:pPr>
+            <w:r>
+              <w:rPr>
+                <w:sz w:val="16"/>
+                <w:szCs w:val="16"/>
+                <w:lang w:val="en-US"/>
+              </w:rPr>
+              <w:t>2AC</w:t>
+            </w:r>
+          </w:p>
+        </w:tc>
+        <w:tc>
+          <w:tcPr>
+            <w:tcW w:w="709" w:type="dxa"/>
+          </w:tcPr>
+          <w:p>
+            <w:pPr>
+              <w:spacing w:line="276" w:lineRule="auto"/>
+              <w:ind w:firstLine="0"/>
+              <w:jc w:val="center"/>
+              <w:rPr>
+                <w:sz w:val="16"/>
+                <w:szCs w:val="16"/>
+                <w:lang w:val="en-US"/>
+              </w:rPr>
+            </w:pPr>
+            <w:r>
+              <w:rPr>
+                <w:sz w:val="16"/>
+                <w:szCs w:val="16"/>
+                <w:lang w:val="en-US"/>
+              </w:rPr>
+              <w:t>F302</w:t>
+            </w:r>
+          </w:p>
+        </w:tc>
+        <w:tc>
+          <w:tcPr>
+            <w:tcW w:w="850" w:type="dxa"/>
+          </w:tcPr>
+          <w:p>
+            <w:pPr>
+              <w:spacing w:line="276" w:lineRule="auto"/>
+              <w:ind w:firstLine="0"/>
+              <w:jc w:val="center"/>
+              <w:rPr>
+                <w:sz w:val="16"/>
+                <w:szCs w:val="16"/>
+                <w:lang w:val="en-US"/>
+              </w:rPr>
+            </w:pPr>
+            <w:r>
+              <w:rPr>
+                <w:sz w:val="16"/>
+                <w:szCs w:val="16"/>
+                <w:lang w:val="en-US"/>
+              </w:rPr>
+              <w:t>2AF</w:t>
+            </w:r>
+          </w:p>
+        </w:tc>
+        <w:tc>
+          <w:tcPr>
+            <w:tcW w:w="737" w:type="dxa"/>
+          </w:tcPr>
+          <w:p>
+            <w:pPr>
+              <w:spacing w:line="276" w:lineRule="auto"/>
+              <w:ind w:firstLine="0"/>
+              <w:jc w:val="center"/>
+              <w:rPr>
+                <w:sz w:val="16"/>
+                <w:szCs w:val="16"/>
+                <w:lang w:val="en-US"/>
+              </w:rPr>
+            </w:pPr>
+            <w:r>
+              <w:rPr>
+                <w:sz w:val="16"/>
+                <w:szCs w:val="16"/>
+                <w:lang w:val="en-US"/>
+              </w:rPr>
+              <w:t>F302</w:t>
+            </w:r>
+          </w:p>
+        </w:tc>
+        <w:tc>
+          <w:tcPr>
+            <w:tcW w:w="636" w:type="dxa"/>
+          </w:tcPr>
+          <w:p>
+            <w:pPr>
+              <w:spacing w:line="276" w:lineRule="auto"/>
+              <w:ind w:firstLine="0"/>
+              <w:jc w:val="center"/>
+              <w:rPr>
+                <w:sz w:val="16"/>
+                <w:szCs w:val="16"/>
+                <w:lang w:val="en-US"/>
+              </w:rPr>
+            </w:pPr>
+            <w:r>
+              <w:rPr>
+                <w:sz w:val="16"/>
+                <w:szCs w:val="16"/>
+                <w:lang w:val="en-US"/>
+              </w:rPr>
+              <w:t>2AC</w:t>
+            </w:r>
+          </w:p>
+        </w:tc>
+        <w:tc>
+          <w:tcPr>
+            <w:tcW w:w="616" w:type="dxa"/>
+          </w:tcPr>
+          <w:p>
+            <w:pPr>
+              <w:spacing w:line="276" w:lineRule="auto"/>
+              <w:ind w:firstLine="0"/>
+              <w:jc w:val="center"/>
+              <w:rPr>
+                <w:sz w:val="16"/>
+                <w:szCs w:val="16"/>
+                <w:lang w:val="en-US"/>
+              </w:rPr>
+            </w:pPr>
+            <w:r>
+              <w:rPr>
+                <w:sz w:val="16"/>
+                <w:szCs w:val="16"/>
+                <w:lang w:val="en-US"/>
+              </w:rPr>
+              <w:t>F302</w:t>
+            </w:r>
+          </w:p>
+        </w:tc>
+        <w:tc>
+          <w:tcPr>
+            <w:tcW w:w="536" w:type="dxa"/>
+          </w:tcPr>
+          <w:p>
+            <w:pPr>
+              <w:spacing w:line="276" w:lineRule="auto"/>
+              <w:ind w:firstLine="0"/>
+              <w:jc w:val="center"/>
+              <w:rPr>
+                <w:sz w:val="16"/>
+                <w:szCs w:val="16"/>
+                <w:lang w:val="en-US"/>
+              </w:rPr>
+            </w:pPr>
+            <w:r>
+              <w:rPr>
+                <w:sz w:val="16"/>
+                <w:szCs w:val="16"/>
+                <w:lang w:val="en-US"/>
+              </w:rPr>
+              <w:t>000</w:t>
+            </w:r>
+          </w:p>
+        </w:tc>
+        <w:tc>
+          <w:tcPr>
+            <w:tcW w:w="624" w:type="dxa"/>
+          </w:tcPr>
+          <w:p>
+            <w:pPr>
+              <w:spacing w:line="276" w:lineRule="auto"/>
+              <w:ind w:firstLine="0"/>
+              <w:jc w:val="center"/>
+              <w:rPr>
+                <w:sz w:val="16"/>
+                <w:szCs w:val="16"/>
+                <w:lang w:val="en-US"/>
+              </w:rPr>
+            </w:pPr>
+            <w:r>
+              <w:rPr>
+                <w:sz w:val="16"/>
+                <w:szCs w:val="16"/>
+                <w:lang w:val="en-US"/>
+              </w:rPr>
+              <w:t>0002</w:t>
+            </w:r>
+          </w:p>
+        </w:tc>
+        <w:tc>
+          <w:tcPr>
+            <w:tcW w:w="636" w:type="dxa"/>
+          </w:tcPr>
+          <w:p>
+            <w:pPr>
+              <w:spacing w:line="276" w:lineRule="auto"/>
+              <w:ind w:firstLine="0"/>
+              <w:jc w:val="center"/>
+              <w:rPr>
+                <w:sz w:val="16"/>
+                <w:szCs w:val="16"/>
+                <w:lang w:val="en-US"/>
+              </w:rPr>
+            </w:pPr>
+            <w:r>
+              <w:rPr>
+                <w:sz w:val="16"/>
+                <w:szCs w:val="16"/>
+                <w:lang w:val="en-US"/>
+              </w:rPr>
+              <w:t>0000</w:t>
+            </w:r>
+          </w:p>
+        </w:tc>
+        <w:tc>
+          <w:tcPr>
+            <w:tcW w:w="979" w:type="dxa"/>
           </w:tcPr>
           <w:p>
             <w:pPr>
@@ -8336,207 +8593,6 @@
                 <w:lang w:val="en-US"/>
               </w:rPr>
               <w:t>0100</w:t>
-            </w:r>
-          </w:p>
-        </w:tc>
-        <w:tc>
-          <w:tcPr>
-            <w:tcW w:w="521" w:type="dxa"/>
-            <w:gridSpan w:val="2"/>
-          </w:tcPr>
-          <w:p>
-            <w:pPr>
-              <w:spacing w:line="276" w:lineRule="auto"/>
-              <w:ind w:firstLine="0"/>
-              <w:jc w:val="center"/>
-              <w:rPr>
-                <w:sz w:val="16"/>
-                <w:szCs w:val="16"/>
-                <w:lang w:val="en-US"/>
-              </w:rPr>
-            </w:pPr>
-            <w:r>
-              <w:rPr>
-                <w:sz w:val="16"/>
-                <w:szCs w:val="16"/>
-                <w:lang w:val="en-US"/>
-              </w:rPr>
-              <w:t>028</w:t>
-            </w:r>
-          </w:p>
-        </w:tc>
-        <w:tc>
-          <w:tcPr>
-            <w:tcW w:w="624" w:type="dxa"/>
-          </w:tcPr>
-          <w:p>
-            <w:pPr>
-              <w:spacing w:line="276" w:lineRule="auto"/>
-              <w:ind w:firstLine="0"/>
-              <w:jc w:val="center"/>
-              <w:rPr>
-                <w:sz w:val="16"/>
-                <w:szCs w:val="16"/>
-                <w:lang w:val="en-US"/>
-              </w:rPr>
-            </w:pPr>
-            <w:r>
-              <w:rPr>
-                <w:sz w:val="16"/>
-                <w:szCs w:val="16"/>
-                <w:lang w:val="en-US"/>
-              </w:rPr>
-              <w:t>0100</w:t>
-            </w:r>
-          </w:p>
-        </w:tc>
-        <w:tc>
-          <w:tcPr>
-            <w:tcW w:w="636" w:type="dxa"/>
-          </w:tcPr>
-          <w:p>
-            <w:pPr>
-              <w:spacing w:line="276" w:lineRule="auto"/>
-              <w:ind w:firstLine="0"/>
-              <w:jc w:val="center"/>
-              <w:rPr>
-                <w:sz w:val="16"/>
-                <w:szCs w:val="16"/>
-                <w:lang w:val="en-US"/>
-              </w:rPr>
-            </w:pPr>
-            <w:r>
-              <w:rPr>
-                <w:sz w:val="16"/>
-                <w:szCs w:val="16"/>
-                <w:lang w:val="en-US"/>
-              </w:rPr>
-              <w:t>027</w:t>
-            </w:r>
-          </w:p>
-        </w:tc>
-        <w:tc>
-          <w:tcPr>
-            <w:tcW w:w="616" w:type="dxa"/>
-          </w:tcPr>
-          <w:p>
-            <w:pPr>
-              <w:spacing w:line="276" w:lineRule="auto"/>
-              <w:ind w:firstLine="0"/>
-              <w:jc w:val="center"/>
-              <w:rPr>
-                <w:sz w:val="16"/>
-                <w:szCs w:val="16"/>
-                <w:lang w:val="en-US"/>
-              </w:rPr>
-            </w:pPr>
-            <w:r>
-              <w:rPr>
-                <w:sz w:val="16"/>
-                <w:szCs w:val="16"/>
-                <w:lang w:val="en-US"/>
-              </w:rPr>
-              <w:t>0100</w:t>
-            </w:r>
-          </w:p>
-        </w:tc>
-        <w:tc>
-          <w:tcPr>
-            <w:tcW w:w="536" w:type="dxa"/>
-          </w:tcPr>
-          <w:p>
-            <w:pPr>
-              <w:spacing w:line="276" w:lineRule="auto"/>
-              <w:ind w:firstLine="0"/>
-              <w:jc w:val="center"/>
-              <w:rPr>
-                <w:sz w:val="16"/>
-                <w:szCs w:val="16"/>
-                <w:lang w:val="en-US"/>
-              </w:rPr>
-            </w:pPr>
-            <w:r>
-              <w:rPr>
-                <w:sz w:val="16"/>
-                <w:szCs w:val="16"/>
-                <w:lang w:val="en-US"/>
-              </w:rPr>
-              <w:t>000</w:t>
-            </w:r>
-          </w:p>
-        </w:tc>
-        <w:tc>
-          <w:tcPr>
-            <w:tcW w:w="624" w:type="dxa"/>
-          </w:tcPr>
-          <w:p>
-            <w:pPr>
-              <w:spacing w:line="276" w:lineRule="auto"/>
-              <w:ind w:firstLine="0"/>
-              <w:jc w:val="center"/>
-              <w:rPr>
-                <w:sz w:val="16"/>
-                <w:szCs w:val="16"/>
-                <w:lang w:val="en-US"/>
-              </w:rPr>
-            </w:pPr>
-            <w:r>
-              <w:rPr>
-                <w:sz w:val="16"/>
-                <w:szCs w:val="16"/>
-                <w:lang w:val="en-US"/>
-              </w:rPr>
-              <w:t>023</w:t>
-            </w:r>
-          </w:p>
-        </w:tc>
-        <w:tc>
-          <w:tcPr>
-            <w:tcW w:w="636" w:type="dxa"/>
-          </w:tcPr>
-          <w:p>
-            <w:pPr>
-              <w:spacing w:line="276" w:lineRule="auto"/>
-              <w:ind w:firstLine="0"/>
-              <w:jc w:val="center"/>
-              <w:rPr>
-                <w:sz w:val="16"/>
-                <w:szCs w:val="16"/>
-                <w:lang w:val="en-US"/>
-              </w:rPr>
-            </w:pPr>
-            <w:r>
-              <w:rPr>
-                <w:sz w:val="16"/>
-                <w:szCs w:val="16"/>
-                <w:lang w:val="en-US"/>
-              </w:rPr>
-              <w:t>B037</w:t>
-            </w:r>
-          </w:p>
-        </w:tc>
-        <w:tc>
-          <w:tcPr>
-            <w:tcW w:w="979" w:type="dxa"/>
-          </w:tcPr>
-          <w:p>
-            <w:pPr>
-              <w:spacing w:line="276" w:lineRule="auto"/>
-              <w:ind w:firstLine="0"/>
-              <w:jc w:val="center"/>
-              <w:rPr>
-                <w:sz w:val="16"/>
-                <w:szCs w:val="16"/>
-                <w:lang w:val="en-US"/>
-              </w:rPr>
-            </w:pPr>
-            <w:r>
-              <w:rPr>
-                <w:sz w:val="16"/>
-                <w:szCs w:val="16"/>
-                <w:lang w:val="en-US"/>
-              </w:rPr>
-              <w:t>1000</w:t>
             </w:r>
           </w:p>
         </w:tc>
@@ -8568,7 +8624,3683 @@
         </w:tc>
         <w:tc>
           <w:tcPr>
-            <w:tcW w:w="1029" w:type="dxa"/>
+            <w:tcW w:w="1225" w:type="dxa"/>
+          </w:tcPr>
+          <w:p>
+            <w:pPr>
+              <w:spacing w:line="276" w:lineRule="auto"/>
+              <w:ind w:firstLine="0"/>
+              <w:jc w:val="center"/>
+              <w:rPr>
+                <w:sz w:val="16"/>
+                <w:szCs w:val="16"/>
+                <w:lang w:val="en-US"/>
+              </w:rPr>
+            </w:pPr>
+            <w:r>
+              <w:rPr>
+                <w:sz w:val="16"/>
+                <w:szCs w:val="16"/>
+                <w:lang w:val="en-US"/>
+              </w:rPr>
+              <w:t>-</w:t>
+            </w:r>
+          </w:p>
+        </w:tc>
+      </w:tr>
+      <w:tr>
+        <w:trPr>
+          <w:jc w:val="center"/>
+        </w:trPr>
+        <w:tc>
+          <w:tcPr>
+            <w:tcW w:w="704" w:type="dxa"/>
+          </w:tcPr>
+          <w:p>
+            <w:pPr>
+              <w:spacing w:line="276" w:lineRule="auto"/>
+              <w:ind w:firstLine="0"/>
+              <w:jc w:val="center"/>
+              <w:rPr>
+                <w:sz w:val="16"/>
+                <w:szCs w:val="16"/>
+                <w:lang w:val="en-US"/>
+              </w:rPr>
+            </w:pPr>
+            <w:r>
+              <w:rPr>
+                <w:sz w:val="16"/>
+                <w:szCs w:val="16"/>
+                <w:lang w:val="en-US"/>
+              </w:rPr>
+              <w:t>2AF</w:t>
+            </w:r>
+          </w:p>
+        </w:tc>
+        <w:tc>
+          <w:tcPr>
+            <w:tcW w:w="709" w:type="dxa"/>
+          </w:tcPr>
+          <w:p>
+            <w:pPr>
+              <w:spacing w:line="276" w:lineRule="auto"/>
+              <w:ind w:firstLine="0"/>
+              <w:jc w:val="center"/>
+              <w:rPr>
+                <w:sz w:val="16"/>
+                <w:szCs w:val="16"/>
+                <w:lang w:val="en-US"/>
+              </w:rPr>
+            </w:pPr>
+            <w:r>
+              <w:rPr>
+                <w:sz w:val="16"/>
+                <w:szCs w:val="16"/>
+                <w:lang w:val="en-US"/>
+              </w:rPr>
+              <w:t>82A3</w:t>
+            </w:r>
+          </w:p>
+        </w:tc>
+        <w:tc>
+          <w:tcPr>
+            <w:tcW w:w="850" w:type="dxa"/>
+          </w:tcPr>
+          <w:p>
+            <w:pPr>
+              <w:spacing w:line="276" w:lineRule="auto"/>
+              <w:ind w:firstLine="0"/>
+              <w:jc w:val="center"/>
+              <w:rPr>
+                <w:sz w:val="16"/>
+                <w:szCs w:val="16"/>
+                <w:lang w:val="en-US"/>
+              </w:rPr>
+            </w:pPr>
+            <w:r>
+              <w:rPr>
+                <w:sz w:val="16"/>
+                <w:szCs w:val="16"/>
+                <w:lang w:val="en-US"/>
+              </w:rPr>
+              <w:t>2B0</w:t>
+            </w:r>
+          </w:p>
+        </w:tc>
+        <w:tc>
+          <w:tcPr>
+            <w:tcW w:w="737" w:type="dxa"/>
+          </w:tcPr>
+          <w:p>
+            <w:pPr>
+              <w:spacing w:line="276" w:lineRule="auto"/>
+              <w:ind w:firstLine="0"/>
+              <w:jc w:val="center"/>
+              <w:rPr>
+                <w:sz w:val="16"/>
+                <w:szCs w:val="16"/>
+                <w:lang w:val="en-US"/>
+              </w:rPr>
+            </w:pPr>
+            <w:r>
+              <w:rPr>
+                <w:sz w:val="16"/>
+                <w:szCs w:val="16"/>
+                <w:lang w:val="en-US"/>
+              </w:rPr>
+              <w:t>82A3</w:t>
+            </w:r>
+          </w:p>
+        </w:tc>
+        <w:tc>
+          <w:tcPr>
+            <w:tcW w:w="636" w:type="dxa"/>
+          </w:tcPr>
+          <w:p>
+            <w:pPr>
+              <w:spacing w:line="276" w:lineRule="auto"/>
+              <w:ind w:firstLine="0"/>
+              <w:jc w:val="center"/>
+              <w:rPr>
+                <w:sz w:val="16"/>
+                <w:szCs w:val="16"/>
+                <w:lang w:val="en-US"/>
+              </w:rPr>
+            </w:pPr>
+            <w:r>
+              <w:rPr>
+                <w:sz w:val="16"/>
+                <w:szCs w:val="16"/>
+                <w:lang w:val="en-US"/>
+              </w:rPr>
+              <w:t>2A3</w:t>
+            </w:r>
+          </w:p>
+        </w:tc>
+        <w:tc>
+          <w:tcPr>
+            <w:tcW w:w="616" w:type="dxa"/>
+          </w:tcPr>
+          <w:p>
+            <w:pPr>
+              <w:spacing w:line="276" w:lineRule="auto"/>
+              <w:ind w:firstLine="0"/>
+              <w:jc w:val="center"/>
+              <w:rPr>
+                <w:sz w:val="16"/>
+                <w:szCs w:val="16"/>
+                <w:lang w:val="en-US"/>
+              </w:rPr>
+            </w:pPr>
+            <w:r>
+              <w:rPr>
+                <w:sz w:val="16"/>
+                <w:szCs w:val="16"/>
+                <w:lang w:val="en-US"/>
+              </w:rPr>
+              <w:t>0002</w:t>
+            </w:r>
+          </w:p>
+        </w:tc>
+        <w:tc>
+          <w:tcPr>
+            <w:tcW w:w="536" w:type="dxa"/>
+          </w:tcPr>
+          <w:p>
+            <w:pPr>
+              <w:spacing w:line="276" w:lineRule="auto"/>
+              <w:ind w:firstLine="0"/>
+              <w:jc w:val="center"/>
+              <w:rPr>
+                <w:sz w:val="16"/>
+                <w:szCs w:val="16"/>
+                <w:lang w:val="en-US"/>
+              </w:rPr>
+            </w:pPr>
+            <w:r>
+              <w:rPr>
+                <w:sz w:val="16"/>
+                <w:szCs w:val="16"/>
+                <w:lang w:val="en-US"/>
+              </w:rPr>
+              <w:t>000</w:t>
+            </w:r>
+          </w:p>
+        </w:tc>
+        <w:tc>
+          <w:tcPr>
+            <w:tcW w:w="624" w:type="dxa"/>
+          </w:tcPr>
+          <w:p>
+            <w:pPr>
+              <w:spacing w:line="276" w:lineRule="auto"/>
+              <w:ind w:firstLine="0"/>
+              <w:jc w:val="center"/>
+              <w:rPr>
+                <w:sz w:val="16"/>
+                <w:szCs w:val="16"/>
+                <w:lang w:val="en-US"/>
+              </w:rPr>
+            </w:pPr>
+            <w:r>
+              <w:rPr>
+                <w:sz w:val="16"/>
+                <w:szCs w:val="16"/>
+                <w:lang w:val="en-US"/>
+              </w:rPr>
+              <w:t>0001</w:t>
+            </w:r>
+          </w:p>
+        </w:tc>
+        <w:tc>
+          <w:tcPr>
+            <w:tcW w:w="636" w:type="dxa"/>
+          </w:tcPr>
+          <w:p>
+            <w:pPr>
+              <w:spacing w:line="276" w:lineRule="auto"/>
+              <w:ind w:firstLine="0"/>
+              <w:jc w:val="center"/>
+              <w:rPr>
+                <w:sz w:val="16"/>
+                <w:szCs w:val="16"/>
+                <w:lang w:val="en-US"/>
+              </w:rPr>
+            </w:pPr>
+            <w:r>
+              <w:rPr>
+                <w:sz w:val="16"/>
+                <w:szCs w:val="16"/>
+                <w:lang w:val="en-US"/>
+              </w:rPr>
+              <w:t>0000</w:t>
+            </w:r>
+          </w:p>
+        </w:tc>
+        <w:tc>
+          <w:tcPr>
+            <w:tcW w:w="979" w:type="dxa"/>
+          </w:tcPr>
+          <w:p>
+            <w:pPr>
+              <w:spacing w:line="276" w:lineRule="auto"/>
+              <w:ind w:firstLine="0"/>
+              <w:jc w:val="center"/>
+              <w:rPr>
+                <w:sz w:val="16"/>
+                <w:szCs w:val="16"/>
+                <w:lang w:val="en-US"/>
+              </w:rPr>
+            </w:pPr>
+            <w:r>
+              <w:rPr>
+                <w:sz w:val="16"/>
+                <w:szCs w:val="16"/>
+                <w:lang w:val="en-US"/>
+              </w:rPr>
+              <w:t>0100</w:t>
+            </w:r>
+          </w:p>
+        </w:tc>
+        <w:tc>
+          <w:tcPr>
+            <w:tcW w:w="957" w:type="dxa"/>
+            <w:gridSpan w:val="2"/>
+          </w:tcPr>
+          <w:p>
+            <w:pPr>
+              <w:spacing w:line="276" w:lineRule="auto"/>
+              <w:ind w:firstLine="0"/>
+              <w:jc w:val="center"/>
+              <w:rPr>
+                <w:sz w:val="16"/>
+                <w:szCs w:val="16"/>
+                <w:lang w:val="en-US"/>
+              </w:rPr>
+            </w:pPr>
+            <w:r>
+              <w:rPr>
+                <w:sz w:val="16"/>
+                <w:szCs w:val="16"/>
+                <w:lang w:val="en-US"/>
+              </w:rPr>
+              <w:t>2A3</w:t>
+            </w:r>
+          </w:p>
+        </w:tc>
+        <w:tc>
+          <w:tcPr>
+            <w:tcW w:w="1225" w:type="dxa"/>
+          </w:tcPr>
+          <w:p>
+            <w:pPr>
+              <w:spacing w:line="276" w:lineRule="auto"/>
+              <w:ind w:firstLine="0"/>
+              <w:jc w:val="center"/>
+              <w:rPr>
+                <w:sz w:val="16"/>
+                <w:szCs w:val="16"/>
+                <w:lang w:val="en-US"/>
+              </w:rPr>
+            </w:pPr>
+            <w:r>
+              <w:rPr>
+                <w:sz w:val="16"/>
+                <w:szCs w:val="16"/>
+                <w:lang w:val="en-US"/>
+              </w:rPr>
+              <w:t>0002</w:t>
+            </w:r>
+          </w:p>
+        </w:tc>
+      </w:tr>
+      <w:tr>
+        <w:trPr>
+          <w:jc w:val="center"/>
+        </w:trPr>
+        <w:tc>
+          <w:tcPr>
+            <w:tcW w:w="704" w:type="dxa"/>
+          </w:tcPr>
+          <w:p>
+            <w:pPr>
+              <w:spacing w:line="276" w:lineRule="auto"/>
+              <w:ind w:firstLine="0"/>
+              <w:jc w:val="center"/>
+              <w:rPr>
+                <w:sz w:val="16"/>
+                <w:szCs w:val="16"/>
+                <w:lang w:val="en-US"/>
+              </w:rPr>
+            </w:pPr>
+            <w:r>
+              <w:rPr>
+                <w:sz w:val="16"/>
+                <w:szCs w:val="16"/>
+                <w:lang w:val="en-US"/>
+              </w:rPr>
+              <w:t>2B0</w:t>
+            </w:r>
+          </w:p>
+        </w:tc>
+        <w:tc>
+          <w:tcPr>
+            <w:tcW w:w="709" w:type="dxa"/>
+          </w:tcPr>
+          <w:p>
+            <w:pPr>
+              <w:spacing w:line="276" w:lineRule="auto"/>
+              <w:ind w:firstLine="0"/>
+              <w:jc w:val="center"/>
+              <w:rPr>
+                <w:sz w:val="16"/>
+                <w:szCs w:val="16"/>
+                <w:lang w:val="en-US"/>
+              </w:rPr>
+            </w:pPr>
+            <w:r>
+              <w:rPr>
+                <w:sz w:val="16"/>
+                <w:szCs w:val="16"/>
+                <w:lang w:val="en-US"/>
+              </w:rPr>
+              <w:t>CEFA</w:t>
+            </w:r>
+          </w:p>
+        </w:tc>
+        <w:tc>
+          <w:tcPr>
+            <w:tcW w:w="850" w:type="dxa"/>
+          </w:tcPr>
+          <w:p>
+            <w:pPr>
+              <w:spacing w:line="276" w:lineRule="auto"/>
+              <w:ind w:firstLine="0"/>
+              <w:jc w:val="center"/>
+              <w:rPr>
+                <w:sz w:val="16"/>
+                <w:szCs w:val="16"/>
+                <w:lang w:val="en-US"/>
+              </w:rPr>
+            </w:pPr>
+            <w:r>
+              <w:rPr>
+                <w:sz w:val="16"/>
+                <w:szCs w:val="16"/>
+                <w:lang w:val="en-US"/>
+              </w:rPr>
+              <w:t>2AB</w:t>
+            </w:r>
+          </w:p>
+        </w:tc>
+        <w:tc>
+          <w:tcPr>
+            <w:tcW w:w="737" w:type="dxa"/>
+          </w:tcPr>
+          <w:p>
+            <w:pPr>
+              <w:spacing w:line="276" w:lineRule="auto"/>
+              <w:ind w:firstLine="0"/>
+              <w:jc w:val="center"/>
+              <w:rPr>
+                <w:sz w:val="16"/>
+                <w:szCs w:val="16"/>
+                <w:lang w:val="en-US"/>
+              </w:rPr>
+            </w:pPr>
+            <w:r>
+              <w:rPr>
+                <w:sz w:val="16"/>
+                <w:szCs w:val="16"/>
+                <w:lang w:val="en-US"/>
+              </w:rPr>
+              <w:t>CEFA</w:t>
+            </w:r>
+          </w:p>
+        </w:tc>
+        <w:tc>
+          <w:tcPr>
+            <w:tcW w:w="636" w:type="dxa"/>
+          </w:tcPr>
+          <w:p>
+            <w:pPr>
+              <w:spacing w:line="276" w:lineRule="auto"/>
+              <w:ind w:firstLine="0"/>
+              <w:jc w:val="center"/>
+              <w:rPr>
+                <w:sz w:val="16"/>
+                <w:szCs w:val="16"/>
+                <w:lang w:val="en-US"/>
+              </w:rPr>
+            </w:pPr>
+            <w:r>
+              <w:rPr>
+                <w:sz w:val="16"/>
+                <w:szCs w:val="16"/>
+                <w:lang w:val="en-US"/>
+              </w:rPr>
+              <w:t>2B0</w:t>
+            </w:r>
+          </w:p>
+        </w:tc>
+        <w:tc>
+          <w:tcPr>
+            <w:tcW w:w="616" w:type="dxa"/>
+          </w:tcPr>
+          <w:p>
+            <w:pPr>
+              <w:spacing w:line="276" w:lineRule="auto"/>
+              <w:ind w:firstLine="0"/>
+              <w:jc w:val="center"/>
+              <w:rPr>
+                <w:sz w:val="16"/>
+                <w:szCs w:val="16"/>
+                <w:lang w:val="en-US"/>
+              </w:rPr>
+            </w:pPr>
+            <w:r>
+              <w:rPr>
+                <w:sz w:val="16"/>
+                <w:szCs w:val="16"/>
+                <w:lang w:val="en-US"/>
+              </w:rPr>
+              <w:t>02AB</w:t>
+            </w:r>
+          </w:p>
+        </w:tc>
+        <w:tc>
+          <w:tcPr>
+            <w:tcW w:w="536" w:type="dxa"/>
+          </w:tcPr>
+          <w:p>
+            <w:pPr>
+              <w:spacing w:line="276" w:lineRule="auto"/>
+              <w:ind w:firstLine="0"/>
+              <w:jc w:val="center"/>
+              <w:rPr>
+                <w:sz w:val="16"/>
+                <w:szCs w:val="16"/>
+                <w:lang w:val="en-US"/>
+              </w:rPr>
+            </w:pPr>
+            <w:r>
+              <w:rPr>
+                <w:sz w:val="16"/>
+                <w:szCs w:val="16"/>
+                <w:lang w:val="en-US"/>
+              </w:rPr>
+              <w:t>000</w:t>
+            </w:r>
+          </w:p>
+        </w:tc>
+        <w:tc>
+          <w:tcPr>
+            <w:tcW w:w="624" w:type="dxa"/>
+          </w:tcPr>
+          <w:p>
+            <w:pPr>
+              <w:spacing w:line="276" w:lineRule="auto"/>
+              <w:ind w:firstLine="0"/>
+              <w:jc w:val="center"/>
+              <w:rPr>
+                <w:sz w:val="16"/>
+                <w:szCs w:val="16"/>
+                <w:lang w:val="en-US"/>
+              </w:rPr>
+            </w:pPr>
+            <w:r>
+              <w:rPr>
+                <w:sz w:val="16"/>
+                <w:szCs w:val="16"/>
+                <w:lang w:val="en-US"/>
+              </w:rPr>
+              <w:t>FFFA</w:t>
+            </w:r>
+          </w:p>
+        </w:tc>
+        <w:tc>
+          <w:tcPr>
+            <w:tcW w:w="636" w:type="dxa"/>
+          </w:tcPr>
+          <w:p>
+            <w:pPr>
+              <w:spacing w:line="276" w:lineRule="auto"/>
+              <w:ind w:firstLine="0"/>
+              <w:jc w:val="center"/>
+              <w:rPr>
+                <w:sz w:val="16"/>
+                <w:szCs w:val="16"/>
+                <w:lang w:val="en-US"/>
+              </w:rPr>
+            </w:pPr>
+            <w:r>
+              <w:rPr>
+                <w:sz w:val="16"/>
+                <w:szCs w:val="16"/>
+                <w:lang w:val="en-US"/>
+              </w:rPr>
+              <w:t>0000</w:t>
+            </w:r>
+          </w:p>
+        </w:tc>
+        <w:tc>
+          <w:tcPr>
+            <w:tcW w:w="979" w:type="dxa"/>
+          </w:tcPr>
+          <w:p>
+            <w:pPr>
+              <w:spacing w:line="276" w:lineRule="auto"/>
+              <w:ind w:firstLine="0"/>
+              <w:jc w:val="center"/>
+              <w:rPr>
+                <w:sz w:val="16"/>
+                <w:szCs w:val="16"/>
+                <w:lang w:val="en-US"/>
+              </w:rPr>
+            </w:pPr>
+            <w:r>
+              <w:rPr>
+                <w:sz w:val="16"/>
+                <w:szCs w:val="16"/>
+                <w:lang w:val="en-US"/>
+              </w:rPr>
+              <w:t>0100</w:t>
+            </w:r>
+          </w:p>
+        </w:tc>
+        <w:tc>
+          <w:tcPr>
+            <w:tcW w:w="957" w:type="dxa"/>
+            <w:gridSpan w:val="2"/>
+          </w:tcPr>
+          <w:p>
+            <w:pPr>
+              <w:spacing w:line="276" w:lineRule="auto"/>
+              <w:ind w:firstLine="0"/>
+              <w:jc w:val="center"/>
+              <w:rPr>
+                <w:sz w:val="16"/>
+                <w:szCs w:val="16"/>
+                <w:lang w:val="en-US"/>
+              </w:rPr>
+            </w:pPr>
+            <w:r>
+              <w:rPr>
+                <w:sz w:val="16"/>
+                <w:szCs w:val="16"/>
+                <w:lang w:val="en-US"/>
+              </w:rPr>
+              <w:t>-</w:t>
+            </w:r>
+          </w:p>
+        </w:tc>
+        <w:tc>
+          <w:tcPr>
+            <w:tcW w:w="1225" w:type="dxa"/>
+          </w:tcPr>
+          <w:p>
+            <w:pPr>
+              <w:spacing w:line="276" w:lineRule="auto"/>
+              <w:ind w:firstLine="0"/>
+              <w:jc w:val="center"/>
+              <w:rPr>
+                <w:sz w:val="16"/>
+                <w:szCs w:val="16"/>
+                <w:lang w:val="en-US"/>
+              </w:rPr>
+            </w:pPr>
+            <w:r>
+              <w:rPr>
+                <w:sz w:val="16"/>
+                <w:szCs w:val="16"/>
+                <w:lang w:val="en-US"/>
+              </w:rPr>
+              <w:t>-</w:t>
+            </w:r>
+          </w:p>
+        </w:tc>
+      </w:tr>
+      <w:tr>
+        <w:trPr>
+          <w:jc w:val="center"/>
+        </w:trPr>
+        <w:tc>
+          <w:tcPr>
+            <w:tcW w:w="704" w:type="dxa"/>
+          </w:tcPr>
+          <w:p>
+            <w:pPr>
+              <w:spacing w:line="276" w:lineRule="auto"/>
+              <w:ind w:firstLine="0"/>
+              <w:jc w:val="center"/>
+              <w:rPr>
+                <w:sz w:val="16"/>
+                <w:szCs w:val="16"/>
+                <w:lang w:val="en-US"/>
+              </w:rPr>
+            </w:pPr>
+            <w:r>
+              <w:rPr>
+                <w:sz w:val="16"/>
+                <w:szCs w:val="16"/>
+                <w:lang w:val="en-US"/>
+              </w:rPr>
+              <w:t>2AB</w:t>
+            </w:r>
+          </w:p>
+        </w:tc>
+        <w:tc>
+          <w:tcPr>
+            <w:tcW w:w="709" w:type="dxa"/>
+          </w:tcPr>
+          <w:p>
+            <w:pPr>
+              <w:spacing w:line="276" w:lineRule="auto"/>
+              <w:ind w:firstLine="0"/>
+              <w:jc w:val="center"/>
+              <w:rPr>
+                <w:sz w:val="16"/>
+                <w:szCs w:val="16"/>
+                <w:lang w:val="en-US"/>
+              </w:rPr>
+            </w:pPr>
+            <w:r>
+              <w:rPr>
+                <w:sz w:val="16"/>
+                <w:szCs w:val="16"/>
+                <w:lang w:val="en-US"/>
+              </w:rPr>
+              <w:t>ABF6</w:t>
+            </w:r>
+          </w:p>
+        </w:tc>
+        <w:tc>
+          <w:tcPr>
+            <w:tcW w:w="850" w:type="dxa"/>
+          </w:tcPr>
+          <w:p>
+            <w:pPr>
+              <w:spacing w:line="276" w:lineRule="auto"/>
+              <w:ind w:firstLine="0"/>
+              <w:jc w:val="center"/>
+              <w:rPr>
+                <w:sz w:val="16"/>
+                <w:szCs w:val="16"/>
+                <w:lang w:val="en-US"/>
+              </w:rPr>
+            </w:pPr>
+            <w:r>
+              <w:rPr>
+                <w:sz w:val="16"/>
+                <w:szCs w:val="16"/>
+                <w:lang w:val="en-US"/>
+              </w:rPr>
+              <w:t>2AC</w:t>
+            </w:r>
+          </w:p>
+        </w:tc>
+        <w:tc>
+          <w:tcPr>
+            <w:tcW w:w="737" w:type="dxa"/>
+          </w:tcPr>
+          <w:p>
+            <w:pPr>
+              <w:spacing w:line="276" w:lineRule="auto"/>
+              <w:ind w:firstLine="0"/>
+              <w:jc w:val="center"/>
+              <w:rPr>
+                <w:sz w:val="16"/>
+                <w:szCs w:val="16"/>
+                <w:lang w:val="en-US"/>
+              </w:rPr>
+            </w:pPr>
+            <w:r>
+              <w:rPr>
+                <w:sz w:val="16"/>
+                <w:szCs w:val="16"/>
+                <w:lang w:val="en-US"/>
+              </w:rPr>
+              <w:t>ABF6</w:t>
+            </w:r>
+          </w:p>
+        </w:tc>
+        <w:tc>
+          <w:tcPr>
+            <w:tcW w:w="636" w:type="dxa"/>
+          </w:tcPr>
+          <w:p>
+            <w:pPr>
+              <w:spacing w:line="276" w:lineRule="auto"/>
+              <w:ind w:firstLine="0"/>
+              <w:jc w:val="center"/>
+              <w:rPr>
+                <w:sz w:val="16"/>
+                <w:szCs w:val="16"/>
+                <w:lang w:val="en-US"/>
+              </w:rPr>
+            </w:pPr>
+            <w:r>
+              <w:rPr>
+                <w:sz w:val="16"/>
+                <w:szCs w:val="16"/>
+                <w:lang w:val="en-US"/>
+              </w:rPr>
+              <w:t>7FC</w:t>
+            </w:r>
+          </w:p>
+        </w:tc>
+        <w:tc>
+          <w:tcPr>
+            <w:tcW w:w="616" w:type="dxa"/>
+          </w:tcPr>
+          <w:p>
+            <w:pPr>
+              <w:spacing w:line="276" w:lineRule="auto"/>
+              <w:ind w:firstLine="0"/>
+              <w:jc w:val="center"/>
+              <w:rPr>
+                <w:sz w:val="16"/>
+                <w:szCs w:val="16"/>
+                <w:lang w:val="en-US"/>
+              </w:rPr>
+            </w:pPr>
+            <w:r>
+              <w:rPr>
+                <w:sz w:val="16"/>
+                <w:szCs w:val="16"/>
+                <w:lang w:val="en-US"/>
+              </w:rPr>
+              <w:t>FFA6</w:t>
+            </w:r>
+          </w:p>
+        </w:tc>
+        <w:tc>
+          <w:tcPr>
+            <w:tcW w:w="536" w:type="dxa"/>
+          </w:tcPr>
+          <w:p>
+            <w:pPr>
+              <w:spacing w:line="276" w:lineRule="auto"/>
+              <w:ind w:firstLine="0"/>
+              <w:jc w:val="center"/>
+              <w:rPr>
+                <w:sz w:val="16"/>
+                <w:szCs w:val="16"/>
+                <w:lang w:val="en-US"/>
+              </w:rPr>
+            </w:pPr>
+            <w:r>
+              <w:rPr>
+                <w:sz w:val="16"/>
+                <w:szCs w:val="16"/>
+                <w:lang w:val="en-US"/>
+              </w:rPr>
+              <w:t>000</w:t>
+            </w:r>
+          </w:p>
+        </w:tc>
+        <w:tc>
+          <w:tcPr>
+            <w:tcW w:w="624" w:type="dxa"/>
+          </w:tcPr>
+          <w:p>
+            <w:pPr>
+              <w:spacing w:line="276" w:lineRule="auto"/>
+              <w:ind w:firstLine="0"/>
+              <w:jc w:val="center"/>
+              <w:rPr>
+                <w:sz w:val="16"/>
+                <w:szCs w:val="16"/>
+                <w:lang w:val="en-US"/>
+              </w:rPr>
+            </w:pPr>
+            <w:r>
+              <w:rPr>
+                <w:sz w:val="16"/>
+                <w:szCs w:val="16"/>
+                <w:lang w:val="en-US"/>
+              </w:rPr>
+              <w:t>FFF6</w:t>
+            </w:r>
+          </w:p>
+        </w:tc>
+        <w:tc>
+          <w:tcPr>
+            <w:tcW w:w="636" w:type="dxa"/>
+          </w:tcPr>
+          <w:p>
+            <w:pPr>
+              <w:spacing w:line="276" w:lineRule="auto"/>
+              <w:ind w:firstLine="0"/>
+              <w:jc w:val="center"/>
+              <w:rPr>
+                <w:sz w:val="16"/>
+                <w:szCs w:val="16"/>
+                <w:lang w:val="en-US"/>
+              </w:rPr>
+            </w:pPr>
+            <w:r>
+              <w:rPr>
+                <w:sz w:val="16"/>
+                <w:szCs w:val="16"/>
+                <w:lang w:val="en-US"/>
+              </w:rPr>
+              <w:t>FFA6</w:t>
+            </w:r>
+          </w:p>
+        </w:tc>
+        <w:tc>
+          <w:tcPr>
+            <w:tcW w:w="979" w:type="dxa"/>
+          </w:tcPr>
+          <w:p>
+            <w:pPr>
+              <w:spacing w:line="276" w:lineRule="auto"/>
+              <w:ind w:firstLine="0"/>
+              <w:jc w:val="center"/>
+              <w:rPr>
+                <w:sz w:val="16"/>
+                <w:szCs w:val="16"/>
+                <w:lang w:val="en-US"/>
+              </w:rPr>
+            </w:pPr>
+            <w:r>
+              <w:rPr>
+                <w:sz w:val="16"/>
+                <w:szCs w:val="16"/>
+                <w:lang w:val="en-US"/>
+              </w:rPr>
+              <w:t>1000</w:t>
+            </w:r>
+          </w:p>
+        </w:tc>
+        <w:tc>
+          <w:tcPr>
+            <w:tcW w:w="957" w:type="dxa"/>
+            <w:gridSpan w:val="2"/>
+          </w:tcPr>
+          <w:p>
+            <w:pPr>
+              <w:spacing w:line="276" w:lineRule="auto"/>
+              <w:ind w:firstLine="0"/>
+              <w:jc w:val="center"/>
+              <w:rPr>
+                <w:sz w:val="16"/>
+                <w:szCs w:val="16"/>
+                <w:lang w:val="en-US"/>
+              </w:rPr>
+            </w:pPr>
+            <w:r>
+              <w:rPr>
+                <w:sz w:val="16"/>
+                <w:szCs w:val="16"/>
+                <w:lang w:val="en-US"/>
+              </w:rPr>
+              <w:t>2A2</w:t>
+            </w:r>
+          </w:p>
+        </w:tc>
+        <w:tc>
+          <w:tcPr>
+            <w:tcW w:w="1225" w:type="dxa"/>
+          </w:tcPr>
+          <w:p>
+            <w:pPr>
+              <w:spacing w:line="276" w:lineRule="auto"/>
+              <w:ind w:firstLine="0"/>
+              <w:jc w:val="center"/>
+              <w:rPr>
+                <w:sz w:val="16"/>
+                <w:szCs w:val="16"/>
+                <w:lang w:val="en-US"/>
+              </w:rPr>
+            </w:pPr>
+            <w:r>
+              <w:rPr>
+                <w:sz w:val="16"/>
+                <w:szCs w:val="16"/>
+                <w:lang w:val="en-US"/>
+              </w:rPr>
+              <w:t>07FC</w:t>
+            </w:r>
+          </w:p>
+        </w:tc>
+      </w:tr>
+      <w:tr>
+        <w:trPr>
+          <w:jc w:val="center"/>
+        </w:trPr>
+        <w:tc>
+          <w:tcPr>
+            <w:tcW w:w="704" w:type="dxa"/>
+          </w:tcPr>
+          <w:p>
+            <w:pPr>
+              <w:spacing w:line="276" w:lineRule="auto"/>
+              <w:ind w:firstLine="0"/>
+              <w:jc w:val="center"/>
+              <w:rPr>
+                <w:sz w:val="16"/>
+                <w:szCs w:val="16"/>
+                <w:lang w:val="en-US"/>
+              </w:rPr>
+            </w:pPr>
+            <w:r>
+              <w:rPr>
+                <w:sz w:val="16"/>
+                <w:szCs w:val="16"/>
+                <w:lang w:val="en-US"/>
+              </w:rPr>
+              <w:t>2AC</w:t>
+            </w:r>
+          </w:p>
+        </w:tc>
+        <w:tc>
+          <w:tcPr>
+            <w:tcW w:w="709" w:type="dxa"/>
+          </w:tcPr>
+          <w:p>
+            <w:pPr>
+              <w:spacing w:line="276" w:lineRule="auto"/>
+              <w:ind w:firstLine="0"/>
+              <w:jc w:val="center"/>
+              <w:rPr>
+                <w:sz w:val="16"/>
+                <w:szCs w:val="16"/>
+                <w:lang w:val="en-US"/>
+              </w:rPr>
+            </w:pPr>
+            <w:r>
+              <w:rPr>
+                <w:sz w:val="16"/>
+                <w:szCs w:val="16"/>
+                <w:lang w:val="en-US"/>
+              </w:rPr>
+              <w:t>F302</w:t>
+            </w:r>
+          </w:p>
+        </w:tc>
+        <w:tc>
+          <w:tcPr>
+            <w:tcW w:w="850" w:type="dxa"/>
+          </w:tcPr>
+          <w:p>
+            <w:pPr>
+              <w:spacing w:line="276" w:lineRule="auto"/>
+              <w:ind w:firstLine="0"/>
+              <w:jc w:val="center"/>
+              <w:rPr>
+                <w:sz w:val="16"/>
+                <w:szCs w:val="16"/>
+                <w:lang w:val="en-US"/>
+              </w:rPr>
+            </w:pPr>
+            <w:r>
+              <w:rPr>
+                <w:sz w:val="16"/>
+                <w:szCs w:val="16"/>
+                <w:lang w:val="en-US"/>
+              </w:rPr>
+              <w:t>2AD</w:t>
+            </w:r>
+          </w:p>
+        </w:tc>
+        <w:tc>
+          <w:tcPr>
+            <w:tcW w:w="737" w:type="dxa"/>
+          </w:tcPr>
+          <w:p>
+            <w:pPr>
+              <w:spacing w:line="276" w:lineRule="auto"/>
+              <w:ind w:firstLine="0"/>
+              <w:jc w:val="center"/>
+              <w:rPr>
+                <w:sz w:val="16"/>
+                <w:szCs w:val="16"/>
+                <w:lang w:val="en-US"/>
+              </w:rPr>
+            </w:pPr>
+            <w:r>
+              <w:rPr>
+                <w:sz w:val="16"/>
+                <w:szCs w:val="16"/>
+                <w:lang w:val="en-US"/>
+              </w:rPr>
+              <w:t>F302</w:t>
+            </w:r>
+          </w:p>
+        </w:tc>
+        <w:tc>
+          <w:tcPr>
+            <w:tcW w:w="636" w:type="dxa"/>
+          </w:tcPr>
+          <w:p>
+            <w:pPr>
+              <w:spacing w:line="276" w:lineRule="auto"/>
+              <w:ind w:firstLine="0"/>
+              <w:jc w:val="center"/>
+              <w:rPr>
+                <w:sz w:val="16"/>
+                <w:szCs w:val="16"/>
+                <w:lang w:val="en-US"/>
+              </w:rPr>
+            </w:pPr>
+            <w:r>
+              <w:rPr>
+                <w:sz w:val="16"/>
+                <w:szCs w:val="16"/>
+                <w:lang w:val="en-US"/>
+              </w:rPr>
+              <w:t>2AC</w:t>
+            </w:r>
+          </w:p>
+        </w:tc>
+        <w:tc>
+          <w:tcPr>
+            <w:tcW w:w="616" w:type="dxa"/>
+          </w:tcPr>
+          <w:p>
+            <w:pPr>
+              <w:spacing w:line="276" w:lineRule="auto"/>
+              <w:ind w:firstLine="0"/>
+              <w:jc w:val="center"/>
+              <w:rPr>
+                <w:sz w:val="16"/>
+                <w:szCs w:val="16"/>
+                <w:lang w:val="en-US"/>
+              </w:rPr>
+            </w:pPr>
+            <w:r>
+              <w:rPr>
+                <w:sz w:val="16"/>
+                <w:szCs w:val="16"/>
+                <w:lang w:val="en-US"/>
+              </w:rPr>
+              <w:t>F302</w:t>
+            </w:r>
+          </w:p>
+        </w:tc>
+        <w:tc>
+          <w:tcPr>
+            <w:tcW w:w="536" w:type="dxa"/>
+          </w:tcPr>
+          <w:p>
+            <w:pPr>
+              <w:spacing w:line="276" w:lineRule="auto"/>
+              <w:ind w:firstLine="0"/>
+              <w:jc w:val="center"/>
+              <w:rPr>
+                <w:sz w:val="16"/>
+                <w:szCs w:val="16"/>
+                <w:lang w:val="en-US"/>
+              </w:rPr>
+            </w:pPr>
+            <w:r>
+              <w:rPr>
+                <w:sz w:val="16"/>
+                <w:szCs w:val="16"/>
+                <w:lang w:val="en-US"/>
+              </w:rPr>
+              <w:t>000</w:t>
+            </w:r>
+          </w:p>
+        </w:tc>
+        <w:tc>
+          <w:tcPr>
+            <w:tcW w:w="624" w:type="dxa"/>
+          </w:tcPr>
+          <w:p>
+            <w:pPr>
+              <w:spacing w:line="276" w:lineRule="auto"/>
+              <w:ind w:firstLine="0"/>
+              <w:jc w:val="center"/>
+              <w:rPr>
+                <w:sz w:val="16"/>
+                <w:szCs w:val="16"/>
+                <w:lang w:val="en-US"/>
+              </w:rPr>
+            </w:pPr>
+            <w:r>
+              <w:rPr>
+                <w:sz w:val="16"/>
+                <w:szCs w:val="16"/>
+                <w:lang w:val="en-US"/>
+              </w:rPr>
+              <w:t>02AC</w:t>
+            </w:r>
+          </w:p>
+        </w:tc>
+        <w:tc>
+          <w:tcPr>
+            <w:tcW w:w="636" w:type="dxa"/>
+          </w:tcPr>
+          <w:p>
+            <w:pPr>
+              <w:spacing w:line="276" w:lineRule="auto"/>
+              <w:ind w:firstLine="0"/>
+              <w:jc w:val="center"/>
+              <w:rPr>
+                <w:sz w:val="16"/>
+                <w:szCs w:val="16"/>
+                <w:lang w:val="en-US"/>
+              </w:rPr>
+            </w:pPr>
+            <w:r>
+              <w:rPr>
+                <w:sz w:val="16"/>
+                <w:szCs w:val="16"/>
+                <w:lang w:val="en-US"/>
+              </w:rPr>
+              <w:t>FFA6</w:t>
+            </w:r>
+          </w:p>
+        </w:tc>
+        <w:tc>
+          <w:tcPr>
+            <w:tcW w:w="979" w:type="dxa"/>
+          </w:tcPr>
+          <w:p>
+            <w:pPr>
+              <w:spacing w:line="276" w:lineRule="auto"/>
+              <w:ind w:firstLine="0"/>
+              <w:jc w:val="center"/>
+              <w:rPr>
+                <w:sz w:val="16"/>
+                <w:szCs w:val="16"/>
+                <w:lang w:val="en-US"/>
+              </w:rPr>
+            </w:pPr>
+            <w:r>
+              <w:rPr>
+                <w:sz w:val="16"/>
+                <w:szCs w:val="16"/>
+                <w:lang w:val="en-US"/>
+              </w:rPr>
+              <w:t>1000</w:t>
+            </w:r>
+          </w:p>
+        </w:tc>
+        <w:tc>
+          <w:tcPr>
+            <w:tcW w:w="957" w:type="dxa"/>
+            <w:gridSpan w:val="2"/>
+          </w:tcPr>
+          <w:p>
+            <w:pPr>
+              <w:spacing w:line="276" w:lineRule="auto"/>
+              <w:ind w:firstLine="0"/>
+              <w:jc w:val="center"/>
+              <w:rPr>
+                <w:sz w:val="16"/>
+                <w:szCs w:val="16"/>
+                <w:lang w:val="en-US"/>
+              </w:rPr>
+            </w:pPr>
+            <w:r>
+              <w:rPr>
+                <w:sz w:val="16"/>
+                <w:szCs w:val="16"/>
+                <w:lang w:val="en-US"/>
+              </w:rPr>
+              <w:t>-</w:t>
+            </w:r>
+          </w:p>
+        </w:tc>
+        <w:tc>
+          <w:tcPr>
+            <w:tcW w:w="1225" w:type="dxa"/>
+          </w:tcPr>
+          <w:p>
+            <w:pPr>
+              <w:spacing w:line="276" w:lineRule="auto"/>
+              <w:ind w:firstLine="0"/>
+              <w:jc w:val="center"/>
+              <w:rPr>
+                <w:sz w:val="16"/>
+                <w:szCs w:val="16"/>
+                <w:lang w:val="en-US"/>
+              </w:rPr>
+            </w:pPr>
+            <w:r>
+              <w:rPr>
+                <w:sz w:val="16"/>
+                <w:szCs w:val="16"/>
+                <w:lang w:val="en-US"/>
+              </w:rPr>
+              <w:t>-</w:t>
+            </w:r>
+          </w:p>
+        </w:tc>
+      </w:tr>
+      <w:tr>
+        <w:trPr>
+          <w:jc w:val="center"/>
+        </w:trPr>
+        <w:tc>
+          <w:tcPr>
+            <w:tcW w:w="704" w:type="dxa"/>
+          </w:tcPr>
+          <w:p>
+            <w:pPr>
+              <w:spacing w:line="276" w:lineRule="auto"/>
+              <w:ind w:firstLine="0"/>
+              <w:jc w:val="center"/>
+              <w:rPr>
+                <w:sz w:val="16"/>
+                <w:szCs w:val="16"/>
+              </w:rPr>
+            </w:pPr>
+            <w:r>
+              <w:rPr>
+                <w:sz w:val="16"/>
+                <w:szCs w:val="16"/>
+              </w:rPr>
+              <w:t>2</w:t>
+            </w:r>
+            <w:r>
+              <w:rPr>
+                <w:sz w:val="16"/>
+                <w:szCs w:val="16"/>
+                <w:lang w:val="en-US"/>
+              </w:rPr>
+              <w:t>AD</w:t>
+            </w:r>
+          </w:p>
+        </w:tc>
+        <w:tc>
+          <w:tcPr>
+            <w:tcW w:w="709" w:type="dxa"/>
+          </w:tcPr>
+          <w:p>
+            <w:pPr>
+              <w:spacing w:line="276" w:lineRule="auto"/>
+              <w:ind w:firstLine="0"/>
+              <w:jc w:val="center"/>
+              <w:rPr>
+                <w:sz w:val="16"/>
+                <w:szCs w:val="16"/>
+                <w:lang w:val="en-US"/>
+              </w:rPr>
+            </w:pPr>
+            <w:r>
+              <w:rPr>
+                <w:sz w:val="16"/>
+                <w:szCs w:val="16"/>
+                <w:lang w:val="en-US"/>
+              </w:rPr>
+              <w:t>4EF6</w:t>
+            </w:r>
+          </w:p>
+        </w:tc>
+        <w:tc>
+          <w:tcPr>
+            <w:tcW w:w="850" w:type="dxa"/>
+          </w:tcPr>
+          <w:p>
+            <w:pPr>
+              <w:spacing w:line="276" w:lineRule="auto"/>
+              <w:ind w:firstLine="0"/>
+              <w:jc w:val="center"/>
+              <w:rPr>
+                <w:sz w:val="16"/>
+                <w:szCs w:val="16"/>
+                <w:lang w:val="en-US"/>
+              </w:rPr>
+            </w:pPr>
+            <w:r>
+              <w:rPr>
+                <w:sz w:val="16"/>
+                <w:szCs w:val="16"/>
+                <w:lang w:val="en-US"/>
+              </w:rPr>
+              <w:t>2AE</w:t>
+            </w:r>
+          </w:p>
+        </w:tc>
+        <w:tc>
+          <w:tcPr>
+            <w:tcW w:w="737" w:type="dxa"/>
+          </w:tcPr>
+          <w:p>
+            <w:pPr>
+              <w:spacing w:line="276" w:lineRule="auto"/>
+              <w:ind w:firstLine="0"/>
+              <w:jc w:val="center"/>
+              <w:rPr>
+                <w:sz w:val="16"/>
+                <w:szCs w:val="16"/>
+                <w:lang w:val="en-US"/>
+              </w:rPr>
+            </w:pPr>
+            <w:r>
+              <w:rPr>
+                <w:sz w:val="16"/>
+                <w:szCs w:val="16"/>
+                <w:lang w:val="en-US"/>
+              </w:rPr>
+              <w:t>4EF6</w:t>
+            </w:r>
+          </w:p>
+        </w:tc>
+        <w:tc>
+          <w:tcPr>
+            <w:tcW w:w="636" w:type="dxa"/>
+          </w:tcPr>
+          <w:p>
+            <w:pPr>
+              <w:spacing w:line="276" w:lineRule="auto"/>
+              <w:ind w:firstLine="0"/>
+              <w:jc w:val="center"/>
+              <w:rPr>
+                <w:sz w:val="16"/>
+                <w:szCs w:val="16"/>
+                <w:lang w:val="en-US"/>
+              </w:rPr>
+            </w:pPr>
+            <w:r>
+              <w:rPr>
+                <w:sz w:val="16"/>
+                <w:szCs w:val="16"/>
+                <w:lang w:val="en-US"/>
+              </w:rPr>
+              <w:t>2A4</w:t>
+            </w:r>
+          </w:p>
+        </w:tc>
+        <w:tc>
+          <w:tcPr>
+            <w:tcW w:w="616" w:type="dxa"/>
+          </w:tcPr>
+          <w:p>
+            <w:pPr>
+              <w:spacing w:line="276" w:lineRule="auto"/>
+              <w:ind w:firstLine="0"/>
+              <w:jc w:val="center"/>
+              <w:rPr>
+                <w:sz w:val="16"/>
+                <w:szCs w:val="16"/>
+                <w:lang w:val="en-US"/>
+              </w:rPr>
+            </w:pPr>
+            <w:r>
+              <w:rPr>
+                <w:sz w:val="16"/>
+                <w:szCs w:val="16"/>
+                <w:lang w:val="en-US"/>
+              </w:rPr>
+              <w:t>4000</w:t>
+            </w:r>
+          </w:p>
+        </w:tc>
+        <w:tc>
+          <w:tcPr>
+            <w:tcW w:w="536" w:type="dxa"/>
+          </w:tcPr>
+          <w:p>
+            <w:pPr>
+              <w:spacing w:line="276" w:lineRule="auto"/>
+              <w:ind w:firstLine="0"/>
+              <w:jc w:val="center"/>
+              <w:rPr>
+                <w:sz w:val="16"/>
+                <w:szCs w:val="16"/>
+                <w:lang w:val="en-US"/>
+              </w:rPr>
+            </w:pPr>
+            <w:r>
+              <w:rPr>
+                <w:sz w:val="16"/>
+                <w:szCs w:val="16"/>
+                <w:lang w:val="en-US"/>
+              </w:rPr>
+              <w:t>000</w:t>
+            </w:r>
+          </w:p>
+        </w:tc>
+        <w:tc>
+          <w:tcPr>
+            <w:tcW w:w="624" w:type="dxa"/>
+          </w:tcPr>
+          <w:p>
+            <w:pPr>
+              <w:spacing w:line="276" w:lineRule="auto"/>
+              <w:ind w:firstLine="0"/>
+              <w:jc w:val="center"/>
+              <w:rPr>
+                <w:sz w:val="16"/>
+                <w:szCs w:val="16"/>
+                <w:lang w:val="en-US"/>
+              </w:rPr>
+            </w:pPr>
+            <w:r>
+              <w:rPr>
+                <w:sz w:val="16"/>
+                <w:szCs w:val="16"/>
+                <w:lang w:val="en-US"/>
+              </w:rPr>
+              <w:t>FFF6</w:t>
+            </w:r>
+          </w:p>
+        </w:tc>
+        <w:tc>
+          <w:tcPr>
+            <w:tcW w:w="636" w:type="dxa"/>
+          </w:tcPr>
+          <w:p>
+            <w:pPr>
+              <w:spacing w:line="276" w:lineRule="auto"/>
+              <w:ind w:firstLine="0"/>
+              <w:jc w:val="center"/>
+              <w:rPr>
+                <w:sz w:val="16"/>
+                <w:szCs w:val="16"/>
+                <w:lang w:val="en-US"/>
+              </w:rPr>
+            </w:pPr>
+            <w:r>
+              <w:rPr>
+                <w:sz w:val="16"/>
+                <w:szCs w:val="16"/>
+                <w:lang w:val="en-US"/>
+              </w:rPr>
+              <w:t>FFA6</w:t>
+            </w:r>
+          </w:p>
+        </w:tc>
+        <w:tc>
+          <w:tcPr>
+            <w:tcW w:w="979" w:type="dxa"/>
+          </w:tcPr>
+          <w:p>
+            <w:pPr>
+              <w:spacing w:line="276" w:lineRule="auto"/>
+              <w:ind w:firstLine="0"/>
+              <w:jc w:val="center"/>
+              <w:rPr>
+                <w:sz w:val="16"/>
+                <w:szCs w:val="16"/>
+                <w:lang w:val="en-US"/>
+              </w:rPr>
+            </w:pPr>
+            <w:r>
+              <w:rPr>
+                <w:sz w:val="16"/>
+                <w:szCs w:val="16"/>
+                <w:lang w:val="en-US"/>
+              </w:rPr>
+              <w:t>1000</w:t>
+            </w:r>
+          </w:p>
+        </w:tc>
+        <w:tc>
+          <w:tcPr>
+            <w:tcW w:w="957" w:type="dxa"/>
+            <w:gridSpan w:val="2"/>
+          </w:tcPr>
+          <w:p>
+            <w:pPr>
+              <w:spacing w:line="276" w:lineRule="auto"/>
+              <w:ind w:firstLine="0"/>
+              <w:jc w:val="center"/>
+              <w:rPr>
+                <w:sz w:val="16"/>
+                <w:szCs w:val="16"/>
+                <w:lang w:val="en-US"/>
+              </w:rPr>
+            </w:pPr>
+            <w:r>
+              <w:rPr>
+                <w:sz w:val="16"/>
+                <w:szCs w:val="16"/>
+                <w:lang w:val="en-US"/>
+              </w:rPr>
+              <w:t>-</w:t>
+            </w:r>
+          </w:p>
+        </w:tc>
+        <w:tc>
+          <w:tcPr>
+            <w:tcW w:w="1225" w:type="dxa"/>
+          </w:tcPr>
+          <w:p>
+            <w:pPr>
+              <w:spacing w:line="276" w:lineRule="auto"/>
+              <w:ind w:firstLine="0"/>
+              <w:jc w:val="center"/>
+              <w:rPr>
+                <w:sz w:val="16"/>
+                <w:szCs w:val="16"/>
+                <w:lang w:val="en-US"/>
+              </w:rPr>
+            </w:pPr>
+            <w:r>
+              <w:rPr>
+                <w:sz w:val="16"/>
+                <w:szCs w:val="16"/>
+                <w:lang w:val="en-US"/>
+              </w:rPr>
+              <w:t>-</w:t>
+            </w:r>
+          </w:p>
+        </w:tc>
+      </w:tr>
+      <w:tr>
+        <w:trPr>
+          <w:jc w:val="center"/>
+        </w:trPr>
+        <w:tc>
+          <w:tcPr>
+            <w:tcW w:w="704" w:type="dxa"/>
+          </w:tcPr>
+          <w:p>
+            <w:pPr>
+              <w:spacing w:line="276" w:lineRule="auto"/>
+              <w:ind w:firstLine="0"/>
+              <w:jc w:val="center"/>
+              <w:rPr>
+                <w:sz w:val="16"/>
+                <w:szCs w:val="16"/>
+              </w:rPr>
+            </w:pPr>
+            <w:r>
+              <w:rPr>
+                <w:sz w:val="16"/>
+                <w:szCs w:val="16"/>
+                <w:lang w:val="en-US"/>
+              </w:rPr>
+              <w:t>2AE</w:t>
+            </w:r>
+          </w:p>
+        </w:tc>
+        <w:tc>
+          <w:tcPr>
+            <w:tcW w:w="709" w:type="dxa"/>
+          </w:tcPr>
+          <w:p>
+            <w:pPr>
+              <w:spacing w:line="276" w:lineRule="auto"/>
+              <w:ind w:firstLine="0"/>
+              <w:jc w:val="center"/>
+              <w:rPr>
+                <w:sz w:val="16"/>
+                <w:szCs w:val="16"/>
+                <w:lang w:val="en-US"/>
+              </w:rPr>
+            </w:pPr>
+            <w:r>
+              <w:rPr>
+                <w:sz w:val="16"/>
+                <w:szCs w:val="16"/>
+                <w:lang w:val="en-US"/>
+              </w:rPr>
+              <w:t>EEF5</w:t>
+            </w:r>
+          </w:p>
+        </w:tc>
+        <w:tc>
+          <w:tcPr>
+            <w:tcW w:w="850" w:type="dxa"/>
+          </w:tcPr>
+          <w:p>
+            <w:pPr>
+              <w:spacing w:line="276" w:lineRule="auto"/>
+              <w:ind w:firstLine="0"/>
+              <w:jc w:val="center"/>
+              <w:rPr>
+                <w:sz w:val="16"/>
+                <w:szCs w:val="16"/>
+                <w:lang w:val="en-US"/>
+              </w:rPr>
+            </w:pPr>
+            <w:r>
+              <w:rPr>
+                <w:sz w:val="16"/>
+                <w:szCs w:val="16"/>
+                <w:lang w:val="en-US"/>
+              </w:rPr>
+              <w:t>2AF</w:t>
+            </w:r>
+          </w:p>
+        </w:tc>
+        <w:tc>
+          <w:tcPr>
+            <w:tcW w:w="737" w:type="dxa"/>
+          </w:tcPr>
+          <w:p>
+            <w:pPr>
+              <w:spacing w:line="276" w:lineRule="auto"/>
+              <w:ind w:firstLine="0"/>
+              <w:jc w:val="center"/>
+              <w:rPr>
+                <w:sz w:val="16"/>
+                <w:szCs w:val="16"/>
+                <w:lang w:val="en-US"/>
+              </w:rPr>
+            </w:pPr>
+            <w:r>
+              <w:rPr>
+                <w:sz w:val="16"/>
+                <w:szCs w:val="16"/>
+                <w:lang w:val="en-US"/>
+              </w:rPr>
+              <w:t>EEF5</w:t>
+            </w:r>
+          </w:p>
+        </w:tc>
+        <w:tc>
+          <w:tcPr>
+            <w:tcW w:w="636" w:type="dxa"/>
+          </w:tcPr>
+          <w:p>
+            <w:pPr>
+              <w:spacing w:line="276" w:lineRule="auto"/>
+              <w:ind w:firstLine="0"/>
+              <w:jc w:val="center"/>
+              <w:rPr>
+                <w:sz w:val="16"/>
+                <w:szCs w:val="16"/>
+                <w:lang w:val="en-US"/>
+              </w:rPr>
+            </w:pPr>
+            <w:r>
+              <w:rPr>
+                <w:sz w:val="16"/>
+                <w:szCs w:val="16"/>
+                <w:lang w:val="en-US"/>
+              </w:rPr>
+              <w:t>2A4</w:t>
+            </w:r>
+          </w:p>
+        </w:tc>
+        <w:tc>
+          <w:tcPr>
+            <w:tcW w:w="616" w:type="dxa"/>
+          </w:tcPr>
+          <w:p>
+            <w:pPr>
+              <w:spacing w:line="276" w:lineRule="auto"/>
+              <w:ind w:firstLine="0"/>
+              <w:jc w:val="center"/>
+              <w:rPr>
+                <w:sz w:val="16"/>
+                <w:szCs w:val="16"/>
+                <w:lang w:val="en-US"/>
+              </w:rPr>
+            </w:pPr>
+            <w:r>
+              <w:rPr>
+                <w:sz w:val="16"/>
+                <w:szCs w:val="16"/>
+                <w:lang w:val="en-US"/>
+              </w:rPr>
+              <w:t>FFA6</w:t>
+            </w:r>
+          </w:p>
+        </w:tc>
+        <w:tc>
+          <w:tcPr>
+            <w:tcW w:w="536" w:type="dxa"/>
+          </w:tcPr>
+          <w:p>
+            <w:pPr>
+              <w:spacing w:line="276" w:lineRule="auto"/>
+              <w:ind w:firstLine="0"/>
+              <w:jc w:val="center"/>
+              <w:rPr>
+                <w:sz w:val="16"/>
+                <w:szCs w:val="16"/>
+                <w:lang w:val="en-US"/>
+              </w:rPr>
+            </w:pPr>
+            <w:r>
+              <w:rPr>
+                <w:sz w:val="16"/>
+                <w:szCs w:val="16"/>
+                <w:lang w:val="en-US"/>
+              </w:rPr>
+              <w:t>000</w:t>
+            </w:r>
+          </w:p>
+        </w:tc>
+        <w:tc>
+          <w:tcPr>
+            <w:tcW w:w="624" w:type="dxa"/>
+          </w:tcPr>
+          <w:p>
+            <w:pPr>
+              <w:spacing w:line="276" w:lineRule="auto"/>
+              <w:ind w:firstLine="0"/>
+              <w:jc w:val="center"/>
+              <w:rPr>
+                <w:sz w:val="16"/>
+                <w:szCs w:val="16"/>
+                <w:lang w:val="en-US"/>
+              </w:rPr>
+            </w:pPr>
+            <w:r>
+              <w:rPr>
+                <w:sz w:val="16"/>
+                <w:szCs w:val="16"/>
+                <w:lang w:val="en-US"/>
+              </w:rPr>
+              <w:t>FFF5</w:t>
+            </w:r>
+          </w:p>
+        </w:tc>
+        <w:tc>
+          <w:tcPr>
+            <w:tcW w:w="636" w:type="dxa"/>
+          </w:tcPr>
+          <w:p>
+            <w:pPr>
+              <w:spacing w:line="276" w:lineRule="auto"/>
+              <w:ind w:firstLine="0"/>
+              <w:jc w:val="center"/>
+              <w:rPr>
+                <w:sz w:val="16"/>
+                <w:szCs w:val="16"/>
+                <w:lang w:val="en-US"/>
+              </w:rPr>
+            </w:pPr>
+            <w:r>
+              <w:rPr>
+                <w:sz w:val="16"/>
+                <w:szCs w:val="16"/>
+                <w:lang w:val="en-US"/>
+              </w:rPr>
+              <w:t>FFA6</w:t>
+            </w:r>
+          </w:p>
+        </w:tc>
+        <w:tc>
+          <w:tcPr>
+            <w:tcW w:w="979" w:type="dxa"/>
+          </w:tcPr>
+          <w:p>
+            <w:pPr>
+              <w:spacing w:line="276" w:lineRule="auto"/>
+              <w:ind w:firstLine="0"/>
+              <w:jc w:val="center"/>
+              <w:rPr>
+                <w:sz w:val="16"/>
+                <w:szCs w:val="16"/>
+                <w:lang w:val="en-US"/>
+              </w:rPr>
+            </w:pPr>
+            <w:r>
+              <w:rPr>
+                <w:sz w:val="16"/>
+                <w:szCs w:val="16"/>
+                <w:lang w:val="en-US"/>
+              </w:rPr>
+              <w:t>1000</w:t>
+            </w:r>
+          </w:p>
+        </w:tc>
+        <w:tc>
+          <w:tcPr>
+            <w:tcW w:w="957" w:type="dxa"/>
+            <w:gridSpan w:val="2"/>
+          </w:tcPr>
+          <w:p>
+            <w:pPr>
+              <w:spacing w:line="276" w:lineRule="auto"/>
+              <w:ind w:firstLine="0"/>
+              <w:jc w:val="center"/>
+              <w:rPr>
+                <w:sz w:val="16"/>
+                <w:szCs w:val="16"/>
+                <w:lang w:val="en-US"/>
+              </w:rPr>
+            </w:pPr>
+            <w:r>
+              <w:rPr>
+                <w:sz w:val="16"/>
+                <w:szCs w:val="16"/>
+                <w:lang w:val="en-US"/>
+              </w:rPr>
+              <w:t>2A4</w:t>
+            </w:r>
+          </w:p>
+        </w:tc>
+        <w:tc>
+          <w:tcPr>
+            <w:tcW w:w="1225" w:type="dxa"/>
+          </w:tcPr>
+          <w:p>
+            <w:pPr>
+              <w:spacing w:line="276" w:lineRule="auto"/>
+              <w:ind w:firstLine="0"/>
+              <w:jc w:val="center"/>
+              <w:rPr>
+                <w:sz w:val="16"/>
+                <w:szCs w:val="16"/>
+                <w:lang w:val="en-US"/>
+              </w:rPr>
+            </w:pPr>
+            <w:r>
+              <w:rPr>
+                <w:sz w:val="16"/>
+                <w:szCs w:val="16"/>
+                <w:lang w:val="en-US"/>
+              </w:rPr>
+              <w:t>FFA6</w:t>
+            </w:r>
+          </w:p>
+        </w:tc>
+      </w:tr>
+      <w:tr>
+        <w:trPr>
+          <w:jc w:val="center"/>
+        </w:trPr>
+        <w:tc>
+          <w:tcPr>
+            <w:tcW w:w="704" w:type="dxa"/>
+          </w:tcPr>
+          <w:p>
+            <w:pPr>
+              <w:spacing w:line="276" w:lineRule="auto"/>
+              <w:ind w:firstLine="0"/>
+              <w:jc w:val="center"/>
+              <w:rPr>
+                <w:sz w:val="16"/>
+                <w:szCs w:val="16"/>
+              </w:rPr>
+            </w:pPr>
+            <w:r>
+              <w:rPr>
+                <w:sz w:val="16"/>
+                <w:szCs w:val="16"/>
+                <w:lang w:val="en-US"/>
+              </w:rPr>
+              <w:t>2AF</w:t>
+            </w:r>
+          </w:p>
+        </w:tc>
+        <w:tc>
+          <w:tcPr>
+            <w:tcW w:w="709" w:type="dxa"/>
+          </w:tcPr>
+          <w:p>
+            <w:pPr>
+              <w:spacing w:line="276" w:lineRule="auto"/>
+              <w:ind w:firstLine="0"/>
+              <w:jc w:val="center"/>
+              <w:rPr>
+                <w:sz w:val="16"/>
+                <w:szCs w:val="16"/>
+                <w:lang w:val="en-US"/>
+              </w:rPr>
+            </w:pPr>
+            <w:r>
+              <w:rPr>
+                <w:sz w:val="16"/>
+                <w:szCs w:val="16"/>
+                <w:lang w:val="en-US"/>
+              </w:rPr>
+              <w:t>82A3</w:t>
+            </w:r>
+          </w:p>
+        </w:tc>
+        <w:tc>
+          <w:tcPr>
+            <w:tcW w:w="850" w:type="dxa"/>
+          </w:tcPr>
+          <w:p>
+            <w:pPr>
+              <w:spacing w:line="276" w:lineRule="auto"/>
+              <w:ind w:firstLine="0"/>
+              <w:jc w:val="center"/>
+              <w:rPr>
+                <w:sz w:val="16"/>
+                <w:szCs w:val="16"/>
+                <w:lang w:val="en-US"/>
+              </w:rPr>
+            </w:pPr>
+            <w:r>
+              <w:rPr>
+                <w:sz w:val="16"/>
+                <w:szCs w:val="16"/>
+                <w:lang w:val="en-US"/>
+              </w:rPr>
+              <w:t>2B0</w:t>
+            </w:r>
+          </w:p>
+        </w:tc>
+        <w:tc>
+          <w:tcPr>
+            <w:tcW w:w="737" w:type="dxa"/>
+          </w:tcPr>
+          <w:p>
+            <w:pPr>
+              <w:spacing w:line="276" w:lineRule="auto"/>
+              <w:ind w:firstLine="0"/>
+              <w:jc w:val="center"/>
+              <w:rPr>
+                <w:sz w:val="16"/>
+                <w:szCs w:val="16"/>
+                <w:lang w:val="en-US"/>
+              </w:rPr>
+            </w:pPr>
+            <w:r>
+              <w:rPr>
+                <w:sz w:val="16"/>
+                <w:szCs w:val="16"/>
+                <w:lang w:val="en-US"/>
+              </w:rPr>
+              <w:t>82A3</w:t>
+            </w:r>
+          </w:p>
+        </w:tc>
+        <w:tc>
+          <w:tcPr>
+            <w:tcW w:w="636" w:type="dxa"/>
+          </w:tcPr>
+          <w:p>
+            <w:pPr>
+              <w:spacing w:line="276" w:lineRule="auto"/>
+              <w:ind w:firstLine="0"/>
+              <w:jc w:val="center"/>
+              <w:rPr>
+                <w:sz w:val="16"/>
+                <w:szCs w:val="16"/>
+                <w:lang w:val="en-US"/>
+              </w:rPr>
+            </w:pPr>
+            <w:r>
+              <w:rPr>
+                <w:sz w:val="16"/>
+                <w:szCs w:val="16"/>
+                <w:lang w:val="en-US"/>
+              </w:rPr>
+              <w:t>2A3</w:t>
+            </w:r>
+          </w:p>
+        </w:tc>
+        <w:tc>
+          <w:tcPr>
+            <w:tcW w:w="616" w:type="dxa"/>
+          </w:tcPr>
+          <w:p>
+            <w:pPr>
+              <w:spacing w:line="276" w:lineRule="auto"/>
+              <w:ind w:firstLine="0"/>
+              <w:jc w:val="center"/>
+              <w:rPr>
+                <w:sz w:val="16"/>
+                <w:szCs w:val="16"/>
+                <w:lang w:val="en-US"/>
+              </w:rPr>
+            </w:pPr>
+            <w:r>
+              <w:rPr>
+                <w:sz w:val="16"/>
+                <w:szCs w:val="16"/>
+                <w:lang w:val="en-US"/>
+              </w:rPr>
+              <w:t>0001</w:t>
+            </w:r>
+          </w:p>
+        </w:tc>
+        <w:tc>
+          <w:tcPr>
+            <w:tcW w:w="536" w:type="dxa"/>
+          </w:tcPr>
+          <w:p>
+            <w:pPr>
+              <w:spacing w:line="276" w:lineRule="auto"/>
+              <w:ind w:firstLine="0"/>
+              <w:jc w:val="center"/>
+              <w:rPr>
+                <w:sz w:val="16"/>
+                <w:szCs w:val="16"/>
+                <w:lang w:val="en-US"/>
+              </w:rPr>
+            </w:pPr>
+            <w:r>
+              <w:rPr>
+                <w:sz w:val="16"/>
+                <w:szCs w:val="16"/>
+                <w:lang w:val="en-US"/>
+              </w:rPr>
+              <w:t>000</w:t>
+            </w:r>
+          </w:p>
+        </w:tc>
+        <w:tc>
+          <w:tcPr>
+            <w:tcW w:w="624" w:type="dxa"/>
+          </w:tcPr>
+          <w:p>
+            <w:pPr>
+              <w:spacing w:line="276" w:lineRule="auto"/>
+              <w:ind w:firstLine="0"/>
+              <w:jc w:val="center"/>
+              <w:rPr>
+                <w:sz w:val="16"/>
+                <w:szCs w:val="16"/>
+                <w:lang w:val="en-US"/>
+              </w:rPr>
+            </w:pPr>
+            <w:r>
+              <w:rPr>
+                <w:sz w:val="16"/>
+                <w:szCs w:val="16"/>
+                <w:lang w:val="en-US"/>
+              </w:rPr>
+              <w:t>0000</w:t>
+            </w:r>
+          </w:p>
+        </w:tc>
+        <w:tc>
+          <w:tcPr>
+            <w:tcW w:w="636" w:type="dxa"/>
+          </w:tcPr>
+          <w:p>
+            <w:pPr>
+              <w:spacing w:line="276" w:lineRule="auto"/>
+              <w:ind w:firstLine="0"/>
+              <w:jc w:val="center"/>
+              <w:rPr>
+                <w:sz w:val="16"/>
+                <w:szCs w:val="16"/>
+                <w:lang w:val="en-US"/>
+              </w:rPr>
+            </w:pPr>
+            <w:r>
+              <w:rPr>
+                <w:sz w:val="16"/>
+                <w:szCs w:val="16"/>
+                <w:lang w:val="en-US"/>
+              </w:rPr>
+              <w:t>FFA6</w:t>
+            </w:r>
+          </w:p>
+        </w:tc>
+        <w:tc>
+          <w:tcPr>
+            <w:tcW w:w="979" w:type="dxa"/>
+          </w:tcPr>
+          <w:p>
+            <w:pPr>
+              <w:spacing w:line="276" w:lineRule="auto"/>
+              <w:ind w:firstLine="0"/>
+              <w:jc w:val="center"/>
+              <w:rPr>
+                <w:sz w:val="16"/>
+                <w:szCs w:val="16"/>
+                <w:lang w:val="en-US"/>
+              </w:rPr>
+            </w:pPr>
+            <w:r>
+              <w:rPr>
+                <w:sz w:val="16"/>
+                <w:szCs w:val="16"/>
+                <w:lang w:val="en-US"/>
+              </w:rPr>
+              <w:t>1000</w:t>
+            </w:r>
+          </w:p>
+        </w:tc>
+        <w:tc>
+          <w:tcPr>
+            <w:tcW w:w="957" w:type="dxa"/>
+            <w:gridSpan w:val="2"/>
+          </w:tcPr>
+          <w:p>
+            <w:pPr>
+              <w:spacing w:line="276" w:lineRule="auto"/>
+              <w:ind w:firstLine="0"/>
+              <w:jc w:val="center"/>
+              <w:rPr>
+                <w:sz w:val="16"/>
+                <w:szCs w:val="16"/>
+                <w:lang w:val="en-US"/>
+              </w:rPr>
+            </w:pPr>
+            <w:r>
+              <w:rPr>
+                <w:sz w:val="16"/>
+                <w:szCs w:val="16"/>
+                <w:lang w:val="en-US"/>
+              </w:rPr>
+              <w:t>2A3</w:t>
+            </w:r>
+          </w:p>
+        </w:tc>
+        <w:tc>
+          <w:tcPr>
+            <w:tcW w:w="1225" w:type="dxa"/>
+          </w:tcPr>
+          <w:p>
+            <w:pPr>
+              <w:spacing w:line="276" w:lineRule="auto"/>
+              <w:ind w:firstLine="0"/>
+              <w:jc w:val="center"/>
+              <w:rPr>
+                <w:sz w:val="16"/>
+                <w:szCs w:val="16"/>
+                <w:lang w:val="en-US"/>
+              </w:rPr>
+            </w:pPr>
+            <w:r>
+              <w:rPr>
+                <w:sz w:val="16"/>
+                <w:szCs w:val="16"/>
+                <w:lang w:val="en-US"/>
+              </w:rPr>
+              <w:t>0001</w:t>
+            </w:r>
+          </w:p>
+        </w:tc>
+      </w:tr>
+      <w:tr>
+        <w:trPr>
+          <w:jc w:val="center"/>
+        </w:trPr>
+        <w:tc>
+          <w:tcPr>
+            <w:tcW w:w="704" w:type="dxa"/>
+          </w:tcPr>
+          <w:p>
+            <w:pPr>
+              <w:spacing w:line="276" w:lineRule="auto"/>
+              <w:ind w:firstLine="0"/>
+              <w:jc w:val="center"/>
+              <w:rPr>
+                <w:sz w:val="16"/>
+                <w:szCs w:val="16"/>
+                <w:lang w:val="en-US"/>
+              </w:rPr>
+            </w:pPr>
+            <w:r>
+              <w:rPr>
+                <w:sz w:val="16"/>
+                <w:szCs w:val="16"/>
+                <w:lang w:val="en-US"/>
+              </w:rPr>
+              <w:t>2B0</w:t>
+            </w:r>
+          </w:p>
+        </w:tc>
+        <w:tc>
+          <w:tcPr>
+            <w:tcW w:w="709" w:type="dxa"/>
+          </w:tcPr>
+          <w:p>
+            <w:pPr>
+              <w:spacing w:line="276" w:lineRule="auto"/>
+              <w:ind w:firstLine="0"/>
+              <w:jc w:val="center"/>
+              <w:rPr>
+                <w:sz w:val="16"/>
+                <w:szCs w:val="16"/>
+                <w:lang w:val="en-US"/>
+              </w:rPr>
+            </w:pPr>
+            <w:r>
+              <w:rPr>
+                <w:sz w:val="16"/>
+                <w:szCs w:val="16"/>
+                <w:lang w:val="en-US"/>
+              </w:rPr>
+              <w:t>CEFA</w:t>
+            </w:r>
+          </w:p>
+        </w:tc>
+        <w:tc>
+          <w:tcPr>
+            <w:tcW w:w="850" w:type="dxa"/>
+          </w:tcPr>
+          <w:p>
+            <w:pPr>
+              <w:spacing w:line="276" w:lineRule="auto"/>
+              <w:ind w:firstLine="0"/>
+              <w:jc w:val="center"/>
+              <w:rPr>
+                <w:sz w:val="16"/>
+                <w:szCs w:val="16"/>
+                <w:lang w:val="en-US"/>
+              </w:rPr>
+            </w:pPr>
+            <w:r>
+              <w:rPr>
+                <w:sz w:val="16"/>
+                <w:szCs w:val="16"/>
+                <w:lang w:val="en-US"/>
+              </w:rPr>
+              <w:t>2AB</w:t>
+            </w:r>
+          </w:p>
+        </w:tc>
+        <w:tc>
+          <w:tcPr>
+            <w:tcW w:w="737" w:type="dxa"/>
+          </w:tcPr>
+          <w:p>
+            <w:pPr>
+              <w:spacing w:line="276" w:lineRule="auto"/>
+              <w:ind w:firstLine="0"/>
+              <w:jc w:val="center"/>
+              <w:rPr>
+                <w:sz w:val="16"/>
+                <w:szCs w:val="16"/>
+                <w:lang w:val="en-US"/>
+              </w:rPr>
+            </w:pPr>
+            <w:r>
+              <w:rPr>
+                <w:sz w:val="16"/>
+                <w:szCs w:val="16"/>
+                <w:lang w:val="en-US"/>
+              </w:rPr>
+              <w:t>CEFA</w:t>
+            </w:r>
+          </w:p>
+        </w:tc>
+        <w:tc>
+          <w:tcPr>
+            <w:tcW w:w="636" w:type="dxa"/>
+          </w:tcPr>
+          <w:p>
+            <w:pPr>
+              <w:spacing w:line="276" w:lineRule="auto"/>
+              <w:ind w:firstLine="0"/>
+              <w:jc w:val="center"/>
+              <w:rPr>
+                <w:sz w:val="16"/>
+                <w:szCs w:val="16"/>
+                <w:lang w:val="en-US"/>
+              </w:rPr>
+            </w:pPr>
+            <w:r>
+              <w:rPr>
+                <w:sz w:val="16"/>
+                <w:szCs w:val="16"/>
+                <w:lang w:val="en-US"/>
+              </w:rPr>
+              <w:t>2B0</w:t>
+            </w:r>
+          </w:p>
+        </w:tc>
+        <w:tc>
+          <w:tcPr>
+            <w:tcW w:w="616" w:type="dxa"/>
+          </w:tcPr>
+          <w:p>
+            <w:pPr>
+              <w:spacing w:line="276" w:lineRule="auto"/>
+              <w:ind w:firstLine="0"/>
+              <w:jc w:val="center"/>
+              <w:rPr>
+                <w:sz w:val="16"/>
+                <w:szCs w:val="16"/>
+                <w:lang w:val="en-US"/>
+              </w:rPr>
+            </w:pPr>
+            <w:r>
+              <w:rPr>
+                <w:sz w:val="16"/>
+                <w:szCs w:val="16"/>
+                <w:lang w:val="en-US"/>
+              </w:rPr>
+              <w:t>02AB</w:t>
+            </w:r>
+          </w:p>
+        </w:tc>
+        <w:tc>
+          <w:tcPr>
+            <w:tcW w:w="536" w:type="dxa"/>
+          </w:tcPr>
+          <w:p>
+            <w:pPr>
+              <w:spacing w:line="276" w:lineRule="auto"/>
+              <w:ind w:firstLine="0"/>
+              <w:jc w:val="center"/>
+              <w:rPr>
+                <w:sz w:val="16"/>
+                <w:szCs w:val="16"/>
+                <w:lang w:val="en-US"/>
+              </w:rPr>
+            </w:pPr>
+            <w:r>
+              <w:rPr>
+                <w:sz w:val="16"/>
+                <w:szCs w:val="16"/>
+                <w:lang w:val="en-US"/>
+              </w:rPr>
+              <w:t>000</w:t>
+            </w:r>
+          </w:p>
+        </w:tc>
+        <w:tc>
+          <w:tcPr>
+            <w:tcW w:w="624" w:type="dxa"/>
+          </w:tcPr>
+          <w:p>
+            <w:pPr>
+              <w:spacing w:line="276" w:lineRule="auto"/>
+              <w:ind w:firstLine="0"/>
+              <w:jc w:val="center"/>
+              <w:rPr>
+                <w:sz w:val="16"/>
+                <w:szCs w:val="16"/>
+                <w:lang w:val="en-US"/>
+              </w:rPr>
+            </w:pPr>
+            <w:r>
+              <w:rPr>
+                <w:sz w:val="16"/>
+                <w:szCs w:val="16"/>
+                <w:lang w:val="en-US"/>
+              </w:rPr>
+              <w:t>FFFA</w:t>
+            </w:r>
+          </w:p>
+        </w:tc>
+        <w:tc>
+          <w:tcPr>
+            <w:tcW w:w="636" w:type="dxa"/>
+          </w:tcPr>
+          <w:p>
+            <w:pPr>
+              <w:spacing w:line="276" w:lineRule="auto"/>
+              <w:ind w:firstLine="0"/>
+              <w:jc w:val="center"/>
+              <w:rPr>
+                <w:sz w:val="16"/>
+                <w:szCs w:val="16"/>
+                <w:lang w:val="en-US"/>
+              </w:rPr>
+            </w:pPr>
+            <w:r>
+              <w:rPr>
+                <w:sz w:val="16"/>
+                <w:szCs w:val="16"/>
+                <w:lang w:val="en-US"/>
+              </w:rPr>
+              <w:t>FFA6</w:t>
+            </w:r>
+          </w:p>
+        </w:tc>
+        <w:tc>
+          <w:tcPr>
+            <w:tcW w:w="979" w:type="dxa"/>
+          </w:tcPr>
+          <w:p>
+            <w:pPr>
+              <w:spacing w:line="276" w:lineRule="auto"/>
+              <w:ind w:firstLine="0"/>
+              <w:jc w:val="center"/>
+              <w:rPr>
+                <w:sz w:val="16"/>
+                <w:szCs w:val="16"/>
+                <w:lang w:val="en-US"/>
+              </w:rPr>
+            </w:pPr>
+            <w:r>
+              <w:rPr>
+                <w:sz w:val="16"/>
+                <w:szCs w:val="16"/>
+                <w:lang w:val="en-US"/>
+              </w:rPr>
+              <w:t>1000</w:t>
+            </w:r>
+          </w:p>
+        </w:tc>
+        <w:tc>
+          <w:tcPr>
+            <w:tcW w:w="957" w:type="dxa"/>
+            <w:gridSpan w:val="2"/>
+          </w:tcPr>
+          <w:p>
+            <w:pPr>
+              <w:spacing w:line="276" w:lineRule="auto"/>
+              <w:ind w:firstLine="0"/>
+              <w:jc w:val="center"/>
+              <w:rPr>
+                <w:sz w:val="16"/>
+                <w:szCs w:val="16"/>
+                <w:lang w:val="en-US"/>
+              </w:rPr>
+            </w:pPr>
+            <w:r>
+              <w:rPr>
+                <w:sz w:val="16"/>
+                <w:szCs w:val="16"/>
+                <w:lang w:val="en-US"/>
+              </w:rPr>
+              <w:t>-</w:t>
+            </w:r>
+          </w:p>
+        </w:tc>
+        <w:tc>
+          <w:tcPr>
+            <w:tcW w:w="1225" w:type="dxa"/>
+          </w:tcPr>
+          <w:p>
+            <w:pPr>
+              <w:spacing w:line="276" w:lineRule="auto"/>
+              <w:ind w:firstLine="0"/>
+              <w:jc w:val="center"/>
+              <w:rPr>
+                <w:sz w:val="16"/>
+                <w:szCs w:val="16"/>
+                <w:lang w:val="en-US"/>
+              </w:rPr>
+            </w:pPr>
+            <w:r>
+              <w:rPr>
+                <w:sz w:val="16"/>
+                <w:szCs w:val="16"/>
+                <w:lang w:val="en-US"/>
+              </w:rPr>
+              <w:t>-</w:t>
+            </w:r>
+          </w:p>
+        </w:tc>
+      </w:tr>
+      <w:tr>
+        <w:trPr>
+          <w:jc w:val="center"/>
+        </w:trPr>
+        <w:tc>
+          <w:tcPr>
+            <w:tcW w:w="704" w:type="dxa"/>
+          </w:tcPr>
+          <w:p>
+            <w:pPr>
+              <w:spacing w:line="276" w:lineRule="auto"/>
+              <w:ind w:firstLine="0"/>
+              <w:jc w:val="center"/>
+              <w:rPr>
+                <w:sz w:val="16"/>
+                <w:szCs w:val="16"/>
+                <w:lang w:val="en-US"/>
+              </w:rPr>
+            </w:pPr>
+            <w:r>
+              <w:rPr>
+                <w:sz w:val="16"/>
+                <w:szCs w:val="16"/>
+                <w:lang w:val="en-US"/>
+              </w:rPr>
+              <w:t>2AB</w:t>
+            </w:r>
+          </w:p>
+        </w:tc>
+        <w:tc>
+          <w:tcPr>
+            <w:tcW w:w="709" w:type="dxa"/>
+          </w:tcPr>
+          <w:p>
+            <w:pPr>
+              <w:spacing w:line="276" w:lineRule="auto"/>
+              <w:ind w:firstLine="0"/>
+              <w:jc w:val="center"/>
+              <w:rPr>
+                <w:sz w:val="16"/>
+                <w:szCs w:val="16"/>
+                <w:lang w:val="en-US"/>
+              </w:rPr>
+            </w:pPr>
+            <w:r>
+              <w:rPr>
+                <w:sz w:val="16"/>
+                <w:szCs w:val="16"/>
+                <w:lang w:val="en-US"/>
+              </w:rPr>
+              <w:t>ABF6</w:t>
+            </w:r>
+          </w:p>
+        </w:tc>
+        <w:tc>
+          <w:tcPr>
+            <w:tcW w:w="850" w:type="dxa"/>
+          </w:tcPr>
+          <w:p>
+            <w:pPr>
+              <w:spacing w:line="276" w:lineRule="auto"/>
+              <w:ind w:firstLine="0"/>
+              <w:jc w:val="center"/>
+              <w:rPr>
+                <w:sz w:val="16"/>
+                <w:szCs w:val="16"/>
+                <w:lang w:val="en-US"/>
+              </w:rPr>
+            </w:pPr>
+            <w:r>
+              <w:rPr>
+                <w:sz w:val="16"/>
+                <w:szCs w:val="16"/>
+                <w:lang w:val="en-US"/>
+              </w:rPr>
+              <w:t>2AC</w:t>
+            </w:r>
+          </w:p>
+        </w:tc>
+        <w:tc>
+          <w:tcPr>
+            <w:tcW w:w="737" w:type="dxa"/>
+          </w:tcPr>
+          <w:p>
+            <w:pPr>
+              <w:spacing w:line="276" w:lineRule="auto"/>
+              <w:ind w:firstLine="0"/>
+              <w:jc w:val="center"/>
+              <w:rPr>
+                <w:sz w:val="16"/>
+                <w:szCs w:val="16"/>
+                <w:lang w:val="en-US"/>
+              </w:rPr>
+            </w:pPr>
+            <w:r>
+              <w:rPr>
+                <w:sz w:val="16"/>
+                <w:szCs w:val="16"/>
+                <w:lang w:val="en-US"/>
+              </w:rPr>
+              <w:t>ABF6</w:t>
+            </w:r>
+          </w:p>
+        </w:tc>
+        <w:tc>
+          <w:tcPr>
+            <w:tcW w:w="636" w:type="dxa"/>
+          </w:tcPr>
+          <w:p>
+            <w:pPr>
+              <w:spacing w:line="276" w:lineRule="auto"/>
+              <w:ind w:firstLine="0"/>
+              <w:jc w:val="center"/>
+              <w:rPr>
+                <w:sz w:val="16"/>
+                <w:szCs w:val="16"/>
+                <w:lang w:val="en-US"/>
+              </w:rPr>
+            </w:pPr>
+            <w:r>
+              <w:rPr>
+                <w:sz w:val="16"/>
+                <w:szCs w:val="16"/>
+                <w:lang w:val="en-US"/>
+              </w:rPr>
+              <w:t>7FB</w:t>
+            </w:r>
+          </w:p>
+        </w:tc>
+        <w:tc>
+          <w:tcPr>
+            <w:tcW w:w="616" w:type="dxa"/>
+          </w:tcPr>
+          <w:p>
+            <w:pPr>
+              <w:spacing w:line="276" w:lineRule="auto"/>
+              <w:ind w:firstLine="0"/>
+              <w:jc w:val="center"/>
+              <w:rPr>
+                <w:sz w:val="16"/>
+                <w:szCs w:val="16"/>
+                <w:lang w:val="en-US"/>
+              </w:rPr>
+            </w:pPr>
+            <w:r>
+              <w:rPr>
+                <w:sz w:val="16"/>
+                <w:szCs w:val="16"/>
+                <w:lang w:val="en-US"/>
+              </w:rPr>
+              <w:t>6400</w:t>
+            </w:r>
+          </w:p>
+        </w:tc>
+        <w:tc>
+          <w:tcPr>
+            <w:tcW w:w="536" w:type="dxa"/>
+          </w:tcPr>
+          <w:p>
+            <w:pPr>
+              <w:spacing w:line="276" w:lineRule="auto"/>
+              <w:ind w:firstLine="0"/>
+              <w:jc w:val="center"/>
+              <w:rPr>
+                <w:sz w:val="16"/>
+                <w:szCs w:val="16"/>
+                <w:lang w:val="en-US"/>
+              </w:rPr>
+            </w:pPr>
+            <w:r>
+              <w:rPr>
+                <w:sz w:val="16"/>
+                <w:szCs w:val="16"/>
+                <w:lang w:val="en-US"/>
+              </w:rPr>
+              <w:t>000</w:t>
+            </w:r>
+          </w:p>
+        </w:tc>
+        <w:tc>
+          <w:tcPr>
+            <w:tcW w:w="624" w:type="dxa"/>
+          </w:tcPr>
+          <w:p>
+            <w:pPr>
+              <w:spacing w:line="276" w:lineRule="auto"/>
+              <w:ind w:firstLine="0"/>
+              <w:jc w:val="center"/>
+              <w:rPr>
+                <w:sz w:val="16"/>
+                <w:szCs w:val="16"/>
+                <w:lang w:val="en-US"/>
+              </w:rPr>
+            </w:pPr>
+            <w:r>
+              <w:rPr>
+                <w:sz w:val="16"/>
+                <w:szCs w:val="16"/>
+                <w:lang w:val="en-US"/>
+              </w:rPr>
+              <w:t>FFF6</w:t>
+            </w:r>
+          </w:p>
+        </w:tc>
+        <w:tc>
+          <w:tcPr>
+            <w:tcW w:w="636" w:type="dxa"/>
+          </w:tcPr>
+          <w:p>
+            <w:pPr>
+              <w:spacing w:line="276" w:lineRule="auto"/>
+              <w:ind w:firstLine="0"/>
+              <w:jc w:val="center"/>
+              <w:rPr>
+                <w:sz w:val="16"/>
+                <w:szCs w:val="16"/>
+                <w:lang w:val="en-US"/>
+              </w:rPr>
+            </w:pPr>
+            <w:r>
+              <w:rPr>
+                <w:sz w:val="16"/>
+                <w:szCs w:val="16"/>
+                <w:lang w:val="en-US"/>
+              </w:rPr>
+              <w:t>6400</w:t>
+            </w:r>
+          </w:p>
+        </w:tc>
+        <w:tc>
+          <w:tcPr>
+            <w:tcW w:w="979" w:type="dxa"/>
+          </w:tcPr>
+          <w:p>
+            <w:pPr>
+              <w:spacing w:line="276" w:lineRule="auto"/>
+              <w:ind w:firstLine="0"/>
+              <w:jc w:val="center"/>
+              <w:rPr>
+                <w:sz w:val="16"/>
+                <w:szCs w:val="16"/>
+                <w:lang w:val="en-US"/>
+              </w:rPr>
+            </w:pPr>
+            <w:r>
+              <w:rPr>
+                <w:sz w:val="16"/>
+                <w:szCs w:val="16"/>
+                <w:lang w:val="en-US"/>
+              </w:rPr>
+              <w:t>0000</w:t>
+            </w:r>
+          </w:p>
+        </w:tc>
+        <w:tc>
+          <w:tcPr>
+            <w:tcW w:w="957" w:type="dxa"/>
+            <w:gridSpan w:val="2"/>
+          </w:tcPr>
+          <w:p>
+            <w:pPr>
+              <w:spacing w:line="276" w:lineRule="auto"/>
+              <w:ind w:firstLine="0"/>
+              <w:jc w:val="center"/>
+              <w:rPr>
+                <w:sz w:val="16"/>
+                <w:szCs w:val="16"/>
+                <w:lang w:val="en-US"/>
+              </w:rPr>
+            </w:pPr>
+            <w:r>
+              <w:rPr>
+                <w:sz w:val="16"/>
+                <w:szCs w:val="16"/>
+                <w:lang w:val="en-US"/>
+              </w:rPr>
+              <w:t>2A2</w:t>
+            </w:r>
+          </w:p>
+        </w:tc>
+        <w:tc>
+          <w:tcPr>
+            <w:tcW w:w="1225" w:type="dxa"/>
+          </w:tcPr>
+          <w:p>
+            <w:pPr>
+              <w:spacing w:line="276" w:lineRule="auto"/>
+              <w:ind w:firstLine="0"/>
+              <w:jc w:val="center"/>
+              <w:rPr>
+                <w:sz w:val="16"/>
+                <w:szCs w:val="16"/>
+                <w:lang w:val="en-US"/>
+              </w:rPr>
+            </w:pPr>
+            <w:r>
+              <w:rPr>
+                <w:sz w:val="16"/>
+                <w:szCs w:val="16"/>
+                <w:lang w:val="en-US"/>
+              </w:rPr>
+              <w:t>07FB</w:t>
+            </w:r>
+          </w:p>
+        </w:tc>
+      </w:tr>
+      <w:tr>
+        <w:trPr>
+          <w:jc w:val="center"/>
+        </w:trPr>
+        <w:tc>
+          <w:tcPr>
+            <w:tcW w:w="704" w:type="dxa"/>
+          </w:tcPr>
+          <w:p>
+            <w:pPr>
+              <w:spacing w:line="276" w:lineRule="auto"/>
+              <w:ind w:firstLine="0"/>
+              <w:jc w:val="center"/>
+              <w:rPr>
+                <w:sz w:val="16"/>
+                <w:szCs w:val="16"/>
+                <w:lang w:val="en-US"/>
+              </w:rPr>
+            </w:pPr>
+            <w:r>
+              <w:rPr>
+                <w:sz w:val="16"/>
+                <w:szCs w:val="16"/>
+                <w:lang w:val="en-US"/>
+              </w:rPr>
+              <w:t>2AC</w:t>
+            </w:r>
+          </w:p>
+        </w:tc>
+        <w:tc>
+          <w:tcPr>
+            <w:tcW w:w="709" w:type="dxa"/>
+          </w:tcPr>
+          <w:p>
+            <w:pPr>
+              <w:spacing w:line="276" w:lineRule="auto"/>
+              <w:ind w:firstLine="0"/>
+              <w:jc w:val="center"/>
+              <w:rPr>
+                <w:sz w:val="16"/>
+                <w:szCs w:val="16"/>
+                <w:lang w:val="en-US"/>
+              </w:rPr>
+            </w:pPr>
+            <w:r>
+              <w:rPr>
+                <w:sz w:val="16"/>
+                <w:szCs w:val="16"/>
+                <w:lang w:val="en-US"/>
+              </w:rPr>
+              <w:t>F302</w:t>
+            </w:r>
+          </w:p>
+        </w:tc>
+        <w:tc>
+          <w:tcPr>
+            <w:tcW w:w="850" w:type="dxa"/>
+          </w:tcPr>
+          <w:p>
+            <w:pPr>
+              <w:spacing w:line="276" w:lineRule="auto"/>
+              <w:ind w:firstLine="0"/>
+              <w:jc w:val="center"/>
+              <w:rPr>
+                <w:sz w:val="16"/>
+                <w:szCs w:val="16"/>
+                <w:lang w:val="en-US"/>
+              </w:rPr>
+            </w:pPr>
+            <w:r>
+              <w:rPr>
+                <w:sz w:val="16"/>
+                <w:szCs w:val="16"/>
+                <w:lang w:val="en-US"/>
+              </w:rPr>
+              <w:t>2AF</w:t>
+            </w:r>
+          </w:p>
+        </w:tc>
+        <w:tc>
+          <w:tcPr>
+            <w:tcW w:w="737" w:type="dxa"/>
+          </w:tcPr>
+          <w:p>
+            <w:pPr>
+              <w:spacing w:line="276" w:lineRule="auto"/>
+              <w:ind w:firstLine="0"/>
+              <w:jc w:val="center"/>
+              <w:rPr>
+                <w:sz w:val="16"/>
+                <w:szCs w:val="16"/>
+                <w:lang w:val="en-US"/>
+              </w:rPr>
+            </w:pPr>
+            <w:r>
+              <w:rPr>
+                <w:sz w:val="16"/>
+                <w:szCs w:val="16"/>
+                <w:lang w:val="en-US"/>
+              </w:rPr>
+              <w:t>F302</w:t>
+            </w:r>
+          </w:p>
+        </w:tc>
+        <w:tc>
+          <w:tcPr>
+            <w:tcW w:w="636" w:type="dxa"/>
+          </w:tcPr>
+          <w:p>
+            <w:pPr>
+              <w:spacing w:line="276" w:lineRule="auto"/>
+              <w:ind w:firstLine="0"/>
+              <w:jc w:val="center"/>
+              <w:rPr>
+                <w:sz w:val="16"/>
+                <w:szCs w:val="16"/>
+                <w:lang w:val="en-US"/>
+              </w:rPr>
+            </w:pPr>
+            <w:r>
+              <w:rPr>
+                <w:sz w:val="16"/>
+                <w:szCs w:val="16"/>
+                <w:lang w:val="en-US"/>
+              </w:rPr>
+              <w:t>2AC</w:t>
+            </w:r>
+          </w:p>
+        </w:tc>
+        <w:tc>
+          <w:tcPr>
+            <w:tcW w:w="616" w:type="dxa"/>
+          </w:tcPr>
+          <w:p>
+            <w:pPr>
+              <w:spacing w:line="276" w:lineRule="auto"/>
+              <w:ind w:firstLine="0"/>
+              <w:jc w:val="center"/>
+              <w:rPr>
+                <w:sz w:val="16"/>
+                <w:szCs w:val="16"/>
+                <w:lang w:val="en-US"/>
+              </w:rPr>
+            </w:pPr>
+            <w:r>
+              <w:rPr>
+                <w:sz w:val="16"/>
+                <w:szCs w:val="16"/>
+                <w:lang w:val="en-US"/>
+              </w:rPr>
+              <w:t>F302</w:t>
+            </w:r>
+          </w:p>
+        </w:tc>
+        <w:tc>
+          <w:tcPr>
+            <w:tcW w:w="536" w:type="dxa"/>
+          </w:tcPr>
+          <w:p>
+            <w:pPr>
+              <w:spacing w:line="276" w:lineRule="auto"/>
+              <w:ind w:firstLine="0"/>
+              <w:jc w:val="center"/>
+              <w:rPr>
+                <w:sz w:val="16"/>
+                <w:szCs w:val="16"/>
+                <w:lang w:val="en-US"/>
+              </w:rPr>
+            </w:pPr>
+            <w:r>
+              <w:rPr>
+                <w:sz w:val="16"/>
+                <w:szCs w:val="16"/>
+                <w:lang w:val="en-US"/>
+              </w:rPr>
+              <w:t>000</w:t>
+            </w:r>
+          </w:p>
+        </w:tc>
+        <w:tc>
+          <w:tcPr>
+            <w:tcW w:w="624" w:type="dxa"/>
+          </w:tcPr>
+          <w:p>
+            <w:pPr>
+              <w:spacing w:line="276" w:lineRule="auto"/>
+              <w:ind w:firstLine="0"/>
+              <w:jc w:val="center"/>
+              <w:rPr>
+                <w:sz w:val="16"/>
+                <w:szCs w:val="16"/>
+                <w:lang w:val="en-US"/>
+              </w:rPr>
+            </w:pPr>
+            <w:r>
+              <w:rPr>
+                <w:sz w:val="16"/>
+                <w:szCs w:val="16"/>
+                <w:lang w:val="en-US"/>
+              </w:rPr>
+              <w:t>0002</w:t>
+            </w:r>
+          </w:p>
+        </w:tc>
+        <w:tc>
+          <w:tcPr>
+            <w:tcW w:w="636" w:type="dxa"/>
+          </w:tcPr>
+          <w:p>
+            <w:pPr>
+              <w:spacing w:line="276" w:lineRule="auto"/>
+              <w:ind w:firstLine="0"/>
+              <w:jc w:val="center"/>
+              <w:rPr>
+                <w:sz w:val="16"/>
+                <w:szCs w:val="16"/>
+                <w:lang w:val="en-US"/>
+              </w:rPr>
+            </w:pPr>
+            <w:r>
+              <w:rPr>
+                <w:sz w:val="16"/>
+                <w:szCs w:val="16"/>
+                <w:lang w:val="en-US"/>
+              </w:rPr>
+              <w:t>6400</w:t>
+            </w:r>
+          </w:p>
+        </w:tc>
+        <w:tc>
+          <w:tcPr>
+            <w:tcW w:w="979" w:type="dxa"/>
+          </w:tcPr>
+          <w:p>
+            <w:pPr>
+              <w:spacing w:line="276" w:lineRule="auto"/>
+              <w:ind w:firstLine="0"/>
+              <w:jc w:val="center"/>
+              <w:rPr>
+                <w:sz w:val="16"/>
+                <w:szCs w:val="16"/>
+                <w:lang w:val="en-US"/>
+              </w:rPr>
+            </w:pPr>
+            <w:r>
+              <w:rPr>
+                <w:sz w:val="16"/>
+                <w:szCs w:val="16"/>
+                <w:lang w:val="en-US"/>
+              </w:rPr>
+              <w:t>0000</w:t>
+            </w:r>
+          </w:p>
+        </w:tc>
+        <w:tc>
+          <w:tcPr>
+            <w:tcW w:w="957" w:type="dxa"/>
+            <w:gridSpan w:val="2"/>
+          </w:tcPr>
+          <w:p>
+            <w:pPr>
+              <w:spacing w:line="276" w:lineRule="auto"/>
+              <w:ind w:firstLine="0"/>
+              <w:jc w:val="center"/>
+              <w:rPr>
+                <w:sz w:val="16"/>
+                <w:szCs w:val="16"/>
+                <w:lang w:val="en-US"/>
+              </w:rPr>
+            </w:pPr>
+            <w:r>
+              <w:rPr>
+                <w:sz w:val="16"/>
+                <w:szCs w:val="16"/>
+                <w:lang w:val="en-US"/>
+              </w:rPr>
+              <w:t>-</w:t>
+            </w:r>
+          </w:p>
+        </w:tc>
+        <w:tc>
+          <w:tcPr>
+            <w:tcW w:w="1225" w:type="dxa"/>
+          </w:tcPr>
+          <w:p>
+            <w:pPr>
+              <w:spacing w:line="276" w:lineRule="auto"/>
+              <w:ind w:firstLine="0"/>
+              <w:jc w:val="center"/>
+              <w:rPr>
+                <w:sz w:val="16"/>
+                <w:szCs w:val="16"/>
+                <w:lang w:val="en-US"/>
+              </w:rPr>
+            </w:pPr>
+            <w:r>
+              <w:rPr>
+                <w:sz w:val="16"/>
+                <w:szCs w:val="16"/>
+                <w:lang w:val="en-US"/>
+              </w:rPr>
+              <w:t>-</w:t>
+            </w:r>
+          </w:p>
+        </w:tc>
+      </w:tr>
+      <w:tr>
+        <w:trPr>
+          <w:jc w:val="center"/>
+        </w:trPr>
+        <w:tc>
+          <w:tcPr>
+            <w:tcW w:w="704" w:type="dxa"/>
+          </w:tcPr>
+          <w:p>
+            <w:pPr>
+              <w:spacing w:line="276" w:lineRule="auto"/>
+              <w:ind w:firstLine="0"/>
+              <w:jc w:val="center"/>
+              <w:rPr>
+                <w:sz w:val="16"/>
+                <w:szCs w:val="16"/>
+                <w:lang w:val="en-US"/>
+              </w:rPr>
+            </w:pPr>
+            <w:r>
+              <w:rPr>
+                <w:sz w:val="16"/>
+                <w:szCs w:val="16"/>
+                <w:lang w:val="en-US"/>
+              </w:rPr>
+              <w:t>2AF</w:t>
+            </w:r>
+          </w:p>
+        </w:tc>
+        <w:tc>
+          <w:tcPr>
+            <w:tcW w:w="709" w:type="dxa"/>
+          </w:tcPr>
+          <w:p>
+            <w:pPr>
+              <w:spacing w:line="276" w:lineRule="auto"/>
+              <w:ind w:firstLine="0"/>
+              <w:jc w:val="center"/>
+              <w:rPr>
+                <w:sz w:val="16"/>
+                <w:szCs w:val="16"/>
+                <w:lang w:val="en-US"/>
+              </w:rPr>
+            </w:pPr>
+            <w:r>
+              <w:rPr>
+                <w:sz w:val="16"/>
+                <w:szCs w:val="16"/>
+                <w:lang w:val="en-US"/>
+              </w:rPr>
+              <w:t>82A3</w:t>
+            </w:r>
+          </w:p>
+        </w:tc>
+        <w:tc>
+          <w:tcPr>
+            <w:tcW w:w="850" w:type="dxa"/>
+          </w:tcPr>
+          <w:p>
+            <w:pPr>
+              <w:spacing w:line="276" w:lineRule="auto"/>
+              <w:ind w:firstLine="0"/>
+              <w:jc w:val="center"/>
+              <w:rPr>
+                <w:sz w:val="16"/>
+                <w:szCs w:val="16"/>
+                <w:lang w:val="en-US"/>
+              </w:rPr>
+            </w:pPr>
+            <w:r>
+              <w:rPr>
+                <w:sz w:val="16"/>
+                <w:szCs w:val="16"/>
+                <w:lang w:val="en-US"/>
+              </w:rPr>
+              <w:t>2B1</w:t>
+            </w:r>
+          </w:p>
+        </w:tc>
+        <w:tc>
+          <w:tcPr>
+            <w:tcW w:w="737" w:type="dxa"/>
+          </w:tcPr>
+          <w:p>
+            <w:pPr>
+              <w:spacing w:line="276" w:lineRule="auto"/>
+              <w:ind w:firstLine="0"/>
+              <w:jc w:val="center"/>
+              <w:rPr>
+                <w:sz w:val="16"/>
+                <w:szCs w:val="16"/>
+                <w:lang w:val="en-US"/>
+              </w:rPr>
+            </w:pPr>
+            <w:r>
+              <w:rPr>
+                <w:sz w:val="16"/>
+                <w:szCs w:val="16"/>
+                <w:lang w:val="en-US"/>
+              </w:rPr>
+              <w:t>82A3</w:t>
+            </w:r>
+          </w:p>
+        </w:tc>
+        <w:tc>
+          <w:tcPr>
+            <w:tcW w:w="636" w:type="dxa"/>
+          </w:tcPr>
+          <w:p>
+            <w:pPr>
+              <w:spacing w:line="276" w:lineRule="auto"/>
+              <w:ind w:firstLine="0"/>
+              <w:jc w:val="center"/>
+              <w:rPr>
+                <w:sz w:val="16"/>
+                <w:szCs w:val="16"/>
+                <w:lang w:val="en-US"/>
+              </w:rPr>
+            </w:pPr>
+            <w:r>
+              <w:rPr>
+                <w:sz w:val="16"/>
+                <w:szCs w:val="16"/>
+                <w:lang w:val="en-US"/>
+              </w:rPr>
+              <w:t>2A3</w:t>
+            </w:r>
+          </w:p>
+        </w:tc>
+        <w:tc>
+          <w:tcPr>
+            <w:tcW w:w="616" w:type="dxa"/>
+          </w:tcPr>
+          <w:p>
+            <w:pPr>
+              <w:spacing w:line="276" w:lineRule="auto"/>
+              <w:ind w:firstLine="0"/>
+              <w:jc w:val="center"/>
+              <w:rPr>
+                <w:sz w:val="16"/>
+                <w:szCs w:val="16"/>
+                <w:lang w:val="en-US"/>
+              </w:rPr>
+            </w:pPr>
+            <w:r>
+              <w:rPr>
+                <w:sz w:val="16"/>
+                <w:szCs w:val="16"/>
+                <w:lang w:val="en-US"/>
+              </w:rPr>
+              <w:t>0000</w:t>
+            </w:r>
+          </w:p>
+        </w:tc>
+        <w:tc>
+          <w:tcPr>
+            <w:tcW w:w="536" w:type="dxa"/>
+          </w:tcPr>
+          <w:p>
+            <w:pPr>
+              <w:spacing w:line="276" w:lineRule="auto"/>
+              <w:ind w:firstLine="0"/>
+              <w:jc w:val="center"/>
+              <w:rPr>
+                <w:sz w:val="16"/>
+                <w:szCs w:val="16"/>
+                <w:lang w:val="en-US"/>
+              </w:rPr>
+            </w:pPr>
+            <w:r>
+              <w:rPr>
+                <w:sz w:val="16"/>
+                <w:szCs w:val="16"/>
+                <w:lang w:val="en-US"/>
+              </w:rPr>
+              <w:t>000</w:t>
+            </w:r>
+          </w:p>
+        </w:tc>
+        <w:tc>
+          <w:tcPr>
+            <w:tcW w:w="624" w:type="dxa"/>
+          </w:tcPr>
+          <w:p>
+            <w:pPr>
+              <w:spacing w:line="276" w:lineRule="auto"/>
+              <w:ind w:firstLine="0"/>
+              <w:jc w:val="center"/>
+              <w:rPr>
+                <w:sz w:val="16"/>
+                <w:szCs w:val="16"/>
+                <w:lang w:val="en-US"/>
+              </w:rPr>
+            </w:pPr>
+            <w:r>
+              <w:rPr>
+                <w:sz w:val="16"/>
+                <w:szCs w:val="16"/>
+                <w:lang w:val="en-US"/>
+              </w:rPr>
+              <w:t>FFFF</w:t>
+            </w:r>
+          </w:p>
+        </w:tc>
+        <w:tc>
+          <w:tcPr>
+            <w:tcW w:w="636" w:type="dxa"/>
+          </w:tcPr>
+          <w:p>
+            <w:pPr>
+              <w:spacing w:line="276" w:lineRule="auto"/>
+              <w:ind w:firstLine="0"/>
+              <w:jc w:val="center"/>
+              <w:rPr>
+                <w:sz w:val="16"/>
+                <w:szCs w:val="16"/>
+                <w:lang w:val="en-US"/>
+              </w:rPr>
+            </w:pPr>
+            <w:r>
+              <w:rPr>
+                <w:sz w:val="16"/>
+                <w:szCs w:val="16"/>
+                <w:lang w:val="en-US"/>
+              </w:rPr>
+              <w:t>6400</w:t>
+            </w:r>
+          </w:p>
+        </w:tc>
+        <w:tc>
+          <w:tcPr>
+            <w:tcW w:w="979" w:type="dxa"/>
+          </w:tcPr>
+          <w:p>
+            <w:pPr>
+              <w:spacing w:line="276" w:lineRule="auto"/>
+              <w:ind w:firstLine="0"/>
+              <w:jc w:val="center"/>
+              <w:rPr>
+                <w:sz w:val="16"/>
+                <w:szCs w:val="16"/>
+                <w:lang w:val="en-US"/>
+              </w:rPr>
+            </w:pPr>
+            <w:r>
+              <w:rPr>
+                <w:sz w:val="16"/>
+                <w:szCs w:val="16"/>
+                <w:lang w:val="en-US"/>
+              </w:rPr>
+              <w:t>0000</w:t>
+            </w:r>
+          </w:p>
+        </w:tc>
+        <w:tc>
+          <w:tcPr>
+            <w:tcW w:w="957" w:type="dxa"/>
+            <w:gridSpan w:val="2"/>
+          </w:tcPr>
+          <w:p>
+            <w:pPr>
+              <w:spacing w:line="276" w:lineRule="auto"/>
+              <w:ind w:firstLine="0"/>
+              <w:jc w:val="center"/>
+              <w:rPr>
+                <w:sz w:val="16"/>
+                <w:szCs w:val="16"/>
+                <w:lang w:val="en-US"/>
+              </w:rPr>
+            </w:pPr>
+            <w:r>
+              <w:rPr>
+                <w:sz w:val="16"/>
+                <w:szCs w:val="16"/>
+                <w:lang w:val="en-US"/>
+              </w:rPr>
+              <w:t>2A3</w:t>
+            </w:r>
+          </w:p>
+        </w:tc>
+        <w:tc>
+          <w:tcPr>
+            <w:tcW w:w="1225" w:type="dxa"/>
+          </w:tcPr>
+          <w:p>
+            <w:pPr>
+              <w:spacing w:line="276" w:lineRule="auto"/>
+              <w:ind w:firstLine="0"/>
+              <w:jc w:val="center"/>
+              <w:rPr>
+                <w:sz w:val="16"/>
+                <w:szCs w:val="16"/>
+                <w:lang w:val="en-US"/>
+              </w:rPr>
+            </w:pPr>
+            <w:r>
+              <w:rPr>
+                <w:sz w:val="16"/>
+                <w:szCs w:val="16"/>
+                <w:lang w:val="en-US"/>
+              </w:rPr>
+              <w:t>0000</w:t>
+            </w:r>
+          </w:p>
+        </w:tc>
+      </w:tr>
+      <w:tr>
+        <w:trPr>
+          <w:jc w:val="center"/>
+        </w:trPr>
+        <w:tc>
+          <w:tcPr>
+            <w:tcW w:w="704" w:type="dxa"/>
+          </w:tcPr>
+          <w:p>
+            <w:pPr>
+              <w:spacing w:line="276" w:lineRule="auto"/>
+              <w:ind w:firstLine="0"/>
+              <w:jc w:val="center"/>
+              <w:rPr>
+                <w:sz w:val="16"/>
+                <w:szCs w:val="16"/>
+                <w:lang w:val="en-US"/>
+              </w:rPr>
+            </w:pPr>
+            <w:r>
+              <w:rPr>
+                <w:sz w:val="16"/>
+                <w:szCs w:val="16"/>
+                <w:lang w:val="en-US"/>
+              </w:rPr>
+              <w:t>2B1</w:t>
+            </w:r>
+          </w:p>
+        </w:tc>
+        <w:tc>
+          <w:tcPr>
+            <w:tcW w:w="709" w:type="dxa"/>
+          </w:tcPr>
+          <w:p>
+            <w:pPr>
+              <w:spacing w:line="276" w:lineRule="auto"/>
+              <w:ind w:firstLine="0"/>
+              <w:jc w:val="center"/>
+              <w:rPr>
+                <w:sz w:val="16"/>
+                <w:szCs w:val="16"/>
+                <w:lang w:val="en-US"/>
+              </w:rPr>
+            </w:pPr>
+            <w:r>
+              <w:rPr>
+                <w:sz w:val="16"/>
+                <w:szCs w:val="16"/>
+                <w:lang w:val="en-US"/>
+              </w:rPr>
+              <w:t>0100</w:t>
+            </w:r>
+          </w:p>
+        </w:tc>
+        <w:tc>
+          <w:tcPr>
+            <w:tcW w:w="850" w:type="dxa"/>
+          </w:tcPr>
+          <w:p>
+            <w:pPr>
+              <w:spacing w:line="276" w:lineRule="auto"/>
+              <w:ind w:firstLine="0"/>
+              <w:jc w:val="center"/>
+              <w:rPr>
+                <w:sz w:val="16"/>
+                <w:szCs w:val="16"/>
+                <w:lang w:val="en-US"/>
+              </w:rPr>
+            </w:pPr>
+            <w:r>
+              <w:rPr>
+                <w:sz w:val="16"/>
+                <w:szCs w:val="16"/>
+                <w:lang w:val="en-US"/>
+              </w:rPr>
+              <w:t>2B2</w:t>
+            </w:r>
+          </w:p>
+        </w:tc>
+        <w:tc>
+          <w:tcPr>
+            <w:tcW w:w="737" w:type="dxa"/>
+          </w:tcPr>
+          <w:p>
+            <w:pPr>
+              <w:spacing w:line="276" w:lineRule="auto"/>
+              <w:ind w:firstLine="0"/>
+              <w:jc w:val="center"/>
+              <w:rPr>
+                <w:sz w:val="16"/>
+                <w:szCs w:val="16"/>
+                <w:lang w:val="en-US"/>
+              </w:rPr>
+            </w:pPr>
+            <w:r>
+              <w:rPr>
+                <w:sz w:val="16"/>
+                <w:szCs w:val="16"/>
+                <w:lang w:val="en-US"/>
+              </w:rPr>
+              <w:t>0100</w:t>
+            </w:r>
+          </w:p>
+        </w:tc>
+        <w:tc>
+          <w:tcPr>
+            <w:tcW w:w="636" w:type="dxa"/>
+          </w:tcPr>
+          <w:p>
+            <w:pPr>
+              <w:spacing w:line="276" w:lineRule="auto"/>
+              <w:ind w:firstLine="0"/>
+              <w:jc w:val="center"/>
+              <w:rPr>
+                <w:sz w:val="16"/>
+                <w:szCs w:val="16"/>
+                <w:lang w:val="en-US"/>
+              </w:rPr>
+            </w:pPr>
+            <w:r>
+              <w:rPr>
+                <w:sz w:val="16"/>
+                <w:szCs w:val="16"/>
+                <w:lang w:val="en-US"/>
+              </w:rPr>
+              <w:t>2B1</w:t>
+            </w:r>
+          </w:p>
+        </w:tc>
+        <w:tc>
+          <w:tcPr>
+            <w:tcW w:w="616" w:type="dxa"/>
+          </w:tcPr>
+          <w:p>
+            <w:pPr>
+              <w:spacing w:line="276" w:lineRule="auto"/>
+              <w:ind w:firstLine="0"/>
+              <w:jc w:val="center"/>
+              <w:rPr>
+                <w:sz w:val="16"/>
+                <w:szCs w:val="16"/>
+                <w:lang w:val="en-US"/>
+              </w:rPr>
+            </w:pPr>
+            <w:r>
+              <w:rPr>
+                <w:sz w:val="16"/>
+                <w:szCs w:val="16"/>
+                <w:lang w:val="en-US"/>
+              </w:rPr>
+              <w:t>0100</w:t>
+            </w:r>
+          </w:p>
+        </w:tc>
+        <w:tc>
+          <w:tcPr>
+            <w:tcW w:w="536" w:type="dxa"/>
+          </w:tcPr>
+          <w:p>
+            <w:pPr>
+              <w:spacing w:line="276" w:lineRule="auto"/>
+              <w:ind w:firstLine="0"/>
+              <w:jc w:val="center"/>
+              <w:rPr>
+                <w:sz w:val="16"/>
+                <w:szCs w:val="16"/>
+                <w:lang w:val="en-US"/>
+              </w:rPr>
+            </w:pPr>
+            <w:r>
+              <w:rPr>
+                <w:sz w:val="16"/>
+                <w:szCs w:val="16"/>
+                <w:lang w:val="en-US"/>
+              </w:rPr>
+              <w:t>000</w:t>
+            </w:r>
+          </w:p>
+        </w:tc>
+        <w:tc>
+          <w:tcPr>
+            <w:tcW w:w="624" w:type="dxa"/>
+          </w:tcPr>
+          <w:p>
+            <w:pPr>
+              <w:spacing w:line="276" w:lineRule="auto"/>
+              <w:ind w:firstLine="0"/>
+              <w:jc w:val="center"/>
+              <w:rPr>
+                <w:sz w:val="16"/>
+                <w:szCs w:val="16"/>
+                <w:lang w:val="en-US"/>
+              </w:rPr>
+            </w:pPr>
+            <w:r>
+              <w:rPr>
+                <w:sz w:val="16"/>
+                <w:szCs w:val="16"/>
+                <w:lang w:val="en-US"/>
+              </w:rPr>
+              <w:t>02B1</w:t>
+            </w:r>
+          </w:p>
+        </w:tc>
+        <w:tc>
+          <w:tcPr>
+            <w:tcW w:w="636" w:type="dxa"/>
+          </w:tcPr>
+          <w:p>
+            <w:pPr>
+              <w:spacing w:line="276" w:lineRule="auto"/>
+              <w:ind w:firstLine="0"/>
+              <w:jc w:val="center"/>
+              <w:rPr>
+                <w:sz w:val="16"/>
+                <w:szCs w:val="16"/>
+                <w:lang w:val="en-US"/>
+              </w:rPr>
+            </w:pPr>
+            <w:r>
+              <w:rPr>
+                <w:sz w:val="16"/>
+                <w:szCs w:val="16"/>
+                <w:lang w:val="en-US"/>
+              </w:rPr>
+              <w:t>6400</w:t>
+            </w:r>
+          </w:p>
+        </w:tc>
+        <w:tc>
+          <w:tcPr>
+            <w:tcW w:w="979" w:type="dxa"/>
+          </w:tcPr>
+          <w:p>
+            <w:pPr>
+              <w:spacing w:line="276" w:lineRule="auto"/>
+              <w:ind w:firstLine="0"/>
+              <w:jc w:val="center"/>
+              <w:rPr>
+                <w:sz w:val="16"/>
+                <w:szCs w:val="16"/>
+                <w:lang w:val="en-US"/>
+              </w:rPr>
+            </w:pPr>
+            <w:r>
+              <w:rPr>
+                <w:sz w:val="16"/>
+                <w:szCs w:val="16"/>
+                <w:lang w:val="en-US"/>
+              </w:rPr>
+              <w:t>0000</w:t>
+            </w:r>
+          </w:p>
+        </w:tc>
+        <w:tc>
+          <w:tcPr>
+            <w:tcW w:w="957" w:type="dxa"/>
+            <w:gridSpan w:val="2"/>
+          </w:tcPr>
+          <w:p>
+            <w:pPr>
+              <w:spacing w:line="276" w:lineRule="auto"/>
+              <w:ind w:firstLine="0"/>
+              <w:jc w:val="center"/>
+              <w:rPr>
+                <w:sz w:val="16"/>
+                <w:szCs w:val="16"/>
+                <w:lang w:val="en-US"/>
+              </w:rPr>
+            </w:pPr>
+            <w:r>
+              <w:rPr>
+                <w:sz w:val="16"/>
+                <w:szCs w:val="16"/>
+                <w:lang w:val="en-US"/>
+              </w:rPr>
+              <w:t>-</w:t>
+            </w:r>
+          </w:p>
+        </w:tc>
+        <w:tc>
+          <w:tcPr>
+            <w:tcW w:w="1225" w:type="dxa"/>
           </w:tcPr>
           <w:p>
             <w:pPr>
@@ -8593,13 +12325,6 @@
         </w:tc>
       </w:tr>
     </w:tbl>
-    <w:p>
-      <w:pPr>
-        <w:ind w:firstLine="0"/>
-      </w:pPr>
-    </w:p>
-    <w:p/>
-    <w:p/>
     <w:p>
       <w:pPr>
         <w:spacing w:after="160" w:line="278" w:lineRule="auto"/>
@@ -8614,9 +12339,6 @@
         </w:rPr>
       </w:pPr>
       <w:bookmarkStart w:id="7" w:name="_Toc215414133"/>
-      <w:r>
-        <w:br w:type="page"/>
-      </w:r>
     </w:p>
     <w:p>
       <w:pPr>
@@ -8628,17 +12350,17 @@
         <w:ind w:left="357" w:hanging="357"/>
       </w:pPr>
       <w:r>
-        <w:lastRenderedPageBreak/>
         <w:t>Вывод</w:t>
       </w:r>
       <w:bookmarkEnd w:id="7"/>
     </w:p>
     <w:p>
       <w:r>
-        <w:t>В ходе выполнения данной лабораторной работы были приобретены навыки по определению функции, вычисляемой программой для БЭВМ, расчёту области представления и области допустимых значений исходных данных и результата, выполнению трассировки программы и составлению её более оптимизированной версии с меньшим числом команд. Полученные знания будут полезны для дальнейшей работы с БЭВМ, обучения, а также последующей профессиональной деятельности.</w:t>
-      </w:r>
+        <w:t>В ходе выполнения Лабораторной работы №3 я научился работать в БЭВМ с массивами, ветвлением и циклами. Определил область допустимых значений исходных данных и результатов, а также выполнил трассировку для анализа работы адресации. Изучил прямую и косвенную адресацию и цикл выполнения таких команд, как LOOP и JUMP.</w:t>
+      </w:r>
+      <w:bookmarkStart w:id="8" w:name="_GoBack"/>
+      <w:bookmarkEnd w:id="8"/>
     </w:p>
-    <w:p/>
     <w:p>
       <w:pPr>
         <w:ind w:firstLine="0"/>
@@ -8657,7 +12379,7 @@
 </file>
 
 <file path=word/endnotes.xml><?xml version="1.0" encoding="utf-8"?>
-<w:endnotes xmlns:wpc="http://schemas.microsoft.com/office/word/2010/wordprocessingCanvas" xmlns:cx="http://schemas.microsoft.com/office/drawing/2014/chartex" xmlns:cx1="http://schemas.microsoft.com/office/drawing/2015/9/8/chartex" xmlns:cx2="http://schemas.microsoft.com/office/drawing/2015/10/21/chartex" xmlns:cx3="http://schemas.microsoft.com/office/drawing/2016/5/9/chartex" xmlns:cx4="http://schemas.microsoft.com/office/drawing/2016/5/10/chartex" xmlns:cx5="http://schemas.microsoft.com/office/drawing/2016/5/11/chartex" xmlns:cx6="http://schemas.microsoft.com/office/drawing/2016/5/12/chartex" xmlns:cx7="http://schemas.microsoft.com/office/drawing/2016/5/13/chartex" xmlns:cx8="http://schemas.microsoft.com/office/drawing/2016/5/14/chartex" xmlns:mc="http://schemas.openxmlformats.org/markup-compatibility/2006" xmlns:aink="http://schemas.microsoft.com/office/drawing/2016/ink" xmlns:am3d="http://schemas.microsoft.com/office/drawing/2017/model3d" xmlns:o="urn:schemas-microsoft-com:office:office" xmlns:oel="http://schemas.microsoft.com/office/2019/extlst" xmlns:r="http://schemas.openxmlformats.org/officeDocument/2006/relationships" xmlns:m="http://schemas.openxmlformats.org/officeDocument/2006/math" xmlns:v="urn:schemas-microsoft-com:vml" xmlns:wp14="http://schemas.microsoft.com/office/word/2010/wordprocessingDrawing" xmlns:wp="http://schemas.openxmlformats.org/drawingml/2006/wordprocessingDrawing" xmlns:w10="urn:schemas-microsoft-com:office:word" xmlns:w="http://schemas.openxmlformats.org/wordprocessingml/2006/main" xmlns:w14="http://schemas.microsoft.com/office/word/2010/wordml" xmlns:w15="http://schemas.microsoft.com/office/word/2012/wordml" xmlns:w16cex="http://schemas.microsoft.com/office/word/2018/wordml/cex" xmlns:w16cid="http://schemas.microsoft.com/office/word/2016/wordml/cid" xmlns:w16="http://schemas.microsoft.com/office/word/2018/wordml" xmlns:w16du="http://schemas.microsoft.com/office/word/2023/wordml/word16du" xmlns:w16sdtdh="http://schemas.microsoft.com/office/word/2020/wordml/sdtdatahash" xmlns:w16sdtfl="http://schemas.microsoft.com/office/word/2024/wordml/sdtformatlock" xmlns:w16se="http://schemas.microsoft.com/office/word/2015/wordml/symex" xmlns:wpg="http://schemas.microsoft.com/office/word/2010/wordprocessingGroup" xmlns:wpi="http://schemas.microsoft.com/office/word/2010/wordprocessingInk" xmlns:wne="http://schemas.microsoft.com/office/word/2006/wordml" xmlns:wps="http://schemas.microsoft.com/office/word/2010/wordprocessingShape" mc:Ignorable="w14 w15 w16se w16cid w16 w16cex w16sdtdh w16sdtfl w16du wp14">
+<w:endnotes xmlns:wpc="http://schemas.microsoft.com/office/word/2010/wordprocessingCanvas" xmlns:cx="http://schemas.microsoft.com/office/drawing/2014/chartex" xmlns:mc="http://schemas.openxmlformats.org/markup-compatibility/2006" xmlns:o="urn:schemas-microsoft-com:office:office" xmlns:r="http://schemas.openxmlformats.org/officeDocument/2006/relationships" xmlns:m="http://schemas.openxmlformats.org/officeDocument/2006/math" xmlns:v="urn:schemas-microsoft-com:vml" xmlns:wp14="http://schemas.microsoft.com/office/word/2010/wordprocessingDrawing" xmlns:wp="http://schemas.openxmlformats.org/drawingml/2006/wordprocessingDrawing" xmlns:w10="urn:schemas-microsoft-com:office:word" xmlns:w="http://schemas.openxmlformats.org/wordprocessingml/2006/main" xmlns:w14="http://schemas.microsoft.com/office/word/2010/wordml" xmlns:w15="http://schemas.microsoft.com/office/word/2012/wordml" xmlns:w16se="http://schemas.microsoft.com/office/word/2015/wordml/symex" xmlns:wpg="http://schemas.microsoft.com/office/word/2010/wordprocessingGroup" xmlns:wpi="http://schemas.microsoft.com/office/word/2010/wordprocessingInk" xmlns:wne="http://schemas.microsoft.com/office/word/2006/wordml" xmlns:wps="http://schemas.microsoft.com/office/word/2010/wordprocessingShape" mc:Ignorable="w14 w15 w16se wp14">
   <w:endnote w:type="separator" w:id="-1">
     <w:p>
       <w:pPr>
@@ -8682,7 +12404,7 @@
 </file>
 
 <file path=word/footer1.xml><?xml version="1.0" encoding="utf-8"?>
-<w:ftr xmlns:wpc="http://schemas.microsoft.com/office/word/2010/wordprocessingCanvas" xmlns:cx="http://schemas.microsoft.com/office/drawing/2014/chartex" xmlns:cx1="http://schemas.microsoft.com/office/drawing/2015/9/8/chartex" xmlns:cx2="http://schemas.microsoft.com/office/drawing/2015/10/21/chartex" xmlns:cx3="http://schemas.microsoft.com/office/drawing/2016/5/9/chartex" xmlns:cx4="http://schemas.microsoft.com/office/drawing/2016/5/10/chartex" xmlns:cx5="http://schemas.microsoft.com/office/drawing/2016/5/11/chartex" xmlns:cx6="http://schemas.microsoft.com/office/drawing/2016/5/12/chartex" xmlns:cx7="http://schemas.microsoft.com/office/drawing/2016/5/13/chartex" xmlns:cx8="http://schemas.microsoft.com/office/drawing/2016/5/14/chartex" xmlns:mc="http://schemas.openxmlformats.org/markup-compatibility/2006" xmlns:aink="http://schemas.microsoft.com/office/drawing/2016/ink" xmlns:am3d="http://schemas.microsoft.com/office/drawing/2017/model3d" xmlns:o="urn:schemas-microsoft-com:office:office" xmlns:oel="http://schemas.microsoft.com/office/2019/extlst" xmlns:r="http://schemas.openxmlformats.org/officeDocument/2006/relationships" xmlns:m="http://schemas.openxmlformats.org/officeDocument/2006/math" xmlns:v="urn:schemas-microsoft-com:vml" xmlns:wp14="http://schemas.microsoft.com/office/word/2010/wordprocessingDrawing" xmlns:wp="http://schemas.openxmlformats.org/drawingml/2006/wordprocessingDrawing" xmlns:w10="urn:schemas-microsoft-com:office:word" xmlns:w="http://schemas.openxmlformats.org/wordprocessingml/2006/main" xmlns:w14="http://schemas.microsoft.com/office/word/2010/wordml" xmlns:w15="http://schemas.microsoft.com/office/word/2012/wordml" xmlns:w16cex="http://schemas.microsoft.com/office/word/2018/wordml/cex" xmlns:w16cid="http://schemas.microsoft.com/office/word/2016/wordml/cid" xmlns:w16="http://schemas.microsoft.com/office/word/2018/wordml" xmlns:w16du="http://schemas.microsoft.com/office/word/2023/wordml/word16du" xmlns:w16sdtdh="http://schemas.microsoft.com/office/word/2020/wordml/sdtdatahash" xmlns:w16sdtfl="http://schemas.microsoft.com/office/word/2024/wordml/sdtformatlock" xmlns:w16se="http://schemas.microsoft.com/office/word/2015/wordml/symex" xmlns:wpg="http://schemas.microsoft.com/office/word/2010/wordprocessingGroup" xmlns:wpi="http://schemas.microsoft.com/office/word/2010/wordprocessingInk" xmlns:wne="http://schemas.microsoft.com/office/word/2006/wordml" xmlns:wps="http://schemas.microsoft.com/office/word/2010/wordprocessingShape" mc:Ignorable="w14 w15 w16se w16cid w16 w16cex w16sdtdh w16sdtfl w16du wp14">
+<w:ftr xmlns:wpc="http://schemas.microsoft.com/office/word/2010/wordprocessingCanvas" xmlns:cx="http://schemas.microsoft.com/office/drawing/2014/chartex" xmlns:mc="http://schemas.openxmlformats.org/markup-compatibility/2006" xmlns:o="urn:schemas-microsoft-com:office:office" xmlns:r="http://schemas.openxmlformats.org/officeDocument/2006/relationships" xmlns:m="http://schemas.openxmlformats.org/officeDocument/2006/math" xmlns:v="urn:schemas-microsoft-com:vml" xmlns:wp14="http://schemas.microsoft.com/office/word/2010/wordprocessingDrawing" xmlns:wp="http://schemas.openxmlformats.org/drawingml/2006/wordprocessingDrawing" xmlns:w10="urn:schemas-microsoft-com:office:word" xmlns:w="http://schemas.openxmlformats.org/wordprocessingml/2006/main" xmlns:w14="http://schemas.microsoft.com/office/word/2010/wordml" xmlns:w15="http://schemas.microsoft.com/office/word/2012/wordml" xmlns:w16se="http://schemas.microsoft.com/office/word/2015/wordml/symex" xmlns:wpg="http://schemas.microsoft.com/office/word/2010/wordprocessingGroup" xmlns:wpi="http://schemas.microsoft.com/office/word/2010/wordprocessingInk" xmlns:wne="http://schemas.microsoft.com/office/word/2006/wordml" xmlns:wps="http://schemas.microsoft.com/office/word/2010/wordprocessingShape" mc:Ignorable="w14 w15 w16se wp14">
   <w:sdt>
     <w:sdtPr>
       <w:id w:val="-160630625"/>
@@ -8691,6 +12413,7 @@
         <w:docPartUnique/>
       </w:docPartObj>
     </w:sdtPr>
+    <w:sdtEndPr/>
     <w:sdtContent>
       <w:p>
         <w:pPr>
@@ -8710,7 +12433,7 @@
           <w:rPr>
             <w:noProof/>
           </w:rPr>
-          <w:t>6</w:t>
+          <w:t>5</w:t>
         </w:r>
         <w:r>
           <w:fldChar w:fldCharType="end"/>
@@ -8727,7 +12450,7 @@
 </file>
 
 <file path=word/footnotes.xml><?xml version="1.0" encoding="utf-8"?>
-<w:footnotes xmlns:wpc="http://schemas.microsoft.com/office/word/2010/wordprocessingCanvas" xmlns:cx="http://schemas.microsoft.com/office/drawing/2014/chartex" xmlns:cx1="http://schemas.microsoft.com/office/drawing/2015/9/8/chartex" xmlns:cx2="http://schemas.microsoft.com/office/drawing/2015/10/21/chartex" xmlns:cx3="http://schemas.microsoft.com/office/drawing/2016/5/9/chartex" xmlns:cx4="http://schemas.microsoft.com/office/drawing/2016/5/10/chartex" xmlns:cx5="http://schemas.microsoft.com/office/drawing/2016/5/11/chartex" xmlns:cx6="http://schemas.microsoft.com/office/drawing/2016/5/12/chartex" xmlns:cx7="http://schemas.microsoft.com/office/drawing/2016/5/13/chartex" xmlns:cx8="http://schemas.microsoft.com/office/drawing/2016/5/14/chartex" xmlns:mc="http://schemas.openxmlformats.org/markup-compatibility/2006" xmlns:aink="http://schemas.microsoft.com/office/drawing/2016/ink" xmlns:am3d="http://schemas.microsoft.com/office/drawing/2017/model3d" xmlns:o="urn:schemas-microsoft-com:office:office" xmlns:oel="http://schemas.microsoft.com/office/2019/extlst" xmlns:r="http://schemas.openxmlformats.org/officeDocument/2006/relationships" xmlns:m="http://schemas.openxmlformats.org/officeDocument/2006/math" xmlns:v="urn:schemas-microsoft-com:vml" xmlns:wp14="http://schemas.microsoft.com/office/word/2010/wordprocessingDrawing" xmlns:wp="http://schemas.openxmlformats.org/drawingml/2006/wordprocessingDrawing" xmlns:w10="urn:schemas-microsoft-com:office:word" xmlns:w="http://schemas.openxmlformats.org/wordprocessingml/2006/main" xmlns:w14="http://schemas.microsoft.com/office/word/2010/wordml" xmlns:w15="http://schemas.microsoft.com/office/word/2012/wordml" xmlns:w16cex="http://schemas.microsoft.com/office/word/2018/wordml/cex" xmlns:w16cid="http://schemas.microsoft.com/office/word/2016/wordml/cid" xmlns:w16="http://schemas.microsoft.com/office/word/2018/wordml" xmlns:w16du="http://schemas.microsoft.com/office/word/2023/wordml/word16du" xmlns:w16sdtdh="http://schemas.microsoft.com/office/word/2020/wordml/sdtdatahash" xmlns:w16sdtfl="http://schemas.microsoft.com/office/word/2024/wordml/sdtformatlock" xmlns:w16se="http://schemas.microsoft.com/office/word/2015/wordml/symex" xmlns:wpg="http://schemas.microsoft.com/office/word/2010/wordprocessingGroup" xmlns:wpi="http://schemas.microsoft.com/office/word/2010/wordprocessingInk" xmlns:wne="http://schemas.microsoft.com/office/word/2006/wordml" xmlns:wps="http://schemas.microsoft.com/office/word/2010/wordprocessingShape" mc:Ignorable="w14 w15 w16se w16cid w16 w16cex w16sdtdh w16sdtfl w16du wp14">
+<w:footnotes xmlns:wpc="http://schemas.microsoft.com/office/word/2010/wordprocessingCanvas" xmlns:cx="http://schemas.microsoft.com/office/drawing/2014/chartex" xmlns:mc="http://schemas.openxmlformats.org/markup-compatibility/2006" xmlns:o="urn:schemas-microsoft-com:office:office" xmlns:r="http://schemas.openxmlformats.org/officeDocument/2006/relationships" xmlns:m="http://schemas.openxmlformats.org/officeDocument/2006/math" xmlns:v="urn:schemas-microsoft-com:vml" xmlns:wp14="http://schemas.microsoft.com/office/word/2010/wordprocessingDrawing" xmlns:wp="http://schemas.openxmlformats.org/drawingml/2006/wordprocessingDrawing" xmlns:w10="urn:schemas-microsoft-com:office:word" xmlns:w="http://schemas.openxmlformats.org/wordprocessingml/2006/main" xmlns:w14="http://schemas.microsoft.com/office/word/2010/wordml" xmlns:w15="http://schemas.microsoft.com/office/word/2012/wordml" xmlns:w16se="http://schemas.microsoft.com/office/word/2015/wordml/symex" xmlns:wpg="http://schemas.microsoft.com/office/word/2010/wordprocessingGroup" xmlns:wpi="http://schemas.microsoft.com/office/word/2010/wordprocessingInk" xmlns:wne="http://schemas.microsoft.com/office/word/2006/wordml" xmlns:wps="http://schemas.microsoft.com/office/word/2010/wordprocessingShape" mc:Ignorable="w14 w15 w16se wp14">
   <w:footnote w:type="separator" w:id="-1">
     <w:p>
       <w:pPr>
@@ -8752,7 +12475,7 @@
 </file>
 
 <file path=word/numbering.xml><?xml version="1.0" encoding="utf-8"?>
-<w:numbering xmlns:wpc="http://schemas.microsoft.com/office/word/2010/wordprocessingCanvas" xmlns:cx="http://schemas.microsoft.com/office/drawing/2014/chartex" xmlns:cx1="http://schemas.microsoft.com/office/drawing/2015/9/8/chartex" xmlns:cx2="http://schemas.microsoft.com/office/drawing/2015/10/21/chartex" xmlns:cx3="http://schemas.microsoft.com/office/drawing/2016/5/9/chartex" xmlns:cx4="http://schemas.microsoft.com/office/drawing/2016/5/10/chartex" xmlns:cx5="http://schemas.microsoft.com/office/drawing/2016/5/11/chartex" xmlns:cx6="http://schemas.microsoft.com/office/drawing/2016/5/12/chartex" xmlns:cx7="http://schemas.microsoft.com/office/drawing/2016/5/13/chartex" xmlns:cx8="http://schemas.microsoft.com/office/drawing/2016/5/14/chartex" xmlns:mc="http://schemas.openxmlformats.org/markup-compatibility/2006" xmlns:aink="http://schemas.microsoft.com/office/drawing/2016/ink" xmlns:am3d="http://schemas.microsoft.com/office/drawing/2017/model3d" xmlns:o="urn:schemas-microsoft-com:office:office" xmlns:oel="http://schemas.microsoft.com/office/2019/extlst" xmlns:r="http://schemas.openxmlformats.org/officeDocument/2006/relationships" xmlns:m="http://schemas.openxmlformats.org/officeDocument/2006/math" xmlns:v="urn:schemas-microsoft-com:vml" xmlns:wp14="http://schemas.microsoft.com/office/word/2010/wordprocessingDrawing" xmlns:wp="http://schemas.openxmlformats.org/drawingml/2006/wordprocessingDrawing" xmlns:w10="urn:schemas-microsoft-com:office:word" xmlns:w="http://schemas.openxmlformats.org/wordprocessingml/2006/main" xmlns:w14="http://schemas.microsoft.com/office/word/2010/wordml" xmlns:w15="http://schemas.microsoft.com/office/word/2012/wordml" xmlns:w16cex="http://schemas.microsoft.com/office/word/2018/wordml/cex" xmlns:w16cid="http://schemas.microsoft.com/office/word/2016/wordml/cid" xmlns:w16="http://schemas.microsoft.com/office/word/2018/wordml" xmlns:w16du="http://schemas.microsoft.com/office/word/2023/wordml/word16du" xmlns:w16sdtdh="http://schemas.microsoft.com/office/word/2020/wordml/sdtdatahash" xmlns:w16sdtfl="http://schemas.microsoft.com/office/word/2024/wordml/sdtformatlock" xmlns:w16se="http://schemas.microsoft.com/office/word/2015/wordml/symex" xmlns:wpg="http://schemas.microsoft.com/office/word/2010/wordprocessingGroup" xmlns:wpi="http://schemas.microsoft.com/office/word/2010/wordprocessingInk" xmlns:wne="http://schemas.microsoft.com/office/word/2006/wordml" xmlns:wps="http://schemas.microsoft.com/office/word/2010/wordprocessingShape" mc:Ignorable="w14 w15 w16se w16cid w16 w16cex w16sdtdh w16sdtfl w16du wp14">
+<w:numbering xmlns:wpc="http://schemas.microsoft.com/office/word/2010/wordprocessingCanvas" xmlns:cx="http://schemas.microsoft.com/office/drawing/2014/chartex" xmlns:mc="http://schemas.openxmlformats.org/markup-compatibility/2006" xmlns:o="urn:schemas-microsoft-com:office:office" xmlns:r="http://schemas.openxmlformats.org/officeDocument/2006/relationships" xmlns:m="http://schemas.openxmlformats.org/officeDocument/2006/math" xmlns:v="urn:schemas-microsoft-com:vml" xmlns:wp14="http://schemas.microsoft.com/office/word/2010/wordprocessingDrawing" xmlns:wp="http://schemas.openxmlformats.org/drawingml/2006/wordprocessingDrawing" xmlns:w10="urn:schemas-microsoft-com:office:word" xmlns:w="http://schemas.openxmlformats.org/wordprocessingml/2006/main" xmlns:w14="http://schemas.microsoft.com/office/word/2010/wordml" xmlns:w15="http://schemas.microsoft.com/office/word/2012/wordml" xmlns:w16se="http://schemas.microsoft.com/office/word/2015/wordml/symex" xmlns:wpg="http://schemas.microsoft.com/office/word/2010/wordprocessingGroup" xmlns:wpi="http://schemas.microsoft.com/office/word/2010/wordprocessingInk" xmlns:wne="http://schemas.microsoft.com/office/word/2006/wordml" xmlns:wps="http://schemas.microsoft.com/office/word/2010/wordprocessingShape" mc:Ignorable="w14 w15 w16se wp14">
   <w:abstractNum w:abstractNumId="0" w15:restartNumberingAfterBreak="0">
     <w:nsid w:val="078D607D"/>
     <w:multiLevelType w:val="hybridMultilevel"/>
@@ -9643,41 +13366,41 @@
       </w:pPr>
     </w:lvl>
   </w:abstractNum>
-  <w:num w:numId="1" w16cid:durableId="1913734464">
+  <w:num w:numId="1">
     <w:abstractNumId w:val="9"/>
   </w:num>
-  <w:num w:numId="2" w16cid:durableId="1999722282">
+  <w:num w:numId="2">
     <w:abstractNumId w:val="4"/>
   </w:num>
-  <w:num w:numId="3" w16cid:durableId="322515352">
+  <w:num w:numId="3">
     <w:abstractNumId w:val="3"/>
   </w:num>
-  <w:num w:numId="4" w16cid:durableId="650789621">
+  <w:num w:numId="4">
     <w:abstractNumId w:val="7"/>
   </w:num>
-  <w:num w:numId="5" w16cid:durableId="2082175128">
+  <w:num w:numId="5">
     <w:abstractNumId w:val="8"/>
   </w:num>
-  <w:num w:numId="6" w16cid:durableId="806893005">
+  <w:num w:numId="6">
     <w:abstractNumId w:val="1"/>
   </w:num>
-  <w:num w:numId="7" w16cid:durableId="683164607">
+  <w:num w:numId="7">
     <w:abstractNumId w:val="0"/>
   </w:num>
-  <w:num w:numId="8" w16cid:durableId="806314331">
+  <w:num w:numId="8">
     <w:abstractNumId w:val="2"/>
   </w:num>
-  <w:num w:numId="9" w16cid:durableId="711610225">
+  <w:num w:numId="9">
     <w:abstractNumId w:val="5"/>
   </w:num>
-  <w:num w:numId="10" w16cid:durableId="1840609327">
+  <w:num w:numId="10">
     <w:abstractNumId w:val="6"/>
   </w:num>
 </w:numbering>
 </file>
 
 <file path=word/styles.xml><?xml version="1.0" encoding="utf-8"?>
-<w:styles xmlns:mc="http://schemas.openxmlformats.org/markup-compatibility/2006" xmlns:r="http://schemas.openxmlformats.org/officeDocument/2006/relationships" xmlns:w="http://schemas.openxmlformats.org/wordprocessingml/2006/main" xmlns:w14="http://schemas.microsoft.com/office/word/2010/wordml" xmlns:w15="http://schemas.microsoft.com/office/word/2012/wordml" xmlns:w16cex="http://schemas.microsoft.com/office/word/2018/wordml/cex" xmlns:w16cid="http://schemas.microsoft.com/office/word/2016/wordml/cid" xmlns:w16="http://schemas.microsoft.com/office/word/2018/wordml" xmlns:w16du="http://schemas.microsoft.com/office/word/2023/wordml/word16du" xmlns:w16sdtdh="http://schemas.microsoft.com/office/word/2020/wordml/sdtdatahash" xmlns:w16sdtfl="http://schemas.microsoft.com/office/word/2024/wordml/sdtformatlock" xmlns:w16se="http://schemas.microsoft.com/office/word/2015/wordml/symex" mc:Ignorable="w14 w15 w16se w16cid w16 w16cex w16sdtdh w16sdtfl w16du">
+<w:styles xmlns:mc="http://schemas.openxmlformats.org/markup-compatibility/2006" xmlns:r="http://schemas.openxmlformats.org/officeDocument/2006/relationships" xmlns:w="http://schemas.openxmlformats.org/wordprocessingml/2006/main" xmlns:w14="http://schemas.microsoft.com/office/word/2010/wordml" xmlns:w15="http://schemas.microsoft.com/office/word/2012/wordml" xmlns:w16se="http://schemas.microsoft.com/office/word/2015/wordml/symex" mc:Ignorable="w14 w15 w16se">
   <w:docDefaults>
     <w:rPrDefault>
       <w:rPr>
@@ -9695,7 +13418,7 @@
       </w:pPr>
     </w:pPrDefault>
   </w:docDefaults>
-  <w:latentStyles w:defLockedState="0" w:defUIPriority="99" w:defSemiHidden="0" w:defUnhideWhenUsed="0" w:defQFormat="0" w:count="376">
+  <w:latentStyles w:defLockedState="0" w:defUIPriority="99" w:defSemiHidden="0" w:defUnhideWhenUsed="0" w:defQFormat="0" w:count="371">
     <w:lsdException w:name="Normal" w:uiPriority="0" w:qFormat="1"/>
     <w:lsdException w:name="heading 1" w:uiPriority="9" w:qFormat="1"/>
     <w:lsdException w:name="heading 2" w:semiHidden="1" w:uiPriority="9" w:unhideWhenUsed="1" w:qFormat="1"/>
@@ -10067,11 +13790,6 @@
     <w:lsdException w:name="List Table 5 Dark Accent 6" w:uiPriority="50"/>
     <w:lsdException w:name="List Table 6 Colorful Accent 6" w:uiPriority="51"/>
     <w:lsdException w:name="List Table 7 Colorful Accent 6" w:uiPriority="52"/>
-    <w:lsdException w:name="Mention" w:semiHidden="1" w:unhideWhenUsed="1"/>
-    <w:lsdException w:name="Smart Hyperlink" w:semiHidden="1" w:unhideWhenUsed="1"/>
-    <w:lsdException w:name="Hashtag" w:semiHidden="1" w:unhideWhenUsed="1"/>
-    <w:lsdException w:name="Unresolved Mention" w:semiHidden="1" w:unhideWhenUsed="1"/>
-    <w:lsdException w:name="Smart Link" w:semiHidden="1" w:unhideWhenUsed="1"/>
   </w:latentStyles>
   <w:style w:type="paragraph" w:default="1" w:styleId="a">
     <w:name w:val="Normal"/>
@@ -11056,7 +14774,7 @@
 </file>
 
 <file path=customXml/itemProps1.xml><?xml version="1.0" encoding="utf-8"?>
-<ds:datastoreItem xmlns:ds="http://schemas.openxmlformats.org/officeDocument/2006/customXml" ds:itemID="{A943C285-700A-41D4-92C3-898DB604D6A1}">
+<ds:datastoreItem xmlns:ds="http://schemas.openxmlformats.org/officeDocument/2006/customXml" ds:itemID="{D80789B3-F4D9-406D-B21F-677B9D728040}">
   <ds:schemaRefs>
     <ds:schemaRef ds:uri="http://schemas.openxmlformats.org/officeDocument/2006/bibliography"/>
   </ds:schemaRefs>

--- a/lab3/Лабораторная работа №3.docx
+++ b/lab3/Лабораторная работа №3.docx
@@ -1,6 +1,6 @@
 
 <file path=word/document.xml><?xml version="1.0" encoding="utf-8"?>
-<w:document xmlns:wpc="http://schemas.microsoft.com/office/word/2010/wordprocessingCanvas" xmlns:cx="http://schemas.microsoft.com/office/drawing/2014/chartex" xmlns:mc="http://schemas.openxmlformats.org/markup-compatibility/2006" xmlns:o="urn:schemas-microsoft-com:office:office" xmlns:r="http://schemas.openxmlformats.org/officeDocument/2006/relationships" xmlns:m="http://schemas.openxmlformats.org/officeDocument/2006/math" xmlns:v="urn:schemas-microsoft-com:vml" xmlns:wp14="http://schemas.microsoft.com/office/word/2010/wordprocessingDrawing" xmlns:wp="http://schemas.openxmlformats.org/drawingml/2006/wordprocessingDrawing" xmlns:w10="urn:schemas-microsoft-com:office:word" xmlns:w="http://schemas.openxmlformats.org/wordprocessingml/2006/main" xmlns:w14="http://schemas.microsoft.com/office/word/2010/wordml" xmlns:w15="http://schemas.microsoft.com/office/word/2012/wordml" xmlns:w16se="http://schemas.microsoft.com/office/word/2015/wordml/symex" xmlns:wpg="http://schemas.microsoft.com/office/word/2010/wordprocessingGroup" xmlns:wpi="http://schemas.microsoft.com/office/word/2010/wordprocessingInk" xmlns:wne="http://schemas.microsoft.com/office/word/2006/wordml" xmlns:wps="http://schemas.microsoft.com/office/word/2010/wordprocessingShape" mc:Ignorable="w14 w15 w16se wp14">
+<w:document xmlns:wpc="http://schemas.microsoft.com/office/word/2010/wordprocessingCanvas" xmlns:cx="http://schemas.microsoft.com/office/drawing/2014/chartex" xmlns:cx1="http://schemas.microsoft.com/office/drawing/2015/9/8/chartex" xmlns:cx2="http://schemas.microsoft.com/office/drawing/2015/10/21/chartex" xmlns:cx3="http://schemas.microsoft.com/office/drawing/2016/5/9/chartex" xmlns:cx4="http://schemas.microsoft.com/office/drawing/2016/5/10/chartex" xmlns:cx5="http://schemas.microsoft.com/office/drawing/2016/5/11/chartex" xmlns:cx6="http://schemas.microsoft.com/office/drawing/2016/5/12/chartex" xmlns:cx7="http://schemas.microsoft.com/office/drawing/2016/5/13/chartex" xmlns:cx8="http://schemas.microsoft.com/office/drawing/2016/5/14/chartex" xmlns:mc="http://schemas.openxmlformats.org/markup-compatibility/2006" xmlns:aink="http://schemas.microsoft.com/office/drawing/2016/ink" xmlns:am3d="http://schemas.microsoft.com/office/drawing/2017/model3d" xmlns:o="urn:schemas-microsoft-com:office:office" xmlns:oel="http://schemas.microsoft.com/office/2019/extlst" xmlns:r="http://schemas.openxmlformats.org/officeDocument/2006/relationships" xmlns:m="http://schemas.openxmlformats.org/officeDocument/2006/math" xmlns:v="urn:schemas-microsoft-com:vml" xmlns:wp14="http://schemas.microsoft.com/office/word/2010/wordprocessingDrawing" xmlns:wp="http://schemas.openxmlformats.org/drawingml/2006/wordprocessingDrawing" xmlns:w10="urn:schemas-microsoft-com:office:word" xmlns:w="http://schemas.openxmlformats.org/wordprocessingml/2006/main" xmlns:w14="http://schemas.microsoft.com/office/word/2010/wordml" xmlns:w15="http://schemas.microsoft.com/office/word/2012/wordml" xmlns:w16cex="http://schemas.microsoft.com/office/word/2018/wordml/cex" xmlns:w16cid="http://schemas.microsoft.com/office/word/2016/wordml/cid" xmlns:w16="http://schemas.microsoft.com/office/word/2018/wordml" xmlns:w16du="http://schemas.microsoft.com/office/word/2023/wordml/word16du" xmlns:w16sdtdh="http://schemas.microsoft.com/office/word/2020/wordml/sdtdatahash" xmlns:w16sdtfl="http://schemas.microsoft.com/office/word/2024/wordml/sdtformatlock" xmlns:w16se="http://schemas.microsoft.com/office/word/2015/wordml/symex" xmlns:wpg="http://schemas.microsoft.com/office/word/2010/wordprocessingGroup" xmlns:wpi="http://schemas.microsoft.com/office/word/2010/wordprocessingInk" xmlns:wne="http://schemas.microsoft.com/office/word/2006/wordml" xmlns:wps="http://schemas.microsoft.com/office/word/2010/wordprocessingShape" mc:Ignorable="w14 w15 w16se w16cid w16 w16cex w16sdtdh w16sdtfl w16du wp14">
   <w:body>
     <w:p>
       <w:pPr>
@@ -12358,13 +12358,540 @@
       <w:r>
         <w:t>В ходе выполнения Лабораторной работы №3 я научился работать в БЭВМ с массивами, ветвлением и циклами. Определил область допустимых значений исходных данных и результатов, а также выполнил трассировку для анализа работы адресации. Изучил прямую и косвенную адресацию и цикл выполнения таких команд, как LOOP и JUMP.</w:t>
       </w:r>
-      <w:bookmarkStart w:id="8" w:name="_GoBack"/>
-      <w:bookmarkEnd w:id="8"/>
+    </w:p>
+    <w:tbl>
+      <w:tblPr>
+        <w:tblStyle w:val="ac"/>
+        <w:tblW w:w="0" w:type="auto"/>
+        <w:tblLook w:val="04A0" w:firstRow="1" w:lastRow="0" w:firstColumn="1" w:lastColumn="0" w:noHBand="0" w:noVBand="1"/>
+      </w:tblPr>
+      <w:tblGrid>
+        <w:gridCol w:w="1129"/>
+        <w:gridCol w:w="2609"/>
+        <w:gridCol w:w="1869"/>
+        <w:gridCol w:w="1869"/>
+        <w:gridCol w:w="1869"/>
+      </w:tblGrid>
+      <w:tr>
+        <w:tc>
+          <w:tcPr>
+            <w:tcW w:w="1129" w:type="dxa"/>
+          </w:tcPr>
+          <w:p>
+            <w:pPr>
+              <w:ind w:firstLine="0"/>
+            </w:pPr>
+          </w:p>
+        </w:tc>
+        <w:tc>
+          <w:tcPr>
+            <w:tcW w:w="2609" w:type="dxa"/>
+          </w:tcPr>
+          <w:p>
+            <w:pPr>
+              <w:ind w:firstLine="0"/>
+              <w:rPr>
+                <w:lang w:val="en-US"/>
+              </w:rPr>
+            </w:pPr>
+            <w:r>
+              <w:rPr>
+                <w:lang w:val="en-US"/>
+              </w:rPr>
+              <w:t>IF</w:t>
+            </w:r>
+          </w:p>
+        </w:tc>
+        <w:tc>
+          <w:tcPr>
+            <w:tcW w:w="1869" w:type="dxa"/>
+          </w:tcPr>
+          <w:p>
+            <w:pPr>
+              <w:ind w:firstLine="0"/>
+              <w:rPr>
+                <w:lang w:val="en-US"/>
+              </w:rPr>
+            </w:pPr>
+            <w:r>
+              <w:rPr>
+                <w:lang w:val="en-US"/>
+              </w:rPr>
+              <w:t>AF</w:t>
+            </w:r>
+          </w:p>
+        </w:tc>
+        <w:tc>
+          <w:tcPr>
+            <w:tcW w:w="1869" w:type="dxa"/>
+          </w:tcPr>
+          <w:p>
+            <w:pPr>
+              <w:ind w:firstLine="0"/>
+              <w:rPr>
+                <w:lang w:val="en-US"/>
+              </w:rPr>
+            </w:pPr>
+            <w:r>
+              <w:rPr>
+                <w:lang w:val="en-US"/>
+              </w:rPr>
+              <w:t>OF</w:t>
+            </w:r>
+          </w:p>
+        </w:tc>
+        <w:tc>
+          <w:tcPr>
+            <w:tcW w:w="1869" w:type="dxa"/>
+          </w:tcPr>
+          <w:p>
+            <w:pPr>
+              <w:ind w:firstLine="0"/>
+              <w:rPr>
+                <w:lang w:val="en-US"/>
+              </w:rPr>
+            </w:pPr>
+            <w:r>
+              <w:rPr>
+                <w:lang w:val="en-US"/>
+              </w:rPr>
+              <w:t>Exe</w:t>
+            </w:r>
+          </w:p>
+        </w:tc>
+      </w:tr>
+      <w:tr>
+        <w:tc>
+          <w:tcPr>
+            <w:tcW w:w="1129" w:type="dxa"/>
+          </w:tcPr>
+          <w:p>
+            <w:pPr>
+              <w:ind w:firstLine="0"/>
+              <w:rPr>
+                <w:sz w:val="22"/>
+                <w:szCs w:val="22"/>
+                <w:lang w:val="en-US"/>
+              </w:rPr>
+            </w:pPr>
+            <w:r>
+              <w:rPr>
+                <w:sz w:val="22"/>
+                <w:szCs w:val="22"/>
+                <w:lang w:val="en-US"/>
+              </w:rPr>
+              <w:t>8560</w:t>
+            </w:r>
+          </w:p>
+        </w:tc>
+        <w:tc>
+          <w:tcPr>
+            <w:tcW w:w="2609" w:type="dxa"/>
+          </w:tcPr>
+          <w:p>
+            <w:pPr>
+              <w:ind w:firstLine="0"/>
+              <w:rPr>
+                <w:sz w:val="22"/>
+                <w:szCs w:val="22"/>
+                <w:lang w:val="en-US"/>
+              </w:rPr>
+            </w:pPr>
+            <w:r>
+              <w:rPr>
+                <w:sz w:val="22"/>
+                <w:szCs w:val="22"/>
+                <w:lang w:val="en-US"/>
+              </w:rPr>
+              <w:t>IP -&gt; AR, BR</w:t>
+            </w:r>
+          </w:p>
+          <w:p>
+            <w:pPr>
+              <w:ind w:firstLine="0"/>
+              <w:rPr>
+                <w:sz w:val="22"/>
+                <w:szCs w:val="22"/>
+                <w:lang w:val="en-US"/>
+              </w:rPr>
+            </w:pPr>
+            <w:r>
+              <w:rPr>
+                <w:sz w:val="22"/>
+                <w:szCs w:val="22"/>
+                <w:lang w:val="en-US"/>
+              </w:rPr>
+              <w:t>MEM(AR) -&gt; DR</w:t>
+            </w:r>
+            <w:r>
+              <w:rPr>
+                <w:sz w:val="22"/>
+                <w:szCs w:val="22"/>
+                <w:lang w:val="en-US"/>
+              </w:rPr>
+              <w:br/>
+              <w:t>DR -&gt; CR</w:t>
+            </w:r>
+          </w:p>
+          <w:p>
+            <w:pPr>
+              <w:ind w:firstLine="0"/>
+              <w:rPr>
+                <w:sz w:val="22"/>
+                <w:szCs w:val="22"/>
+                <w:lang w:val="en-US"/>
+              </w:rPr>
+            </w:pPr>
+            <w:r>
+              <w:rPr>
+                <w:sz w:val="22"/>
+                <w:szCs w:val="22"/>
+                <w:lang w:val="en-US"/>
+              </w:rPr>
+              <w:t>BR + 1 -&gt; IP</w:t>
+            </w:r>
+          </w:p>
+        </w:tc>
+        <w:tc>
+          <w:tcPr>
+            <w:tcW w:w="1869" w:type="dxa"/>
+          </w:tcPr>
+          <w:p>
+            <w:pPr>
+              <w:ind w:firstLine="0"/>
+              <w:rPr>
+                <w:sz w:val="22"/>
+                <w:szCs w:val="22"/>
+                <w:lang w:val="en-US"/>
+              </w:rPr>
+            </w:pPr>
+            <w:r>
+              <w:rPr>
+                <w:sz w:val="22"/>
+                <w:szCs w:val="22"/>
+                <w:lang w:val="en-US"/>
+              </w:rPr>
+              <w:t>-</w:t>
+            </w:r>
+          </w:p>
+        </w:tc>
+        <w:tc>
+          <w:tcPr>
+            <w:tcW w:w="1869" w:type="dxa"/>
+          </w:tcPr>
+          <w:p>
+            <w:pPr>
+              <w:ind w:firstLine="0"/>
+              <w:rPr>
+                <w:sz w:val="22"/>
+                <w:szCs w:val="22"/>
+                <w:lang w:val="en-US"/>
+              </w:rPr>
+            </w:pPr>
+            <w:r>
+              <w:rPr>
+                <w:sz w:val="22"/>
+                <w:szCs w:val="22"/>
+                <w:lang w:val="en-US"/>
+              </w:rPr>
+              <w:t>DR -&gt; AR</w:t>
+            </w:r>
+            <w:r>
+              <w:rPr>
+                <w:sz w:val="22"/>
+                <w:szCs w:val="22"/>
+                <w:lang w:val="en-US"/>
+              </w:rPr>
+              <w:br/>
+              <w:t>MEM(AR) -&gt; DR</w:t>
+            </w:r>
+          </w:p>
+        </w:tc>
+        <w:tc>
+          <w:tcPr>
+            <w:tcW w:w="1869" w:type="dxa"/>
+          </w:tcPr>
+          <w:p>
+            <w:pPr>
+              <w:ind w:firstLine="0"/>
+              <w:rPr>
+                <w:sz w:val="22"/>
+                <w:szCs w:val="22"/>
+                <w:lang w:val="en-US"/>
+              </w:rPr>
+            </w:pPr>
+            <w:r>
+              <w:rPr>
+                <w:sz w:val="22"/>
+                <w:szCs w:val="22"/>
+                <w:lang w:val="en-US"/>
+              </w:rPr>
+              <w:t>DR + ~0 -&gt; DR</w:t>
+            </w:r>
+            <w:r>
+              <w:rPr>
+                <w:sz w:val="22"/>
+                <w:szCs w:val="22"/>
+                <w:lang w:val="en-US"/>
+              </w:rPr>
+              <w:br/>
+              <w:t>DR + ~0 -&gt; BR</w:t>
+            </w:r>
+            <w:r>
+              <w:rPr>
+                <w:sz w:val="22"/>
+                <w:szCs w:val="22"/>
+                <w:lang w:val="en-US"/>
+              </w:rPr>
+              <w:br/>
+              <w:t>DR -&gt; MEM(AR)</w:t>
+            </w:r>
+            <w:r>
+              <w:rPr>
+                <w:sz w:val="22"/>
+                <w:szCs w:val="22"/>
+                <w:lang w:val="en-US"/>
+              </w:rPr>
+              <w:br/>
+              <w:t>IF BR(15) = 1</w:t>
+            </w:r>
+            <w:r>
+              <w:rPr>
+                <w:sz w:val="22"/>
+                <w:szCs w:val="22"/>
+                <w:lang w:val="en-US"/>
+              </w:rPr>
+              <w:br/>
+              <w:t>IP + 1 -&gt; IP</w:t>
+            </w:r>
+          </w:p>
+        </w:tc>
+      </w:tr>
+      <w:tr>
+        <w:tc>
+          <w:tcPr>
+            <w:tcW w:w="1129" w:type="dxa"/>
+          </w:tcPr>
+          <w:p>
+            <w:pPr>
+              <w:ind w:firstLine="0"/>
+              <w:rPr>
+                <w:sz w:val="22"/>
+                <w:szCs w:val="22"/>
+                <w:lang w:val="en-US"/>
+              </w:rPr>
+            </w:pPr>
+            <w:r>
+              <w:rPr>
+                <w:sz w:val="22"/>
+                <w:szCs w:val="22"/>
+                <w:lang w:val="en-US"/>
+              </w:rPr>
+              <w:t>CEXX</w:t>
+            </w:r>
+          </w:p>
+        </w:tc>
+        <w:tc>
+          <w:tcPr>
+            <w:tcW w:w="2609" w:type="dxa"/>
+          </w:tcPr>
+          <w:p>
+            <w:pPr>
+              <w:ind w:firstLine="0"/>
+              <w:rPr>
+                <w:sz w:val="22"/>
+                <w:szCs w:val="22"/>
+                <w:lang w:val="en-US"/>
+              </w:rPr>
+            </w:pPr>
+            <w:r>
+              <w:rPr>
+                <w:sz w:val="22"/>
+                <w:szCs w:val="22"/>
+                <w:lang w:val="en-US"/>
+              </w:rPr>
+              <w:t>IP -&gt; AR, BR</w:t>
+            </w:r>
+            <w:r>
+              <w:rPr>
+                <w:sz w:val="22"/>
+                <w:szCs w:val="22"/>
+                <w:lang w:val="en-US"/>
+              </w:rPr>
+              <w:br/>
+              <w:t>MEM(AR) -&gt; DR</w:t>
+            </w:r>
+            <w:r>
+              <w:rPr>
+                <w:sz w:val="22"/>
+                <w:szCs w:val="22"/>
+                <w:lang w:val="en-US"/>
+              </w:rPr>
+              <w:br/>
+              <w:t>DR -&gt; CR</w:t>
+            </w:r>
+            <w:r>
+              <w:rPr>
+                <w:sz w:val="22"/>
+                <w:szCs w:val="22"/>
+                <w:lang w:val="en-US"/>
+              </w:rPr>
+              <w:br/>
+              <w:t>BR + 1 -&gt; IP</w:t>
+            </w:r>
+          </w:p>
+        </w:tc>
+        <w:tc>
+          <w:tcPr>
+            <w:tcW w:w="1869" w:type="dxa"/>
+          </w:tcPr>
+          <w:p>
+            <w:pPr>
+              <w:ind w:firstLine="0"/>
+              <w:rPr>
+                <w:sz w:val="22"/>
+                <w:szCs w:val="22"/>
+                <w:lang w:val="en-US"/>
+              </w:rPr>
+            </w:pPr>
+            <w:r>
+              <w:rPr>
+                <w:sz w:val="22"/>
+                <w:szCs w:val="22"/>
+                <w:lang w:val="en-US"/>
+              </w:rPr>
+              <w:t>SXT CR(0…7) -&gt; BR</w:t>
+            </w:r>
+            <w:r>
+              <w:rPr>
+                <w:sz w:val="22"/>
+                <w:szCs w:val="22"/>
+                <w:lang w:val="en-US"/>
+              </w:rPr>
+              <w:br/>
+              <w:t>BR + IP -&gt; DR</w:t>
+            </w:r>
+          </w:p>
+        </w:tc>
+        <w:tc>
+          <w:tcPr>
+            <w:tcW w:w="1869" w:type="dxa"/>
+          </w:tcPr>
+          <w:p>
+            <w:pPr>
+              <w:ind w:firstLine="0"/>
+              <w:rPr>
+                <w:sz w:val="22"/>
+                <w:szCs w:val="22"/>
+                <w:lang w:val="en-US"/>
+              </w:rPr>
+            </w:pPr>
+          </w:p>
+        </w:tc>
+        <w:tc>
+          <w:tcPr>
+            <w:tcW w:w="1869" w:type="dxa"/>
+          </w:tcPr>
+          <w:p>
+            <w:pPr>
+              <w:ind w:firstLine="0"/>
+              <w:rPr>
+                <w:sz w:val="22"/>
+                <w:szCs w:val="22"/>
+                <w:lang w:val="en-US"/>
+              </w:rPr>
+            </w:pPr>
+            <w:r>
+              <w:rPr>
+                <w:sz w:val="22"/>
+                <w:szCs w:val="22"/>
+                <w:lang w:val="en-US"/>
+              </w:rPr>
+              <w:t>DR + IP -&gt; IP</w:t>
+            </w:r>
+          </w:p>
+        </w:tc>
+      </w:tr>
+    </w:tbl>
+    <w:p>
+      <w:pPr>
+        <w:ind w:firstLine="0"/>
+        <w:rPr>
+          <w:lang w:val="en-US"/>
+        </w:rPr>
+      </w:pPr>
     </w:p>
     <w:p>
       <w:pPr>
         <w:ind w:firstLine="0"/>
-      </w:pPr>
+        <w:rPr>
+          <w:lang w:val="en-US"/>
+        </w:rPr>
+      </w:pPr>
+    </w:p>
+    <w:p>
+      <w:pPr>
+        <w:ind w:firstLine="0"/>
+        <w:rPr>
+          <w:lang w:val="en-US"/>
+        </w:rPr>
+      </w:pPr>
+    </w:p>
+    <w:p>
+      <w:pPr>
+        <w:ind w:firstLine="0"/>
+        <w:rPr>
+          <w:lang w:val="en-US"/>
+        </w:rPr>
+      </w:pPr>
+      <w:r>
+        <w:rPr>
+          <w:lang w:val="en-US"/>
+        </w:rPr>
+        <w:t>F[0-7]XX</w:t>
+      </w:r>
+    </w:p>
+    <w:p>
+      <w:pPr>
+        <w:ind w:firstLine="0"/>
+        <w:rPr>
+          <w:lang w:val="en-US"/>
+        </w:rPr>
+      </w:pPr>
+      <w:r>
+        <w:rPr>
+          <w:lang w:val="en-US"/>
+        </w:rPr>
+        <w:t>(2-E)(9)XX</w:t>
+      </w:r>
+    </w:p>
+    <w:p>
+      <w:pPr>
+        <w:ind w:firstLine="0"/>
+        <w:rPr>
+          <w:lang w:val="en-US"/>
+        </w:rPr>
+      </w:pPr>
+      <w:r>
+        <w:rPr>
+          <w:lang w:val="en-US"/>
+        </w:rPr>
+        <w:t>1    0  0 1</w:t>
+      </w:r>
+    </w:p>
+    <w:p>
+      <w:pPr>
+        <w:ind w:firstLine="0"/>
+        <w:rPr>
+          <w:lang w:val="en-US"/>
+        </w:rPr>
+      </w:pPr>
+      <w:r>
+        <w:rPr>
+          <w:lang w:val="en-US"/>
+        </w:rPr>
+        <w:t>11 10 9 8</w:t>
+      </w:r>
     </w:p>
     <w:sectPr>
       <w:footerReference w:type="default" r:id="rId10"/>
@@ -12379,7 +12906,7 @@
 </file>
 
 <file path=word/endnotes.xml><?xml version="1.0" encoding="utf-8"?>
-<w:endnotes xmlns:wpc="http://schemas.microsoft.com/office/word/2010/wordprocessingCanvas" xmlns:cx="http://schemas.microsoft.com/office/drawing/2014/chartex" xmlns:mc="http://schemas.openxmlformats.org/markup-compatibility/2006" xmlns:o="urn:schemas-microsoft-com:office:office" xmlns:r="http://schemas.openxmlformats.org/officeDocument/2006/relationships" xmlns:m="http://schemas.openxmlformats.org/officeDocument/2006/math" xmlns:v="urn:schemas-microsoft-com:vml" xmlns:wp14="http://schemas.microsoft.com/office/word/2010/wordprocessingDrawing" xmlns:wp="http://schemas.openxmlformats.org/drawingml/2006/wordprocessingDrawing" xmlns:w10="urn:schemas-microsoft-com:office:word" xmlns:w="http://schemas.openxmlformats.org/wordprocessingml/2006/main" xmlns:w14="http://schemas.microsoft.com/office/word/2010/wordml" xmlns:w15="http://schemas.microsoft.com/office/word/2012/wordml" xmlns:w16se="http://schemas.microsoft.com/office/word/2015/wordml/symex" xmlns:wpg="http://schemas.microsoft.com/office/word/2010/wordprocessingGroup" xmlns:wpi="http://schemas.microsoft.com/office/word/2010/wordprocessingInk" xmlns:wne="http://schemas.microsoft.com/office/word/2006/wordml" xmlns:wps="http://schemas.microsoft.com/office/word/2010/wordprocessingShape" mc:Ignorable="w14 w15 w16se wp14">
+<w:endnotes xmlns:wpc="http://schemas.microsoft.com/office/word/2010/wordprocessingCanvas" xmlns:cx="http://schemas.microsoft.com/office/drawing/2014/chartex" xmlns:cx1="http://schemas.microsoft.com/office/drawing/2015/9/8/chartex" xmlns:cx2="http://schemas.microsoft.com/office/drawing/2015/10/21/chartex" xmlns:cx3="http://schemas.microsoft.com/office/drawing/2016/5/9/chartex" xmlns:cx4="http://schemas.microsoft.com/office/drawing/2016/5/10/chartex" xmlns:cx5="http://schemas.microsoft.com/office/drawing/2016/5/11/chartex" xmlns:cx6="http://schemas.microsoft.com/office/drawing/2016/5/12/chartex" xmlns:cx7="http://schemas.microsoft.com/office/drawing/2016/5/13/chartex" xmlns:cx8="http://schemas.microsoft.com/office/drawing/2016/5/14/chartex" xmlns:mc="http://schemas.openxmlformats.org/markup-compatibility/2006" xmlns:aink="http://schemas.microsoft.com/office/drawing/2016/ink" xmlns:am3d="http://schemas.microsoft.com/office/drawing/2017/model3d" xmlns:o="urn:schemas-microsoft-com:office:office" xmlns:oel="http://schemas.microsoft.com/office/2019/extlst" xmlns:r="http://schemas.openxmlformats.org/officeDocument/2006/relationships" xmlns:m="http://schemas.openxmlformats.org/officeDocument/2006/math" xmlns:v="urn:schemas-microsoft-com:vml" xmlns:wp14="http://schemas.microsoft.com/office/word/2010/wordprocessingDrawing" xmlns:wp="http://schemas.openxmlformats.org/drawingml/2006/wordprocessingDrawing" xmlns:w10="urn:schemas-microsoft-com:office:word" xmlns:w="http://schemas.openxmlformats.org/wordprocessingml/2006/main" xmlns:w14="http://schemas.microsoft.com/office/word/2010/wordml" xmlns:w15="http://schemas.microsoft.com/office/word/2012/wordml" xmlns:w16cex="http://schemas.microsoft.com/office/word/2018/wordml/cex" xmlns:w16cid="http://schemas.microsoft.com/office/word/2016/wordml/cid" xmlns:w16="http://schemas.microsoft.com/office/word/2018/wordml" xmlns:w16du="http://schemas.microsoft.com/office/word/2023/wordml/word16du" xmlns:w16sdtdh="http://schemas.microsoft.com/office/word/2020/wordml/sdtdatahash" xmlns:w16sdtfl="http://schemas.microsoft.com/office/word/2024/wordml/sdtformatlock" xmlns:w16se="http://schemas.microsoft.com/office/word/2015/wordml/symex" xmlns:wpg="http://schemas.microsoft.com/office/word/2010/wordprocessingGroup" xmlns:wpi="http://schemas.microsoft.com/office/word/2010/wordprocessingInk" xmlns:wne="http://schemas.microsoft.com/office/word/2006/wordml" xmlns:wps="http://schemas.microsoft.com/office/word/2010/wordprocessingShape" mc:Ignorable="w14 w15 w16se w16cid w16 w16cex w16sdtdh w16sdtfl w16du wp14">
   <w:endnote w:type="separator" w:id="-1">
     <w:p>
       <w:pPr>
@@ -12404,7 +12931,7 @@
 </file>
 
 <file path=word/footer1.xml><?xml version="1.0" encoding="utf-8"?>
-<w:ftr xmlns:wpc="http://schemas.microsoft.com/office/word/2010/wordprocessingCanvas" xmlns:cx="http://schemas.microsoft.com/office/drawing/2014/chartex" xmlns:mc="http://schemas.openxmlformats.org/markup-compatibility/2006" xmlns:o="urn:schemas-microsoft-com:office:office" xmlns:r="http://schemas.openxmlformats.org/officeDocument/2006/relationships" xmlns:m="http://schemas.openxmlformats.org/officeDocument/2006/math" xmlns:v="urn:schemas-microsoft-com:vml" xmlns:wp14="http://schemas.microsoft.com/office/word/2010/wordprocessingDrawing" xmlns:wp="http://schemas.openxmlformats.org/drawingml/2006/wordprocessingDrawing" xmlns:w10="urn:schemas-microsoft-com:office:word" xmlns:w="http://schemas.openxmlformats.org/wordprocessingml/2006/main" xmlns:w14="http://schemas.microsoft.com/office/word/2010/wordml" xmlns:w15="http://schemas.microsoft.com/office/word/2012/wordml" xmlns:w16se="http://schemas.microsoft.com/office/word/2015/wordml/symex" xmlns:wpg="http://schemas.microsoft.com/office/word/2010/wordprocessingGroup" xmlns:wpi="http://schemas.microsoft.com/office/word/2010/wordprocessingInk" xmlns:wne="http://schemas.microsoft.com/office/word/2006/wordml" xmlns:wps="http://schemas.microsoft.com/office/word/2010/wordprocessingShape" mc:Ignorable="w14 w15 w16se wp14">
+<w:ftr xmlns:wpc="http://schemas.microsoft.com/office/word/2010/wordprocessingCanvas" xmlns:cx="http://schemas.microsoft.com/office/drawing/2014/chartex" xmlns:cx1="http://schemas.microsoft.com/office/drawing/2015/9/8/chartex" xmlns:cx2="http://schemas.microsoft.com/office/drawing/2015/10/21/chartex" xmlns:cx3="http://schemas.microsoft.com/office/drawing/2016/5/9/chartex" xmlns:cx4="http://schemas.microsoft.com/office/drawing/2016/5/10/chartex" xmlns:cx5="http://schemas.microsoft.com/office/drawing/2016/5/11/chartex" xmlns:cx6="http://schemas.microsoft.com/office/drawing/2016/5/12/chartex" xmlns:cx7="http://schemas.microsoft.com/office/drawing/2016/5/13/chartex" xmlns:cx8="http://schemas.microsoft.com/office/drawing/2016/5/14/chartex" xmlns:mc="http://schemas.openxmlformats.org/markup-compatibility/2006" xmlns:aink="http://schemas.microsoft.com/office/drawing/2016/ink" xmlns:am3d="http://schemas.microsoft.com/office/drawing/2017/model3d" xmlns:o="urn:schemas-microsoft-com:office:office" xmlns:oel="http://schemas.microsoft.com/office/2019/extlst" xmlns:r="http://schemas.openxmlformats.org/officeDocument/2006/relationships" xmlns:m="http://schemas.openxmlformats.org/officeDocument/2006/math" xmlns:v="urn:schemas-microsoft-com:vml" xmlns:wp14="http://schemas.microsoft.com/office/word/2010/wordprocessingDrawing" xmlns:wp="http://schemas.openxmlformats.org/drawingml/2006/wordprocessingDrawing" xmlns:w10="urn:schemas-microsoft-com:office:word" xmlns:w="http://schemas.openxmlformats.org/wordprocessingml/2006/main" xmlns:w14="http://schemas.microsoft.com/office/word/2010/wordml" xmlns:w15="http://schemas.microsoft.com/office/word/2012/wordml" xmlns:w16cex="http://schemas.microsoft.com/office/word/2018/wordml/cex" xmlns:w16cid="http://schemas.microsoft.com/office/word/2016/wordml/cid" xmlns:w16="http://schemas.microsoft.com/office/word/2018/wordml" xmlns:w16du="http://schemas.microsoft.com/office/word/2023/wordml/word16du" xmlns:w16sdtdh="http://schemas.microsoft.com/office/word/2020/wordml/sdtdatahash" xmlns:w16sdtfl="http://schemas.microsoft.com/office/word/2024/wordml/sdtformatlock" xmlns:w16se="http://schemas.microsoft.com/office/word/2015/wordml/symex" xmlns:wpg="http://schemas.microsoft.com/office/word/2010/wordprocessingGroup" xmlns:wpi="http://schemas.microsoft.com/office/word/2010/wordprocessingInk" xmlns:wne="http://schemas.microsoft.com/office/word/2006/wordml" xmlns:wps="http://schemas.microsoft.com/office/word/2010/wordprocessingShape" mc:Ignorable="w14 w15 w16se w16cid w16 w16cex w16sdtdh w16sdtfl w16du wp14">
   <w:sdt>
     <w:sdtPr>
       <w:id w:val="-160630625"/>
@@ -12413,7 +12940,6 @@
         <w:docPartUnique/>
       </w:docPartObj>
     </w:sdtPr>
-    <w:sdtEndPr/>
     <w:sdtContent>
       <w:p>
         <w:pPr>
@@ -12450,7 +12976,7 @@
 </file>
 
 <file path=word/footnotes.xml><?xml version="1.0" encoding="utf-8"?>
-<w:footnotes xmlns:wpc="http://schemas.microsoft.com/office/word/2010/wordprocessingCanvas" xmlns:cx="http://schemas.microsoft.com/office/drawing/2014/chartex" xmlns:mc="http://schemas.openxmlformats.org/markup-compatibility/2006" xmlns:o="urn:schemas-microsoft-com:office:office" xmlns:r="http://schemas.openxmlformats.org/officeDocument/2006/relationships" xmlns:m="http://schemas.openxmlformats.org/officeDocument/2006/math" xmlns:v="urn:schemas-microsoft-com:vml" xmlns:wp14="http://schemas.microsoft.com/office/word/2010/wordprocessingDrawing" xmlns:wp="http://schemas.openxmlformats.org/drawingml/2006/wordprocessingDrawing" xmlns:w10="urn:schemas-microsoft-com:office:word" xmlns:w="http://schemas.openxmlformats.org/wordprocessingml/2006/main" xmlns:w14="http://schemas.microsoft.com/office/word/2010/wordml" xmlns:w15="http://schemas.microsoft.com/office/word/2012/wordml" xmlns:w16se="http://schemas.microsoft.com/office/word/2015/wordml/symex" xmlns:wpg="http://schemas.microsoft.com/office/word/2010/wordprocessingGroup" xmlns:wpi="http://schemas.microsoft.com/office/word/2010/wordprocessingInk" xmlns:wne="http://schemas.microsoft.com/office/word/2006/wordml" xmlns:wps="http://schemas.microsoft.com/office/word/2010/wordprocessingShape" mc:Ignorable="w14 w15 w16se wp14">
+<w:footnotes xmlns:wpc="http://schemas.microsoft.com/office/word/2010/wordprocessingCanvas" xmlns:cx="http://schemas.microsoft.com/office/drawing/2014/chartex" xmlns:cx1="http://schemas.microsoft.com/office/drawing/2015/9/8/chartex" xmlns:cx2="http://schemas.microsoft.com/office/drawing/2015/10/21/chartex" xmlns:cx3="http://schemas.microsoft.com/office/drawing/2016/5/9/chartex" xmlns:cx4="http://schemas.microsoft.com/office/drawing/2016/5/10/chartex" xmlns:cx5="http://schemas.microsoft.com/office/drawing/2016/5/11/chartex" xmlns:cx6="http://schemas.microsoft.com/office/drawing/2016/5/12/chartex" xmlns:cx7="http://schemas.microsoft.com/office/drawing/2016/5/13/chartex" xmlns:cx8="http://schemas.microsoft.com/office/drawing/2016/5/14/chartex" xmlns:mc="http://schemas.openxmlformats.org/markup-compatibility/2006" xmlns:aink="http://schemas.microsoft.com/office/drawing/2016/ink" xmlns:am3d="http://schemas.microsoft.com/office/drawing/2017/model3d" xmlns:o="urn:schemas-microsoft-com:office:office" xmlns:oel="http://schemas.microsoft.com/office/2019/extlst" xmlns:r="http://schemas.openxmlformats.org/officeDocument/2006/relationships" xmlns:m="http://schemas.openxmlformats.org/officeDocument/2006/math" xmlns:v="urn:schemas-microsoft-com:vml" xmlns:wp14="http://schemas.microsoft.com/office/word/2010/wordprocessingDrawing" xmlns:wp="http://schemas.openxmlformats.org/drawingml/2006/wordprocessingDrawing" xmlns:w10="urn:schemas-microsoft-com:office:word" xmlns:w="http://schemas.openxmlformats.org/wordprocessingml/2006/main" xmlns:w14="http://schemas.microsoft.com/office/word/2010/wordml" xmlns:w15="http://schemas.microsoft.com/office/word/2012/wordml" xmlns:w16cex="http://schemas.microsoft.com/office/word/2018/wordml/cex" xmlns:w16cid="http://schemas.microsoft.com/office/word/2016/wordml/cid" xmlns:w16="http://schemas.microsoft.com/office/word/2018/wordml" xmlns:w16du="http://schemas.microsoft.com/office/word/2023/wordml/word16du" xmlns:w16sdtdh="http://schemas.microsoft.com/office/word/2020/wordml/sdtdatahash" xmlns:w16sdtfl="http://schemas.microsoft.com/office/word/2024/wordml/sdtformatlock" xmlns:w16se="http://schemas.microsoft.com/office/word/2015/wordml/symex" xmlns:wpg="http://schemas.microsoft.com/office/word/2010/wordprocessingGroup" xmlns:wpi="http://schemas.microsoft.com/office/word/2010/wordprocessingInk" xmlns:wne="http://schemas.microsoft.com/office/word/2006/wordml" xmlns:wps="http://schemas.microsoft.com/office/word/2010/wordprocessingShape" mc:Ignorable="w14 w15 w16se w16cid w16 w16cex w16sdtdh w16sdtfl w16du wp14">
   <w:footnote w:type="separator" w:id="-1">
     <w:p>
       <w:pPr>
@@ -12475,7 +13001,7 @@
 </file>
 
 <file path=word/numbering.xml><?xml version="1.0" encoding="utf-8"?>
-<w:numbering xmlns:wpc="http://schemas.microsoft.com/office/word/2010/wordprocessingCanvas" xmlns:cx="http://schemas.microsoft.com/office/drawing/2014/chartex" xmlns:mc="http://schemas.openxmlformats.org/markup-compatibility/2006" xmlns:o="urn:schemas-microsoft-com:office:office" xmlns:r="http://schemas.openxmlformats.org/officeDocument/2006/relationships" xmlns:m="http://schemas.openxmlformats.org/officeDocument/2006/math" xmlns:v="urn:schemas-microsoft-com:vml" xmlns:wp14="http://schemas.microsoft.com/office/word/2010/wordprocessingDrawing" xmlns:wp="http://schemas.openxmlformats.org/drawingml/2006/wordprocessingDrawing" xmlns:w10="urn:schemas-microsoft-com:office:word" xmlns:w="http://schemas.openxmlformats.org/wordprocessingml/2006/main" xmlns:w14="http://schemas.microsoft.com/office/word/2010/wordml" xmlns:w15="http://schemas.microsoft.com/office/word/2012/wordml" xmlns:w16se="http://schemas.microsoft.com/office/word/2015/wordml/symex" xmlns:wpg="http://schemas.microsoft.com/office/word/2010/wordprocessingGroup" xmlns:wpi="http://schemas.microsoft.com/office/word/2010/wordprocessingInk" xmlns:wne="http://schemas.microsoft.com/office/word/2006/wordml" xmlns:wps="http://schemas.microsoft.com/office/word/2010/wordprocessingShape" mc:Ignorable="w14 w15 w16se wp14">
+<w:numbering xmlns:wpc="http://schemas.microsoft.com/office/word/2010/wordprocessingCanvas" xmlns:cx="http://schemas.microsoft.com/office/drawing/2014/chartex" xmlns:cx1="http://schemas.microsoft.com/office/drawing/2015/9/8/chartex" xmlns:cx2="http://schemas.microsoft.com/office/drawing/2015/10/21/chartex" xmlns:cx3="http://schemas.microsoft.com/office/drawing/2016/5/9/chartex" xmlns:cx4="http://schemas.microsoft.com/office/drawing/2016/5/10/chartex" xmlns:cx5="http://schemas.microsoft.com/office/drawing/2016/5/11/chartex" xmlns:cx6="http://schemas.microsoft.com/office/drawing/2016/5/12/chartex" xmlns:cx7="http://schemas.microsoft.com/office/drawing/2016/5/13/chartex" xmlns:cx8="http://schemas.microsoft.com/office/drawing/2016/5/14/chartex" xmlns:mc="http://schemas.openxmlformats.org/markup-compatibility/2006" xmlns:aink="http://schemas.microsoft.com/office/drawing/2016/ink" xmlns:am3d="http://schemas.microsoft.com/office/drawing/2017/model3d" xmlns:o="urn:schemas-microsoft-com:office:office" xmlns:oel="http://schemas.microsoft.com/office/2019/extlst" xmlns:r="http://schemas.openxmlformats.org/officeDocument/2006/relationships" xmlns:m="http://schemas.openxmlformats.org/officeDocument/2006/math" xmlns:v="urn:schemas-microsoft-com:vml" xmlns:wp14="http://schemas.microsoft.com/office/word/2010/wordprocessingDrawing" xmlns:wp="http://schemas.openxmlformats.org/drawingml/2006/wordprocessingDrawing" xmlns:w10="urn:schemas-microsoft-com:office:word" xmlns:w="http://schemas.openxmlformats.org/wordprocessingml/2006/main" xmlns:w14="http://schemas.microsoft.com/office/word/2010/wordml" xmlns:w15="http://schemas.microsoft.com/office/word/2012/wordml" xmlns:w16cex="http://schemas.microsoft.com/office/word/2018/wordml/cex" xmlns:w16cid="http://schemas.microsoft.com/office/word/2016/wordml/cid" xmlns:w16="http://schemas.microsoft.com/office/word/2018/wordml" xmlns:w16du="http://schemas.microsoft.com/office/word/2023/wordml/word16du" xmlns:w16sdtdh="http://schemas.microsoft.com/office/word/2020/wordml/sdtdatahash" xmlns:w16sdtfl="http://schemas.microsoft.com/office/word/2024/wordml/sdtformatlock" xmlns:w16se="http://schemas.microsoft.com/office/word/2015/wordml/symex" xmlns:wpg="http://schemas.microsoft.com/office/word/2010/wordprocessingGroup" xmlns:wpi="http://schemas.microsoft.com/office/word/2010/wordprocessingInk" xmlns:wne="http://schemas.microsoft.com/office/word/2006/wordml" xmlns:wps="http://schemas.microsoft.com/office/word/2010/wordprocessingShape" mc:Ignorable="w14 w15 w16se w16cid w16 w16cex w16sdtdh w16sdtfl w16du wp14">
   <w:abstractNum w:abstractNumId="0" w15:restartNumberingAfterBreak="0">
     <w:nsid w:val="078D607D"/>
     <w:multiLevelType w:val="hybridMultilevel"/>
@@ -13366,41 +13892,41 @@
       </w:pPr>
     </w:lvl>
   </w:abstractNum>
-  <w:num w:numId="1">
+  <w:num w:numId="1" w16cid:durableId="1852452372">
     <w:abstractNumId w:val="9"/>
   </w:num>
-  <w:num w:numId="2">
+  <w:num w:numId="2" w16cid:durableId="1973513287">
     <w:abstractNumId w:val="4"/>
   </w:num>
-  <w:num w:numId="3">
+  <w:num w:numId="3" w16cid:durableId="1728605698">
     <w:abstractNumId w:val="3"/>
   </w:num>
-  <w:num w:numId="4">
+  <w:num w:numId="4" w16cid:durableId="490684003">
     <w:abstractNumId w:val="7"/>
   </w:num>
-  <w:num w:numId="5">
+  <w:num w:numId="5" w16cid:durableId="1515071765">
     <w:abstractNumId w:val="8"/>
   </w:num>
-  <w:num w:numId="6">
+  <w:num w:numId="6" w16cid:durableId="1224563007">
     <w:abstractNumId w:val="1"/>
   </w:num>
-  <w:num w:numId="7">
+  <w:num w:numId="7" w16cid:durableId="1196846837">
     <w:abstractNumId w:val="0"/>
   </w:num>
-  <w:num w:numId="8">
+  <w:num w:numId="8" w16cid:durableId="432166188">
     <w:abstractNumId w:val="2"/>
   </w:num>
-  <w:num w:numId="9">
+  <w:num w:numId="9" w16cid:durableId="839659802">
     <w:abstractNumId w:val="5"/>
   </w:num>
-  <w:num w:numId="10">
+  <w:num w:numId="10" w16cid:durableId="1050883850">
     <w:abstractNumId w:val="6"/>
   </w:num>
 </w:numbering>
 </file>
 
 <file path=word/styles.xml><?xml version="1.0" encoding="utf-8"?>
-<w:styles xmlns:mc="http://schemas.openxmlformats.org/markup-compatibility/2006" xmlns:r="http://schemas.openxmlformats.org/officeDocument/2006/relationships" xmlns:w="http://schemas.openxmlformats.org/wordprocessingml/2006/main" xmlns:w14="http://schemas.microsoft.com/office/word/2010/wordml" xmlns:w15="http://schemas.microsoft.com/office/word/2012/wordml" xmlns:w16se="http://schemas.microsoft.com/office/word/2015/wordml/symex" mc:Ignorable="w14 w15 w16se">
+<w:styles xmlns:mc="http://schemas.openxmlformats.org/markup-compatibility/2006" xmlns:r="http://schemas.openxmlformats.org/officeDocument/2006/relationships" xmlns:w="http://schemas.openxmlformats.org/wordprocessingml/2006/main" xmlns:w14="http://schemas.microsoft.com/office/word/2010/wordml" xmlns:w15="http://schemas.microsoft.com/office/word/2012/wordml" xmlns:w16cex="http://schemas.microsoft.com/office/word/2018/wordml/cex" xmlns:w16cid="http://schemas.microsoft.com/office/word/2016/wordml/cid" xmlns:w16="http://schemas.microsoft.com/office/word/2018/wordml" xmlns:w16du="http://schemas.microsoft.com/office/word/2023/wordml/word16du" xmlns:w16sdtdh="http://schemas.microsoft.com/office/word/2020/wordml/sdtdatahash" xmlns:w16sdtfl="http://schemas.microsoft.com/office/word/2024/wordml/sdtformatlock" xmlns:w16se="http://schemas.microsoft.com/office/word/2015/wordml/symex" mc:Ignorable="w14 w15 w16se w16cid w16 w16cex w16sdtdh w16sdtfl w16du">
   <w:docDefaults>
     <w:rPrDefault>
       <w:rPr>
@@ -13418,7 +13944,7 @@
       </w:pPr>
     </w:pPrDefault>
   </w:docDefaults>
-  <w:latentStyles w:defLockedState="0" w:defUIPriority="99" w:defSemiHidden="0" w:defUnhideWhenUsed="0" w:defQFormat="0" w:count="371">
+  <w:latentStyles w:defLockedState="0" w:defUIPriority="99" w:defSemiHidden="0" w:defUnhideWhenUsed="0" w:defQFormat="0" w:count="376">
     <w:lsdException w:name="Normal" w:uiPriority="0" w:qFormat="1"/>
     <w:lsdException w:name="heading 1" w:uiPriority="9" w:qFormat="1"/>
     <w:lsdException w:name="heading 2" w:semiHidden="1" w:uiPriority="9" w:unhideWhenUsed="1" w:qFormat="1"/>
@@ -13790,6 +14316,11 @@
     <w:lsdException w:name="List Table 5 Dark Accent 6" w:uiPriority="50"/>
     <w:lsdException w:name="List Table 6 Colorful Accent 6" w:uiPriority="51"/>
     <w:lsdException w:name="List Table 7 Colorful Accent 6" w:uiPriority="52"/>
+    <w:lsdException w:name="Mention" w:semiHidden="1" w:unhideWhenUsed="1"/>
+    <w:lsdException w:name="Smart Hyperlink" w:semiHidden="1" w:unhideWhenUsed="1"/>
+    <w:lsdException w:name="Hashtag" w:semiHidden="1" w:unhideWhenUsed="1"/>
+    <w:lsdException w:name="Unresolved Mention" w:semiHidden="1" w:unhideWhenUsed="1"/>
+    <w:lsdException w:name="Smart Link" w:semiHidden="1" w:unhideWhenUsed="1"/>
   </w:latentStyles>
   <w:style w:type="paragraph" w:default="1" w:styleId="a">
     <w:name w:val="Normal"/>
